--- a/output/manuscript.docx
+++ b/output/manuscript.docx
@@ -2,7 +2,7 @@
 <file path=word/document.xml><?xml version="1.0" encoding="utf-8"?>
 <w:document xmlns:w="http://schemas.openxmlformats.org/wordprocessingml/2006/main" xmlns:m="http://schemas.openxmlformats.org/officeDocument/2006/math" xmlns:r="http://schemas.openxmlformats.org/officeDocument/2006/relationships" xmlns:o="urn:schemas-microsoft-com:office:office" xmlns:v="urn:schemas-microsoft-com:vml" xmlns:w10="urn:schemas-microsoft-com:office:word" xmlns:a="http://schemas.openxmlformats.org/drawingml/2006/main" xmlns:pic="http://schemas.openxmlformats.org/drawingml/2006/picture" xmlns:wp="http://schemas.openxmlformats.org/drawingml/2006/wordprocessingDrawing">
   <w:body>
-    <w:bookmarkStart w:id="34" w:name="X37911c70c823373a9f95609993ef55f8a7f53a9"/>
+    <w:bookmarkStart w:id="31" w:name="X37911c70c823373a9f95609993ef55f8a7f53a9"/>
     <w:p>
       <w:pPr>
         <w:pStyle w:val="Heading1"/>
@@ -17,6 +17,72 @@
       </w:pPr>
       <w:r>
         <w:t xml:space="preserve">Tyler Muffly, MD</w:t>
+      </w:r>
+    </w:p>
+    <w:p>
+      <w:pPr>
+        <w:pStyle w:val="BlockText"/>
+      </w:pPr>
+      <w:r>
+        <w:rPr>
+          <w:b/>
+          <w:bCs/>
+        </w:rPr>
+        <w:t xml:space="preserve">Revision note (analysis update).</w:t>
+      </w:r>
+      <w:r>
+        <w:t xml:space="preserve"> </w:t>
+      </w:r>
+      <w:r>
+        <w:t xml:space="preserve">This version reflects the revised analysis:</w:t>
+      </w:r>
+      <w:r>
+        <w:t xml:space="preserve"> </w:t>
+      </w:r>
+      <w:r>
+        <w:t xml:space="preserve">(1) URPS combines both training pathways — ABOG (OB/GYN) urogynecologists and</w:t>
+      </w:r>
+      <w:r>
+        <w:t xml:space="preserve"> </w:t>
+      </w:r>
+      <w:r>
+        <w:t xml:space="preserve">ABU (urology) urogynecologists cross-referenced from the American Board of</w:t>
+      </w:r>
+      <w:r>
+        <w:t xml:space="preserve"> </w:t>
+      </w:r>
+      <w:r>
+        <w:t xml:space="preserve">Urology roster; (2) calendar year 2017 is excluded as a truncated PUF release;</w:t>
+      </w:r>
+      <w:r>
+        <w:t xml:space="preserve"> </w:t>
+      </w:r>
+      <w:r>
+        <w:t xml:space="preserve">(3) concentration is reported with both the Gini coefficient and the</w:t>
+      </w:r>
+      <w:r>
+        <w:t xml:space="preserve"> </w:t>
+      </w:r>
+      <w:r>
+        <w:t xml:space="preserve">Herfindahl–Hirschman Index (HHI) at the surgeon level; (4) volume differences</w:t>
+      </w:r>
+      <w:r>
+        <w:t xml:space="preserve"> </w:t>
+      </w:r>
+      <w:r>
+        <w:t xml:space="preserve">are tested with a repeated-measures model accounting for physicians who recur</w:t>
+      </w:r>
+      <w:r>
+        <w:t xml:space="preserve"> </w:t>
+      </w:r>
+      <w:r>
+        <w:t xml:space="preserve">across years; and (5) the specialty-classification choice is examined in a</w:t>
+      </w:r>
+      <w:r>
+        <w:t xml:space="preserve"> </w:t>
+      </w:r>
+      <w:r>
+        <w:t xml:space="preserve">sensitivity analysis. Numbers therefore differ from the original submission.</w:t>
       </w:r>
     </w:p>
     <w:bookmarkStart w:id="9" w:name="abstract"/>
@@ -61,7 +127,7 @@
         <w:t xml:space="preserve"> </w:t>
       </w:r>
       <w:r>
-        <w:t xml:space="preserve">We analyzed the CMS Medicare Physician and Other Practitioners Public Use File (2013–2023). Providers billing CPT 57288 were classified as Urogynecology and Reconstructive Pelvic Surgery (URPS), Minimally Invasive Gynecologic Surgery (MIGS), General OB/GYN, or urology using CMS provider type cross-referenced with the ABOG subspecialty registry. Procedural concentration was quantified using Gini coefficients and the share performed by the top 20% of providers. Volume differences were assessed by Kruskal-Wallis and pairwise Wilcoxon tests (Bonferroni-corrected). Gynecologic market-share trends were assessed by linear regression. CMS suppresses counts of 1–10 services; providers below this threshold are absent from the data.</w:t>
+        <w:t xml:space="preserve">We analyzed the CMS Medicare Physician and Other Practitioners Public Use File (2013–2023, excluding 2017 as a truncated release). Providers billing CPT 57288 were classified as Urogynecology and Reconstructive Pelvic Surgery (URPS), Minimally Invasive Gynecologic Surgery (MIGS), General OB/GYN, or urology using CMS provider type cross-referenced with the ABOG (OB/GYN pathway) and ABU (urology pathway) subspecialty rosters. Procedural concentration was quantified at the surgeon level using the Gini coefficient and the Herfindahl–Hirschman Index (HHI), overall and per calendar year. Because each physician contributes repeated annual observations, volume differences were modeled with a Poisson generalized estimating equation (GEE) clustered by NPI (adjusted rate ratios, 95% CIs), with a per-physician Kruskal-Wallis secondary analysis. Gynecologic (OB/GYN-trained) market-share trends were assessed by linear regression. Classification was examined under time-varying, modal, and ever-URPS/MIGS schemes.</w:t>
       </w:r>
     </w:p>
     <w:p>
@@ -79,7 +145,7 @@
         <w:t xml:space="preserve"> </w:t>
       </w:r>
       <w:r>
-        <w:t xml:space="preserve">A total of 1,775 unique providers billed CPT 57288 across the study period, accounting for 139,855 procedures. URPS physicians represented the largest group, accounting for 52.7% of all procedures at a median annual volume of 19 (IQR 14–29) procedures per year (609 providers). Urology accounted for 823 providers (34.2% of procedures; median 16, IQR 13–22). General OB/GYN accounted for 333 providers (12.4%; median 15, IQR 12–22). MIGS accounted for 10 providers (0.6%; median 16, IQR 12–23). Annual sling volume differed significantly across specialty groups (Kruskal-Wallis H = 291.8, df = 3, p &lt; 0.001). Procedural concentration varied by specialty: URPS (Gini 0.51; top 20% performed 53%); Urology (Gini 0.54; top 20% performed 58.9%); General OB/GYN (Gini 0.56; top 20% performed 61.9%); MIGS (Gini 0.59; top 20% performed 67%). The combined gynecologic share increased significantly from 60.3% in 2013 to 69.9% in 2023 (slope = 0.84 percentage points per year; p &lt; 0.001).</w:t>
+        <w:t xml:space="preserve">A total of 1,758 unique providers billed CPT 57288, accounting for 131,637 procedures. URPS physicians represented the largest group — 753 providers, 80,033 procedures (60.8%), median 19 procedures/year (IQR 14–29). Urology accounted for 665 providers (34,351 procedures; 26.1%; median 16), General OB/GYN for 330 (16,391; 12.5%; median 15), and MIGS for 10 (862; 0.7%; median 16). In a Poisson GEE clustered by NPI, adjusted annual volume was significantly lower than URPS for every group — Urology (rate ratio 0.82, 95% CI 0.70–0.95), General OB/GYN (0.67, 0.50–0.90), and MIGS (0.56, 0.40–0.76) — with a ~11% decline in 2020 (RR 0.89, 0.85–0.92, p &lt; 0.001) and no overall per-physician time trend (RR 1.00, p = 0.52). Pooled multi-year concentration was lowest for URPS (Gini 0.51, HHI 27; top 20% performed 53.4%) and highest for MIGS (Gini 0.60, HHI 2,919; 68.2%); within-year concentration was low and stable (annual Gini ≈ 0.27; no trend, p = 0.82). The combined gynecologic (OB/GYN-trained) share increased from 60.8% in 2013 to 70.1% in 2023 (slope = 0.84 percentage points/year; p &lt; 0.001), robust across classification schemes (URPS-share slope +0.90 to +0.98 pp/yr, all p ≤ 0.001).</w:t>
       </w:r>
     </w:p>
     <w:p>
@@ -97,7 +163,7 @@
         <w:t xml:space="preserve"> </w:t>
       </w:r>
       <w:r>
-        <w:t xml:space="preserve">URPS physicians perform the majority of midurethral sling procedures in Medicare with the most equitable volume distribution. The growing gynecologic market share and specialty-specific concentration patterns have implications for credentialing standards and workforce planning for pelvic floor surgical care.</w:t>
+        <w:t xml:space="preserve">URPS physicians perform the majority of midurethral sling procedures in Medicare, with significantly higher adjusted per-physician volume and the most equitable within-group distribution. The rising gynecologic market share reflects attrition of non-URPS providers rather than a more concentrated surgeon pool, with implications for credentialing standards and workforce planning for pelvic floor surgical care.</w:t>
       </w:r>
     </w:p>
     <w:p>
@@ -162,7 +228,7 @@
         <w:pStyle w:val="BodyText"/>
       </w:pPr>
       <w:r>
-        <w:t xml:space="preserve">Several trends make this analysis timely. First, the subspecialty of Female Pelvic Medicine and Reconstructive Surgery—recently renamed Urogynecology and Reconstructive Pelvic Surgery (URPS)—has grown substantially since achieving American Board of Medical Specialties (ABMS) recognition in 2013.</w:t>
+        <w:t xml:space="preserve">Several trends make this analysis timely. First, the subspecialty of Female Pelvic Medicine and Reconstructive Surgery—recently renamed Urogynecology and Reconstructive Pelvic Surgery (URPS)—has grown substantially since achieving American Board of Medical Specialties (ABMS) recognition in 2013,</w:t>
       </w:r>
       <w:r>
         <w:rPr>
@@ -174,7 +240,7 @@
         <w:t xml:space="preserve"> </w:t>
       </w:r>
       <w:r>
-        <w:t xml:space="preserve">Second, the US Food and Drug Administration’s reclassification of urogynecologic surgical mesh as a Class III device in 2016 and subsequent market withdrawal orders may have shifted the procedural landscape.</w:t>
+        <w:t xml:space="preserve">and is certifiable through both obstetrics-gynecology (ABOG) and urology (ABU) training pathways. Second, the US Food and Drug Administration’s reclassification of urogynecologic surgical mesh as a Class III device in 2016 and subsequent market withdrawal orders may have shifted the procedural landscape.</w:t>
       </w:r>
       <w:r>
         <w:rPr>
@@ -200,11 +266,11 @@
         <w:pStyle w:val="BodyText"/>
       </w:pPr>
       <w:r>
-        <w:t xml:space="preserve">The objective of this study was to characterize the specialty distribution, annual procedure volumes, and procedural concentration among physicians performing midurethral sling procedures in Medicare beneficiaries from 2013 to 2023. We further aimed to assess time trends in the gynecologic share of sling procedures and to quantify the degree to which procedural volume is concentrated among high-volume providers within each specialty group.</w:t>
+        <w:t xml:space="preserve">The objective of this study was to characterize the specialty distribution, annual procedure volumes, and procedural concentration among physicians performing midurethral sling procedures in Medicare beneficiaries from 2013 to 2023, and to assess time trends in the gynecologic share of sling procedures.</w:t>
       </w:r>
     </w:p>
     <w:bookmarkEnd w:id="10"/>
-    <w:bookmarkStart w:id="17" w:name="methods"/>
+    <w:bookmarkStart w:id="15" w:name="methods"/>
     <w:p>
       <w:pPr>
         <w:pStyle w:val="Heading2"/>
@@ -230,14 +296,22 @@
         <w:t xml:space="preserve">We conducted a repeated cross-sectional analysis of the Centers for Medicare &amp; Medicaid Services (CMS) Medicare Physician and Other Practitioners Public Use File (PUF) from 2013 to 2023. This dataset contains 100% of fee-for-service Medicare Part B claims aggregated to the provider-service level, with one row per unique combination of National Provider Identifier (NPI), Healthcare Common Procedure Coding System (HCPCS) code, and place of service per calendar year. The dataset is publicly available and contains no protected health information; institutional review board approval was not required.</w:t>
       </w:r>
     </w:p>
+    <w:p>
+      <w:pPr>
+        <w:pStyle w:val="BodyText"/>
+      </w:pPr>
+      <w:r>
+        <w:t xml:space="preserve">The 2017 file was excluded from all analyses as a truncated release: it is roughly half the size of adjacent-year files (1.5 GB vs ~2.7 GB) and contains only 376 sling provider-year records versus ~660–810 in neighboring years, producing an artifactual dip that would bias temporal trends.</w:t>
+      </w:r>
+    </w:p>
     <w:bookmarkEnd w:id="11"/>
-    <w:bookmarkStart w:id="12" w:name="study-population"/>
+    <w:bookmarkStart w:id="12" w:name="specialty-classification"/>
     <w:p>
       <w:pPr>
         <w:pStyle w:val="Heading3"/>
       </w:pPr>
       <w:r>
-        <w:t xml:space="preserve">Study Population</w:t>
+        <w:t xml:space="preserve">Specialty Classification</w:t>
       </w:r>
     </w:p>
     <w:p>
@@ -245,17 +319,61 @@
         <w:pStyle w:val="FirstParagraph"/>
       </w:pPr>
       <w:r>
-        <w:t xml:space="preserve">We identified all provider-year observations with HCPCS code 57288 (placement of a midurethral sling for stress urinary incontinence). Across the 11-year study period, this yielded 6,663 provider-year observations before specialty classification and exclusions.</w:t>
+        <w:t xml:space="preserve">Providers were classified into four mutually exclusive groups. CMS-reported provider type (Rndrng_Prvdr_Type, which can vary by year) established a baseline of OB/GYN, urology, or other; providers billing CPT 57288 with a non-OB/GYN, non-urology CMS type not found in the ABOG registry were reclassified as urology. OB/GYN providers were then subdivided using the ABOG subspecialty registry:</w:t>
+      </w:r>
+      <w:r>
+        <w:t xml:space="preserve"> </w:t>
+      </w:r>
+      <w:r>
+        <w:t xml:space="preserve">“Female Pelvic Medicine and Reconstructive Surgery”</w:t>
+      </w:r>
+      <w:r>
+        <w:t xml:space="preserve"> </w:t>
+      </w:r>
+      <w:r>
+        <w:t xml:space="preserve">→ URPS,</w:t>
+      </w:r>
+      <w:r>
+        <w:t xml:space="preserve"> </w:t>
+      </w:r>
+      <w:r>
+        <w:t xml:space="preserve">“MIG”</w:t>
+      </w:r>
+      <w:r>
+        <w:t xml:space="preserve"> </w:t>
+      </w:r>
+      <w:r>
+        <w:t xml:space="preserve">→ MIGS, all others → General OB/GYN. Finally, urology-pathway urogynecologists were identified from the American Board of Urology (ABU) roster and folded into a single combined URPS group, leaving urology as non-URPS urology; without this step these fellowship-trained urogynecologists appear only as</w:t>
+      </w:r>
+      <w:r>
+        <w:t xml:space="preserve"> </w:t>
+      </w:r>
+      <w:r>
+        <w:t xml:space="preserve">“Urology”</w:t>
+      </w:r>
+      <w:r>
+        <w:t xml:space="preserve"> </w:t>
+      </w:r>
+      <w:r>
+        <w:t xml:space="preserve">in the PUF. Records from non-OB/GYN, non-urology surgical types too heterogeneous to interpret were excluded.</w:t>
+      </w:r>
+    </w:p>
+    <w:p>
+      <w:pPr>
+        <w:pStyle w:val="BodyText"/>
+      </w:pPr>
+      <w:r>
+        <w:t xml:space="preserve">Because the primary conclusion concerns changes in specialty market share, we compared three classification schemes in a sensitivity analysis: time-varying (one specialty per physician-year), modal (single most-frequent specialty per physician), and ever-URPS/MIGS (URPS if ever URPS, else MIGS if ever MIGS, else modal).</w:t>
       </w:r>
     </w:p>
     <w:bookmarkEnd w:id="12"/>
-    <w:bookmarkStart w:id="13" w:name="specialty-classification"/>
+    <w:bookmarkStart w:id="13" w:name="cms-data-suppression"/>
     <w:p>
       <w:pPr>
         <w:pStyle w:val="Heading3"/>
       </w:pPr>
       <w:r>
-        <w:t xml:space="preserve">Specialty Classification</w:t>
+        <w:t xml:space="preserve">CMS Data Suppression</w:t>
       </w:r>
     </w:p>
     <w:p>
@@ -263,19 +381,41 @@
         <w:pStyle w:val="FirstParagraph"/>
       </w:pPr>
       <w:r>
-        <w:t xml:space="preserve">Providers were initially classified into broad specialty groups based on CMS-reported provider type (Rndrng_Prvdr_Type): obstetrics and gynecology (OB/GYN), urology, or other. Providers classified as</w:t>
-      </w:r>
-      <w:r>
-        <w:t xml:space="preserve"> </w:t>
-      </w:r>
-      <w:r>
-        <w:t xml:space="preserve">“Other”</w:t>
-      </w:r>
-      <w:r>
-        <w:t xml:space="preserve"> </w:t>
-      </w:r>
-      <w:r>
-        <w:t xml:space="preserve">by CMS whose NPIs did not appear in the American Board of Obstetrics and Gynecology (ABOG) subspecialty registry were reclassified as urologists, on the assumption that non-OB/GYN, non-urology providers billing this code are most likely urologists with atypical CMS provider type designations (n = 310 reclassified).</w:t>
+        <w:t xml:space="preserve">CMS suppresses provider-service level data when a provider serves fewer than 11 Medicare beneficiaries for a given HCPCS code in a calendar year. All providers in our dataset therefore performed at least 11 midurethral slings per year; the true number of low-volume providers is unknowable. This left-truncation means the concentration metrics reported here are lower bounds.</w:t>
+      </w:r>
+    </w:p>
+    <w:bookmarkEnd w:id="13"/>
+    <w:bookmarkStart w:id="14" w:name="X46ca734e3ebd5db0ec3b7b3638b7437bae62243"/>
+    <w:p>
+      <w:pPr>
+        <w:pStyle w:val="Heading3"/>
+      </w:pPr>
+      <w:r>
+        <w:t xml:space="preserve">Outcome Measures and Statistical Analysis</w:t>
+      </w:r>
+    </w:p>
+    <w:p>
+      <w:pPr>
+        <w:pStyle w:val="FirstParagraph"/>
+      </w:pPr>
+      <w:r>
+        <w:t xml:space="preserve">The primary outcome was the annual midurethral sling count per provider. Procedural concentration was quantified with two complementary</w:t>
+      </w:r>
+      <w:r>
+        <w:t xml:space="preserve"> </w:t>
+      </w:r>
+      <w:r>
+        <w:rPr>
+          <w:b/>
+          <w:bCs/>
+        </w:rPr>
+        <w:t xml:space="preserve">surgeon-level</w:t>
+      </w:r>
+      <w:r>
+        <w:t xml:space="preserve"> </w:t>
+      </w:r>
+      <w:r>
+        <w:t xml:space="preserve">measures — the Gini coefficient (inequality across the whole surgeon-volume distribution) and the Herfindahl–Hirschman Index (HHI, sum of squared per-surgeon shares on a 0–10,000 scale, driven especially by the largest-volume surgeons) — computed on aggregate provider totals and separately for each calendar year. Each physician is the operative production unit; this is surgeon-level procedural concentration and not the antitrust use of HHI for hospital/health-system market competition, so values are not comparable to FTC/DOJ thresholds.</w:t>
       </w:r>
     </w:p>
     <w:p>
@@ -283,31 +423,7 @@
         <w:pStyle w:val="BodyText"/>
       </w:pPr>
       <w:r>
-        <w:t xml:space="preserve">OB/GYN providers were further subdivided using the ABOG subspecialty registry, which contains NPI-linked subspecialty certification data for all ABOG diplomates. Providers with an ABOG subspecialty of</w:t>
-      </w:r>
-      <w:r>
-        <w:t xml:space="preserve"> </w:t>
-      </w:r>
-      <w:r>
-        <w:t xml:space="preserve">“Female Pelvic Medicine and Reconstructive Surgery”</w:t>
-      </w:r>
-      <w:r>
-        <w:t xml:space="preserve"> </w:t>
-      </w:r>
-      <w:r>
-        <w:t xml:space="preserve">were classified as URPS (Urogynecology and Reconstructive Pelvic Surgery, reflecting the 2024 ABMS-approved name change). Providers with an ABOG subspecialty designation of</w:t>
-      </w:r>
-      <w:r>
-        <w:t xml:space="preserve"> </w:t>
-      </w:r>
-      <w:r>
-        <w:t xml:space="preserve">“MIG”</w:t>
-      </w:r>
-      <w:r>
-        <w:t xml:space="preserve"> </w:t>
-      </w:r>
-      <w:r>
-        <w:t xml:space="preserve">(Minimally Invasive Gynecologic Surgery) were classified as MIGS. All remaining OB/GYN providers—including ABOG-certified generalists and providers not found in the ABOG registry—were classified as General OB/GYN.</w:t>
+        <w:t xml:space="preserve">Because each physician contributes up to ten annual observations, provider-year records are not independent, and rank tests over them are descriptive only. We therefore modeled the annual count with a Poisson generalized estimating equation (GEE) clustered by NPI (exchangeable working correlation, robust standard errors), with fixed effects for specialty (reference URPS), calendar year, specialty × year, and a 2020 (COVID) indicator, reporting adjusted rate ratios with 95% CIs; a negative-binomial mixed model with a random intercept per NPI gave concordant estimates. As a secondary analysis restoring independence, we compared one value per physician (each physician’s median annual volume) across specialties by Kruskal-Wallis and Bonferroni-adjusted pairwise Wilcoxon tests. Time trends in the gynecologic (OB/GYN-residency-trained: ABOG-URPS + MIGS + General OB/GYN) share were assessed by ordinary least-squares regression on calendar year.</w:t>
       </w:r>
     </w:p>
     <w:p>
@@ -315,17 +431,27 @@
         <w:pStyle w:val="BodyText"/>
       </w:pPr>
       <w:r>
-        <w:t xml:space="preserve">Providers whose CMS provider type did not match OB/GYN, urology, or any identifiable surgical specialty (n = 80 records from General Surgery, osteopathic specialties, and undefined types) were excluded from analysis as too heterogeneous and small to interpret meaningfully.</w:t>
-      </w:r>
-    </w:p>
-    <w:bookmarkEnd w:id="13"/>
-    <w:bookmarkStart w:id="14" w:name="cms-data-suppression"/>
+        <w:t xml:space="preserve">All analyses were performed in R 4.4 with package versions locked via renv. The complete pipeline is available at https://github.com/mufflyt/sling-volume-patterns.</w:t>
+      </w:r>
+    </w:p>
+    <w:bookmarkEnd w:id="14"/>
+    <w:bookmarkEnd w:id="15"/>
+    <w:bookmarkStart w:id="20" w:name="results"/>
+    <w:p>
+      <w:pPr>
+        <w:pStyle w:val="Heading2"/>
+      </w:pPr>
+      <w:r>
+        <w:t xml:space="preserve">Results</w:t>
+      </w:r>
+    </w:p>
+    <w:bookmarkStart w:id="16" w:name="Xc2685c1375e56a1d31be535e5764271ac6e18ed"/>
     <w:p>
       <w:pPr>
         <w:pStyle w:val="Heading3"/>
       </w:pPr>
       <w:r>
-        <w:t xml:space="preserve">CMS Data Suppression</w:t>
+        <w:t xml:space="preserve">Overall Volume and Specialty Distribution</w:t>
       </w:r>
     </w:p>
     <w:p>
@@ -333,17 +459,17 @@
         <w:pStyle w:val="FirstParagraph"/>
       </w:pPr>
       <w:r>
-        <w:t xml:space="preserve">CMS suppresses provider-service level data when a provider serves fewer than 11 Medicare beneficiaries for a given HCPCS code in a calendar year. This means that all providers in our dataset performed at least 11 midurethral sling procedures per year—the true number of low-volume providers is unknowable from these data. This left-truncation is an inherent limitation of the PUF and must be considered when interpreting volume distributions and concentration metrics.</w:t>
-      </w:r>
-    </w:p>
-    <w:bookmarkEnd w:id="14"/>
-    <w:bookmarkStart w:id="15" w:name="outcome-measures"/>
+        <w:t xml:space="preserve">A total of 1,758 unique providers billed CPT 57288, accounting for 131,637 procedures (Table 1). URPS physicians constituted the largest group — 753 providers, 80,033 procedures (60.8%) — followed by non-URPS urology (665 providers; 34,351; 26.1%), General OB/GYN (330; 16,391; 12.5%), and MIGS (10; 862; 0.7%). Folding urology-pathway urogynecologists into URPS moved 150 providers (11,503 procedures) from urology to URPS relative to an ABOG-only classification.</w:t>
+      </w:r>
+    </w:p>
+    <w:bookmarkEnd w:id="16"/>
+    <w:bookmarkStart w:id="17" w:name="procedure-volume-by-specialty"/>
     <w:p>
       <w:pPr>
         <w:pStyle w:val="Heading3"/>
       </w:pPr>
       <w:r>
-        <w:t xml:space="preserve">Outcome Measures</w:t>
+        <w:t xml:space="preserve">Procedure Volume by Specialty</w:t>
       </w:r>
     </w:p>
     <w:p>
@@ -351,7 +477,220 @@
         <w:pStyle w:val="FirstParagraph"/>
       </w:pPr>
       <w:r>
-        <w:t xml:space="preserve">The primary outcome was the annual midurethral sling count per provider (Tot_Srvcs from the PUF), summarized as median with interquartile range (IQR) by specialty group. Secondary outcomes included:</w:t>
+        <w:t xml:space="preserve">URPS providers had the highest median annual volume at 19 procedures/year (IQR 14–29), versus 16 for urology, 15 for General OB/GYN, and 16 for MIGS. In the Poisson GEE clustered by NPI, adjusted annual volume relative to URPS was significantly lower for every other group: urology rate ratio (RR) 0.82 (95% CI 0.70–0.95, p = 0.008), General OB/GYN 0.67 (0.50–0.90, p = 0.008), and MIGS 0.56 (0.40–0.76, p &lt; 0.001) (Table 3). Volume dropped ~11% in 2020 (RR 0.89, 0.85–0.92, p &lt; 0.001), consistent with the COVID-19 pandemic, and there was no overall linear per-physician time trend (year RR 1.00, 0.99–1.00, p = 0.52). The secondary one-value-per-physician analysis agreed (Kruskal-Wallis H = 66.1, df = 3, p &lt; 0.001; URPS significantly exceeded urology and General OB/GYN, pairwise p &lt; 0.001; URPS vs MIGS not significant, n = 10).</w:t>
+      </w:r>
+    </w:p>
+    <w:bookmarkEnd w:id="17"/>
+    <w:bookmarkStart w:id="18" w:name="procedural-concentration"/>
+    <w:p>
+      <w:pPr>
+        <w:pStyle w:val="Heading3"/>
+      </w:pPr>
+      <w:r>
+        <w:t xml:space="preserve">Procedural Concentration</w:t>
+      </w:r>
+    </w:p>
+    <w:p>
+      <w:pPr>
+        <w:pStyle w:val="FirstParagraph"/>
+      </w:pPr>
+      <w:r>
+        <w:t xml:space="preserve">Pooled multi-year concentration was lowest for URPS (Gini 0.51, HHI 27; top 20% performed 53.4%) and rose through urology (Gini 0.52, HHI 35; 57.5%), General OB/GYN (Gini 0.55, HHI 89; 60.8%), and MIGS (Gini 0.60, HHI 2,919; 68.2%) (Table 2). Gini and HHI ranked the specialties identically, but for the three main groups HHI was very low in absolute terms (27–89 of 10,000): sling volume is spread unevenly across many surgeons rather than dominated by a few. The high MIGS HHI reflects its 10 providers and should not be over-interpreted. Computed separately for each year, within-year concentration was modest and stable across the study period (pooled annual Gini 0.26–0.28; no trend, slope ≈ 0.000/year, p = 0.82), indicating that midurethral sling care did not become concentrated among a shrinking set of high-volume surgeons even as the workforce contracted.</w:t>
+      </w:r>
+    </w:p>
+    <w:bookmarkEnd w:id="18"/>
+    <w:bookmarkStart w:id="19" w:name="time-trends-in-market-share"/>
+    <w:p>
+      <w:pPr>
+        <w:pStyle w:val="Heading3"/>
+      </w:pPr>
+      <w:r>
+        <w:t xml:space="preserve">Time Trends in Market Share</w:t>
+      </w:r>
+    </w:p>
+    <w:p>
+      <w:pPr>
+        <w:pStyle w:val="FirstParagraph"/>
+      </w:pPr>
+      <w:r>
+        <w:t xml:space="preserve">The combined gynecologic (OB/GYN-trained) share of sling procedures increased from 60.8% in 2013 to 70.1% in 2023 (slope = 0.84 percentage points/year; p &lt; 0.001; Figure 1), while non-URPS urology fell from 30.7% to 23.1%. The combined-URPS share rose from 53.4% to 63.8% (+0.90 pp/year, p &lt; 0.001). This trend was robust to classification scheme: the specialty distribution differed by less than one percentage point across the time-varying, modal, and ever-URPS/MIGS schemes, and the URPS-share slope remained significant in every scheme (+0.90 to +0.98 pp/year, all p ≤ 0.001).</w:t>
+      </w:r>
+    </w:p>
+    <w:p>
+      <w:pPr>
+        <w:pStyle w:val="BodyText"/>
+      </w:pPr>
+      <w:r>
+        <w:t xml:space="preserve">The number of observable surgeons fell over the period, driven by non-URPS providers: urology declined from 282 to 144 (−12.6/year, p = 0.002) and General OB/GYN from 142 to 76 (−6.9/year, p = 0.002), whereas the URPS surgeon count was statistically stable (385 to 338; −6.4/year, p = 0.10). Because per-physician volume showed no time trend, the rising URPS share reflects attrition of non-URPS providers rather than growth in the URPS workforce.</w:t>
+      </w:r>
+    </w:p>
+    <w:bookmarkEnd w:id="19"/>
+    <w:bookmarkEnd w:id="20"/>
+    <w:bookmarkStart w:id="26" w:name="discussion"/>
+    <w:p>
+      <w:pPr>
+        <w:pStyle w:val="Heading2"/>
+      </w:pPr>
+      <w:r>
+        <w:t xml:space="preserve">Discussion</w:t>
+      </w:r>
+    </w:p>
+    <w:p>
+      <w:pPr>
+        <w:pStyle w:val="FirstParagraph"/>
+      </w:pPr>
+      <w:r>
+        <w:t xml:space="preserve">This national analysis of Medicare claims from 2013 to 2023 shows that URPS physicians perform the majority of midurethral sling procedures (60.8%), with the highest adjusted per-physician volume and the most equitable within-group distribution. The combined gynecologic share increased significantly over the decade, from 60.8% to 70.1%.</w:t>
+      </w:r>
+    </w:p>
+    <w:bookmarkStart w:id="21" w:name="X5a9d6874d63483c97c55807399276ca37c3cb58"/>
+    <w:p>
+      <w:pPr>
+        <w:pStyle w:val="Heading3"/>
+      </w:pPr>
+      <w:r>
+        <w:t xml:space="preserve">Subspecialty Dominance and Both Training Pathways</w:t>
+      </w:r>
+    </w:p>
+    <w:p>
+      <w:pPr>
+        <w:pStyle w:val="FirstParagraph"/>
+      </w:pPr>
+      <w:r>
+        <w:t xml:space="preserve">A key methodological contribution is the identification of urogynecologists through</w:t>
+      </w:r>
+      <w:r>
+        <w:t xml:space="preserve"> </w:t>
+      </w:r>
+      <w:r>
+        <w:rPr>
+          <w:b/>
+          <w:bCs/>
+        </w:rPr>
+        <w:t xml:space="preserve">both</w:t>
+      </w:r>
+      <w:r>
+        <w:t xml:space="preserve"> </w:t>
+      </w:r>
+      <w:r>
+        <w:t xml:space="preserve">certifying pathways — ABOG (OB/GYN) and ABU (urology). Cross-referencing the ABU roster reassigned 150 urology-typed providers (8.2% of all slings) to URPS, sharpening the finding that midurethral sling surgery in Medicare is predominantly performed by fellowship-trained urogynecologists. The finding is robust: the pooled URPS Gini changed negligibly (0.51 → 0.52) under the reclassification.</w:t>
+      </w:r>
+    </w:p>
+    <w:bookmarkEnd w:id="21"/>
+    <w:bookmarkStart w:id="22" w:name="procedural-concentration-1"/>
+    <w:p>
+      <w:pPr>
+        <w:pStyle w:val="Heading3"/>
+      </w:pPr>
+      <w:r>
+        <w:t xml:space="preserve">Procedural Concentration</w:t>
+      </w:r>
+    </w:p>
+    <w:p>
+      <w:pPr>
+        <w:pStyle w:val="FirstParagraph"/>
+      </w:pPr>
+      <w:r>
+        <w:t xml:space="preserve">Reporting the Gini coefficient and HHI together makes the concentration finding difficult to attribute to a single metric: the two answer related but distinct questions and agree here. The low absolute HHI for the three main groups (27–89) shows that, although volume is unequally distributed (Gini 0.51–0.55), no individual surgeon approaches a dominant share — this is inequality across many surgeons, not domination by a few. Reporting each physician as the production unit follows workforce-concentration analyses in other surgical specialties; it is explicitly a surgeon-level, not a market-competition, measure.</w:t>
+      </w:r>
+    </w:p>
+    <w:bookmarkEnd w:id="22"/>
+    <w:bookmarkStart w:id="23" w:name="X78fd0565d65e06e5712212d4c8fe5b6dd524af5"/>
+    <w:p>
+      <w:pPr>
+        <w:pStyle w:val="Heading3"/>
+      </w:pPr>
+      <w:r>
+        <w:t xml:space="preserve">Temporal Trends and Workforce Implications</w:t>
+      </w:r>
+    </w:p>
+    <w:p>
+      <w:pPr>
+        <w:pStyle w:val="FirstParagraph"/>
+      </w:pPr>
+      <w:r>
+        <w:t xml:space="preserve">The repeated-measures model clarifies the mechanism behind the rising gynecologic share. Individual physician volume did not change over time (year RR 1.00), but the number of non-URPS surgeons fell sharply while URPS numbers held steady. The market-share shift is therefore a workforce-composition change — non-URPS attrition — rather than a change in how much any individual operates. The significant 2020 decline (RR 0.89) is consistent with pandemic-related deferral of elective surgery and was robust to excluding 2020.</w:t>
+      </w:r>
+    </w:p>
+    <w:bookmarkEnd w:id="23"/>
+    <w:bookmarkStart w:id="24" w:name="limitations"/>
+    <w:p>
+      <w:pPr>
+        <w:pStyle w:val="Heading3"/>
+      </w:pPr>
+      <w:r>
+        <w:t xml:space="preserve">Limitations</w:t>
+      </w:r>
+    </w:p>
+    <w:p>
+      <w:pPr>
+        <w:pStyle w:val="FirstParagraph"/>
+      </w:pPr>
+      <w:r>
+        <w:t xml:space="preserve">Several limitations warrant discussion. First, CMS suppresses provider-level data below 11 beneficiaries, so the lowest-volume providers are unobserved and reported concentration is a lower bound. Second, the PUF captures only fee-for-service Medicare Part B; younger, Medicare Advantage, Medicaid, commercially insured, and uninsured patients are not represented. Third, specialty classification depends on CMS provider type and the ABOG/ABU rosters; providers who completed URPS fellowship but are not board-certified would be misclassified. Fourth, and importantly for the market-share conclusion,</w:t>
+      </w:r>
+      <w:r>
+        <w:t xml:space="preserve"> </w:t>
+      </w:r>
+      <w:r>
+        <w:rPr>
+          <w:b/>
+          <w:bCs/>
+        </w:rPr>
+        <w:t xml:space="preserve">the available ABOG data do not contain the subspecialty (FPMRS) certification date</w:t>
+      </w:r>
+      <w:r>
+        <w:t xml:space="preserve"> </w:t>
+      </w:r>
+      <w:r>
+        <w:t xml:space="preserve">— the certification years present are the initial general (OB/GYN or urology) board dates, which predate FPMRS by decades. Subspecialty membership therefore cannot be switched on at a physician’s certification year; in all classification schemes ABOG URPS/MIGS membership is fixed across the study period, and only CMS provider type varies annually. A fully time-varying subspecialty hierarchy would require ABOG (and ABU) subspecialty certification dates that are not currently available; our sensitivity analysis nonetheless shows the market-share trend is stable across the classification schemes the data support. Fifth, the exclusion of 2017 removes one year of the time series (the underlying file being truncated); re-running with a complete 2017 file would restore all 11 years. Sixth, Tot_Srvcs may include bilateral or modifier-inflated services.</w:t>
+      </w:r>
+    </w:p>
+    <w:bookmarkEnd w:id="24"/>
+    <w:bookmarkStart w:id="25" w:name="strengths"/>
+    <w:p>
+      <w:pPr>
+        <w:pStyle w:val="Heading3"/>
+      </w:pPr>
+      <w:r>
+        <w:t xml:space="preserve">Strengths</w:t>
+      </w:r>
+    </w:p>
+    <w:p>
+      <w:pPr>
+        <w:pStyle w:val="FirstParagraph"/>
+      </w:pPr>
+      <w:r>
+        <w:t xml:space="preserve">This study uses a national, 100% sample of Medicare fee-for-service claims; identifies urogynecologists through both training pathways; reports concentration with two complementary surgeon-level measures at both the pooled and annual level; accounts for the non-independence of repeated physician-year observations with a clustered model; and is fully reproducible.</w:t>
+      </w:r>
+    </w:p>
+    <w:bookmarkEnd w:id="25"/>
+    <w:bookmarkEnd w:id="26"/>
+    <w:bookmarkStart w:id="27" w:name="conclusions"/>
+    <w:p>
+      <w:pPr>
+        <w:pStyle w:val="Heading2"/>
+      </w:pPr>
+      <w:r>
+        <w:t xml:space="preserve">Conclusions</w:t>
+      </w:r>
+    </w:p>
+    <w:p>
+      <w:pPr>
+        <w:pStyle w:val="FirstParagraph"/>
+      </w:pPr>
+      <w:r>
+        <w:t xml:space="preserve">In this national Medicare cohort, URPS physicians perform the majority of midurethral slings with the highest adjusted per-physician volume and the most equitable within-group distribution. The growing gynecologic market share is driven by attrition of non-URPS providers rather than by increasing surgeon-level concentration, with implications for training requirements, credentialing standards, and access to pelvic floor surgical care.</w:t>
+      </w:r>
+    </w:p>
+    <w:bookmarkEnd w:id="27"/>
+    <w:bookmarkStart w:id="28" w:name="references"/>
+    <w:p>
+      <w:pPr>
+        <w:pStyle w:val="Heading2"/>
+      </w:pPr>
+      <w:r>
+        <w:t xml:space="preserve">References</w:t>
       </w:r>
     </w:p>
     <w:p>
@@ -362,14 +701,7 @@
         </w:numPr>
       </w:pPr>
       <w:r>
-        <w:rPr>
-          <w:b/>
-          <w:bCs/>
-        </w:rPr>
-        <w:t xml:space="preserve">Procedural concentration</w:t>
-      </w:r>
-      <w:r>
-        <w:t xml:space="preserve">, quantified using the Gini coefficient (ranging from 0 for perfect equality to 1 for maximum concentration) and the percentage of procedures performed by the top 20% of providers within each specialty group. Gini coefficients were computed on aggregate (multi-year) provider-level total volumes.</w:t>
+        <w:t xml:space="preserve">Ford AA, Rogerson L, Cody JD, Aluko P, Ogah JA. Mid-urethral sling operations for stress urinary incontinence in women. Cochrane Database Syst Rev. 2017;7(7):CD006375.</w:t>
       </w:r>
     </w:p>
     <w:p>
@@ -380,452 +712,58 @@
         </w:numPr>
       </w:pPr>
       <w:r>
-        <w:rPr>
-          <w:b/>
-          <w:bCs/>
-        </w:rPr>
-        <w:t xml:space="preserve">Market share trends</w:t>
-      </w:r>
-      <w:r>
-        <w:t xml:space="preserve">, defined as the percentage of all midurethral sling procedures performed by each specialty group per calendar year.</w:t>
-      </w:r>
-    </w:p>
-    <w:bookmarkEnd w:id="15"/>
-    <w:bookmarkStart w:id="16" w:name="statistical-analysis"/>
-    <w:p>
-      <w:pPr>
-        <w:pStyle w:val="Heading3"/>
-      </w:pPr>
-      <w:r>
-        <w:t xml:space="preserve">Statistical Analysis</w:t>
-      </w:r>
-    </w:p>
-    <w:p>
-      <w:pPr>
-        <w:pStyle w:val="FirstParagraph"/>
-      </w:pPr>
-      <w:r>
-        <w:t xml:space="preserve">Differences in annual procedure volume across specialty groups were assessed using the Kruskal-Wallis test, a non-parametric omnibus test appropriate for the right-skewed volume distributions observed. Pairwise comparisons between the two largest groups (URPS and urology) were performed using the Wilcoxon rank-sum test with Bonferroni correction.</w:t>
-      </w:r>
-    </w:p>
-    <w:p>
-      <w:pPr>
-        <w:pStyle w:val="BodyText"/>
-      </w:pPr>
-      <w:r>
-        <w:t xml:space="preserve">Time trends in the combined gynecologic share (URPS + MIGS + General OB/GYN) were assessed by ordinary least-squares linear regression of annual market-share percentage on calendar year. The slope represents the average annual change in gynecologic market share in percentage points per year.</w:t>
-      </w:r>
-    </w:p>
-    <w:p>
-      <w:pPr>
-        <w:pStyle w:val="BodyText"/>
-      </w:pPr>
-      <w:r>
-        <w:t xml:space="preserve">All analyses were performed in R version 4.4.0. Package versions were locked using renv (version 1.0.7) for reproducibility. The complete analysis pipeline, including all code and configuration, is available at https://github.com/mufflyt/sling-volume-patterns.</w:t>
-      </w:r>
-    </w:p>
-    <w:bookmarkEnd w:id="16"/>
-    <w:bookmarkEnd w:id="17"/>
-    <w:bookmarkStart w:id="22" w:name="results"/>
-    <w:p>
-      <w:pPr>
-        <w:pStyle w:val="Heading2"/>
-      </w:pPr>
-      <w:r>
-        <w:t xml:space="preserve">Results</w:t>
-      </w:r>
-    </w:p>
-    <w:bookmarkStart w:id="18" w:name="Xc2685c1375e56a1d31be535e5764271ac6e18ed"/>
-    <w:p>
-      <w:pPr>
-        <w:pStyle w:val="Heading3"/>
-      </w:pPr>
-      <w:r>
-        <w:t xml:space="preserve">Overall Volume and Specialty Distribution</w:t>
-      </w:r>
-    </w:p>
-    <w:p>
-      <w:pPr>
-        <w:pStyle w:val="FirstParagraph"/>
-      </w:pPr>
-      <w:r>
-        <w:t xml:space="preserve">A total of 1,775 unique providers billed CPT 57288 at least once during the 11-year study period, accounting for 139,855 procedures (Table 1). Annual procedure counts ranged from 8,218 (2017) to 16,399 (2013), with a notable decline in 2017 that partially recovered by 2018.</w:t>
-      </w:r>
-    </w:p>
-    <w:p>
-      <w:pPr>
-        <w:pStyle w:val="BodyText"/>
-      </w:pPr>
-      <w:r>
-        <w:t xml:space="preserve">URPS physicians constituted the largest specialty group, with 609 providers performing 73,751 procedures (52.7% of all slings). Urologists were the second largest group, with 823 providers performing 47,825 procedures (34.2%). General OB/GYN accounted for 333 providers and 17,402 procedures (12.4%). MIGS providers were rare, with only 10 providers performing 877 procedures (0.6%).</w:t>
-      </w:r>
-    </w:p>
-    <w:bookmarkEnd w:id="18"/>
-    <w:bookmarkStart w:id="19" w:name="procedure-volume-by-specialty"/>
-    <w:p>
-      <w:pPr>
-        <w:pStyle w:val="Heading3"/>
-      </w:pPr>
-      <w:r>
-        <w:t xml:space="preserve">Procedure Volume by Specialty</w:t>
-      </w:r>
-    </w:p>
-    <w:p>
-      <w:pPr>
-        <w:pStyle w:val="FirstParagraph"/>
-      </w:pPr>
-      <w:r>
-        <w:t xml:space="preserve">URPS providers had the highest median annual volume at 19 procedures per year (IQR 14–29; mean 23.7), significantly higher than urologists at 16 (IQR 13–22; mean 19.1), General OB/GYN at 15 (IQR 12–22; mean 19.2), and MIGS at 16 (IQR 12–23; mean 23.7). Annual sling volume differed significantly across all four specialty groups (Kruskal-Wallis H = 291.8, df = 3, p &lt; 0.001). In the pairwise comparison of the two largest groups, URPS providers performed significantly more slings per year than urologists (Wilcoxon p &lt; 0.001, Bonferroni-corrected).</w:t>
-      </w:r>
-    </w:p>
-    <w:p>
-      <w:pPr>
-        <w:pStyle w:val="BodyText"/>
-      </w:pPr>
-      <w:r>
-        <w:t xml:space="preserve">The volume distributions were right-skewed in all groups (Figure 2), with outlier high-volume providers performing up to 98 (URPS), 92 (urology), 77 (MIGS), and 73 (General OB/GYN) procedures per year. The minimum observable volume was 11 in all groups, reflecting CMS cell suppression.</w:t>
-      </w:r>
-    </w:p>
-    <w:bookmarkEnd w:id="19"/>
-    <w:bookmarkStart w:id="20" w:name="procedural-concentration"/>
-    <w:p>
-      <w:pPr>
-        <w:pStyle w:val="Heading3"/>
-      </w:pPr>
-      <w:r>
-        <w:t xml:space="preserve">Procedural Concentration</w:t>
-      </w:r>
-    </w:p>
-    <w:p>
-      <w:pPr>
-        <w:pStyle w:val="FirstParagraph"/>
-      </w:pPr>
-      <w:r>
-        <w:t xml:space="preserve">Procedural concentration, measured by the Gini coefficient on aggregate provider-level volumes, varied across specialty groups (Table 2, Figure 3). URPS had the lowest Gini coefficient (0.51), indicating the most equitable distribution of sling volume among its providers. The top 20% of URPS providers performed 53.0% of all URPS slings, and the top 10% performed 33.6%.</w:t>
-      </w:r>
-    </w:p>
-    <w:p>
-      <w:pPr>
-        <w:pStyle w:val="BodyText"/>
-      </w:pPr>
-      <w:r>
-        <w:t xml:space="preserve">Urology showed moderate concentration (Gini 0.54), with the top 20% performing 58.9% of urology slings. General OB/GYN was more concentrated (Gini 0.56; top 20% performed 61.9%), suggesting that a relatively small number of generalist OB/GYNs account for the majority of generalist sling volume. MIGS showed the highest concentration (Gini 0.59; top 20% performed 67.0%), although interpretation is limited by the small group size (n = 10 providers).</w:t>
-      </w:r>
-    </w:p>
-    <w:bookmarkEnd w:id="20"/>
-    <w:bookmarkStart w:id="21" w:name="time-trends-in-market-share"/>
-    <w:p>
-      <w:pPr>
-        <w:pStyle w:val="Heading3"/>
-      </w:pPr>
-      <w:r>
-        <w:t xml:space="preserve">Time Trends in Market Share</w:t>
-      </w:r>
-    </w:p>
-    <w:p>
-      <w:pPr>
-        <w:pStyle w:val="FirstParagraph"/>
-      </w:pPr>
-      <w:r>
-        <w:t xml:space="preserve">The combined gynecologic share of midurethral sling procedures (URPS + MIGS + General OB/GYN) increased significantly from 60.3% in 2013 to 69.9% in 2023 (slope = 0.84 percentage points per year; p &lt; 0.001; Figure 1). This increase was driven primarily by URPS, whose share rose from 44.3% in 2013 to 56.9% in 2023. Conversely, urology’s share declined from 39.7% to 30.1%, and General OB/GYN’s share decreased from 15.7% to 12.3%.</w:t>
-      </w:r>
-    </w:p>
-    <w:p>
-      <w:pPr>
-        <w:pStyle w:val="BodyText"/>
-      </w:pPr>
-      <w:r>
-        <w:t xml:space="preserve">The number of urologists billing CPT 57288 declined substantially from 363 in 2013 to 189 in 2023, a 48% decrease. The number of URPS providers showed a more modest decline from 304 to 293 (3.6%), while General OB/GYN providers decreased from 142 to 76 (46%). These changes suggest that urology and generalist OB/GYN are losing providers from the sling workforce more rapidly than URPS.</w:t>
-      </w:r>
-    </w:p>
-    <w:bookmarkEnd w:id="21"/>
-    <w:bookmarkEnd w:id="22"/>
-    <w:bookmarkStart w:id="29" w:name="discussion"/>
-    <w:p>
-      <w:pPr>
-        <w:pStyle w:val="Heading2"/>
-      </w:pPr>
-      <w:r>
-        <w:t xml:space="preserve">Discussion</w:t>
-      </w:r>
-    </w:p>
-    <w:p>
-      <w:pPr>
-        <w:pStyle w:val="FirstParagraph"/>
-      </w:pPr>
-      <w:r>
-        <w:t xml:space="preserve">This national analysis of Medicare claims from 2013 to 2023 reveals that URPS physicians perform the majority of midurethral sling procedures, accounting for 52.7% of all slings with the highest per-provider volume and the most equitable volume distribution. The combined gynecologic share of sling procedures has increased significantly over the past decade, rising from 60.3% to 69.9%, driven primarily by growth in the URPS share.</w:t>
-      </w:r>
-    </w:p>
-    <w:bookmarkStart w:id="23" w:name="X43a34a1854fe61ba4e9ccc91a48957c3c94b9e7"/>
-    <w:p>
-      <w:pPr>
-        <w:pStyle w:val="Heading3"/>
-      </w:pPr>
-      <w:r>
-        <w:t xml:space="preserve">Subspecialty Dominance and the ABOG Crosswalk</w:t>
-      </w:r>
-    </w:p>
-    <w:p>
-      <w:pPr>
-        <w:pStyle w:val="FirstParagraph"/>
-      </w:pPr>
-      <w:r>
-        <w:t xml:space="preserve">A key methodological contribution of this study is the use of the ABOG subspecialty registry to disaggregate the OB/GYN provider type into URPS, MIGS, and General OB/GYN. Without this crosswalk, the CMS PUF groups all OB/GYN subspecialties together, obscuring the fact that 78% of OB/GYN providers billing for midurethral slings are URPS-certified subspecialists. This finding reframes the narrative: midurethral sling surgery in Medicare is predominantly performed by fellowship-trained urogynecologists, not generalist OB/GYNs.</w:t>
-      </w:r>
-    </w:p>
-    <w:p>
-      <w:pPr>
-        <w:pStyle w:val="BodyText"/>
-      </w:pPr>
-      <w:r>
-        <w:t xml:space="preserve">The 10 MIGS providers identified performing slings is a novel finding. While MIGS fellowship training emphasizes minimally invasive approaches to gynecologic surgery, the midurethral sling is not traditionally considered a core MIGS procedure. The small number of MIGS providers in this dataset may represent surgeons with dual expertise or those whose practice encompasses pelvic floor surgery.</w:t>
-      </w:r>
-    </w:p>
-    <w:bookmarkEnd w:id="23"/>
-    <w:bookmarkStart w:id="24" w:name="procedural-concentration-1"/>
-    <w:p>
-      <w:pPr>
-        <w:pStyle w:val="Heading3"/>
-      </w:pPr>
-      <w:r>
-        <w:t xml:space="preserve">Procedural Concentration</w:t>
-      </w:r>
-    </w:p>
-    <w:p>
-      <w:pPr>
-        <w:pStyle w:val="FirstParagraph"/>
-      </w:pPr>
-      <w:r>
-        <w:t xml:space="preserve">The Gini coefficients observed (0.51–0.59) indicate moderate procedural concentration across all specialty groups. For context, a Gini of 0.51 means that if sling volume were distributed perfectly equally among URPS providers, each would perform the same number—the actual distribution deviates 51% from this ideal. The finding that URPS has the lowest concentration (most equitable distribution) is consistent with the subspecialty’s focused training in pelvic floor procedures, which may promote a more uniform practice pattern.</w:t>
-      </w:r>
-    </w:p>
-    <w:p>
-      <w:pPr>
-        <w:pStyle w:val="BodyText"/>
-      </w:pPr>
-      <w:r>
-        <w:t xml:space="preserve">General OB/GYN’s higher Gini coefficient (0.56) suggests greater heterogeneity: some generalists maintain robust sling practices while others perform the procedure infrequently. This has implications for credentialing and privileging decisions, as hospitals must balance access to surgical care with the evidence linking higher procedure volume to better outcomes.</w:t>
-      </w:r>
-      <w:r>
-        <w:rPr>
-          <w:vertAlign w:val="superscript"/>
-        </w:rPr>
-        <w:t xml:space="preserve">3,4</w:t>
-      </w:r>
-    </w:p>
-    <w:bookmarkEnd w:id="24"/>
-    <w:bookmarkStart w:id="25" w:name="X78fd0565d65e06e5712212d4c8fe5b6dd524af5"/>
-    <w:p>
-      <w:pPr>
-        <w:pStyle w:val="Heading3"/>
-      </w:pPr>
-      <w:r>
-        <w:t xml:space="preserve">Temporal Trends and Workforce Implications</w:t>
-      </w:r>
-    </w:p>
-    <w:p>
-      <w:pPr>
-        <w:pStyle w:val="FirstParagraph"/>
-      </w:pPr>
-      <w:r>
-        <w:t xml:space="preserve">The significant increase in gynecologic market share over the study period reflects two concurrent phenomena: the maturation and growth of URPS as a subspecialty, and the declining participation of urologists and generalist OB/GYNs in sling surgery. The 48% decline in the number of urologists billing CPT 57288 (363 in 2013 to 189 in 2023) is particularly striking. This may reflect subspecialization within urology, with fewer general urologists performing sling procedures as the procedure migrates toward URPS-trained pelvic floor specialists.</w:t>
-      </w:r>
-    </w:p>
-    <w:p>
-      <w:pPr>
-        <w:pStyle w:val="BodyText"/>
-      </w:pPr>
-      <w:r>
-        <w:t xml:space="preserve">The 2017 dip in total procedure volume (8,218 procedures, down from 14,935 in 2016) coincides with the FDA’s reclassification of surgical mesh and heightened public concern about mesh complications.</w:t>
-      </w:r>
-      <w:r>
-        <w:rPr>
-          <w:vertAlign w:val="superscript"/>
-        </w:rPr>
-        <w:t xml:space="preserve">6</w:t>
-      </w:r>
-      <w:r>
-        <w:t xml:space="preserve"> </w:t>
-      </w:r>
-      <w:r>
-        <w:t xml:space="preserve">While volume partially recovered by 2018 (15,002 procedures), the provider count never fully recovered to pre-2017 levels, suggesting that some providers permanently exited the sling workforce during this period.</w:t>
-      </w:r>
-    </w:p>
-    <w:bookmarkEnd w:id="25"/>
-    <w:bookmarkStart w:id="26" w:name="cms-data-suppression-as-a-limitation"/>
-    <w:p>
-      <w:pPr>
-        <w:pStyle w:val="Heading3"/>
-      </w:pPr>
-      <w:r>
-        <w:t xml:space="preserve">CMS Data Suppression as a Limitation</w:t>
-      </w:r>
-    </w:p>
-    <w:p>
-      <w:pPr>
-        <w:pStyle w:val="FirstParagraph"/>
-      </w:pPr>
-      <w:r>
-        <w:t xml:space="preserve">A fundamental limitation of this study is that CMS suppresses provider-level data when fewer than 11 beneficiaries are served for a given HCPCS code. This means our dataset necessarily excludes the lowest-volume providers—those performing 1 to 10 slings per year. The true number of providers performing midurethral slings is therefore larger than the 1,775 identified here, and the true distribution of volume is more right-skewed (and more concentrated) than what we observe. The Gini coefficients reported here should be interpreted as lower bounds on true procedural concentration.</w:t>
-      </w:r>
-    </w:p>
-    <w:p>
-      <w:pPr>
-        <w:pStyle w:val="BodyText"/>
-      </w:pPr>
-      <w:r>
-        <w:t xml:space="preserve">This suppression also precludes the traditional</w:t>
-      </w:r>
-      <w:r>
-        <w:t xml:space="preserve"> </w:t>
-      </w:r>
-      <w:r>
-        <w:t xml:space="preserve">“low-volume surgeon”</w:t>
-      </w:r>
-      <w:r>
-        <w:t xml:space="preserve"> </w:t>
-      </w:r>
-      <w:r>
-        <w:t xml:space="preserve">analysis that defines a binary threshold (e.g., fewer than 10 procedures per year). Since no provider in the PUF can have fewer than 11 procedures, any threshold at or below 10 yields zero low-volume providers by construction. We adopted the Gini coefficient and top-N% share metrics specifically to characterize concentration within the observable portion of the volume distribution without relying on an arbitrary binary threshold.</w:t>
-      </w:r>
-    </w:p>
-    <w:bookmarkEnd w:id="26"/>
-    <w:bookmarkStart w:id="27" w:name="additional-limitations"/>
-    <w:p>
-      <w:pPr>
-        <w:pStyle w:val="Heading3"/>
-      </w:pPr>
-      <w:r>
-        <w:t xml:space="preserve">Additional Limitations</w:t>
-      </w:r>
-    </w:p>
-    <w:p>
-      <w:pPr>
-        <w:pStyle w:val="FirstParagraph"/>
-      </w:pPr>
-      <w:r>
-        <w:t xml:space="preserve">Several additional limitations warrant discussion. First, the Medicare PUF captures only fee-for-service Medicare Part B claims. Procedures performed on younger patients, those with Medicare Advantage, Medicaid, commercial insurance, or the uninsured are not represented. The specialty distribution and volume patterns in these populations may differ. Second, our specialty classification depends on the accuracy of CMS provider type coding and the ABOG subspecialty registry. Providers who completed URPS fellowship training but are not ABOG-certified would be misclassified as General OB/GYN. Third, the ABOG crosswalk is a snapshot; providers who obtained subspecialty certification during the study period may be classified as URPS for all years despite billing as generalists in earlier years. Fourth, Tot_Srvcs in the PUF includes all services billed, which may include bilateral procedures or procedures with modifiers that inflate the apparent volume.</w:t>
-      </w:r>
-    </w:p>
-    <w:bookmarkEnd w:id="27"/>
-    <w:bookmarkStart w:id="28" w:name="strengths"/>
-    <w:p>
-      <w:pPr>
-        <w:pStyle w:val="Heading3"/>
-      </w:pPr>
-      <w:r>
-        <w:t xml:space="preserve">Strengths</w:t>
-      </w:r>
-    </w:p>
-    <w:p>
-      <w:pPr>
-        <w:pStyle w:val="FirstParagraph"/>
-      </w:pPr>
-      <w:r>
-        <w:t xml:space="preserve">This study has several strengths. It uses 11 years of complete Medicare claims data, providing a comprehensive view of temporal trends. The ABOG crosswalk enables granular specialty classification not possible from CMS data alone. The Gini coefficient provides a continuous, assumption-free measure of concentration that avoids the pitfalls of arbitrary volume thresholds. The entire analysis pipeline is publicly available and reproducible.</w:t>
-      </w:r>
-    </w:p>
-    <w:bookmarkEnd w:id="28"/>
-    <w:bookmarkEnd w:id="29"/>
-    <w:bookmarkStart w:id="30" w:name="conclusions"/>
-    <w:p>
-      <w:pPr>
-        <w:pStyle w:val="Heading2"/>
-      </w:pPr>
-      <w:r>
-        <w:t xml:space="preserve">Conclusions</w:t>
-      </w:r>
-    </w:p>
-    <w:p>
-      <w:pPr>
-        <w:pStyle w:val="FirstParagraph"/>
-      </w:pPr>
-      <w:r>
-        <w:t xml:space="preserve">In this national analysis of Medicare midurethral sling procedures from 2013 to 2023, URPS physicians perform the majority of slings with the highest per-provider volume and the most equitable volume distribution. The growing gynecologic share—driven by URPS—and the declining participation of urologists and generalist OB/GYNs in sling surgery suggest an ongoing shift in the procedural landscape. These findings have implications for surgical training requirements, credentialing standards, and equitable access to pelvic floor surgical care.</w:t>
-      </w:r>
-    </w:p>
-    <w:bookmarkEnd w:id="30"/>
-    <w:bookmarkStart w:id="31" w:name="references"/>
-    <w:p>
-      <w:pPr>
-        <w:pStyle w:val="Heading2"/>
-      </w:pPr>
-      <w:r>
-        <w:t xml:space="preserve">References</w:t>
+        <w:t xml:space="preserve">Kobashi KC, Albo ME, Dmochowski RR, et al. Surgical treatment of female stress urinary incontinence: AUA/SUFU guideline. J Urol. 2017;198(4):875-883.</w:t>
       </w:r>
     </w:p>
     <w:p>
       <w:pPr>
         <w:numPr>
           <w:ilvl w:val="0"/>
-          <w:numId w:val="1002"/>
+          <w:numId w:val="1001"/>
         </w:numPr>
       </w:pPr>
       <w:r>
-        <w:t xml:space="preserve">Ford AA, Rogerson L, Cody JD, Aluko P, Ogah JA. Mid-urethral sling operations for stress urinary incontinence in women. Cochrane Database Syst Rev. 2017;7(7):CD006375.</w:t>
+        <w:t xml:space="preserve">Birkmeyer JD, Stukel TA, Siewers AE, Goodney PP, Wennberg DE, Lucas FL. Surgeon volume and operative mortality in the United States. N Engl J Med. 2003;349(22):2117-2127.</w:t>
       </w:r>
     </w:p>
     <w:p>
       <w:pPr>
         <w:numPr>
           <w:ilvl w:val="0"/>
-          <w:numId w:val="1002"/>
+          <w:numId w:val="1001"/>
         </w:numPr>
       </w:pPr>
       <w:r>
-        <w:t xml:space="preserve">Kobashi KC, Albo ME, Dmochowski RR, et al. Surgical treatment of female stress urinary incontinence: AUA/SUFU guideline. J Urol. 2017;198(4):875-883.</w:t>
+        <w:t xml:space="preserve">Reames BN, Ghaferi AA, Birkmeyer JD, Dimick JB. Hospital volume and operative mortality in the modern era. Ann Surg. 2014;260(2):244-251.</w:t>
       </w:r>
     </w:p>
     <w:p>
       <w:pPr>
         <w:numPr>
           <w:ilvl w:val="0"/>
-          <w:numId w:val="1002"/>
+          <w:numId w:val="1001"/>
         </w:numPr>
       </w:pPr>
       <w:r>
-        <w:t xml:space="preserve">Birkmeyer JD, Stukel TA, Siewers AE, Goodney PP, Wennberg DE, Lucas FL. Surgeon volume and operative mortality in the United States. N Engl J Med. 2003;349(22):2117-2127.</w:t>
+        <w:t xml:space="preserve">American Board of Medical Specialties. ABMS announces approval of new subspecialty certificate in female pelvic medicine and reconstructive surgery. 2011. Available at: https://www.abms.org.</w:t>
       </w:r>
     </w:p>
     <w:p>
       <w:pPr>
         <w:numPr>
           <w:ilvl w:val="0"/>
-          <w:numId w:val="1002"/>
+          <w:numId w:val="1001"/>
         </w:numPr>
       </w:pPr>
       <w:r>
-        <w:t xml:space="preserve">Reames BN, Ghaferi AA, Birkmeyer JD, Dimick JB. Hospital volume and operative mortality in the modern era. Ann Surg. 2014;260(2):244-251.</w:t>
+        <w:t xml:space="preserve">US Food and Drug Administration. FDA takes action to protect women’s health, orders manufacturers of surgical mesh intended for transvaginal repair of pelvic organ prolapse to stop selling all devices. April 16, 2019. Available at: https://www.fda.gov.</w:t>
       </w:r>
     </w:p>
     <w:p>
       <w:pPr>
         <w:numPr>
           <w:ilvl w:val="0"/>
-          <w:numId w:val="1002"/>
-        </w:numPr>
-      </w:pPr>
-      <w:r>
-        <w:t xml:space="preserve">American Board of Medical Specialties. ABMS announces approval of new subspecialty certificate in female pelvic medicine and reconstructive surgery. 2011. Available at: https://www.abms.org.</w:t>
-      </w:r>
-    </w:p>
-    <w:p>
-      <w:pPr>
-        <w:numPr>
-          <w:ilvl w:val="0"/>
-          <w:numId w:val="1002"/>
-        </w:numPr>
-      </w:pPr>
-      <w:r>
-        <w:t xml:space="preserve">US Food and Drug Administration. FDA takes action to protect women’s health, orders manufacturers of surgical mesh intended for transvaginal repair of pelvic organ prolapse to stop selling all devices. April 16, 2019. Available at: https://www.fda.gov.</w:t>
-      </w:r>
-    </w:p>
-    <w:p>
-      <w:pPr>
-        <w:numPr>
-          <w:ilvl w:val="0"/>
-          <w:numId w:val="1002"/>
+          <w:numId w:val="1001"/>
         </w:numPr>
       </w:pPr>
       <w:r>
@@ -839,8 +777,8 @@
         </w:pict>
       </w:r>
     </w:p>
-    <w:bookmarkEnd w:id="31"/>
-    <w:bookmarkStart w:id="32" w:name="tables"/>
+    <w:bookmarkEnd w:id="28"/>
+    <w:bookmarkStart w:id="29" w:name="tables"/>
     <w:p>
       <w:pPr>
         <w:pStyle w:val="Heading2"/>
@@ -864,7 +802,7 @@
         <w:t xml:space="preserve"> </w:t>
       </w:r>
       <w:r>
-        <w:t xml:space="preserve">Specialty distribution of CPT 57288 providers, Medicare PUF 2013–2023.</w:t>
+        <w:t xml:space="preserve">Specialty distribution of CPT 57288 providers, Medicare PUF 2013–2023 (2017 excluded; combined URPS).</w:t>
       </w:r>
     </w:p>
     <w:tbl>
@@ -875,13 +813,11 @@
         <w:tblLook w:firstRow="1" w:lastRow="0" w:firstColumn="0" w:lastColumn="0" w:noHBand="0" w:noVBand="0" w:val="0020"/>
       </w:tblPr>
       <w:tblGrid>
-        <w:gridCol w:w="744"/>
-        <w:gridCol w:w="880"/>
-        <w:gridCol w:w="880"/>
-        <w:gridCol w:w="1150"/>
-        <w:gridCol w:w="1827"/>
-        <w:gridCol w:w="1286"/>
-        <w:gridCol w:w="1150"/>
+        <w:gridCol w:w="1075"/>
+        <w:gridCol w:w="1271"/>
+        <w:gridCol w:w="1271"/>
+        <w:gridCol w:w="1662"/>
+        <w:gridCol w:w="2640"/>
       </w:tblGrid>
       <w:tr>
         <w:trPr>
@@ -942,28 +878,6 @@
             </w:r>
           </w:p>
         </w:tc>
-        <w:tc>
-          <w:tcPr/>
-          <w:p>
-            <w:pPr>
-              <w:pStyle w:val="Compact"/>
-            </w:pPr>
-            <w:r>
-              <w:t xml:space="preserve">Mean annual volume</w:t>
-            </w:r>
-          </w:p>
-        </w:tc>
-        <w:tc>
-          <w:tcPr/>
-          <w:p>
-            <w:pPr>
-              <w:pStyle w:val="Compact"/>
-            </w:pPr>
-            <w:r>
-              <w:t xml:space="preserve">Gini coefficient</w:t>
-            </w:r>
-          </w:p>
-        </w:tc>
       </w:tr>
       <w:tr>
         <w:tc>
@@ -984,29 +898,29 @@
               <w:pStyle w:val="Compact"/>
             </w:pPr>
             <w:r>
-              <w:t xml:space="preserve">609</w:t>
-            </w:r>
-          </w:p>
-        </w:tc>
-        <w:tc>
-          <w:tcPr/>
-          <w:p>
-            <w:pPr>
-              <w:pStyle w:val="Compact"/>
-            </w:pPr>
-            <w:r>
-              <w:t xml:space="preserve">73,751</w:t>
-            </w:r>
-          </w:p>
-        </w:tc>
-        <w:tc>
-          <w:tcPr/>
-          <w:p>
-            <w:pPr>
-              <w:pStyle w:val="Compact"/>
-            </w:pPr>
-            <w:r>
-              <w:t xml:space="preserve">52.7%</w:t>
+              <w:t xml:space="preserve">753</w:t>
+            </w:r>
+          </w:p>
+        </w:tc>
+        <w:tc>
+          <w:tcPr/>
+          <w:p>
+            <w:pPr>
+              <w:pStyle w:val="Compact"/>
+            </w:pPr>
+            <w:r>
+              <w:t xml:space="preserve">80,033</w:t>
+            </w:r>
+          </w:p>
+        </w:tc>
+        <w:tc>
+          <w:tcPr/>
+          <w:p>
+            <w:pPr>
+              <w:pStyle w:val="Compact"/>
+            </w:pPr>
+            <w:r>
+              <w:t xml:space="preserve">60.8%</w:t>
             </w:r>
           </w:p>
         </w:tc>
@@ -1018,28 +932,6 @@
             </w:pPr>
             <w:r>
               <w:t xml:space="preserve">19 (14–29)</w:t>
-            </w:r>
-          </w:p>
-        </w:tc>
-        <w:tc>
-          <w:tcPr/>
-          <w:p>
-            <w:pPr>
-              <w:pStyle w:val="Compact"/>
-            </w:pPr>
-            <w:r>
-              <w:t xml:space="preserve">23.7</w:t>
-            </w:r>
-          </w:p>
-        </w:tc>
-        <w:tc>
-          <w:tcPr/>
-          <w:p>
-            <w:pPr>
-              <w:pStyle w:val="Compact"/>
-            </w:pPr>
-            <w:r>
-              <w:t xml:space="preserve">0.28</w:t>
             </w:r>
           </w:p>
         </w:tc>
@@ -1052,40 +944,40 @@
               <w:pStyle w:val="Compact"/>
             </w:pPr>
             <w:r>
-              <w:t xml:space="preserve">Urology</w:t>
-            </w:r>
-          </w:p>
-        </w:tc>
-        <w:tc>
-          <w:tcPr/>
-          <w:p>
-            <w:pPr>
-              <w:pStyle w:val="Compact"/>
-            </w:pPr>
-            <w:r>
-              <w:t xml:space="preserve">823</w:t>
-            </w:r>
-          </w:p>
-        </w:tc>
-        <w:tc>
-          <w:tcPr/>
-          <w:p>
-            <w:pPr>
-              <w:pStyle w:val="Compact"/>
-            </w:pPr>
-            <w:r>
-              <w:t xml:space="preserve">47,825</w:t>
-            </w:r>
-          </w:p>
-        </w:tc>
-        <w:tc>
-          <w:tcPr/>
-          <w:p>
-            <w:pPr>
-              <w:pStyle w:val="Compact"/>
-            </w:pPr>
-            <w:r>
-              <w:t xml:space="preserve">34.2%</w:t>
+              <w:t xml:space="preserve">Urology (non-URPS)</w:t>
+            </w:r>
+          </w:p>
+        </w:tc>
+        <w:tc>
+          <w:tcPr/>
+          <w:p>
+            <w:pPr>
+              <w:pStyle w:val="Compact"/>
+            </w:pPr>
+            <w:r>
+              <w:t xml:space="preserve">665</w:t>
+            </w:r>
+          </w:p>
+        </w:tc>
+        <w:tc>
+          <w:tcPr/>
+          <w:p>
+            <w:pPr>
+              <w:pStyle w:val="Compact"/>
+            </w:pPr>
+            <w:r>
+              <w:t xml:space="preserve">34,351</w:t>
+            </w:r>
+          </w:p>
+        </w:tc>
+        <w:tc>
+          <w:tcPr/>
+          <w:p>
+            <w:pPr>
+              <w:pStyle w:val="Compact"/>
+            </w:pPr>
+            <w:r>
+              <w:t xml:space="preserve">26.1%</w:t>
             </w:r>
           </w:p>
         </w:tc>
@@ -1097,28 +989,6 @@
             </w:pPr>
             <w:r>
               <w:t xml:space="preserve">16 (13–22)</w:t>
-            </w:r>
-          </w:p>
-        </w:tc>
-        <w:tc>
-          <w:tcPr/>
-          <w:p>
-            <w:pPr>
-              <w:pStyle w:val="Compact"/>
-            </w:pPr>
-            <w:r>
-              <w:t xml:space="preserve">19.1</w:t>
-            </w:r>
-          </w:p>
-        </w:tc>
-        <w:tc>
-          <w:tcPr/>
-          <w:p>
-            <w:pPr>
-              <w:pStyle w:val="Compact"/>
-            </w:pPr>
-            <w:r>
-              <w:t xml:space="preserve">0.24</w:t>
             </w:r>
           </w:p>
         </w:tc>
@@ -1142,29 +1012,29 @@
               <w:pStyle w:val="Compact"/>
             </w:pPr>
             <w:r>
-              <w:t xml:space="preserve">333</w:t>
-            </w:r>
-          </w:p>
-        </w:tc>
-        <w:tc>
-          <w:tcPr/>
-          <w:p>
-            <w:pPr>
-              <w:pStyle w:val="Compact"/>
-            </w:pPr>
-            <w:r>
-              <w:t xml:space="preserve">17,402</w:t>
-            </w:r>
-          </w:p>
-        </w:tc>
-        <w:tc>
-          <w:tcPr/>
-          <w:p>
-            <w:pPr>
-              <w:pStyle w:val="Compact"/>
-            </w:pPr>
-            <w:r>
-              <w:t xml:space="preserve">12.4%</w:t>
+              <w:t xml:space="preserve">330</w:t>
+            </w:r>
+          </w:p>
+        </w:tc>
+        <w:tc>
+          <w:tcPr/>
+          <w:p>
+            <w:pPr>
+              <w:pStyle w:val="Compact"/>
+            </w:pPr>
+            <w:r>
+              <w:t xml:space="preserve">16,391</w:t>
+            </w:r>
+          </w:p>
+        </w:tc>
+        <w:tc>
+          <w:tcPr/>
+          <w:p>
+            <w:pPr>
+              <w:pStyle w:val="Compact"/>
+            </w:pPr>
+            <w:r>
+              <w:t xml:space="preserve">12.5%</w:t>
             </w:r>
           </w:p>
         </w:tc>
@@ -1176,28 +1046,6 @@
             </w:pPr>
             <w:r>
               <w:t xml:space="preserve">15 (12–22)</w:t>
-            </w:r>
-          </w:p>
-        </w:tc>
-        <w:tc>
-          <w:tcPr/>
-          <w:p>
-            <w:pPr>
-              <w:pStyle w:val="Compact"/>
-            </w:pPr>
-            <w:r>
-              <w:t xml:space="preserve">19.2</w:t>
-            </w:r>
-          </w:p>
-        </w:tc>
-        <w:tc>
-          <w:tcPr/>
-          <w:p>
-            <w:pPr>
-              <w:pStyle w:val="Compact"/>
-            </w:pPr>
-            <w:r>
-              <w:t xml:space="preserve">0.26</w:t>
             </w:r>
           </w:p>
         </w:tc>
@@ -1232,18 +1080,18 @@
               <w:pStyle w:val="Compact"/>
             </w:pPr>
             <w:r>
-              <w:t xml:space="preserve">877</w:t>
-            </w:r>
-          </w:p>
-        </w:tc>
-        <w:tc>
-          <w:tcPr/>
-          <w:p>
-            <w:pPr>
-              <w:pStyle w:val="Compact"/>
-            </w:pPr>
-            <w:r>
-              <w:t xml:space="preserve">0.6%</w:t>
+              <w:t xml:space="preserve">862</w:t>
+            </w:r>
+          </w:p>
+        </w:tc>
+        <w:tc>
+          <w:tcPr/>
+          <w:p>
+            <w:pPr>
+              <w:pStyle w:val="Compact"/>
+            </w:pPr>
+            <w:r>
+              <w:t xml:space="preserve">0.7%</w:t>
             </w:r>
           </w:p>
         </w:tc>
@@ -1255,28 +1103,6 @@
             </w:pPr>
             <w:r>
               <w:t xml:space="preserve">16 (12–23)</w:t>
-            </w:r>
-          </w:p>
-        </w:tc>
-        <w:tc>
-          <w:tcPr/>
-          <w:p>
-            <w:pPr>
-              <w:pStyle w:val="Compact"/>
-            </w:pPr>
-            <w:r>
-              <w:t xml:space="preserve">23.7</w:t>
-            </w:r>
-          </w:p>
-        </w:tc>
-        <w:tc>
-          <w:tcPr/>
-          <w:p>
-            <w:pPr>
-              <w:pStyle w:val="Compact"/>
-            </w:pPr>
-            <w:r>
-              <w:t xml:space="preserve">0.36</w:t>
             </w:r>
           </w:p>
         </w:tc>
@@ -1308,7 +1134,7 @@
                 <w:b/>
                 <w:bCs/>
               </w:rPr>
-              <w:t xml:space="preserve">1,775</w:t>
+              <w:t xml:space="preserve">1,758</w:t>
             </w:r>
           </w:p>
         </w:tc>
@@ -1323,7 +1149,7 @@
                 <w:b/>
                 <w:bCs/>
               </w:rPr>
-              <w:t xml:space="preserve">139,855</w:t>
+              <w:t xml:space="preserve">131,637</w:t>
             </w:r>
           </w:p>
         </w:tc>
@@ -1353,42 +1179,8 @@
             </w:r>
           </w:p>
         </w:tc>
-        <w:tc>
-          <w:tcPr/>
-          <w:p>
-            <w:pPr>
-              <w:pStyle w:val="Compact"/>
-            </w:pPr>
-            <w:r>
-              <w:t xml:space="preserve">—</w:t>
-            </w:r>
-          </w:p>
-        </w:tc>
-        <w:tc>
-          <w:tcPr/>
-          <w:p>
-            <w:pPr>
-              <w:pStyle w:val="Compact"/>
-            </w:pPr>
-            <w:r>
-              <w:t xml:space="preserve">—</w:t>
-            </w:r>
-          </w:p>
-        </w:tc>
       </w:tr>
     </w:tbl>
-    <w:p>
-      <w:pPr>
-        <w:pStyle w:val="BodyText"/>
-      </w:pPr>
-      <w:r>
-        <w:rPr>
-          <w:i/>
-          <w:iCs/>
-        </w:rPr>
-        <w:t xml:space="preserve">Note: Gini coefficient in Table 1 is computed on annual provider-year volumes. The concentration Gini in Table 2 is computed on aggregate (multi-year) provider totals, yielding higher values.</w:t>
-      </w:r>
-    </w:p>
     <w:p>
       <w:pPr>
         <w:pStyle w:val="BodyText"/>
@@ -1404,7 +1196,7 @@
         <w:t xml:space="preserve"> </w:t>
       </w:r>
       <w:r>
-        <w:t xml:space="preserve">Procedural concentration metrics by specialty group (aggregate provider-level volumes).</w:t>
+        <w:t xml:space="preserve">Procedural concentration by specialty (aggregate provider-level volumes): Gini and HHI (surgeon-level).</w:t>
       </w:r>
     </w:p>
     <w:tbl>
@@ -1415,12 +1207,12 @@
         <w:tblLook w:firstRow="1" w:lastRow="0" w:firstColumn="0" w:lastColumn="0" w:noHBand="0" w:noVBand="0" w:val="0020"/>
       </w:tblPr>
       <w:tblGrid>
-        <w:gridCol w:w="1049"/>
-        <w:gridCol w:w="1240"/>
-        <w:gridCol w:w="1622"/>
-        <w:gridCol w:w="1335"/>
-        <w:gridCol w:w="1335"/>
-        <w:gridCol w:w="1335"/>
+        <w:gridCol w:w="1177"/>
+        <w:gridCol w:w="1391"/>
+        <w:gridCol w:w="642"/>
+        <w:gridCol w:w="1712"/>
+        <w:gridCol w:w="1498"/>
+        <w:gridCol w:w="1498"/>
       </w:tblGrid>
       <w:tr>
         <w:trPr>
@@ -1455,7 +1247,18 @@
               <w:pStyle w:val="Compact"/>
             </w:pPr>
             <w:r>
-              <w:t xml:space="preserve">Gini coefficient</w:t>
+              <w:t xml:space="preserve">Gini</w:t>
+            </w:r>
+          </w:p>
+        </w:tc>
+        <w:tc>
+          <w:tcPr/>
+          <w:p>
+            <w:pPr>
+              <w:pStyle w:val="Compact"/>
+            </w:pPr>
+            <w:r>
+              <w:t xml:space="preserve">HHI (0–10,000)</w:t>
             </w:r>
           </w:p>
         </w:tc>
@@ -1478,17 +1281,6 @@
             </w:pPr>
             <w:r>
               <w:t xml:space="preserve">% by top 20%</w:t>
-            </w:r>
-          </w:p>
-        </w:tc>
-        <w:tc>
-          <w:tcPr/>
-          <w:p>
-            <w:pPr>
-              <w:pStyle w:val="Compact"/>
-            </w:pPr>
-            <w:r>
-              <w:t xml:space="preserve">% by top 30%</w:t>
             </w:r>
           </w:p>
         </w:tc>
@@ -1512,7 +1304,7 @@
               <w:pStyle w:val="Compact"/>
             </w:pPr>
             <w:r>
-              <w:t xml:space="preserve">609</w:t>
+              <w:t xml:space="preserve">753</w:t>
             </w:r>
           </w:p>
         </w:tc>
@@ -1534,29 +1326,29 @@
               <w:pStyle w:val="Compact"/>
             </w:pPr>
             <w:r>
-              <w:t xml:space="preserve">33.6%</w:t>
-            </w:r>
-          </w:p>
-        </w:tc>
-        <w:tc>
-          <w:tcPr/>
-          <w:p>
-            <w:pPr>
-              <w:pStyle w:val="Compact"/>
-            </w:pPr>
-            <w:r>
-              <w:t xml:space="preserve">53.0%</w:t>
-            </w:r>
-          </w:p>
-        </w:tc>
-        <w:tc>
-          <w:tcPr/>
-          <w:p>
-            <w:pPr>
-              <w:pStyle w:val="Compact"/>
-            </w:pPr>
-            <w:r>
-              <w:t xml:space="preserve">67.3%</w:t>
+              <w:t xml:space="preserve">27</w:t>
+            </w:r>
+          </w:p>
+        </w:tc>
+        <w:tc>
+          <w:tcPr/>
+          <w:p>
+            <w:pPr>
+              <w:pStyle w:val="Compact"/>
+            </w:pPr>
+            <w:r>
+              <w:t xml:space="preserve">34.3%</w:t>
+            </w:r>
+          </w:p>
+        </w:tc>
+        <w:tc>
+          <w:tcPr/>
+          <w:p>
+            <w:pPr>
+              <w:pStyle w:val="Compact"/>
+            </w:pPr>
+            <w:r>
+              <w:t xml:space="preserve">53.4%</w:t>
             </w:r>
           </w:p>
         </w:tc>
@@ -1569,62 +1361,62 @@
               <w:pStyle w:val="Compact"/>
             </w:pPr>
             <w:r>
-              <w:t xml:space="preserve">Urology</w:t>
-            </w:r>
-          </w:p>
-        </w:tc>
-        <w:tc>
-          <w:tcPr/>
-          <w:p>
-            <w:pPr>
-              <w:pStyle w:val="Compact"/>
-            </w:pPr>
-            <w:r>
-              <w:t xml:space="preserve">823</w:t>
-            </w:r>
-          </w:p>
-        </w:tc>
-        <w:tc>
-          <w:tcPr/>
-          <w:p>
-            <w:pPr>
-              <w:pStyle w:val="Compact"/>
-            </w:pPr>
-            <w:r>
-              <w:t xml:space="preserve">0.54</w:t>
-            </w:r>
-          </w:p>
-        </w:tc>
-        <w:tc>
-          <w:tcPr/>
-          <w:p>
-            <w:pPr>
-              <w:pStyle w:val="Compact"/>
-            </w:pPr>
-            <w:r>
-              <w:t xml:space="preserve">39.4%</w:t>
-            </w:r>
-          </w:p>
-        </w:tc>
-        <w:tc>
-          <w:tcPr/>
-          <w:p>
-            <w:pPr>
-              <w:pStyle w:val="Compact"/>
-            </w:pPr>
-            <w:r>
-              <w:t xml:space="preserve">58.9%</w:t>
-            </w:r>
-          </w:p>
-        </w:tc>
-        <w:tc>
-          <w:tcPr/>
-          <w:p>
-            <w:pPr>
-              <w:pStyle w:val="Compact"/>
-            </w:pPr>
-            <w:r>
-              <w:t xml:space="preserve">71.2%</w:t>
+              <w:t xml:space="preserve">Urology (non-URPS)</w:t>
+            </w:r>
+          </w:p>
+        </w:tc>
+        <w:tc>
+          <w:tcPr/>
+          <w:p>
+            <w:pPr>
+              <w:pStyle w:val="Compact"/>
+            </w:pPr>
+            <w:r>
+              <w:t xml:space="preserve">665</w:t>
+            </w:r>
+          </w:p>
+        </w:tc>
+        <w:tc>
+          <w:tcPr/>
+          <w:p>
+            <w:pPr>
+              <w:pStyle w:val="Compact"/>
+            </w:pPr>
+            <w:r>
+              <w:t xml:space="preserve">0.52</w:t>
+            </w:r>
+          </w:p>
+        </w:tc>
+        <w:tc>
+          <w:tcPr/>
+          <w:p>
+            <w:pPr>
+              <w:pStyle w:val="Compact"/>
+            </w:pPr>
+            <w:r>
+              <w:t xml:space="preserve">35</w:t>
+            </w:r>
+          </w:p>
+        </w:tc>
+        <w:tc>
+          <w:tcPr/>
+          <w:p>
+            <w:pPr>
+              <w:pStyle w:val="Compact"/>
+            </w:pPr>
+            <w:r>
+              <w:t xml:space="preserve">38.5%</w:t>
+            </w:r>
+          </w:p>
+        </w:tc>
+        <w:tc>
+          <w:tcPr/>
+          <w:p>
+            <w:pPr>
+              <w:pStyle w:val="Compact"/>
+            </w:pPr>
+            <w:r>
+              <w:t xml:space="preserve">57.5%</w:t>
             </w:r>
           </w:p>
         </w:tc>
@@ -1648,51 +1440,51 @@
               <w:pStyle w:val="Compact"/>
             </w:pPr>
             <w:r>
-              <w:t xml:space="preserve">333</w:t>
-            </w:r>
-          </w:p>
-        </w:tc>
-        <w:tc>
-          <w:tcPr/>
-          <w:p>
-            <w:pPr>
-              <w:pStyle w:val="Compact"/>
-            </w:pPr>
-            <w:r>
-              <w:t xml:space="preserve">0.56</w:t>
-            </w:r>
-          </w:p>
-        </w:tc>
-        <w:tc>
-          <w:tcPr/>
-          <w:p>
-            <w:pPr>
-              <w:pStyle w:val="Compact"/>
-            </w:pPr>
-            <w:r>
-              <w:t xml:space="preserve">44.1%</w:t>
-            </w:r>
-          </w:p>
-        </w:tc>
-        <w:tc>
-          <w:tcPr/>
-          <w:p>
-            <w:pPr>
-              <w:pStyle w:val="Compact"/>
-            </w:pPr>
-            <w:r>
-              <w:t xml:space="preserve">61.9%</w:t>
-            </w:r>
-          </w:p>
-        </w:tc>
-        <w:tc>
-          <w:tcPr/>
-          <w:p>
-            <w:pPr>
-              <w:pStyle w:val="Compact"/>
-            </w:pPr>
-            <w:r>
-              <w:t xml:space="preserve">73.0%</w:t>
+              <w:t xml:space="preserve">330</w:t>
+            </w:r>
+          </w:p>
+        </w:tc>
+        <w:tc>
+          <w:tcPr/>
+          <w:p>
+            <w:pPr>
+              <w:pStyle w:val="Compact"/>
+            </w:pPr>
+            <w:r>
+              <w:t xml:space="preserve">0.55</w:t>
+            </w:r>
+          </w:p>
+        </w:tc>
+        <w:tc>
+          <w:tcPr/>
+          <w:p>
+            <w:pPr>
+              <w:pStyle w:val="Compact"/>
+            </w:pPr>
+            <w:r>
+              <w:t xml:space="preserve">89</w:t>
+            </w:r>
+          </w:p>
+        </w:tc>
+        <w:tc>
+          <w:tcPr/>
+          <w:p>
+            <w:pPr>
+              <w:pStyle w:val="Compact"/>
+            </w:pPr>
+            <w:r>
+              <w:t xml:space="preserve">43.2%</w:t>
+            </w:r>
+          </w:p>
+        </w:tc>
+        <w:tc>
+          <w:tcPr/>
+          <w:p>
+            <w:pPr>
+              <w:pStyle w:val="Compact"/>
+            </w:pPr>
+            <w:r>
+              <w:t xml:space="preserve">60.8%</w:t>
             </w:r>
           </w:p>
         </w:tc>
@@ -1727,40 +1519,40 @@
               <w:pStyle w:val="Compact"/>
             </w:pPr>
             <w:r>
-              <w:t xml:space="preserve">0.59</w:t>
-            </w:r>
-          </w:p>
-        </w:tc>
-        <w:tc>
-          <w:tcPr/>
-          <w:p>
-            <w:pPr>
-              <w:pStyle w:val="Compact"/>
-            </w:pPr>
-            <w:r>
-              <w:t xml:space="preserve">47.5%</w:t>
-            </w:r>
-          </w:p>
-        </w:tc>
-        <w:tc>
-          <w:tcPr/>
-          <w:p>
-            <w:pPr>
-              <w:pStyle w:val="Compact"/>
-            </w:pPr>
-            <w:r>
-              <w:t xml:space="preserve">67.0%</w:t>
-            </w:r>
-          </w:p>
-        </w:tc>
-        <w:tc>
-          <w:tcPr/>
-          <w:p>
-            <w:pPr>
-              <w:pStyle w:val="Compact"/>
-            </w:pPr>
-            <w:r>
-              <w:t xml:space="preserve">74.7%</w:t>
+              <w:t xml:space="preserve">0.60</w:t>
+            </w:r>
+          </w:p>
+        </w:tc>
+        <w:tc>
+          <w:tcPr/>
+          <w:p>
+            <w:pPr>
+              <w:pStyle w:val="Compact"/>
+            </w:pPr>
+            <w:r>
+              <w:t xml:space="preserve">2,919</w:t>
+            </w:r>
+          </w:p>
+        </w:tc>
+        <w:tc>
+          <w:tcPr/>
+          <w:p>
+            <w:pPr>
+              <w:pStyle w:val="Compact"/>
+            </w:pPr>
+            <w:r>
+              <w:t xml:space="preserve">48.4%</w:t>
+            </w:r>
+          </w:p>
+        </w:tc>
+        <w:tc>
+          <w:tcPr/>
+          <w:p>
+            <w:pPr>
+              <w:pStyle w:val="Compact"/>
+            </w:pPr>
+            <w:r>
+              <w:t xml:space="preserve">68.2%</w:t>
             </w:r>
           </w:p>
         </w:tc>
@@ -1781,7 +1573,250 @@
         <w:t xml:space="preserve"> </w:t>
       </w:r>
       <w:r>
-        <w:t xml:space="preserve">Statistical tests.</w:t>
+        <w:t xml:space="preserve">Repeated-measures model of annual sling volume — adjusted rate ratios from a Poisson GEE clustered by NPI (reference URPS; exchangeable correlation, robust SEs).</w:t>
+      </w:r>
+    </w:p>
+    <w:tbl>
+      <w:tblPr>
+        <w:tblStyle w:val="Table"/>
+        <w:tblW w:type="auto" w:w="0"/>
+        <w:tblLook w:firstRow="1" w:lastRow="0" w:firstColumn="0" w:lastColumn="0" w:noHBand="0" w:noVBand="0" w:val="0020"/>
+      </w:tblPr>
+      <w:tblGrid>
+        <w:gridCol w:w="2640"/>
+        <w:gridCol w:w="2640"/>
+        <w:gridCol w:w="2640"/>
+      </w:tblGrid>
+      <w:tr>
+        <w:trPr>
+          <w:tblHeader w:val="on"/>
+        </w:trPr>
+        <w:tc>
+          <w:tcPr/>
+          <w:p>
+            <w:pPr>
+              <w:pStyle w:val="Compact"/>
+            </w:pPr>
+            <w:r>
+              <w:t xml:space="preserve">Term</w:t>
+            </w:r>
+          </w:p>
+        </w:tc>
+        <w:tc>
+          <w:tcPr/>
+          <w:p>
+            <w:pPr>
+              <w:pStyle w:val="Compact"/>
+            </w:pPr>
+            <w:r>
+              <w:t xml:space="preserve">Rate ratio (95% CI)</w:t>
+            </w:r>
+          </w:p>
+        </w:tc>
+        <w:tc>
+          <w:tcPr/>
+          <w:p>
+            <w:pPr>
+              <w:pStyle w:val="Compact"/>
+            </w:pPr>
+            <w:r>
+              <w:t xml:space="preserve">p-value</w:t>
+            </w:r>
+          </w:p>
+        </w:tc>
+      </w:tr>
+      <w:tr>
+        <w:tc>
+          <w:tcPr/>
+          <w:p>
+            <w:pPr>
+              <w:pStyle w:val="Compact"/>
+            </w:pPr>
+            <w:r>
+              <w:t xml:space="preserve">Urology (vs URPS)</w:t>
+            </w:r>
+          </w:p>
+        </w:tc>
+        <w:tc>
+          <w:tcPr/>
+          <w:p>
+            <w:pPr>
+              <w:pStyle w:val="Compact"/>
+            </w:pPr>
+            <w:r>
+              <w:t xml:space="preserve">0.82 (0.70–0.95)</w:t>
+            </w:r>
+          </w:p>
+        </w:tc>
+        <w:tc>
+          <w:tcPr/>
+          <w:p>
+            <w:pPr>
+              <w:pStyle w:val="Compact"/>
+            </w:pPr>
+            <w:r>
+              <w:t xml:space="preserve">0.008</w:t>
+            </w:r>
+          </w:p>
+        </w:tc>
+      </w:tr>
+      <w:tr>
+        <w:tc>
+          <w:tcPr/>
+          <w:p>
+            <w:pPr>
+              <w:pStyle w:val="Compact"/>
+            </w:pPr>
+            <w:r>
+              <w:t xml:space="preserve">General OB/GYN (vs URPS)</w:t>
+            </w:r>
+          </w:p>
+        </w:tc>
+        <w:tc>
+          <w:tcPr/>
+          <w:p>
+            <w:pPr>
+              <w:pStyle w:val="Compact"/>
+            </w:pPr>
+            <w:r>
+              <w:t xml:space="preserve">0.67 (0.50–0.90)</w:t>
+            </w:r>
+          </w:p>
+        </w:tc>
+        <w:tc>
+          <w:tcPr/>
+          <w:p>
+            <w:pPr>
+              <w:pStyle w:val="Compact"/>
+            </w:pPr>
+            <w:r>
+              <w:t xml:space="preserve">0.008</w:t>
+            </w:r>
+          </w:p>
+        </w:tc>
+      </w:tr>
+      <w:tr>
+        <w:tc>
+          <w:tcPr/>
+          <w:p>
+            <w:pPr>
+              <w:pStyle w:val="Compact"/>
+            </w:pPr>
+            <w:r>
+              <w:t xml:space="preserve">MIGS (vs URPS)</w:t>
+            </w:r>
+          </w:p>
+        </w:tc>
+        <w:tc>
+          <w:tcPr/>
+          <w:p>
+            <w:pPr>
+              <w:pStyle w:val="Compact"/>
+            </w:pPr>
+            <w:r>
+              <w:t xml:space="preserve">0.56 (0.40–0.76)</w:t>
+            </w:r>
+          </w:p>
+        </w:tc>
+        <w:tc>
+          <w:tcPr/>
+          <w:p>
+            <w:pPr>
+              <w:pStyle w:val="Compact"/>
+            </w:pPr>
+            <w:r>
+              <w:t xml:space="preserve">&lt; 0.001</w:t>
+            </w:r>
+          </w:p>
+        </w:tc>
+      </w:tr>
+      <w:tr>
+        <w:tc>
+          <w:tcPr/>
+          <w:p>
+            <w:pPr>
+              <w:pStyle w:val="Compact"/>
+            </w:pPr>
+            <w:r>
+              <w:t xml:space="preserve">Calendar year (per year)</w:t>
+            </w:r>
+          </w:p>
+        </w:tc>
+        <w:tc>
+          <w:tcPr/>
+          <w:p>
+            <w:pPr>
+              <w:pStyle w:val="Compact"/>
+            </w:pPr>
+            <w:r>
+              <w:t xml:space="preserve">1.00 (0.99–1.00)</w:t>
+            </w:r>
+          </w:p>
+        </w:tc>
+        <w:tc>
+          <w:tcPr/>
+          <w:p>
+            <w:pPr>
+              <w:pStyle w:val="Compact"/>
+            </w:pPr>
+            <w:r>
+              <w:t xml:space="preserve">0.52</w:t>
+            </w:r>
+          </w:p>
+        </w:tc>
+      </w:tr>
+      <w:tr>
+        <w:tc>
+          <w:tcPr/>
+          <w:p>
+            <w:pPr>
+              <w:pStyle w:val="Compact"/>
+            </w:pPr>
+            <w:r>
+              <w:t xml:space="preserve">2020 (COVID) indicator</w:t>
+            </w:r>
+          </w:p>
+        </w:tc>
+        <w:tc>
+          <w:tcPr/>
+          <w:p>
+            <w:pPr>
+              <w:pStyle w:val="Compact"/>
+            </w:pPr>
+            <w:r>
+              <w:t xml:space="preserve">0.89 (0.85–0.92)</w:t>
+            </w:r>
+          </w:p>
+        </w:tc>
+        <w:tc>
+          <w:tcPr/>
+          <w:p>
+            <w:pPr>
+              <w:pStyle w:val="Compact"/>
+            </w:pPr>
+            <w:r>
+              <w:t xml:space="preserve">&lt; 0.001</w:t>
+            </w:r>
+          </w:p>
+        </w:tc>
+      </w:tr>
+    </w:tbl>
+    <w:p>
+      <w:pPr>
+        <w:pStyle w:val="BodyText"/>
+      </w:pPr>
+      <w:r>
+        <w:rPr>
+          <w:b/>
+          <w:bCs/>
+        </w:rPr>
+        <w:t xml:space="preserve">Table 4.</w:t>
+      </w:r>
+      <w:r>
+        <w:t xml:space="preserve"> </w:t>
+      </w:r>
+      <w:r>
+        <w:t xml:space="preserve">Gynecologic (OB/GYN-trained) market-share trend and classification-scheme sensitivity.</w:t>
       </w:r>
     </w:p>
     <w:tbl>
@@ -1792,10 +1827,10 @@
         <w:tblLook w:firstRow="1" w:lastRow="0" w:firstColumn="0" w:lastColumn="0" w:noHBand="0" w:noVBand="0" w:val="0020"/>
       </w:tblPr>
       <w:tblGrid>
-        <w:gridCol w:w="1159"/>
-        <w:gridCol w:w="2124"/>
-        <w:gridCol w:w="2897"/>
-        <w:gridCol w:w="1738"/>
+        <w:gridCol w:w="1616"/>
+        <w:gridCol w:w="2101"/>
+        <w:gridCol w:w="2747"/>
+        <w:gridCol w:w="1454"/>
       </w:tblGrid>
       <w:tr>
         <w:trPr>
@@ -1808,29 +1843,29 @@
               <w:pStyle w:val="Compact"/>
             </w:pPr>
             <w:r>
-              <w:t xml:space="preserve">Test</w:t>
-            </w:r>
-          </w:p>
-        </w:tc>
-        <w:tc>
-          <w:tcPr/>
-          <w:p>
-            <w:pPr>
-              <w:pStyle w:val="Compact"/>
-            </w:pPr>
-            <w:r>
-              <w:t xml:space="preserve">Comparison</w:t>
-            </w:r>
-          </w:p>
-        </w:tc>
-        <w:tc>
-          <w:tcPr/>
-          <w:p>
-            <w:pPr>
-              <w:pStyle w:val="Compact"/>
-            </w:pPr>
-            <w:r>
-              <w:t xml:space="preserve">Test statistic</w:t>
+              <w:t xml:space="preserve">Analysis</w:t>
+            </w:r>
+          </w:p>
+        </w:tc>
+        <w:tc>
+          <w:tcPr/>
+          <w:p>
+            <w:pPr>
+              <w:pStyle w:val="Compact"/>
+            </w:pPr>
+            <w:r>
+              <w:t xml:space="preserve">2013 → 2023</w:t>
+            </w:r>
+          </w:p>
+        </w:tc>
+        <w:tc>
+          <w:tcPr/>
+          <w:p>
+            <w:pPr>
+              <w:pStyle w:val="Compact"/>
+            </w:pPr>
+            <w:r>
+              <w:t xml:space="preserve">Slope (pp/year)</w:t>
             </w:r>
           </w:p>
         </w:tc>
@@ -1854,29 +1889,29 @@
               <w:pStyle w:val="Compact"/>
             </w:pPr>
             <w:r>
-              <w:t xml:space="preserve">Kruskal-Wallis</w:t>
-            </w:r>
-          </w:p>
-        </w:tc>
-        <w:tc>
-          <w:tcPr/>
-          <w:p>
-            <w:pPr>
-              <w:pStyle w:val="Compact"/>
-            </w:pPr>
-            <w:r>
-              <w:t xml:space="preserve">All specialty groups</w:t>
-            </w:r>
-          </w:p>
-        </w:tc>
-        <w:tc>
-          <w:tcPr/>
-          <w:p>
-            <w:pPr>
-              <w:pStyle w:val="Compact"/>
-            </w:pPr>
-            <w:r>
-              <w:t xml:space="preserve">H = 291.8, df = 3</w:t>
+              <w:t xml:space="preserve">Gynecologic (ABOG-URPS + MIGS + Gen OB/GYN) share</w:t>
+            </w:r>
+          </w:p>
+        </w:tc>
+        <w:tc>
+          <w:tcPr/>
+          <w:p>
+            <w:pPr>
+              <w:pStyle w:val="Compact"/>
+            </w:pPr>
+            <w:r>
+              <w:t xml:space="preserve">60.8% → 70.1%</w:t>
+            </w:r>
+          </w:p>
+        </w:tc>
+        <w:tc>
+          <w:tcPr/>
+          <w:p>
+            <w:pPr>
+              <w:pStyle w:val="Compact"/>
+            </w:pPr>
+            <w:r>
+              <w:t xml:space="preserve">0.84</w:t>
             </w:r>
           </w:p>
         </w:tc>
@@ -1900,29 +1935,29 @@
               <w:pStyle w:val="Compact"/>
             </w:pPr>
             <w:r>
-              <w:t xml:space="preserve">Wilcoxon (Bonferroni)</w:t>
-            </w:r>
-          </w:p>
-        </w:tc>
-        <w:tc>
-          <w:tcPr/>
-          <w:p>
-            <w:pPr>
-              <w:pStyle w:val="Compact"/>
-            </w:pPr>
-            <w:r>
-              <w:t xml:space="preserve">URPS vs Urology</w:t>
-            </w:r>
-          </w:p>
-        </w:tc>
-        <w:tc>
-          <w:tcPr/>
-          <w:p>
-            <w:pPr>
-              <w:pStyle w:val="Compact"/>
-            </w:pPr>
-            <w:r>
-              <w:t xml:space="preserve">—</w:t>
+              <w:t xml:space="preserve">Combined URPS share</w:t>
+            </w:r>
+          </w:p>
+        </w:tc>
+        <w:tc>
+          <w:tcPr/>
+          <w:p>
+            <w:pPr>
+              <w:pStyle w:val="Compact"/>
+            </w:pPr>
+            <w:r>
+              <w:t xml:space="preserve">53.4% → 63.8%</w:t>
+            </w:r>
+          </w:p>
+        </w:tc>
+        <w:tc>
+          <w:tcPr/>
+          <w:p>
+            <w:pPr>
+              <w:pStyle w:val="Compact"/>
+            </w:pPr>
+            <w:r>
+              <w:t xml:space="preserve">0.90</w:t>
             </w:r>
           </w:p>
         </w:tc>
@@ -1946,29 +1981,29 @@
               <w:pStyle w:val="Compact"/>
             </w:pPr>
             <w:r>
-              <w:t xml:space="preserve">Linear regression</w:t>
-            </w:r>
-          </w:p>
-        </w:tc>
-        <w:tc>
-          <w:tcPr/>
-          <w:p>
-            <w:pPr>
-              <w:pStyle w:val="Compact"/>
-            </w:pPr>
-            <w:r>
-              <w:t xml:space="preserve">Gynecologic market share ~ year</w:t>
-            </w:r>
-          </w:p>
-        </w:tc>
-        <w:tc>
-          <w:tcPr/>
-          <w:p>
-            <w:pPr>
-              <w:pStyle w:val="Compact"/>
-            </w:pPr>
-            <w:r>
-              <w:t xml:space="preserve">slope = 0.84</w:t>
+              <w:t xml:space="preserve">URPS share — modal scheme</w:t>
+            </w:r>
+          </w:p>
+        </w:tc>
+        <w:tc>
+          <w:tcPr/>
+          <w:p>
+            <w:pPr>
+              <w:pStyle w:val="Compact"/>
+            </w:pPr>
+            <w:r>
+              <w:t xml:space="preserve">—</w:t>
+            </w:r>
+          </w:p>
+        </w:tc>
+        <w:tc>
+          <w:tcPr/>
+          <w:p>
+            <w:pPr>
+              <w:pStyle w:val="Compact"/>
+            </w:pPr>
+            <w:r>
+              <w:t xml:space="preserve">0.98</w:t>
             </w:r>
           </w:p>
         </w:tc>
@@ -1980,6 +2015,52 @@
             </w:pPr>
             <w:r>
               <w:t xml:space="preserve">&lt; 0.001</w:t>
+            </w:r>
+          </w:p>
+        </w:tc>
+      </w:tr>
+      <w:tr>
+        <w:tc>
+          <w:tcPr/>
+          <w:p>
+            <w:pPr>
+              <w:pStyle w:val="Compact"/>
+            </w:pPr>
+            <w:r>
+              <w:t xml:space="preserve">URPS share — ever-URPS/MIGS scheme</w:t>
+            </w:r>
+          </w:p>
+        </w:tc>
+        <w:tc>
+          <w:tcPr/>
+          <w:p>
+            <w:pPr>
+              <w:pStyle w:val="Compact"/>
+            </w:pPr>
+            <w:r>
+              <w:t xml:space="preserve">—</w:t>
+            </w:r>
+          </w:p>
+        </w:tc>
+        <w:tc>
+          <w:tcPr/>
+          <w:p>
+            <w:pPr>
+              <w:pStyle w:val="Compact"/>
+            </w:pPr>
+            <w:r>
+              <w:t xml:space="preserve">0.96</w:t>
+            </w:r>
+          </w:p>
+        </w:tc>
+        <w:tc>
+          <w:tcPr/>
+          <w:p>
+            <w:pPr>
+              <w:pStyle w:val="Compact"/>
+            </w:pPr>
+            <w:r>
+              <w:t xml:space="preserve">0.001</w:t>
             </w:r>
           </w:p>
         </w:tc>
@@ -1992,8 +2073,8 @@
         </w:pict>
       </w:r>
     </w:p>
-    <w:bookmarkEnd w:id="32"/>
-    <w:bookmarkStart w:id="33" w:name="figures"/>
+    <w:bookmarkEnd w:id="29"/>
+    <w:bookmarkStart w:id="30" w:name="figures"/>
     <w:p>
       <w:pPr>
         <w:pStyle w:val="Heading2"/>
@@ -2017,7 +2098,7 @@
         <w:t xml:space="preserve"> </w:t>
       </w:r>
       <w:r>
-        <w:t xml:space="preserve">Market share of midurethral sling procedures (CPT 57288) by specialty group, Medicare PUF 2013–2023. The combined gynecologic share (shaded area) increased significantly from 60.3% in 2013 to 69.9% in 2023 (slope = 0.84 percentage points per year; p &lt; 0.001). URPS physicians consistently accounted for the largest share, rising from approximately 44% to 57% over the study period. Urology’s share declined correspondingly from approximately 40% to 30%. General OB/GYN share decreased modestly from approximately 16% to 12%. MIGS providers contributed less than 1% throughout.</w:t>
+        <w:t xml:space="preserve">Market share of midurethral sling procedures (CPT 57288) by specialty group, Medicare PUF 2013–2023 (2017 excluded). The combined gynecologic (OB/GYN-trained) share increased from 60.8% to 70.1% (slope 0.84 pp/year; p &lt; 0.001).</w:t>
       </w:r>
     </w:p>
     <w:p>
@@ -2035,7 +2116,7 @@
         <w:t xml:space="preserve"> </w:t>
       </w:r>
       <w:r>
-        <w:t xml:space="preserve">Distribution of annual midurethral sling procedure volume by specialty group, Medicare PUF 2013–2023. Violin plots with embedded box plots and jittered individual observations show the volume distribution on a log scale. URPS providers had the highest median annual volume (19 procedures; IQR 14–29), followed by MIGS (16; IQR 12–23), Urology (16; IQR 13–22), and General OB/GYN (15; IQR 12–22). All groups showed right-skewed distributions with outlier high-volume providers exceeding 70 procedures per year. The minimum observable volume is 11 due to CMS cell suppression.</w:t>
+        <w:t xml:space="preserve">Distribution of annual midurethral sling volume by specialty group (violin + box plots, log scale). The minimum observable volume is 11 due to CMS cell suppression.</w:t>
       </w:r>
     </w:p>
     <w:p>
@@ -2053,11 +2134,47 @@
         <w:t xml:space="preserve"> </w:t>
       </w:r>
       <w:r>
-        <w:t xml:space="preserve">Lorenz curves depicting procedural concentration of midurethral sling procedures by specialty group, Medicare PUF 2013–2023. The dashed diagonal represents perfect equality, where each provider performs an equal share of procedures. Curves farther from the diagonal indicate greater concentration. URPS providers (Gini = 0.51) show the most equitable distribution of sling volume, with the curve closest to the diagonal. MIGS (Gini = 0.59) shows the highest concentration. Urology (Gini = 0.54) and General OB/GYN (Gini = 0.56) fall between these extremes.</w:t>
-      </w:r>
-    </w:p>
-    <w:bookmarkEnd w:id="33"/>
-    <w:bookmarkEnd w:id="34"/>
+        <w:t xml:space="preserve">Lorenz curves of procedural concentration by specialty. Curves farther from the diagonal indicate greater concentration; URPS (Gini 0.51) is closest to equality, MIGS (0.60) farthest.</w:t>
+      </w:r>
+    </w:p>
+    <w:p>
+      <w:pPr>
+        <w:pStyle w:val="BodyText"/>
+      </w:pPr>
+      <w:r>
+        <w:rPr>
+          <w:b/>
+          <w:bCs/>
+        </w:rPr>
+        <w:t xml:space="preserve">Figure 4.</w:t>
+      </w:r>
+      <w:r>
+        <w:t xml:space="preserve"> </w:t>
+      </w:r>
+      <w:r>
+        <w:t xml:space="preserve">Annual procedural concentration by specialty (Gini, HHI, top-20% and bottom-50% shares) per calendar year; within-year concentration is low and stable. MIGS excluded from these panels (too few surgeons/year for a stable estimate).</w:t>
+      </w:r>
+    </w:p>
+    <w:p>
+      <w:pPr>
+        <w:pStyle w:val="BodyText"/>
+      </w:pPr>
+      <w:r>
+        <w:rPr>
+          <w:b/>
+          <w:bCs/>
+        </w:rPr>
+        <w:t xml:space="preserve">Figure 5.</w:t>
+      </w:r>
+      <w:r>
+        <w:t xml:space="preserve"> </w:t>
+      </w:r>
+      <w:r>
+        <w:t xml:space="preserve">Observable surgeons and total procedure volume per year by specialty; the surgeon-pool decline is concentrated in urology and General OB/GYN.</w:t>
+      </w:r>
+    </w:p>
+    <w:bookmarkEnd w:id="30"/>
+    <w:bookmarkEnd w:id="31"/>
     <w:sectPr>
       <w:footnotePr>
         <w:numRestart w:val="eachSect"/>
@@ -2257,36 +2374,6 @@
     <w:abstractNumId w:val="990"/>
   </w:num>
   <w:num w:numId="1001">
-    <w:abstractNumId w:val="99411"/>
-    <w:lvlOverride w:ilvl="0">
-      <w:startOverride w:val="1"/>
-    </w:lvlOverride>
-    <w:lvlOverride w:ilvl="1">
-      <w:startOverride w:val="1"/>
-    </w:lvlOverride>
-    <w:lvlOverride w:ilvl="2">
-      <w:startOverride w:val="1"/>
-    </w:lvlOverride>
-    <w:lvlOverride w:ilvl="3">
-      <w:startOverride w:val="1"/>
-    </w:lvlOverride>
-    <w:lvlOverride w:ilvl="4">
-      <w:startOverride w:val="1"/>
-    </w:lvlOverride>
-    <w:lvlOverride w:ilvl="5">
-      <w:startOverride w:val="1"/>
-    </w:lvlOverride>
-    <w:lvlOverride w:ilvl="6">
-      <w:startOverride w:val="1"/>
-    </w:lvlOverride>
-    <w:lvlOverride w:ilvl="7">
-      <w:startOverride w:val="1"/>
-    </w:lvlOverride>
-    <w:lvlOverride w:ilvl="8">
-      <w:startOverride w:val="1"/>
-    </w:lvlOverride>
-  </w:num>
-  <w:num w:numId="1002">
     <w:abstractNumId w:val="99411"/>
     <w:lvlOverride w:ilvl="0">
       <w:startOverride w:val="1"/>

--- a/output/manuscript.docx
+++ b/output/manuscript.docx
@@ -363,7 +363,19 @@
         <w:pStyle w:val="BodyText"/>
       </w:pPr>
       <w:r>
-        <w:t xml:space="preserve">Because the primary conclusion concerns changes in specialty market share, we compared three classification schemes in a sensitivity analysis: time-varying (one specialty per physician-year), modal (single most-frequent specialty per physician), and ever-URPS/MIGS (URPS if ever URPS, else MIGS if ever MIGS, else modal).</w:t>
+        <w:t xml:space="preserve">Because the primary conclusion concerns changes in specialty market share, we compared four classification schemes in a sensitivity analysis: modal (single most-frequent specialty per physician), ever-URPS/MIGS (URPS if ever URPS, else MIGS if ever MIGS, else modal), time-varying by CMS provider type, and a fully time-varying, certification-gated scheme in which each physician counts as URPS or MIGS only from their ABOG subspecialty certification year onward (using the ABOG subspecialty certification date,</w:t>
+      </w:r>
+      <w:r>
+        <w:t xml:space="preserve"> </w:t>
+      </w:r>
+      <w:r>
+        <w:rPr>
+          <w:rStyle w:val="VerbatimChar"/>
+        </w:rPr>
+        <w:t xml:space="preserve">sub1startdate</w:t>
+      </w:r>
+      <w:r>
+        <w:t xml:space="preserve">) and is otherwise classified by CMS provider type; urology-pathway URPS were held fixed as no urology-subspecialty certification date was available.</w:t>
       </w:r>
     </w:p>
     <w:bookmarkEnd w:id="12"/>
@@ -513,7 +525,7 @@
         <w:pStyle w:val="FirstParagraph"/>
       </w:pPr>
       <w:r>
-        <w:t xml:space="preserve">The combined gynecologic (OB/GYN-trained) share of sling procedures increased from 60.8% in 2013 to 70.1% in 2023 (slope = 0.84 percentage points/year; p &lt; 0.001; Figure 1), while non-URPS urology fell from 30.7% to 23.1%. The combined-URPS share rose from 53.4% to 63.8% (+0.90 pp/year, p &lt; 0.001). This trend was robust to classification scheme: the specialty distribution differed by less than one percentage point across the time-varying, modal, and ever-URPS/MIGS schemes, and the URPS-share slope remained significant in every scheme (+0.90 to +0.98 pp/year, all p ≤ 0.001).</w:t>
+        <w:t xml:space="preserve">The combined gynecologic (OB/GYN-trained) share of sling procedures increased from 60.8% in 2013 to 70.1% in 2023 (slope = 0.84 percentage points/year; p &lt; 0.001; Figure 1), while non-URPS urology fell from 30.7% to 23.1%. The combined-URPS share rose from 53.4% to 63.8% (+0.90 pp/year, p &lt; 0.001). This trend was robust to classification scheme, and directional under all: the URPS-share slope was +0.90 to +0.98 pp/year (all p ≤ 0.001) under the modal, ever-URPS/MIGS, and CMS-provider-type time-varying schemes. Under the fully certification-gated time-varying scheme — in which the 45% of URPS physicians certified after 2013 count as General OB/GYN or urology in their pre-certification years — the rise was substantially steeper: URPS share increased from 46.3% in 2013 to 74.2% in 2023 (slope = 2.28 pp/year; p &lt; 0.001), and the gynecologic share slope rose to 1.33 pp/year (p &lt; 0.001). Fixed-membership classification therefore understates the true growth of the certified URPS workforce’s market share.</w:t>
       </w:r>
     </w:p>
     <w:p>
@@ -627,23 +639,16 @@
         <w:pStyle w:val="FirstParagraph"/>
       </w:pPr>
       <w:r>
-        <w:t xml:space="preserve">Several limitations warrant discussion. First, CMS suppresses provider-level data below 11 beneficiaries, so the lowest-volume providers are unobserved and reported concentration is a lower bound. Second, the PUF captures only fee-for-service Medicare Part B; younger, Medicare Advantage, Medicaid, commercially insured, and uninsured patients are not represented. Third, specialty classification depends on CMS provider type and the ABOG/ABU rosters; providers who completed URPS fellowship but are not board-certified would be misclassified. Fourth, and importantly for the market-share conclusion,</w:t>
-      </w:r>
-      <w:r>
-        <w:t xml:space="preserve"> </w:t>
+        <w:t xml:space="preserve">Several limitations warrant discussion. First, CMS suppresses provider-level data below 11 beneficiaries, so the lowest-volume providers are unobserved and reported concentration is a lower bound. Second, the PUF captures only fee-for-service Medicare Part B; younger, Medicare Advantage, Medicaid, commercially insured, and uninsured patients are not represented. Third, specialty classification depends on CMS provider type and the ABOG/ABU rosters; providers who completed URPS fellowship but are not board-certified would be misclassified. Fourth, subspecialty classification relied on the ABOG subspecialty certification date (</w:t>
       </w:r>
       <w:r>
         <w:rPr>
-          <w:b/>
-          <w:bCs/>
+          <w:rStyle w:val="VerbatimChar"/>
         </w:rPr>
-        <w:t xml:space="preserve">the available ABOG data do not contain the subspecialty (FPMRS) certification date</w:t>
-      </w:r>
-      <w:r>
-        <w:t xml:space="preserve"> </w:t>
-      </w:r>
-      <w:r>
-        <w:t xml:space="preserve">— the certification years present are the initial general (OB/GYN or urology) board dates, which predate FPMRS by decades. Subspecialty membership therefore cannot be switched on at a physician’s certification year; in all classification schemes ABOG URPS/MIGS membership is fixed across the study period, and only CMS provider type varies annually. A fully time-varying subspecialty hierarchy would require ABOG (and ABU) subspecialty certification dates that are not currently available; our sensitivity analysis nonetheless shows the market-share trend is stable across the classification schemes the data support. Fifth, the exclusion of 2017 removes one year of the time series (the underlying file being truncated); re-running with a complete 2017 file would restore all 11 years. Sixth, Tot_Srvcs may include bilateral or modifier-inflated services.</w:t>
+        <w:t xml:space="preserve">sub1startdate</w:t>
+      </w:r>
+      <w:r>
+        <w:t xml:space="preserve">); a small fraction of URPS providers (~8%) could not be matched to a certification year and were held fixed, and urology-pathway URPS were held fixed because no urology-subspecialty certification date was available. The certification-gated time-varying result should therefore be read as a lower bound on the true steepness of the URPS market-share increase. Fifth, the exclusion of 2017 removes one year of the time series (the underlying file being truncated); re-running with a complete 2017 file would restore all 11 years. Sixth, Tot_Srvcs may include bilateral or modifier-inflated services.</w:t>
       </w:r>
     </w:p>
     <w:bookmarkEnd w:id="24"/>
@@ -2061,6 +2066,52 @@
             </w:pPr>
             <w:r>
               <w:t xml:space="preserve">0.001</w:t>
+            </w:r>
+          </w:p>
+        </w:tc>
+      </w:tr>
+      <w:tr>
+        <w:tc>
+          <w:tcPr/>
+          <w:p>
+            <w:pPr>
+              <w:pStyle w:val="Compact"/>
+            </w:pPr>
+            <w:r>
+              <w:t xml:space="preserve">URPS share — time-varying cert-gated (ABOG sub1startdate)</w:t>
+            </w:r>
+          </w:p>
+        </w:tc>
+        <w:tc>
+          <w:tcPr/>
+          <w:p>
+            <w:pPr>
+              <w:pStyle w:val="Compact"/>
+            </w:pPr>
+            <w:r>
+              <w:t xml:space="preserve">46.3% → 74.2%</w:t>
+            </w:r>
+          </w:p>
+        </w:tc>
+        <w:tc>
+          <w:tcPr/>
+          <w:p>
+            <w:pPr>
+              <w:pStyle w:val="Compact"/>
+            </w:pPr>
+            <w:r>
+              <w:t xml:space="preserve">2.28</w:t>
+            </w:r>
+          </w:p>
+        </w:tc>
+        <w:tc>
+          <w:tcPr/>
+          <w:p>
+            <w:pPr>
+              <w:pStyle w:val="Compact"/>
+            </w:pPr>
+            <w:r>
+              <w:t xml:space="preserve">&lt; 0.001</w:t>
             </w:r>
           </w:p>
         </w:tc>

--- a/output/manuscript.docx
+++ b/output/manuscript.docx
@@ -127,7 +127,7 @@
         <w:t xml:space="preserve"> </w:t>
       </w:r>
       <w:r>
-        <w:t xml:space="preserve">We analyzed the CMS Medicare Physician and Other Practitioners Public Use File (2013–2023, excluding 2017 as a truncated release). Providers billing CPT 57288 were classified as Urogynecology and Reconstructive Pelvic Surgery (URPS), Minimally Invasive Gynecologic Surgery (MIGS), General OB/GYN, or urology using CMS provider type cross-referenced with the ABOG (OB/GYN pathway) and ABU (urology pathway) subspecialty rosters. Procedural concentration was quantified at the surgeon level using the Gini coefficient and the Herfindahl–Hirschman Index (HHI), overall and per calendar year. Because each physician contributes repeated annual observations, volume differences were modeled with a Poisson generalized estimating equation (GEE) clustered by NPI (adjusted rate ratios, 95% CIs), with a per-physician Kruskal-Wallis secondary analysis. Gynecologic (OB/GYN-trained) market-share trends were assessed by linear regression. Classification was examined under time-varying, modal, and ever-URPS/MIGS schemes.</w:t>
+        <w:t xml:space="preserve">We analyzed the CMS Medicare Physician and Other Practitioners Public Use File (2013–2023, excluding 2017 as a truncated release). Providers billing CPT 57288 were classified as Urogynecology and Reconstructive Pelvic Surgery (URPS), Minimally Invasive Gynecologic Surgery (MIGS), General OB/GYN, or urology using CMS provider type cross-referenced with the ABOG (OB/GYN pathway) and ABU (urology pathway) subspecialty rosters. Procedural concentration was quantified at the surgeon level using the Gini coefficient and the Herfindahl–Hirschman Index (HHI), overall and per calendar year. Because each physician contributes repeated annual observations, volume differences were modeled with a Poisson generalized estimating equation (GEE) clustered by NPI (adjusted rate ratios, 95% CIs), with a per-physician Kruskal-Wallis secondary analysis. The market-share trend was reported under multiple classification schemes that bracket the truth: fixed-membership (each physician’s eventual subspecialty applied to all years; a lower bound) and time-varying certification-gated (URPS/MIGS only from the ABOG subspecialty certification year; an upper bound, since certification lags practice onset), with modal and ever-URPS/MIGS as additional sensitivity analyses.</w:t>
       </w:r>
     </w:p>
     <w:p>
@@ -145,7 +145,7 @@
         <w:t xml:space="preserve"> </w:t>
       </w:r>
       <w:r>
-        <w:t xml:space="preserve">A total of 1,758 unique providers billed CPT 57288, accounting for 131,637 procedures. URPS physicians represented the largest group — 753 providers, 80,033 procedures (60.8%), median 19 procedures/year (IQR 14–29). Urology accounted for 665 providers (34,351 procedures; 26.1%; median 16), General OB/GYN for 330 (16,391; 12.5%; median 15), and MIGS for 10 (862; 0.7%; median 16). In a Poisson GEE clustered by NPI, adjusted annual volume was significantly lower than URPS for every group — Urology (rate ratio 0.82, 95% CI 0.70–0.95), General OB/GYN (0.67, 0.50–0.90), and MIGS (0.56, 0.40–0.76) — with a ~11% decline in 2020 (RR 0.89, 0.85–0.92, p &lt; 0.001) and no overall per-physician time trend (RR 1.00, p = 0.52). Pooled multi-year concentration was lowest for URPS (Gini 0.51, HHI 27; top 20% performed 53.4%) and highest for MIGS (Gini 0.60, HHI 2,919; 68.2%); within-year concentration was low and stable (annual Gini ≈ 0.27; no trend, p = 0.82). The combined gynecologic (OB/GYN-trained) share increased from 60.8% in 2013 to 70.1% in 2023 (slope = 0.84 percentage points/year; p &lt; 0.001), robust across classification schemes (URPS-share slope +0.90 to +0.98 pp/yr, all p ≤ 0.001).</w:t>
+        <w:t xml:space="preserve">A total of 1,758 unique providers billed CPT 57288, accounting for 131,637 procedures. URPS physicians represented the largest group — 753 providers, 80,033 procedures (60.8%), median 19 procedures/year (IQR 14–29). Urology accounted for 665 providers (34,351 procedures; 26.1%; median 16), General OB/GYN for 330 (16,391; 12.5%; median 15), and MIGS for 10 (862; 0.7%; median 16). In a Poisson GEE clustered by NPI, adjusted annual volume was significantly lower than URPS for every group — Urology (rate ratio 0.82, 95% CI 0.70–0.95), General OB/GYN (0.67, 0.50–0.90), and MIGS (0.56, 0.40–0.76) — with a ~11% decline in 2020 (RR 0.89, 0.85–0.92, p &lt; 0.001) and no overall per-physician time trend (RR 1.00, p = 0.52). Pooled multi-year concentration was lowest for URPS (Gini 0.51, HHI 27; top 20% performed 53.4%) and highest for MIGS (Gini 0.60, HHI 2,919; 68.2%); within-year concentration was low and stable (annual Gini ≈ 0.27; no trend, p = 0.82). The URPS market share increased significantly under every classification scheme, bracketed by fixed-membership classification (a lower bound: gynecologic share 60.8% → 70.1%, +0.84 pp/year) and time-varying certification-gated classification (an upper bound, as certification lags the start of subspecialty practice: URPS share 46.3% → 74.2%, +2.28 pp/year); the true increase lies between (all p ≤ 0.001).</w:t>
       </w:r>
     </w:p>
     <w:p>
@@ -363,7 +363,39 @@
         <w:pStyle w:val="BodyText"/>
       </w:pPr>
       <w:r>
-        <w:t xml:space="preserve">Because the primary conclusion concerns changes in specialty market share, we compared four classification schemes in a sensitivity analysis: modal (single most-frequent specialty per physician), ever-URPS/MIGS (URPS if ever URPS, else MIGS if ever MIGS, else modal), time-varying by CMS provider type, and a fully time-varying, certification-gated scheme in which each physician counts as URPS or MIGS only from their ABOG subspecialty certification year onward (using the ABOG subspecialty certification date,</w:t>
+        <w:t xml:space="preserve">Because the primary conclusion concerns changes in specialty market share, and because 45% of URPS physicians in this cohort were certified after 2013, we bounded the market-share trend with two classification schemes.</w:t>
+      </w:r>
+      <w:r>
+        <w:t xml:space="preserve"> </w:t>
+      </w:r>
+      <w:r>
+        <w:rPr>
+          <w:b/>
+          <w:bCs/>
+        </w:rPr>
+        <w:t xml:space="preserve">Fixed-membership</w:t>
+      </w:r>
+      <w:r>
+        <w:t xml:space="preserve"> </w:t>
+      </w:r>
+      <w:r>
+        <w:t xml:space="preserve">classification assigns each physician’s eventual subspecialty to all study years; because it treats not-yet-certified physicians as already URPS, it is a lower bound on the rate of increase.</w:t>
+      </w:r>
+      <w:r>
+        <w:t xml:space="preserve"> </w:t>
+      </w:r>
+      <w:r>
+        <w:rPr>
+          <w:b/>
+          <w:bCs/>
+        </w:rPr>
+        <w:t xml:space="preserve">Time-varying, certification-gated</w:t>
+      </w:r>
+      <w:r>
+        <w:t xml:space="preserve"> </w:t>
+      </w:r>
+      <w:r>
+        <w:t xml:space="preserve">classification counts a physician as URPS or MIGS only from their ABOG subspecialty certification year onward (from</w:t>
       </w:r>
       <w:r>
         <w:t xml:space="preserve"> </w:t>
@@ -375,7 +407,7 @@
         <w:t xml:space="preserve">sub1startdate</w:t>
       </w:r>
       <w:r>
-        <w:t xml:space="preserve">) and is otherwise classified by CMS provider type; urology-pathway URPS were held fixed as no urology-subspecialty certification date was available.</w:t>
+        <w:t xml:space="preserve">, which ranges 2013–2024 and is distinct from the initial OB/GYN board date), and classifies earlier years by that year’s CMS provider type; because board certification lags the start of subspecialty practice — the 2013 examination certified physicians already practicing urogynecology, and later diplomates practiced before boarding — it misattributes pre-certification practice years and is an upper bound. Modal and ever-URPS/MIGS schemes were additional sensitivity analyses. Urology-pathway URPS were held fixed in all schemes as no urology-subspecialty certification date was available. The whole-period cross-sectional distribution, concentration, and volume analyses (Tables 1–3) assign each physician their eventual (combined) subspecialty.</w:t>
       </w:r>
     </w:p>
     <w:bookmarkEnd w:id="12"/>
@@ -525,7 +557,7 @@
         <w:pStyle w:val="FirstParagraph"/>
       </w:pPr>
       <w:r>
-        <w:t xml:space="preserve">The combined gynecologic (OB/GYN-trained) share of sling procedures increased from 60.8% in 2013 to 70.1% in 2023 (slope = 0.84 percentage points/year; p &lt; 0.001; Figure 1), while non-URPS urology fell from 30.7% to 23.1%. The combined-URPS share rose from 53.4% to 63.8% (+0.90 pp/year, p &lt; 0.001). This trend was robust to classification scheme, and directional under all: the URPS-share slope was +0.90 to +0.98 pp/year (all p ≤ 0.001) under the modal, ever-URPS/MIGS, and CMS-provider-type time-varying schemes. Under the fully certification-gated time-varying scheme — in which the 45% of URPS physicians certified after 2013 count as General OB/GYN or urology in their pre-certification years — the rise was substantially steeper: URPS share increased from 46.3% in 2013 to 74.2% in 2023 (slope = 2.28 pp/year; p &lt; 0.001), and the gynecologic share slope rose to 1.33 pp/year (p &lt; 0.001). Fixed-membership classification therefore understates the true growth of the certified URPS workforce’s market share.</w:t>
+        <w:t xml:space="preserve">The URPS market share of sling procedures rose significantly regardless of classification, and two schemes bracket the true trend. Fixed-membership classification, which assigns each physician’s eventual subspecialty to all study years, is a lower bound: the combined-URPS share rose 53.4% → 63.8% (+0.90 pp/year) and the gynecologic share 60.8% → 70.1% (+0.84 pp/year), with the URPS-share slope +0.90 to +0.98 pp/year across the fixed, modal, and ever-URPS/MIGS schemes (all p ≤ 0.001). Time-varying, certification-gated classification — counting physicians as URPS only from their ABOG subspecialty certification year — is an upper bound: URPS share rose 46.3% → 74.2% (slope 2.28 pp/year; p &lt; 0.001) and the gynecologic slope 1.33 pp/year (p &lt; 0.001). The upper bound overstates the rise because board certification lags the start of subspecialty practice — the 2013 examination certified physicians who were already practicing urogynecology, and later diplomates likewise practiced before sitting for boards — so certified-only classification misattributes their pre-certification years to General OB/GYN or urology. The true increase in URPS market share therefore lies between roughly +0.9 and +2.3 percentage points per year and is significant under every specification. Non-URPS urology’s share fell correspondingly (30.7% → 23.1%, fixed classification).</w:t>
       </w:r>
     </w:p>
     <w:p>
@@ -639,16 +671,7 @@
         <w:pStyle w:val="FirstParagraph"/>
       </w:pPr>
       <w:r>
-        <w:t xml:space="preserve">Several limitations warrant discussion. First, CMS suppresses provider-level data below 11 beneficiaries, so the lowest-volume providers are unobserved and reported concentration is a lower bound. Second, the PUF captures only fee-for-service Medicare Part B; younger, Medicare Advantage, Medicaid, commercially insured, and uninsured patients are not represented. Third, specialty classification depends on CMS provider type and the ABOG/ABU rosters; providers who completed URPS fellowship but are not board-certified would be misclassified. Fourth, subspecialty classification relied on the ABOG subspecialty certification date (</w:t>
-      </w:r>
-      <w:r>
-        <w:rPr>
-          <w:rStyle w:val="VerbatimChar"/>
-        </w:rPr>
-        <w:t xml:space="preserve">sub1startdate</w:t>
-      </w:r>
-      <w:r>
-        <w:t xml:space="preserve">); a small fraction of URPS providers (~8%) could not be matched to a certification year and were held fixed, and urology-pathway URPS were held fixed because no urology-subspecialty certification date was available. The certification-gated time-varying result should therefore be read as a lower bound on the true steepness of the URPS market-share increase. Fifth, the exclusion of 2017 removes one year of the time series (the underlying file being truncated); re-running with a complete 2017 file would restore all 11 years. Sixth, Tot_Srvcs may include bilateral or modifier-inflated services.</w:t>
+        <w:t xml:space="preserve">Several limitations warrant discussion. First, CMS suppresses provider-level data below 11 beneficiaries, so the lowest-volume providers are unobserved and reported concentration is a lower bound. Second, the PUF captures only fee-for-service Medicare Part B; younger, Medicare Advantage, Medicaid, commercially insured, and uninsured patients are not represented. Third, specialty classification depends on CMS provider type and the ABOG/ABU rosters; providers who completed URPS fellowship but are not board-certified would be misclassified. Fourth, the market-share trend is bounded rather than point-identified. Board certification lags the start of subspecialty practice — physicians complete fellowship and practice urogynecology before sitting for boards, and the 2013 inaugural examination certified an established practicing cohort — so the certification-gated scheme (upper bound) misattributes pre-certification practice years to General OB/GYN or urology, while fixed membership (lower bound) retroactively counts physicians as URPS before they subspecialized. The true trend lies between; a point estimate would require fellowship-completion dates, which are not available. Additionally, ~8% of URPS providers could not be matched to a certification year and urology-pathway URPS were held fixed (no urology-subspecialty date), both of which shrink the upper-bound estimate. Fifth, the exclusion of 2017 removes one year of the time series (the underlying file being truncated); re-running with a complete 2017 file would restore all 11 years. Sixth, Tot_Srvcs may include bilateral or modifier-inflated services.</w:t>
       </w:r>
     </w:p>
     <w:bookmarkEnd w:id="24"/>
@@ -1821,7 +1844,7 @@
         <w:t xml:space="preserve"> </w:t>
       </w:r>
       <w:r>
-        <w:t xml:space="preserve">Gynecologic (OB/GYN-trained) market-share trend and classification-scheme sensitivity.</w:t>
+        <w:t xml:space="preserve">Market-share trends under classification schemes that bracket the true trend. Fixed-membership is a lower bound (treats not-yet-certified physicians as already URPS); time-varying certification-gated is an upper bound (board certification lags practice onset). All schemes are significant and positive.</w:t>
       </w:r>
     </w:p>
     <w:tbl>
@@ -1894,7 +1917,7 @@
               <w:pStyle w:val="Compact"/>
             </w:pPr>
             <w:r>
-              <w:t xml:space="preserve">Gynecologic (ABOG-URPS + MIGS + Gen OB/GYN) share</w:t>
+              <w:t xml:space="preserve">Lower bound — gynecologic share (fixed; ABOG-URPS + MIGS + Gen OB/GYN)</w:t>
             </w:r>
           </w:p>
         </w:tc>
@@ -1940,7 +1963,7 @@
               <w:pStyle w:val="Compact"/>
             </w:pPr>
             <w:r>
-              <w:t xml:space="preserve">Combined URPS share</w:t>
+              <w:t xml:space="preserve">Lower bound — combined-URPS share (fixed)</w:t>
             </w:r>
           </w:p>
         </w:tc>
@@ -1986,7 +2009,7 @@
               <w:pStyle w:val="Compact"/>
             </w:pPr>
             <w:r>
-              <w:t xml:space="preserve">URPS share — modal scheme</w:t>
+              <w:t xml:space="preserve">Sensitivity — URPS share (modal)</w:t>
             </w:r>
           </w:p>
         </w:tc>
@@ -2032,7 +2055,7 @@
               <w:pStyle w:val="Compact"/>
             </w:pPr>
             <w:r>
-              <w:t xml:space="preserve">URPS share — ever-URPS/MIGS scheme</w:t>
+              <w:t xml:space="preserve">Sensitivity — URPS share (ever-URPS/MIGS)</w:t>
             </w:r>
           </w:p>
         </w:tc>
@@ -2078,17 +2101,25 @@
               <w:pStyle w:val="Compact"/>
             </w:pPr>
             <w:r>
-              <w:t xml:space="preserve">URPS share — time-varying cert-gated (ABOG sub1startdate)</w:t>
-            </w:r>
-          </w:p>
-        </w:tc>
-        <w:tc>
-          <w:tcPr/>
-          <w:p>
-            <w:pPr>
-              <w:pStyle w:val="Compact"/>
-            </w:pPr>
-            <w:r>
+              <w:rPr>
+                <w:b/>
+                <w:bCs/>
+              </w:rPr>
+              <w:t xml:space="preserve">Upper bound — URPS share (time-varying, cert-gated)</w:t>
+            </w:r>
+          </w:p>
+        </w:tc>
+        <w:tc>
+          <w:tcPr/>
+          <w:p>
+            <w:pPr>
+              <w:pStyle w:val="Compact"/>
+            </w:pPr>
+            <w:r>
+              <w:rPr>
+                <w:b/>
+                <w:bCs/>
+              </w:rPr>
               <w:t xml:space="preserve">46.3% → 74.2%</w:t>
             </w:r>
           </w:p>
@@ -2100,7 +2131,61 @@
               <w:pStyle w:val="Compact"/>
             </w:pPr>
             <w:r>
+              <w:rPr>
+                <w:b/>
+                <w:bCs/>
+              </w:rPr>
               <w:t xml:space="preserve">2.28</w:t>
+            </w:r>
+          </w:p>
+        </w:tc>
+        <w:tc>
+          <w:tcPr/>
+          <w:p>
+            <w:pPr>
+              <w:pStyle w:val="Compact"/>
+            </w:pPr>
+            <w:r>
+              <w:rPr>
+                <w:b/>
+                <w:bCs/>
+              </w:rPr>
+              <w:t xml:space="preserve">&lt; 0.001</w:t>
+            </w:r>
+          </w:p>
+        </w:tc>
+      </w:tr>
+      <w:tr>
+        <w:tc>
+          <w:tcPr/>
+          <w:p>
+            <w:pPr>
+              <w:pStyle w:val="Compact"/>
+            </w:pPr>
+            <w:r>
+              <w:t xml:space="preserve">Upper bound — gynecologic share (time-varying, cert-gated)</w:t>
+            </w:r>
+          </w:p>
+        </w:tc>
+        <w:tc>
+          <w:tcPr/>
+          <w:p>
+            <w:pPr>
+              <w:pStyle w:val="Compact"/>
+            </w:pPr>
+            <w:r>
+              <w:t xml:space="preserve">—</w:t>
+            </w:r>
+          </w:p>
+        </w:tc>
+        <w:tc>
+          <w:tcPr/>
+          <w:p>
+            <w:pPr>
+              <w:pStyle w:val="Compact"/>
+            </w:pPr>
+            <w:r>
+              <w:t xml:space="preserve">1.33</w:t>
             </w:r>
           </w:p>
         </w:tc>
@@ -2149,7 +2234,7 @@
         <w:t xml:space="preserve"> </w:t>
       </w:r>
       <w:r>
-        <w:t xml:space="preserve">Market share of midurethral sling procedures (CPT 57288) by specialty group, Medicare PUF 2013–2023 (2017 excluded). The combined gynecologic (OB/GYN-trained) share increased from 60.8% to 70.1% (slope 0.84 pp/year; p &lt; 0.001).</w:t>
+        <w:t xml:space="preserve">Market share of midurethral sling procedures (CPT 57288) by specialty group, Medicare PUF 2013–2023 (2017 excluded). The URPS/gynecologic share rose significantly under every classification scheme; fixed-membership classification (+0.84 pp/year, gynecologic share 60.8% → 70.1%) and time-varying certification-gated classification (+2.28 pp/year, URPS share 46.3% → 74.2%) bracket the true trend.</w:t>
       </w:r>
     </w:p>
     <w:p>

--- a/output/manuscript.docx
+++ b/output/manuscript.docx
@@ -2,7 +2,7 @@
 <file path=word/document.xml><?xml version="1.0" encoding="utf-8"?>
 <w:document xmlns:w="http://schemas.openxmlformats.org/wordprocessingml/2006/main" xmlns:m="http://schemas.openxmlformats.org/officeDocument/2006/math" xmlns:r="http://schemas.openxmlformats.org/officeDocument/2006/relationships" xmlns:o="urn:schemas-microsoft-com:office:office" xmlns:v="urn:schemas-microsoft-com:vml" xmlns:w10="urn:schemas-microsoft-com:office:word" xmlns:a="http://schemas.openxmlformats.org/drawingml/2006/main" xmlns:pic="http://schemas.openxmlformats.org/drawingml/2006/picture" xmlns:wp="http://schemas.openxmlformats.org/drawingml/2006/wordprocessingDrawing">
   <w:body>
-    <w:bookmarkStart w:id="31" w:name="X37911c70c823373a9f95609993ef55f8a7f53a9"/>
+    <w:bookmarkStart w:id="34" w:name="X37911c70c823373a9f95609993ef55f8a7f53a9"/>
     <w:p>
       <w:pPr>
         <w:pStyle w:val="Heading1"/>
@@ -145,7 +145,7 @@
         <w:t xml:space="preserve"> </w:t>
       </w:r>
       <w:r>
-        <w:t xml:space="preserve">A total of 1,758 unique providers billed CPT 57288, accounting for 131,637 procedures. URPS physicians represented the largest group — 753 providers, 80,033 procedures (60.8%), median 19 procedures/year (IQR 14–29). Urology accounted for 665 providers (34,351 procedures; 26.1%; median 16), General OB/GYN for 330 (16,391; 12.5%; median 15), and MIGS for 10 (862; 0.7%; median 16). In a Poisson GEE clustered by NPI, adjusted annual volume was significantly lower than URPS for every group — Urology (rate ratio 0.82, 95% CI 0.70–0.95), General OB/GYN (0.67, 0.50–0.90), and MIGS (0.56, 0.40–0.76) — with a ~11% decline in 2020 (RR 0.89, 0.85–0.92, p &lt; 0.001) and no overall per-physician time trend (RR 1.00, p = 0.52). Pooled multi-year concentration was lowest for URPS (Gini 0.51, HHI 27; top 20% performed 53.4%) and highest for MIGS (Gini 0.60, HHI 2,919; 68.2%); within-year concentration was low and stable (annual Gini ≈ 0.27; no trend, p = 0.82). The URPS market share increased significantly under every classification scheme, bracketed by fixed-membership classification (a lower bound: gynecologic share 60.8% → 70.1%, +0.84 pp/year) and time-varying certification-gated classification (an upper bound, as certification lags the start of subspecialty practice: URPS share 46.3% → 74.2%, +2.28 pp/year); the true increase lies between (all p ≤ 0.001).</w:t>
+        <w:t xml:space="preserve">A total of 1,758 unique providers billed CPT 57288, accounting for 131,637 procedures. URPS physicians represented the largest group — 753 providers, 80,033 procedures (60.8%), median 19 procedures/year (IQR 14–29). Urology accounted for 665 providers (34,351 procedures; 26.1%; median 16), General OB/GYN for 330 (16,391; 12.5%; median 15), and MIGS for 10 (862; 0.7%; median 16). In a Poisson GEE clustered by NPI, adjusted annual volume was significantly lower than URPS for every group — Urology (rate ratio 0.82, 95% CI 0.70–0.95), General OB/GYN (0.67, 0.50–0.90), and MIGS (0.56, 0.40–0.76) — with a ~11% decline in 2020 (RR 0.89, 0.85–0.92, p &lt; 0.001) and no overall per-physician time trend (RR 1.00, p = 0.52). Pooled multi-year concentration was lowest for URPS (Gini 0.51, HHI 27; top 20% performed 53.4%) and highest for MIGS (Gini 0.60, HHI 2,919; 68.2%); within-year concentration was low and stable (annual Gini ≈ 0.27; no trend, p = 0.82). Modeled by specialty, URPS share rose (+0.90 pp/year, p &lt; 0.001) while urology (−0.55, p = 0.004) and General OB/GYN (−0.42, p = 0.006) declined; the combined URPS increase was significant under every classification scheme, bracketed by fixed-membership classification (lower bound: gynecologic share 60.8% → 70.1%, +0.84 pp/year) and time-varying certification-gated classification (upper bound, as certification lags practice onset: URPS share 46.3% → 74.2%, +2.28 pp/year). Newly observable entrant surgeons (absent the prior two observable years) performed 7–23% of annual volume at low median volume (~13); URPS contributed the most entrants (440 over the period) while urology showed substantial churn (373 entrants despite a declining share).</w:t>
       </w:r>
     </w:p>
     <w:p>
@@ -467,7 +467,95 @@
         <w:pStyle w:val="BodyText"/>
       </w:pPr>
       <w:r>
-        <w:t xml:space="preserve">Because each physician contributes up to ten annual observations, provider-year records are not independent, and rank tests over them are descriptive only. We therefore modeled the annual count with a Poisson generalized estimating equation (GEE) clustered by NPI (exchangeable working correlation, robust standard errors), with fixed effects for specialty (reference URPS), calendar year, specialty × year, and a 2020 (COVID) indicator, reporting adjusted rate ratios with 95% CIs; a negative-binomial mixed model with a random intercept per NPI gave concordant estimates. As a secondary analysis restoring independence, we compared one value per physician (each physician’s median annual volume) across specialties by Kruskal-Wallis and Bonferroni-adjusted pairwise Wilcoxon tests. Time trends in the gynecologic (OB/GYN-residency-trained: ABOG-URPS + MIGS + General OB/GYN) share were assessed by ordinary least-squares regression on calendar year.</w:t>
+        <w:t xml:space="preserve">Because each physician contributes up to ten annual observations, provider-year records are not independent, and rank tests over them are descriptive only. We therefore modeled the annual count with a Poisson generalized estimating equation (GEE) clustered by NPI (exchangeable working correlation, robust standard errors), with fixed effects for specialty (reference URPS), calendar year, specialty × year, and a 2020 (COVID) indicator, reporting adjusted rate ratios with 95% CIs; a negative-binomial mixed model with a random intercept per NPI gave concordant estimates. As a secondary analysis restoring independence, we compared one value per physician (each physician’s median annual volume) across specialties by Kruskal-Wallis and Bonferroni-adjusted pairwise Wilcoxon tests.</w:t>
+      </w:r>
+    </w:p>
+    <w:p>
+      <w:pPr>
+        <w:pStyle w:val="BodyText"/>
+      </w:pPr>
+      <w:r>
+        <w:t xml:space="preserve">We modeled each specialty’s annual market share separately by ordinary least-squares regression of its annual percentage share on calendar year (URPS, urology, and General OB/GYN; MIGS descriptively given n = 10), in addition to the combined gynecologic share.</w:t>
+      </w:r>
+    </w:p>
+    <w:p>
+      <w:pPr>
+        <w:pStyle w:val="BodyText"/>
+      </w:pPr>
+      <w:r>
+        <w:t xml:space="preserve">To characterize workforce turnover, we classified each observable surgeon in each year, using a two-year washout, as an</w:t>
+      </w:r>
+      <w:r>
+        <w:t xml:space="preserve"> </w:t>
+      </w:r>
+      <w:r>
+        <w:rPr>
+          <w:b/>
+          <w:bCs/>
+        </w:rPr>
+        <w:t xml:space="preserve">entrant</w:t>
+      </w:r>
+      <w:r>
+        <w:t xml:space="preserve"> </w:t>
+      </w:r>
+      <w:r>
+        <w:t xml:space="preserve">(observable that year but absent in both of the two prior observable years),</w:t>
+      </w:r>
+      <w:r>
+        <w:t xml:space="preserve"> </w:t>
+      </w:r>
+      <w:r>
+        <w:rPr>
+          <w:b/>
+          <w:bCs/>
+        </w:rPr>
+        <w:t xml:space="preserve">continuing</w:t>
+      </w:r>
+      <w:r>
+        <w:t xml:space="preserve"> </w:t>
+      </w:r>
+      <w:r>
+        <w:t xml:space="preserve">(observable and not an entrant), or apparently</w:t>
+      </w:r>
+      <w:r>
+        <w:t xml:space="preserve"> </w:t>
+      </w:r>
+      <w:r>
+        <w:rPr>
+          <w:b/>
+          <w:bCs/>
+        </w:rPr>
+        <w:t xml:space="preserve">exiting</w:t>
+      </w:r>
+      <w:r>
+        <w:t xml:space="preserve"> </w:t>
+      </w:r>
+      <w:r>
+        <w:t xml:space="preserve">(observable that year but absent in both of the two subsequent observable years), and computed the entrant share of annual volume, median entrant volume, and entrants by specialty. Because CMS suppression removes providers below 11 beneficiaries, we describe these as</w:t>
+      </w:r>
+      <w:r>
+        <w:t xml:space="preserve"> </w:t>
+      </w:r>
+      <w:r>
+        <w:rPr>
+          <w:i/>
+          <w:iCs/>
+        </w:rPr>
+        <w:t xml:space="preserve">newly observable</w:t>
+      </w:r>
+      <w:r>
+        <w:t xml:space="preserve"> </w:t>
+      </w:r>
+      <w:r>
+        <w:t xml:space="preserve">surgeons rather than definitively new sling surgeons.</w:t>
+      </w:r>
+    </w:p>
+    <w:p>
+      <w:pPr>
+        <w:pStyle w:val="BodyText"/>
+      </w:pPr>
+      <w:r>
+        <w:t xml:space="preserve">As a restrained secondary geographic analysis, we tabulated observable surgeons and the URPS share by provider practice state and identified states with no observable URPS surgeon performing at least 11 Medicare slings in any year. Population-based rates (surgeons and procedures per female Medicare beneficiary) were not computed, as fee-for-service denominators with Medicare Advantage adjustment were outside the scope of this analysis.</w:t>
       </w:r>
     </w:p>
     <w:p>
@@ -480,7 +568,7 @@
     </w:p>
     <w:bookmarkEnd w:id="14"/>
     <w:bookmarkEnd w:id="15"/>
-    <w:bookmarkStart w:id="20" w:name="results"/>
+    <w:bookmarkStart w:id="23" w:name="results"/>
     <w:p>
       <w:pPr>
         <w:pStyle w:val="Heading2"/>
@@ -569,8 +657,78 @@
       </w:r>
     </w:p>
     <w:bookmarkEnd w:id="19"/>
+    <w:bookmarkStart w:id="20" w:name="specialty-specific-market-share-trends"/>
+    <w:p>
+      <w:pPr>
+        <w:pStyle w:val="Heading3"/>
+      </w:pPr>
+      <w:r>
+        <w:t xml:space="preserve">Specialty-Specific Market-Share Trends</w:t>
+      </w:r>
+    </w:p>
+    <w:p>
+      <w:pPr>
+        <w:pStyle w:val="FirstParagraph"/>
+      </w:pPr>
+      <w:r>
+        <w:t xml:space="preserve">Modeling each specialty’s annual share separately (Table 6) shows that the combined gynecologic increase masks divergent specialty trajectories. URPS share rose significantly (53.4% → 63.8%; +0.90 pp/year, p &lt; 0.001), while both urology (30.7% → 23.1%; −0.55 pp/year, p = 0.004) and General OB/GYN (15.7% → 12.3%; −0.42 pp/year, p = 0.006) declined significantly. MIGS share was small but rose descriptively (0.2% → 0.8%; n = 10). Total observable sling volume did not increase over the period; the shift is one of specialty ownership rather than growth in overall Medicare sling volume.</w:t>
+      </w:r>
+    </w:p>
     <w:bookmarkEnd w:id="20"/>
-    <w:bookmarkStart w:id="26" w:name="discussion"/>
+    <w:bookmarkStart w:id="21" w:name="workforce-entry-and-exit"/>
+    <w:p>
+      <w:pPr>
+        <w:pStyle w:val="Heading3"/>
+      </w:pPr>
+      <w:r>
+        <w:t xml:space="preserve">Workforce Entry and Exit</w:t>
+      </w:r>
+    </w:p>
+    <w:p>
+      <w:pPr>
+        <w:pStyle w:val="FirstParagraph"/>
+      </w:pPr>
+      <w:r>
+        <w:t xml:space="preserve">Applying a two-year washout (Table 5), newly observable entrant surgeons numbered 48–184 per year and performed 7.4%–22.5% of that year’s volume, at a low median entrant volume (~13 slings/year) consistent with providers appearing just above the CMS suppression threshold. Entry fell sharply in 2020 (48 entrants; 7.4% of volume), consistent with pandemic disruption. Across the period URPS contributed the most entrants (440), followed by urology (373), General OB/GYN (189), and MIGS (8). Thus the rising URPS market share reflects both the largest inflow of newly observable URPS surgeons and continuing URPS volume, whereas urology exhibited substantial churn — many entrants alongside its net decline — indicating turnover rather than simple attrition. Because CMS suppresses providers below 11 beneficiaries, these are newly observable rather than definitively new sling surgeons.</w:t>
+      </w:r>
+    </w:p>
+    <w:bookmarkEnd w:id="21"/>
+    <w:bookmarkStart w:id="22" w:name="geographic-distribution-secondary"/>
+    <w:p>
+      <w:pPr>
+        <w:pStyle w:val="Heading3"/>
+      </w:pPr>
+      <w:r>
+        <w:t xml:space="preserve">Geographic Distribution (Secondary)</w:t>
+      </w:r>
+    </w:p>
+    <w:p>
+      <w:pPr>
+        <w:pStyle w:val="FirstParagraph"/>
+      </w:pPr>
+      <w:r>
+        <w:t xml:space="preserve">Provider practice location spanned 52 states and territories. The URPS share of observable sling surgeons varied widely by state, from 100% (Hawaii) and 82%–85% (Minnesota, District of Columbia, Connecticut) to 15% (Nebraska). Four states or territories had no observable URPS surgeon performing at least 11 Medicare slings in any study year (North Dakota, Alaska, Puerto Rico, Wyoming); given CMS suppression, this indicates the absence of</w:t>
+      </w:r>
+      <w:r>
+        <w:t xml:space="preserve"> </w:t>
+      </w:r>
+      <w:r>
+        <w:rPr>
+          <w:i/>
+          <w:iCs/>
+        </w:rPr>
+        <w:t xml:space="preserve">observable</w:t>
+      </w:r>
+      <w:r>
+        <w:t xml:space="preserve"> </w:t>
+      </w:r>
+      <w:r>
+        <w:t xml:space="preserve">high-volume URPS surgeons, not necessarily the absence of any URPS physician. Population-based rates and formal geographic inequality measures were not computed and are proposed as a separate access-focused analysis.</w:t>
+      </w:r>
+    </w:p>
+    <w:bookmarkEnd w:id="22"/>
+    <w:bookmarkEnd w:id="23"/>
+    <w:bookmarkStart w:id="29" w:name="discussion"/>
     <w:p>
       <w:pPr>
         <w:pStyle w:val="Heading2"/>
@@ -587,7 +745,7 @@
         <w:t xml:space="preserve">This national analysis of Medicare claims from 2013 to 2023 shows that URPS physicians perform the majority of midurethral sling procedures (60.8%), with the highest adjusted per-physician volume and the most equitable within-group distribution. The combined gynecologic share increased significantly over the decade, from 60.8% to 70.1%.</w:t>
       </w:r>
     </w:p>
-    <w:bookmarkStart w:id="21" w:name="X5a9d6874d63483c97c55807399276ca37c3cb58"/>
+    <w:bookmarkStart w:id="24" w:name="X5a9d6874d63483c97c55807399276ca37c3cb58"/>
     <w:p>
       <w:pPr>
         <w:pStyle w:val="Heading3"/>
@@ -620,8 +778,8 @@
         <w:t xml:space="preserve">certifying pathways — ABOG (OB/GYN) and ABU (urology). Cross-referencing the ABU roster reassigned 150 urology-typed providers (8.2% of all slings) to URPS, sharpening the finding that midurethral sling surgery in Medicare is predominantly performed by fellowship-trained urogynecologists. The finding is robust: the pooled URPS Gini changed negligibly (0.51 → 0.52) under the reclassification.</w:t>
       </w:r>
     </w:p>
-    <w:bookmarkEnd w:id="21"/>
-    <w:bookmarkStart w:id="22" w:name="procedural-concentration-1"/>
+    <w:bookmarkEnd w:id="24"/>
+    <w:bookmarkStart w:id="25" w:name="procedural-concentration-1"/>
     <w:p>
       <w:pPr>
         <w:pStyle w:val="Heading3"/>
@@ -638,8 +796,8 @@
         <w:t xml:space="preserve">Reporting the Gini coefficient and HHI together makes the concentration finding difficult to attribute to a single metric: the two answer related but distinct questions and agree here. The low absolute HHI for the three main groups (27–89) shows that, although volume is unequally distributed (Gini 0.51–0.55), no individual surgeon approaches a dominant share — this is inequality across many surgeons, not domination by a few. Reporting each physician as the production unit follows workforce-concentration analyses in other surgical specialties; it is explicitly a surgeon-level, not a market-competition, measure.</w:t>
       </w:r>
     </w:p>
-    <w:bookmarkEnd w:id="22"/>
-    <w:bookmarkStart w:id="23" w:name="X78fd0565d65e06e5712212d4c8fe5b6dd524af5"/>
+    <w:bookmarkEnd w:id="25"/>
+    <w:bookmarkStart w:id="26" w:name="X78fd0565d65e06e5712212d4c8fe5b6dd524af5"/>
     <w:p>
       <w:pPr>
         <w:pStyle w:val="Heading3"/>
@@ -656,8 +814,8 @@
         <w:t xml:space="preserve">The repeated-measures model clarifies the mechanism behind the rising gynecologic share. Individual physician volume did not change over time (year RR 1.00), but the number of non-URPS surgeons fell sharply while URPS numbers held steady. The market-share shift is therefore a workforce-composition change — non-URPS attrition — rather than a change in how much any individual operates. The significant 2020 decline (RR 0.89) is consistent with pandemic-related deferral of elective surgery and was robust to excluding 2020.</w:t>
       </w:r>
     </w:p>
-    <w:bookmarkEnd w:id="23"/>
-    <w:bookmarkStart w:id="24" w:name="limitations"/>
+    <w:bookmarkEnd w:id="26"/>
+    <w:bookmarkStart w:id="27" w:name="limitations"/>
     <w:p>
       <w:pPr>
         <w:pStyle w:val="Heading3"/>
@@ -674,8 +832,8 @@
         <w:t xml:space="preserve">Several limitations warrant discussion. First, CMS suppresses provider-level data below 11 beneficiaries, so the lowest-volume providers are unobserved and reported concentration is a lower bound. Second, the PUF captures only fee-for-service Medicare Part B; younger, Medicare Advantage, Medicaid, commercially insured, and uninsured patients are not represented. Third, specialty classification depends on CMS provider type and the ABOG/ABU rosters; providers who completed URPS fellowship but are not board-certified would be misclassified. Fourth, the market-share trend is bounded rather than point-identified. Board certification lags the start of subspecialty practice — physicians complete fellowship and practice urogynecology before sitting for boards, and the 2013 inaugural examination certified an established practicing cohort — so the certification-gated scheme (upper bound) misattributes pre-certification practice years to General OB/GYN or urology, while fixed membership (lower bound) retroactively counts physicians as URPS before they subspecialized. The true trend lies between; a point estimate would require fellowship-completion dates, which are not available. Additionally, ~8% of URPS providers could not be matched to a certification year and urology-pathway URPS were held fixed (no urology-subspecialty date), both of which shrink the upper-bound estimate. Fifth, the exclusion of 2017 removes one year of the time series (the underlying file being truncated); re-running with a complete 2017 file would restore all 11 years. Sixth, Tot_Srvcs may include bilateral or modifier-inflated services.</w:t>
       </w:r>
     </w:p>
-    <w:bookmarkEnd w:id="24"/>
-    <w:bookmarkStart w:id="25" w:name="strengths"/>
+    <w:bookmarkEnd w:id="27"/>
+    <w:bookmarkStart w:id="28" w:name="strengths"/>
     <w:p>
       <w:pPr>
         <w:pStyle w:val="Heading3"/>
@@ -692,9 +850,9 @@
         <w:t xml:space="preserve">This study uses a national, 100% sample of Medicare fee-for-service claims; identifies urogynecologists through both training pathways; reports concentration with two complementary surgeon-level measures at both the pooled and annual level; accounts for the non-independence of repeated physician-year observations with a clustered model; and is fully reproducible.</w:t>
       </w:r>
     </w:p>
-    <w:bookmarkEnd w:id="25"/>
-    <w:bookmarkEnd w:id="26"/>
-    <w:bookmarkStart w:id="27" w:name="conclusions"/>
+    <w:bookmarkEnd w:id="28"/>
+    <w:bookmarkEnd w:id="29"/>
+    <w:bookmarkStart w:id="30" w:name="conclusions"/>
     <w:p>
       <w:pPr>
         <w:pStyle w:val="Heading2"/>
@@ -711,8 +869,8 @@
         <w:t xml:space="preserve">In this national Medicare cohort, URPS physicians perform the majority of midurethral slings with the highest adjusted per-physician volume and the most equitable within-group distribution. The growing gynecologic market share is driven by attrition of non-URPS providers rather than by increasing surgeon-level concentration, with implications for training requirements, credentialing standards, and access to pelvic floor surgical care.</w:t>
       </w:r>
     </w:p>
-    <w:bookmarkEnd w:id="27"/>
-    <w:bookmarkStart w:id="28" w:name="references"/>
+    <w:bookmarkEnd w:id="30"/>
+    <w:bookmarkStart w:id="31" w:name="references"/>
     <w:p>
       <w:pPr>
         <w:pStyle w:val="Heading2"/>
@@ -805,8 +963,8 @@
         </w:pict>
       </w:r>
     </w:p>
-    <w:bookmarkEnd w:id="28"/>
-    <w:bookmarkStart w:id="29" w:name="tables"/>
+    <w:bookmarkEnd w:id="31"/>
+    <w:bookmarkStart w:id="32" w:name="tables"/>
     <w:p>
       <w:pPr>
         <w:pStyle w:val="Heading2"/>
@@ -2203,14 +2361,1193 @@
       </w:tr>
     </w:tbl>
     <w:p>
+      <w:pPr>
+        <w:pStyle w:val="BodyText"/>
+      </w:pPr>
+      <w:r>
+        <w:rPr>
+          <w:b/>
+          <w:bCs/>
+        </w:rPr>
+        <w:t xml:space="preserve">Table 5.</w:t>
+      </w:r>
+      <w:r>
+        <w:t xml:space="preserve"> </w:t>
+      </w:r>
+      <w:r>
+        <w:t xml:space="preserve">Annual sling workforce dynamics (newly observable surgeons; two-year washout). Entrants were absent in both prior observable years; exiting surgeons were absent in both subsequent observable years. Entrant/continuing counts are undefined for the first two years and exiting counts for the last two.</w:t>
+      </w:r>
+    </w:p>
+    <w:tbl>
+      <w:tblPr>
+        <w:tblStyle w:val="Table"/>
+        <w:tblW w:type="pct" w:w="5000"/>
+        <w:tblLayout w:type="fixed"/>
+        <w:tblLook w:firstRow="1" w:lastRow="0" w:firstColumn="0" w:lastColumn="0" w:noHBand="0" w:noVBand="0" w:val="0020"/>
+      </w:tblPr>
+      <w:tblGrid>
+        <w:gridCol w:w="516"/>
+        <w:gridCol w:w="946"/>
+        <w:gridCol w:w="860"/>
+        <w:gridCol w:w="946"/>
+        <w:gridCol w:w="774"/>
+        <w:gridCol w:w="1893"/>
+        <w:gridCol w:w="1980"/>
+      </w:tblGrid>
+      <w:tr>
+        <w:trPr>
+          <w:tblHeader w:val="on"/>
+        </w:trPr>
+        <w:tc>
+          <w:tcPr/>
+          <w:p>
+            <w:pPr>
+              <w:pStyle w:val="Compact"/>
+            </w:pPr>
+            <w:r>
+              <w:t xml:space="preserve">Year</w:t>
+            </w:r>
+          </w:p>
+        </w:tc>
+        <w:tc>
+          <w:tcPr/>
+          <w:p>
+            <w:pPr>
+              <w:pStyle w:val="Compact"/>
+            </w:pPr>
+            <w:r>
+              <w:t xml:space="preserve">Observable</w:t>
+            </w:r>
+          </w:p>
+        </w:tc>
+        <w:tc>
+          <w:tcPr/>
+          <w:p>
+            <w:pPr>
+              <w:pStyle w:val="Compact"/>
+            </w:pPr>
+            <w:r>
+              <w:t xml:space="preserve">Entrants</w:t>
+            </w:r>
+          </w:p>
+        </w:tc>
+        <w:tc>
+          <w:tcPr/>
+          <w:p>
+            <w:pPr>
+              <w:pStyle w:val="Compact"/>
+            </w:pPr>
+            <w:r>
+              <w:t xml:space="preserve">Continuing</w:t>
+            </w:r>
+          </w:p>
+        </w:tc>
+        <w:tc>
+          <w:tcPr/>
+          <w:p>
+            <w:pPr>
+              <w:pStyle w:val="Compact"/>
+            </w:pPr>
+            <w:r>
+              <w:t xml:space="preserve">Exiting</w:t>
+            </w:r>
+          </w:p>
+        </w:tc>
+        <w:tc>
+          <w:tcPr/>
+          <w:p>
+            <w:pPr>
+              <w:pStyle w:val="Compact"/>
+            </w:pPr>
+            <w:r>
+              <w:t xml:space="preserve">% volume by entrants</w:t>
+            </w:r>
+          </w:p>
+        </w:tc>
+        <w:tc>
+          <w:tcPr/>
+          <w:p>
+            <w:pPr>
+              <w:pStyle w:val="Compact"/>
+            </w:pPr>
+            <w:r>
+              <w:t xml:space="preserve">Median entrant volume</w:t>
+            </w:r>
+          </w:p>
+        </w:tc>
+      </w:tr>
+      <w:tr>
+        <w:tc>
+          <w:tcPr/>
+          <w:p>
+            <w:pPr>
+              <w:pStyle w:val="Compact"/>
+            </w:pPr>
+            <w:r>
+              <w:t xml:space="preserve">2013</w:t>
+            </w:r>
+          </w:p>
+        </w:tc>
+        <w:tc>
+          <w:tcPr/>
+          <w:p>
+            <w:pPr>
+              <w:pStyle w:val="Compact"/>
+            </w:pPr>
+            <w:r>
+              <w:t xml:space="preserve">812</w:t>
+            </w:r>
+          </w:p>
+        </w:tc>
+        <w:tc>
+          <w:tcPr/>
+          <w:p>
+            <w:pPr>
+              <w:pStyle w:val="Compact"/>
+            </w:pPr>
+            <w:r>
+              <w:t xml:space="preserve">—</w:t>
+            </w:r>
+          </w:p>
+        </w:tc>
+        <w:tc>
+          <w:tcPr/>
+          <w:p>
+            <w:pPr>
+              <w:pStyle w:val="Compact"/>
+            </w:pPr>
+            <w:r>
+              <w:t xml:space="preserve">—</w:t>
+            </w:r>
+          </w:p>
+        </w:tc>
+        <w:tc>
+          <w:tcPr/>
+          <w:p>
+            <w:pPr>
+              <w:pStyle w:val="Compact"/>
+            </w:pPr>
+            <w:r>
+              <w:t xml:space="preserve">214</w:t>
+            </w:r>
+          </w:p>
+        </w:tc>
+        <w:tc>
+          <w:tcPr/>
+          <w:p>
+            <w:pPr>
+              <w:pStyle w:val="Compact"/>
+            </w:pPr>
+            <w:r>
+              <w:t xml:space="preserve">—</w:t>
+            </w:r>
+          </w:p>
+        </w:tc>
+        <w:tc>
+          <w:tcPr/>
+          <w:p>
+            <w:pPr>
+              <w:pStyle w:val="Compact"/>
+            </w:pPr>
+            <w:r>
+              <w:t xml:space="preserve">—</w:t>
+            </w:r>
+          </w:p>
+        </w:tc>
+      </w:tr>
+      <w:tr>
+        <w:tc>
+          <w:tcPr/>
+          <w:p>
+            <w:pPr>
+              <w:pStyle w:val="Compact"/>
+            </w:pPr>
+            <w:r>
+              <w:t xml:space="preserve">2014</w:t>
+            </w:r>
+          </w:p>
+        </w:tc>
+        <w:tc>
+          <w:tcPr/>
+          <w:p>
+            <w:pPr>
+              <w:pStyle w:val="Compact"/>
+            </w:pPr>
+            <w:r>
+              <w:t xml:space="preserve">685</w:t>
+            </w:r>
+          </w:p>
+        </w:tc>
+        <w:tc>
+          <w:tcPr/>
+          <w:p>
+            <w:pPr>
+              <w:pStyle w:val="Compact"/>
+            </w:pPr>
+            <w:r>
+              <w:t xml:space="preserve">—</w:t>
+            </w:r>
+          </w:p>
+        </w:tc>
+        <w:tc>
+          <w:tcPr/>
+          <w:p>
+            <w:pPr>
+              <w:pStyle w:val="Compact"/>
+            </w:pPr>
+            <w:r>
+              <w:t xml:space="preserve">—</w:t>
+            </w:r>
+          </w:p>
+        </w:tc>
+        <w:tc>
+          <w:tcPr/>
+          <w:p>
+            <w:pPr>
+              <w:pStyle w:val="Compact"/>
+            </w:pPr>
+            <w:r>
+              <w:t xml:space="preserve">164</w:t>
+            </w:r>
+          </w:p>
+        </w:tc>
+        <w:tc>
+          <w:tcPr/>
+          <w:p>
+            <w:pPr>
+              <w:pStyle w:val="Compact"/>
+            </w:pPr>
+            <w:r>
+              <w:t xml:space="preserve">—</w:t>
+            </w:r>
+          </w:p>
+        </w:tc>
+        <w:tc>
+          <w:tcPr/>
+          <w:p>
+            <w:pPr>
+              <w:pStyle w:val="Compact"/>
+            </w:pPr>
+            <w:r>
+              <w:t xml:space="preserve">—</w:t>
+            </w:r>
+          </w:p>
+        </w:tc>
+      </w:tr>
+      <w:tr>
+        <w:tc>
+          <w:tcPr/>
+          <w:p>
+            <w:pPr>
+              <w:pStyle w:val="Compact"/>
+            </w:pPr>
+            <w:r>
+              <w:t xml:space="preserve">2015</w:t>
+            </w:r>
+          </w:p>
+        </w:tc>
+        <w:tc>
+          <w:tcPr/>
+          <w:p>
+            <w:pPr>
+              <w:pStyle w:val="Compact"/>
+            </w:pPr>
+            <w:r>
+              <w:t xml:space="preserve">655</w:t>
+            </w:r>
+          </w:p>
+        </w:tc>
+        <w:tc>
+          <w:tcPr/>
+          <w:p>
+            <w:pPr>
+              <w:pStyle w:val="Compact"/>
+            </w:pPr>
+            <w:r>
+              <w:t xml:space="preserve">127</w:t>
+            </w:r>
+          </w:p>
+        </w:tc>
+        <w:tc>
+          <w:tcPr/>
+          <w:p>
+            <w:pPr>
+              <w:pStyle w:val="Compact"/>
+            </w:pPr>
+            <w:r>
+              <w:t xml:space="preserve">528</w:t>
+            </w:r>
+          </w:p>
+        </w:tc>
+        <w:tc>
+          <w:tcPr/>
+          <w:p>
+            <w:pPr>
+              <w:pStyle w:val="Compact"/>
+            </w:pPr>
+            <w:r>
+              <w:t xml:space="preserve">136</w:t>
+            </w:r>
+          </w:p>
+        </w:tc>
+        <w:tc>
+          <w:tcPr/>
+          <w:p>
+            <w:pPr>
+              <w:pStyle w:val="Compact"/>
+            </w:pPr>
+            <w:r>
+              <w:t xml:space="preserve">14.2%</w:t>
+            </w:r>
+          </w:p>
+        </w:tc>
+        <w:tc>
+          <w:tcPr/>
+          <w:p>
+            <w:pPr>
+              <w:pStyle w:val="Compact"/>
+            </w:pPr>
+            <w:r>
+              <w:t xml:space="preserve">13</w:t>
+            </w:r>
+          </w:p>
+        </w:tc>
+      </w:tr>
+      <w:tr>
+        <w:tc>
+          <w:tcPr/>
+          <w:p>
+            <w:pPr>
+              <w:pStyle w:val="Compact"/>
+            </w:pPr>
+            <w:r>
+              <w:t xml:space="preserve">2016</w:t>
+            </w:r>
+          </w:p>
+        </w:tc>
+        <w:tc>
+          <w:tcPr/>
+          <w:p>
+            <w:pPr>
+              <w:pStyle w:val="Compact"/>
+            </w:pPr>
+            <w:r>
+              <w:t xml:space="preserve">701</w:t>
+            </w:r>
+          </w:p>
+        </w:tc>
+        <w:tc>
+          <w:tcPr/>
+          <w:p>
+            <w:pPr>
+              <w:pStyle w:val="Compact"/>
+            </w:pPr>
+            <w:r>
+              <w:t xml:space="preserve">158</w:t>
+            </w:r>
+          </w:p>
+        </w:tc>
+        <w:tc>
+          <w:tcPr/>
+          <w:p>
+            <w:pPr>
+              <w:pStyle w:val="Compact"/>
+            </w:pPr>
+            <w:r>
+              <w:t xml:space="preserve">543</w:t>
+            </w:r>
+          </w:p>
+        </w:tc>
+        <w:tc>
+          <w:tcPr/>
+          <w:p>
+            <w:pPr>
+              <w:pStyle w:val="Compact"/>
+            </w:pPr>
+            <w:r>
+              <w:t xml:space="preserve">219</w:t>
+            </w:r>
+          </w:p>
+        </w:tc>
+        <w:tc>
+          <w:tcPr/>
+          <w:p>
+            <w:pPr>
+              <w:pStyle w:val="Compact"/>
+            </w:pPr>
+            <w:r>
+              <w:t xml:space="preserve">15.3%</w:t>
+            </w:r>
+          </w:p>
+        </w:tc>
+        <w:tc>
+          <w:tcPr/>
+          <w:p>
+            <w:pPr>
+              <w:pStyle w:val="Compact"/>
+            </w:pPr>
+            <w:r>
+              <w:t xml:space="preserve">13</w:t>
+            </w:r>
+          </w:p>
+        </w:tc>
+      </w:tr>
+      <w:tr>
+        <w:tc>
+          <w:tcPr/>
+          <w:p>
+            <w:pPr>
+              <w:pStyle w:val="Compact"/>
+            </w:pPr>
+            <w:r>
+              <w:t xml:space="preserve">2018</w:t>
+            </w:r>
+          </w:p>
+        </w:tc>
+        <w:tc>
+          <w:tcPr/>
+          <w:p>
+            <w:pPr>
+              <w:pStyle w:val="Compact"/>
+            </w:pPr>
+            <w:r>
+              <w:t xml:space="preserve">672</w:t>
+            </w:r>
+          </w:p>
+        </w:tc>
+        <w:tc>
+          <w:tcPr/>
+          <w:p>
+            <w:pPr>
+              <w:pStyle w:val="Compact"/>
+            </w:pPr>
+            <w:r>
+              <w:t xml:space="preserve">184</w:t>
+            </w:r>
+          </w:p>
+        </w:tc>
+        <w:tc>
+          <w:tcPr/>
+          <w:p>
+            <w:pPr>
+              <w:pStyle w:val="Compact"/>
+            </w:pPr>
+            <w:r>
+              <w:t xml:space="preserve">488</w:t>
+            </w:r>
+          </w:p>
+        </w:tc>
+        <w:tc>
+          <w:tcPr/>
+          <w:p>
+            <w:pPr>
+              <w:pStyle w:val="Compact"/>
+            </w:pPr>
+            <w:r>
+              <w:t xml:space="preserve">154</w:t>
+            </w:r>
+          </w:p>
+        </w:tc>
+        <w:tc>
+          <w:tcPr/>
+          <w:p>
+            <w:pPr>
+              <w:pStyle w:val="Compact"/>
+            </w:pPr>
+            <w:r>
+              <w:t xml:space="preserve">20.6%</w:t>
+            </w:r>
+          </w:p>
+        </w:tc>
+        <w:tc>
+          <w:tcPr/>
+          <w:p>
+            <w:pPr>
+              <w:pStyle w:val="Compact"/>
+            </w:pPr>
+            <w:r>
+              <w:t xml:space="preserve">14</w:t>
+            </w:r>
+          </w:p>
+        </w:tc>
+      </w:tr>
+      <w:tr>
+        <w:tc>
+          <w:tcPr/>
+          <w:p>
+            <w:pPr>
+              <w:pStyle w:val="Compact"/>
+            </w:pPr>
+            <w:r>
+              <w:t xml:space="preserve">2019</w:t>
+            </w:r>
+          </w:p>
+        </w:tc>
+        <w:tc>
+          <w:tcPr/>
+          <w:p>
+            <w:pPr>
+              <w:pStyle w:val="Compact"/>
+            </w:pPr>
+            <w:r>
+              <w:t xml:space="preserve">650</w:t>
+            </w:r>
+          </w:p>
+        </w:tc>
+        <w:tc>
+          <w:tcPr/>
+          <w:p>
+            <w:pPr>
+              <w:pStyle w:val="Compact"/>
+            </w:pPr>
+            <w:r>
+              <w:t xml:space="preserve">122</w:t>
+            </w:r>
+          </w:p>
+        </w:tc>
+        <w:tc>
+          <w:tcPr/>
+          <w:p>
+            <w:pPr>
+              <w:pStyle w:val="Compact"/>
+            </w:pPr>
+            <w:r>
+              <w:t xml:space="preserve">528</w:t>
+            </w:r>
+          </w:p>
+        </w:tc>
+        <w:tc>
+          <w:tcPr/>
+          <w:p>
+            <w:pPr>
+              <w:pStyle w:val="Compact"/>
+            </w:pPr>
+            <w:r>
+              <w:t xml:space="preserve">230</w:t>
+            </w:r>
+          </w:p>
+        </w:tc>
+        <w:tc>
+          <w:tcPr/>
+          <w:p>
+            <w:pPr>
+              <w:pStyle w:val="Compact"/>
+            </w:pPr>
+            <w:r>
+              <w:t xml:space="preserve">12.4%</w:t>
+            </w:r>
+          </w:p>
+        </w:tc>
+        <w:tc>
+          <w:tcPr/>
+          <w:p>
+            <w:pPr>
+              <w:pStyle w:val="Compact"/>
+            </w:pPr>
+            <w:r>
+              <w:t xml:space="preserve">13</w:t>
+            </w:r>
+          </w:p>
+        </w:tc>
+      </w:tr>
+      <w:tr>
+        <w:tc>
+          <w:tcPr/>
+          <w:p>
+            <w:pPr>
+              <w:pStyle w:val="Compact"/>
+            </w:pPr>
+            <w:r>
+              <w:t xml:space="preserve">2020</w:t>
+            </w:r>
+          </w:p>
+        </w:tc>
+        <w:tc>
+          <w:tcPr/>
+          <w:p>
+            <w:pPr>
+              <w:pStyle w:val="Compact"/>
+            </w:pPr>
+            <w:r>
+              <w:t xml:space="preserve">445</w:t>
+            </w:r>
+          </w:p>
+        </w:tc>
+        <w:tc>
+          <w:tcPr/>
+          <w:p>
+            <w:pPr>
+              <w:pStyle w:val="Compact"/>
+            </w:pPr>
+            <w:r>
+              <w:t xml:space="preserve">48</w:t>
+            </w:r>
+          </w:p>
+        </w:tc>
+        <w:tc>
+          <w:tcPr/>
+          <w:p>
+            <w:pPr>
+              <w:pStyle w:val="Compact"/>
+            </w:pPr>
+            <w:r>
+              <w:t xml:space="preserve">397</w:t>
+            </w:r>
+          </w:p>
+        </w:tc>
+        <w:tc>
+          <w:tcPr/>
+          <w:p>
+            <w:pPr>
+              <w:pStyle w:val="Compact"/>
+            </w:pPr>
+            <w:r>
+              <w:t xml:space="preserve">66</w:t>
+            </w:r>
+          </w:p>
+        </w:tc>
+        <w:tc>
+          <w:tcPr/>
+          <w:p>
+            <w:pPr>
+              <w:pStyle w:val="Compact"/>
+            </w:pPr>
+            <w:r>
+              <w:t xml:space="preserve">7.4%</w:t>
+            </w:r>
+          </w:p>
+        </w:tc>
+        <w:tc>
+          <w:tcPr/>
+          <w:p>
+            <w:pPr>
+              <w:pStyle w:val="Compact"/>
+            </w:pPr>
+            <w:r>
+              <w:t xml:space="preserve">13</w:t>
+            </w:r>
+          </w:p>
+        </w:tc>
+      </w:tr>
+      <w:tr>
+        <w:tc>
+          <w:tcPr/>
+          <w:p>
+            <w:pPr>
+              <w:pStyle w:val="Compact"/>
+            </w:pPr>
+            <w:r>
+              <w:t xml:space="preserve">2021</w:t>
+            </w:r>
+          </w:p>
+        </w:tc>
+        <w:tc>
+          <w:tcPr/>
+          <w:p>
+            <w:pPr>
+              <w:pStyle w:val="Compact"/>
+            </w:pPr>
+            <w:r>
+              <w:t xml:space="preserve">458</w:t>
+            </w:r>
+          </w:p>
+        </w:tc>
+        <w:tc>
+          <w:tcPr/>
+          <w:p>
+            <w:pPr>
+              <w:pStyle w:val="Compact"/>
+            </w:pPr>
+            <w:r>
+              <w:t xml:space="preserve">77</w:t>
+            </w:r>
+          </w:p>
+        </w:tc>
+        <w:tc>
+          <w:tcPr/>
+          <w:p>
+            <w:pPr>
+              <w:pStyle w:val="Compact"/>
+            </w:pPr>
+            <w:r>
+              <w:t xml:space="preserve">381</w:t>
+            </w:r>
+          </w:p>
+        </w:tc>
+        <w:tc>
+          <w:tcPr/>
+          <w:p>
+            <w:pPr>
+              <w:pStyle w:val="Compact"/>
+            </w:pPr>
+            <w:r>
+              <w:t xml:space="preserve">81</w:t>
+            </w:r>
+          </w:p>
+        </w:tc>
+        <w:tc>
+          <w:tcPr/>
+          <w:p>
+            <w:pPr>
+              <w:pStyle w:val="Compact"/>
+            </w:pPr>
+            <w:r>
+              <w:t xml:space="preserve">12.1%</w:t>
+            </w:r>
+          </w:p>
+        </w:tc>
+        <w:tc>
+          <w:tcPr/>
+          <w:p>
+            <w:pPr>
+              <w:pStyle w:val="Compact"/>
+            </w:pPr>
+            <w:r>
+              <w:t xml:space="preserve">13</w:t>
+            </w:r>
+          </w:p>
+        </w:tc>
+      </w:tr>
+      <w:tr>
+        <w:tc>
+          <w:tcPr/>
+          <w:p>
+            <w:pPr>
+              <w:pStyle w:val="Compact"/>
+            </w:pPr>
+            <w:r>
+              <w:t xml:space="preserve">2022</w:t>
+            </w:r>
+          </w:p>
+        </w:tc>
+        <w:tc>
+          <w:tcPr/>
+          <w:p>
+            <w:pPr>
+              <w:pStyle w:val="Compact"/>
+            </w:pPr>
+            <w:r>
+              <w:t xml:space="preserve">562</w:t>
+            </w:r>
+          </w:p>
+        </w:tc>
+        <w:tc>
+          <w:tcPr/>
+          <w:p>
+            <w:pPr>
+              <w:pStyle w:val="Compact"/>
+            </w:pPr>
+            <w:r>
+              <w:t xml:space="preserve">168</w:t>
+            </w:r>
+          </w:p>
+        </w:tc>
+        <w:tc>
+          <w:tcPr/>
+          <w:p>
+            <w:pPr>
+              <w:pStyle w:val="Compact"/>
+            </w:pPr>
+            <w:r>
+              <w:t xml:space="preserve">394</w:t>
+            </w:r>
+          </w:p>
+        </w:tc>
+        <w:tc>
+          <w:tcPr/>
+          <w:p>
+            <w:pPr>
+              <w:pStyle w:val="Compact"/>
+            </w:pPr>
+            <w:r>
+              <w:t xml:space="preserve">—</w:t>
+            </w:r>
+          </w:p>
+        </w:tc>
+        <w:tc>
+          <w:tcPr/>
+          <w:p>
+            <w:pPr>
+              <w:pStyle w:val="Compact"/>
+            </w:pPr>
+            <w:r>
+              <w:t xml:space="preserve">22.5%</w:t>
+            </w:r>
+          </w:p>
+        </w:tc>
+        <w:tc>
+          <w:tcPr/>
+          <w:p>
+            <w:pPr>
+              <w:pStyle w:val="Compact"/>
+            </w:pPr>
+            <w:r>
+              <w:t xml:space="preserve">14</w:t>
+            </w:r>
+          </w:p>
+        </w:tc>
+      </w:tr>
+      <w:tr>
+        <w:tc>
+          <w:tcPr/>
+          <w:p>
+            <w:pPr>
+              <w:pStyle w:val="Compact"/>
+            </w:pPr>
+            <w:r>
+              <w:t xml:space="preserve">2023</w:t>
+            </w:r>
+          </w:p>
+        </w:tc>
+        <w:tc>
+          <w:tcPr/>
+          <w:p>
+            <w:pPr>
+              <w:pStyle w:val="Compact"/>
+            </w:pPr>
+            <w:r>
+              <w:t xml:space="preserve">562</w:t>
+            </w:r>
+          </w:p>
+        </w:tc>
+        <w:tc>
+          <w:tcPr/>
+          <w:p>
+            <w:pPr>
+              <w:pStyle w:val="Compact"/>
+            </w:pPr>
+            <w:r>
+              <w:t xml:space="preserve">126</w:t>
+            </w:r>
+          </w:p>
+        </w:tc>
+        <w:tc>
+          <w:tcPr/>
+          <w:p>
+            <w:pPr>
+              <w:pStyle w:val="Compact"/>
+            </w:pPr>
+            <w:r>
+              <w:t xml:space="preserve">436</w:t>
+            </w:r>
+          </w:p>
+        </w:tc>
+        <w:tc>
+          <w:tcPr/>
+          <w:p>
+            <w:pPr>
+              <w:pStyle w:val="Compact"/>
+            </w:pPr>
+            <w:r>
+              <w:t xml:space="preserve">—</w:t>
+            </w:r>
+          </w:p>
+        </w:tc>
+        <w:tc>
+          <w:tcPr/>
+          <w:p>
+            <w:pPr>
+              <w:pStyle w:val="Compact"/>
+            </w:pPr>
+            <w:r>
+              <w:t xml:space="preserve">15.7%</w:t>
+            </w:r>
+          </w:p>
+        </w:tc>
+        <w:tc>
+          <w:tcPr/>
+          <w:p>
+            <w:pPr>
+              <w:pStyle w:val="Compact"/>
+            </w:pPr>
+            <w:r>
+              <w:t xml:space="preserve">13</w:t>
+            </w:r>
+          </w:p>
+        </w:tc>
+      </w:tr>
+    </w:tbl>
+    <w:p>
+      <w:pPr>
+        <w:pStyle w:val="BodyText"/>
+      </w:pPr>
+      <w:r>
+        <w:t xml:space="preserve">Entrants by specialty over the period: URPS 440, urology 373, General OB/GYN 189, MIGS 8.</w:t>
+      </w:r>
+    </w:p>
+    <w:p>
+      <w:pPr>
+        <w:pStyle w:val="BodyText"/>
+      </w:pPr>
+      <w:r>
+        <w:rPr>
+          <w:b/>
+          <w:bCs/>
+        </w:rPr>
+        <w:t xml:space="preserve">Table 6.</w:t>
+      </w:r>
+      <w:r>
+        <w:t xml:space="preserve"> </w:t>
+      </w:r>
+      <w:r>
+        <w:t xml:space="preserve">Specialty-specific market-share trends (annual percentage-point share regressed on year; fixed classification).</w:t>
+      </w:r>
+    </w:p>
+    <w:tbl>
+      <w:tblPr>
+        <w:tblStyle w:val="Table"/>
+        <w:tblW w:type="auto" w:w="0"/>
+        <w:tblLook w:firstRow="1" w:lastRow="0" w:firstColumn="0" w:lastColumn="0" w:noHBand="0" w:noVBand="0" w:val="0020"/>
+      </w:tblPr>
+      <w:tblGrid>
+        <w:gridCol w:w="1980"/>
+        <w:gridCol w:w="1980"/>
+        <w:gridCol w:w="1980"/>
+        <w:gridCol w:w="1980"/>
+      </w:tblGrid>
+      <w:tr>
+        <w:trPr>
+          <w:tblHeader w:val="on"/>
+        </w:trPr>
+        <w:tc>
+          <w:tcPr/>
+          <w:p>
+            <w:pPr>
+              <w:pStyle w:val="Compact"/>
+            </w:pPr>
+            <w:r>
+              <w:t xml:space="preserve">Specialty</w:t>
+            </w:r>
+          </w:p>
+        </w:tc>
+        <w:tc>
+          <w:tcPr/>
+          <w:p>
+            <w:pPr>
+              <w:pStyle w:val="Compact"/>
+            </w:pPr>
+            <w:r>
+              <w:t xml:space="preserve">2013 → 2023 share</w:t>
+            </w:r>
+          </w:p>
+        </w:tc>
+        <w:tc>
+          <w:tcPr/>
+          <w:p>
+            <w:pPr>
+              <w:pStyle w:val="Compact"/>
+            </w:pPr>
+            <w:r>
+              <w:t xml:space="preserve">Slope (pp/year)</w:t>
+            </w:r>
+          </w:p>
+        </w:tc>
+        <w:tc>
+          <w:tcPr/>
+          <w:p>
+            <w:pPr>
+              <w:pStyle w:val="Compact"/>
+            </w:pPr>
+            <w:r>
+              <w:t xml:space="preserve">p-value</w:t>
+            </w:r>
+          </w:p>
+        </w:tc>
+      </w:tr>
+      <w:tr>
+        <w:tc>
+          <w:tcPr/>
+          <w:p>
+            <w:pPr>
+              <w:pStyle w:val="Compact"/>
+            </w:pPr>
+            <w:r>
+              <w:t xml:space="preserve">URPS</w:t>
+            </w:r>
+          </w:p>
+        </w:tc>
+        <w:tc>
+          <w:tcPr/>
+          <w:p>
+            <w:pPr>
+              <w:pStyle w:val="Compact"/>
+            </w:pPr>
+            <w:r>
+              <w:t xml:space="preserve">53.4% → 63.8%</w:t>
+            </w:r>
+          </w:p>
+        </w:tc>
+        <w:tc>
+          <w:tcPr/>
+          <w:p>
+            <w:pPr>
+              <w:pStyle w:val="Compact"/>
+            </w:pPr>
+            <w:r>
+              <w:t xml:space="preserve">+0.90</w:t>
+            </w:r>
+          </w:p>
+        </w:tc>
+        <w:tc>
+          <w:tcPr/>
+          <w:p>
+            <w:pPr>
+              <w:pStyle w:val="Compact"/>
+            </w:pPr>
+            <w:r>
+              <w:t xml:space="preserve">&lt; 0.001</w:t>
+            </w:r>
+          </w:p>
+        </w:tc>
+      </w:tr>
+      <w:tr>
+        <w:tc>
+          <w:tcPr/>
+          <w:p>
+            <w:pPr>
+              <w:pStyle w:val="Compact"/>
+            </w:pPr>
+            <w:r>
+              <w:t xml:space="preserve">Urology</w:t>
+            </w:r>
+          </w:p>
+        </w:tc>
+        <w:tc>
+          <w:tcPr/>
+          <w:p>
+            <w:pPr>
+              <w:pStyle w:val="Compact"/>
+            </w:pPr>
+            <w:r>
+              <w:t xml:space="preserve">30.7% → 23.1%</w:t>
+            </w:r>
+          </w:p>
+        </w:tc>
+        <w:tc>
+          <w:tcPr/>
+          <w:p>
+            <w:pPr>
+              <w:pStyle w:val="Compact"/>
+            </w:pPr>
+            <w:r>
+              <w:t xml:space="preserve">−0.55</w:t>
+            </w:r>
+          </w:p>
+        </w:tc>
+        <w:tc>
+          <w:tcPr/>
+          <w:p>
+            <w:pPr>
+              <w:pStyle w:val="Compact"/>
+            </w:pPr>
+            <w:r>
+              <w:t xml:space="preserve">0.004</w:t>
+            </w:r>
+          </w:p>
+        </w:tc>
+      </w:tr>
+      <w:tr>
+        <w:tc>
+          <w:tcPr/>
+          <w:p>
+            <w:pPr>
+              <w:pStyle w:val="Compact"/>
+            </w:pPr>
+            <w:r>
+              <w:t xml:space="preserve">General OB/GYN</w:t>
+            </w:r>
+          </w:p>
+        </w:tc>
+        <w:tc>
+          <w:tcPr/>
+          <w:p>
+            <w:pPr>
+              <w:pStyle w:val="Compact"/>
+            </w:pPr>
+            <w:r>
+              <w:t xml:space="preserve">15.7% → 12.3%</w:t>
+            </w:r>
+          </w:p>
+        </w:tc>
+        <w:tc>
+          <w:tcPr/>
+          <w:p>
+            <w:pPr>
+              <w:pStyle w:val="Compact"/>
+            </w:pPr>
+            <w:r>
+              <w:t xml:space="preserve">−0.42</w:t>
+            </w:r>
+          </w:p>
+        </w:tc>
+        <w:tc>
+          <w:tcPr/>
+          <w:p>
+            <w:pPr>
+              <w:pStyle w:val="Compact"/>
+            </w:pPr>
+            <w:r>
+              <w:t xml:space="preserve">0.006</w:t>
+            </w:r>
+          </w:p>
+        </w:tc>
+      </w:tr>
+      <w:tr>
+        <w:tc>
+          <w:tcPr/>
+          <w:p>
+            <w:pPr>
+              <w:pStyle w:val="Compact"/>
+            </w:pPr>
+            <w:r>
+              <w:t xml:space="preserve">MIGS (descriptive, n = 10)</w:t>
+            </w:r>
+          </w:p>
+        </w:tc>
+        <w:tc>
+          <w:tcPr/>
+          <w:p>
+            <w:pPr>
+              <w:pStyle w:val="Compact"/>
+            </w:pPr>
+            <w:r>
+              <w:t xml:space="preserve">0.2% → 0.8%</w:t>
+            </w:r>
+          </w:p>
+        </w:tc>
+        <w:tc>
+          <w:tcPr/>
+          <w:p>
+            <w:pPr>
+              <w:pStyle w:val="Compact"/>
+            </w:pPr>
+            <w:r>
+              <w:t xml:space="preserve">+0.07</w:t>
+            </w:r>
+          </w:p>
+        </w:tc>
+        <w:tc>
+          <w:tcPr/>
+          <w:p>
+            <w:pPr>
+              <w:pStyle w:val="Compact"/>
+            </w:pPr>
+            <w:r>
+              <w:t xml:space="preserve">0.008</w:t>
+            </w:r>
+          </w:p>
+        </w:tc>
+      </w:tr>
+    </w:tbl>
+    <w:p>
       <w:r>
         <w:pict>
           <v:rect style="width:0;height:1.5pt" o:hralign="center" o:hrstd="t" o:hr="t"/>
         </w:pict>
       </w:r>
     </w:p>
-    <w:bookmarkEnd w:id="29"/>
-    <w:bookmarkStart w:id="30" w:name="figures"/>
+    <w:bookmarkEnd w:id="32"/>
+    <w:bookmarkStart w:id="33" w:name="figures"/>
     <w:p>
       <w:pPr>
         <w:pStyle w:val="Heading2"/>
@@ -2309,8 +3646,8 @@
         <w:t xml:space="preserve">Observable surgeons and total procedure volume per year by specialty; the surgeon-pool decline is concentrated in urology and General OB/GYN.</w:t>
       </w:r>
     </w:p>
-    <w:bookmarkEnd w:id="30"/>
-    <w:bookmarkEnd w:id="31"/>
+    <w:bookmarkEnd w:id="33"/>
+    <w:bookmarkEnd w:id="34"/>
     <w:sectPr>
       <w:footnotePr>
         <w:numRestart w:val="eachSect"/>

--- a/output/manuscript.docx
+++ b/output/manuscript.docx
@@ -2,7 +2,7 @@
 <file path=word/document.xml><?xml version="1.0" encoding="utf-8"?>
 <w:document xmlns:w="http://schemas.openxmlformats.org/wordprocessingml/2006/main" xmlns:m="http://schemas.openxmlformats.org/officeDocument/2006/math" xmlns:r="http://schemas.openxmlformats.org/officeDocument/2006/relationships" xmlns:o="urn:schemas-microsoft-com:office:office" xmlns:v="urn:schemas-microsoft-com:vml" xmlns:w10="urn:schemas-microsoft-com:office:word" xmlns:a="http://schemas.openxmlformats.org/drawingml/2006/main" xmlns:pic="http://schemas.openxmlformats.org/drawingml/2006/picture" xmlns:wp="http://schemas.openxmlformats.org/drawingml/2006/wordprocessingDrawing">
   <w:body>
-    <w:bookmarkStart w:id="34" w:name="X37911c70c823373a9f95609993ef55f8a7f53a9"/>
+    <w:bookmarkStart w:id="32" w:name="X37911c70c823373a9f95609993ef55f8a7f53a9"/>
     <w:p>
       <w:pPr>
         <w:pStyle w:val="Heading1"/>
@@ -145,7 +145,7 @@
         <w:t xml:space="preserve"> </w:t>
       </w:r>
       <w:r>
-        <w:t xml:space="preserve">A total of 1,758 unique providers billed CPT 57288, accounting for 131,637 procedures. URPS physicians represented the largest group — 753 providers, 80,033 procedures (60.8%), median 19 procedures/year (IQR 14–29). Urology accounted for 665 providers (34,351 procedures; 26.1%; median 16), General OB/GYN for 330 (16,391; 12.5%; median 15), and MIGS for 10 (862; 0.7%; median 16). In a Poisson GEE clustered by NPI, adjusted annual volume was significantly lower than URPS for every group — Urology (rate ratio 0.82, 95% CI 0.70–0.95), General OB/GYN (0.67, 0.50–0.90), and MIGS (0.56, 0.40–0.76) — with a ~11% decline in 2020 (RR 0.89, 0.85–0.92, p &lt; 0.001) and no overall per-physician time trend (RR 1.00, p = 0.52). Pooled multi-year concentration was lowest for URPS (Gini 0.51, HHI 27; top 20% performed 53.4%) and highest for MIGS (Gini 0.60, HHI 2,919; 68.2%); within-year concentration was low and stable (annual Gini ≈ 0.27; no trend, p = 0.82). Modeled by specialty, URPS share rose (+0.90 pp/year, p &lt; 0.001) while urology (−0.55, p = 0.004) and General OB/GYN (−0.42, p = 0.006) declined; the combined URPS increase was significant under every classification scheme, bracketed by fixed-membership classification (lower bound: gynecologic share 60.8% → 70.1%, +0.84 pp/year) and time-varying certification-gated classification (upper bound, as certification lags practice onset: URPS share 46.3% → 74.2%, +2.28 pp/year). Newly observable entrant surgeons (absent the prior two observable years) performed 7–23% of annual volume at low median volume (~13); URPS contributed the most entrants (440 over the period) while urology showed substantial churn (373 entrants despite a declining share).</w:t>
+        <w:t xml:space="preserve">A total of 1,745 unique physicians billed CPT 57288 (131,637 procedures; 6,202 physician-years) after excluding the truncated 2017 file. URPS physicians represented the largest group — 753 physicians, 80,033 procedures (60.8%), median 19 procedures/year (p25–p75, 14–27) — followed by non-URPS urology (665 physicians; 26.1%; median 16), General OB/GYN (330; 12.5%; median 15), and MIGS (10; 0.7%; median 16). Observed annual procedures declined (16,399 in 2013 to 12,223 in 2023; −469/year, p = 0.03), reaching a low in 2020 (9,228) with partial recovery. In a Poisson GEE clustered by NPI, adjusted annual volume was significantly lower than URPS for every group — urology (rate ratio 0.82, 95% CI 0.70–0.95), General OB/GYN (0.67, 0.50–0.90), and MIGS (0.56, 0.40–0.76) — with a ~11% decline in 2020 (RR 0.89, 0.85–0.92, p &lt; 0.001) and no overall per-physician time trend (RR 1.00, p = 0.52). Among the three well-populated groups, pooled multi-year concentration was modest and lowest for URPS (Gini 0.51, HHI 27; top 20% performed 53.4%); within-year concentration was low and stable (annual Gini ≈ 0.27; no trend, p = 0.82). MIGS (n = 10) is reported descriptively. Modeled by specialty, URPS share rose (+0.90 pp/year, p &lt; 0.001) while urology (−0.55, p = 0.004) and General OB/GYN (−0.42, p = 0.006) declined; the combined URPS increase was significant under every classification scheme, bracketed by fixed-membership classification (lower bound: gynecologic share 60.8% → 70.1%, +0.84 pp/year) and time-varying certification-gated classification (upper bound, as certification lags practice onset: URPS share 46.3% → 74.2%, +2.28 pp/year). Newly observable entrant surgeons (absent the prior two observable years) performed 7–23% of annual volume at low median volume (~13); URPS contributed the most entrants (440 over the period) while urology showed substantial churn (373 entrants despite a declining share).</w:t>
       </w:r>
     </w:p>
     <w:p>
@@ -568,7 +568,7 @@
     </w:p>
     <w:bookmarkEnd w:id="14"/>
     <w:bookmarkEnd w:id="15"/>
-    <w:bookmarkStart w:id="23" w:name="results"/>
+    <w:bookmarkStart w:id="21" w:name="results"/>
     <w:p>
       <w:pPr>
         <w:pStyle w:val="Heading2"/>
@@ -577,13 +577,13 @@
         <w:t xml:space="preserve">Results</w:t>
       </w:r>
     </w:p>
-    <w:bookmarkStart w:id="16" w:name="Xc2685c1375e56a1d31be535e5764271ac6e18ed"/>
+    <w:bookmarkStart w:id="16" w:name="cohort-and-annual-volume"/>
     <w:p>
       <w:pPr>
         <w:pStyle w:val="Heading3"/>
       </w:pPr>
       <w:r>
-        <w:t xml:space="preserve">Overall Volume and Specialty Distribution</w:t>
+        <w:t xml:space="preserve">Cohort and Annual Volume</w:t>
       </w:r>
     </w:p>
     <w:p>
@@ -591,17 +591,25 @@
         <w:pStyle w:val="FirstParagraph"/>
       </w:pPr>
       <w:r>
-        <w:t xml:space="preserve">A total of 1,758 unique providers billed CPT 57288, accounting for 131,637 procedures (Table 1). URPS physicians constituted the largest group — 753 providers, 80,033 procedures (60.8%) — followed by non-URPS urology (665 providers; 34,351; 26.1%), General OB/GYN (330; 16,391; 12.5%), and MIGS (10; 862; 0.7%). Folding urology-pathway urogynecologists into URPS moved 150 providers (11,503 procedures) from urology to URPS relative to an ABOG-only classification.</w:t>
+        <w:t xml:space="preserve">Across the full 11-year window, 1,761 unique physicians billed CPT 57288, accounting for 139,855 observed services in 6,572 physician-year observations. Excluding the truncated 2017 file, the analytic cohort comprised 1,745 unique physicians, 131,637 procedures, and 6,202 physician-year observations. Most physicians were observed only intermittently: 567 (32%) appeared in a single year, 753 (43%) in 2–5 years, 375 (21%) in 6–10 years, and only 66 (4%) in all 11 years — consistent with a workforce in which a minority sustain a durable Medicare sling practice.</w:t>
+      </w:r>
+    </w:p>
+    <w:p>
+      <w:pPr>
+        <w:pStyle w:val="BodyText"/>
+      </w:pPr>
+      <w:r>
+        <w:t xml:space="preserve">Observed annual procedures declined over the period, from 16,399 in 2013 to 12,223 in 2023 (linear trend −469 procedures/year; p = 0.03), and the number of observable surgeons fell from 812 to 562. Volume reached its low in 2020 (9,228 procedures), consistent with pandemic-related deferral of elective surgery, and partially recovered thereafter (12,053 in 2022; 12,223 in 2023) without returning to pre-2020 levels. A single pooled total would obscure this decline: Medicare sling volume fell over the decade even as its specialty composition shifted.</w:t>
       </w:r>
     </w:p>
     <w:bookmarkEnd w:id="16"/>
-    <w:bookmarkStart w:id="17" w:name="procedure-volume-by-specialty"/>
+    <w:bookmarkStart w:id="17" w:name="specialty-distribution-and-trends"/>
     <w:p>
       <w:pPr>
         <w:pStyle w:val="Heading3"/>
       </w:pPr>
       <w:r>
-        <w:t xml:space="preserve">Procedure Volume by Specialty</w:t>
+        <w:t xml:space="preserve">Specialty Distribution and Trends</w:t>
       </w:r>
     </w:p>
     <w:p>
@@ -609,17 +617,33 @@
         <w:pStyle w:val="FirstParagraph"/>
       </w:pPr>
       <w:r>
-        <w:t xml:space="preserve">URPS providers had the highest median annual volume at 19 procedures/year (IQR 14–29), versus 16 for urology, 15 for General OB/GYN, and 16 for MIGS. In the Poisson GEE clustered by NPI, adjusted annual volume relative to URPS was significantly lower for every other group: urology rate ratio (RR) 0.82 (95% CI 0.70–0.95, p = 0.008), General OB/GYN 0.67 (0.50–0.90, p = 0.008), and MIGS 0.56 (0.40–0.76, p &lt; 0.001) (Table 3). Volume dropped ~11% in 2020 (RR 0.89, 0.85–0.92, p &lt; 0.001), consistent with the COVID-19 pandemic, and there was no overall linear per-physician time trend (year RR 1.00, 0.99–1.00, p = 0.52). The secondary one-value-per-physician analysis agreed (Kruskal-Wallis H = 66.1, df = 3, p &lt; 0.001; URPS significantly exceeded urology and General OB/GYN, pairwise p &lt; 0.001; URPS vs MIGS not significant, n = 10).</w:t>
+        <w:t xml:space="preserve">URPS physicians constituted the largest group — 753 physicians, 3,498 physician-years, 80,033 procedures (60.8%), median 19 procedures/year (p25–p75, 14–27) — followed by non-URPS urology (665 physicians; 1,810 physician-years; 34,351 procedures; 26.1%; median 16, 13–22), General OB/GYN (330; 858; 16,391; 12.5%; median 15, 12–22), and MIGS (10; 36; 862; 0.7%; median 16, 12–24) (Table 1). Per-specialty physician counts sum to slightly more than the unique total because 13 physicians changed specialty group across years. Folding urology-pathway urogynecologists into URPS moved 150 physicians (11,503 procedures) from urology relative to an ABOG-only classification.</w:t>
+      </w:r>
+    </w:p>
+    <w:p>
+      <w:pPr>
+        <w:pStyle w:val="BodyText"/>
+      </w:pPr>
+      <w:r>
+        <w:t xml:space="preserve">Modeled separately, each specialty’s annual market share moved significantly and in divergent directions (Table 1): URPS rose from 53.4% (2013) to 63.8% (2023) (+0.90 percentage points/year; 95% CI 0.49 to 1.31; p &lt; 0.001), whereas urology fell from 30.7% to 23.1% (−0.55; 95% CI −0.87 to −0.23; p = 0.004) and General OB/GYN from 15.7% to 12.3% (−0.42; 95% CI −0.68 to −0.16; p = 0.006). MIGS rose descriptively from 0.2% to 0.8% (+0.07/year; n = 10, interpreted with caution). Because total observed volume fell, these are shifts in specialty ownership rather than differential growth. The combined-URPS increase was significant under all classification schemes and bounded by fixed membership (lower bound; gynecologic share 60.8% → 70.1%, +0.84 pp/year) and time-varying certification-gating (upper bound; URPS share 46.3% → 74.2%, +2.28 pp/year, as certification lags practice onset — Table 4).</w:t>
+      </w:r>
+    </w:p>
+    <w:p>
+      <w:pPr>
+        <w:pStyle w:val="BodyText"/>
+      </w:pPr>
+      <w:r>
+        <w:t xml:space="preserve">In the Poisson GEE clustered by NPI, adjusted annual volume relative to URPS was significantly lower for every other group — urology rate ratio 0.82 (95% CI 0.70–0.95), General OB/GYN 0.67 (0.50–0.90), and MIGS 0.56 (0.40–0.76) — with a ~11% decline in 2020 (RR 0.89, 0.85–0.92; p &lt; 0.001) and no overall per-physician time trend (year RR 1.00, 0.99–1.00; p = 0.52) (Table 3). The one-value-per-physician secondary analysis agreed (Kruskal-Wallis H = 66.1, df = 3, p &lt; 0.001; URPS exceeded urology and General OB/GYN, pairwise p &lt; 0.001).</w:t>
       </w:r>
     </w:p>
     <w:bookmarkEnd w:id="17"/>
-    <w:bookmarkStart w:id="18" w:name="procedural-concentration"/>
+    <w:bookmarkStart w:id="18" w:name="surgeon-volume-and-concentration"/>
     <w:p>
       <w:pPr>
         <w:pStyle w:val="Heading3"/>
       </w:pPr>
       <w:r>
-        <w:t xml:space="preserve">Procedural Concentration</w:t>
+        <w:t xml:space="preserve">Surgeon Volume and Concentration</w:t>
       </w:r>
     </w:p>
     <w:p>
@@ -627,17 +651,17 @@
         <w:pStyle w:val="FirstParagraph"/>
       </w:pPr>
       <w:r>
-        <w:t xml:space="preserve">Pooled multi-year concentration was lowest for URPS (Gini 0.51, HHI 27; top 20% performed 53.4%) and rose through urology (Gini 0.52, HHI 35; 57.5%), General OB/GYN (Gini 0.55, HHI 89; 60.8%), and MIGS (Gini 0.60, HHI 2,919; 68.2%) (Table 2). Gini and HHI ranked the specialties identically, but for the three main groups HHI was very low in absolute terms (27–89 of 10,000): sling volume is spread unevenly across many surgeons rather than dominated by a few. The high MIGS HHI reflects its 10 providers and should not be over-interpreted. Computed separately for each year, within-year concentration was modest and stable across the study period (pooled annual Gini 0.26–0.28; no trend, slope ≈ 0.000/year, p = 0.82), indicating that midurethral sling care did not become concentrated among a shrinking set of high-volume surgeons even as the workforce contracted.</w:t>
+        <w:t xml:space="preserve">Pooled multi-year concentration among the three well-populated groups was lowest for URPS (Gini 0.51, HHI 27; top 10% performed 34.3%, top 20% 53.4%), intermediate for urology (Gini 0.52, HHI 35; top 20% 57.5%), and highest for General OB/GYN (Gini 0.55, HHI 89; top 20% 60.8%) (Table 2). Gini and HHI ranked the groups identically, but for all three the HHI was very low in absolute terms (27–89 of 10,000): sling volume is distributed unevenly across many surgeons rather than dominated by a few, and no surgeon approaches a concentrating share. Median annual volume and its upper tail were highest for URPS (median 19, p75 27). Computed separately for each year, within-year concentration was modest and stable (pooled annual Gini 0.26–0.28; no temporal trend, slope ≈ 0.000/year, p = 0.82; annual top-20% ~38%), and no individual group’s annual Gini trended (p &gt; 0.15). Thus sling care did not become concentrated among a shrinking set of high-volume surgeons even as the surgeon pool contracted. MIGS is deliberately excluded from these concentration comparisons: with only 10 physicians (1–4 observable per year), its nominal values (Gini 0.60, HHI 2,919) are numerically extreme but not a clinically stable statement about specialty-wide concentration.</w:t>
       </w:r>
     </w:p>
     <w:bookmarkEnd w:id="18"/>
-    <w:bookmarkStart w:id="19" w:name="time-trends-in-market-share"/>
+    <w:bookmarkStart w:id="19" w:name="workforce-entry-and-exit"/>
     <w:p>
       <w:pPr>
         <w:pStyle w:val="Heading3"/>
       </w:pPr>
       <w:r>
-        <w:t xml:space="preserve">Time Trends in Market Share</w:t>
+        <w:t xml:space="preserve">Workforce Entry and Exit</w:t>
       </w:r>
     </w:p>
     <w:p>
@@ -645,55 +669,27 @@
         <w:pStyle w:val="FirstParagraph"/>
       </w:pPr>
       <w:r>
-        <w:t xml:space="preserve">The URPS market share of sling procedures rose significantly regardless of classification, and two schemes bracket the true trend. Fixed-membership classification, which assigns each physician’s eventual subspecialty to all study years, is a lower bound: the combined-URPS share rose 53.4% → 63.8% (+0.90 pp/year) and the gynecologic share 60.8% → 70.1% (+0.84 pp/year), with the URPS-share slope +0.90 to +0.98 pp/year across the fixed, modal, and ever-URPS/MIGS schemes (all p ≤ 0.001). Time-varying, certification-gated classification — counting physicians as URPS only from their ABOG subspecialty certification year — is an upper bound: URPS share rose 46.3% → 74.2% (slope 2.28 pp/year; p &lt; 0.001) and the gynecologic slope 1.33 pp/year (p &lt; 0.001). The upper bound overstates the rise because board certification lags the start of subspecialty practice — the 2013 examination certified physicians who were already practicing urogynecology, and later diplomates likewise practiced before sitting for boards — so certified-only classification misattributes their pre-certification years to General OB/GYN or urology. The true increase in URPS market share therefore lies between roughly +0.9 and +2.3 percentage points per year and is significant under every specification. Non-URPS urology’s share fell correspondingly (30.7% → 23.1%, fixed classification).</w:t>
-      </w:r>
-    </w:p>
-    <w:p>
-      <w:pPr>
-        <w:pStyle w:val="BodyText"/>
-      </w:pPr>
-      <w:r>
-        <w:t xml:space="preserve">The number of observable surgeons fell over the period, driven by non-URPS providers: urology declined from 282 to 144 (−12.6/year, p = 0.002) and General OB/GYN from 142 to 76 (−6.9/year, p = 0.002), whereas the URPS surgeon count was statistically stable (385 to 338; −6.4/year, p = 0.10). Because per-physician volume showed no time trend, the rising URPS share reflects attrition of non-URPS providers rather than growth in the URPS workforce.</w:t>
+        <w:t xml:space="preserve">Applying a two-year washout (Table 5), newly observable entrant surgeons numbered 48–184 per year and performed 7.4%–22.5% of that year’s volume, at a low median entrant volume (~13 slings/year) — consistent with providers appearing just above the CMS suppression threshold. Entry collapsed in 2020 (48 entrants; 7.4% of volume) and rebounded in 2022 (168; 22.5%). Continuing surgeons (381–543 per year) performed the large majority of annual volume, and apparent exits ranged from 66 to 230 per year. Across the period URPS contributed the most entrants (440), followed by urology (373), General OB/GYN (189), and MIGS (8). Decomposing the specialty-share changes: the rising URPS share was driven by the largest inflow of newly observable URPS surgeons together with a stable continuing-URPS base (URPS surgeon count 385 → 338; per-physician volume flat), whereas urology’s decline reflected net attrition despite substantial churn — many entrants offset by more exits — and General OB/GYN lost both surgeons and share. Because total volume fell, the gynecologic gain is a redistribution of a shrinking pool toward URPS, not new procedure growth. Given CMS suppression, all counts describe</w:t>
+      </w:r>
+      <w:r>
+        <w:t xml:space="preserve"> </w:t>
+      </w:r>
+      <w:r>
+        <w:rPr>
+          <w:i/>
+          <w:iCs/>
+        </w:rPr>
+        <w:t xml:space="preserve">newly observable</w:t>
+      </w:r>
+      <w:r>
+        <w:t xml:space="preserve"> </w:t>
+      </w:r>
+      <w:r>
+        <w:t xml:space="preserve">rather than definitively new sling surgeons.</w:t>
       </w:r>
     </w:p>
     <w:bookmarkEnd w:id="19"/>
-    <w:bookmarkStart w:id="20" w:name="specialty-specific-market-share-trends"/>
-    <w:p>
-      <w:pPr>
-        <w:pStyle w:val="Heading3"/>
-      </w:pPr>
-      <w:r>
-        <w:t xml:space="preserve">Specialty-Specific Market-Share Trends</w:t>
-      </w:r>
-    </w:p>
-    <w:p>
-      <w:pPr>
-        <w:pStyle w:val="FirstParagraph"/>
-      </w:pPr>
-      <w:r>
-        <w:t xml:space="preserve">Modeling each specialty’s annual share separately (Table 6) shows that the combined gynecologic increase masks divergent specialty trajectories. URPS share rose significantly (53.4% → 63.8%; +0.90 pp/year, p &lt; 0.001), while both urology (30.7% → 23.1%; −0.55 pp/year, p = 0.004) and General OB/GYN (15.7% → 12.3%; −0.42 pp/year, p = 0.006) declined significantly. MIGS share was small but rose descriptively (0.2% → 0.8%; n = 10). Total observable sling volume did not increase over the period; the shift is one of specialty ownership rather than growth in overall Medicare sling volume.</w:t>
-      </w:r>
-    </w:p>
-    <w:bookmarkEnd w:id="20"/>
-    <w:bookmarkStart w:id="21" w:name="workforce-entry-and-exit"/>
-    <w:p>
-      <w:pPr>
-        <w:pStyle w:val="Heading3"/>
-      </w:pPr>
-      <w:r>
-        <w:t xml:space="preserve">Workforce Entry and Exit</w:t>
-      </w:r>
-    </w:p>
-    <w:p>
-      <w:pPr>
-        <w:pStyle w:val="FirstParagraph"/>
-      </w:pPr>
-      <w:r>
-        <w:t xml:space="preserve">Applying a two-year washout (Table 5), newly observable entrant surgeons numbered 48–184 per year and performed 7.4%–22.5% of that year’s volume, at a low median entrant volume (~13 slings/year) consistent with providers appearing just above the CMS suppression threshold. Entry fell sharply in 2020 (48 entrants; 7.4% of volume), consistent with pandemic disruption. Across the period URPS contributed the most entrants (440), followed by urology (373), General OB/GYN (189), and MIGS (8). Thus the rising URPS market share reflects both the largest inflow of newly observable URPS surgeons and continuing URPS volume, whereas urology exhibited substantial churn — many entrants alongside its net decline — indicating turnover rather than simple attrition. Because CMS suppresses providers below 11 beneficiaries, these are newly observable rather than definitively new sling surgeons.</w:t>
-      </w:r>
-    </w:p>
-    <w:bookmarkEnd w:id="21"/>
-    <w:bookmarkStart w:id="22" w:name="geographic-distribution-secondary"/>
+    <w:bookmarkStart w:id="20" w:name="geographic-distribution-secondary"/>
     <w:p>
       <w:pPr>
         <w:pStyle w:val="Heading3"/>
@@ -726,9 +722,9 @@
         <w:t xml:space="preserve">high-volume URPS surgeons, not necessarily the absence of any URPS physician. Population-based rates and formal geographic inequality measures were not computed and are proposed as a separate access-focused analysis.</w:t>
       </w:r>
     </w:p>
-    <w:bookmarkEnd w:id="22"/>
-    <w:bookmarkEnd w:id="23"/>
-    <w:bookmarkStart w:id="29" w:name="discussion"/>
+    <w:bookmarkEnd w:id="20"/>
+    <w:bookmarkEnd w:id="21"/>
+    <w:bookmarkStart w:id="27" w:name="discussion"/>
     <w:p>
       <w:pPr>
         <w:pStyle w:val="Heading2"/>
@@ -745,7 +741,7 @@
         <w:t xml:space="preserve">This national analysis of Medicare claims from 2013 to 2023 shows that URPS physicians perform the majority of midurethral sling procedures (60.8%), with the highest adjusted per-physician volume and the most equitable within-group distribution. The combined gynecologic share increased significantly over the decade, from 60.8% to 70.1%.</w:t>
       </w:r>
     </w:p>
-    <w:bookmarkStart w:id="24" w:name="X5a9d6874d63483c97c55807399276ca37c3cb58"/>
+    <w:bookmarkStart w:id="22" w:name="X5a9d6874d63483c97c55807399276ca37c3cb58"/>
     <w:p>
       <w:pPr>
         <w:pStyle w:val="Heading3"/>
@@ -778,14 +774,50 @@
         <w:t xml:space="preserve">certifying pathways — ABOG (OB/GYN) and ABU (urology). Cross-referencing the ABU roster reassigned 150 urology-typed providers (8.2% of all slings) to URPS, sharpening the finding that midurethral sling surgery in Medicare is predominantly performed by fellowship-trained urogynecologists. The finding is robust: the pooled URPS Gini changed negligibly (0.51 → 0.52) under the reclassification.</w:t>
       </w:r>
     </w:p>
+    <w:bookmarkEnd w:id="22"/>
+    <w:bookmarkStart w:id="23" w:name="procedural-concentration"/>
+    <w:p>
+      <w:pPr>
+        <w:pStyle w:val="Heading3"/>
+      </w:pPr>
+      <w:r>
+        <w:t xml:space="preserve">Procedural Concentration</w:t>
+      </w:r>
+    </w:p>
+    <w:p>
+      <w:pPr>
+        <w:pStyle w:val="FirstParagraph"/>
+      </w:pPr>
+      <w:r>
+        <w:t xml:space="preserve">Reporting the Gini coefficient and HHI together makes the concentration finding difficult to attribute to a single metric: the two answer related but distinct questions and agree here. The low absolute HHI for the three main groups (27–89) shows that, although volume is unequally distributed (Gini 0.51–0.55), no individual surgeon approaches a dominant share — this is inequality across many surgeons, not domination by a few. Reporting each physician as the production unit follows workforce-concentration analyses in other surgical specialties; it is explicitly a surgeon-level, not a market-competition, measure.</w:t>
+      </w:r>
+    </w:p>
+    <w:bookmarkEnd w:id="23"/>
+    <w:bookmarkStart w:id="24" w:name="X78fd0565d65e06e5712212d4c8fe5b6dd524af5"/>
+    <w:p>
+      <w:pPr>
+        <w:pStyle w:val="Heading3"/>
+      </w:pPr>
+      <w:r>
+        <w:t xml:space="preserve">Temporal Trends and Workforce Implications</w:t>
+      </w:r>
+    </w:p>
+    <w:p>
+      <w:pPr>
+        <w:pStyle w:val="FirstParagraph"/>
+      </w:pPr>
+      <w:r>
+        <w:t xml:space="preserve">The repeated-measures model clarifies the mechanism behind the rising gynecologic share. Individual physician volume did not change over time (year RR 1.00), but the number of non-URPS surgeons fell sharply while URPS numbers held steady. The market-share shift is therefore a workforce-composition change — non-URPS attrition — rather than a change in how much any individual operates. The significant 2020 decline (RR 0.89) is consistent with pandemic-related deferral of elective surgery and was robust to excluding 2020.</w:t>
+      </w:r>
+    </w:p>
     <w:bookmarkEnd w:id="24"/>
-    <w:bookmarkStart w:id="25" w:name="procedural-concentration-1"/>
+    <w:bookmarkStart w:id="25" w:name="limitations"/>
     <w:p>
       <w:pPr>
         <w:pStyle w:val="Heading3"/>
       </w:pPr>
       <w:r>
-        <w:t xml:space="preserve">Procedural Concentration</w:t>
+        <w:t xml:space="preserve">Limitations</w:t>
       </w:r>
     </w:p>
     <w:p>
@@ -793,17 +825,17 @@
         <w:pStyle w:val="FirstParagraph"/>
       </w:pPr>
       <w:r>
-        <w:t xml:space="preserve">Reporting the Gini coefficient and HHI together makes the concentration finding difficult to attribute to a single metric: the two answer related but distinct questions and agree here. The low absolute HHI for the three main groups (27–89) shows that, although volume is unequally distributed (Gini 0.51–0.55), no individual surgeon approaches a dominant share — this is inequality across many surgeons, not domination by a few. Reporting each physician as the production unit follows workforce-concentration analyses in other surgical specialties; it is explicitly a surgeon-level, not a market-competition, measure.</w:t>
+        <w:t xml:space="preserve">Several limitations warrant discussion. First, CMS suppresses provider-level data below 11 beneficiaries, so the lowest-volume providers are unobserved and reported concentration is a lower bound. Second, the PUF captures only fee-for-service Medicare Part B; younger, Medicare Advantage, Medicaid, commercially insured, and uninsured patients are not represented. Third, specialty classification depends on CMS provider type and the ABOG/ABU rosters; providers who completed URPS fellowship but are not board-certified would be misclassified. Fourth, the market-share trend is bounded rather than point-identified. Board certification lags the start of subspecialty practice — physicians complete fellowship and practice urogynecology before sitting for boards, and the 2013 inaugural examination certified an established practicing cohort — so the certification-gated scheme (upper bound) misattributes pre-certification practice years to General OB/GYN or urology, while fixed membership (lower bound) retroactively counts physicians as URPS before they subspecialized. The true trend lies between; a point estimate would require fellowship-completion dates, which are not available. Additionally, ~8% of URPS providers could not be matched to a certification year and urology-pathway URPS were held fixed (no urology-subspecialty date), both of which shrink the upper-bound estimate. Fifth, the exclusion of 2017 removes one year of the time series (the underlying file being truncated); re-running with a complete 2017 file would restore all 11 years. Sixth, Tot_Srvcs may include bilateral or modifier-inflated services.</w:t>
       </w:r>
     </w:p>
     <w:bookmarkEnd w:id="25"/>
-    <w:bookmarkStart w:id="26" w:name="X78fd0565d65e06e5712212d4c8fe5b6dd524af5"/>
+    <w:bookmarkStart w:id="26" w:name="strengths"/>
     <w:p>
       <w:pPr>
         <w:pStyle w:val="Heading3"/>
       </w:pPr>
       <w:r>
-        <w:t xml:space="preserve">Temporal Trends and Workforce Implications</w:t>
+        <w:t xml:space="preserve">Strengths</w:t>
       </w:r>
     </w:p>
     <w:p>
@@ -811,17 +843,18 @@
         <w:pStyle w:val="FirstParagraph"/>
       </w:pPr>
       <w:r>
-        <w:t xml:space="preserve">The repeated-measures model clarifies the mechanism behind the rising gynecologic share. Individual physician volume did not change over time (year RR 1.00), but the number of non-URPS surgeons fell sharply while URPS numbers held steady. The market-share shift is therefore a workforce-composition change — non-URPS attrition — rather than a change in how much any individual operates. The significant 2020 decline (RR 0.89) is consistent with pandemic-related deferral of elective surgery and was robust to excluding 2020.</w:t>
+        <w:t xml:space="preserve">This study uses a national, 100% sample of Medicare fee-for-service claims; identifies urogynecologists through both training pathways; reports concentration with two complementary surgeon-level measures at both the pooled and annual level; accounts for the non-independence of repeated physician-year observations with a clustered model; and is fully reproducible.</w:t>
       </w:r>
     </w:p>
     <w:bookmarkEnd w:id="26"/>
-    <w:bookmarkStart w:id="27" w:name="limitations"/>
-    <w:p>
-      <w:pPr>
-        <w:pStyle w:val="Heading3"/>
-      </w:pPr>
-      <w:r>
-        <w:t xml:space="preserve">Limitations</w:t>
+    <w:bookmarkEnd w:id="27"/>
+    <w:bookmarkStart w:id="28" w:name="conclusions"/>
+    <w:p>
+      <w:pPr>
+        <w:pStyle w:val="Heading2"/>
+      </w:pPr>
+      <w:r>
+        <w:t xml:space="preserve">Conclusions</w:t>
       </w:r>
     </w:p>
     <w:p>
@@ -829,48 +862,11 @@
         <w:pStyle w:val="FirstParagraph"/>
       </w:pPr>
       <w:r>
-        <w:t xml:space="preserve">Several limitations warrant discussion. First, CMS suppresses provider-level data below 11 beneficiaries, so the lowest-volume providers are unobserved and reported concentration is a lower bound. Second, the PUF captures only fee-for-service Medicare Part B; younger, Medicare Advantage, Medicaid, commercially insured, and uninsured patients are not represented. Third, specialty classification depends on CMS provider type and the ABOG/ABU rosters; providers who completed URPS fellowship but are not board-certified would be misclassified. Fourth, the market-share trend is bounded rather than point-identified. Board certification lags the start of subspecialty practice — physicians complete fellowship and practice urogynecology before sitting for boards, and the 2013 inaugural examination certified an established practicing cohort — so the certification-gated scheme (upper bound) misattributes pre-certification practice years to General OB/GYN or urology, while fixed membership (lower bound) retroactively counts physicians as URPS before they subspecialized. The true trend lies between; a point estimate would require fellowship-completion dates, which are not available. Additionally, ~8% of URPS providers could not be matched to a certification year and urology-pathway URPS were held fixed (no urology-subspecialty date), both of which shrink the upper-bound estimate. Fifth, the exclusion of 2017 removes one year of the time series (the underlying file being truncated); re-running with a complete 2017 file would restore all 11 years. Sixth, Tot_Srvcs may include bilateral or modifier-inflated services.</w:t>
-      </w:r>
-    </w:p>
-    <w:bookmarkEnd w:id="27"/>
-    <w:bookmarkStart w:id="28" w:name="strengths"/>
-    <w:p>
-      <w:pPr>
-        <w:pStyle w:val="Heading3"/>
-      </w:pPr>
-      <w:r>
-        <w:t xml:space="preserve">Strengths</w:t>
-      </w:r>
-    </w:p>
-    <w:p>
-      <w:pPr>
-        <w:pStyle w:val="FirstParagraph"/>
-      </w:pPr>
-      <w:r>
-        <w:t xml:space="preserve">This study uses a national, 100% sample of Medicare fee-for-service claims; identifies urogynecologists through both training pathways; reports concentration with two complementary surgeon-level measures at both the pooled and annual level; accounts for the non-independence of repeated physician-year observations with a clustered model; and is fully reproducible.</w:t>
+        <w:t xml:space="preserve">In this national Medicare cohort, URPS physicians perform the majority of midurethral slings with the highest adjusted per-physician volume and the most equitable within-group distribution. The growing gynecologic market share is driven by attrition of non-URPS providers rather than by increasing surgeon-level concentration, with implications for training requirements, credentialing standards, and access to pelvic floor surgical care.</w:t>
       </w:r>
     </w:p>
     <w:bookmarkEnd w:id="28"/>
-    <w:bookmarkEnd w:id="29"/>
-    <w:bookmarkStart w:id="30" w:name="conclusions"/>
-    <w:p>
-      <w:pPr>
-        <w:pStyle w:val="Heading2"/>
-      </w:pPr>
-      <w:r>
-        <w:t xml:space="preserve">Conclusions</w:t>
-      </w:r>
-    </w:p>
-    <w:p>
-      <w:pPr>
-        <w:pStyle w:val="FirstParagraph"/>
-      </w:pPr>
-      <w:r>
-        <w:t xml:space="preserve">In this national Medicare cohort, URPS physicians perform the majority of midurethral slings with the highest adjusted per-physician volume and the most equitable within-group distribution. The growing gynecologic market share is driven by attrition of non-URPS providers rather than by increasing surgeon-level concentration, with implications for training requirements, credentialing standards, and access to pelvic floor surgical care.</w:t>
-      </w:r>
-    </w:p>
-    <w:bookmarkEnd w:id="30"/>
-    <w:bookmarkStart w:id="31" w:name="references"/>
+    <w:bookmarkStart w:id="29" w:name="references"/>
     <w:p>
       <w:pPr>
         <w:pStyle w:val="Heading2"/>
@@ -963,8 +959,8 @@
         </w:pict>
       </w:r>
     </w:p>
-    <w:bookmarkEnd w:id="31"/>
-    <w:bookmarkStart w:id="32" w:name="tables"/>
+    <w:bookmarkEnd w:id="29"/>
+    <w:bookmarkStart w:id="30" w:name="tables"/>
     <w:p>
       <w:pPr>
         <w:pStyle w:val="Heading2"/>
@@ -988,7 +984,7 @@
         <w:t xml:space="preserve"> </w:t>
       </w:r>
       <w:r>
-        <w:t xml:space="preserve">Specialty distribution of CPT 57288 providers, Medicare PUF 2013–2023 (2017 excluded; combined URPS).</w:t>
+        <w:t xml:space="preserve">Specialty distribution and market-share trends of CPT 57288 providers, Medicare PUF 2013–2023 (2017 excluded; combined URPS). Δ share = annual percentage-point change in market share (OLS on calendar year). Physician counts sum to more than the unique total (1,745) because 13 physicians changed specialty group across years.</w:t>
       </w:r>
     </w:p>
     <w:tbl>
@@ -999,11 +995,16 @@
         <w:tblLook w:firstRow="1" w:lastRow="0" w:firstColumn="0" w:lastColumn="0" w:noHBand="0" w:noVBand="0" w:val="0020"/>
       </w:tblPr>
       <w:tblGrid>
-        <w:gridCol w:w="1075"/>
-        <w:gridCol w:w="1271"/>
-        <w:gridCol w:w="1271"/>
-        <w:gridCol w:w="1662"/>
-        <w:gridCol w:w="2640"/>
+        <w:gridCol w:w="645"/>
+        <w:gridCol w:w="1056"/>
+        <w:gridCol w:w="997"/>
+        <w:gridCol w:w="645"/>
+        <w:gridCol w:w="586"/>
+        <w:gridCol w:w="1290"/>
+        <w:gridCol w:w="645"/>
+        <w:gridCol w:w="645"/>
+        <w:gridCol w:w="1232"/>
+        <w:gridCol w:w="176"/>
       </w:tblGrid>
       <w:tr>
         <w:trPr>
@@ -1027,40 +1028,95 @@
               <w:pStyle w:val="Compact"/>
             </w:pPr>
             <w:r>
-              <w:t xml:space="preserve">N providers</w:t>
-            </w:r>
-          </w:p>
-        </w:tc>
-        <w:tc>
-          <w:tcPr/>
-          <w:p>
-            <w:pPr>
-              <w:pStyle w:val="Compact"/>
-            </w:pPr>
-            <w:r>
-              <w:t xml:space="preserve">Total slings</w:t>
-            </w:r>
-          </w:p>
-        </w:tc>
-        <w:tc>
-          <w:tcPr/>
-          <w:p>
-            <w:pPr>
-              <w:pStyle w:val="Compact"/>
-            </w:pPr>
-            <w:r>
-              <w:t xml:space="preserve">% of all slings</w:t>
-            </w:r>
-          </w:p>
-        </w:tc>
-        <w:tc>
-          <w:tcPr/>
-          <w:p>
-            <w:pPr>
-              <w:pStyle w:val="Compact"/>
-            </w:pPr>
-            <w:r>
-              <w:t xml:space="preserve">Median annual volume (IQR)</w:t>
+              <w:t xml:space="preserve">Unique physicians</w:t>
+            </w:r>
+          </w:p>
+        </w:tc>
+        <w:tc>
+          <w:tcPr/>
+          <w:p>
+            <w:pPr>
+              <w:pStyle w:val="Compact"/>
+            </w:pPr>
+            <w:r>
+              <w:t xml:space="preserve">Physician-years</w:t>
+            </w:r>
+          </w:p>
+        </w:tc>
+        <w:tc>
+          <w:tcPr/>
+          <w:p>
+            <w:pPr>
+              <w:pStyle w:val="Compact"/>
+            </w:pPr>
+            <w:r>
+              <w:t xml:space="preserve">Procedures</w:t>
+            </w:r>
+          </w:p>
+        </w:tc>
+        <w:tc>
+          <w:tcPr/>
+          <w:p>
+            <w:pPr>
+              <w:pStyle w:val="Compact"/>
+            </w:pPr>
+            <w:r>
+              <w:t xml:space="preserve">% of all</w:t>
+            </w:r>
+          </w:p>
+        </w:tc>
+        <w:tc>
+          <w:tcPr/>
+          <w:p>
+            <w:pPr>
+              <w:pStyle w:val="Compact"/>
+            </w:pPr>
+            <w:r>
+              <w:t xml:space="preserve">Median vol (p25–p75)</w:t>
+            </w:r>
+          </w:p>
+        </w:tc>
+        <w:tc>
+          <w:tcPr/>
+          <w:p>
+            <w:pPr>
+              <w:pStyle w:val="Compact"/>
+            </w:pPr>
+            <w:r>
+              <w:t xml:space="preserve">2013 share</w:t>
+            </w:r>
+          </w:p>
+        </w:tc>
+        <w:tc>
+          <w:tcPr/>
+          <w:p>
+            <w:pPr>
+              <w:pStyle w:val="Compact"/>
+            </w:pPr>
+            <w:r>
+              <w:t xml:space="preserve">2023 share</w:t>
+            </w:r>
+          </w:p>
+        </w:tc>
+        <w:tc>
+          <w:tcPr/>
+          <w:p>
+            <w:pPr>
+              <w:pStyle w:val="Compact"/>
+            </w:pPr>
+            <w:r>
+              <w:t xml:space="preserve">Δ share/yr (95% CI)</w:t>
+            </w:r>
+          </w:p>
+        </w:tc>
+        <w:tc>
+          <w:tcPr/>
+          <w:p>
+            <w:pPr>
+              <w:pStyle w:val="Compact"/>
+            </w:pPr>
+            <w:r>
+              <w:t xml:space="preserve">p</w:t>
             </w:r>
           </w:p>
         </w:tc>
@@ -1095,6 +1151,17 @@
               <w:pStyle w:val="Compact"/>
             </w:pPr>
             <w:r>
+              <w:t xml:space="preserve">3,498</w:t>
+            </w:r>
+          </w:p>
+        </w:tc>
+        <w:tc>
+          <w:tcPr/>
+          <w:p>
+            <w:pPr>
+              <w:pStyle w:val="Compact"/>
+            </w:pPr>
+            <w:r>
               <w:t xml:space="preserve">80,033</w:t>
             </w:r>
           </w:p>
@@ -1117,7 +1184,51 @@
               <w:pStyle w:val="Compact"/>
             </w:pPr>
             <w:r>
-              <w:t xml:space="preserve">19 (14–29)</w:t>
+              <w:t xml:space="preserve">19 (14–27)</w:t>
+            </w:r>
+          </w:p>
+        </w:tc>
+        <w:tc>
+          <w:tcPr/>
+          <w:p>
+            <w:pPr>
+              <w:pStyle w:val="Compact"/>
+            </w:pPr>
+            <w:r>
+              <w:t xml:space="preserve">53.4%</w:t>
+            </w:r>
+          </w:p>
+        </w:tc>
+        <w:tc>
+          <w:tcPr/>
+          <w:p>
+            <w:pPr>
+              <w:pStyle w:val="Compact"/>
+            </w:pPr>
+            <w:r>
+              <w:t xml:space="preserve">63.8%</w:t>
+            </w:r>
+          </w:p>
+        </w:tc>
+        <w:tc>
+          <w:tcPr/>
+          <w:p>
+            <w:pPr>
+              <w:pStyle w:val="Compact"/>
+            </w:pPr>
+            <w:r>
+              <w:t xml:space="preserve">+0.90 (0.49 to 1.31)</w:t>
+            </w:r>
+          </w:p>
+        </w:tc>
+        <w:tc>
+          <w:tcPr/>
+          <w:p>
+            <w:pPr>
+              <w:pStyle w:val="Compact"/>
+            </w:pPr>
+            <w:r>
+              <w:t xml:space="preserve">&lt;0.001</w:t>
             </w:r>
           </w:p>
         </w:tc>
@@ -1152,6 +1263,17 @@
               <w:pStyle w:val="Compact"/>
             </w:pPr>
             <w:r>
+              <w:t xml:space="preserve">1,810</w:t>
+            </w:r>
+          </w:p>
+        </w:tc>
+        <w:tc>
+          <w:tcPr/>
+          <w:p>
+            <w:pPr>
+              <w:pStyle w:val="Compact"/>
+            </w:pPr>
+            <w:r>
               <w:t xml:space="preserve">34,351</w:t>
             </w:r>
           </w:p>
@@ -1175,6 +1297,50 @@
             </w:pPr>
             <w:r>
               <w:t xml:space="preserve">16 (13–22)</w:t>
+            </w:r>
+          </w:p>
+        </w:tc>
+        <w:tc>
+          <w:tcPr/>
+          <w:p>
+            <w:pPr>
+              <w:pStyle w:val="Compact"/>
+            </w:pPr>
+            <w:r>
+              <w:t xml:space="preserve">30.7%</w:t>
+            </w:r>
+          </w:p>
+        </w:tc>
+        <w:tc>
+          <w:tcPr/>
+          <w:p>
+            <w:pPr>
+              <w:pStyle w:val="Compact"/>
+            </w:pPr>
+            <w:r>
+              <w:t xml:space="preserve">23.1%</w:t>
+            </w:r>
+          </w:p>
+        </w:tc>
+        <w:tc>
+          <w:tcPr/>
+          <w:p>
+            <w:pPr>
+              <w:pStyle w:val="Compact"/>
+            </w:pPr>
+            <w:r>
+              <w:t xml:space="preserve">−0.55 (−0.87 to −0.23)</w:t>
+            </w:r>
+          </w:p>
+        </w:tc>
+        <w:tc>
+          <w:tcPr/>
+          <w:p>
+            <w:pPr>
+              <w:pStyle w:val="Compact"/>
+            </w:pPr>
+            <w:r>
+              <w:t xml:space="preserve">0.004</w:t>
             </w:r>
           </w:p>
         </w:tc>
@@ -1209,6 +1375,17 @@
               <w:pStyle w:val="Compact"/>
             </w:pPr>
             <w:r>
+              <w:t xml:space="preserve">858</w:t>
+            </w:r>
+          </w:p>
+        </w:tc>
+        <w:tc>
+          <w:tcPr/>
+          <w:p>
+            <w:pPr>
+              <w:pStyle w:val="Compact"/>
+            </w:pPr>
+            <w:r>
               <w:t xml:space="preserve">16,391</w:t>
             </w:r>
           </w:p>
@@ -1232,6 +1409,50 @@
             </w:pPr>
             <w:r>
               <w:t xml:space="preserve">15 (12–22)</w:t>
+            </w:r>
+          </w:p>
+        </w:tc>
+        <w:tc>
+          <w:tcPr/>
+          <w:p>
+            <w:pPr>
+              <w:pStyle w:val="Compact"/>
+            </w:pPr>
+            <w:r>
+              <w:t xml:space="preserve">15.7%</w:t>
+            </w:r>
+          </w:p>
+        </w:tc>
+        <w:tc>
+          <w:tcPr/>
+          <w:p>
+            <w:pPr>
+              <w:pStyle w:val="Compact"/>
+            </w:pPr>
+            <w:r>
+              <w:t xml:space="preserve">12.3%</w:t>
+            </w:r>
+          </w:p>
+        </w:tc>
+        <w:tc>
+          <w:tcPr/>
+          <w:p>
+            <w:pPr>
+              <w:pStyle w:val="Compact"/>
+            </w:pPr>
+            <w:r>
+              <w:t xml:space="preserve">−0.42 (−0.68 to −0.16)</w:t>
+            </w:r>
+          </w:p>
+        </w:tc>
+        <w:tc>
+          <w:tcPr/>
+          <w:p>
+            <w:pPr>
+              <w:pStyle w:val="Compact"/>
+            </w:pPr>
+            <w:r>
+              <w:t xml:space="preserve">0.006</w:t>
             </w:r>
           </w:p>
         </w:tc>
@@ -1266,6 +1487,17 @@
               <w:pStyle w:val="Compact"/>
             </w:pPr>
             <w:r>
+              <w:t xml:space="preserve">36</w:t>
+            </w:r>
+          </w:p>
+        </w:tc>
+        <w:tc>
+          <w:tcPr/>
+          <w:p>
+            <w:pPr>
+              <w:pStyle w:val="Compact"/>
+            </w:pPr>
+            <w:r>
               <w:t xml:space="preserve">862</w:t>
             </w:r>
           </w:p>
@@ -1288,7 +1520,51 @@
               <w:pStyle w:val="Compact"/>
             </w:pPr>
             <w:r>
-              <w:t xml:space="preserve">16 (12–23)</w:t>
+              <w:t xml:space="preserve">16 (12–24)</w:t>
+            </w:r>
+          </w:p>
+        </w:tc>
+        <w:tc>
+          <w:tcPr/>
+          <w:p>
+            <w:pPr>
+              <w:pStyle w:val="Compact"/>
+            </w:pPr>
+            <w:r>
+              <w:t xml:space="preserve">0.2%</w:t>
+            </w:r>
+          </w:p>
+        </w:tc>
+        <w:tc>
+          <w:tcPr/>
+          <w:p>
+            <w:pPr>
+              <w:pStyle w:val="Compact"/>
+            </w:pPr>
+            <w:r>
+              <w:t xml:space="preserve">0.8%</w:t>
+            </w:r>
+          </w:p>
+        </w:tc>
+        <w:tc>
+          <w:tcPr/>
+          <w:p>
+            <w:pPr>
+              <w:pStyle w:val="Compact"/>
+            </w:pPr>
+            <w:r>
+              <w:t xml:space="preserve">+0.07 (0.02 to 0.12)*</w:t>
+            </w:r>
+          </w:p>
+        </w:tc>
+        <w:tc>
+          <w:tcPr/>
+          <w:p>
+            <w:pPr>
+              <w:pStyle w:val="Compact"/>
+            </w:pPr>
+            <w:r>
+              <w:t xml:space="preserve">0.008</w:t>
             </w:r>
           </w:p>
         </w:tc>
@@ -1320,7 +1596,22 @@
                 <w:b/>
                 <w:bCs/>
               </w:rPr>
-              <w:t xml:space="preserve">1,758</w:t>
+              <w:t xml:space="preserve">1,745</w:t>
+            </w:r>
+          </w:p>
+        </w:tc>
+        <w:tc>
+          <w:tcPr/>
+          <w:p>
+            <w:pPr>
+              <w:pStyle w:val="Compact"/>
+            </w:pPr>
+            <w:r>
+              <w:rPr>
+                <w:b/>
+                <w:bCs/>
+              </w:rPr>
+              <w:t xml:space="preserve">6,202</w:t>
             </w:r>
           </w:p>
         </w:tc>
@@ -1365,8 +1656,60 @@
             </w:r>
           </w:p>
         </w:tc>
+        <w:tc>
+          <w:tcPr/>
+          <w:p>
+            <w:pPr>
+              <w:pStyle w:val="Compact"/>
+            </w:pPr>
+            <w:r>
+              <w:t xml:space="preserve">—</w:t>
+            </w:r>
+          </w:p>
+        </w:tc>
+        <w:tc>
+          <w:tcPr/>
+          <w:p>
+            <w:pPr>
+              <w:pStyle w:val="Compact"/>
+            </w:pPr>
+            <w:r>
+              <w:t xml:space="preserve">—</w:t>
+            </w:r>
+          </w:p>
+        </w:tc>
+        <w:tc>
+          <w:tcPr/>
+          <w:p>
+            <w:pPr>
+              <w:pStyle w:val="Compact"/>
+            </w:pPr>
+            <w:r>
+              <w:t xml:space="preserve">—</w:t>
+            </w:r>
+          </w:p>
+        </w:tc>
+        <w:tc>
+          <w:tcPr/>
+          <w:p>
+            <w:pPr>
+              <w:pStyle w:val="Compact"/>
+            </w:pPr>
+            <w:r>
+              <w:t xml:space="preserve">—</w:t>
+            </w:r>
+          </w:p>
+        </w:tc>
       </w:tr>
     </w:tbl>
+    <w:p>
+      <w:pPr>
+        <w:pStyle w:val="BodyText"/>
+      </w:pPr>
+      <w:r>
+        <w:t xml:space="preserve">*MIGS (n = 10) reported descriptively; too few physicians for a stable specialty-wide inference.</w:t>
+      </w:r>
+    </w:p>
     <w:p>
       <w:pPr>
         <w:pStyle w:val="BodyText"/>
@@ -3276,278 +3619,14 @@
       </w:r>
     </w:p>
     <w:p>
-      <w:pPr>
-        <w:pStyle w:val="BodyText"/>
-      </w:pPr>
-      <w:r>
-        <w:rPr>
-          <w:b/>
-          <w:bCs/>
-        </w:rPr>
-        <w:t xml:space="preserve">Table 6.</w:t>
-      </w:r>
-      <w:r>
-        <w:t xml:space="preserve"> </w:t>
-      </w:r>
-      <w:r>
-        <w:t xml:space="preserve">Specialty-specific market-share trends (annual percentage-point share regressed on year; fixed classification).</w:t>
-      </w:r>
-    </w:p>
-    <w:tbl>
-      <w:tblPr>
-        <w:tblStyle w:val="Table"/>
-        <w:tblW w:type="auto" w:w="0"/>
-        <w:tblLook w:firstRow="1" w:lastRow="0" w:firstColumn="0" w:lastColumn="0" w:noHBand="0" w:noVBand="0" w:val="0020"/>
-      </w:tblPr>
-      <w:tblGrid>
-        <w:gridCol w:w="1980"/>
-        <w:gridCol w:w="1980"/>
-        <w:gridCol w:w="1980"/>
-        <w:gridCol w:w="1980"/>
-      </w:tblGrid>
-      <w:tr>
-        <w:trPr>
-          <w:tblHeader w:val="on"/>
-        </w:trPr>
-        <w:tc>
-          <w:tcPr/>
-          <w:p>
-            <w:pPr>
-              <w:pStyle w:val="Compact"/>
-            </w:pPr>
-            <w:r>
-              <w:t xml:space="preserve">Specialty</w:t>
-            </w:r>
-          </w:p>
-        </w:tc>
-        <w:tc>
-          <w:tcPr/>
-          <w:p>
-            <w:pPr>
-              <w:pStyle w:val="Compact"/>
-            </w:pPr>
-            <w:r>
-              <w:t xml:space="preserve">2013 → 2023 share</w:t>
-            </w:r>
-          </w:p>
-        </w:tc>
-        <w:tc>
-          <w:tcPr/>
-          <w:p>
-            <w:pPr>
-              <w:pStyle w:val="Compact"/>
-            </w:pPr>
-            <w:r>
-              <w:t xml:space="preserve">Slope (pp/year)</w:t>
-            </w:r>
-          </w:p>
-        </w:tc>
-        <w:tc>
-          <w:tcPr/>
-          <w:p>
-            <w:pPr>
-              <w:pStyle w:val="Compact"/>
-            </w:pPr>
-            <w:r>
-              <w:t xml:space="preserve">p-value</w:t>
-            </w:r>
-          </w:p>
-        </w:tc>
-      </w:tr>
-      <w:tr>
-        <w:tc>
-          <w:tcPr/>
-          <w:p>
-            <w:pPr>
-              <w:pStyle w:val="Compact"/>
-            </w:pPr>
-            <w:r>
-              <w:t xml:space="preserve">URPS</w:t>
-            </w:r>
-          </w:p>
-        </w:tc>
-        <w:tc>
-          <w:tcPr/>
-          <w:p>
-            <w:pPr>
-              <w:pStyle w:val="Compact"/>
-            </w:pPr>
-            <w:r>
-              <w:t xml:space="preserve">53.4% → 63.8%</w:t>
-            </w:r>
-          </w:p>
-        </w:tc>
-        <w:tc>
-          <w:tcPr/>
-          <w:p>
-            <w:pPr>
-              <w:pStyle w:val="Compact"/>
-            </w:pPr>
-            <w:r>
-              <w:t xml:space="preserve">+0.90</w:t>
-            </w:r>
-          </w:p>
-        </w:tc>
-        <w:tc>
-          <w:tcPr/>
-          <w:p>
-            <w:pPr>
-              <w:pStyle w:val="Compact"/>
-            </w:pPr>
-            <w:r>
-              <w:t xml:space="preserve">&lt; 0.001</w:t>
-            </w:r>
-          </w:p>
-        </w:tc>
-      </w:tr>
-      <w:tr>
-        <w:tc>
-          <w:tcPr/>
-          <w:p>
-            <w:pPr>
-              <w:pStyle w:val="Compact"/>
-            </w:pPr>
-            <w:r>
-              <w:t xml:space="preserve">Urology</w:t>
-            </w:r>
-          </w:p>
-        </w:tc>
-        <w:tc>
-          <w:tcPr/>
-          <w:p>
-            <w:pPr>
-              <w:pStyle w:val="Compact"/>
-            </w:pPr>
-            <w:r>
-              <w:t xml:space="preserve">30.7% → 23.1%</w:t>
-            </w:r>
-          </w:p>
-        </w:tc>
-        <w:tc>
-          <w:tcPr/>
-          <w:p>
-            <w:pPr>
-              <w:pStyle w:val="Compact"/>
-            </w:pPr>
-            <w:r>
-              <w:t xml:space="preserve">−0.55</w:t>
-            </w:r>
-          </w:p>
-        </w:tc>
-        <w:tc>
-          <w:tcPr/>
-          <w:p>
-            <w:pPr>
-              <w:pStyle w:val="Compact"/>
-            </w:pPr>
-            <w:r>
-              <w:t xml:space="preserve">0.004</w:t>
-            </w:r>
-          </w:p>
-        </w:tc>
-      </w:tr>
-      <w:tr>
-        <w:tc>
-          <w:tcPr/>
-          <w:p>
-            <w:pPr>
-              <w:pStyle w:val="Compact"/>
-            </w:pPr>
-            <w:r>
-              <w:t xml:space="preserve">General OB/GYN</w:t>
-            </w:r>
-          </w:p>
-        </w:tc>
-        <w:tc>
-          <w:tcPr/>
-          <w:p>
-            <w:pPr>
-              <w:pStyle w:val="Compact"/>
-            </w:pPr>
-            <w:r>
-              <w:t xml:space="preserve">15.7% → 12.3%</w:t>
-            </w:r>
-          </w:p>
-        </w:tc>
-        <w:tc>
-          <w:tcPr/>
-          <w:p>
-            <w:pPr>
-              <w:pStyle w:val="Compact"/>
-            </w:pPr>
-            <w:r>
-              <w:t xml:space="preserve">−0.42</w:t>
-            </w:r>
-          </w:p>
-        </w:tc>
-        <w:tc>
-          <w:tcPr/>
-          <w:p>
-            <w:pPr>
-              <w:pStyle w:val="Compact"/>
-            </w:pPr>
-            <w:r>
-              <w:t xml:space="preserve">0.006</w:t>
-            </w:r>
-          </w:p>
-        </w:tc>
-      </w:tr>
-      <w:tr>
-        <w:tc>
-          <w:tcPr/>
-          <w:p>
-            <w:pPr>
-              <w:pStyle w:val="Compact"/>
-            </w:pPr>
-            <w:r>
-              <w:t xml:space="preserve">MIGS (descriptive, n = 10)</w:t>
-            </w:r>
-          </w:p>
-        </w:tc>
-        <w:tc>
-          <w:tcPr/>
-          <w:p>
-            <w:pPr>
-              <w:pStyle w:val="Compact"/>
-            </w:pPr>
-            <w:r>
-              <w:t xml:space="preserve">0.2% → 0.8%</w:t>
-            </w:r>
-          </w:p>
-        </w:tc>
-        <w:tc>
-          <w:tcPr/>
-          <w:p>
-            <w:pPr>
-              <w:pStyle w:val="Compact"/>
-            </w:pPr>
-            <w:r>
-              <w:t xml:space="preserve">+0.07</w:t>
-            </w:r>
-          </w:p>
-        </w:tc>
-        <w:tc>
-          <w:tcPr/>
-          <w:p>
-            <w:pPr>
-              <w:pStyle w:val="Compact"/>
-            </w:pPr>
-            <w:r>
-              <w:t xml:space="preserve">0.008</w:t>
-            </w:r>
-          </w:p>
-        </w:tc>
-      </w:tr>
-    </w:tbl>
-    <w:p>
       <w:r>
         <w:pict>
           <v:rect style="width:0;height:1.5pt" o:hralign="center" o:hrstd="t" o:hr="t"/>
         </w:pict>
       </w:r>
     </w:p>
-    <w:bookmarkEnd w:id="32"/>
-    <w:bookmarkStart w:id="33" w:name="figures"/>
+    <w:bookmarkEnd w:id="30"/>
+    <w:bookmarkStart w:id="31" w:name="figures"/>
     <w:p>
       <w:pPr>
         <w:pStyle w:val="Heading2"/>
@@ -3646,8 +3725,8 @@
         <w:t xml:space="preserve">Observable surgeons and total procedure volume per year by specialty; the surgeon-pool decline is concentrated in urology and General OB/GYN.</w:t>
       </w:r>
     </w:p>
-    <w:bookmarkEnd w:id="33"/>
-    <w:bookmarkEnd w:id="34"/>
+    <w:bookmarkEnd w:id="31"/>
+    <w:bookmarkEnd w:id="32"/>
     <w:sectPr>
       <w:footnotePr>
         <w:numRestart w:val="eachSect"/>

--- a/output/manuscript.docx
+++ b/output/manuscript.docx
@@ -214,7 +214,7 @@
         <w:rPr>
           <w:vertAlign w:val="superscript"/>
         </w:rPr>
-        <w:t xml:space="preserve">3,4</w:t>
+        <w:t xml:space="preserve">4,5</w:t>
       </w:r>
       <w:r>
         <w:t xml:space="preserve"> </w:t>
@@ -229,18 +229,6 @@
       </w:pPr>
       <w:r>
         <w:t xml:space="preserve">Several trends make this analysis timely. First, the subspecialty of Female Pelvic Medicine and Reconstructive Surgery—recently renamed Urogynecology and Reconstructive Pelvic Surgery (URPS)—has grown substantially since achieving American Board of Medical Specialties (ABMS) recognition in 2013,</w:t>
-      </w:r>
-      <w:r>
-        <w:rPr>
-          <w:vertAlign w:val="superscript"/>
-        </w:rPr>
-        <w:t xml:space="preserve">5</w:t>
-      </w:r>
-      <w:r>
-        <w:t xml:space="preserve"> </w:t>
-      </w:r>
-      <w:r>
-        <w:t xml:space="preserve">and is certifiable through both obstetrics-gynecology (ABOG) and urology (ABU) training pathways. Second, the US Food and Drug Administration’s reclassification of urogynecologic surgical mesh as a Class III device in 2016 and subsequent market withdrawal orders may have shifted the procedural landscape.</w:t>
       </w:r>
       <w:r>
         <w:rPr>
@@ -252,13 +240,25 @@
         <w:t xml:space="preserve"> </w:t>
       </w:r>
       <w:r>
-        <w:t xml:space="preserve">Third, there is growing interest in procedural concentration—the degree to which a small number of providers account for a disproportionate share of procedures—as a metric relevant to quality improvement and resource allocation.</w:t>
+        <w:t xml:space="preserve">and is certifiable through both obstetrics-gynecology (ABOG) and urology (ABU) training pathways. Second, the US Food and Drug Administration’s actions on urogynecologic surgical mesh, culminating in the 2019 order to stop selling transvaginal mesh for prolapse, reshaped public perception and may have shifted the procedural landscape for slings.</w:t>
       </w:r>
       <w:r>
         <w:rPr>
           <w:vertAlign w:val="superscript"/>
         </w:rPr>
         <w:t xml:space="preserve">7</w:t>
+      </w:r>
+      <w:r>
+        <w:t xml:space="preserve"> </w:t>
+      </w:r>
+      <w:r>
+        <w:t xml:space="preserve">Third, there is growing interest in procedural concentration—the degree to which a small number of providers account for a disproportionate share of procedures—as a metric relevant to quality improvement and resource allocation.</w:t>
+      </w:r>
+      <w:r>
+        <w:rPr>
+          <w:vertAlign w:val="superscript"/>
+        </w:rPr>
+        <w:t xml:space="preserve">8</w:t>
       </w:r>
     </w:p>
     <w:p>
@@ -738,16 +738,16 @@
         <w:pStyle w:val="FirstParagraph"/>
       </w:pPr>
       <w:r>
-        <w:t xml:space="preserve">This national analysis of Medicare claims from 2013 to 2023 shows that URPS physicians perform the majority of midurethral sling procedures (60.8%), with the highest adjusted per-physician volume and the most equitable within-group distribution. The combined gynecologic share increased significantly over the decade, from 60.8% to 70.1%.</w:t>
-      </w:r>
-    </w:p>
-    <w:bookmarkStart w:id="22" w:name="X5a9d6874d63483c97c55807399276ca37c3cb58"/>
+        <w:t xml:space="preserve">This national analysis of Medicare claims from 2013 to 2023 shows that URPS physicians perform the majority of midurethral sling procedures (60.8%), with the highest adjusted per-physician volume and the most equitable within-group distribution. The combined gynecologic share increased significantly over the decade, and workforce decomposition attributes that rise to non-URPS attrition and URPS entry rather than to intensifying individual practice or concentrating care.</w:t>
+      </w:r>
+    </w:p>
+    <w:bookmarkStart w:id="22" w:name="X91e1c95b037f473535ecf00410a7735e835e926"/>
     <w:p>
       <w:pPr>
         <w:pStyle w:val="Heading3"/>
       </w:pPr>
       <w:r>
-        <w:t xml:space="preserve">Subspecialty Dominance and Both Training Pathways</w:t>
+        <w:t xml:space="preserve">Specialty Distribution and the Historical Reversal</w:t>
       </w:r>
     </w:p>
     <w:p>
@@ -755,33 +755,85 @@
         <w:pStyle w:val="FirstParagraph"/>
       </w:pPr>
       <w:r>
-        <w:t xml:space="preserve">A key methodological contribution is the identification of urogynecologists through</w:t>
-      </w:r>
-      <w:r>
-        <w:t xml:space="preserve"> </w:t>
+        <w:t xml:space="preserve">Our finding that fellowship-trained urogynecologists perform roughly three-fifths of Medicare slings, with gynecologists collectively performing the majority, is consistent with contemporary practice-pattern data but marks a reversal from earlier Medicare-specific analyses. Using ACS-NSQIP (2006–2013), James et al. found gynecologists performed 74.2% of sling procedures versus 25.8% by urologists,</w:t>
       </w:r>
       <w:r>
         <w:rPr>
-          <w:b/>
-          <w:bCs/>
+          <w:vertAlign w:val="superscript"/>
         </w:rPr>
-        <w:t xml:space="preserve">both</w:t>
-      </w:r>
-      <w:r>
-        <w:t xml:space="preserve"> </w:t>
-      </w:r>
-      <w:r>
-        <w:t xml:space="preserve">certifying pathways — ABOG (OB/GYN) and ABU (urology). Cross-referencing the ABU roster reassigned 150 urology-typed providers (8.2% of all slings) to URPS, sharpening the finding that midurethral sling surgery in Medicare is predominantly performed by fellowship-trained urogynecologists. The finding is robust: the pooled URPS Gini changed negligibly (0.51 → 0.52) under the reclassification.</w:t>
+        <w:t xml:space="preserve">9</w:t>
+      </w:r>
+      <w:r>
+        <w:t xml:space="preserve"> </w:t>
+      </w:r>
+      <w:r>
+        <w:t xml:space="preserve">and Cantrell et al. reported that urogynecologists performed 54% of stress-incontinence procedures at academic centers (2009–2014).</w:t>
+      </w:r>
+      <w:r>
+        <w:rPr>
+          <w:vertAlign w:val="superscript"/>
+        </w:rPr>
+        <w:t xml:space="preserve">10</w:t>
+      </w:r>
+      <w:r>
+        <w:t xml:space="preserve"> </w:t>
+      </w:r>
+      <w:r>
+        <w:t xml:space="preserve">In the Medicare population specifically, however, Rogo-Gupta et al. found that urologists performed the majority of sling operations in 2002–2007.</w:t>
+      </w:r>
+      <w:r>
+        <w:rPr>
+          <w:vertAlign w:val="superscript"/>
+        </w:rPr>
+        <w:t xml:space="preserve">11</w:t>
+      </w:r>
+      <w:r>
+        <w:t xml:space="preserve"> </w:t>
+      </w:r>
+      <w:r>
+        <w:t xml:space="preserve">Our data, spanning 2013–2023, show that this historical pattern has reversed, with URPS now accounting for the single largest share.</w:t>
+      </w:r>
+    </w:p>
+    <w:p>
+      <w:pPr>
+        <w:pStyle w:val="BodyText"/>
+      </w:pPr>
+      <w:r>
+        <w:t xml:space="preserve">Identifying urogynecologists through both the ABOG (obstetrics-gynecology) and ABU (urology) certifying pathways is central to this result, because URPS is certifiable from either residency. Cross-referencing the ABU roster reassigned 150 urology-typed physicians (8.2% of all slings) to URPS, and the finding was robust — the pooled URPS Gini changed negligibly (0.51 → 0.52). A pathway-agnostic definition is important given that urology- and gynecology-based URPS fellows accrue different intraoperative case volumes during training</w:t>
+      </w:r>
+      <w:r>
+        <w:rPr>
+          <w:vertAlign w:val="superscript"/>
+        </w:rPr>
+        <w:t xml:space="preserve">14</w:t>
+      </w:r>
+      <w:r>
+        <w:t xml:space="preserve"> </w:t>
+      </w:r>
+      <w:r>
+        <w:t xml:space="preserve">and that FPMRS exposure during urology residency is variable;</w:t>
+      </w:r>
+      <w:r>
+        <w:rPr>
+          <w:vertAlign w:val="superscript"/>
+        </w:rPr>
+        <w:t xml:space="preserve">15</w:t>
+      </w:r>
+      <w:r>
+        <w:t xml:space="preserve"> </w:t>
+      </w:r>
+      <w:r>
+        <w:t xml:space="preserve">classifying urology-pathway urogynecologists as general urologists would understate the true subspecialty share.</w:t>
       </w:r>
     </w:p>
     <w:bookmarkEnd w:id="22"/>
-    <w:bookmarkStart w:id="23" w:name="procedural-concentration"/>
+    <w:bookmarkStart w:id="23" w:name="X20e52b27fb040b539cc76dcaad27d56a4599e1f"/>
     <w:p>
       <w:pPr>
         <w:pStyle w:val="Heading3"/>
       </w:pPr>
       <w:r>
-        <w:t xml:space="preserve">Procedural Concentration</w:t>
+        <w:t xml:space="preserve">Procedural Concentration and the Volume–Outcome Relationship</w:t>
       </w:r>
     </w:p>
     <w:p>
@@ -789,17 +841,73 @@
         <w:pStyle w:val="FirstParagraph"/>
       </w:pPr>
       <w:r>
-        <w:t xml:space="preserve">Reporting the Gini coefficient and HHI together makes the concentration finding difficult to attribute to a single metric: the two answer related but distinct questions and agree here. The low absolute HHI for the three main groups (27–89) shows that, although volume is unequally distributed (Gini 0.51–0.55), no individual surgeon approaches a dominant share — this is inequality across many surgeons, not domination by a few. Reporting each physician as the production unit follows workforce-concentration analyses in other surgical specialties; it is explicitly a surgeon-level, not a market-competition, measure.</w:t>
+        <w:t xml:space="preserve">Reporting the Gini coefficient and the Herfindahl–Hirschman Index together makes the concentration finding difficult to attribute to a single metric: the two answer related but distinct questions and agree here. Moderate inequality (Gini 0.51–0.55) coexists with very low absolute HHI (27–89 of 10,000), indicating that sling volume is spread unevenly across many surgeons rather than dominated by a few. Treating each physician as the operative production unit is a surgeon-level, not a market-competition, measure and follows workforce-concentration approaches used in other surgical specialties.</w:t>
+      </w:r>
+    </w:p>
+    <w:p>
+      <w:pPr>
+        <w:pStyle w:val="BodyText"/>
+      </w:pPr>
+      <w:r>
+        <w:t xml:space="preserve">These patterns have clinical significance given the established volume–outcome relationship for midurethral slings. Berger et al. found that higher-volume surgeons had a substantially lower adjusted risk of reoperation for sling failure,</w:t>
+      </w:r>
+      <w:r>
+        <w:rPr>
+          <w:vertAlign w:val="superscript"/>
+        </w:rPr>
+        <w:t xml:space="preserve">16</w:t>
+      </w:r>
+      <w:r>
+        <w:t xml:space="preserve"> </w:t>
+      </w:r>
+      <w:r>
+        <w:t xml:space="preserve">and a systematic review by Cartier et al. found that low-volume surgeons had higher odds of both mesh revision and repeat incontinence procedures.</w:t>
+      </w:r>
+      <w:r>
+        <w:rPr>
+          <w:vertAlign w:val="superscript"/>
+        </w:rPr>
+        <w:t xml:space="preserve">17</w:t>
+      </w:r>
+      <w:r>
+        <w:t xml:space="preserve"> </w:t>
+      </w:r>
+      <w:r>
+        <w:t xml:space="preserve">Brennand and Quan identified a threshold effect, with revision odds declining above roughly 50 cases per year,</w:t>
+      </w:r>
+      <w:r>
+        <w:rPr>
+          <w:vertAlign w:val="superscript"/>
+        </w:rPr>
+        <w:t xml:space="preserve">18</w:t>
+      </w:r>
+      <w:r>
+        <w:t xml:space="preserve"> </w:t>
+      </w:r>
+      <w:r>
+        <w:t xml:space="preserve">and Holdø and Svenningsen found that greater surgeon experience and annual volume improved objective cure rates.</w:t>
+      </w:r>
+      <w:r>
+        <w:rPr>
+          <w:vertAlign w:val="superscript"/>
+        </w:rPr>
+        <w:t xml:space="preserve">19</w:t>
+      </w:r>
+      <w:r>
+        <w:t xml:space="preserve"> </w:t>
+      </w:r>
+      <w:r>
+        <w:t xml:space="preserve">The median observed volumes here (15–19 procedures/year) fall below these thresholds, but the PUF captures only Medicare fee-for-service claims; true per-surgeon volumes — including commercially insured, Medicare Advantage, and younger patients — are higher, and the reported concentration is a lower bound because sub-11-beneficiary providers are suppressed.</w:t>
       </w:r>
     </w:p>
     <w:bookmarkEnd w:id="23"/>
-    <w:bookmarkStart w:id="24" w:name="X78fd0565d65e06e5712212d4c8fe5b6dd524af5"/>
+    <w:bookmarkStart w:id="24" w:name="X72407f3d2516cff3e371fde2da482981afe0115"/>
     <w:p>
       <w:pPr>
         <w:pStyle w:val="Heading3"/>
       </w:pPr>
       <w:r>
-        <w:t xml:space="preserve">Temporal Trends and Workforce Implications</w:t>
+        <w:t xml:space="preserve">Temporal Trends, Workforce Dynamics, and the Evolving SUI Landscape</w:t>
       </w:r>
     </w:p>
     <w:p>
@@ -807,7 +915,43 @@
         <w:pStyle w:val="FirstParagraph"/>
       </w:pPr>
       <w:r>
-        <w:t xml:space="preserve">The repeated-measures model clarifies the mechanism behind the rising gynecologic share. Individual physician volume did not change over time (year RR 1.00), but the number of non-URPS surgeons fell sharply while URPS numbers held steady. The market-share shift is therefore a workforce-composition change — non-URPS attrition — rather than a change in how much any individual operates. The significant 2020 decline (RR 0.89) is consistent with pandemic-related deferral of elective surgery and was robust to excluding 2020.</w:t>
+        <w:t xml:space="preserve">The repeated-measures model and workforce decomposition together clarify the mechanism behind the rising gynecologic share. Individual physician volume did not change over time (year rate ratio 1.00), while the number of non-URPS surgeons fell sharply and URPS numbers held steady; entrant analysis showed URPS contributing the largest inflow of newly observable surgeons and urology exhibiting churn (many entrants offset by more exits) alongside net decline. The market-share shift is therefore a change in workforce composition superimposed on a shrinking total pool, not intensification of individual practice or concentration of care. This mechanism echoes prior work: Siegal et al. showed that the post-2011 decline in sling placement was driven primarily by non-FPMRS providers, while FPMRS providers maintained their volumes,</w:t>
+      </w:r>
+      <w:r>
+        <w:rPr>
+          <w:vertAlign w:val="superscript"/>
+        </w:rPr>
+        <w:t xml:space="preserve">12</w:t>
+      </w:r>
+      <w:r>
+        <w:t xml:space="preserve"> </w:t>
+      </w:r>
+      <w:r>
+        <w:t xml:space="preserve">and Lee et al. documented an approximately 50% national decline in incontinence surgery from 2004 to 2013.</w:t>
+      </w:r>
+      <w:r>
+        <w:rPr>
+          <w:vertAlign w:val="superscript"/>
+        </w:rPr>
+        <w:t xml:space="preserve">13</w:t>
+      </w:r>
+      <w:r>
+        <w:t xml:space="preserve"> </w:t>
+      </w:r>
+      <w:r>
+        <w:t xml:space="preserve">The significant 2020 decline (rate ratio 0.89) is consistent with pandemic-related deferral of elective surgery and was robust to excluding 2020. Finally, the SUI treatment landscape continues to diversify — urethral bulking agents are now positioned alongside slings as a first-line surgical option</w:t>
+      </w:r>
+      <w:r>
+        <w:rPr>
+          <w:vertAlign w:val="superscript"/>
+        </w:rPr>
+        <w:t xml:space="preserve">3,20</w:t>
+      </w:r>
+      <w:r>
+        <w:t xml:space="preserve"> </w:t>
+      </w:r>
+      <w:r>
+        <w:t xml:space="preserve">— and whether this differentially affects specialty-specific sling volumes warrants continued surveillance.</w:t>
       </w:r>
     </w:p>
     <w:bookmarkEnd w:id="24"/>
@@ -883,7 +1027,7 @@
         </w:numPr>
       </w:pPr>
       <w:r>
-        <w:t xml:space="preserve">Ford AA, Rogerson L, Cody JD, Aluko P, Ogah JA. Mid-urethral sling operations for stress urinary incontinence in women. Cochrane Database Syst Rev. 2017;7(7):CD006375.</w:t>
+        <w:t xml:space="preserve">Wu JM. Stress incontinence in women. N Engl J Med. 2021;384(25):2428-2436.</w:t>
       </w:r>
     </w:p>
     <w:p>
@@ -894,7 +1038,7 @@
         </w:numPr>
       </w:pPr>
       <w:r>
-        <w:t xml:space="preserve">Kobashi KC, Albo ME, Dmochowski RR, et al. Surgical treatment of female stress urinary incontinence: AUA/SUFU guideline. J Urol. 2017;198(4):875-883.</w:t>
+        <w:t xml:space="preserve">Ford AA, Rogerson L, Cody JD, Aluko P, Ogah JA. Mid-urethral sling operations for stress urinary incontinence in women. Cochrane Database Syst Rev. 2017;7(7):CD006375.</w:t>
       </w:r>
     </w:p>
     <w:p>
@@ -905,7 +1049,7 @@
         </w:numPr>
       </w:pPr>
       <w:r>
-        <w:t xml:space="preserve">Birkmeyer JD, Stukel TA, Siewers AE, Goodney PP, Wennberg DE, Lucas FL. Surgeon volume and operative mortality in the United States. N Engl J Med. 2003;349(22):2117-2127.</w:t>
+        <w:t xml:space="preserve">Kobashi KC, Vasavada S, Bloschichak A, et al. Updates to surgical treatment of female stress urinary incontinence (SUI): AUA/SUFU guideline (2023). J Urol. 2023;209(6):1091-1098.</w:t>
       </w:r>
     </w:p>
     <w:p>
@@ -916,7 +1060,7 @@
         </w:numPr>
       </w:pPr>
       <w:r>
-        <w:t xml:space="preserve">Reames BN, Ghaferi AA, Birkmeyer JD, Dimick JB. Hospital volume and operative mortality in the modern era. Ann Surg. 2014;260(2):244-251.</w:t>
+        <w:t xml:space="preserve">Birkmeyer JD, Stukel TA, Siewers AE, Goodney PP, Wennberg DE, Lucas FL. Surgeon volume and operative mortality in the United States. N Engl J Med. 2003;349(22):2117-2127.</w:t>
       </w:r>
     </w:p>
     <w:p>
@@ -927,7 +1071,7 @@
         </w:numPr>
       </w:pPr>
       <w:r>
-        <w:t xml:space="preserve">American Board of Medical Specialties. ABMS announces approval of new subspecialty certificate in female pelvic medicine and reconstructive surgery. 2011. Available at: https://www.abms.org.</w:t>
+        <w:t xml:space="preserve">Reames BN, Ghaferi AA, Birkmeyer JD, Dimick JB. Hospital volume and operative mortality in the modern era. Ann Surg. 2014;260(2):244-251.</w:t>
       </w:r>
     </w:p>
     <w:p>
@@ -938,7 +1082,7 @@
         </w:numPr>
       </w:pPr>
       <w:r>
-        <w:t xml:space="preserve">US Food and Drug Administration. FDA takes action to protect women’s health, orders manufacturers of surgical mesh intended for transvaginal repair of pelvic organ prolapse to stop selling all devices. April 16, 2019. Available at: https://www.fda.gov.</w:t>
+        <w:t xml:space="preserve">American Board of Medical Specialties. ABMS announces approval of new subspecialty certificate in female pelvic medicine and reconstructive surgery. 2011. Available at: https://www.abms.org.</w:t>
       </w:r>
     </w:p>
     <w:p>
@@ -949,7 +1093,150 @@
         </w:numPr>
       </w:pPr>
       <w:r>
+        <w:t xml:space="preserve">Berger AA, Tan-Kim J, Menefee SA. The impact of the 2011 US Food and Drug Administration transvaginal mesh communication on utilization of synthetic mid-urethral sling procedures. Int Urogynecol J. 2021;32(8):2227-2231.</w:t>
+      </w:r>
+    </w:p>
+    <w:p>
+      <w:pPr>
+        <w:numPr>
+          <w:ilvl w:val="0"/>
+          <w:numId w:val="1001"/>
+        </w:numPr>
+      </w:pPr>
+      <w:r>
         <w:t xml:space="preserve">Stitzenberg KB, Sigurdson ER, Egleston BL, Starkey RB, Meropol NJ. Centralization of cancer surgery: implications for patient access to optimal care. J Clin Oncol. 2009;27(28):4671-4678.</w:t>
+      </w:r>
+    </w:p>
+    <w:p>
+      <w:pPr>
+        <w:numPr>
+          <w:ilvl w:val="0"/>
+          <w:numId w:val="1001"/>
+        </w:numPr>
+      </w:pPr>
+      <w:r>
+        <w:t xml:space="preserve">James MB, Theofanides MC, Sui W, Onyeji I, Badalato GM, Chung DE. Sling procedures for the treatment of stress urinary incontinence: comparison of national practice patterns between urologists and gynecologists. J Urol. 2017;198(6):1386-1391.</w:t>
+      </w:r>
+    </w:p>
+    <w:p>
+      <w:pPr>
+        <w:numPr>
+          <w:ilvl w:val="0"/>
+          <w:numId w:val="1001"/>
+        </w:numPr>
+      </w:pPr>
+      <w:r>
+        <w:t xml:space="preserve">Cantrell AB, Rothschild J, Durbin-Johnson B, Gonzalez R, Kurzrock EA. Surgical trends in the correction of female stress urinary incontinence in academic centers within the United States. Neurourol Urodyn. 2017;36(2):394-398.</w:t>
+      </w:r>
+    </w:p>
+    <w:p>
+      <w:pPr>
+        <w:numPr>
+          <w:ilvl w:val="0"/>
+          <w:numId w:val="1001"/>
+        </w:numPr>
+      </w:pPr>
+      <w:r>
+        <w:t xml:space="preserve">Rogo-Gupta L, Litwin MS, Saigal CS, Anger JT; Urologic Diseases in America Project. Trends in the surgical management of stress urinary incontinence among female Medicare beneficiaries, 2002-2007. Urology. 2013;82(1):38-41.</w:t>
+      </w:r>
+    </w:p>
+    <w:p>
+      <w:pPr>
+        <w:numPr>
+          <w:ilvl w:val="0"/>
+          <w:numId w:val="1001"/>
+        </w:numPr>
+      </w:pPr>
+      <w:r>
+        <w:t xml:space="preserve">Siegal AR, Huang Z, Gross MD, Mehraban-Far S, Weissbart SJ, Kim JM. Trends of mesh utilization for stress urinary incontinence before and after the 2011 Food and Drug Administration notification between FPMRS-certified and non-FPMRS-certified physicians: a statewide all-payer database analysis. Urology. 2021;150:151-157.</w:t>
+      </w:r>
+    </w:p>
+    <w:p>
+      <w:pPr>
+        <w:numPr>
+          <w:ilvl w:val="0"/>
+          <w:numId w:val="1001"/>
+        </w:numPr>
+      </w:pPr>
+      <w:r>
+        <w:t xml:space="preserve">Lee UJ, Feinstein L, Ward JB, et al; Urologic Diseases in America Project. National trends in the surgical management of urinary incontinence among insured women, 2004 to 2013. J Urol. 2020;203(2):365-371.</w:t>
+      </w:r>
+    </w:p>
+    <w:p>
+      <w:pPr>
+        <w:numPr>
+          <w:ilvl w:val="0"/>
+          <w:numId w:val="1001"/>
+        </w:numPr>
+      </w:pPr>
+      <w:r>
+        <w:t xml:space="preserve">Tabakin AL, Sawhney R, Daily AM, Winkler HA, Shalom DF, Tam J, Lee W. Case log trends of urogynecology and reconstructive pelvic surgery fellows: a comparison of urology- and gynecology-based fellowship programs. Neurourol Urodyn. 2024;43(8):1970-1976.</w:t>
+      </w:r>
+    </w:p>
+    <w:p>
+      <w:pPr>
+        <w:numPr>
+          <w:ilvl w:val="0"/>
+          <w:numId w:val="1001"/>
+        </w:numPr>
+      </w:pPr>
+      <w:r>
+        <w:t xml:space="preserve">Wang CN, Su IW, Smith AL, Badalato GM, Chung DE. Current exposure to female pelvic medicine and reconstructive surgery faculty during urology residency. Neurourol Urodyn. 2023;42(7):1569-1573.</w:t>
+      </w:r>
+    </w:p>
+    <w:p>
+      <w:pPr>
+        <w:numPr>
+          <w:ilvl w:val="0"/>
+          <w:numId w:val="1001"/>
+        </w:numPr>
+      </w:pPr>
+      <w:r>
+        <w:t xml:space="preserve">Berger AA, Tan-Kim J, Menefee SA. Surgeon volume and reoperation risk after midurethral sling surgery. Am J Obstet Gynecol. 2019;221(5):523.e1-523.e8.</w:t>
+      </w:r>
+    </w:p>
+    <w:p>
+      <w:pPr>
+        <w:numPr>
+          <w:ilvl w:val="0"/>
+          <w:numId w:val="1001"/>
+        </w:numPr>
+      </w:pPr>
+      <w:r>
+        <w:t xml:space="preserve">Cartier S, Cerantola GM, Leung AA, Brennand E. The impact of surgeon operative volume on risk of reoperation within 5 years of mid-urethral sling: a systematic review. Int Urogynecol J. 2023;34(5):981-992.</w:t>
+      </w:r>
+    </w:p>
+    <w:p>
+      <w:pPr>
+        <w:numPr>
+          <w:ilvl w:val="0"/>
+          <w:numId w:val="1001"/>
+        </w:numPr>
+      </w:pPr>
+      <w:r>
+        <w:t xml:space="preserve">Brennand EA, Quan H. Evaluation of the effect of surgeon’s operative volume and specialty on likelihood of revision after mesh midurethral sling placement. Obstet Gynecol. 2019;133(6):1099-1108.</w:t>
+      </w:r>
+    </w:p>
+    <w:p>
+      <w:pPr>
+        <w:numPr>
+          <w:ilvl w:val="0"/>
+          <w:numId w:val="1001"/>
+        </w:numPr>
+      </w:pPr>
+      <w:r>
+        <w:t xml:space="preserve">Holdø B, Svenningsen R. The impact from surgical experience on short- and long-term success rates after mid-urethral sling surgery. Int Urogynecol J. 2026 (epub ahead of print).</w:t>
+      </w:r>
+    </w:p>
+    <w:p>
+      <w:pPr>
+        <w:numPr>
+          <w:ilvl w:val="0"/>
+          <w:numId w:val="1001"/>
+        </w:numPr>
+      </w:pPr>
+      <w:r>
+        <w:t xml:space="preserve">Gallo K, Weiner H, Mishra K. An update on surgical management for stress urinary incontinence. Curr Opin Obstet Gynecol. 2024;36(6):433-438.</w:t>
       </w:r>
     </w:p>
     <w:p>

--- a/output/manuscript.docx
+++ b/output/manuscript.docx
@@ -40,7 +40,7 @@
         <w:t xml:space="preserve"> </w:t>
       </w:r>
       <w:r>
-        <w:t xml:space="preserve">(1) URPS combines both training pathways — ABOG (OB/GYN) urogynecologists and</w:t>
+        <w:t xml:space="preserve">(1) URPS combines both training pathways, ABOG (OB/GYN) urogynecologists and</w:t>
       </w:r>
       <w:r>
         <w:t xml:space="preserve"> </w:t>
@@ -145,7 +145,7 @@
         <w:t xml:space="preserve"> </w:t>
       </w:r>
       <w:r>
-        <w:t xml:space="preserve">A total of 1,745 unique physicians billed CPT 57288 (131,637 procedures; 6,202 physician-years) after excluding the truncated 2017 file. URPS physicians represented the largest group — 753 physicians, 80,033 procedures (60.8%), median 19 procedures/year (p25–p75, 14–27) — followed by non-URPS urology (665 physicians; 26.1%; median 16), General OB/GYN (330; 12.5%; median 15), and MIGS (10; 0.7%; median 16). Observed annual procedures declined (16,399 in 2013 to 12,223 in 2023; −469/year, p = 0.03), reaching a low in 2020 (9,228) with partial recovery. In a Poisson GEE clustered by NPI, adjusted annual volume was significantly lower than URPS for every group — urology (rate ratio 0.82, 95% CI 0.70–0.95), General OB/GYN (0.67, 0.50–0.90), and MIGS (0.56, 0.40–0.76) — with a ~11% decline in 2020 (RR 0.89, 0.85–0.92, p &lt; 0.001) and no overall per-physician time trend (RR 1.00, p = 0.52). Among the three well-populated groups, pooled multi-year concentration was modest and lowest for URPS (Gini 0.51, HHI 27; top 20% performed 53.4%); within-year concentration was low and stable (annual Gini ≈ 0.27; no trend, p = 0.82). MIGS (n = 10) is reported descriptively. Modeled by specialty, URPS share rose (+0.90 pp/year, p &lt; 0.001) while urology (−0.55, p = 0.004) and General OB/GYN (−0.42, p = 0.006) declined; the combined URPS increase was significant under every classification scheme, bracketed by fixed-membership classification (lower bound: gynecologic share 60.8% → 70.1%, +0.84 pp/year) and time-varying certification-gated classification (upper bound, as certification lags practice onset: URPS share 46.3% → 74.2%, +2.28 pp/year). Newly observable entrant surgeons (absent the prior two observable years) performed 7–23% of annual volume at low median volume (~13); URPS contributed the most entrants (440 over the period) while urology showed substantial churn (373 entrants despite a declining share).</w:t>
+        <w:t xml:space="preserve">A total of 1,745 unique physicians billed CPT 57288 (131,637 procedures; 6,202 physician-years) after excluding the truncated 2017 file. URPS physicians represented the largest group, with 753 physicians, 80,033 procedures (60.8%), and a median of 19 procedures/year (p25–p75, 14–27); non-URPS urology followed (665 physicians; 26.1%; median 16), then General OB/GYN (330; 12.5%; median 15) and MIGS (10; 0.7%; median 16). Observed annual procedures declined (16,399 in 2013 to 12,223 in 2023; −469/year, p = 0.03), reaching a low in 2020 (9,228) with partial recovery. In a Poisson GEE clustered by NPI, adjusted annual volume was significantly lower than URPS for every group (urology rate ratio 0.82, 95% CI 0.70–0.95; General OB/GYN 0.67, 0.50–0.90; MIGS 0.56, 0.40–0.76), with a ~11% decline in 2020 (RR 0.89, 0.85–0.92, p &lt; 0.001) and no overall per-physician time trend (RR 1.00, p = 0.52). Among the three well-populated groups, pooled multi-year concentration was modest and lowest for URPS (Gini 0.51, HHI 27; top 20% performed 53.4%); within-year concentration was low and stable (annual Gini ≈ 0.27; no trend, p = 0.82). MIGS (n = 10) is reported descriptively. Modeled by specialty, URPS share rose (+0.90 pp/year, p &lt; 0.001) while urology (−0.55, p = 0.004) and General OB/GYN (−0.42, p = 0.006) declined; the combined URPS increase was significant under every classification scheme, bracketed by fixed-membership classification (lower bound: gynecologic share 60.8% → 70.1%, +0.84 pp/year) and time-varying certification-gated classification (upper bound, as certification lags practice onset: URPS share 46.3% → 74.2%, +2.28 pp/year). Newly observable entrant surgeons (absent the prior two observable years) performed 7–23% of annual volume at low median volume (~13); URPS contributed the most entrants (440 over the period) while urology showed substantial churn (373 entrants despite a declining share).</w:t>
       </w:r>
     </w:p>
     <w:p>
@@ -208,7 +208,7 @@
         <w:pStyle w:val="BodyText"/>
       </w:pPr>
       <w:r>
-        <w:t xml:space="preserve">Understanding who performs midurethral slings—and how procedure volume is distributed within each specialty—has direct implications for surgical quality, training requirements, and workforce planning. The volume-outcome relationship in surgery is well established: higher-volume surgeons and hospitals tend to achieve better patient outcomes across a range of procedures.</w:t>
+        <w:t xml:space="preserve">Understanding who performs midurethral slings, and how procedure volume is distributed within each specialty, has direct implications for surgical quality, training requirements, and workforce planning. The volume-outcome relationship in surgery is well established: higher-volume surgeons and hospitals tend to achieve better patient outcomes across a range of procedures.</w:t>
       </w:r>
       <w:r>
         <w:rPr>
@@ -228,7 +228,7 @@
         <w:pStyle w:val="BodyText"/>
       </w:pPr>
       <w:r>
-        <w:t xml:space="preserve">Several trends make this analysis timely. First, the subspecialty of Female Pelvic Medicine and Reconstructive Surgery—recently renamed Urogynecology and Reconstructive Pelvic Surgery (URPS)—has grown substantially since achieving American Board of Medical Specialties (ABMS) recognition in 2013,</w:t>
+        <w:t xml:space="preserve">Several trends make this analysis timely. First, the subspecialty of Female Pelvic Medicine and Reconstructive Surgery, recently renamed Urogynecology and Reconstructive Pelvic Surgery (URPS), has grown substantially since achieving American Board of Medical Specialties (ABMS) recognition in 2013,</w:t>
       </w:r>
       <w:r>
         <w:rPr>
@@ -252,7 +252,7 @@
         <w:t xml:space="preserve"> </w:t>
       </w:r>
       <w:r>
-        <w:t xml:space="preserve">Third, there is growing interest in procedural concentration—the degree to which a small number of providers account for a disproportionate share of procedures—as a metric relevant to quality improvement and resource allocation.</w:t>
+        <w:t xml:space="preserve">Third, there is growing interest in procedural concentration, the degree to which a small number of providers account for a disproportionate share of procedures, as a metric relevant to quality improvement and resource allocation.</w:t>
       </w:r>
       <w:r>
         <w:rPr>
@@ -407,7 +407,7 @@
         <w:t xml:space="preserve">sub1startdate</w:t>
       </w:r>
       <w:r>
-        <w:t xml:space="preserve">, which ranges 2013–2024 and is distinct from the initial OB/GYN board date), and classifies earlier years by that year’s CMS provider type; because board certification lags the start of subspecialty practice — the 2013 examination certified physicians already practicing urogynecology, and later diplomates practiced before boarding — it misattributes pre-certification practice years and is an upper bound. Modal and ever-URPS/MIGS schemes were additional sensitivity analyses. Urology-pathway URPS were held fixed in all schemes as no urology-subspecialty certification date was available. The whole-period cross-sectional distribution, concentration, and volume analyses (Tables 1–3) assign each physician their eventual (combined) subspecialty.</w:t>
+        <w:t xml:space="preserve">, which ranges 2013–2024 and is distinct from the initial OB/GYN board date), and classifies earlier years by that year’s CMS provider type; because board certification lags the start of subspecialty practice (the 2013 examination certified physicians already practicing urogynecology, and later diplomates practiced before boarding), it misattributes pre-certification practice years and is an upper bound. Modal and ever-URPS/MIGS schemes were additional sensitivity analyses. Urology-pathway URPS were held fixed in all schemes as no urology-subspecialty certification date was available. The whole-period cross-sectional distribution, concentration, and volume analyses (Tables 1–3) assign each physician their eventual (combined) subspecialty.</w:t>
       </w:r>
     </w:p>
     <w:bookmarkEnd w:id="12"/>
@@ -459,7 +459,7 @@
         <w:t xml:space="preserve"> </w:t>
       </w:r>
       <w:r>
-        <w:t xml:space="preserve">measures — the Gini coefficient (inequality across the whole surgeon-volume distribution) and the Herfindahl–Hirschman Index (HHI, sum of squared per-surgeon shares on a 0–10,000 scale, driven especially by the largest-volume surgeons) — computed on aggregate provider totals and separately for each calendar year. Each physician is the operative production unit; this is surgeon-level procedural concentration and not the antitrust use of HHI for hospital/health-system market competition, so values are not comparable to FTC/DOJ thresholds.</w:t>
+        <w:t xml:space="preserve">measures: the Gini coefficient (inequality across the whole surgeon-volume distribution) and the Herfindahl–Hirschman Index (HHI, the sum of squared per-surgeon shares on a 0–10,000 scale, driven especially by the largest-volume surgeons), both computed on aggregate provider totals and separately for each calendar year. Each physician is the operative production unit; this is surgeon-level procedural concentration and not the antitrust use of HHI for hospital/health-system market competition, so values are not comparable to FTC/DOJ thresholds.</w:t>
       </w:r>
     </w:p>
     <w:p>
@@ -591,7 +591,7 @@
         <w:pStyle w:val="FirstParagraph"/>
       </w:pPr>
       <w:r>
-        <w:t xml:space="preserve">Across the full 11-year window, 1,761 unique physicians billed CPT 57288, accounting for 139,855 observed services in 6,572 physician-year observations. Excluding the truncated 2017 file, the analytic cohort comprised 1,745 unique physicians, 131,637 procedures, and 6,202 physician-year observations. Most physicians were observed only intermittently: 567 (32%) appeared in a single year, 753 (43%) in 2–5 years, 375 (21%) in 6–10 years, and only 66 (4%) in all 11 years — consistent with a workforce in which a minority sustain a durable Medicare sling practice.</w:t>
+        <w:t xml:space="preserve">Across the full 11-year window, 1,761 unique physicians billed CPT 57288, accounting for 139,855 observed services in 6,572 physician-year observations. Excluding the truncated 2017 file, the analytic cohort comprised 1,745 unique physicians, 131,637 procedures, and 6,202 physician-year observations. Most physicians were observed only intermittently: 567 (32%) appeared in a single year, 753 (43%) in 2–5 years, 375 (21%) in 6–10 years, and only 66 (4%) in all 11 years, consistent with a workforce in which a minority sustain a durable Medicare sling practice.</w:t>
       </w:r>
     </w:p>
     <w:p>
@@ -617,7 +617,7 @@
         <w:pStyle w:val="FirstParagraph"/>
       </w:pPr>
       <w:r>
-        <w:t xml:space="preserve">URPS physicians constituted the largest group — 753 physicians, 3,498 physician-years, 80,033 procedures (60.8%), median 19 procedures/year (p25–p75, 14–27) — followed by non-URPS urology (665 physicians; 1,810 physician-years; 34,351 procedures; 26.1%; median 16, 13–22), General OB/GYN (330; 858; 16,391; 12.5%; median 15, 12–22), and MIGS (10; 36; 862; 0.7%; median 16, 12–24) (Table 1). Per-specialty physician counts sum to slightly more than the unique total because 13 physicians changed specialty group across years. Folding urology-pathway urogynecologists into URPS moved 150 physicians (11,503 procedures) from urology relative to an ABOG-only classification.</w:t>
+        <w:t xml:space="preserve">URPS physicians constituted the largest group, with 753 physicians, 3,498 physician-years, 80,033 procedures (60.8%), and a median of 19 procedures/year (p25–p75, 14–27); non-URPS urology followed (665 physicians; 1,810 physician-years; 34,351 procedures; 26.1%; median 16, 13–22), then General OB/GYN (330; 858; 16,391; 12.5%; median 15, 12–22) and MIGS (10; 36; 862; 0.7%; median 16, 12–24) (Table 1). Per-specialty physician counts sum to slightly more than the unique total because 13 physicians changed specialty group across years. Folding urology-pathway urogynecologists into URPS moved 150 physicians (11,503 procedures) from urology relative to an ABOG-only classification.</w:t>
       </w:r>
     </w:p>
     <w:p>
@@ -625,7 +625,7 @@
         <w:pStyle w:val="BodyText"/>
       </w:pPr>
       <w:r>
-        <w:t xml:space="preserve">Modeled separately, each specialty’s annual market share moved significantly and in divergent directions (Table 1): URPS rose from 53.4% (2013) to 63.8% (2023) (+0.90 percentage points/year; 95% CI 0.49 to 1.31; p &lt; 0.001), whereas urology fell from 30.7% to 23.1% (−0.55; 95% CI −0.87 to −0.23; p = 0.004) and General OB/GYN from 15.7% to 12.3% (−0.42; 95% CI −0.68 to −0.16; p = 0.006). MIGS rose descriptively from 0.2% to 0.8% (+0.07/year; n = 10, interpreted with caution). Because total observed volume fell, these are shifts in specialty ownership rather than differential growth. The combined-URPS increase was significant under all classification schemes and bounded by fixed membership (lower bound; gynecologic share 60.8% → 70.1%, +0.84 pp/year) and time-varying certification-gating (upper bound; URPS share 46.3% → 74.2%, +2.28 pp/year, as certification lags practice onset — Table 4).</w:t>
+        <w:t xml:space="preserve">Modeled separately, each specialty’s annual market share moved significantly and in divergent directions (Table 1): URPS rose from 53.4% (2013) to 63.8% (2023) (+0.90 percentage points/year; 95% CI 0.49 to 1.31; p &lt; 0.001), whereas urology fell from 30.7% to 23.1% (−0.55; 95% CI −0.87 to −0.23; p = 0.004) and General OB/GYN from 15.7% to 12.3% (−0.42; 95% CI −0.68 to −0.16; p = 0.006). MIGS rose descriptively from 0.2% to 0.8% (+0.07/year; n = 10, interpreted with caution). Because total observed volume fell, these are shifts in specialty ownership rather than differential growth. The combined-URPS increase was significant under all classification schemes and bounded by fixed membership (lower bound; gynecologic share 60.8% → 70.1%, +0.84 pp/year) and time-varying certification-gating (upper bound; URPS share 46.3% → 74.2%, +2.28 pp/year, as certification lags practice onset; Table 4).</w:t>
       </w:r>
     </w:p>
     <w:p>
@@ -633,7 +633,7 @@
         <w:pStyle w:val="BodyText"/>
       </w:pPr>
       <w:r>
-        <w:t xml:space="preserve">In the Poisson GEE clustered by NPI, adjusted annual volume relative to URPS was significantly lower for every other group — urology rate ratio 0.82 (95% CI 0.70–0.95), General OB/GYN 0.67 (0.50–0.90), and MIGS 0.56 (0.40–0.76) — with a ~11% decline in 2020 (RR 0.89, 0.85–0.92; p &lt; 0.001) and no overall per-physician time trend (year RR 1.00, 0.99–1.00; p = 0.52) (Table 3). The one-value-per-physician secondary analysis agreed (Kruskal-Wallis H = 66.1, df = 3, p &lt; 0.001; URPS exceeded urology and General OB/GYN, pairwise p &lt; 0.001).</w:t>
+        <w:t xml:space="preserve">In the Poisson GEE clustered by NPI, adjusted annual volume relative to URPS was significantly lower for every other group (urology rate ratio 0.82, 95% CI 0.70–0.95; General OB/GYN 0.67, 0.50–0.90; MIGS 0.56, 0.40–0.76), with a ~11% decline in 2020 (RR 0.89, 0.85–0.92; p &lt; 0.001) and no overall per-physician time trend (year RR 1.00, 0.99–1.00; p = 0.52) (Table 3). The one-value-per-physician secondary analysis agreed (Kruskal-Wallis H = 66.1, df = 3, p &lt; 0.001; URPS exceeded urology and General OB/GYN, pairwise p &lt; 0.001).</w:t>
       </w:r>
     </w:p>
     <w:bookmarkEnd w:id="17"/>
@@ -669,7 +669,7 @@
         <w:pStyle w:val="FirstParagraph"/>
       </w:pPr>
       <w:r>
-        <w:t xml:space="preserve">Applying a two-year washout (Table 5), newly observable entrant surgeons numbered 48–184 per year and performed 7.4%–22.5% of that year’s volume, at a low median entrant volume (~13 slings/year) — consistent with providers appearing just above the CMS suppression threshold. Entry collapsed in 2020 (48 entrants; 7.4% of volume) and rebounded in 2022 (168; 22.5%). Continuing surgeons (381–543 per year) performed the large majority of annual volume, and apparent exits ranged from 66 to 230 per year. Across the period URPS contributed the most entrants (440), followed by urology (373), General OB/GYN (189), and MIGS (8). Decomposing the specialty-share changes: the rising URPS share was driven by the largest inflow of newly observable URPS surgeons together with a stable continuing-URPS base (URPS surgeon count 385 → 338; per-physician volume flat), whereas urology’s decline reflected net attrition despite substantial churn — many entrants offset by more exits — and General OB/GYN lost both surgeons and share. Because total volume fell, the gynecologic gain is a redistribution of a shrinking pool toward URPS, not new procedure growth. Given CMS suppression, all counts describe</w:t>
+        <w:t xml:space="preserve">Applying a two-year washout (Table 5), newly observable entrant surgeons numbered 48–184 per year and performed 7.4%–22.5% of that year’s volume, at a low median entrant volume (~13 slings/year) consistent with providers appearing just above the CMS suppression threshold. Entry collapsed in 2020 (48 entrants; 7.4% of volume) and rebounded in 2022 (168; 22.5%). Continuing surgeons (381–543 per year) performed the large majority of annual volume, and apparent exits ranged from 66 to 230 per year. Across the period URPS contributed the most entrants (440), followed by urology (373), General OB/GYN (189), and MIGS (8). Decomposing the specialty-share changes: the rising URPS share was driven by the largest inflow of newly observable URPS surgeons together with a stable continuing-URPS base (URPS surgeon count 385 → 338; per-physician volume flat), whereas urology’s decline reflected net attrition despite substantial churn (many entrants offset by more exits), and General OB/GYN lost both surgeons and share. Because total volume fell, the gynecologic gain is a redistribution of a shrinking pool toward URPS, not new procedure growth. Given CMS suppression, all counts describe</w:t>
       </w:r>
       <w:r>
         <w:t xml:space="preserve"> </w:t>
@@ -799,7 +799,7 @@
         <w:pStyle w:val="BodyText"/>
       </w:pPr>
       <w:r>
-        <w:t xml:space="preserve">Identifying urogynecologists through both the ABOG (obstetrics-gynecology) and ABU (urology) certifying pathways is central to this result, because URPS is certifiable from either residency. Cross-referencing the ABU roster reassigned 150 urology-typed physicians (8.2% of all slings) to URPS, and the finding was robust — the pooled URPS Gini changed negligibly (0.51 → 0.52). A pathway-agnostic definition is important given that urology- and gynecology-based URPS fellows accrue different intraoperative case volumes during training</w:t>
+        <w:t xml:space="preserve">Identifying urogynecologists through both the ABOG (obstetrics-gynecology) and ABU (urology) certifying pathways is central to this result, because URPS is certifiable from either residency. Cross-referencing the ABU roster reassigned 150 urology-typed physicians (8.2% of all slings) to URPS, and the finding was robust: the pooled URPS Gini changed negligibly (0.51 → 0.52). A pathway-agnostic definition is important given that urology- and gynecology-based URPS fellows accrue different intraoperative case volumes during training</w:t>
       </w:r>
       <w:r>
         <w:rPr>
@@ -897,7 +897,7 @@
         <w:t xml:space="preserve"> </w:t>
       </w:r>
       <w:r>
-        <w:t xml:space="preserve">The median observed volumes here (15–19 procedures/year) fall below these thresholds, but the PUF captures only Medicare fee-for-service claims; true per-surgeon volumes — including commercially insured, Medicare Advantage, and younger patients — are higher, and the reported concentration is a lower bound because sub-11-beneficiary providers are suppressed.</w:t>
+        <w:t xml:space="preserve">The median observed volumes here (15–19 procedures/year) fall below these thresholds, but the PUF captures only Medicare fee-for-service claims; true per-surgeon volumes (including commercially insured, Medicare Advantage, and younger patients) are higher, and the reported concentration is a lower bound because sub-11-beneficiary providers are suppressed.</w:t>
       </w:r>
     </w:p>
     <w:bookmarkEnd w:id="23"/>
@@ -939,7 +939,7 @@
         <w:t xml:space="preserve"> </w:t>
       </w:r>
       <w:r>
-        <w:t xml:space="preserve">The significant 2020 decline (rate ratio 0.89) is consistent with pandemic-related deferral of elective surgery and was robust to excluding 2020. Finally, the SUI treatment landscape continues to diversify — urethral bulking agents are now positioned alongside slings as a first-line surgical option</w:t>
+        <w:t xml:space="preserve">The significant 2020 decline (rate ratio 0.89) is consistent with pandemic-related deferral of elective surgery and was robust to excluding 2020. Finally, the SUI treatment landscape continues to diversify (urethral bulking agents are now positioned alongside slings as a first-line surgical option</w:t>
       </w:r>
       <w:r>
         <w:rPr>
@@ -948,10 +948,7 @@
         <w:t xml:space="preserve">3,20</w:t>
       </w:r>
       <w:r>
-        <w:t xml:space="preserve"> </w:t>
-      </w:r>
-      <w:r>
-        <w:t xml:space="preserve">— and whether this differentially affects specialty-specific sling volumes warrants continued surveillance.</w:t>
+        <w:t xml:space="preserve">), and whether this differentially affects specialty-specific sling volumes warrants continued surveillance.</w:t>
       </w:r>
     </w:p>
     <w:bookmarkEnd w:id="24"/>
@@ -969,7 +966,7 @@
         <w:pStyle w:val="FirstParagraph"/>
       </w:pPr>
       <w:r>
-        <w:t xml:space="preserve">Several limitations warrant discussion. First, CMS suppresses provider-level data below 11 beneficiaries, so the lowest-volume providers are unobserved and reported concentration is a lower bound. Second, the PUF captures only fee-for-service Medicare Part B; younger, Medicare Advantage, Medicaid, commercially insured, and uninsured patients are not represented. Third, specialty classification depends on CMS provider type and the ABOG/ABU rosters; providers who completed URPS fellowship but are not board-certified would be misclassified. Fourth, the market-share trend is bounded rather than point-identified. Board certification lags the start of subspecialty practice — physicians complete fellowship and practice urogynecology before sitting for boards, and the 2013 inaugural examination certified an established practicing cohort — so the certification-gated scheme (upper bound) misattributes pre-certification practice years to General OB/GYN or urology, while fixed membership (lower bound) retroactively counts physicians as URPS before they subspecialized. The true trend lies between; a point estimate would require fellowship-completion dates, which are not available. Additionally, ~8% of URPS providers could not be matched to a certification year and urology-pathway URPS were held fixed (no urology-subspecialty date), both of which shrink the upper-bound estimate. Fifth, the exclusion of 2017 removes one year of the time series (the underlying file being truncated); re-running with a complete 2017 file would restore all 11 years. Sixth, Tot_Srvcs may include bilateral or modifier-inflated services.</w:t>
+        <w:t xml:space="preserve">Several limitations warrant discussion. First, CMS suppresses provider-level data below 11 beneficiaries, so the lowest-volume providers are unobserved and reported concentration is a lower bound. Second, the PUF captures only fee-for-service Medicare Part B; younger, Medicare Advantage, Medicaid, commercially insured, and uninsured patients are not represented. Third, specialty classification depends on CMS provider type and the ABOG/ABU rosters; providers who completed URPS fellowship but are not board-certified would be misclassified. Fourth, the market-share trend is bounded rather than point-identified. Board certification lags the start of subspecialty practice (physicians complete fellowship and practice urogynecology before sitting for boards, and the 2013 inaugural examination certified an established practicing cohort), so the certification-gated scheme (upper bound) misattributes pre-certification practice years to General OB/GYN or urology, while fixed membership (lower bound) retroactively counts physicians as URPS before they subspecialized. The true trend lies between; a point estimate would require fellowship-completion dates, which are not available. Additionally, ~8% of URPS providers could not be matched to a certification year and urology-pathway URPS were held fixed (no urology-subspecialty date), both of which shrink the upper-bound estimate. Fifth, the exclusion of 2017 removes one year of the time series (the underlying file being truncated); re-running with a complete 2017 file would restore all 11 years. Sixth, Tot_Srvcs may include bilateral or modifier-inflated services.</w:t>
       </w:r>
     </w:p>
     <w:bookmarkEnd w:id="25"/>
@@ -1939,51 +1936,51 @@
               <w:pStyle w:val="Compact"/>
             </w:pPr>
             <w:r>
-              <w:t xml:space="preserve">—</w:t>
-            </w:r>
-          </w:p>
-        </w:tc>
-        <w:tc>
-          <w:tcPr/>
-          <w:p>
-            <w:pPr>
-              <w:pStyle w:val="Compact"/>
-            </w:pPr>
-            <w:r>
-              <w:t xml:space="preserve">—</w:t>
-            </w:r>
-          </w:p>
-        </w:tc>
-        <w:tc>
-          <w:tcPr/>
-          <w:p>
-            <w:pPr>
-              <w:pStyle w:val="Compact"/>
-            </w:pPr>
-            <w:r>
-              <w:t xml:space="preserve">—</w:t>
-            </w:r>
-          </w:p>
-        </w:tc>
-        <w:tc>
-          <w:tcPr/>
-          <w:p>
-            <w:pPr>
-              <w:pStyle w:val="Compact"/>
-            </w:pPr>
-            <w:r>
-              <w:t xml:space="preserve">—</w:t>
-            </w:r>
-          </w:p>
-        </w:tc>
-        <w:tc>
-          <w:tcPr/>
-          <w:p>
-            <w:pPr>
-              <w:pStyle w:val="Compact"/>
-            </w:pPr>
-            <w:r>
-              <w:t xml:space="preserve">—</w:t>
+              <w:t xml:space="preserve">n/a</w:t>
+            </w:r>
+          </w:p>
+        </w:tc>
+        <w:tc>
+          <w:tcPr/>
+          <w:p>
+            <w:pPr>
+              <w:pStyle w:val="Compact"/>
+            </w:pPr>
+            <w:r>
+              <w:t xml:space="preserve">n/a</w:t>
+            </w:r>
+          </w:p>
+        </w:tc>
+        <w:tc>
+          <w:tcPr/>
+          <w:p>
+            <w:pPr>
+              <w:pStyle w:val="Compact"/>
+            </w:pPr>
+            <w:r>
+              <w:t xml:space="preserve">n/a</w:t>
+            </w:r>
+          </w:p>
+        </w:tc>
+        <w:tc>
+          <w:tcPr/>
+          <w:p>
+            <w:pPr>
+              <w:pStyle w:val="Compact"/>
+            </w:pPr>
+            <w:r>
+              <w:t xml:space="preserve">n/a</w:t>
+            </w:r>
+          </w:p>
+        </w:tc>
+        <w:tc>
+          <w:tcPr/>
+          <w:p>
+            <w:pPr>
+              <w:pStyle w:val="Compact"/>
+            </w:pPr>
+            <w:r>
+              <w:t xml:space="preserve">n/a</w:t>
             </w:r>
           </w:p>
         </w:tc>
@@ -2389,7 +2386,7 @@
         <w:t xml:space="preserve"> </w:t>
       </w:r>
       <w:r>
-        <w:t xml:space="preserve">Repeated-measures model of annual sling volume — adjusted rate ratios from a Poisson GEE clustered by NPI (reference URPS; exchangeable correlation, robust SEs).</w:t>
+        <w:t xml:space="preserve">Repeated-measures model of annual sling volume: adjusted rate ratios from a Poisson GEE clustered by NPI (reference URPS; exchangeable correlation, robust SEs).</w:t>
       </w:r>
     </w:p>
     <w:tbl>
@@ -2705,7 +2702,7 @@
               <w:pStyle w:val="Compact"/>
             </w:pPr>
             <w:r>
-              <w:t xml:space="preserve">Lower bound — gynecologic share (fixed; ABOG-URPS + MIGS + Gen OB/GYN)</w:t>
+              <w:t xml:space="preserve">Lower bound: gynecologic share (fixed; ABOG-URPS + MIGS + Gen OB/GYN)</w:t>
             </w:r>
           </w:p>
         </w:tc>
@@ -2751,7 +2748,7 @@
               <w:pStyle w:val="Compact"/>
             </w:pPr>
             <w:r>
-              <w:t xml:space="preserve">Lower bound — combined-URPS share (fixed)</w:t>
+              <w:t xml:space="preserve">Lower bound: combined-URPS share (fixed)</w:t>
             </w:r>
           </w:p>
         </w:tc>
@@ -2797,18 +2794,18 @@
               <w:pStyle w:val="Compact"/>
             </w:pPr>
             <w:r>
-              <w:t xml:space="preserve">Sensitivity — URPS share (modal)</w:t>
-            </w:r>
-          </w:p>
-        </w:tc>
-        <w:tc>
-          <w:tcPr/>
-          <w:p>
-            <w:pPr>
-              <w:pStyle w:val="Compact"/>
-            </w:pPr>
-            <w:r>
-              <w:t xml:space="preserve">—</w:t>
+              <w:t xml:space="preserve">Sensitivity: URPS share (modal)</w:t>
+            </w:r>
+          </w:p>
+        </w:tc>
+        <w:tc>
+          <w:tcPr/>
+          <w:p>
+            <w:pPr>
+              <w:pStyle w:val="Compact"/>
+            </w:pPr>
+            <w:r>
+              <w:t xml:space="preserve">n/a</w:t>
             </w:r>
           </w:p>
         </w:tc>
@@ -2843,18 +2840,18 @@
               <w:pStyle w:val="Compact"/>
             </w:pPr>
             <w:r>
-              <w:t xml:space="preserve">Sensitivity — URPS share (ever-URPS/MIGS)</w:t>
-            </w:r>
-          </w:p>
-        </w:tc>
-        <w:tc>
-          <w:tcPr/>
-          <w:p>
-            <w:pPr>
-              <w:pStyle w:val="Compact"/>
-            </w:pPr>
-            <w:r>
-              <w:t xml:space="preserve">—</w:t>
+              <w:t xml:space="preserve">Sensitivity: URPS share (ever-URPS/MIGS)</w:t>
+            </w:r>
+          </w:p>
+        </w:tc>
+        <w:tc>
+          <w:tcPr/>
+          <w:p>
+            <w:pPr>
+              <w:pStyle w:val="Compact"/>
+            </w:pPr>
+            <w:r>
+              <w:t xml:space="preserve">n/a</w:t>
             </w:r>
           </w:p>
         </w:tc>
@@ -2893,7 +2890,7 @@
                 <w:b/>
                 <w:bCs/>
               </w:rPr>
-              <w:t xml:space="preserve">Upper bound — URPS share (time-varying, cert-gated)</w:t>
+              <w:t xml:space="preserve">Upper bound: URPS share (time-varying, cert-gated)</w:t>
             </w:r>
           </w:p>
         </w:tc>
@@ -2951,18 +2948,18 @@
               <w:pStyle w:val="Compact"/>
             </w:pPr>
             <w:r>
-              <w:t xml:space="preserve">Upper bound — gynecologic share (time-varying, cert-gated)</w:t>
-            </w:r>
-          </w:p>
-        </w:tc>
-        <w:tc>
-          <w:tcPr/>
-          <w:p>
-            <w:pPr>
-              <w:pStyle w:val="Compact"/>
-            </w:pPr>
-            <w:r>
-              <w:t xml:space="preserve">—</w:t>
+              <w:t xml:space="preserve">Upper bound: gynecologic share (time-varying, cert-gated)</w:t>
+            </w:r>
+          </w:p>
+        </w:tc>
+        <w:tc>
+          <w:tcPr/>
+          <w:p>
+            <w:pPr>
+              <w:pStyle w:val="Compact"/>
+            </w:pPr>
+            <w:r>
+              <w:t xml:space="preserve">n/a</w:t>
             </w:r>
           </w:p>
         </w:tc>
@@ -3136,18 +3133,18 @@
               <w:pStyle w:val="Compact"/>
             </w:pPr>
             <w:r>
-              <w:t xml:space="preserve">—</w:t>
-            </w:r>
-          </w:p>
-        </w:tc>
-        <w:tc>
-          <w:tcPr/>
-          <w:p>
-            <w:pPr>
-              <w:pStyle w:val="Compact"/>
-            </w:pPr>
-            <w:r>
-              <w:t xml:space="preserve">—</w:t>
+              <w:t xml:space="preserve">n/a</w:t>
+            </w:r>
+          </w:p>
+        </w:tc>
+        <w:tc>
+          <w:tcPr/>
+          <w:p>
+            <w:pPr>
+              <w:pStyle w:val="Compact"/>
+            </w:pPr>
+            <w:r>
+              <w:t xml:space="preserve">n/a</w:t>
             </w:r>
           </w:p>
         </w:tc>
@@ -3169,18 +3166,18 @@
               <w:pStyle w:val="Compact"/>
             </w:pPr>
             <w:r>
-              <w:t xml:space="preserve">—</w:t>
-            </w:r>
-          </w:p>
-        </w:tc>
-        <w:tc>
-          <w:tcPr/>
-          <w:p>
-            <w:pPr>
-              <w:pStyle w:val="Compact"/>
-            </w:pPr>
-            <w:r>
-              <w:t xml:space="preserve">—</w:t>
+              <w:t xml:space="preserve">n/a</w:t>
+            </w:r>
+          </w:p>
+        </w:tc>
+        <w:tc>
+          <w:tcPr/>
+          <w:p>
+            <w:pPr>
+              <w:pStyle w:val="Compact"/>
+            </w:pPr>
+            <w:r>
+              <w:t xml:space="preserve">n/a</w:t>
             </w:r>
           </w:p>
         </w:tc>
@@ -3215,18 +3212,18 @@
               <w:pStyle w:val="Compact"/>
             </w:pPr>
             <w:r>
-              <w:t xml:space="preserve">—</w:t>
-            </w:r>
-          </w:p>
-        </w:tc>
-        <w:tc>
-          <w:tcPr/>
-          <w:p>
-            <w:pPr>
-              <w:pStyle w:val="Compact"/>
-            </w:pPr>
-            <w:r>
-              <w:t xml:space="preserve">—</w:t>
+              <w:t xml:space="preserve">n/a</w:t>
+            </w:r>
+          </w:p>
+        </w:tc>
+        <w:tc>
+          <w:tcPr/>
+          <w:p>
+            <w:pPr>
+              <w:pStyle w:val="Compact"/>
+            </w:pPr>
+            <w:r>
+              <w:t xml:space="preserve">n/a</w:t>
             </w:r>
           </w:p>
         </w:tc>
@@ -3248,18 +3245,18 @@
               <w:pStyle w:val="Compact"/>
             </w:pPr>
             <w:r>
-              <w:t xml:space="preserve">—</w:t>
-            </w:r>
-          </w:p>
-        </w:tc>
-        <w:tc>
-          <w:tcPr/>
-          <w:p>
-            <w:pPr>
-              <w:pStyle w:val="Compact"/>
-            </w:pPr>
-            <w:r>
-              <w:t xml:space="preserve">—</w:t>
+              <w:t xml:space="preserve">n/a</w:t>
+            </w:r>
+          </w:p>
+        </w:tc>
+        <w:tc>
+          <w:tcPr/>
+          <w:p>
+            <w:pPr>
+              <w:pStyle w:val="Compact"/>
+            </w:pPr>
+            <w:r>
+              <w:t xml:space="preserve">n/a</w:t>
             </w:r>
           </w:p>
         </w:tc>
@@ -3790,7 +3787,7 @@
               <w:pStyle w:val="Compact"/>
             </w:pPr>
             <w:r>
-              <w:t xml:space="preserve">—</w:t>
+              <w:t xml:space="preserve">n/a</w:t>
             </w:r>
           </w:p>
         </w:tc>
@@ -3869,7 +3866,7 @@
               <w:pStyle w:val="Compact"/>
             </w:pPr>
             <w:r>
-              <w:t xml:space="preserve">—</w:t>
+              <w:t xml:space="preserve">n/a</w:t>
             </w:r>
           </w:p>
         </w:tc>

--- a/output/manuscript.docx
+++ b/output/manuscript.docx
@@ -2,13 +2,13 @@
 <file path=word/document.xml><?xml version="1.0" encoding="utf-8"?>
 <w:document xmlns:w="http://schemas.openxmlformats.org/wordprocessingml/2006/main" xmlns:m="http://schemas.openxmlformats.org/officeDocument/2006/math" xmlns:r="http://schemas.openxmlformats.org/officeDocument/2006/relationships" xmlns:o="urn:schemas-microsoft-com:office:office" xmlns:v="urn:schemas-microsoft-com:vml" xmlns:w10="urn:schemas-microsoft-com:office:word" xmlns:a="http://schemas.openxmlformats.org/drawingml/2006/main" xmlns:pic="http://schemas.openxmlformats.org/drawingml/2006/picture" xmlns:wp="http://schemas.openxmlformats.org/drawingml/2006/wordprocessingDrawing">
   <w:body>
-    <w:bookmarkStart w:id="32" w:name="X37911c70c823373a9f95609993ef55f8a7f53a9"/>
+    <w:bookmarkStart w:id="32" w:name="X479501af9b671b047bede567e33618d02582bbc"/>
     <w:p>
       <w:pPr>
         <w:pStyle w:val="Heading1"/>
       </w:pPr>
       <w:r>
-        <w:t xml:space="preserve">Specialty Distribution, Procedural Concentration, and Time Trends in Midurethral Sling Surgery Among Medicare Beneficiaries, 2013–2023</w:t>
+        <w:t xml:space="preserve">Specialty Distribution, Procedural Concentration, and Trends in Midurethral Sling Surgery Among Medicare Beneficiaries, 2013–2023</w:t>
       </w:r>
     </w:p>
     <w:p>
@@ -34,55 +34,7 @@
         <w:t xml:space="preserve"> </w:t>
       </w:r>
       <w:r>
-        <w:t xml:space="preserve">This version reflects the revised analysis:</w:t>
-      </w:r>
-      <w:r>
-        <w:t xml:space="preserve"> </w:t>
-      </w:r>
-      <w:r>
-        <w:t xml:space="preserve">(1) URPS combines both training pathways, ABOG (OB/GYN) urogynecologists and</w:t>
-      </w:r>
-      <w:r>
-        <w:t xml:space="preserve"> </w:t>
-      </w:r>
-      <w:r>
-        <w:t xml:space="preserve">ABU (urology) urogynecologists cross-referenced from the American Board of</w:t>
-      </w:r>
-      <w:r>
-        <w:t xml:space="preserve"> </w:t>
-      </w:r>
-      <w:r>
-        <w:t xml:space="preserve">Urology roster; (2) calendar year 2017 is excluded as a truncated PUF release;</w:t>
-      </w:r>
-      <w:r>
-        <w:t xml:space="preserve"> </w:t>
-      </w:r>
-      <w:r>
-        <w:t xml:space="preserve">(3) concentration is reported with both the Gini coefficient and the</w:t>
-      </w:r>
-      <w:r>
-        <w:t xml:space="preserve"> </w:t>
-      </w:r>
-      <w:r>
-        <w:t xml:space="preserve">Herfindahl–Hirschman Index (HHI) at the surgeon level; (4) volume differences</w:t>
-      </w:r>
-      <w:r>
-        <w:t xml:space="preserve"> </w:t>
-      </w:r>
-      <w:r>
-        <w:t xml:space="preserve">are tested with a repeated-measures model accounting for physicians who recur</w:t>
-      </w:r>
-      <w:r>
-        <w:t xml:space="preserve"> </w:t>
-      </w:r>
-      <w:r>
-        <w:t xml:space="preserve">across years; and (5) the specialty-classification choice is examined in a</w:t>
-      </w:r>
-      <w:r>
-        <w:t xml:space="preserve"> </w:t>
-      </w:r>
-      <w:r>
-        <w:t xml:space="preserve">sensitivity analysis. Numbers therefore differ from the original submission.</w:t>
+        <w:t xml:space="preserve">This version incorporates five changes: (1) URPS includes both certification pathways, ABOG (OB/GYN) and ABU (urology); (2) 2017 is excluded because the PUF release was truncated; (3) surgeon-level concentration is reported with both the Gini coefficient and Herfindahl–Hirschman Index (HHI); (4) annual volume is analyzed with a repeated-measures model; and (5) specialty-classification assumptions are examined in sensitivity analyses. These updates changed several estimates from the original submission.</w:t>
       </w:r>
     </w:p>
     <w:bookmarkStart w:id="9" w:name="abstract"/>
@@ -109,7 +61,7 @@
         <w:t xml:space="preserve"> </w:t>
       </w:r>
       <w:r>
-        <w:t xml:space="preserve">To characterize the specialty distribution, annual procedure volumes, and procedural concentration among physicians performing midurethral sling procedures (CPT 57288) in Medicare beneficiaries.</w:t>
+        <w:t xml:space="preserve">To describe the specialty distribution, annual surgeon volume, and procedural concentration of physicians performing midurethral sling surgery (CPT 57288) for Medicare beneficiaries.</w:t>
       </w:r>
     </w:p>
     <w:p>
@@ -127,7 +79,7 @@
         <w:t xml:space="preserve"> </w:t>
       </w:r>
       <w:r>
-        <w:t xml:space="preserve">We analyzed the CMS Medicare Physician and Other Practitioners Public Use File (2013–2023, excluding 2017 as a truncated release). Providers billing CPT 57288 were classified as Urogynecology and Reconstructive Pelvic Surgery (URPS), Minimally Invasive Gynecologic Surgery (MIGS), General OB/GYN, or urology using CMS provider type cross-referenced with the ABOG (OB/GYN pathway) and ABU (urology pathway) subspecialty rosters. Procedural concentration was quantified at the surgeon level using the Gini coefficient and the Herfindahl–Hirschman Index (HHI), overall and per calendar year. Because each physician contributes repeated annual observations, volume differences were modeled with a Poisson generalized estimating equation (GEE) clustered by NPI (adjusted rate ratios, 95% CIs), with a per-physician Kruskal-Wallis secondary analysis. The market-share trend was reported under multiple classification schemes that bracket the truth: fixed-membership (each physician’s eventual subspecialty applied to all years; a lower bound) and time-varying certification-gated (URPS/MIGS only from the ABOG subspecialty certification year; an upper bound, since certification lags practice onset), with modal and ever-URPS/MIGS as additional sensitivity analyses.</w:t>
+        <w:t xml:space="preserve">We analyzed the CMS Medicare Physician and Other Practitioners Public Use File from 2013 through 2023, excluding the truncated 2017 release. Physicians billing CPT 57288 were classified as Urogynecology and Reconstructive Pelvic Surgery (URPS), Minimally Invasive Gynecologic Surgery (MIGS), General OB/GYN, or non-URPS urology by combining CMS provider type with ABOG and ABU subspecialty rosters. We measured surgeon-level concentration with the Gini coefficient and HHI, both overall and by year. Annual volume was modeled with a Poisson generalized estimating equation clustered by NPI; a per-physician Kruskal-Wallis analysis was secondary. Market-share trends were evaluated under fixed-membership and certification-gated classifications designed to bound the likely trend, with modal and ever-URPS/MIGS sensitivity analyses.</w:t>
       </w:r>
     </w:p>
     <w:p>
@@ -145,7 +97,7 @@
         <w:t xml:space="preserve"> </w:t>
       </w:r>
       <w:r>
-        <w:t xml:space="preserve">A total of 1,745 unique physicians billed CPT 57288 (131,637 procedures; 6,202 physician-years) after excluding the truncated 2017 file. URPS physicians represented the largest group, with 753 physicians, 80,033 procedures (60.8%), and a median of 19 procedures/year (p25–p75, 14–27); non-URPS urology followed (665 physicians; 26.1%; median 16), then General OB/GYN (330; 12.5%; median 15) and MIGS (10; 0.7%; median 16). Observed annual procedures declined (16,399 in 2013 to 12,223 in 2023; −469/year, p = 0.03), reaching a low in 2020 (9,228) with partial recovery. In a Poisson GEE clustered by NPI, adjusted annual volume was significantly lower than URPS for every group (urology rate ratio 0.82, 95% CI 0.70–0.95; General OB/GYN 0.67, 0.50–0.90; MIGS 0.56, 0.40–0.76), with a ~11% decline in 2020 (RR 0.89, 0.85–0.92, p &lt; 0.001) and no overall per-physician time trend (RR 1.00, p = 0.52). Among the three well-populated groups, pooled multi-year concentration was modest and lowest for URPS (Gini 0.51, HHI 27; top 20% performed 53.4%); within-year concentration was low and stable (annual Gini ≈ 0.27; no trend, p = 0.82). MIGS (n = 10) is reported descriptively. Modeled by specialty, URPS share rose (+0.90 pp/year, p &lt; 0.001) while urology (−0.55, p = 0.004) and General OB/GYN (−0.42, p = 0.006) declined; the combined URPS increase was significant under every classification scheme, bracketed by fixed-membership classification (lower bound: gynecologic share 60.8% → 70.1%, +0.84 pp/year) and time-varying certification-gated classification (upper bound, as certification lags practice onset: URPS share 46.3% → 74.2%, +2.28 pp/year). Newly observable entrant surgeons (absent the prior two observable years) performed 7–23% of annual volume at low median volume (~13); URPS contributed the most entrants (440 over the period) while urology showed substantial churn (373 entrants despite a declining share).</w:t>
+        <w:t xml:space="preserve">After 2017 was excluded, 1,745 physicians performed 131,637 procedures across 6,202 physician-years. URPS was the largest group (753 physicians; 80,033 procedures, 60.8%; median 19/year [p25–p75, 14–27]), followed by non-URPS urology (665 physicians; 26.1%; median 16), General OB/GYN (330; 12.5%; median 15), and MIGS (10; 0.7%; median 16). Annual procedures declined from 16,399 in 2013 to 12,223 in 2023 (−469/year; p = 0.03), with a low of 9,228 in 2020 and partial recovery thereafter. Compared with URPS, adjusted annual volume was lower for urology (rate ratio [RR] 0.82, 95% CI 0.70–0.95), General OB/GYN (RR 0.67, 0.50–0.90), and MIGS (RR 0.56, 0.40–0.76). Volume fell by approximately 11% in 2020 (RR 0.89, 0.85–0.92; p &lt; 0.001), but per-physician volume did not change overall (RR 1.00; p = 0.52). Among the three well-populated groups, pooled concentration was modest and lowest for URPS (Gini 0.51, HHI 27; top 20% performed 53.4%); within-year concentration remained low and stable (annual Gini approximately 0.27; p for trend = 0.82). URPS share increased by 0.90 percentage points per year (p &lt; 0.001), whereas urology (−0.55; p = 0.004) and General OB/GYN (−0.42; p = 0.006) declined. The increase remained significant under every classification scheme, from a lower-bound gynecologic-share increase of 60.8% to 70.1% (+0.84 percentage points/year) to an upper-bound URPS increase of 46.3% to 74.2% (+2.28 percentage points/year). Newly observable surgeons performed 7%–23% of annual volume at a median of approximately 13 cases; URPS contributed the most entrants (440), while urology showed substantial turnover (373 entrants despite a declining share).</w:t>
       </w:r>
     </w:p>
     <w:p>
@@ -163,7 +115,7 @@
         <w:t xml:space="preserve"> </w:t>
       </w:r>
       <w:r>
-        <w:t xml:space="preserve">URPS physicians perform the majority of midurethral sling procedures in Medicare, with significantly higher adjusted per-physician volume and the most equitable within-group distribution. The rising gynecologic market share reflects attrition of non-URPS providers rather than a more concentrated surgeon pool, with implications for credentialing standards and workforce planning for pelvic floor surgical care.</w:t>
+        <w:t xml:space="preserve">URPS physicians perform most midurethral sling procedures in fee-for-service Medicare and have the highest adjusted per-physician volume and the most even within-group distribution. The rising gynecologic share reflects attrition among non-URPS providers rather than increasing surgeon-level concentration, with implications for credentialing and workforce planning.</w:t>
       </w:r>
     </w:p>
     <w:p>
@@ -188,7 +140,7 @@
         <w:pStyle w:val="FirstParagraph"/>
       </w:pPr>
       <w:r>
-        <w:t xml:space="preserve">The midurethral sling is the most commonly performed surgical procedure for stress urinary incontinence (SUI) and is considered the gold standard treatment when conservative measures fail.</w:t>
+        <w:t xml:space="preserve">Midurethral sling surgery is the most common operation for stress urinary incontinence (SUI) and remains the standard surgical treatment when conservative care fails.</w:t>
       </w:r>
       <w:r>
         <w:rPr>
@@ -200,7 +152,7 @@
         <w:t xml:space="preserve"> </w:t>
       </w:r>
       <w:r>
-        <w:t xml:space="preserve">Coded as CPT 57288, the procedure involves placement of a synthetic mesh sling beneath the mid-urethra to restore continence. Despite its central role in pelvic floor surgery, the specialty distribution and procedural concentration among physicians performing this operation in the Medicare population have not been well characterized.</w:t>
+        <w:t xml:space="preserve">The procedure, coded as CPT 57288, places a synthetic mesh sling beneath the midurethra. Despite its widespread use, little is known about which specialties perform these procedures in the Medicare population or how volume is distributed among surgeons.</w:t>
       </w:r>
     </w:p>
     <w:p>
@@ -208,7 +160,7 @@
         <w:pStyle w:val="BodyText"/>
       </w:pPr>
       <w:r>
-        <w:t xml:space="preserve">Understanding who performs midurethral slings, and how procedure volume is distributed within each specialty, has direct implications for surgical quality, training requirements, and workforce planning. The volume-outcome relationship in surgery is well established: higher-volume surgeons and hospitals tend to achieve better patient outcomes across a range of procedures.</w:t>
+        <w:t xml:space="preserve">These questions matter for surgical quality, training, and workforce planning. Across surgery, higher surgeon and hospital volume is generally associated with better outcomes.</w:t>
       </w:r>
       <w:r>
         <w:rPr>
@@ -220,7 +172,7 @@
         <w:t xml:space="preserve"> </w:t>
       </w:r>
       <w:r>
-        <w:t xml:space="preserve">However, the evidence base for volume thresholds in midurethral sling surgery specifically is limited, and the specialty landscape has evolved considerably over the past decade.</w:t>
+        <w:t xml:space="preserve">Evidence for procedure-specific volume thresholds in midurethral sling surgery is more limited. The specialty mix has also changed during the past decade.</w:t>
       </w:r>
     </w:p>
     <w:p>
@@ -228,7 +180,7 @@
         <w:pStyle w:val="BodyText"/>
       </w:pPr>
       <w:r>
-        <w:t xml:space="preserve">Several trends make this analysis timely. First, the subspecialty of Female Pelvic Medicine and Reconstructive Surgery, recently renamed Urogynecology and Reconstructive Pelvic Surgery (URPS), has grown substantially since achieving American Board of Medical Specialties (ABMS) recognition in 2013,</w:t>
+        <w:t xml:space="preserve">Three developments make this analysis timely. First, Female Pelvic Medicine and Reconstructive Surgery, now named Urogynecology and Reconstructive Pelvic Surgery (URPS), has grown since receiving American Board of Medical Specialties recognition in 2013.</w:t>
       </w:r>
       <w:r>
         <w:rPr>
@@ -240,7 +192,7 @@
         <w:t xml:space="preserve"> </w:t>
       </w:r>
       <w:r>
-        <w:t xml:space="preserve">and is certifiable through both obstetrics-gynecology (ABOG) and urology (ABU) training pathways. Second, the US Food and Drug Administration’s actions on urogynecologic surgical mesh, culminating in the 2019 order to stop selling transvaginal mesh for prolapse, reshaped public perception and may have shifted the procedural landscape for slings.</w:t>
+        <w:t xml:space="preserve">Certification is available through both obstetrics and gynecology (ABOG) and urology (ABU) pathways. Second, US Food and Drug Administration actions on urogynecologic mesh, including the 2019 order ending sales of transvaginal mesh for prolapse, changed public perception and may have affected sling use.</w:t>
       </w:r>
       <w:r>
         <w:rPr>
@@ -252,7 +204,7 @@
         <w:t xml:space="preserve"> </w:t>
       </w:r>
       <w:r>
-        <w:t xml:space="preserve">Third, there is growing interest in procedural concentration, the degree to which a small number of providers account for a disproportionate share of procedures, as a metric relevant to quality improvement and resource allocation.</w:t>
+        <w:t xml:space="preserve">Third, procedural concentration, the extent to which a relatively small group of clinicians performs a large share of procedures, has become relevant to quality improvement and resource allocation.</w:t>
       </w:r>
       <w:r>
         <w:rPr>
@@ -266,7 +218,7 @@
         <w:pStyle w:val="BodyText"/>
       </w:pPr>
       <w:r>
-        <w:t xml:space="preserve">The objective of this study was to characterize the specialty distribution, annual procedure volumes, and procedural concentration among physicians performing midurethral sling procedures in Medicare beneficiaries from 2013 to 2023, and to assess time trends in the gynecologic share of sling procedures.</w:t>
+        <w:t xml:space="preserve">We therefore characterized specialty distribution, annual surgeon volume, and procedural concentration among physicians performing midurethral sling surgery for Medicare beneficiaries from 2013 through 2023. We also evaluated changes in each specialty’s share of procedures over time.</w:t>
       </w:r>
     </w:p>
     <w:bookmarkEnd w:id="10"/>
@@ -293,7 +245,7 @@
         <w:pStyle w:val="FirstParagraph"/>
       </w:pPr>
       <w:r>
-        <w:t xml:space="preserve">We conducted a repeated cross-sectional analysis of the Centers for Medicare &amp; Medicaid Services (CMS) Medicare Physician and Other Practitioners Public Use File (PUF) from 2013 to 2023. This dataset contains 100% of fee-for-service Medicare Part B claims aggregated to the provider-service level, with one row per unique combination of National Provider Identifier (NPI), Healthcare Common Procedure Coding System (HCPCS) code, and place of service per calendar year. The dataset is publicly available and contains no protected health information; institutional review board approval was not required.</w:t>
+        <w:t xml:space="preserve">We conducted a repeated cross-sectional analysis of the Centers for Medicare &amp; Medicaid Services (CMS) Medicare Physician and Other Practitioners Public Use File (PUF) from 2013 through 2023. The PUF contains all fee-for-service Medicare Part B claims aggregated to the provider-service level. Each row represents a unique combination of National Provider Identifier (NPI), Healthcare Common Procedure Coding System code, place of service, and calendar year. Because the dataset is publicly available and contains no protected health information, institutional review board approval was not required.</w:t>
       </w:r>
     </w:p>
     <w:p>
@@ -301,7 +253,7 @@
         <w:pStyle w:val="BodyText"/>
       </w:pPr>
       <w:r>
-        <w:t xml:space="preserve">The 2017 file was excluded from all analyses as a truncated release: it is roughly half the size of adjacent-year files (1.5 GB vs ~2.7 GB) and contains only 376 sling provider-year records versus ~660–810 in neighboring years, producing an artifactual dip that would bias temporal trends.</w:t>
+        <w:t xml:space="preserve">We excluded the 2017 file because the release was truncated. It was approximately half the size of adjacent-year files (1.5 GB vs approximately 2.7 GB) and contained only 376 sling provider-year records, compared with approximately 660–810 in neighboring years. Including this file would create an artifactual decline and bias temporal trends.</w:t>
       </w:r>
     </w:p>
     <w:bookmarkEnd w:id="11"/>
@@ -319,7 +271,7 @@
         <w:pStyle w:val="FirstParagraph"/>
       </w:pPr>
       <w:r>
-        <w:t xml:space="preserve">Providers were classified into four mutually exclusive groups. CMS-reported provider type (Rndrng_Prvdr_Type, which can vary by year) established a baseline of OB/GYN, urology, or other; providers billing CPT 57288 with a non-OB/GYN, non-urology CMS type not found in the ABOG registry were reclassified as urology. OB/GYN providers were then subdivided using the ABOG subspecialty registry:</w:t>
+        <w:t xml:space="preserve">Providers were assigned to four mutually exclusive groups: URPS, MIGS, General OB/GYN, or non-URPS urology. We first used the annual CMS provider type (Rndrng_Prvdr_Type), which may vary by year, to identify OB/GYN, urology, or another specialty. Providers billing CPT 57288 who had neither an OB/GYN nor urology CMS type and were not in the ABOG registry were reclassified as urology. Among OB/GYN physicians, the ABOG subspecialty registry identified</w:t>
       </w:r>
       <w:r>
         <w:t xml:space="preserve"> </w:t>
@@ -331,7 +283,7 @@
         <w:t xml:space="preserve"> </w:t>
       </w:r>
       <w:r>
-        <w:t xml:space="preserve">→ URPS,</w:t>
+        <w:t xml:space="preserve">as URPS and</w:t>
       </w:r>
       <w:r>
         <w:t xml:space="preserve"> </w:t>
@@ -343,7 +295,15 @@
         <w:t xml:space="preserve"> </w:t>
       </w:r>
       <w:r>
-        <w:t xml:space="preserve">→ MIGS, all others → General OB/GYN. Finally, urology-pathway urogynecologists were identified from the American Board of Urology (ABU) roster and folded into a single combined URPS group, leaving urology as non-URPS urology; without this step these fellowship-trained urogynecologists appear only as</w:t>
+        <w:t xml:space="preserve">as MIGS; all other OB/GYN physicians were classified as General OB/GYN.</w:t>
+      </w:r>
+    </w:p>
+    <w:p>
+      <w:pPr>
+        <w:pStyle w:val="BodyText"/>
+      </w:pPr>
+      <w:r>
+        <w:t xml:space="preserve">We then cross-referenced the American Board of Urology roster to identify urology-pathway urogynecologists. These physicians were combined with ABOG-certified urogynecologists in a single URPS group; all remaining urologists were classified as non-URPS urology. Without this step, fellowship-trained urology-pathway urogynecologists would appear only as</w:t>
       </w:r>
       <w:r>
         <w:t xml:space="preserve"> </w:t>
@@ -355,7 +315,7 @@
         <w:t xml:space="preserve"> </w:t>
       </w:r>
       <w:r>
-        <w:t xml:space="preserve">in the PUF. Records from non-OB/GYN, non-urology surgical types too heterogeneous to interpret were excluded.</w:t>
+        <w:t xml:space="preserve">in the PUF. We excluded other surgical provider types because they were too heterogeneous to interpret.</w:t>
       </w:r>
     </w:p>
     <w:p>
@@ -363,51 +323,23 @@
         <w:pStyle w:val="BodyText"/>
       </w:pPr>
       <w:r>
-        <w:t xml:space="preserve">Because the primary conclusion concerns changes in specialty market share, and because 45% of URPS physicians in this cohort were certified after 2013, we bounded the market-share trend with two classification schemes.</w:t>
-      </w:r>
-      <w:r>
-        <w:t xml:space="preserve"> </w:t>
-      </w:r>
-      <w:r>
-        <w:rPr>
-          <w:b/>
-          <w:bCs/>
-        </w:rPr>
-        <w:t xml:space="preserve">Fixed-membership</w:t>
-      </w:r>
-      <w:r>
-        <w:t xml:space="preserve"> </w:t>
-      </w:r>
-      <w:r>
-        <w:t xml:space="preserve">classification assigns each physician’s eventual subspecialty to all study years; because it treats not-yet-certified physicians as already URPS, it is a lower bound on the rate of increase.</w:t>
-      </w:r>
-      <w:r>
-        <w:t xml:space="preserve"> </w:t>
-      </w:r>
-      <w:r>
-        <w:rPr>
-          <w:b/>
-          <w:bCs/>
-        </w:rPr>
-        <w:t xml:space="preserve">Time-varying, certification-gated</w:t>
-      </w:r>
-      <w:r>
-        <w:t xml:space="preserve"> </w:t>
-      </w:r>
-      <w:r>
-        <w:t xml:space="preserve">classification counts a physician as URPS or MIGS only from their ABOG subspecialty certification year onward (from</w:t>
-      </w:r>
-      <w:r>
-        <w:t xml:space="preserve"> </w:t>
-      </w:r>
-      <w:r>
-        <w:rPr>
-          <w:rStyle w:val="VerbatimChar"/>
-        </w:rPr>
-        <w:t xml:space="preserve">sub1startdate</w:t>
-      </w:r>
-      <w:r>
-        <w:t xml:space="preserve">, which ranges 2013–2024 and is distinct from the initial OB/GYN board date), and classifies earlier years by that year’s CMS provider type; because board certification lags the start of subspecialty practice (the 2013 examination certified physicians already practicing urogynecology, and later diplomates practiced before boarding), it misattributes pre-certification practice years and is an upper bound. Modal and ever-URPS/MIGS schemes were additional sensitivity analyses. Urology-pathway URPS were held fixed in all schemes as no urology-subspecialty certification date was available. The whole-period cross-sectional distribution, concentration, and volume analyses (Tables 1–3) assign each physician their eventual (combined) subspecialty.</w:t>
+        <w:t xml:space="preserve">Specialty assignment could affect the estimated market-share trend because 45% of URPS physicians in the cohort were certified after 2013. We therefore used two primary classification schemes to bound the likely change. Fixed-membership classification assigns each physician’s eventual subspecialty to every study year. Because this approach counts physicians as URPS before certification, it provides a lower bound on the rate of increase.</w:t>
+      </w:r>
+    </w:p>
+    <w:p>
+      <w:pPr>
+        <w:pStyle w:val="BodyText"/>
+      </w:pPr>
+      <w:r>
+        <w:t xml:space="preserve">Time-varying, certification-gated classification counts a physician as URPS or MIGS only beginning in the ABOG subspecialty certification year (sub1startdate, 2013–2024, distinct from the initial OB/GYN board date). Earlier years are classified by that year’s CMS provider type. Because certification generally follows the start of subspecialty practice (the 2013 examination certified physicians already practicing urogynecology, and later diplomates also practiced before certification), this approach misclassifies some pre-certification practice years and provides an upper bound.</w:t>
+      </w:r>
+    </w:p>
+    <w:p>
+      <w:pPr>
+        <w:pStyle w:val="BodyText"/>
+      </w:pPr>
+      <w:r>
+        <w:t xml:space="preserve">Modal and ever-URPS/MIGS classifications were additional sensitivity analyses. Urology-pathway URPS classification remained fixed because no urology subspecialty certification date was available. For the whole-period distribution, concentration, and volume analyses (Tables 1–3), each physician was assigned to the eventual combined subspecialty.</w:t>
       </w:r>
     </w:p>
     <w:bookmarkEnd w:id="12"/>
@@ -425,7 +357,7 @@
         <w:pStyle w:val="FirstParagraph"/>
       </w:pPr>
       <w:r>
-        <w:t xml:space="preserve">CMS suppresses provider-service level data when a provider serves fewer than 11 Medicare beneficiaries for a given HCPCS code in a calendar year. All providers in our dataset therefore performed at least 11 midurethral slings per year; the true number of low-volume providers is unknowable. This left-truncation means the concentration metrics reported here are lower bounds.</w:t>
+        <w:t xml:space="preserve">CMS suppresses provider-service data when a provider treats fewer than 11 Medicare beneficiaries for a given code in a calendar year. Every observable provider in this study therefore treated at least 11 Medicare beneficiaries for CPT 57288 that year. Providers below the threshold are not observed, so the true number of low-volume surgeons is unknown and the reported concentration estimates are lower bounds.</w:t>
       </w:r>
     </w:p>
     <w:bookmarkEnd w:id="13"/>
@@ -443,23 +375,7 @@
         <w:pStyle w:val="FirstParagraph"/>
       </w:pPr>
       <w:r>
-        <w:t xml:space="preserve">The primary outcome was the annual midurethral sling count per provider. Procedural concentration was quantified with two complementary</w:t>
-      </w:r>
-      <w:r>
-        <w:t xml:space="preserve"> </w:t>
-      </w:r>
-      <w:r>
-        <w:rPr>
-          <w:b/>
-          <w:bCs/>
-        </w:rPr>
-        <w:t xml:space="preserve">surgeon-level</w:t>
-      </w:r>
-      <w:r>
-        <w:t xml:space="preserve"> </w:t>
-      </w:r>
-      <w:r>
-        <w:t xml:space="preserve">measures: the Gini coefficient (inequality across the whole surgeon-volume distribution) and the Herfindahl–Hirschman Index (HHI, the sum of squared per-surgeon shares on a 0–10,000 scale, driven especially by the largest-volume surgeons), both computed on aggregate provider totals and separately for each calendar year. Each physician is the operative production unit; this is surgeon-level procedural concentration and not the antitrust use of HHI for hospital/health-system market competition, so values are not comparable to FTC/DOJ thresholds.</w:t>
+        <w:t xml:space="preserve">The primary outcome was the annual number of midurethral sling procedures per provider. We measured surgeon-level concentration with two complementary metrics. The Gini coefficient summarizes inequality across the full surgeon-volume distribution. The Herfindahl–Hirschman Index (HHI) sums squared surgeon shares on a 0–10,000 scale and is more sensitive to the largest-volume surgeons. Both measures were calculated from aggregate provider totals and separately for each calendar year.</w:t>
       </w:r>
     </w:p>
     <w:p>
@@ -467,7 +383,7 @@
         <w:pStyle w:val="BodyText"/>
       </w:pPr>
       <w:r>
-        <w:t xml:space="preserve">Because each physician contributes up to ten annual observations, provider-year records are not independent, and rank tests over them are descriptive only. We therefore modeled the annual count with a Poisson generalized estimating equation (GEE) clustered by NPI (exchangeable working correlation, robust standard errors), with fixed effects for specialty (reference URPS), calendar year, specialty × year, and a 2020 (COVID) indicator, reporting adjusted rate ratios with 95% CIs; a negative-binomial mixed model with a random intercept per NPI gave concordant estimates. As a secondary analysis restoring independence, we compared one value per physician (each physician’s median annual volume) across specialties by Kruskal-Wallis and Bonferroni-adjusted pairwise Wilcoxon tests.</w:t>
+        <w:t xml:space="preserve">The physician was the operative production unit in these calculations. Thus, HHI describes surgeon-level procedural concentration rather than hospital or health-system market competition and should not be interpreted using FTC/DOJ antitrust thresholds.</w:t>
       </w:r>
     </w:p>
     <w:p>
@@ -475,7 +391,7 @@
         <w:pStyle w:val="BodyText"/>
       </w:pPr>
       <w:r>
-        <w:t xml:space="preserve">We modeled each specialty’s annual market share separately by ordinary least-squares regression of its annual percentage share on calendar year (URPS, urology, and General OB/GYN; MIGS descriptively given n = 10), in addition to the combined gynecologic share.</w:t>
+        <w:t xml:space="preserve">Because each physician contributed as many as ten annual observations, physician-year records were correlated. We modeled annual procedure count with a Poisson generalized estimating equation clustered by NPI, using an exchangeable working correlation and robust standard errors. Fixed effects included specialty (URPS reference), calendar year, specialty-by-year interaction, and a 2020 COVID indicator. We report adjusted rate ratios with 95% CIs. A negative-binomial mixed model with a random intercept for NPI produced concordant estimates.</w:t>
       </w:r>
     </w:p>
     <w:p>
@@ -483,71 +399,7 @@
         <w:pStyle w:val="BodyText"/>
       </w:pPr>
       <w:r>
-        <w:t xml:space="preserve">To characterize workforce turnover, we classified each observable surgeon in each year, using a two-year washout, as an</w:t>
-      </w:r>
-      <w:r>
-        <w:t xml:space="preserve"> </w:t>
-      </w:r>
-      <w:r>
-        <w:rPr>
-          <w:b/>
-          <w:bCs/>
-        </w:rPr>
-        <w:t xml:space="preserve">entrant</w:t>
-      </w:r>
-      <w:r>
-        <w:t xml:space="preserve"> </w:t>
-      </w:r>
-      <w:r>
-        <w:t xml:space="preserve">(observable that year but absent in both of the two prior observable years),</w:t>
-      </w:r>
-      <w:r>
-        <w:t xml:space="preserve"> </w:t>
-      </w:r>
-      <w:r>
-        <w:rPr>
-          <w:b/>
-          <w:bCs/>
-        </w:rPr>
-        <w:t xml:space="preserve">continuing</w:t>
-      </w:r>
-      <w:r>
-        <w:t xml:space="preserve"> </w:t>
-      </w:r>
-      <w:r>
-        <w:t xml:space="preserve">(observable and not an entrant), or apparently</w:t>
-      </w:r>
-      <w:r>
-        <w:t xml:space="preserve"> </w:t>
-      </w:r>
-      <w:r>
-        <w:rPr>
-          <w:b/>
-          <w:bCs/>
-        </w:rPr>
-        <w:t xml:space="preserve">exiting</w:t>
-      </w:r>
-      <w:r>
-        <w:t xml:space="preserve"> </w:t>
-      </w:r>
-      <w:r>
-        <w:t xml:space="preserve">(observable that year but absent in both of the two subsequent observable years), and computed the entrant share of annual volume, median entrant volume, and entrants by specialty. Because CMS suppression removes providers below 11 beneficiaries, we describe these as</w:t>
-      </w:r>
-      <w:r>
-        <w:t xml:space="preserve"> </w:t>
-      </w:r>
-      <w:r>
-        <w:rPr>
-          <w:i/>
-          <w:iCs/>
-        </w:rPr>
-        <w:t xml:space="preserve">newly observable</w:t>
-      </w:r>
-      <w:r>
-        <w:t xml:space="preserve"> </w:t>
-      </w:r>
-      <w:r>
-        <w:t xml:space="preserve">surgeons rather than definitively new sling surgeons.</w:t>
+        <w:t xml:space="preserve">As a secondary analysis with one independent observation per physician, we compared each physician’s median annual volume across specialties using the Kruskal-Wallis test and Bonferroni-adjusted pairwise Wilcoxon tests.</w:t>
       </w:r>
     </w:p>
     <w:p>
@@ -555,7 +407,7 @@
         <w:pStyle w:val="BodyText"/>
       </w:pPr>
       <w:r>
-        <w:t xml:space="preserve">As a restrained secondary geographic analysis, we tabulated observable surgeons and the URPS share by provider practice state and identified states with no observable URPS surgeon performing at least 11 Medicare slings in any year. Population-based rates (surgeons and procedures per female Medicare beneficiary) were not computed, as fee-for-service denominators with Medicare Advantage adjustment were outside the scope of this analysis.</w:t>
+        <w:t xml:space="preserve">To estimate market-share trends, we separately regressed each specialty’s annual percentage share on calendar year using ordinary least squares. We modeled URPS, urology, General OB/GYN, and the combined gynecologic share; MIGS was described without formal emphasis because only 10 physicians were identified.</w:t>
       </w:r>
     </w:p>
     <w:p>
@@ -563,7 +415,23 @@
         <w:pStyle w:val="BodyText"/>
       </w:pPr>
       <w:r>
-        <w:t xml:space="preserve">All analyses were performed in R 4.4 with package versions locked via renv. The complete pipeline is available at https://github.com/mufflyt/sling-volume-patterns.</w:t>
+        <w:t xml:space="preserve">To describe workforce turnover, we used a two-year washout. A surgeon was classified as an entrant when observable in a given year but absent in both prior observable years; as continuing when observable and not an entrant; and as apparently exiting when absent in both subsequent observable years. We calculated entrant share of annual volume, median entrant volume, and entrants by specialty. Because CMS suppression removes providers below 11 beneficiaries, we use the term newly observable rather than definitively new sling surgeon.</w:t>
+      </w:r>
+    </w:p>
+    <w:p>
+      <w:pPr>
+        <w:pStyle w:val="BodyText"/>
+      </w:pPr>
+      <w:r>
+        <w:t xml:space="preserve">In a secondary geographic analysis, we tabulated observable surgeons and URPS share by practice state and identified states with no observable URPS surgeon performing at least 11 Medicare slings in any study year. We did not calculate population-based rates because fee-for-service denominators adjusted for Medicare Advantage enrollment were outside the scope of this analysis.</w:t>
+      </w:r>
+    </w:p>
+    <w:p>
+      <w:pPr>
+        <w:pStyle w:val="BodyText"/>
+      </w:pPr>
+      <w:r>
+        <w:t xml:space="preserve">Analyses were performed in R 4.4, with package versions locked through renv. The complete analytic pipeline is available at https://github.com/mufflyt/sling-volume-patterns.</w:t>
       </w:r>
     </w:p>
     <w:bookmarkEnd w:id="14"/>
@@ -591,7 +459,7 @@
         <w:pStyle w:val="FirstParagraph"/>
       </w:pPr>
       <w:r>
-        <w:t xml:space="preserve">Across the full 11-year window, 1,761 unique physicians billed CPT 57288, accounting for 139,855 observed services in 6,572 physician-year observations. Excluding the truncated 2017 file, the analytic cohort comprised 1,745 unique physicians, 131,637 procedures, and 6,202 physician-year observations. Most physicians were observed only intermittently: 567 (32%) appeared in a single year, 753 (43%) in 2–5 years, 375 (21%) in 6–10 years, and only 66 (4%) in all 11 years, consistent with a workforce in which a minority sustain a durable Medicare sling practice.</w:t>
+        <w:t xml:space="preserve">Across the full 11-year window, 1,761 physicians billed CPT 57288, accounting for 139,855 observed services and 6,572 physician-years. After the truncated 2017 file was excluded, the analytic cohort included 1,745 physicians, 131,637 procedures, and 6,202 physician-years. Participation was intermittent: 567 physicians (32%) appeared in one year, 753 (43%) in 2–5 years, 375 (21%) in 6–10 years, and 66 (4%) in all 11 years. Thus, only a small proportion maintained an observable Medicare sling practice throughout the study window.</w:t>
       </w:r>
     </w:p>
     <w:p>
@@ -599,7 +467,7 @@
         <w:pStyle w:val="BodyText"/>
       </w:pPr>
       <w:r>
-        <w:t xml:space="preserve">Observed annual procedures declined over the period, from 16,399 in 2013 to 12,223 in 2023 (linear trend −469 procedures/year; p = 0.03), and the number of observable surgeons fell from 812 to 562. Volume reached its low in 2020 (9,228 procedures), consistent with pandemic-related deferral of elective surgery, and partially recovered thereafter (12,053 in 2022; 12,223 in 2023) without returning to pre-2020 levels. A single pooled total would obscure this decline: Medicare sling volume fell over the decade even as its specialty composition shifted.</w:t>
+        <w:t xml:space="preserve">Observed annual volume declined from 16,399 procedures in 2013 to 12,223 in 2023 (linear trend, −469 procedures/year; p = 0.03). The number of observable surgeons also fell, from 812 to 562. Volume reached a low of 9,228 procedures in 2020, consistent with pandemic-related deferral of elective surgery. It partially recovered to 12,053 in 2022 and 12,223 in 2023 but remained below pre-2020 levels. Therefore, the pooled total masks a decade-long decline in Medicare sling volume.</w:t>
       </w:r>
     </w:p>
     <w:bookmarkEnd w:id="16"/>
@@ -617,7 +485,7 @@
         <w:pStyle w:val="FirstParagraph"/>
       </w:pPr>
       <w:r>
-        <w:t xml:space="preserve">URPS physicians constituted the largest group, with 753 physicians, 3,498 physician-years, 80,033 procedures (60.8%), and a median of 19 procedures/year (p25–p75, 14–27); non-URPS urology followed (665 physicians; 1,810 physician-years; 34,351 procedures; 26.1%; median 16, 13–22), then General OB/GYN (330; 858; 16,391; 12.5%; median 15, 12–22) and MIGS (10; 36; 862; 0.7%; median 16, 12–24) (Table 1). Per-specialty physician counts sum to slightly more than the unique total because 13 physicians changed specialty group across years. Folding urology-pathway urogynecologists into URPS moved 150 physicians (11,503 procedures) from urology relative to an ABOG-only classification.</w:t>
+        <w:t xml:space="preserve">URPS was the largest group: 753 physicians contributed 3,498 physician-years and 80,033 procedures (60.8%), with a median annual volume of 19 (p25–p75, 14–27). Non-URPS urology included 665 physicians, 1,810 physician-years, and 34,351 procedures (26.1%; median 16, 13–22). General OB/GYN included 330 physicians, 858 physician-years, and 16,391 procedures (12.5%; median 15, 12–22). MIGS included 10 physicians, 36 physician-years, and 862 procedures (0.7%; median 16, 12–24) (Table 1).</w:t>
       </w:r>
     </w:p>
     <w:p>
@@ -625,7 +493,7 @@
         <w:pStyle w:val="BodyText"/>
       </w:pPr>
       <w:r>
-        <w:t xml:space="preserve">Modeled separately, each specialty’s annual market share moved significantly and in divergent directions (Table 1): URPS rose from 53.4% (2013) to 63.8% (2023) (+0.90 percentage points/year; 95% CI 0.49 to 1.31; p &lt; 0.001), whereas urology fell from 30.7% to 23.1% (−0.55; 95% CI −0.87 to −0.23; p = 0.004) and General OB/GYN from 15.7% to 12.3% (−0.42; 95% CI −0.68 to −0.16; p = 0.006). MIGS rose descriptively from 0.2% to 0.8% (+0.07/year; n = 10, interpreted with caution). Because total observed volume fell, these are shifts in specialty ownership rather than differential growth. The combined-URPS increase was significant under all classification schemes and bounded by fixed membership (lower bound; gynecologic share 60.8% → 70.1%, +0.84 pp/year) and time-varying certification-gating (upper bound; URPS share 46.3% → 74.2%, +2.28 pp/year, as certification lags practice onset; Table 4).</w:t>
+        <w:t xml:space="preserve">Because 13 physicians changed specialty groups across years, specialty-specific physician counts exceed the unique cohort total. Including urology-pathway urogynecologists reassigned 150 physicians and 11,503 procedures from urology to URPS compared with an ABOG-only classification.</w:t>
       </w:r>
     </w:p>
     <w:p>
@@ -633,7 +501,23 @@
         <w:pStyle w:val="BodyText"/>
       </w:pPr>
       <w:r>
-        <w:t xml:space="preserve">In the Poisson GEE clustered by NPI, adjusted annual volume relative to URPS was significantly lower for every other group (urology rate ratio 0.82, 95% CI 0.70–0.95; General OB/GYN 0.67, 0.50–0.90; MIGS 0.56, 0.40–0.76), with a ~11% decline in 2020 (RR 0.89, 0.85–0.92; p &lt; 0.001) and no overall per-physician time trend (year RR 1.00, 0.99–1.00; p = 0.52) (Table 3). The one-value-per-physician secondary analysis agreed (Kruskal-Wallis H = 66.1, df = 3, p &lt; 0.001; URPS exceeded urology and General OB/GYN, pairwise p &lt; 0.001).</w:t>
+        <w:t xml:space="preserve">Annual market shares moved in different directions (Table 1). URPS increased from 53.4% in 2013 to 63.8% in 2023 (+0.90 percentage points/year; 95% CI 0.49–1.31; p &lt; 0.001). Urology decreased from 30.7% to 23.1% (−0.55 percentage points/year; 95% CI −0.87 to −0.23; p = 0.004), and General OB/GYN decreased from 15.7% to 12.3% (−0.42 percentage points/year; 95% CI −0.68 to −0.16; p = 0.006). MIGS increased descriptively from 0.2% to 0.8% (+0.07 percentage points/year), but this estimate is based on only 10 physicians. Because total volume declined, these changes represent redistribution among specialties rather than procedure growth.</w:t>
+      </w:r>
+    </w:p>
+    <w:p>
+      <w:pPr>
+        <w:pStyle w:val="BodyText"/>
+      </w:pPr>
+      <w:r>
+        <w:t xml:space="preserve">The URPS or gynecologic increase was significant under every classification scheme. Fixed membership provided the lower bound: gynecologic share increased from 60.8% to 70.1% (+0.84 percentage points/year). Certification-gated classification provided the upper bound: URPS share increased from 46.3% to 74.2% (+2.28 percentage points/year) (Table 4).</w:t>
+      </w:r>
+    </w:p>
+    <w:p>
+      <w:pPr>
+        <w:pStyle w:val="BodyText"/>
+      </w:pPr>
+      <w:r>
+        <w:t xml:space="preserve">In the Poisson GEE clustered by NPI, adjusted annual volume was lower than URPS for every other group: urology RR 0.82 (95% CI 0.70–0.95), General OB/GYN RR 0.67 (0.50–0.90), and MIGS RR 0.56 (0.40–0.76) (Table 3). Annual volume was approximately 11% lower in 2020 (RR 0.89, 0.85–0.92; p &lt; 0.001). There was no overall change in per-physician volume over time (year RR 1.00, 0.99–1.00; p = 0.52). The one-observation-per-physician secondary analysis was concordant (Kruskal-Wallis H = 66.1, df = 3, p &lt; 0.001); URPS volume exceeded both urology and General OB/GYN in pairwise comparisons (p &lt; 0.001).</w:t>
       </w:r>
     </w:p>
     <w:bookmarkEnd w:id="17"/>
@@ -651,7 +535,23 @@
         <w:pStyle w:val="FirstParagraph"/>
       </w:pPr>
       <w:r>
-        <w:t xml:space="preserve">Pooled multi-year concentration among the three well-populated groups was lowest for URPS (Gini 0.51, HHI 27; top 10% performed 34.3%, top 20% 53.4%), intermediate for urology (Gini 0.52, HHI 35; top 20% 57.5%), and highest for General OB/GYN (Gini 0.55, HHI 89; top 20% 60.8%) (Table 2). Gini and HHI ranked the groups identically, but for all three the HHI was very low in absolute terms (27–89 of 10,000): sling volume is distributed unevenly across many surgeons rather than dominated by a few, and no surgeon approaches a concentrating share. Median annual volume and its upper tail were highest for URPS (median 19, p75 27). Computed separately for each year, within-year concentration was modest and stable (pooled annual Gini 0.26–0.28; no temporal trend, slope ≈ 0.000/year, p = 0.82; annual top-20% ~38%), and no individual group’s annual Gini trended (p &gt; 0.15). Thus sling care did not become concentrated among a shrinking set of high-volume surgeons even as the surgeon pool contracted. MIGS is deliberately excluded from these concentration comparisons: with only 10 physicians (1–4 observable per year), its nominal values (Gini 0.60, HHI 2,919) are numerically extreme but not a clinically stable statement about specialty-wide concentration.</w:t>
+        <w:t xml:space="preserve">Among the three well-populated groups, pooled multi-year concentration was lowest for URPS (Gini 0.51, HHI 27; top 10% performed 34.3% and top 20% performed 53.4%). Concentration was slightly higher for urology (Gini 0.52, HHI 35; top 20% performed 57.5%) and General OB/GYN (Gini 0.55, HHI 89; top 20% performed 60.8%) (Table 2).</w:t>
+      </w:r>
+    </w:p>
+    <w:p>
+      <w:pPr>
+        <w:pStyle w:val="BodyText"/>
+      </w:pPr>
+      <w:r>
+        <w:t xml:space="preserve">The Gini coefficient and HHI ranked the groups identically. However, the absolute HHI values for all three groups were very low (27–89 of 10,000), indicating that sling volume was unevenly distributed across many surgeons rather than dominated by a few. URPS also had the highest median annual volume and upper quartile (median 19; p75 27).</w:t>
+      </w:r>
+    </w:p>
+    <w:p>
+      <w:pPr>
+        <w:pStyle w:val="BodyText"/>
+      </w:pPr>
+      <w:r>
+        <w:t xml:space="preserve">Within-year concentration was low and stable. The pooled annual Gini ranged from 0.26 to 0.28, with no temporal trend (slope approximately 0.000/year; p = 0.82), and the annual top 20% performed approximately 38% of cases. No specialty-specific annual Gini changed significantly (all p &gt; 0.15). Thus, care did not become concentrated among a smaller group of high-volume surgeons as the observable surgeon pool contracted. MIGS was excluded from these comparisons because only 10 physicians were identified (1–4 per year); its nominal Gini of 0.60 and HHI of 2,919 are not stable specialty-wide estimates.</w:t>
       </w:r>
     </w:p>
     <w:bookmarkEnd w:id="18"/>
@@ -669,23 +569,23 @@
         <w:pStyle w:val="FirstParagraph"/>
       </w:pPr>
       <w:r>
-        <w:t xml:space="preserve">Applying a two-year washout (Table 5), newly observable entrant surgeons numbered 48–184 per year and performed 7.4%–22.5% of that year’s volume, at a low median entrant volume (~13 slings/year) consistent with providers appearing just above the CMS suppression threshold. Entry collapsed in 2020 (48 entrants; 7.4% of volume) and rebounded in 2022 (168; 22.5%). Continuing surgeons (381–543 per year) performed the large majority of annual volume, and apparent exits ranged from 66 to 230 per year. Across the period URPS contributed the most entrants (440), followed by urology (373), General OB/GYN (189), and MIGS (8). Decomposing the specialty-share changes: the rising URPS share was driven by the largest inflow of newly observable URPS surgeons together with a stable continuing-URPS base (URPS surgeon count 385 → 338; per-physician volume flat), whereas urology’s decline reflected net attrition despite substantial churn (many entrants offset by more exits), and General OB/GYN lost both surgeons and share. Because total volume fell, the gynecologic gain is a redistribution of a shrinking pool toward URPS, not new procedure growth. Given CMS suppression, all counts describe</w:t>
-      </w:r>
-      <w:r>
-        <w:t xml:space="preserve"> </w:t>
-      </w:r>
-      <w:r>
-        <w:rPr>
-          <w:i/>
-          <w:iCs/>
-        </w:rPr>
-        <w:t xml:space="preserve">newly observable</w:t>
-      </w:r>
-      <w:r>
-        <w:t xml:space="preserve"> </w:t>
-      </w:r>
-      <w:r>
-        <w:t xml:space="preserve">rather than definitively new sling surgeons.</w:t>
+        <w:t xml:space="preserve">Using the two-year washout (Table 5), 48–184 surgeons were newly observable each year and performed 7.4%–22.5% of annual volume. Their median annual volume was low, at approximately 13 procedures, consistent with surgeons appearing just above the CMS suppression threshold. Entry fell to 48 surgeons and 7.4% of volume in 2020, then rebounded to 168 surgeons and 22.5% of volume in 2022. Continuing surgeons (381–543 per year) performed most annual procedures, while apparent exits ranged from 66 to 230 per year.</w:t>
+      </w:r>
+    </w:p>
+    <w:p>
+      <w:pPr>
+        <w:pStyle w:val="BodyText"/>
+      </w:pPr>
+      <w:r>
+        <w:t xml:space="preserve">Across the study period, URPS contributed the most entrants (440), followed by urology (373), General OB/GYN (189), and MIGS (8). The rising URPS share reflected the largest inflow of newly observable surgeons together with a relatively stable continuing-URPS base (URPS surgeon count 385 to 338; per-physician volume unchanged). Urology showed substantial turnover but net attrition, and General OB/GYN lost both surgeons and market share.</w:t>
+      </w:r>
+    </w:p>
+    <w:p>
+      <w:pPr>
+        <w:pStyle w:val="BodyText"/>
+      </w:pPr>
+      <w:r>
+        <w:t xml:space="preserve">Because total volume declined, the gynecologic gain represents a redistribution of a shrinking procedure pool toward URPS, not new procedure growth. All turnover counts describe newly observable rather than definitively new surgeons because low-volume providers are suppressed.</w:t>
       </w:r>
     </w:p>
     <w:bookmarkEnd w:id="19"/>
@@ -703,23 +603,7 @@
         <w:pStyle w:val="FirstParagraph"/>
       </w:pPr>
       <w:r>
-        <w:t xml:space="preserve">Provider practice location spanned 52 states and territories. The URPS share of observable sling surgeons varied widely by state, from 100% (Hawaii) and 82%–85% (Minnesota, District of Columbia, Connecticut) to 15% (Nebraska). Four states or territories had no observable URPS surgeon performing at least 11 Medicare slings in any study year (North Dakota, Alaska, Puerto Rico, Wyoming); given CMS suppression, this indicates the absence of</w:t>
-      </w:r>
-      <w:r>
-        <w:t xml:space="preserve"> </w:t>
-      </w:r>
-      <w:r>
-        <w:rPr>
-          <w:i/>
-          <w:iCs/>
-        </w:rPr>
-        <w:t xml:space="preserve">observable</w:t>
-      </w:r>
-      <w:r>
-        <w:t xml:space="preserve"> </w:t>
-      </w:r>
-      <w:r>
-        <w:t xml:space="preserve">high-volume URPS surgeons, not necessarily the absence of any URPS physician. Population-based rates and formal geographic inequality measures were not computed and are proposed as a separate access-focused analysis.</w:t>
+        <w:t xml:space="preserve">Practice locations spanned 52 states and territories. The URPS share of observable sling surgeons varied from 100% in Hawaii and 82%–85% in Minnesota, the District of Columbia, and Connecticut to 15% in Nebraska. North Dakota, Alaska, Puerto Rico, and Wyoming had no observable URPS surgeon performing at least 11 Medicare slings in any study year. Because of CMS suppression, this finding indicates no observable higher-volume URPS surgeon, not necessarily no URPS physician. Population-based rates and formal geographic inequality measures were reserved for a separate access-focused analysis.</w:t>
       </w:r>
     </w:p>
     <w:bookmarkEnd w:id="20"/>
@@ -738,7 +622,7 @@
         <w:pStyle w:val="FirstParagraph"/>
       </w:pPr>
       <w:r>
-        <w:t xml:space="preserve">This national analysis of Medicare claims from 2013 to 2023 shows that URPS physicians perform the majority of midurethral sling procedures (60.8%), with the highest adjusted per-physician volume and the most equitable within-group distribution. The combined gynecologic share increased significantly over the decade, and workforce decomposition attributes that rise to non-URPS attrition and URPS entry rather than to intensifying individual practice or concentrating care.</w:t>
+        <w:t xml:space="preserve">This national Medicare analysis produced three main findings. First, URPS physicians performed most midurethral sling procedures (60.8%) and had the highest adjusted per-physician volume. Second, the gynecologic share increased over the decade as URPS surgeons entered the observable workforce and non-URPS surgeons left. Third, surgeon-level concentration remained low and stable despite a shrinking surgeon pool. Together, these findings indicate a change in workforce composition rather than intensification of individual practice or concentration of care.</w:t>
       </w:r>
     </w:p>
     <w:bookmarkStart w:id="22" w:name="X91e1c95b037f473535ecf00410a7735e835e926"/>
@@ -755,7 +639,7 @@
         <w:pStyle w:val="FirstParagraph"/>
       </w:pPr>
       <w:r>
-        <w:t xml:space="preserve">Our finding that fellowship-trained urogynecologists perform roughly three-fifths of Medicare slings, with gynecologists collectively performing the majority, is consistent with contemporary practice-pattern data but marks a reversal from earlier Medicare-specific analyses. Using ACS-NSQIP (2006–2013), James et al. found gynecologists performed 74.2% of sling procedures versus 25.8% by urologists,</w:t>
+        <w:t xml:space="preserve">URPS physicians performed approximately three-fifths of Medicare slings, and gynecologists collectively performed the majority. This finding is consistent with contemporary practice-pattern data but reverses earlier Medicare-specific patterns. In ACS-NSQIP data from 2006 through 2013, James et al. reported that gynecologists performed 74.2% of sling procedures and urologists performed 25.8%.</w:t>
       </w:r>
       <w:r>
         <w:rPr>
@@ -767,7 +651,7 @@
         <w:t xml:space="preserve"> </w:t>
       </w:r>
       <w:r>
-        <w:t xml:space="preserve">and Cantrell et al. reported that urogynecologists performed 54% of stress-incontinence procedures at academic centers (2009–2014).</w:t>
+        <w:t xml:space="preserve">Cantrell et al. found that urogynecologists performed 54% of stress-incontinence procedures at academic centers from 2009 through 2014.</w:t>
       </w:r>
       <w:r>
         <w:rPr>
@@ -779,7 +663,7 @@
         <w:t xml:space="preserve"> </w:t>
       </w:r>
       <w:r>
-        <w:t xml:space="preserve">In the Medicare population specifically, however, Rogo-Gupta et al. found that urologists performed the majority of sling operations in 2002–2007.</w:t>
+        <w:t xml:space="preserve">In Medicare data from 2002 through 2007, however, Rogo-Gupta et al. found that urologists performed most sling operations.</w:t>
       </w:r>
       <w:r>
         <w:rPr>
@@ -791,7 +675,7 @@
         <w:t xml:space="preserve"> </w:t>
       </w:r>
       <w:r>
-        <w:t xml:space="preserve">Our data, spanning 2013–2023, show that this historical pattern has reversed, with URPS now accounting for the single largest share.</w:t>
+        <w:t xml:space="preserve">Our 2013–2023 findings indicate that this historical pattern has reversed, with URPS now the largest single specialty group.</w:t>
       </w:r>
     </w:p>
     <w:p>
@@ -799,7 +683,7 @@
         <w:pStyle w:val="BodyText"/>
       </w:pPr>
       <w:r>
-        <w:t xml:space="preserve">Identifying urogynecologists through both the ABOG (obstetrics-gynecology) and ABU (urology) certifying pathways is central to this result, because URPS is certifiable from either residency. Cross-referencing the ABU roster reassigned 150 urology-typed physicians (8.2% of all slings) to URPS, and the finding was robust: the pooled URPS Gini changed negligibly (0.51 → 0.52). A pathway-agnostic definition is important given that urology- and gynecology-based URPS fellows accrue different intraoperative case volumes during training</w:t>
+        <w:t xml:space="preserve">Including both certification pathways was essential to this result. Cross-referencing the ABU roster reassigned 150 urology-typed physicians, representing 8.2% of all sling procedures, to URPS. The concentration estimate was robust: the pooled URPS Gini changed only from 0.51 to 0.52. A pathway-neutral definition also reflects differences in operative case volume between urology- and gynecology-based URPS fellowships</w:t>
       </w:r>
       <w:r>
         <w:rPr>
@@ -811,7 +695,7 @@
         <w:t xml:space="preserve"> </w:t>
       </w:r>
       <w:r>
-        <w:t xml:space="preserve">and that FPMRS exposure during urology residency is variable;</w:t>
+        <w:t xml:space="preserve">and variable FPMRS exposure during urology residency.</w:t>
       </w:r>
       <w:r>
         <w:rPr>
@@ -823,7 +707,7 @@
         <w:t xml:space="preserve"> </w:t>
       </w:r>
       <w:r>
-        <w:t xml:space="preserve">classifying urology-pathway urogynecologists as general urologists would understate the true subspecialty share.</w:t>
+        <w:t xml:space="preserve">Classifying urology-pathway urogynecologists as general urologists would therefore understate the true subspecialty share.</w:t>
       </w:r>
     </w:p>
     <w:bookmarkEnd w:id="22"/>
@@ -841,7 +725,7 @@
         <w:pStyle w:val="FirstParagraph"/>
       </w:pPr>
       <w:r>
-        <w:t xml:space="preserve">Reporting the Gini coefficient and the Herfindahl–Hirschman Index together makes the concentration finding difficult to attribute to a single metric: the two answer related but distinct questions and agree here. Moderate inequality (Gini 0.51–0.55) coexists with very low absolute HHI (27–89 of 10,000), indicating that sling volume is spread unevenly across many surgeons rather than dominated by a few. Treating each physician as the operative production unit is a surgeon-level, not a market-competition, measure and follows workforce-concentration approaches used in other surgical specialties.</w:t>
+        <w:t xml:space="preserve">The Gini coefficient and HHI provide complementary views of concentration, and both supported the same conclusion. Moderate inequality across the full distribution (Gini 0.51–0.55) coexisted with very low absolute HHI values (27–89 of 10,000). In other words, sling volume was distributed unevenly across many surgeons but was not dominated by a few. Because the physician was the production unit, these values describe surgeon-level procedural concentration rather than market competition.</w:t>
       </w:r>
     </w:p>
     <w:p>
@@ -849,7 +733,7 @@
         <w:pStyle w:val="BodyText"/>
       </w:pPr>
       <w:r>
-        <w:t xml:space="preserve">These patterns have clinical significance given the established volume–outcome relationship for midurethral slings. Berger et al. found that higher-volume surgeons had a substantially lower adjusted risk of reoperation for sling failure,</w:t>
+        <w:t xml:space="preserve">These patterns matter because greater surgeon volume has been associated with better outcomes after midurethral sling surgery. Berger et al. reported a lower adjusted risk of reoperation for sling failure among higher-volume surgeons.</w:t>
       </w:r>
       <w:r>
         <w:rPr>
@@ -861,7 +745,7 @@
         <w:t xml:space="preserve"> </w:t>
       </w:r>
       <w:r>
-        <w:t xml:space="preserve">and a systematic review by Cartier et al. found that low-volume surgeons had higher odds of both mesh revision and repeat incontinence procedures.</w:t>
+        <w:t xml:space="preserve">A systematic review by Cartier et al. found that low-volume surgeons had higher odds of mesh revision and repeat incontinence procedures.</w:t>
       </w:r>
       <w:r>
         <w:rPr>
@@ -873,7 +757,7 @@
         <w:t xml:space="preserve"> </w:t>
       </w:r>
       <w:r>
-        <w:t xml:space="preserve">Brennand and Quan identified a threshold effect, with revision odds declining above roughly 50 cases per year,</w:t>
+        <w:t xml:space="preserve">Brennand and Quan observed lower revision odds above approximately 50 cases per year,</w:t>
       </w:r>
       <w:r>
         <w:rPr>
@@ -885,7 +769,7 @@
         <w:t xml:space="preserve"> </w:t>
       </w:r>
       <w:r>
-        <w:t xml:space="preserve">and Holdø and Svenningsen found that greater surgeon experience and annual volume improved objective cure rates.</w:t>
+        <w:t xml:space="preserve">and Holdø and Svenningsen found better objective cure rates with greater surgeon experience and annual volume.</w:t>
       </w:r>
       <w:r>
         <w:rPr>
@@ -897,7 +781,7 @@
         <w:t xml:space="preserve"> </w:t>
       </w:r>
       <w:r>
-        <w:t xml:space="preserve">The median observed volumes here (15–19 procedures/year) fall below these thresholds, but the PUF captures only Medicare fee-for-service claims; true per-surgeon volumes (including commercially insured, Medicare Advantage, and younger patients) are higher, and the reported concentration is a lower bound because sub-11-beneficiary providers are suppressed.</w:t>
+        <w:t xml:space="preserve">The observed Medicare medians of 15–19 procedures per year fall below these thresholds. However, the PUF omits commercially insured, Medicare Advantage, and younger patients, so total practice volume is higher. In addition, providers below the CMS suppression threshold are absent.</w:t>
       </w:r>
     </w:p>
     <w:bookmarkEnd w:id="23"/>
@@ -915,7 +799,15 @@
         <w:pStyle w:val="FirstParagraph"/>
       </w:pPr>
       <w:r>
-        <w:t xml:space="preserve">The repeated-measures model and workforce decomposition together clarify the mechanism behind the rising gynecologic share. Individual physician volume did not change over time (year rate ratio 1.00), while the number of non-URPS surgeons fell sharply and URPS numbers held steady; entrant analysis showed URPS contributing the largest inflow of newly observable surgeons and urology exhibiting churn (many entrants offset by more exits) alongside net decline. The market-share shift is therefore a change in workforce composition superimposed on a shrinking total pool, not intensification of individual practice or concentration of care. This mechanism echoes prior work: Siegal et al. showed that the post-2011 decline in sling placement was driven primarily by non-FPMRS providers, while FPMRS providers maintained their volumes,</w:t>
+        <w:t xml:space="preserve">The repeated-measures model and turnover analysis clarify why the gynecologic share increased. Individual physician volume did not change over time, but the number of non-URPS surgeons fell while the URPS pool remained comparatively stable. URPS also contributed the largest inflow of newly observable surgeons, whereas urology had substantial turnover but a net decline. The market-share shift therefore reflects workforce composition within a shrinking procedure pool, not increasing individual volume or concentration.</w:t>
+      </w:r>
+    </w:p>
+    <w:p>
+      <w:pPr>
+        <w:pStyle w:val="BodyText"/>
+      </w:pPr>
+      <w:r>
+        <w:t xml:space="preserve">This mechanism is consistent with prior work. Siegal et al. found that the post-2011 decline in sling placement was driven mainly by non-FPMRS providers, while FPMRS providers maintained their volumes.</w:t>
       </w:r>
       <w:r>
         <w:rPr>
@@ -927,7 +819,7 @@
         <w:t xml:space="preserve"> </w:t>
       </w:r>
       <w:r>
-        <w:t xml:space="preserve">and Lee et al. documented an approximately 50% national decline in incontinence surgery from 2004 to 2013.</w:t>
+        <w:t xml:space="preserve">Lee et al. documented an approximately 50% national decline in incontinence surgery from 2004 through 2013.</w:t>
       </w:r>
       <w:r>
         <w:rPr>
@@ -939,7 +831,15 @@
         <w:t xml:space="preserve"> </w:t>
       </w:r>
       <w:r>
-        <w:t xml:space="preserve">The significant 2020 decline (rate ratio 0.89) is consistent with pandemic-related deferral of elective surgery and was robust to excluding 2020. Finally, the SUI treatment landscape continues to diversify (urethral bulking agents are now positioned alongside slings as a first-line surgical option</w:t>
+        <w:t xml:space="preserve">The 2020 decline in our study (RR 0.89) is consistent with pandemic-related deferral of elective surgery and remained robust when 2020 was excluded.</w:t>
+      </w:r>
+    </w:p>
+    <w:p>
+      <w:pPr>
+        <w:pStyle w:val="BodyText"/>
+      </w:pPr>
+      <w:r>
+        <w:t xml:space="preserve">The SUI treatment landscape also continues to change. Urethral bulking agents are now positioned alongside slings as a first-line surgical option,</w:t>
       </w:r>
       <w:r>
         <w:rPr>
@@ -948,7 +848,10 @@
         <w:t xml:space="preserve">3,20</w:t>
       </w:r>
       <w:r>
-        <w:t xml:space="preserve">), and whether this differentially affects specialty-specific sling volumes warrants continued surveillance.</w:t>
+        <w:t xml:space="preserve"> </w:t>
+      </w:r>
+      <w:r>
+        <w:t xml:space="preserve">and ongoing surveillance is needed to determine whether this shift affects specialty-specific sling volume.</w:t>
       </w:r>
     </w:p>
     <w:bookmarkEnd w:id="24"/>
@@ -966,7 +869,23 @@
         <w:pStyle w:val="FirstParagraph"/>
       </w:pPr>
       <w:r>
-        <w:t xml:space="preserve">Several limitations warrant discussion. First, CMS suppresses provider-level data below 11 beneficiaries, so the lowest-volume providers are unobserved and reported concentration is a lower bound. Second, the PUF captures only fee-for-service Medicare Part B; younger, Medicare Advantage, Medicaid, commercially insured, and uninsured patients are not represented. Third, specialty classification depends on CMS provider type and the ABOG/ABU rosters; providers who completed URPS fellowship but are not board-certified would be misclassified. Fourth, the market-share trend is bounded rather than point-identified. Board certification lags the start of subspecialty practice (physicians complete fellowship and practice urogynecology before sitting for boards, and the 2013 inaugural examination certified an established practicing cohort), so the certification-gated scheme (upper bound) misattributes pre-certification practice years to General OB/GYN or urology, while fixed membership (lower bound) retroactively counts physicians as URPS before they subspecialized. The true trend lies between; a point estimate would require fellowship-completion dates, which are not available. Additionally, ~8% of URPS providers could not be matched to a certification year and urology-pathway URPS were held fixed (no urology-subspecialty date), both of which shrink the upper-bound estimate. Fifth, the exclusion of 2017 removes one year of the time series (the underlying file being truncated); re-running with a complete 2017 file would restore all 11 years. Sixth, Tot_Srvcs may include bilateral or modifier-inflated services.</w:t>
+        <w:t xml:space="preserve">This study has six limitations. First, CMS suppresses provider-level data for fewer than 11 beneficiaries, so the lowest-volume surgeons are not observed and concentration estimates are lower bounds. Second, the PUF includes only fee-for-service Medicare Part B claims; younger patients and those covered by Medicare Advantage, Medicaid, commercial insurance, or no insurance are not represented.</w:t>
+      </w:r>
+    </w:p>
+    <w:p>
+      <w:pPr>
+        <w:pStyle w:val="BodyText"/>
+      </w:pPr>
+      <w:r>
+        <w:t xml:space="preserve">Third, specialty classification depends on CMS provider type and the ABOG/ABU rosters. Physicians who completed URPS fellowship but were not board-certified may therefore be misclassified. Fourth, the market-share trend is bounded rather than point-identified. Certification follows the start of subspecialty practice, so the certification-gated approach (upper bound) assigns some pre-certification practice years to General OB/GYN or urology. Conversely, fixed membership (lower bound) assigns physicians to URPS before they subspecialized. The true trend lies between these estimates and would require unavailable fellowship-completion dates for point identification.</w:t>
+      </w:r>
+    </w:p>
+    <w:p>
+      <w:pPr>
+        <w:pStyle w:val="BodyText"/>
+      </w:pPr>
+      <w:r>
+        <w:t xml:space="preserve">Approximately 8% of URPS physicians could not be matched to a certification year, and urology-pathway URPS classification remained fixed because no urology subspecialty date was available; both features narrow the upper-bound estimate. Fifth, excluding the truncated 2017 release removes one year from the time series; a complete file would restore all 11 years. Sixth, Tot_Srvcs may include bilateral or modifier-inflated services.</w:t>
       </w:r>
     </w:p>
     <w:bookmarkEnd w:id="25"/>
@@ -984,7 +903,7 @@
         <w:pStyle w:val="FirstParagraph"/>
       </w:pPr>
       <w:r>
-        <w:t xml:space="preserve">This study uses a national, 100% sample of Medicare fee-for-service claims; identifies urogynecologists through both training pathways; reports concentration with two complementary surgeon-level measures at both the pooled and annual level; accounts for the non-independence of repeated physician-year observations with a clustered model; and is fully reproducible.</w:t>
+        <w:t xml:space="preserve">Strengths include a national, complete sample of fee-for-service Medicare claims; identification of urogynecologists through both certification pathways; complementary surgeon-level concentration measures calculated both overall and by year; a model that accounts for repeated observations within physicians; and a fully reproducible analytic pipeline.</w:t>
       </w:r>
     </w:p>
     <w:bookmarkEnd w:id="26"/>
@@ -1003,7 +922,7 @@
         <w:pStyle w:val="FirstParagraph"/>
       </w:pPr>
       <w:r>
-        <w:t xml:space="preserve">In this national Medicare cohort, URPS physicians perform the majority of midurethral slings with the highest adjusted per-physician volume and the most equitable within-group distribution. The growing gynecologic market share is driven by attrition of non-URPS providers rather than by increasing surgeon-level concentration, with implications for training requirements, credentialing standards, and access to pelvic floor surgical care.</w:t>
+        <w:t xml:space="preserve">In this national Medicare cohort, URPS physicians performed most midurethral slings, had the highest adjusted per-physician volume, and had the most even within-group volume distribution. The growing gynecologic share reflected attrition among non-URPS providers rather than increasing surgeon-level concentration. These workforce shifts should inform training requirements, credentialing standards, and access planning for pelvic floor surgical care.</w:t>
       </w:r>
     </w:p>
     <w:bookmarkEnd w:id="28"/>
@@ -1268,7 +1187,7 @@
         <w:t xml:space="preserve"> </w:t>
       </w:r>
       <w:r>
-        <w:t xml:space="preserve">Specialty distribution and market-share trends of CPT 57288 providers, Medicare PUF 2013–2023 (2017 excluded; combined URPS). Δ share = annual percentage-point change in market share (OLS on calendar year). Physician counts sum to more than the unique total (1,745) because 13 physicians changed specialty group across years.</w:t>
+        <w:t xml:space="preserve">Specialty distribution and market-share trends among physicians billing CPT 57288, Medicare PUF 2013–2023 (2017 excluded; combined URPS). Δ share is the annual percentage-point change from ordinary least-squares regression on calendar year. Specialty-specific physician counts exceed 1,745 because 13 physicians changed groups across years.</w:t>
       </w:r>
     </w:p>
     <w:tbl>
@@ -1279,16 +1198,16 @@
         <w:tblLook w:firstRow="1" w:lastRow="0" w:firstColumn="0" w:lastColumn="0" w:noHBand="0" w:noVBand="0" w:val="0020"/>
       </w:tblPr>
       <w:tblGrid>
-        <w:gridCol w:w="645"/>
-        <w:gridCol w:w="1056"/>
-        <w:gridCol w:w="997"/>
-        <w:gridCol w:w="645"/>
-        <w:gridCol w:w="586"/>
-        <w:gridCol w:w="1290"/>
-        <w:gridCol w:w="645"/>
-        <w:gridCol w:w="645"/>
-        <w:gridCol w:w="1232"/>
-        <w:gridCol w:w="176"/>
+        <w:gridCol w:w="609"/>
+        <w:gridCol w:w="1052"/>
+        <w:gridCol w:w="941"/>
+        <w:gridCol w:w="664"/>
+        <w:gridCol w:w="553"/>
+        <w:gridCol w:w="1218"/>
+        <w:gridCol w:w="664"/>
+        <w:gridCol w:w="664"/>
+        <w:gridCol w:w="1163"/>
+        <w:gridCol w:w="387"/>
       </w:tblGrid>
       <w:tr>
         <w:trPr>
@@ -1310,6 +1229,7 @@
           <w:p>
             <w:pPr>
               <w:pStyle w:val="Compact"/>
+              <w:jc w:val="center"/>
             </w:pPr>
             <w:r>
               <w:t xml:space="preserve">Unique physicians</w:t>
@@ -1321,6 +1241,7 @@
           <w:p>
             <w:pPr>
               <w:pStyle w:val="Compact"/>
+              <w:jc w:val="center"/>
             </w:pPr>
             <w:r>
               <w:t xml:space="preserve">Physician-years</w:t>
@@ -1332,6 +1253,7 @@
           <w:p>
             <w:pPr>
               <w:pStyle w:val="Compact"/>
+              <w:jc w:val="center"/>
             </w:pPr>
             <w:r>
               <w:t xml:space="preserve">Procedures</w:t>
@@ -1343,6 +1265,7 @@
           <w:p>
             <w:pPr>
               <w:pStyle w:val="Compact"/>
+              <w:jc w:val="center"/>
             </w:pPr>
             <w:r>
               <w:t xml:space="preserve">% of all</w:t>
@@ -1354,6 +1277,7 @@
           <w:p>
             <w:pPr>
               <w:pStyle w:val="Compact"/>
+              <w:jc w:val="center"/>
             </w:pPr>
             <w:r>
               <w:t xml:space="preserve">Median vol (p25–p75)</w:t>
@@ -1365,6 +1289,7 @@
           <w:p>
             <w:pPr>
               <w:pStyle w:val="Compact"/>
+              <w:jc w:val="center"/>
             </w:pPr>
             <w:r>
               <w:t xml:space="preserve">2013 share</w:t>
@@ -1376,6 +1301,7 @@
           <w:p>
             <w:pPr>
               <w:pStyle w:val="Compact"/>
+              <w:jc w:val="center"/>
             </w:pPr>
             <w:r>
               <w:t xml:space="preserve">2023 share</w:t>
@@ -1387,6 +1313,7 @@
           <w:p>
             <w:pPr>
               <w:pStyle w:val="Compact"/>
+              <w:jc w:val="center"/>
             </w:pPr>
             <w:r>
               <w:t xml:space="preserve">Δ share/yr (95% CI)</w:t>
@@ -1398,6 +1325,7 @@
           <w:p>
             <w:pPr>
               <w:pStyle w:val="Compact"/>
+              <w:jc w:val="center"/>
             </w:pPr>
             <w:r>
               <w:t xml:space="preserve">p</w:t>
@@ -1422,6 +1350,7 @@
           <w:p>
             <w:pPr>
               <w:pStyle w:val="Compact"/>
+              <w:jc w:val="center"/>
             </w:pPr>
             <w:r>
               <w:t xml:space="preserve">753</w:t>
@@ -1433,6 +1362,7 @@
           <w:p>
             <w:pPr>
               <w:pStyle w:val="Compact"/>
+              <w:jc w:val="center"/>
             </w:pPr>
             <w:r>
               <w:t xml:space="preserve">3,498</w:t>
@@ -1444,6 +1374,7 @@
           <w:p>
             <w:pPr>
               <w:pStyle w:val="Compact"/>
+              <w:jc w:val="center"/>
             </w:pPr>
             <w:r>
               <w:t xml:space="preserve">80,033</w:t>
@@ -1455,6 +1386,7 @@
           <w:p>
             <w:pPr>
               <w:pStyle w:val="Compact"/>
+              <w:jc w:val="center"/>
             </w:pPr>
             <w:r>
               <w:t xml:space="preserve">60.8%</w:t>
@@ -1466,6 +1398,7 @@
           <w:p>
             <w:pPr>
               <w:pStyle w:val="Compact"/>
+              <w:jc w:val="center"/>
             </w:pPr>
             <w:r>
               <w:t xml:space="preserve">19 (14–27)</w:t>
@@ -1477,6 +1410,7 @@
           <w:p>
             <w:pPr>
               <w:pStyle w:val="Compact"/>
+              <w:jc w:val="center"/>
             </w:pPr>
             <w:r>
               <w:t xml:space="preserve">53.4%</w:t>
@@ -1488,6 +1422,7 @@
           <w:p>
             <w:pPr>
               <w:pStyle w:val="Compact"/>
+              <w:jc w:val="center"/>
             </w:pPr>
             <w:r>
               <w:t xml:space="preserve">63.8%</w:t>
@@ -1499,6 +1434,7 @@
           <w:p>
             <w:pPr>
               <w:pStyle w:val="Compact"/>
+              <w:jc w:val="center"/>
             </w:pPr>
             <w:r>
               <w:t xml:space="preserve">+0.90 (0.49 to 1.31)</w:t>
@@ -1510,6 +1446,7 @@
           <w:p>
             <w:pPr>
               <w:pStyle w:val="Compact"/>
+              <w:jc w:val="center"/>
             </w:pPr>
             <w:r>
               <w:t xml:space="preserve">&lt;0.001</w:t>
@@ -1534,6 +1471,7 @@
           <w:p>
             <w:pPr>
               <w:pStyle w:val="Compact"/>
+              <w:jc w:val="center"/>
             </w:pPr>
             <w:r>
               <w:t xml:space="preserve">665</w:t>
@@ -1545,6 +1483,7 @@
           <w:p>
             <w:pPr>
               <w:pStyle w:val="Compact"/>
+              <w:jc w:val="center"/>
             </w:pPr>
             <w:r>
               <w:t xml:space="preserve">1,810</w:t>
@@ -1556,6 +1495,7 @@
           <w:p>
             <w:pPr>
               <w:pStyle w:val="Compact"/>
+              <w:jc w:val="center"/>
             </w:pPr>
             <w:r>
               <w:t xml:space="preserve">34,351</w:t>
@@ -1567,6 +1507,7 @@
           <w:p>
             <w:pPr>
               <w:pStyle w:val="Compact"/>
+              <w:jc w:val="center"/>
             </w:pPr>
             <w:r>
               <w:t xml:space="preserve">26.1%</w:t>
@@ -1578,6 +1519,7 @@
           <w:p>
             <w:pPr>
               <w:pStyle w:val="Compact"/>
+              <w:jc w:val="center"/>
             </w:pPr>
             <w:r>
               <w:t xml:space="preserve">16 (13–22)</w:t>
@@ -1589,6 +1531,7 @@
           <w:p>
             <w:pPr>
               <w:pStyle w:val="Compact"/>
+              <w:jc w:val="center"/>
             </w:pPr>
             <w:r>
               <w:t xml:space="preserve">30.7%</w:t>
@@ -1600,6 +1543,7 @@
           <w:p>
             <w:pPr>
               <w:pStyle w:val="Compact"/>
+              <w:jc w:val="center"/>
             </w:pPr>
             <w:r>
               <w:t xml:space="preserve">23.1%</w:t>
@@ -1611,6 +1555,7 @@
           <w:p>
             <w:pPr>
               <w:pStyle w:val="Compact"/>
+              <w:jc w:val="center"/>
             </w:pPr>
             <w:r>
               <w:t xml:space="preserve">−0.55 (−0.87 to −0.23)</w:t>
@@ -1622,6 +1567,7 @@
           <w:p>
             <w:pPr>
               <w:pStyle w:val="Compact"/>
+              <w:jc w:val="center"/>
             </w:pPr>
             <w:r>
               <w:t xml:space="preserve">0.004</w:t>
@@ -1646,6 +1592,7 @@
           <w:p>
             <w:pPr>
               <w:pStyle w:val="Compact"/>
+              <w:jc w:val="center"/>
             </w:pPr>
             <w:r>
               <w:t xml:space="preserve">330</w:t>
@@ -1657,6 +1604,7 @@
           <w:p>
             <w:pPr>
               <w:pStyle w:val="Compact"/>
+              <w:jc w:val="center"/>
             </w:pPr>
             <w:r>
               <w:t xml:space="preserve">858</w:t>
@@ -1668,6 +1616,7 @@
           <w:p>
             <w:pPr>
               <w:pStyle w:val="Compact"/>
+              <w:jc w:val="center"/>
             </w:pPr>
             <w:r>
               <w:t xml:space="preserve">16,391</w:t>
@@ -1679,6 +1628,7 @@
           <w:p>
             <w:pPr>
               <w:pStyle w:val="Compact"/>
+              <w:jc w:val="center"/>
             </w:pPr>
             <w:r>
               <w:t xml:space="preserve">12.5%</w:t>
@@ -1690,6 +1640,7 @@
           <w:p>
             <w:pPr>
               <w:pStyle w:val="Compact"/>
+              <w:jc w:val="center"/>
             </w:pPr>
             <w:r>
               <w:t xml:space="preserve">15 (12–22)</w:t>
@@ -1701,6 +1652,7 @@
           <w:p>
             <w:pPr>
               <w:pStyle w:val="Compact"/>
+              <w:jc w:val="center"/>
             </w:pPr>
             <w:r>
               <w:t xml:space="preserve">15.7%</w:t>
@@ -1712,6 +1664,7 @@
           <w:p>
             <w:pPr>
               <w:pStyle w:val="Compact"/>
+              <w:jc w:val="center"/>
             </w:pPr>
             <w:r>
               <w:t xml:space="preserve">12.3%</w:t>
@@ -1723,6 +1676,7 @@
           <w:p>
             <w:pPr>
               <w:pStyle w:val="Compact"/>
+              <w:jc w:val="center"/>
             </w:pPr>
             <w:r>
               <w:t xml:space="preserve">−0.42 (−0.68 to −0.16)</w:t>
@@ -1734,6 +1688,7 @@
           <w:p>
             <w:pPr>
               <w:pStyle w:val="Compact"/>
+              <w:jc w:val="center"/>
             </w:pPr>
             <w:r>
               <w:t xml:space="preserve">0.006</w:t>
@@ -1758,6 +1713,7 @@
           <w:p>
             <w:pPr>
               <w:pStyle w:val="Compact"/>
+              <w:jc w:val="center"/>
             </w:pPr>
             <w:r>
               <w:t xml:space="preserve">10</w:t>
@@ -1769,6 +1725,7 @@
           <w:p>
             <w:pPr>
               <w:pStyle w:val="Compact"/>
+              <w:jc w:val="center"/>
             </w:pPr>
             <w:r>
               <w:t xml:space="preserve">36</w:t>
@@ -1780,6 +1737,7 @@
           <w:p>
             <w:pPr>
               <w:pStyle w:val="Compact"/>
+              <w:jc w:val="center"/>
             </w:pPr>
             <w:r>
               <w:t xml:space="preserve">862</w:t>
@@ -1791,6 +1749,7 @@
           <w:p>
             <w:pPr>
               <w:pStyle w:val="Compact"/>
+              <w:jc w:val="center"/>
             </w:pPr>
             <w:r>
               <w:t xml:space="preserve">0.7%</w:t>
@@ -1802,6 +1761,7 @@
           <w:p>
             <w:pPr>
               <w:pStyle w:val="Compact"/>
+              <w:jc w:val="center"/>
             </w:pPr>
             <w:r>
               <w:t xml:space="preserve">16 (12–24)</w:t>
@@ -1813,6 +1773,7 @@
           <w:p>
             <w:pPr>
               <w:pStyle w:val="Compact"/>
+              <w:jc w:val="center"/>
             </w:pPr>
             <w:r>
               <w:t xml:space="preserve">0.2%</w:t>
@@ -1824,6 +1785,7 @@
           <w:p>
             <w:pPr>
               <w:pStyle w:val="Compact"/>
+              <w:jc w:val="center"/>
             </w:pPr>
             <w:r>
               <w:t xml:space="preserve">0.8%</w:t>
@@ -1835,6 +1797,7 @@
           <w:p>
             <w:pPr>
               <w:pStyle w:val="Compact"/>
+              <w:jc w:val="center"/>
             </w:pPr>
             <w:r>
               <w:t xml:space="preserve">+0.07 (0.02 to 0.12)*</w:t>
@@ -1846,6 +1809,7 @@
           <w:p>
             <w:pPr>
               <w:pStyle w:val="Compact"/>
+              <w:jc w:val="center"/>
             </w:pPr>
             <w:r>
               <w:t xml:space="preserve">0.008</w:t>
@@ -1874,6 +1838,7 @@
           <w:p>
             <w:pPr>
               <w:pStyle w:val="Compact"/>
+              <w:jc w:val="center"/>
             </w:pPr>
             <w:r>
               <w:rPr>
@@ -1889,6 +1854,7 @@
           <w:p>
             <w:pPr>
               <w:pStyle w:val="Compact"/>
+              <w:jc w:val="center"/>
             </w:pPr>
             <w:r>
               <w:rPr>
@@ -1904,6 +1870,7 @@
           <w:p>
             <w:pPr>
               <w:pStyle w:val="Compact"/>
+              <w:jc w:val="center"/>
             </w:pPr>
             <w:r>
               <w:rPr>
@@ -1919,6 +1886,7 @@
           <w:p>
             <w:pPr>
               <w:pStyle w:val="Compact"/>
+              <w:jc w:val="center"/>
             </w:pPr>
             <w:r>
               <w:rPr>
@@ -1934,6 +1902,7 @@
           <w:p>
             <w:pPr>
               <w:pStyle w:val="Compact"/>
+              <w:jc w:val="center"/>
             </w:pPr>
             <w:r>
               <w:t xml:space="preserve">n/a</w:t>
@@ -1945,6 +1914,7 @@
           <w:p>
             <w:pPr>
               <w:pStyle w:val="Compact"/>
+              <w:jc w:val="center"/>
             </w:pPr>
             <w:r>
               <w:t xml:space="preserve">n/a</w:t>
@@ -1956,6 +1926,7 @@
           <w:p>
             <w:pPr>
               <w:pStyle w:val="Compact"/>
+              <w:jc w:val="center"/>
             </w:pPr>
             <w:r>
               <w:t xml:space="preserve">n/a</w:t>
@@ -1967,6 +1938,7 @@
           <w:p>
             <w:pPr>
               <w:pStyle w:val="Compact"/>
+              <w:jc w:val="center"/>
             </w:pPr>
             <w:r>
               <w:t xml:space="preserve">n/a</w:t>
@@ -1978,6 +1950,7 @@
           <w:p>
             <w:pPr>
               <w:pStyle w:val="Compact"/>
+              <w:jc w:val="center"/>
             </w:pPr>
             <w:r>
               <w:t xml:space="preserve">n/a</w:t>
@@ -1991,7 +1964,7 @@
         <w:pStyle w:val="BodyText"/>
       </w:pPr>
       <w:r>
-        <w:t xml:space="preserve">*MIGS (n = 10) reported descriptively; too few physicians for a stable specialty-wide inference.</w:t>
+        <w:t xml:space="preserve">*MIGS estimates are descriptive because only 10 physicians were identified.</w:t>
       </w:r>
     </w:p>
     <w:p>
@@ -2009,7 +1982,7 @@
         <w:t xml:space="preserve"> </w:t>
       </w:r>
       <w:r>
-        <w:t xml:space="preserve">Procedural concentration by specialty (aggregate provider-level volumes): Gini and HHI (surgeon-level).</w:t>
+        <w:t xml:space="preserve">Surgeon-level procedural concentration by specialty, based on aggregate provider volume.</w:t>
       </w:r>
     </w:p>
     <w:tbl>
@@ -2047,6 +2020,7 @@
           <w:p>
             <w:pPr>
               <w:pStyle w:val="Compact"/>
+              <w:jc w:val="center"/>
             </w:pPr>
             <w:r>
               <w:t xml:space="preserve">N providers</w:t>
@@ -2058,6 +2032,7 @@
           <w:p>
             <w:pPr>
               <w:pStyle w:val="Compact"/>
+              <w:jc w:val="center"/>
             </w:pPr>
             <w:r>
               <w:t xml:space="preserve">Gini</w:t>
@@ -2069,6 +2044,7 @@
           <w:p>
             <w:pPr>
               <w:pStyle w:val="Compact"/>
+              <w:jc w:val="center"/>
             </w:pPr>
             <w:r>
               <w:t xml:space="preserve">HHI (0–10,000)</w:t>
@@ -2080,6 +2056,7 @@
           <w:p>
             <w:pPr>
               <w:pStyle w:val="Compact"/>
+              <w:jc w:val="center"/>
             </w:pPr>
             <w:r>
               <w:t xml:space="preserve">% by top 10%</w:t>
@@ -2091,6 +2068,7 @@
           <w:p>
             <w:pPr>
               <w:pStyle w:val="Compact"/>
+              <w:jc w:val="center"/>
             </w:pPr>
             <w:r>
               <w:t xml:space="preserve">% by top 20%</w:t>
@@ -2115,6 +2093,7 @@
           <w:p>
             <w:pPr>
               <w:pStyle w:val="Compact"/>
+              <w:jc w:val="center"/>
             </w:pPr>
             <w:r>
               <w:t xml:space="preserve">753</w:t>
@@ -2126,6 +2105,7 @@
           <w:p>
             <w:pPr>
               <w:pStyle w:val="Compact"/>
+              <w:jc w:val="center"/>
             </w:pPr>
             <w:r>
               <w:t xml:space="preserve">0.51</w:t>
@@ -2137,6 +2117,7 @@
           <w:p>
             <w:pPr>
               <w:pStyle w:val="Compact"/>
+              <w:jc w:val="center"/>
             </w:pPr>
             <w:r>
               <w:t xml:space="preserve">27</w:t>
@@ -2148,6 +2129,7 @@
           <w:p>
             <w:pPr>
               <w:pStyle w:val="Compact"/>
+              <w:jc w:val="center"/>
             </w:pPr>
             <w:r>
               <w:t xml:space="preserve">34.3%</w:t>
@@ -2159,6 +2141,7 @@
           <w:p>
             <w:pPr>
               <w:pStyle w:val="Compact"/>
+              <w:jc w:val="center"/>
             </w:pPr>
             <w:r>
               <w:t xml:space="preserve">53.4%</w:t>
@@ -2183,6 +2166,7 @@
           <w:p>
             <w:pPr>
               <w:pStyle w:val="Compact"/>
+              <w:jc w:val="center"/>
             </w:pPr>
             <w:r>
               <w:t xml:space="preserve">665</w:t>
@@ -2194,6 +2178,7 @@
           <w:p>
             <w:pPr>
               <w:pStyle w:val="Compact"/>
+              <w:jc w:val="center"/>
             </w:pPr>
             <w:r>
               <w:t xml:space="preserve">0.52</w:t>
@@ -2205,6 +2190,7 @@
           <w:p>
             <w:pPr>
               <w:pStyle w:val="Compact"/>
+              <w:jc w:val="center"/>
             </w:pPr>
             <w:r>
               <w:t xml:space="preserve">35</w:t>
@@ -2216,6 +2202,7 @@
           <w:p>
             <w:pPr>
               <w:pStyle w:val="Compact"/>
+              <w:jc w:val="center"/>
             </w:pPr>
             <w:r>
               <w:t xml:space="preserve">38.5%</w:t>
@@ -2227,6 +2214,7 @@
           <w:p>
             <w:pPr>
               <w:pStyle w:val="Compact"/>
+              <w:jc w:val="center"/>
             </w:pPr>
             <w:r>
               <w:t xml:space="preserve">57.5%</w:t>
@@ -2251,6 +2239,7 @@
           <w:p>
             <w:pPr>
               <w:pStyle w:val="Compact"/>
+              <w:jc w:val="center"/>
             </w:pPr>
             <w:r>
               <w:t xml:space="preserve">330</w:t>
@@ -2262,6 +2251,7 @@
           <w:p>
             <w:pPr>
               <w:pStyle w:val="Compact"/>
+              <w:jc w:val="center"/>
             </w:pPr>
             <w:r>
               <w:t xml:space="preserve">0.55</w:t>
@@ -2273,6 +2263,7 @@
           <w:p>
             <w:pPr>
               <w:pStyle w:val="Compact"/>
+              <w:jc w:val="center"/>
             </w:pPr>
             <w:r>
               <w:t xml:space="preserve">89</w:t>
@@ -2284,6 +2275,7 @@
           <w:p>
             <w:pPr>
               <w:pStyle w:val="Compact"/>
+              <w:jc w:val="center"/>
             </w:pPr>
             <w:r>
               <w:t xml:space="preserve">43.2%</w:t>
@@ -2295,6 +2287,7 @@
           <w:p>
             <w:pPr>
               <w:pStyle w:val="Compact"/>
+              <w:jc w:val="center"/>
             </w:pPr>
             <w:r>
               <w:t xml:space="preserve">60.8%</w:t>
@@ -2319,6 +2312,7 @@
           <w:p>
             <w:pPr>
               <w:pStyle w:val="Compact"/>
+              <w:jc w:val="center"/>
             </w:pPr>
             <w:r>
               <w:t xml:space="preserve">10</w:t>
@@ -2330,6 +2324,7 @@
           <w:p>
             <w:pPr>
               <w:pStyle w:val="Compact"/>
+              <w:jc w:val="center"/>
             </w:pPr>
             <w:r>
               <w:t xml:space="preserve">0.60</w:t>
@@ -2341,6 +2336,7 @@
           <w:p>
             <w:pPr>
               <w:pStyle w:val="Compact"/>
+              <w:jc w:val="center"/>
             </w:pPr>
             <w:r>
               <w:t xml:space="preserve">2,919</w:t>
@@ -2352,6 +2348,7 @@
           <w:p>
             <w:pPr>
               <w:pStyle w:val="Compact"/>
+              <w:jc w:val="center"/>
             </w:pPr>
             <w:r>
               <w:t xml:space="preserve">48.4%</w:t>
@@ -2363,6 +2360,7 @@
           <w:p>
             <w:pPr>
               <w:pStyle w:val="Compact"/>
+              <w:jc w:val="center"/>
             </w:pPr>
             <w:r>
               <w:t xml:space="preserve">68.2%</w:t>
@@ -2386,7 +2384,7 @@
         <w:t xml:space="preserve"> </w:t>
       </w:r>
       <w:r>
-        <w:t xml:space="preserve">Repeated-measures model of annual sling volume: adjusted rate ratios from a Poisson GEE clustered by NPI (reference URPS; exchangeable correlation, robust SEs).</w:t>
+        <w:t xml:space="preserve">Adjusted rate ratios for annual sling volume from a Poisson GEE clustered by NPI (URPS reference; exchangeable correlation; robust standard errors).</w:t>
       </w:r>
     </w:p>
     <w:tbl>
@@ -2420,6 +2418,7 @@
           <w:p>
             <w:pPr>
               <w:pStyle w:val="Compact"/>
+              <w:jc w:val="center"/>
             </w:pPr>
             <w:r>
               <w:t xml:space="preserve">Rate ratio (95% CI)</w:t>
@@ -2431,6 +2430,7 @@
           <w:p>
             <w:pPr>
               <w:pStyle w:val="Compact"/>
+              <w:jc w:val="center"/>
             </w:pPr>
             <w:r>
               <w:t xml:space="preserve">p-value</w:t>
@@ -2455,6 +2455,7 @@
           <w:p>
             <w:pPr>
               <w:pStyle w:val="Compact"/>
+              <w:jc w:val="center"/>
             </w:pPr>
             <w:r>
               <w:t xml:space="preserve">0.82 (0.70–0.95)</w:t>
@@ -2466,6 +2467,7 @@
           <w:p>
             <w:pPr>
               <w:pStyle w:val="Compact"/>
+              <w:jc w:val="center"/>
             </w:pPr>
             <w:r>
               <w:t xml:space="preserve">0.008</w:t>
@@ -2490,6 +2492,7 @@
           <w:p>
             <w:pPr>
               <w:pStyle w:val="Compact"/>
+              <w:jc w:val="center"/>
             </w:pPr>
             <w:r>
               <w:t xml:space="preserve">0.67 (0.50–0.90)</w:t>
@@ -2501,6 +2504,7 @@
           <w:p>
             <w:pPr>
               <w:pStyle w:val="Compact"/>
+              <w:jc w:val="center"/>
             </w:pPr>
             <w:r>
               <w:t xml:space="preserve">0.008</w:t>
@@ -2525,6 +2529,7 @@
           <w:p>
             <w:pPr>
               <w:pStyle w:val="Compact"/>
+              <w:jc w:val="center"/>
             </w:pPr>
             <w:r>
               <w:t xml:space="preserve">0.56 (0.40–0.76)</w:t>
@@ -2536,9 +2541,10 @@
           <w:p>
             <w:pPr>
               <w:pStyle w:val="Compact"/>
-            </w:pPr>
-            <w:r>
-              <w:t xml:space="preserve">&lt; 0.001</w:t>
+              <w:jc w:val="center"/>
+            </w:pPr>
+            <w:r>
+              <w:t xml:space="preserve">&lt;0.001</w:t>
             </w:r>
           </w:p>
         </w:tc>
@@ -2560,6 +2566,7 @@
           <w:p>
             <w:pPr>
               <w:pStyle w:val="Compact"/>
+              <w:jc w:val="center"/>
             </w:pPr>
             <w:r>
               <w:t xml:space="preserve">1.00 (0.99–1.00)</w:t>
@@ -2571,6 +2578,7 @@
           <w:p>
             <w:pPr>
               <w:pStyle w:val="Compact"/>
+              <w:jc w:val="center"/>
             </w:pPr>
             <w:r>
               <w:t xml:space="preserve">0.52</w:t>
@@ -2595,6 +2603,7 @@
           <w:p>
             <w:pPr>
               <w:pStyle w:val="Compact"/>
+              <w:jc w:val="center"/>
             </w:pPr>
             <w:r>
               <w:t xml:space="preserve">0.89 (0.85–0.92)</w:t>
@@ -2606,9 +2615,10 @@
           <w:p>
             <w:pPr>
               <w:pStyle w:val="Compact"/>
-            </w:pPr>
-            <w:r>
-              <w:t xml:space="preserve">&lt; 0.001</w:t>
+              <w:jc w:val="center"/>
+            </w:pPr>
+            <w:r>
+              <w:t xml:space="preserve">&lt;0.001</w:t>
             </w:r>
           </w:p>
         </w:tc>
@@ -2629,7 +2639,7 @@
         <w:t xml:space="preserve"> </w:t>
       </w:r>
       <w:r>
-        <w:t xml:space="preserve">Market-share trends under classification schemes that bracket the true trend. Fixed-membership is a lower bound (treats not-yet-certified physicians as already URPS); time-varying certification-gated is an upper bound (board certification lags practice onset). All schemes are significant and positive.</w:t>
+        <w:t xml:space="preserve">Market-share trends under classification schemes that bound the likely trend. Fixed membership provides a lower bound because it treats not-yet-certified physicians as URPS; certification-gated classification provides an upper bound because certification follows practice onset. All estimated trends are positive and statistically significant.</w:t>
       </w:r>
     </w:p>
     <w:tbl>
@@ -2665,6 +2675,7 @@
           <w:p>
             <w:pPr>
               <w:pStyle w:val="Compact"/>
+              <w:jc w:val="center"/>
             </w:pPr>
             <w:r>
               <w:t xml:space="preserve">2013 → 2023</w:t>
@@ -2676,6 +2687,7 @@
           <w:p>
             <w:pPr>
               <w:pStyle w:val="Compact"/>
+              <w:jc w:val="center"/>
             </w:pPr>
             <w:r>
               <w:t xml:space="preserve">Slope (pp/year)</w:t>
@@ -2687,6 +2699,7 @@
           <w:p>
             <w:pPr>
               <w:pStyle w:val="Compact"/>
+              <w:jc w:val="center"/>
             </w:pPr>
             <w:r>
               <w:t xml:space="preserve">p-value</w:t>
@@ -2711,6 +2724,7 @@
           <w:p>
             <w:pPr>
               <w:pStyle w:val="Compact"/>
+              <w:jc w:val="center"/>
             </w:pPr>
             <w:r>
               <w:t xml:space="preserve">60.8% → 70.1%</w:t>
@@ -2722,6 +2736,7 @@
           <w:p>
             <w:pPr>
               <w:pStyle w:val="Compact"/>
+              <w:jc w:val="center"/>
             </w:pPr>
             <w:r>
               <w:t xml:space="preserve">0.84</w:t>
@@ -2733,9 +2748,10 @@
           <w:p>
             <w:pPr>
               <w:pStyle w:val="Compact"/>
-            </w:pPr>
-            <w:r>
-              <w:t xml:space="preserve">&lt; 0.001</w:t>
+              <w:jc w:val="center"/>
+            </w:pPr>
+            <w:r>
+              <w:t xml:space="preserve">&lt;0.001</w:t>
             </w:r>
           </w:p>
         </w:tc>
@@ -2757,6 +2773,7 @@
           <w:p>
             <w:pPr>
               <w:pStyle w:val="Compact"/>
+              <w:jc w:val="center"/>
             </w:pPr>
             <w:r>
               <w:t xml:space="preserve">53.4% → 63.8%</w:t>
@@ -2768,6 +2785,7 @@
           <w:p>
             <w:pPr>
               <w:pStyle w:val="Compact"/>
+              <w:jc w:val="center"/>
             </w:pPr>
             <w:r>
               <w:t xml:space="preserve">0.90</w:t>
@@ -2779,9 +2797,10 @@
           <w:p>
             <w:pPr>
               <w:pStyle w:val="Compact"/>
-            </w:pPr>
-            <w:r>
-              <w:t xml:space="preserve">&lt; 0.001</w:t>
+              <w:jc w:val="center"/>
+            </w:pPr>
+            <w:r>
+              <w:t xml:space="preserve">&lt;0.001</w:t>
             </w:r>
           </w:p>
         </w:tc>
@@ -2803,6 +2822,7 @@
           <w:p>
             <w:pPr>
               <w:pStyle w:val="Compact"/>
+              <w:jc w:val="center"/>
             </w:pPr>
             <w:r>
               <w:t xml:space="preserve">n/a</w:t>
@@ -2814,6 +2834,7 @@
           <w:p>
             <w:pPr>
               <w:pStyle w:val="Compact"/>
+              <w:jc w:val="center"/>
             </w:pPr>
             <w:r>
               <w:t xml:space="preserve">0.98</w:t>
@@ -2825,9 +2846,10 @@
           <w:p>
             <w:pPr>
               <w:pStyle w:val="Compact"/>
-            </w:pPr>
-            <w:r>
-              <w:t xml:space="preserve">&lt; 0.001</w:t>
+              <w:jc w:val="center"/>
+            </w:pPr>
+            <w:r>
+              <w:t xml:space="preserve">&lt;0.001</w:t>
             </w:r>
           </w:p>
         </w:tc>
@@ -2849,6 +2871,7 @@
           <w:p>
             <w:pPr>
               <w:pStyle w:val="Compact"/>
+              <w:jc w:val="center"/>
             </w:pPr>
             <w:r>
               <w:t xml:space="preserve">n/a</w:t>
@@ -2860,6 +2883,7 @@
           <w:p>
             <w:pPr>
               <w:pStyle w:val="Compact"/>
+              <w:jc w:val="center"/>
             </w:pPr>
             <w:r>
               <w:t xml:space="preserve">0.96</w:t>
@@ -2871,6 +2895,7 @@
           <w:p>
             <w:pPr>
               <w:pStyle w:val="Compact"/>
+              <w:jc w:val="center"/>
             </w:pPr>
             <w:r>
               <w:t xml:space="preserve">0.001</w:t>
@@ -2899,6 +2924,7 @@
           <w:p>
             <w:pPr>
               <w:pStyle w:val="Compact"/>
+              <w:jc w:val="center"/>
             </w:pPr>
             <w:r>
               <w:rPr>
@@ -2914,6 +2940,7 @@
           <w:p>
             <w:pPr>
               <w:pStyle w:val="Compact"/>
+              <w:jc w:val="center"/>
             </w:pPr>
             <w:r>
               <w:rPr>
@@ -2929,13 +2956,14 @@
           <w:p>
             <w:pPr>
               <w:pStyle w:val="Compact"/>
+              <w:jc w:val="center"/>
             </w:pPr>
             <w:r>
               <w:rPr>
                 <w:b/>
                 <w:bCs/>
               </w:rPr>
-              <w:t xml:space="preserve">&lt; 0.001</w:t>
+              <w:t xml:space="preserve">&lt;0.001</w:t>
             </w:r>
           </w:p>
         </w:tc>
@@ -2957,6 +2985,7 @@
           <w:p>
             <w:pPr>
               <w:pStyle w:val="Compact"/>
+              <w:jc w:val="center"/>
             </w:pPr>
             <w:r>
               <w:t xml:space="preserve">n/a</w:t>
@@ -2968,6 +2997,7 @@
           <w:p>
             <w:pPr>
               <w:pStyle w:val="Compact"/>
+              <w:jc w:val="center"/>
             </w:pPr>
             <w:r>
               <w:t xml:space="preserve">1.33</w:t>
@@ -2979,9 +3009,10 @@
           <w:p>
             <w:pPr>
               <w:pStyle w:val="Compact"/>
-            </w:pPr>
-            <w:r>
-              <w:t xml:space="preserve">&lt; 0.001</w:t>
+              <w:jc w:val="center"/>
+            </w:pPr>
+            <w:r>
+              <w:t xml:space="preserve">&lt;0.001</w:t>
             </w:r>
           </w:p>
         </w:tc>
@@ -3002,7 +3033,7 @@
         <w:t xml:space="preserve"> </w:t>
       </w:r>
       <w:r>
-        <w:t xml:space="preserve">Annual sling workforce dynamics (newly observable surgeons; two-year washout). Entrants were absent in both prior observable years; exiting surgeons were absent in both subsequent observable years. Entrant/continuing counts are undefined for the first two years and exiting counts for the last two.</w:t>
+        <w:t xml:space="preserve">Annual sling workforce dynamics using a two-year washout. Entrants were absent in both prior observable years; apparent exits were absent in both subsequent observable years. Entrant and continuing counts are undefined for the first two years, and exit counts are undefined for the last two years.</w:t>
       </w:r>
     </w:p>
     <w:tbl>
@@ -3013,13 +3044,13 @@
         <w:tblLook w:firstRow="1" w:lastRow="0" w:firstColumn="0" w:lastColumn="0" w:noHBand="0" w:noVBand="0" w:val="0020"/>
       </w:tblPr>
       <w:tblGrid>
-        <w:gridCol w:w="516"/>
-        <w:gridCol w:w="946"/>
-        <w:gridCol w:w="860"/>
-        <w:gridCol w:w="946"/>
-        <w:gridCol w:w="774"/>
-        <w:gridCol w:w="1893"/>
-        <w:gridCol w:w="1980"/>
+        <w:gridCol w:w="505"/>
+        <w:gridCol w:w="1011"/>
+        <w:gridCol w:w="842"/>
+        <w:gridCol w:w="1011"/>
+        <w:gridCol w:w="758"/>
+        <w:gridCol w:w="1853"/>
+        <w:gridCol w:w="1937"/>
       </w:tblGrid>
       <w:tr>
         <w:trPr>
@@ -3030,6 +3061,7 @@
           <w:p>
             <w:pPr>
               <w:pStyle w:val="Compact"/>
+              <w:jc w:val="center"/>
             </w:pPr>
             <w:r>
               <w:t xml:space="preserve">Year</w:t>
@@ -3041,6 +3073,7 @@
           <w:p>
             <w:pPr>
               <w:pStyle w:val="Compact"/>
+              <w:jc w:val="center"/>
             </w:pPr>
             <w:r>
               <w:t xml:space="preserve">Observable</w:t>
@@ -3052,6 +3085,7 @@
           <w:p>
             <w:pPr>
               <w:pStyle w:val="Compact"/>
+              <w:jc w:val="center"/>
             </w:pPr>
             <w:r>
               <w:t xml:space="preserve">Entrants</w:t>
@@ -3063,6 +3097,7 @@
           <w:p>
             <w:pPr>
               <w:pStyle w:val="Compact"/>
+              <w:jc w:val="center"/>
             </w:pPr>
             <w:r>
               <w:t xml:space="preserve">Continuing</w:t>
@@ -3074,6 +3109,7 @@
           <w:p>
             <w:pPr>
               <w:pStyle w:val="Compact"/>
+              <w:jc w:val="center"/>
             </w:pPr>
             <w:r>
               <w:t xml:space="preserve">Exiting</w:t>
@@ -3085,6 +3121,7 @@
           <w:p>
             <w:pPr>
               <w:pStyle w:val="Compact"/>
+              <w:jc w:val="center"/>
             </w:pPr>
             <w:r>
               <w:t xml:space="preserve">% volume by entrants</w:t>
@@ -3096,6 +3133,7 @@
           <w:p>
             <w:pPr>
               <w:pStyle w:val="Compact"/>
+              <w:jc w:val="center"/>
             </w:pPr>
             <w:r>
               <w:t xml:space="preserve">Median entrant volume</w:t>
@@ -3109,6 +3147,7 @@
           <w:p>
             <w:pPr>
               <w:pStyle w:val="Compact"/>
+              <w:jc w:val="center"/>
             </w:pPr>
             <w:r>
               <w:t xml:space="preserve">2013</w:t>
@@ -3120,6 +3159,7 @@
           <w:p>
             <w:pPr>
               <w:pStyle w:val="Compact"/>
+              <w:jc w:val="center"/>
             </w:pPr>
             <w:r>
               <w:t xml:space="preserve">812</w:t>
@@ -3131,6 +3171,7 @@
           <w:p>
             <w:pPr>
               <w:pStyle w:val="Compact"/>
+              <w:jc w:val="center"/>
             </w:pPr>
             <w:r>
               <w:t xml:space="preserve">n/a</w:t>
@@ -3142,6 +3183,7 @@
           <w:p>
             <w:pPr>
               <w:pStyle w:val="Compact"/>
+              <w:jc w:val="center"/>
             </w:pPr>
             <w:r>
               <w:t xml:space="preserve">n/a</w:t>
@@ -3153,6 +3195,7 @@
           <w:p>
             <w:pPr>
               <w:pStyle w:val="Compact"/>
+              <w:jc w:val="center"/>
             </w:pPr>
             <w:r>
               <w:t xml:space="preserve">214</w:t>
@@ -3164,6 +3207,7 @@
           <w:p>
             <w:pPr>
               <w:pStyle w:val="Compact"/>
+              <w:jc w:val="center"/>
             </w:pPr>
             <w:r>
               <w:t xml:space="preserve">n/a</w:t>
@@ -3175,6 +3219,7 @@
           <w:p>
             <w:pPr>
               <w:pStyle w:val="Compact"/>
+              <w:jc w:val="center"/>
             </w:pPr>
             <w:r>
               <w:t xml:space="preserve">n/a</w:t>
@@ -3188,6 +3233,7 @@
           <w:p>
             <w:pPr>
               <w:pStyle w:val="Compact"/>
+              <w:jc w:val="center"/>
             </w:pPr>
             <w:r>
               <w:t xml:space="preserve">2014</w:t>
@@ -3199,6 +3245,7 @@
           <w:p>
             <w:pPr>
               <w:pStyle w:val="Compact"/>
+              <w:jc w:val="center"/>
             </w:pPr>
             <w:r>
               <w:t xml:space="preserve">685</w:t>
@@ -3210,6 +3257,7 @@
           <w:p>
             <w:pPr>
               <w:pStyle w:val="Compact"/>
+              <w:jc w:val="center"/>
             </w:pPr>
             <w:r>
               <w:t xml:space="preserve">n/a</w:t>
@@ -3221,6 +3269,7 @@
           <w:p>
             <w:pPr>
               <w:pStyle w:val="Compact"/>
+              <w:jc w:val="center"/>
             </w:pPr>
             <w:r>
               <w:t xml:space="preserve">n/a</w:t>
@@ -3232,6 +3281,7 @@
           <w:p>
             <w:pPr>
               <w:pStyle w:val="Compact"/>
+              <w:jc w:val="center"/>
             </w:pPr>
             <w:r>
               <w:t xml:space="preserve">164</w:t>
@@ -3243,6 +3293,7 @@
           <w:p>
             <w:pPr>
               <w:pStyle w:val="Compact"/>
+              <w:jc w:val="center"/>
             </w:pPr>
             <w:r>
               <w:t xml:space="preserve">n/a</w:t>
@@ -3254,6 +3305,7 @@
           <w:p>
             <w:pPr>
               <w:pStyle w:val="Compact"/>
+              <w:jc w:val="center"/>
             </w:pPr>
             <w:r>
               <w:t xml:space="preserve">n/a</w:t>
@@ -3267,6 +3319,7 @@
           <w:p>
             <w:pPr>
               <w:pStyle w:val="Compact"/>
+              <w:jc w:val="center"/>
             </w:pPr>
             <w:r>
               <w:t xml:space="preserve">2015</w:t>
@@ -3278,6 +3331,7 @@
           <w:p>
             <w:pPr>
               <w:pStyle w:val="Compact"/>
+              <w:jc w:val="center"/>
             </w:pPr>
             <w:r>
               <w:t xml:space="preserve">655</w:t>
@@ -3289,6 +3343,7 @@
           <w:p>
             <w:pPr>
               <w:pStyle w:val="Compact"/>
+              <w:jc w:val="center"/>
             </w:pPr>
             <w:r>
               <w:t xml:space="preserve">127</w:t>
@@ -3300,6 +3355,7 @@
           <w:p>
             <w:pPr>
               <w:pStyle w:val="Compact"/>
+              <w:jc w:val="center"/>
             </w:pPr>
             <w:r>
               <w:t xml:space="preserve">528</w:t>
@@ -3311,6 +3367,7 @@
           <w:p>
             <w:pPr>
               <w:pStyle w:val="Compact"/>
+              <w:jc w:val="center"/>
             </w:pPr>
             <w:r>
               <w:t xml:space="preserve">136</w:t>
@@ -3322,6 +3379,7 @@
           <w:p>
             <w:pPr>
               <w:pStyle w:val="Compact"/>
+              <w:jc w:val="center"/>
             </w:pPr>
             <w:r>
               <w:t xml:space="preserve">14.2%</w:t>
@@ -3333,6 +3391,7 @@
           <w:p>
             <w:pPr>
               <w:pStyle w:val="Compact"/>
+              <w:jc w:val="center"/>
             </w:pPr>
             <w:r>
               <w:t xml:space="preserve">13</w:t>
@@ -3346,6 +3405,7 @@
           <w:p>
             <w:pPr>
               <w:pStyle w:val="Compact"/>
+              <w:jc w:val="center"/>
             </w:pPr>
             <w:r>
               <w:t xml:space="preserve">2016</w:t>
@@ -3357,6 +3417,7 @@
           <w:p>
             <w:pPr>
               <w:pStyle w:val="Compact"/>
+              <w:jc w:val="center"/>
             </w:pPr>
             <w:r>
               <w:t xml:space="preserve">701</w:t>
@@ -3368,6 +3429,7 @@
           <w:p>
             <w:pPr>
               <w:pStyle w:val="Compact"/>
+              <w:jc w:val="center"/>
             </w:pPr>
             <w:r>
               <w:t xml:space="preserve">158</w:t>
@@ -3379,6 +3441,7 @@
           <w:p>
             <w:pPr>
               <w:pStyle w:val="Compact"/>
+              <w:jc w:val="center"/>
             </w:pPr>
             <w:r>
               <w:t xml:space="preserve">543</w:t>
@@ -3390,6 +3453,7 @@
           <w:p>
             <w:pPr>
               <w:pStyle w:val="Compact"/>
+              <w:jc w:val="center"/>
             </w:pPr>
             <w:r>
               <w:t xml:space="preserve">219</w:t>
@@ -3401,6 +3465,7 @@
           <w:p>
             <w:pPr>
               <w:pStyle w:val="Compact"/>
+              <w:jc w:val="center"/>
             </w:pPr>
             <w:r>
               <w:t xml:space="preserve">15.3%</w:t>
@@ -3412,6 +3477,7 @@
           <w:p>
             <w:pPr>
               <w:pStyle w:val="Compact"/>
+              <w:jc w:val="center"/>
             </w:pPr>
             <w:r>
               <w:t xml:space="preserve">13</w:t>
@@ -3425,6 +3491,7 @@
           <w:p>
             <w:pPr>
               <w:pStyle w:val="Compact"/>
+              <w:jc w:val="center"/>
             </w:pPr>
             <w:r>
               <w:t xml:space="preserve">2018</w:t>
@@ -3436,6 +3503,7 @@
           <w:p>
             <w:pPr>
               <w:pStyle w:val="Compact"/>
+              <w:jc w:val="center"/>
             </w:pPr>
             <w:r>
               <w:t xml:space="preserve">672</w:t>
@@ -3447,6 +3515,7 @@
           <w:p>
             <w:pPr>
               <w:pStyle w:val="Compact"/>
+              <w:jc w:val="center"/>
             </w:pPr>
             <w:r>
               <w:t xml:space="preserve">184</w:t>
@@ -3458,6 +3527,7 @@
           <w:p>
             <w:pPr>
               <w:pStyle w:val="Compact"/>
+              <w:jc w:val="center"/>
             </w:pPr>
             <w:r>
               <w:t xml:space="preserve">488</w:t>
@@ -3469,6 +3539,7 @@
           <w:p>
             <w:pPr>
               <w:pStyle w:val="Compact"/>
+              <w:jc w:val="center"/>
             </w:pPr>
             <w:r>
               <w:t xml:space="preserve">154</w:t>
@@ -3480,6 +3551,7 @@
           <w:p>
             <w:pPr>
               <w:pStyle w:val="Compact"/>
+              <w:jc w:val="center"/>
             </w:pPr>
             <w:r>
               <w:t xml:space="preserve">20.6%</w:t>
@@ -3491,6 +3563,7 @@
           <w:p>
             <w:pPr>
               <w:pStyle w:val="Compact"/>
+              <w:jc w:val="center"/>
             </w:pPr>
             <w:r>
               <w:t xml:space="preserve">14</w:t>
@@ -3504,6 +3577,7 @@
           <w:p>
             <w:pPr>
               <w:pStyle w:val="Compact"/>
+              <w:jc w:val="center"/>
             </w:pPr>
             <w:r>
               <w:t xml:space="preserve">2019</w:t>
@@ -3515,6 +3589,7 @@
           <w:p>
             <w:pPr>
               <w:pStyle w:val="Compact"/>
+              <w:jc w:val="center"/>
             </w:pPr>
             <w:r>
               <w:t xml:space="preserve">650</w:t>
@@ -3526,6 +3601,7 @@
           <w:p>
             <w:pPr>
               <w:pStyle w:val="Compact"/>
+              <w:jc w:val="center"/>
             </w:pPr>
             <w:r>
               <w:t xml:space="preserve">122</w:t>
@@ -3537,6 +3613,7 @@
           <w:p>
             <w:pPr>
               <w:pStyle w:val="Compact"/>
+              <w:jc w:val="center"/>
             </w:pPr>
             <w:r>
               <w:t xml:space="preserve">528</w:t>
@@ -3548,6 +3625,7 @@
           <w:p>
             <w:pPr>
               <w:pStyle w:val="Compact"/>
+              <w:jc w:val="center"/>
             </w:pPr>
             <w:r>
               <w:t xml:space="preserve">230</w:t>
@@ -3559,6 +3637,7 @@
           <w:p>
             <w:pPr>
               <w:pStyle w:val="Compact"/>
+              <w:jc w:val="center"/>
             </w:pPr>
             <w:r>
               <w:t xml:space="preserve">12.4%</w:t>
@@ -3570,6 +3649,7 @@
           <w:p>
             <w:pPr>
               <w:pStyle w:val="Compact"/>
+              <w:jc w:val="center"/>
             </w:pPr>
             <w:r>
               <w:t xml:space="preserve">13</w:t>
@@ -3583,6 +3663,7 @@
           <w:p>
             <w:pPr>
               <w:pStyle w:val="Compact"/>
+              <w:jc w:val="center"/>
             </w:pPr>
             <w:r>
               <w:t xml:space="preserve">2020</w:t>
@@ -3594,6 +3675,7 @@
           <w:p>
             <w:pPr>
               <w:pStyle w:val="Compact"/>
+              <w:jc w:val="center"/>
             </w:pPr>
             <w:r>
               <w:t xml:space="preserve">445</w:t>
@@ -3605,6 +3687,7 @@
           <w:p>
             <w:pPr>
               <w:pStyle w:val="Compact"/>
+              <w:jc w:val="center"/>
             </w:pPr>
             <w:r>
               <w:t xml:space="preserve">48</w:t>
@@ -3616,6 +3699,7 @@
           <w:p>
             <w:pPr>
               <w:pStyle w:val="Compact"/>
+              <w:jc w:val="center"/>
             </w:pPr>
             <w:r>
               <w:t xml:space="preserve">397</w:t>
@@ -3627,6 +3711,7 @@
           <w:p>
             <w:pPr>
               <w:pStyle w:val="Compact"/>
+              <w:jc w:val="center"/>
             </w:pPr>
             <w:r>
               <w:t xml:space="preserve">66</w:t>
@@ -3638,6 +3723,7 @@
           <w:p>
             <w:pPr>
               <w:pStyle w:val="Compact"/>
+              <w:jc w:val="center"/>
             </w:pPr>
             <w:r>
               <w:t xml:space="preserve">7.4%</w:t>
@@ -3649,6 +3735,7 @@
           <w:p>
             <w:pPr>
               <w:pStyle w:val="Compact"/>
+              <w:jc w:val="center"/>
             </w:pPr>
             <w:r>
               <w:t xml:space="preserve">13</w:t>
@@ -3662,6 +3749,7 @@
           <w:p>
             <w:pPr>
               <w:pStyle w:val="Compact"/>
+              <w:jc w:val="center"/>
             </w:pPr>
             <w:r>
               <w:t xml:space="preserve">2021</w:t>
@@ -3673,6 +3761,7 @@
           <w:p>
             <w:pPr>
               <w:pStyle w:val="Compact"/>
+              <w:jc w:val="center"/>
             </w:pPr>
             <w:r>
               <w:t xml:space="preserve">458</w:t>
@@ -3684,6 +3773,7 @@
           <w:p>
             <w:pPr>
               <w:pStyle w:val="Compact"/>
+              <w:jc w:val="center"/>
             </w:pPr>
             <w:r>
               <w:t xml:space="preserve">77</w:t>
@@ -3695,6 +3785,7 @@
           <w:p>
             <w:pPr>
               <w:pStyle w:val="Compact"/>
+              <w:jc w:val="center"/>
             </w:pPr>
             <w:r>
               <w:t xml:space="preserve">381</w:t>
@@ -3706,6 +3797,7 @@
           <w:p>
             <w:pPr>
               <w:pStyle w:val="Compact"/>
+              <w:jc w:val="center"/>
             </w:pPr>
             <w:r>
               <w:t xml:space="preserve">81</w:t>
@@ -3717,6 +3809,7 @@
           <w:p>
             <w:pPr>
               <w:pStyle w:val="Compact"/>
+              <w:jc w:val="center"/>
             </w:pPr>
             <w:r>
               <w:t xml:space="preserve">12.1%</w:t>
@@ -3728,6 +3821,7 @@
           <w:p>
             <w:pPr>
               <w:pStyle w:val="Compact"/>
+              <w:jc w:val="center"/>
             </w:pPr>
             <w:r>
               <w:t xml:space="preserve">13</w:t>
@@ -3741,6 +3835,7 @@
           <w:p>
             <w:pPr>
               <w:pStyle w:val="Compact"/>
+              <w:jc w:val="center"/>
             </w:pPr>
             <w:r>
               <w:t xml:space="preserve">2022</w:t>
@@ -3752,6 +3847,7 @@
           <w:p>
             <w:pPr>
               <w:pStyle w:val="Compact"/>
+              <w:jc w:val="center"/>
             </w:pPr>
             <w:r>
               <w:t xml:space="preserve">562</w:t>
@@ -3763,6 +3859,7 @@
           <w:p>
             <w:pPr>
               <w:pStyle w:val="Compact"/>
+              <w:jc w:val="center"/>
             </w:pPr>
             <w:r>
               <w:t xml:space="preserve">168</w:t>
@@ -3774,6 +3871,7 @@
           <w:p>
             <w:pPr>
               <w:pStyle w:val="Compact"/>
+              <w:jc w:val="center"/>
             </w:pPr>
             <w:r>
               <w:t xml:space="preserve">394</w:t>
@@ -3785,6 +3883,7 @@
           <w:p>
             <w:pPr>
               <w:pStyle w:val="Compact"/>
+              <w:jc w:val="center"/>
             </w:pPr>
             <w:r>
               <w:t xml:space="preserve">n/a</w:t>
@@ -3796,6 +3895,7 @@
           <w:p>
             <w:pPr>
               <w:pStyle w:val="Compact"/>
+              <w:jc w:val="center"/>
             </w:pPr>
             <w:r>
               <w:t xml:space="preserve">22.5%</w:t>
@@ -3807,6 +3907,7 @@
           <w:p>
             <w:pPr>
               <w:pStyle w:val="Compact"/>
+              <w:jc w:val="center"/>
             </w:pPr>
             <w:r>
               <w:t xml:space="preserve">14</w:t>
@@ -3820,6 +3921,7 @@
           <w:p>
             <w:pPr>
               <w:pStyle w:val="Compact"/>
+              <w:jc w:val="center"/>
             </w:pPr>
             <w:r>
               <w:t xml:space="preserve">2023</w:t>
@@ -3831,6 +3933,7 @@
           <w:p>
             <w:pPr>
               <w:pStyle w:val="Compact"/>
+              <w:jc w:val="center"/>
             </w:pPr>
             <w:r>
               <w:t xml:space="preserve">562</w:t>
@@ -3842,6 +3945,7 @@
           <w:p>
             <w:pPr>
               <w:pStyle w:val="Compact"/>
+              <w:jc w:val="center"/>
             </w:pPr>
             <w:r>
               <w:t xml:space="preserve">126</w:t>
@@ -3853,6 +3957,7 @@
           <w:p>
             <w:pPr>
               <w:pStyle w:val="Compact"/>
+              <w:jc w:val="center"/>
             </w:pPr>
             <w:r>
               <w:t xml:space="preserve">436</w:t>
@@ -3864,6 +3969,7 @@
           <w:p>
             <w:pPr>
               <w:pStyle w:val="Compact"/>
+              <w:jc w:val="center"/>
             </w:pPr>
             <w:r>
               <w:t xml:space="preserve">n/a</w:t>
@@ -3875,6 +3981,7 @@
           <w:p>
             <w:pPr>
               <w:pStyle w:val="Compact"/>
+              <w:jc w:val="center"/>
             </w:pPr>
             <w:r>
               <w:t xml:space="preserve">15.7%</w:t>
@@ -3886,6 +3993,7 @@
           <w:p>
             <w:pPr>
               <w:pStyle w:val="Compact"/>
+              <w:jc w:val="center"/>
             </w:pPr>
             <w:r>
               <w:t xml:space="preserve">13</w:t>
@@ -3899,7 +4007,7 @@
         <w:pStyle w:val="BodyText"/>
       </w:pPr>
       <w:r>
-        <w:t xml:space="preserve">Entrants by specialty over the period: URPS 440, urology 373, General OB/GYN 189, MIGS 8.</w:t>
+        <w:t xml:space="preserve">Entrants by specialty: URPS, 440; urology, 373; General OB/GYN, 189; MIGS, 8.</w:t>
       </w:r>
     </w:p>
     <w:p>
@@ -3934,7 +4042,7 @@
         <w:t xml:space="preserve"> </w:t>
       </w:r>
       <w:r>
-        <w:t xml:space="preserve">Market share of midurethral sling procedures (CPT 57288) by specialty group, Medicare PUF 2013–2023 (2017 excluded). The URPS/gynecologic share rose significantly under every classification scheme; fixed-membership classification (+0.84 pp/year, gynecologic share 60.8% → 70.1%) and time-varying certification-gated classification (+2.28 pp/year, URPS share 46.3% → 74.2%) bracket the true trend.</w:t>
+        <w:t xml:space="preserve">Market share of midurethral sling procedures (CPT 57288) by specialty, Medicare PUF 2013–2023 (2017 excluded). The URPS or gynecologic share increased under every classification scheme. Fixed membership (gynecologic share 60.8% to 70.1%; +0.84 percentage points/year) and certification-gated classification (URPS share 46.3% to 74.2%; +2.28 percentage points/year) bound the likely trend.</w:t>
       </w:r>
     </w:p>
     <w:p>
@@ -3952,7 +4060,7 @@
         <w:t xml:space="preserve"> </w:t>
       </w:r>
       <w:r>
-        <w:t xml:space="preserve">Distribution of annual midurethral sling volume by specialty group (violin + box plots, log scale). The minimum observable volume is 11 due to CMS cell suppression.</w:t>
+        <w:t xml:space="preserve">Annual midurethral sling volume by specialty (violin and box plots; logarithmic scale). The minimum observable volume is 11 because of CMS cell suppression.</w:t>
       </w:r>
     </w:p>
     <w:p>
@@ -3970,7 +4078,7 @@
         <w:t xml:space="preserve"> </w:t>
       </w:r>
       <w:r>
-        <w:t xml:space="preserve">Lorenz curves of procedural concentration by specialty. Curves farther from the diagonal indicate greater concentration; URPS (Gini 0.51) is closest to equality, MIGS (0.60) farthest.</w:t>
+        <w:t xml:space="preserve">Lorenz curves of procedural concentration by specialty. Greater distance from the diagonal indicates greater concentration. URPS (Gini 0.51) is closest to equality; MIGS (0.60) is farthest.</w:t>
       </w:r>
     </w:p>
     <w:p>
@@ -3988,7 +4096,7 @@
         <w:t xml:space="preserve"> </w:t>
       </w:r>
       <w:r>
-        <w:t xml:space="preserve">Annual procedural concentration by specialty (Gini, HHI, top-20% and bottom-50% shares) per calendar year; within-year concentration is low and stable. MIGS excluded from these panels (too few surgeons/year for a stable estimate).</w:t>
+        <w:t xml:space="preserve">Annual concentration by specialty, measured by Gini, HHI, top-20% share, and bottom-50% share. Within-year concentration was low and stable. MIGS was excluded because too few surgeons were observed each year for stable estimates.</w:t>
       </w:r>
     </w:p>
     <w:p>
@@ -4006,7 +4114,7 @@
         <w:t xml:space="preserve"> </w:t>
       </w:r>
       <w:r>
-        <w:t xml:space="preserve">Observable surgeons and total procedure volume per year by specialty; the surgeon-pool decline is concentrated in urology and General OB/GYN.</w:t>
+        <w:t xml:space="preserve">Observable surgeons and total procedure volume by year and specialty. The decline in the surgeon pool was concentrated in urology and General OB/GYN.</w:t>
       </w:r>
     </w:p>
     <w:bookmarkEnd w:id="31"/>

--- a/output/manuscript.docx
+++ b/output/manuscript.docx
@@ -2,10 +2,9 @@
 <file path=word/document.xml><?xml version="1.0" encoding="utf-8"?>
 <w:document xmlns:w="http://schemas.openxmlformats.org/wordprocessingml/2006/main" xmlns:m="http://schemas.openxmlformats.org/officeDocument/2006/math" xmlns:r="http://schemas.openxmlformats.org/officeDocument/2006/relationships" xmlns:o="urn:schemas-microsoft-com:office:office" xmlns:v="urn:schemas-microsoft-com:vml" xmlns:w10="urn:schemas-microsoft-com:office:word" xmlns:a="http://schemas.openxmlformats.org/drawingml/2006/main" xmlns:pic="http://schemas.openxmlformats.org/drawingml/2006/picture" xmlns:wp="http://schemas.openxmlformats.org/drawingml/2006/wordprocessingDrawing">
   <w:body>
-    <w:bookmarkStart w:id="32" w:name="X479501af9b671b047bede567e33618d02582bbc"/>
-    <w:p>
-      <w:pPr>
-        <w:pStyle w:val="Heading1"/>
+    <w:p>
+      <w:pPr>
+        <w:pStyle w:val="Title"/>
       </w:pPr>
       <w:r>
         <w:t xml:space="preserve">Specialty Distribution, Procedural Concentration, and Trends in Midurethral Sling Surgery Among Medicare Beneficiaries, 2013–2023</w:t>
@@ -13,7 +12,7 @@
     </w:p>
     <w:p>
       <w:pPr>
-        <w:pStyle w:val="FirstParagraph"/>
+        <w:pStyle w:val="Author"/>
       </w:pPr>
       <w:r>
         <w:t xml:space="preserve">Tyler Muffly, MD</w:t>
@@ -97,7 +96,7 @@
         <w:t xml:space="preserve"> </w:t>
       </w:r>
       <w:r>
-        <w:t xml:space="preserve">After 2017 was excluded, 1,745 physicians performed 131,637 procedures across 6,202 physician-years. URPS was the largest group (753 physicians; 80,033 procedures, 60.8%; median 19/year [p25–p75, 14–27]), followed by non-URPS urology (665 physicians; 26.1%; median 16), General OB/GYN (330; 12.5%; median 15), and MIGS (10; 0.7%; median 16). Annual procedures declined from 16,399 in 2013 to 12,223 in 2023 (−469/year; p = 0.03), with a low of 9,228 in 2020 and partial recovery thereafter. Compared with URPS, adjusted annual volume was lower for urology (rate ratio [RR] 0.82, 95% CI 0.70–0.95), General OB/GYN (RR 0.67, 0.50–0.90), and MIGS (RR 0.56, 0.40–0.76). Volume fell by approximately 11% in 2020 (RR 0.89, 0.85–0.92; p &lt; 0.001), but per-physician volume did not change overall (RR 1.00; p = 0.52). Among the three well-populated groups, pooled concentration was modest and lowest for URPS (Gini 0.51, HHI 27; top 20% performed 53.4%); within-year concentration remained low and stable (annual Gini approximately 0.27; p for trend = 0.82). URPS share increased by 0.90 percentage points per year (p &lt; 0.001), whereas urology (−0.55; p = 0.004) and General OB/GYN (−0.42; p = 0.006) declined. The increase remained significant under every classification scheme, from a lower-bound gynecologic-share increase of 60.8% to 70.1% (+0.84 percentage points/year) to an upper-bound URPS increase of 46.3% to 74.2% (+2.28 percentage points/year). Newly observable surgeons performed 7%–23% of annual volume at a median of approximately 13 cases; URPS contributed the most entrants (440), while urology showed substantial turnover (373 entrants despite a declining share).</w:t>
+        <w:t xml:space="preserve">After 2017 was excluded, 1,745 physicians performed 131,637 procedures across 6,202 physician-years. URPS was the largest group (753 physicians; 80,033 procedures, 60.8%; median 19/year [p25–p75, 14–27]), followed by non-URPS urology (665 physicians; 26.1%; median 16), General OB/GYN (330; 12.5%; median 15), and MIGS (10; 0.7%; median 16). Annual procedures declined from 16,399 in 2013 to 12,223 in 2023 (-469/year; p = 0.029), with a low of 9,228 in 2020 and partial recovery thereafter. Compared with URPS, adjusted annual volume was lower for urology (rate ratio [RR] 0.82 (0.70–0.95)), General OB/GYN (RR 0.67 (0.50–0.90)), and MIGS (RR 0.55 (0.40–0.76)). Volume fell by approximately 11% in 2020 (RR 0.89 (0.85–0.92); p &lt; 0.001), but per-physician volume did not change overall (RR 1.00 (0.99–1.01); p = 0.523). Among the three well-populated groups, pooled concentration was modest and lowest for URPS (Gini 0.51, HHI 27; top 20% performed 53.4%); within-year concentration remained low and stable (annual Gini approximately 0.26–0.28; p for trend = 0.824). URPS share increased by 0.90 percentage points per year (p &lt; 0.001), whereas urology (-0.55; p = 0.004) and General OB/GYN (-0.42; p = 0.006) declined. The increase remained significant under every classification scheme, from a lower-bound gynecologic-share increase of 60.8% to 70.1% (+0.84 percentage points/year) to an upper-bound URPS increase of 46.3% to 74.2% (+2.28 percentage points/year). Newly observable surgeons performed 7.4%–22.5% of annual volume at a median of approximately 13 cases; URPS contributed the most entrants (440), while urology showed substantial turnover (373 entrants despite a declining share).</w:t>
       </w:r>
     </w:p>
     <w:p>
@@ -222,7 +221,7 @@
       </w:r>
     </w:p>
     <w:bookmarkEnd w:id="10"/>
-    <w:bookmarkStart w:id="15" w:name="methods"/>
+    <w:bookmarkStart w:id="16" w:name="methods"/>
     <w:p>
       <w:pPr>
         <w:pStyle w:val="Heading2"/>
@@ -361,7 +360,7 @@
       </w:r>
     </w:p>
     <w:bookmarkEnd w:id="13"/>
-    <w:bookmarkStart w:id="14" w:name="X46ca734e3ebd5db0ec3b7b3638b7437bae62243"/>
+    <w:bookmarkStart w:id="15" w:name="X46ca734e3ebd5db0ec3b7b3638b7437bae62243"/>
     <w:p>
       <w:pPr>
         <w:pStyle w:val="Heading3"/>
@@ -431,12 +430,26 @@
         <w:pStyle w:val="BodyText"/>
       </w:pPr>
       <w:r>
-        <w:t xml:space="preserve">Analyses were performed in R 4.4, with package versions locked through renv. The complete analytic pipeline is available at https://github.com/mufflyt/sling-volume-patterns.</w:t>
-      </w:r>
-    </w:p>
-    <w:bookmarkEnd w:id="14"/>
+        <w:t xml:space="preserve">Analyses were performed in R 4.4, with package versions locked through renv. The complete analytic pipeline is available at</w:t>
+      </w:r>
+      <w:r>
+        <w:t xml:space="preserve"> </w:t>
+      </w:r>
+      <w:hyperlink r:id="rId14">
+        <w:r>
+          <w:rPr>
+            <w:rStyle w:val="Hyperlink"/>
+          </w:rPr>
+          <w:t xml:space="preserve">https://github.com/mufflyt/sling-volume-patterns</w:t>
+        </w:r>
+      </w:hyperlink>
+      <w:r>
+        <w:t xml:space="preserve">.</w:t>
+      </w:r>
+    </w:p>
     <w:bookmarkEnd w:id="15"/>
-    <w:bookmarkStart w:id="21" w:name="results"/>
+    <w:bookmarkEnd w:id="16"/>
+    <w:bookmarkStart w:id="22" w:name="results"/>
     <w:p>
       <w:pPr>
         <w:pStyle w:val="Heading2"/>
@@ -445,7 +458,7 @@
         <w:t xml:space="preserve">Results</w:t>
       </w:r>
     </w:p>
-    <w:bookmarkStart w:id="16" w:name="cohort-and-annual-volume"/>
+    <w:bookmarkStart w:id="17" w:name="cohort-and-annual-volume"/>
     <w:p>
       <w:pPr>
         <w:pStyle w:val="Heading3"/>
@@ -467,11 +480,11 @@
         <w:pStyle w:val="BodyText"/>
       </w:pPr>
       <w:r>
-        <w:t xml:space="preserve">Observed annual volume declined from 16,399 procedures in 2013 to 12,223 in 2023 (linear trend, −469 procedures/year; p = 0.03). The number of observable surgeons also fell, from 812 to 562. Volume reached a low of 9,228 procedures in 2020, consistent with pandemic-related deferral of elective surgery. It partially recovered to 12,053 in 2022 and 12,223 in 2023 but remained below pre-2020 levels. Therefore, the pooled total masks a decade-long decline in Medicare sling volume.</w:t>
-      </w:r>
-    </w:p>
-    <w:bookmarkEnd w:id="16"/>
-    <w:bookmarkStart w:id="17" w:name="specialty-distribution-and-trends"/>
+        <w:t xml:space="preserve">Observed annual volume declined from 16,399 procedures in 2013 to 12,223 in 2023 (linear trend, -469 procedures/year; p = 0.029). The number of observable surgeons also fell, from 812 to 562. Volume reached a low of 9,228 procedures in 2020, consistent with pandemic-related deferral of elective surgery. It partially recovered to 12,053 in 2022 and 12,223 in 2023 but remained below pre-2020 levels. Therefore, the pooled total masks a decade-long decline in Medicare sling volume.</w:t>
+      </w:r>
+    </w:p>
+    <w:bookmarkEnd w:id="17"/>
+    <w:bookmarkStart w:id="18" w:name="specialty-distribution-and-trends"/>
     <w:p>
       <w:pPr>
         <w:pStyle w:val="Heading3"/>
@@ -485,7 +498,7 @@
         <w:pStyle w:val="FirstParagraph"/>
       </w:pPr>
       <w:r>
-        <w:t xml:space="preserve">URPS was the largest group: 753 physicians contributed 3,498 physician-years and 80,033 procedures (60.8%), with a median annual volume of 19 (p25–p75, 14–27). Non-URPS urology included 665 physicians, 1,810 physician-years, and 34,351 procedures (26.1%; median 16, 13–22). General OB/GYN included 330 physicians, 858 physician-years, and 16,391 procedures (12.5%; median 15, 12–22). MIGS included 10 physicians, 36 physician-years, and 862 procedures (0.7%; median 16, 12–24) (Table 1).</w:t>
+        <w:t xml:space="preserve">URPS was the largest group: 753 physicians contributed 3,498 physician-years and 80,033 procedures (60.8%), with a median annual volume of 19 (p25–p75, 14–27). Non-URPS urology included 665 physicians, 1,810 physician-years, and 34,351 procedures (26.1%; median 16, 13–22). General OB/GYN included 330 physicians, 858 physician-years, and 16,391 procedures (12.5%; median 15, 12–22). MIGS included 10 physicians, 36 physician-years, and 862 procedures (0.7%; median 16, 12–23.5) (Table 1).</w:t>
       </w:r>
     </w:p>
     <w:p>
@@ -493,7 +506,7 @@
         <w:pStyle w:val="BodyText"/>
       </w:pPr>
       <w:r>
-        <w:t xml:space="preserve">Because 13 physicians changed specialty groups across years, specialty-specific physician counts exceed the unique cohort total. Including urology-pathway urogynecologists reassigned 150 physicians and 11,503 procedures from urology to URPS compared with an ABOG-only classification.</w:t>
+        <w:t xml:space="preserve">Because 13 physicians changed specialty groups across years, specialty-specific physician counts exceed the unique cohort total. Including urology-pathway urogynecologists reassigned 148 physicians and 10,749 procedures from urology to URPS compared with an ABOG-only classification.</w:t>
       </w:r>
     </w:p>
     <w:p>
@@ -501,7 +514,7 @@
         <w:pStyle w:val="BodyText"/>
       </w:pPr>
       <w:r>
-        <w:t xml:space="preserve">Annual market shares moved in different directions (Table 1). URPS increased from 53.4% in 2013 to 63.8% in 2023 (+0.90 percentage points/year; 95% CI 0.49–1.31; p &lt; 0.001). Urology decreased from 30.7% to 23.1% (−0.55 percentage points/year; 95% CI −0.87 to −0.23; p = 0.004), and General OB/GYN decreased from 15.7% to 12.3% (−0.42 percentage points/year; 95% CI −0.68 to −0.16; p = 0.006). MIGS increased descriptively from 0.2% to 0.8% (+0.07 percentage points/year), but this estimate is based on only 10 physicians. Because total volume declined, these changes represent redistribution among specialties rather than procedure growth.</w:t>
+        <w:t xml:space="preserve">Annual market shares moved in different directions (Table 1). URPS increased from 53.4% in 2013 to 63.8% in 2023 (+0.90 percentage points/year; 95% CI 0.49 to 1.31; p &lt; 0.001). Urology decreased from 30.7% to 23.1% (-0.55 percentage points/year; 95% CI -0.87 to -0.23; p = 0.004), and General OB/GYN decreased from 15.7% to 12.3% (-0.42 percentage points/year; 95% CI -0.68 to -0.16; p = 0.006). MIGS increased descriptively from 0.2% to 0.8% (+0.07 percentage points/year), but this estimate is based on only 10 physicians. Because total volume declined, these changes represent redistribution among specialties rather than procedure growth.</w:t>
       </w:r>
     </w:p>
     <w:p>
@@ -517,11 +530,11 @@
         <w:pStyle w:val="BodyText"/>
       </w:pPr>
       <w:r>
-        <w:t xml:space="preserve">In the Poisson GEE clustered by NPI, adjusted annual volume was lower than URPS for every other group: urology RR 0.82 (95% CI 0.70–0.95), General OB/GYN RR 0.67 (0.50–0.90), and MIGS RR 0.56 (0.40–0.76) (Table 3). Annual volume was approximately 11% lower in 2020 (RR 0.89, 0.85–0.92; p &lt; 0.001). There was no overall change in per-physician volume over time (year RR 1.00, 0.99–1.00; p = 0.52). The one-observation-per-physician secondary analysis was concordant (Kruskal-Wallis H = 66.1, df = 3, p &lt; 0.001); URPS volume exceeded both urology and General OB/GYN in pairwise comparisons (p &lt; 0.001).</w:t>
-      </w:r>
-    </w:p>
-    <w:bookmarkEnd w:id="17"/>
-    <w:bookmarkStart w:id="18" w:name="surgeon-volume-and-concentration"/>
+        <w:t xml:space="preserve">In the Poisson GEE clustered by NPI, adjusted annual volume was lower than URPS for every other group: urology RR 0.82 (0.70–0.95), General OB/GYN RR 0.67 (0.50–0.90), and MIGS RR 0.55 (0.40–0.76) (Table 3). Annual volume was approximately 11% lower in 2020 (RR 0.89 (0.85–0.92); p &lt; 0.001). There was no overall change in per-physician volume over time (year RR 1.00 (0.99–1.01); p = 0.523). The one-observation-per-physician secondary analysis was concordant (Kruskal-Wallis H = 66.1, df = 3, p &lt; 0.001); URPS volume exceeded both urology and General OB/GYN in pairwise comparisons (p &lt; 0.001).</w:t>
+      </w:r>
+    </w:p>
+    <w:bookmarkEnd w:id="18"/>
+    <w:bookmarkStart w:id="19" w:name="surgeon-volume-and-concentration"/>
     <w:p>
       <w:pPr>
         <w:pStyle w:val="Heading3"/>
@@ -551,11 +564,11 @@
         <w:pStyle w:val="BodyText"/>
       </w:pPr>
       <w:r>
-        <w:t xml:space="preserve">Within-year concentration was low and stable. The pooled annual Gini ranged from 0.26 to 0.28, with no temporal trend (slope approximately 0.000/year; p = 0.82), and the annual top 20% performed approximately 38% of cases. No specialty-specific annual Gini changed significantly (all p &gt; 0.15). Thus, care did not become concentrated among a smaller group of high-volume surgeons as the observable surgeon pool contracted. MIGS was excluded from these comparisons because only 10 physicians were identified (1–4 per year); its nominal Gini of 0.60 and HHI of 2,919 are not stable specialty-wide estimates.</w:t>
-      </w:r>
-    </w:p>
-    <w:bookmarkEnd w:id="18"/>
-    <w:bookmarkStart w:id="19" w:name="workforce-entry-and-exit"/>
+        <w:t xml:space="preserve">Within-year concentration was low and stable. The pooled annual Gini ranged from 0.26 to 0.28, with no temporal trend (p = 0.824), and the annual top 20% performed approximately 38% of cases. No specialty-specific annual Gini changed significantly (all p &gt; 0.15). Thus, care did not become concentrated among a smaller group of high-volume surgeons as the observable surgeon pool contracted. MIGS was excluded from these comparisons because only 10 physicians were identified (1–4 per year); its nominal Gini of 0.60 and HHI of 2,919 are not stable specialty-wide estimates.</w:t>
+      </w:r>
+    </w:p>
+    <w:bookmarkEnd w:id="19"/>
+    <w:bookmarkStart w:id="20" w:name="workforce-entry-and-exit"/>
     <w:p>
       <w:pPr>
         <w:pStyle w:val="Heading3"/>
@@ -588,8 +601,8 @@
         <w:t xml:space="preserve">Because total volume declined, the gynecologic gain represents a redistribution of a shrinking procedure pool toward URPS, not new procedure growth. All turnover counts describe newly observable rather than definitively new surgeons because low-volume providers are suppressed.</w:t>
       </w:r>
     </w:p>
-    <w:bookmarkEnd w:id="19"/>
-    <w:bookmarkStart w:id="20" w:name="geographic-distribution-secondary"/>
+    <w:bookmarkEnd w:id="20"/>
+    <w:bookmarkStart w:id="21" w:name="geographic-distribution-secondary"/>
     <w:p>
       <w:pPr>
         <w:pStyle w:val="Heading3"/>
@@ -603,12 +616,12 @@
         <w:pStyle w:val="FirstParagraph"/>
       </w:pPr>
       <w:r>
-        <w:t xml:space="preserve">Practice locations spanned 52 states and territories. The URPS share of observable sling surgeons varied from 100% in Hawaii and 82%–85% in Minnesota, the District of Columbia, and Connecticut to 15% in Nebraska. North Dakota, Alaska, Puerto Rico, and Wyoming had no observable URPS surgeon performing at least 11 Medicare slings in any study year. Because of CMS suppression, this finding indicates no observable higher-volume URPS surgeon, not necessarily no URPS physician. Population-based rates and formal geographic inequality measures were reserved for a separate access-focused analysis.</w:t>
-      </w:r>
-    </w:p>
-    <w:bookmarkEnd w:id="20"/>
+        <w:t xml:space="preserve">Practice locations spanned 52 states and territories. The URPS share of observable sling surgeons varied from 100% in Hawaii and 82%–85% in Minnesota, the District of Columbia, and Connecticut to 15% in Nebraska. Alaska, North Dakota, Puerto Rico, and Wyoming had no observable URPS surgeon performing at least 11 Medicare slings in any study year. Because of CMS suppression, this finding indicates no observable higher-volume URPS surgeon, not necessarily no URPS physician. Population-based rates and formal geographic inequality measures were reserved for a separate access-focused analysis.</w:t>
+      </w:r>
+    </w:p>
     <w:bookmarkEnd w:id="21"/>
-    <w:bookmarkStart w:id="27" w:name="discussion"/>
+    <w:bookmarkEnd w:id="22"/>
+    <w:bookmarkStart w:id="28" w:name="discussion"/>
     <w:p>
       <w:pPr>
         <w:pStyle w:val="Heading2"/>
@@ -625,7 +638,7 @@
         <w:t xml:space="preserve">This national Medicare analysis produced three main findings. First, URPS physicians performed most midurethral sling procedures (60.8%) and had the highest adjusted per-physician volume. Second, the gynecologic share increased over the decade as URPS surgeons entered the observable workforce and non-URPS surgeons left. Third, surgeon-level concentration remained low and stable despite a shrinking surgeon pool. Together, these findings indicate a change in workforce composition rather than intensification of individual practice or concentration of care.</w:t>
       </w:r>
     </w:p>
-    <w:bookmarkStart w:id="22" w:name="X91e1c95b037f473535ecf00410a7735e835e926"/>
+    <w:bookmarkStart w:id="23" w:name="X91e1c95b037f473535ecf00410a7735e835e926"/>
     <w:p>
       <w:pPr>
         <w:pStyle w:val="Heading3"/>
@@ -683,7 +696,7 @@
         <w:pStyle w:val="BodyText"/>
       </w:pPr>
       <w:r>
-        <w:t xml:space="preserve">Including both certification pathways was essential to this result. Cross-referencing the ABU roster reassigned 150 urology-typed physicians, representing 8.2% of all sling procedures, to URPS. The concentration estimate was robust: the pooled URPS Gini changed only from 0.51 to 0.52. A pathway-neutral definition also reflects differences in operative case volume between urology- and gynecology-based URPS fellowships</w:t>
+        <w:t xml:space="preserve">Including both certification pathways was essential to this result. Cross-referencing the ABU roster reassigned 148 urology-typed physicians, representing 8.2% of all sling procedures, to URPS. The concentration estimate was robust: the pooled URPS Gini changed only from 0.51 to 0.52. A pathway-neutral definition also reflects differences in operative case volume between urology- and gynecology-based URPS fellowships</w:t>
       </w:r>
       <w:r>
         <w:rPr>
@@ -710,8 +723,8 @@
         <w:t xml:space="preserve">Classifying urology-pathway urogynecologists as general urologists would therefore understate the true subspecialty share.</w:t>
       </w:r>
     </w:p>
-    <w:bookmarkEnd w:id="22"/>
-    <w:bookmarkStart w:id="23" w:name="X20e52b27fb040b539cc76dcaad27d56a4599e1f"/>
+    <w:bookmarkEnd w:id="23"/>
+    <w:bookmarkStart w:id="24" w:name="X20e52b27fb040b539cc76dcaad27d56a4599e1f"/>
     <w:p>
       <w:pPr>
         <w:pStyle w:val="Heading3"/>
@@ -784,8 +797,8 @@
         <w:t xml:space="preserve">The observed Medicare medians of 15–19 procedures per year fall below these thresholds. However, the PUF omits commercially insured, Medicare Advantage, and younger patients, so total practice volume is higher. In addition, providers below the CMS suppression threshold are absent.</w:t>
       </w:r>
     </w:p>
-    <w:bookmarkEnd w:id="23"/>
-    <w:bookmarkStart w:id="24" w:name="X72407f3d2516cff3e371fde2da482981afe0115"/>
+    <w:bookmarkEnd w:id="24"/>
+    <w:bookmarkStart w:id="25" w:name="X72407f3d2516cff3e371fde2da482981afe0115"/>
     <w:p>
       <w:pPr>
         <w:pStyle w:val="Heading3"/>
@@ -854,8 +867,8 @@
         <w:t xml:space="preserve">and ongoing surveillance is needed to determine whether this shift affects specialty-specific sling volume.</w:t>
       </w:r>
     </w:p>
-    <w:bookmarkEnd w:id="24"/>
-    <w:bookmarkStart w:id="25" w:name="limitations"/>
+    <w:bookmarkEnd w:id="25"/>
+    <w:bookmarkStart w:id="26" w:name="limitations"/>
     <w:p>
       <w:pPr>
         <w:pStyle w:val="Heading3"/>
@@ -888,8 +901,8 @@
         <w:t xml:space="preserve">Approximately 8% of URPS physicians could not be matched to a certification year, and urology-pathway URPS classification remained fixed because no urology subspecialty date was available; both features narrow the upper-bound estimate. Fifth, excluding the truncated 2017 release removes one year from the time series; a complete file would restore all 11 years. Sixth, Tot_Srvcs may include bilateral or modifier-inflated services.</w:t>
       </w:r>
     </w:p>
-    <w:bookmarkEnd w:id="25"/>
-    <w:bookmarkStart w:id="26" w:name="strengths"/>
+    <w:bookmarkEnd w:id="26"/>
+    <w:bookmarkStart w:id="27" w:name="strengths"/>
     <w:p>
       <w:pPr>
         <w:pStyle w:val="Heading3"/>
@@ -906,9 +919,9 @@
         <w:t xml:space="preserve">Strengths include a national, complete sample of fee-for-service Medicare claims; identification of urogynecologists through both certification pathways; complementary surgeon-level concentration measures calculated both overall and by year; a model that accounts for repeated observations within physicians; and a fully reproducible analytic pipeline.</w:t>
       </w:r>
     </w:p>
-    <w:bookmarkEnd w:id="26"/>
     <w:bookmarkEnd w:id="27"/>
-    <w:bookmarkStart w:id="28" w:name="conclusions"/>
+    <w:bookmarkEnd w:id="28"/>
+    <w:bookmarkStart w:id="29" w:name="conclusions"/>
     <w:p>
       <w:pPr>
         <w:pStyle w:val="Heading2"/>
@@ -925,8 +938,8 @@
         <w:t xml:space="preserve">In this national Medicare cohort, URPS physicians performed most midurethral slings, had the highest adjusted per-physician volume, and had the most even within-group volume distribution. The growing gynecologic share reflected attrition among non-URPS providers rather than increasing surgeon-level concentration. These workforce shifts should inform training requirements, credentialing standards, and access planning for pelvic floor surgical care.</w:t>
       </w:r>
     </w:p>
-    <w:bookmarkEnd w:id="28"/>
-    <w:bookmarkStart w:id="29" w:name="references"/>
+    <w:bookmarkEnd w:id="29"/>
+    <w:bookmarkStart w:id="31" w:name="references"/>
     <w:p>
       <w:pPr>
         <w:pStyle w:val="Heading2"/>
@@ -937,6 +950,7 @@
     </w:p>
     <w:p>
       <w:pPr>
+        <w:pStyle w:val="Compact"/>
         <w:numPr>
           <w:ilvl w:val="0"/>
           <w:numId w:val="1001"/>
@@ -948,6 +962,7 @@
     </w:p>
     <w:p>
       <w:pPr>
+        <w:pStyle w:val="Compact"/>
         <w:numPr>
           <w:ilvl w:val="0"/>
           <w:numId w:val="1001"/>
@@ -959,6 +974,7 @@
     </w:p>
     <w:p>
       <w:pPr>
+        <w:pStyle w:val="Compact"/>
         <w:numPr>
           <w:ilvl w:val="0"/>
           <w:numId w:val="1001"/>
@@ -970,6 +986,7 @@
     </w:p>
     <w:p>
       <w:pPr>
+        <w:pStyle w:val="Compact"/>
         <w:numPr>
           <w:ilvl w:val="0"/>
           <w:numId w:val="1001"/>
@@ -981,6 +998,7 @@
     </w:p>
     <w:p>
       <w:pPr>
+        <w:pStyle w:val="Compact"/>
         <w:numPr>
           <w:ilvl w:val="0"/>
           <w:numId w:val="1001"/>
@@ -992,17 +1010,33 @@
     </w:p>
     <w:p>
       <w:pPr>
+        <w:pStyle w:val="Compact"/>
         <w:numPr>
           <w:ilvl w:val="0"/>
           <w:numId w:val="1001"/>
         </w:numPr>
       </w:pPr>
       <w:r>
-        <w:t xml:space="preserve">American Board of Medical Specialties. ABMS announces approval of new subspecialty certificate in female pelvic medicine and reconstructive surgery. 2011. Available at: https://www.abms.org.</w:t>
-      </w:r>
-    </w:p>
-    <w:p>
-      <w:pPr>
+        <w:t xml:space="preserve">American Board of Medical Specialties. ABMS announces approval of new subspecialty certificate in female pelvic medicine and reconstructive surgery. 2011. Available at:</w:t>
+      </w:r>
+      <w:r>
+        <w:t xml:space="preserve"> </w:t>
+      </w:r>
+      <w:hyperlink r:id="rId30">
+        <w:r>
+          <w:rPr>
+            <w:rStyle w:val="Hyperlink"/>
+          </w:rPr>
+          <w:t xml:space="preserve">https://www.abms.org</w:t>
+        </w:r>
+      </w:hyperlink>
+      <w:r>
+        <w:t xml:space="preserve">.</w:t>
+      </w:r>
+    </w:p>
+    <w:p>
+      <w:pPr>
+        <w:pStyle w:val="Compact"/>
         <w:numPr>
           <w:ilvl w:val="0"/>
           <w:numId w:val="1001"/>
@@ -1014,6 +1048,7 @@
     </w:p>
     <w:p>
       <w:pPr>
+        <w:pStyle w:val="Compact"/>
         <w:numPr>
           <w:ilvl w:val="0"/>
           <w:numId w:val="1001"/>
@@ -1025,6 +1060,7 @@
     </w:p>
     <w:p>
       <w:pPr>
+        <w:pStyle w:val="Compact"/>
         <w:numPr>
           <w:ilvl w:val="0"/>
           <w:numId w:val="1001"/>
@@ -1036,6 +1072,7 @@
     </w:p>
     <w:p>
       <w:pPr>
+        <w:pStyle w:val="Compact"/>
         <w:numPr>
           <w:ilvl w:val="0"/>
           <w:numId w:val="1001"/>
@@ -1047,6 +1084,7 @@
     </w:p>
     <w:p>
       <w:pPr>
+        <w:pStyle w:val="Compact"/>
         <w:numPr>
           <w:ilvl w:val="0"/>
           <w:numId w:val="1001"/>
@@ -1058,6 +1096,7 @@
     </w:p>
     <w:p>
       <w:pPr>
+        <w:pStyle w:val="Compact"/>
         <w:numPr>
           <w:ilvl w:val="0"/>
           <w:numId w:val="1001"/>
@@ -1069,6 +1108,7 @@
     </w:p>
     <w:p>
       <w:pPr>
+        <w:pStyle w:val="Compact"/>
         <w:numPr>
           <w:ilvl w:val="0"/>
           <w:numId w:val="1001"/>
@@ -1080,6 +1120,7 @@
     </w:p>
     <w:p>
       <w:pPr>
+        <w:pStyle w:val="Compact"/>
         <w:numPr>
           <w:ilvl w:val="0"/>
           <w:numId w:val="1001"/>
@@ -1091,6 +1132,7 @@
     </w:p>
     <w:p>
       <w:pPr>
+        <w:pStyle w:val="Compact"/>
         <w:numPr>
           <w:ilvl w:val="0"/>
           <w:numId w:val="1001"/>
@@ -1102,6 +1144,7 @@
     </w:p>
     <w:p>
       <w:pPr>
+        <w:pStyle w:val="Compact"/>
         <w:numPr>
           <w:ilvl w:val="0"/>
           <w:numId w:val="1001"/>
@@ -1113,6 +1156,7 @@
     </w:p>
     <w:p>
       <w:pPr>
+        <w:pStyle w:val="Compact"/>
         <w:numPr>
           <w:ilvl w:val="0"/>
           <w:numId w:val="1001"/>
@@ -1124,6 +1168,7 @@
     </w:p>
     <w:p>
       <w:pPr>
+        <w:pStyle w:val="Compact"/>
         <w:numPr>
           <w:ilvl w:val="0"/>
           <w:numId w:val="1001"/>
@@ -1135,6 +1180,7 @@
     </w:p>
     <w:p>
       <w:pPr>
+        <w:pStyle w:val="Compact"/>
         <w:numPr>
           <w:ilvl w:val="0"/>
           <w:numId w:val="1001"/>
@@ -1146,6 +1192,7 @@
     </w:p>
     <w:p>
       <w:pPr>
+        <w:pStyle w:val="Compact"/>
         <w:numPr>
           <w:ilvl w:val="0"/>
           <w:numId w:val="1001"/>
@@ -1162,8 +1209,8 @@
         </w:pict>
       </w:r>
     </w:p>
-    <w:bookmarkEnd w:id="29"/>
-    <w:bookmarkStart w:id="30" w:name="tables"/>
+    <w:bookmarkEnd w:id="31"/>
+    <w:bookmarkStart w:id="32" w:name="tables"/>
     <w:p>
       <w:pPr>
         <w:pStyle w:val="Heading2"/>
@@ -1187,7 +1234,7 @@
         <w:t xml:space="preserve"> </w:t>
       </w:r>
       <w:r>
-        <w:t xml:space="preserve">Specialty distribution and market-share trends among physicians billing CPT 57288, Medicare PUF 2013–2023 (2017 excluded; combined URPS). Δ share is the annual percentage-point change from ordinary least-squares regression on calendar year. Specialty-specific physician counts exceed 1,745 because 13 physicians changed groups across years.</w:t>
+        <w:t xml:space="preserve">Specialty distribution and market-share trends among physicians billing CPT 57288, Medicare PUF 2013–2023 (2017 excluded; combined URPS). Δ share is the annual percentage-point change from ordinary least-squares regression on calendar year. Specialty-specific physician counts exceed 1,745 because 13 physicians changed groups across years. *MIGS estimates are descriptive because only 10 physicians were identified.</w:t>
       </w:r>
     </w:p>
     <w:tbl>
@@ -1198,16 +1245,16 @@
         <w:tblLook w:firstRow="1" w:lastRow="0" w:firstColumn="0" w:lastColumn="0" w:noHBand="0" w:noVBand="0" w:val="0020"/>
       </w:tblPr>
       <w:tblGrid>
-        <w:gridCol w:w="609"/>
-        <w:gridCol w:w="1052"/>
-        <w:gridCol w:w="941"/>
-        <w:gridCol w:w="664"/>
-        <w:gridCol w:w="553"/>
-        <w:gridCol w:w="1218"/>
-        <w:gridCol w:w="664"/>
-        <w:gridCol w:w="664"/>
-        <w:gridCol w:w="1163"/>
-        <w:gridCol w:w="387"/>
+        <w:gridCol w:w="1002"/>
+        <w:gridCol w:w="952"/>
+        <w:gridCol w:w="852"/>
+        <w:gridCol w:w="651"/>
+        <w:gridCol w:w="501"/>
+        <w:gridCol w:w="1102"/>
+        <w:gridCol w:w="601"/>
+        <w:gridCol w:w="601"/>
+        <w:gridCol w:w="1253"/>
+        <w:gridCol w:w="401"/>
       </w:tblGrid>
       <w:tr>
         <w:trPr>
@@ -1229,7 +1276,6 @@
           <w:p>
             <w:pPr>
               <w:pStyle w:val="Compact"/>
-              <w:jc w:val="center"/>
             </w:pPr>
             <w:r>
               <w:t xml:space="preserve">Unique physicians</w:t>
@@ -1241,7 +1287,6 @@
           <w:p>
             <w:pPr>
               <w:pStyle w:val="Compact"/>
-              <w:jc w:val="center"/>
             </w:pPr>
             <w:r>
               <w:t xml:space="preserve">Physician-years</w:t>
@@ -1253,7 +1298,6 @@
           <w:p>
             <w:pPr>
               <w:pStyle w:val="Compact"/>
-              <w:jc w:val="center"/>
             </w:pPr>
             <w:r>
               <w:t xml:space="preserve">Procedures</w:t>
@@ -1265,7 +1309,6 @@
           <w:p>
             <w:pPr>
               <w:pStyle w:val="Compact"/>
-              <w:jc w:val="center"/>
             </w:pPr>
             <w:r>
               <w:t xml:space="preserve">% of all</w:t>
@@ -1277,19 +1320,17 @@
           <w:p>
             <w:pPr>
               <w:pStyle w:val="Compact"/>
-              <w:jc w:val="center"/>
-            </w:pPr>
-            <w:r>
-              <w:t xml:space="preserve">Median vol (p25–p75)</w:t>
-            </w:r>
-          </w:p>
-        </w:tc>
-        <w:tc>
-          <w:tcPr/>
-          <w:p>
-            <w:pPr>
-              <w:pStyle w:val="Compact"/>
-              <w:jc w:val="center"/>
+            </w:pPr>
+            <w:r>
+              <w:t xml:space="preserve">Median vol (p25-p75)</w:t>
+            </w:r>
+          </w:p>
+        </w:tc>
+        <w:tc>
+          <w:tcPr/>
+          <w:p>
+            <w:pPr>
+              <w:pStyle w:val="Compact"/>
             </w:pPr>
             <w:r>
               <w:t xml:space="preserve">2013 share</w:t>
@@ -1301,7 +1342,6 @@
           <w:p>
             <w:pPr>
               <w:pStyle w:val="Compact"/>
-              <w:jc w:val="center"/>
             </w:pPr>
             <w:r>
               <w:t xml:space="preserve">2023 share</w:t>
@@ -1313,19 +1353,17 @@
           <w:p>
             <w:pPr>
               <w:pStyle w:val="Compact"/>
-              <w:jc w:val="center"/>
-            </w:pPr>
-            <w:r>
-              <w:t xml:space="preserve">Δ share/yr (95% CI)</w:t>
-            </w:r>
-          </w:p>
-        </w:tc>
-        <w:tc>
-          <w:tcPr/>
-          <w:p>
-            <w:pPr>
-              <w:pStyle w:val="Compact"/>
-              <w:jc w:val="center"/>
+            </w:pPr>
+            <w:r>
+              <w:t xml:space="preserve">Delta share/yr (95% CI)</w:t>
+            </w:r>
+          </w:p>
+        </w:tc>
+        <w:tc>
+          <w:tcPr/>
+          <w:p>
+            <w:pPr>
+              <w:pStyle w:val="Compact"/>
             </w:pPr>
             <w:r>
               <w:t xml:space="preserve">p</w:t>
@@ -1350,7 +1388,6 @@
           <w:p>
             <w:pPr>
               <w:pStyle w:val="Compact"/>
-              <w:jc w:val="center"/>
             </w:pPr>
             <w:r>
               <w:t xml:space="preserve">753</w:t>
@@ -1362,7 +1399,6 @@
           <w:p>
             <w:pPr>
               <w:pStyle w:val="Compact"/>
-              <w:jc w:val="center"/>
             </w:pPr>
             <w:r>
               <w:t xml:space="preserve">3,498</w:t>
@@ -1374,7 +1410,6 @@
           <w:p>
             <w:pPr>
               <w:pStyle w:val="Compact"/>
-              <w:jc w:val="center"/>
             </w:pPr>
             <w:r>
               <w:t xml:space="preserve">80,033</w:t>
@@ -1386,7 +1421,6 @@
           <w:p>
             <w:pPr>
               <w:pStyle w:val="Compact"/>
-              <w:jc w:val="center"/>
             </w:pPr>
             <w:r>
               <w:t xml:space="preserve">60.8%</w:t>
@@ -1398,7 +1432,6 @@
           <w:p>
             <w:pPr>
               <w:pStyle w:val="Compact"/>
-              <w:jc w:val="center"/>
             </w:pPr>
             <w:r>
               <w:t xml:space="preserve">19 (14–27)</w:t>
@@ -1410,7 +1443,6 @@
           <w:p>
             <w:pPr>
               <w:pStyle w:val="Compact"/>
-              <w:jc w:val="center"/>
             </w:pPr>
             <w:r>
               <w:t xml:space="preserve">53.4%</w:t>
@@ -1422,7 +1454,6 @@
           <w:p>
             <w:pPr>
               <w:pStyle w:val="Compact"/>
-              <w:jc w:val="center"/>
             </w:pPr>
             <w:r>
               <w:t xml:space="preserve">63.8%</w:t>
@@ -1434,7 +1465,6 @@
           <w:p>
             <w:pPr>
               <w:pStyle w:val="Compact"/>
-              <w:jc w:val="center"/>
             </w:pPr>
             <w:r>
               <w:t xml:space="preserve">+0.90 (0.49 to 1.31)</w:t>
@@ -1446,7 +1476,6 @@
           <w:p>
             <w:pPr>
               <w:pStyle w:val="Compact"/>
-              <w:jc w:val="center"/>
             </w:pPr>
             <w:r>
               <w:t xml:space="preserve">&lt;0.001</w:t>
@@ -1471,7 +1500,6 @@
           <w:p>
             <w:pPr>
               <w:pStyle w:val="Compact"/>
-              <w:jc w:val="center"/>
             </w:pPr>
             <w:r>
               <w:t xml:space="preserve">665</w:t>
@@ -1483,7 +1511,6 @@
           <w:p>
             <w:pPr>
               <w:pStyle w:val="Compact"/>
-              <w:jc w:val="center"/>
             </w:pPr>
             <w:r>
               <w:t xml:space="preserve">1,810</w:t>
@@ -1495,7 +1522,6 @@
           <w:p>
             <w:pPr>
               <w:pStyle w:val="Compact"/>
-              <w:jc w:val="center"/>
             </w:pPr>
             <w:r>
               <w:t xml:space="preserve">34,351</w:t>
@@ -1507,7 +1533,6 @@
           <w:p>
             <w:pPr>
               <w:pStyle w:val="Compact"/>
-              <w:jc w:val="center"/>
             </w:pPr>
             <w:r>
               <w:t xml:space="preserve">26.1%</w:t>
@@ -1519,7 +1544,6 @@
           <w:p>
             <w:pPr>
               <w:pStyle w:val="Compact"/>
-              <w:jc w:val="center"/>
             </w:pPr>
             <w:r>
               <w:t xml:space="preserve">16 (13–22)</w:t>
@@ -1531,7 +1555,6 @@
           <w:p>
             <w:pPr>
               <w:pStyle w:val="Compact"/>
-              <w:jc w:val="center"/>
             </w:pPr>
             <w:r>
               <w:t xml:space="preserve">30.7%</w:t>
@@ -1543,7 +1566,6 @@
           <w:p>
             <w:pPr>
               <w:pStyle w:val="Compact"/>
-              <w:jc w:val="center"/>
             </w:pPr>
             <w:r>
               <w:t xml:space="preserve">23.1%</w:t>
@@ -1555,19 +1577,17 @@
           <w:p>
             <w:pPr>
               <w:pStyle w:val="Compact"/>
-              <w:jc w:val="center"/>
-            </w:pPr>
-            <w:r>
-              <w:t xml:space="preserve">−0.55 (−0.87 to −0.23)</w:t>
-            </w:r>
-          </w:p>
-        </w:tc>
-        <w:tc>
-          <w:tcPr/>
-          <w:p>
-            <w:pPr>
-              <w:pStyle w:val="Compact"/>
-              <w:jc w:val="center"/>
+            </w:pPr>
+            <w:r>
+              <w:t xml:space="preserve">-0.55 (-0.87 to -0.23)</w:t>
+            </w:r>
+          </w:p>
+        </w:tc>
+        <w:tc>
+          <w:tcPr/>
+          <w:p>
+            <w:pPr>
+              <w:pStyle w:val="Compact"/>
             </w:pPr>
             <w:r>
               <w:t xml:space="preserve">0.004</w:t>
@@ -1592,7 +1612,6 @@
           <w:p>
             <w:pPr>
               <w:pStyle w:val="Compact"/>
-              <w:jc w:val="center"/>
             </w:pPr>
             <w:r>
               <w:t xml:space="preserve">330</w:t>
@@ -1604,7 +1623,6 @@
           <w:p>
             <w:pPr>
               <w:pStyle w:val="Compact"/>
-              <w:jc w:val="center"/>
             </w:pPr>
             <w:r>
               <w:t xml:space="preserve">858</w:t>
@@ -1616,7 +1634,6 @@
           <w:p>
             <w:pPr>
               <w:pStyle w:val="Compact"/>
-              <w:jc w:val="center"/>
             </w:pPr>
             <w:r>
               <w:t xml:space="preserve">16,391</w:t>
@@ -1628,7 +1645,6 @@
           <w:p>
             <w:pPr>
               <w:pStyle w:val="Compact"/>
-              <w:jc w:val="center"/>
             </w:pPr>
             <w:r>
               <w:t xml:space="preserve">12.5%</w:t>
@@ -1640,7 +1656,6 @@
           <w:p>
             <w:pPr>
               <w:pStyle w:val="Compact"/>
-              <w:jc w:val="center"/>
             </w:pPr>
             <w:r>
               <w:t xml:space="preserve">15 (12–22)</w:t>
@@ -1652,7 +1667,6 @@
           <w:p>
             <w:pPr>
               <w:pStyle w:val="Compact"/>
-              <w:jc w:val="center"/>
             </w:pPr>
             <w:r>
               <w:t xml:space="preserve">15.7%</w:t>
@@ -1664,7 +1678,6 @@
           <w:p>
             <w:pPr>
               <w:pStyle w:val="Compact"/>
-              <w:jc w:val="center"/>
             </w:pPr>
             <w:r>
               <w:t xml:space="preserve">12.3%</w:t>
@@ -1676,19 +1689,17 @@
           <w:p>
             <w:pPr>
               <w:pStyle w:val="Compact"/>
-              <w:jc w:val="center"/>
-            </w:pPr>
-            <w:r>
-              <w:t xml:space="preserve">−0.42 (−0.68 to −0.16)</w:t>
-            </w:r>
-          </w:p>
-        </w:tc>
-        <w:tc>
-          <w:tcPr/>
-          <w:p>
-            <w:pPr>
-              <w:pStyle w:val="Compact"/>
-              <w:jc w:val="center"/>
+            </w:pPr>
+            <w:r>
+              <w:t xml:space="preserve">-0.42 (-0.68 to -0.16)</w:t>
+            </w:r>
+          </w:p>
+        </w:tc>
+        <w:tc>
+          <w:tcPr/>
+          <w:p>
+            <w:pPr>
+              <w:pStyle w:val="Compact"/>
             </w:pPr>
             <w:r>
               <w:t xml:space="preserve">0.006</w:t>
@@ -1713,7 +1724,6 @@
           <w:p>
             <w:pPr>
               <w:pStyle w:val="Compact"/>
-              <w:jc w:val="center"/>
             </w:pPr>
             <w:r>
               <w:t xml:space="preserve">10</w:t>
@@ -1725,7 +1735,6 @@
           <w:p>
             <w:pPr>
               <w:pStyle w:val="Compact"/>
-              <w:jc w:val="center"/>
             </w:pPr>
             <w:r>
               <w:t xml:space="preserve">36</w:t>
@@ -1737,7 +1746,6 @@
           <w:p>
             <w:pPr>
               <w:pStyle w:val="Compact"/>
-              <w:jc w:val="center"/>
             </w:pPr>
             <w:r>
               <w:t xml:space="preserve">862</w:t>
@@ -1749,7 +1757,6 @@
           <w:p>
             <w:pPr>
               <w:pStyle w:val="Compact"/>
-              <w:jc w:val="center"/>
             </w:pPr>
             <w:r>
               <w:t xml:space="preserve">0.7%</w:t>
@@ -1761,19 +1768,17 @@
           <w:p>
             <w:pPr>
               <w:pStyle w:val="Compact"/>
-              <w:jc w:val="center"/>
-            </w:pPr>
-            <w:r>
-              <w:t xml:space="preserve">16 (12–24)</w:t>
-            </w:r>
-          </w:p>
-        </w:tc>
-        <w:tc>
-          <w:tcPr/>
-          <w:p>
-            <w:pPr>
-              <w:pStyle w:val="Compact"/>
-              <w:jc w:val="center"/>
+            </w:pPr>
+            <w:r>
+              <w:t xml:space="preserve">16 (12–23.5)</w:t>
+            </w:r>
+          </w:p>
+        </w:tc>
+        <w:tc>
+          <w:tcPr/>
+          <w:p>
+            <w:pPr>
+              <w:pStyle w:val="Compact"/>
             </w:pPr>
             <w:r>
               <w:t xml:space="preserve">0.2%</w:t>
@@ -1785,7 +1790,6 @@
           <w:p>
             <w:pPr>
               <w:pStyle w:val="Compact"/>
-              <w:jc w:val="center"/>
             </w:pPr>
             <w:r>
               <w:t xml:space="preserve">0.8%</w:t>
@@ -1797,7 +1801,6 @@
           <w:p>
             <w:pPr>
               <w:pStyle w:val="Compact"/>
-              <w:jc w:val="center"/>
             </w:pPr>
             <w:r>
               <w:t xml:space="preserve">+0.07 (0.02 to 0.12)*</w:t>
@@ -1809,7 +1812,6 @@
           <w:p>
             <w:pPr>
               <w:pStyle w:val="Compact"/>
-              <w:jc w:val="center"/>
             </w:pPr>
             <w:r>
               <w:t xml:space="preserve">0.008</w:t>
@@ -1838,7 +1840,6 @@
           <w:p>
             <w:pPr>
               <w:pStyle w:val="Compact"/>
-              <w:jc w:val="center"/>
             </w:pPr>
             <w:r>
               <w:rPr>
@@ -1854,7 +1855,6 @@
           <w:p>
             <w:pPr>
               <w:pStyle w:val="Compact"/>
-              <w:jc w:val="center"/>
             </w:pPr>
             <w:r>
               <w:rPr>
@@ -1870,7 +1870,6 @@
           <w:p>
             <w:pPr>
               <w:pStyle w:val="Compact"/>
-              <w:jc w:val="center"/>
             </w:pPr>
             <w:r>
               <w:rPr>
@@ -1886,7 +1885,6 @@
           <w:p>
             <w:pPr>
               <w:pStyle w:val="Compact"/>
-              <w:jc w:val="center"/>
             </w:pPr>
             <w:r>
               <w:rPr>
@@ -1902,7 +1900,6 @@
           <w:p>
             <w:pPr>
               <w:pStyle w:val="Compact"/>
-              <w:jc w:val="center"/>
             </w:pPr>
             <w:r>
               <w:t xml:space="preserve">n/a</w:t>
@@ -1914,7 +1911,6 @@
           <w:p>
             <w:pPr>
               <w:pStyle w:val="Compact"/>
-              <w:jc w:val="center"/>
             </w:pPr>
             <w:r>
               <w:t xml:space="preserve">n/a</w:t>
@@ -1926,7 +1922,6 @@
           <w:p>
             <w:pPr>
               <w:pStyle w:val="Compact"/>
-              <w:jc w:val="center"/>
             </w:pPr>
             <w:r>
               <w:t xml:space="preserve">n/a</w:t>
@@ -1938,7 +1933,6 @@
           <w:p>
             <w:pPr>
               <w:pStyle w:val="Compact"/>
-              <w:jc w:val="center"/>
             </w:pPr>
             <w:r>
               <w:t xml:space="preserve">n/a</w:t>
@@ -1950,7 +1944,6 @@
           <w:p>
             <w:pPr>
               <w:pStyle w:val="Compact"/>
-              <w:jc w:val="center"/>
             </w:pPr>
             <w:r>
               <w:t xml:space="preserve">n/a</w:t>
@@ -1959,14 +1952,6 @@
         </w:tc>
       </w:tr>
     </w:tbl>
-    <w:p>
-      <w:pPr>
-        <w:pStyle w:val="BodyText"/>
-      </w:pPr>
-      <w:r>
-        <w:t xml:space="preserve">*MIGS estimates are descriptive because only 10 physicians were identified.</w:t>
-      </w:r>
-    </w:p>
     <w:p>
       <w:pPr>
         <w:pStyle w:val="BodyText"/>
@@ -1993,12 +1978,12 @@
         <w:tblLook w:firstRow="1" w:lastRow="0" w:firstColumn="0" w:lastColumn="0" w:noHBand="0" w:noVBand="0" w:val="0020"/>
       </w:tblPr>
       <w:tblGrid>
-        <w:gridCol w:w="1177"/>
-        <w:gridCol w:w="1391"/>
-        <w:gridCol w:w="642"/>
-        <w:gridCol w:w="1712"/>
-        <w:gridCol w:w="1498"/>
-        <w:gridCol w:w="1498"/>
+        <w:gridCol w:w="1908"/>
+        <w:gridCol w:w="1240"/>
+        <w:gridCol w:w="572"/>
+        <w:gridCol w:w="1526"/>
+        <w:gridCol w:w="1335"/>
+        <w:gridCol w:w="1335"/>
       </w:tblGrid>
       <w:tr>
         <w:trPr>
@@ -2020,7 +2005,6 @@
           <w:p>
             <w:pPr>
               <w:pStyle w:val="Compact"/>
-              <w:jc w:val="center"/>
             </w:pPr>
             <w:r>
               <w:t xml:space="preserve">N providers</w:t>
@@ -2032,7 +2016,6 @@
           <w:p>
             <w:pPr>
               <w:pStyle w:val="Compact"/>
-              <w:jc w:val="center"/>
             </w:pPr>
             <w:r>
               <w:t xml:space="preserve">Gini</w:t>
@@ -2044,19 +2027,17 @@
           <w:p>
             <w:pPr>
               <w:pStyle w:val="Compact"/>
-              <w:jc w:val="center"/>
-            </w:pPr>
-            <w:r>
-              <w:t xml:space="preserve">HHI (0–10,000)</w:t>
-            </w:r>
-          </w:p>
-        </w:tc>
-        <w:tc>
-          <w:tcPr/>
-          <w:p>
-            <w:pPr>
-              <w:pStyle w:val="Compact"/>
-              <w:jc w:val="center"/>
+            </w:pPr>
+            <w:r>
+              <w:t xml:space="preserve">HHI (0-10,000)</w:t>
+            </w:r>
+          </w:p>
+        </w:tc>
+        <w:tc>
+          <w:tcPr/>
+          <w:p>
+            <w:pPr>
+              <w:pStyle w:val="Compact"/>
             </w:pPr>
             <w:r>
               <w:t xml:space="preserve">% by top 10%</w:t>
@@ -2068,7 +2049,6 @@
           <w:p>
             <w:pPr>
               <w:pStyle w:val="Compact"/>
-              <w:jc w:val="center"/>
             </w:pPr>
             <w:r>
               <w:t xml:space="preserve">% by top 20%</w:t>
@@ -2093,7 +2073,6 @@
           <w:p>
             <w:pPr>
               <w:pStyle w:val="Compact"/>
-              <w:jc w:val="center"/>
             </w:pPr>
             <w:r>
               <w:t xml:space="preserve">753</w:t>
@@ -2105,7 +2084,6 @@
           <w:p>
             <w:pPr>
               <w:pStyle w:val="Compact"/>
-              <w:jc w:val="center"/>
             </w:pPr>
             <w:r>
               <w:t xml:space="preserve">0.51</w:t>
@@ -2117,7 +2095,6 @@
           <w:p>
             <w:pPr>
               <w:pStyle w:val="Compact"/>
-              <w:jc w:val="center"/>
             </w:pPr>
             <w:r>
               <w:t xml:space="preserve">27</w:t>
@@ -2129,7 +2106,6 @@
           <w:p>
             <w:pPr>
               <w:pStyle w:val="Compact"/>
-              <w:jc w:val="center"/>
             </w:pPr>
             <w:r>
               <w:t xml:space="preserve">34.3%</w:t>
@@ -2141,7 +2117,6 @@
           <w:p>
             <w:pPr>
               <w:pStyle w:val="Compact"/>
-              <w:jc w:val="center"/>
             </w:pPr>
             <w:r>
               <w:t xml:space="preserve">53.4%</w:t>
@@ -2166,7 +2141,6 @@
           <w:p>
             <w:pPr>
               <w:pStyle w:val="Compact"/>
-              <w:jc w:val="center"/>
             </w:pPr>
             <w:r>
               <w:t xml:space="preserve">665</w:t>
@@ -2178,7 +2152,6 @@
           <w:p>
             <w:pPr>
               <w:pStyle w:val="Compact"/>
-              <w:jc w:val="center"/>
             </w:pPr>
             <w:r>
               <w:t xml:space="preserve">0.52</w:t>
@@ -2190,7 +2163,6 @@
           <w:p>
             <w:pPr>
               <w:pStyle w:val="Compact"/>
-              <w:jc w:val="center"/>
             </w:pPr>
             <w:r>
               <w:t xml:space="preserve">35</w:t>
@@ -2202,7 +2174,6 @@
           <w:p>
             <w:pPr>
               <w:pStyle w:val="Compact"/>
-              <w:jc w:val="center"/>
             </w:pPr>
             <w:r>
               <w:t xml:space="preserve">38.5%</w:t>
@@ -2214,7 +2185,6 @@
           <w:p>
             <w:pPr>
               <w:pStyle w:val="Compact"/>
-              <w:jc w:val="center"/>
             </w:pPr>
             <w:r>
               <w:t xml:space="preserve">57.5%</w:t>
@@ -2239,7 +2209,6 @@
           <w:p>
             <w:pPr>
               <w:pStyle w:val="Compact"/>
-              <w:jc w:val="center"/>
             </w:pPr>
             <w:r>
               <w:t xml:space="preserve">330</w:t>
@@ -2251,7 +2220,6 @@
           <w:p>
             <w:pPr>
               <w:pStyle w:val="Compact"/>
-              <w:jc w:val="center"/>
             </w:pPr>
             <w:r>
               <w:t xml:space="preserve">0.55</w:t>
@@ -2263,7 +2231,6 @@
           <w:p>
             <w:pPr>
               <w:pStyle w:val="Compact"/>
-              <w:jc w:val="center"/>
             </w:pPr>
             <w:r>
               <w:t xml:space="preserve">89</w:t>
@@ -2275,7 +2242,6 @@
           <w:p>
             <w:pPr>
               <w:pStyle w:val="Compact"/>
-              <w:jc w:val="center"/>
             </w:pPr>
             <w:r>
               <w:t xml:space="preserve">43.2%</w:t>
@@ -2287,7 +2253,6 @@
           <w:p>
             <w:pPr>
               <w:pStyle w:val="Compact"/>
-              <w:jc w:val="center"/>
             </w:pPr>
             <w:r>
               <w:t xml:space="preserve">60.8%</w:t>
@@ -2312,7 +2277,6 @@
           <w:p>
             <w:pPr>
               <w:pStyle w:val="Compact"/>
-              <w:jc w:val="center"/>
             </w:pPr>
             <w:r>
               <w:t xml:space="preserve">10</w:t>
@@ -2324,7 +2288,6 @@
           <w:p>
             <w:pPr>
               <w:pStyle w:val="Compact"/>
-              <w:jc w:val="center"/>
             </w:pPr>
             <w:r>
               <w:t xml:space="preserve">0.60</w:t>
@@ -2336,7 +2299,6 @@
           <w:p>
             <w:pPr>
               <w:pStyle w:val="Compact"/>
-              <w:jc w:val="center"/>
             </w:pPr>
             <w:r>
               <w:t xml:space="preserve">2,919</w:t>
@@ -2348,7 +2310,6 @@
           <w:p>
             <w:pPr>
               <w:pStyle w:val="Compact"/>
-              <w:jc w:val="center"/>
             </w:pPr>
             <w:r>
               <w:t xml:space="preserve">48.4%</w:t>
@@ -2360,7 +2321,6 @@
           <w:p>
             <w:pPr>
               <w:pStyle w:val="Compact"/>
-              <w:jc w:val="center"/>
             </w:pPr>
             <w:r>
               <w:t xml:space="preserve">68.2%</w:t>
@@ -2418,7 +2378,6 @@
           <w:p>
             <w:pPr>
               <w:pStyle w:val="Compact"/>
-              <w:jc w:val="center"/>
             </w:pPr>
             <w:r>
               <w:t xml:space="preserve">Rate ratio (95% CI)</w:t>
@@ -2430,7 +2389,6 @@
           <w:p>
             <w:pPr>
               <w:pStyle w:val="Compact"/>
-              <w:jc w:val="center"/>
             </w:pPr>
             <w:r>
               <w:t xml:space="preserve">p-value</w:t>
@@ -2455,7 +2413,6 @@
           <w:p>
             <w:pPr>
               <w:pStyle w:val="Compact"/>
-              <w:jc w:val="center"/>
             </w:pPr>
             <w:r>
               <w:t xml:space="preserve">0.82 (0.70–0.95)</w:t>
@@ -2467,7 +2424,6 @@
           <w:p>
             <w:pPr>
               <w:pStyle w:val="Compact"/>
-              <w:jc w:val="center"/>
             </w:pPr>
             <w:r>
               <w:t xml:space="preserve">0.008</w:t>
@@ -2492,7 +2448,6 @@
           <w:p>
             <w:pPr>
               <w:pStyle w:val="Compact"/>
-              <w:jc w:val="center"/>
             </w:pPr>
             <w:r>
               <w:t xml:space="preserve">0.67 (0.50–0.90)</w:t>
@@ -2504,7 +2459,6 @@
           <w:p>
             <w:pPr>
               <w:pStyle w:val="Compact"/>
-              <w:jc w:val="center"/>
             </w:pPr>
             <w:r>
               <w:t xml:space="preserve">0.008</w:t>
@@ -2529,19 +2483,17 @@
           <w:p>
             <w:pPr>
               <w:pStyle w:val="Compact"/>
-              <w:jc w:val="center"/>
-            </w:pPr>
-            <w:r>
-              <w:t xml:space="preserve">0.56 (0.40–0.76)</w:t>
-            </w:r>
-          </w:p>
-        </w:tc>
-        <w:tc>
-          <w:tcPr/>
-          <w:p>
-            <w:pPr>
-              <w:pStyle w:val="Compact"/>
-              <w:jc w:val="center"/>
+            </w:pPr>
+            <w:r>
+              <w:t xml:space="preserve">0.55 (0.40–0.76)</w:t>
+            </w:r>
+          </w:p>
+        </w:tc>
+        <w:tc>
+          <w:tcPr/>
+          <w:p>
+            <w:pPr>
+              <w:pStyle w:val="Compact"/>
             </w:pPr>
             <w:r>
               <w:t xml:space="preserve">&lt;0.001</w:t>
@@ -2566,22 +2518,20 @@
           <w:p>
             <w:pPr>
               <w:pStyle w:val="Compact"/>
-              <w:jc w:val="center"/>
-            </w:pPr>
-            <w:r>
-              <w:t xml:space="preserve">1.00 (0.99–1.00)</w:t>
-            </w:r>
-          </w:p>
-        </w:tc>
-        <w:tc>
-          <w:tcPr/>
-          <w:p>
-            <w:pPr>
-              <w:pStyle w:val="Compact"/>
-              <w:jc w:val="center"/>
-            </w:pPr>
-            <w:r>
-              <w:t xml:space="preserve">0.52</w:t>
+            </w:pPr>
+            <w:r>
+              <w:t xml:space="preserve">1.00 (0.99–1.01)</w:t>
+            </w:r>
+          </w:p>
+        </w:tc>
+        <w:tc>
+          <w:tcPr/>
+          <w:p>
+            <w:pPr>
+              <w:pStyle w:val="Compact"/>
+            </w:pPr>
+            <w:r>
+              <w:t xml:space="preserve">0.523</w:t>
             </w:r>
           </w:p>
         </w:tc>
@@ -2603,7 +2553,6 @@
           <w:p>
             <w:pPr>
               <w:pStyle w:val="Compact"/>
-              <w:jc w:val="center"/>
             </w:pPr>
             <w:r>
               <w:t xml:space="preserve">0.89 (0.85–0.92)</w:t>
@@ -2615,7 +2564,6 @@
           <w:p>
             <w:pPr>
               <w:pStyle w:val="Compact"/>
-              <w:jc w:val="center"/>
             </w:pPr>
             <w:r>
               <w:t xml:space="preserve">&lt;0.001</w:t>
@@ -2650,10 +2598,10 @@
         <w:tblLook w:firstRow="1" w:lastRow="0" w:firstColumn="0" w:lastColumn="0" w:noHBand="0" w:noVBand="0" w:val="0020"/>
       </w:tblPr>
       <w:tblGrid>
-        <w:gridCol w:w="1616"/>
-        <w:gridCol w:w="2101"/>
-        <w:gridCol w:w="2747"/>
-        <w:gridCol w:w="1454"/>
+        <w:gridCol w:w="4725"/>
+        <w:gridCol w:w="1264"/>
+        <w:gridCol w:w="1131"/>
+        <w:gridCol w:w="798"/>
       </w:tblGrid>
       <w:tr>
         <w:trPr>
@@ -2675,19 +2623,17 @@
           <w:p>
             <w:pPr>
               <w:pStyle w:val="Compact"/>
-              <w:jc w:val="center"/>
-            </w:pPr>
-            <w:r>
-              <w:t xml:space="preserve">2013 → 2023</w:t>
-            </w:r>
-          </w:p>
-        </w:tc>
-        <w:tc>
-          <w:tcPr/>
-          <w:p>
-            <w:pPr>
-              <w:pStyle w:val="Compact"/>
-              <w:jc w:val="center"/>
+            </w:pPr>
+            <w:r>
+              <w:t xml:space="preserve">2013 -&gt; 2023</w:t>
+            </w:r>
+          </w:p>
+        </w:tc>
+        <w:tc>
+          <w:tcPr/>
+          <w:p>
+            <w:pPr>
+              <w:pStyle w:val="Compact"/>
             </w:pPr>
             <w:r>
               <w:t xml:space="preserve">Slope (pp/year)</w:t>
@@ -2699,7 +2645,6 @@
           <w:p>
             <w:pPr>
               <w:pStyle w:val="Compact"/>
-              <w:jc w:val="center"/>
             </w:pPr>
             <w:r>
               <w:t xml:space="preserve">p-value</w:t>
@@ -2724,7 +2669,6 @@
           <w:p>
             <w:pPr>
               <w:pStyle w:val="Compact"/>
-              <w:jc w:val="center"/>
             </w:pPr>
             <w:r>
               <w:t xml:space="preserve">60.8% → 70.1%</w:t>
@@ -2736,7 +2680,6 @@
           <w:p>
             <w:pPr>
               <w:pStyle w:val="Compact"/>
-              <w:jc w:val="center"/>
             </w:pPr>
             <w:r>
               <w:t xml:space="preserve">0.84</w:t>
@@ -2748,7 +2691,6 @@
           <w:p>
             <w:pPr>
               <w:pStyle w:val="Compact"/>
-              <w:jc w:val="center"/>
             </w:pPr>
             <w:r>
               <w:t xml:space="preserve">&lt;0.001</w:t>
@@ -2773,7 +2715,6 @@
           <w:p>
             <w:pPr>
               <w:pStyle w:val="Compact"/>
-              <w:jc w:val="center"/>
             </w:pPr>
             <w:r>
               <w:t xml:space="preserve">53.4% → 63.8%</w:t>
@@ -2785,7 +2726,6 @@
           <w:p>
             <w:pPr>
               <w:pStyle w:val="Compact"/>
-              <w:jc w:val="center"/>
             </w:pPr>
             <w:r>
               <w:t xml:space="preserve">0.90</w:t>
@@ -2797,7 +2737,6 @@
           <w:p>
             <w:pPr>
               <w:pStyle w:val="Compact"/>
-              <w:jc w:val="center"/>
             </w:pPr>
             <w:r>
               <w:t xml:space="preserve">&lt;0.001</w:t>
@@ -2822,7 +2761,6 @@
           <w:p>
             <w:pPr>
               <w:pStyle w:val="Compact"/>
-              <w:jc w:val="center"/>
             </w:pPr>
             <w:r>
               <w:t xml:space="preserve">n/a</w:t>
@@ -2834,7 +2772,6 @@
           <w:p>
             <w:pPr>
               <w:pStyle w:val="Compact"/>
-              <w:jc w:val="center"/>
             </w:pPr>
             <w:r>
               <w:t xml:space="preserve">0.98</w:t>
@@ -2846,7 +2783,6 @@
           <w:p>
             <w:pPr>
               <w:pStyle w:val="Compact"/>
-              <w:jc w:val="center"/>
             </w:pPr>
             <w:r>
               <w:t xml:space="preserve">&lt;0.001</w:t>
@@ -2871,7 +2807,6 @@
           <w:p>
             <w:pPr>
               <w:pStyle w:val="Compact"/>
-              <w:jc w:val="center"/>
             </w:pPr>
             <w:r>
               <w:t xml:space="preserve">n/a</w:t>
@@ -2883,7 +2818,6 @@
           <w:p>
             <w:pPr>
               <w:pStyle w:val="Compact"/>
-              <w:jc w:val="center"/>
             </w:pPr>
             <w:r>
               <w:t xml:space="preserve">0.96</w:t>
@@ -2895,7 +2829,6 @@
           <w:p>
             <w:pPr>
               <w:pStyle w:val="Compact"/>
-              <w:jc w:val="center"/>
             </w:pPr>
             <w:r>
               <w:t xml:space="preserve">0.001</w:t>
@@ -2924,7 +2857,6 @@
           <w:p>
             <w:pPr>
               <w:pStyle w:val="Compact"/>
-              <w:jc w:val="center"/>
             </w:pPr>
             <w:r>
               <w:rPr>
@@ -2940,7 +2872,6 @@
           <w:p>
             <w:pPr>
               <w:pStyle w:val="Compact"/>
-              <w:jc w:val="center"/>
             </w:pPr>
             <w:r>
               <w:rPr>
@@ -2956,7 +2887,6 @@
           <w:p>
             <w:pPr>
               <w:pStyle w:val="Compact"/>
-              <w:jc w:val="center"/>
             </w:pPr>
             <w:r>
               <w:rPr>
@@ -2985,7 +2915,6 @@
           <w:p>
             <w:pPr>
               <w:pStyle w:val="Compact"/>
-              <w:jc w:val="center"/>
             </w:pPr>
             <w:r>
               <w:t xml:space="preserve">n/a</w:t>
@@ -2997,19 +2926,17 @@
           <w:p>
             <w:pPr>
               <w:pStyle w:val="Compact"/>
-              <w:jc w:val="center"/>
-            </w:pPr>
-            <w:r>
-              <w:t xml:space="preserve">1.33</w:t>
-            </w:r>
-          </w:p>
-        </w:tc>
-        <w:tc>
-          <w:tcPr/>
-          <w:p>
-            <w:pPr>
-              <w:pStyle w:val="Compact"/>
-              <w:jc w:val="center"/>
+            </w:pPr>
+            <w:r>
+              <w:t xml:space="preserve">1.32</w:t>
+            </w:r>
+          </w:p>
+        </w:tc>
+        <w:tc>
+          <w:tcPr/>
+          <w:p>
+            <w:pPr>
+              <w:pStyle w:val="Compact"/>
             </w:pPr>
             <w:r>
               <w:t xml:space="preserve">&lt;0.001</w:t>
@@ -3061,7 +2988,6 @@
           <w:p>
             <w:pPr>
               <w:pStyle w:val="Compact"/>
-              <w:jc w:val="center"/>
             </w:pPr>
             <w:r>
               <w:t xml:space="preserve">Year</w:t>
@@ -3073,7 +2999,6 @@
           <w:p>
             <w:pPr>
               <w:pStyle w:val="Compact"/>
-              <w:jc w:val="center"/>
             </w:pPr>
             <w:r>
               <w:t xml:space="preserve">Observable</w:t>
@@ -3085,7 +3010,6 @@
           <w:p>
             <w:pPr>
               <w:pStyle w:val="Compact"/>
-              <w:jc w:val="center"/>
             </w:pPr>
             <w:r>
               <w:t xml:space="preserve">Entrants</w:t>
@@ -3097,7 +3021,6 @@
           <w:p>
             <w:pPr>
               <w:pStyle w:val="Compact"/>
-              <w:jc w:val="center"/>
             </w:pPr>
             <w:r>
               <w:t xml:space="preserve">Continuing</w:t>
@@ -3109,7 +3032,6 @@
           <w:p>
             <w:pPr>
               <w:pStyle w:val="Compact"/>
-              <w:jc w:val="center"/>
             </w:pPr>
             <w:r>
               <w:t xml:space="preserve">Exiting</w:t>
@@ -3121,7 +3043,6 @@
           <w:p>
             <w:pPr>
               <w:pStyle w:val="Compact"/>
-              <w:jc w:val="center"/>
             </w:pPr>
             <w:r>
               <w:t xml:space="preserve">% volume by entrants</w:t>
@@ -3133,7 +3054,6 @@
           <w:p>
             <w:pPr>
               <w:pStyle w:val="Compact"/>
-              <w:jc w:val="center"/>
             </w:pPr>
             <w:r>
               <w:t xml:space="preserve">Median entrant volume</w:t>
@@ -3147,7 +3067,6 @@
           <w:p>
             <w:pPr>
               <w:pStyle w:val="Compact"/>
-              <w:jc w:val="center"/>
             </w:pPr>
             <w:r>
               <w:t xml:space="preserve">2013</w:t>
@@ -3159,7 +3078,6 @@
           <w:p>
             <w:pPr>
               <w:pStyle w:val="Compact"/>
-              <w:jc w:val="center"/>
             </w:pPr>
             <w:r>
               <w:t xml:space="preserve">812</w:t>
@@ -3171,7 +3089,6 @@
           <w:p>
             <w:pPr>
               <w:pStyle w:val="Compact"/>
-              <w:jc w:val="center"/>
             </w:pPr>
             <w:r>
               <w:t xml:space="preserve">n/a</w:t>
@@ -3183,7 +3100,6 @@
           <w:p>
             <w:pPr>
               <w:pStyle w:val="Compact"/>
-              <w:jc w:val="center"/>
             </w:pPr>
             <w:r>
               <w:t xml:space="preserve">n/a</w:t>
@@ -3195,7 +3111,6 @@
           <w:p>
             <w:pPr>
               <w:pStyle w:val="Compact"/>
-              <w:jc w:val="center"/>
             </w:pPr>
             <w:r>
               <w:t xml:space="preserve">214</w:t>
@@ -3207,7 +3122,6 @@
           <w:p>
             <w:pPr>
               <w:pStyle w:val="Compact"/>
-              <w:jc w:val="center"/>
             </w:pPr>
             <w:r>
               <w:t xml:space="preserve">n/a</w:t>
@@ -3219,7 +3133,6 @@
           <w:p>
             <w:pPr>
               <w:pStyle w:val="Compact"/>
-              <w:jc w:val="center"/>
             </w:pPr>
             <w:r>
               <w:t xml:space="preserve">n/a</w:t>
@@ -3233,7 +3146,6 @@
           <w:p>
             <w:pPr>
               <w:pStyle w:val="Compact"/>
-              <w:jc w:val="center"/>
             </w:pPr>
             <w:r>
               <w:t xml:space="preserve">2014</w:t>
@@ -3245,7 +3157,6 @@
           <w:p>
             <w:pPr>
               <w:pStyle w:val="Compact"/>
-              <w:jc w:val="center"/>
             </w:pPr>
             <w:r>
               <w:t xml:space="preserve">685</w:t>
@@ -3257,7 +3168,6 @@
           <w:p>
             <w:pPr>
               <w:pStyle w:val="Compact"/>
-              <w:jc w:val="center"/>
             </w:pPr>
             <w:r>
               <w:t xml:space="preserve">n/a</w:t>
@@ -3269,7 +3179,6 @@
           <w:p>
             <w:pPr>
               <w:pStyle w:val="Compact"/>
-              <w:jc w:val="center"/>
             </w:pPr>
             <w:r>
               <w:t xml:space="preserve">n/a</w:t>
@@ -3281,7 +3190,6 @@
           <w:p>
             <w:pPr>
               <w:pStyle w:val="Compact"/>
-              <w:jc w:val="center"/>
             </w:pPr>
             <w:r>
               <w:t xml:space="preserve">164</w:t>
@@ -3293,7 +3201,6 @@
           <w:p>
             <w:pPr>
               <w:pStyle w:val="Compact"/>
-              <w:jc w:val="center"/>
             </w:pPr>
             <w:r>
               <w:t xml:space="preserve">n/a</w:t>
@@ -3305,7 +3212,6 @@
           <w:p>
             <w:pPr>
               <w:pStyle w:val="Compact"/>
-              <w:jc w:val="center"/>
             </w:pPr>
             <w:r>
               <w:t xml:space="preserve">n/a</w:t>
@@ -3319,7 +3225,6 @@
           <w:p>
             <w:pPr>
               <w:pStyle w:val="Compact"/>
-              <w:jc w:val="center"/>
             </w:pPr>
             <w:r>
               <w:t xml:space="preserve">2015</w:t>
@@ -3331,7 +3236,6 @@
           <w:p>
             <w:pPr>
               <w:pStyle w:val="Compact"/>
-              <w:jc w:val="center"/>
             </w:pPr>
             <w:r>
               <w:t xml:space="preserve">655</w:t>
@@ -3343,7 +3247,6 @@
           <w:p>
             <w:pPr>
               <w:pStyle w:val="Compact"/>
-              <w:jc w:val="center"/>
             </w:pPr>
             <w:r>
               <w:t xml:space="preserve">127</w:t>
@@ -3355,7 +3258,6 @@
           <w:p>
             <w:pPr>
               <w:pStyle w:val="Compact"/>
-              <w:jc w:val="center"/>
             </w:pPr>
             <w:r>
               <w:t xml:space="preserve">528</w:t>
@@ -3367,7 +3269,6 @@
           <w:p>
             <w:pPr>
               <w:pStyle w:val="Compact"/>
-              <w:jc w:val="center"/>
             </w:pPr>
             <w:r>
               <w:t xml:space="preserve">136</w:t>
@@ -3379,7 +3280,6 @@
           <w:p>
             <w:pPr>
               <w:pStyle w:val="Compact"/>
-              <w:jc w:val="center"/>
             </w:pPr>
             <w:r>
               <w:t xml:space="preserve">14.2%</w:t>
@@ -3391,7 +3291,6 @@
           <w:p>
             <w:pPr>
               <w:pStyle w:val="Compact"/>
-              <w:jc w:val="center"/>
             </w:pPr>
             <w:r>
               <w:t xml:space="preserve">13</w:t>
@@ -3405,7 +3304,6 @@
           <w:p>
             <w:pPr>
               <w:pStyle w:val="Compact"/>
-              <w:jc w:val="center"/>
             </w:pPr>
             <w:r>
               <w:t xml:space="preserve">2016</w:t>
@@ -3417,7 +3315,6 @@
           <w:p>
             <w:pPr>
               <w:pStyle w:val="Compact"/>
-              <w:jc w:val="center"/>
             </w:pPr>
             <w:r>
               <w:t xml:space="preserve">701</w:t>
@@ -3429,7 +3326,6 @@
           <w:p>
             <w:pPr>
               <w:pStyle w:val="Compact"/>
-              <w:jc w:val="center"/>
             </w:pPr>
             <w:r>
               <w:t xml:space="preserve">158</w:t>
@@ -3441,7 +3337,6 @@
           <w:p>
             <w:pPr>
               <w:pStyle w:val="Compact"/>
-              <w:jc w:val="center"/>
             </w:pPr>
             <w:r>
               <w:t xml:space="preserve">543</w:t>
@@ -3453,7 +3348,6 @@
           <w:p>
             <w:pPr>
               <w:pStyle w:val="Compact"/>
-              <w:jc w:val="center"/>
             </w:pPr>
             <w:r>
               <w:t xml:space="preserve">219</w:t>
@@ -3465,7 +3359,6 @@
           <w:p>
             <w:pPr>
               <w:pStyle w:val="Compact"/>
-              <w:jc w:val="center"/>
             </w:pPr>
             <w:r>
               <w:t xml:space="preserve">15.3%</w:t>
@@ -3477,7 +3370,6 @@
           <w:p>
             <w:pPr>
               <w:pStyle w:val="Compact"/>
-              <w:jc w:val="center"/>
             </w:pPr>
             <w:r>
               <w:t xml:space="preserve">13</w:t>
@@ -3491,7 +3383,6 @@
           <w:p>
             <w:pPr>
               <w:pStyle w:val="Compact"/>
-              <w:jc w:val="center"/>
             </w:pPr>
             <w:r>
               <w:t xml:space="preserve">2018</w:t>
@@ -3503,7 +3394,6 @@
           <w:p>
             <w:pPr>
               <w:pStyle w:val="Compact"/>
-              <w:jc w:val="center"/>
             </w:pPr>
             <w:r>
               <w:t xml:space="preserve">672</w:t>
@@ -3515,7 +3405,6 @@
           <w:p>
             <w:pPr>
               <w:pStyle w:val="Compact"/>
-              <w:jc w:val="center"/>
             </w:pPr>
             <w:r>
               <w:t xml:space="preserve">184</w:t>
@@ -3527,7 +3416,6 @@
           <w:p>
             <w:pPr>
               <w:pStyle w:val="Compact"/>
-              <w:jc w:val="center"/>
             </w:pPr>
             <w:r>
               <w:t xml:space="preserve">488</w:t>
@@ -3539,7 +3427,6 @@
           <w:p>
             <w:pPr>
               <w:pStyle w:val="Compact"/>
-              <w:jc w:val="center"/>
             </w:pPr>
             <w:r>
               <w:t xml:space="preserve">154</w:t>
@@ -3551,7 +3438,6 @@
           <w:p>
             <w:pPr>
               <w:pStyle w:val="Compact"/>
-              <w:jc w:val="center"/>
             </w:pPr>
             <w:r>
               <w:t xml:space="preserve">20.6%</w:t>
@@ -3563,7 +3449,6 @@
           <w:p>
             <w:pPr>
               <w:pStyle w:val="Compact"/>
-              <w:jc w:val="center"/>
             </w:pPr>
             <w:r>
               <w:t xml:space="preserve">14</w:t>
@@ -3577,7 +3462,6 @@
           <w:p>
             <w:pPr>
               <w:pStyle w:val="Compact"/>
-              <w:jc w:val="center"/>
             </w:pPr>
             <w:r>
               <w:t xml:space="preserve">2019</w:t>
@@ -3589,7 +3473,6 @@
           <w:p>
             <w:pPr>
               <w:pStyle w:val="Compact"/>
-              <w:jc w:val="center"/>
             </w:pPr>
             <w:r>
               <w:t xml:space="preserve">650</w:t>
@@ -3601,7 +3484,6 @@
           <w:p>
             <w:pPr>
               <w:pStyle w:val="Compact"/>
-              <w:jc w:val="center"/>
             </w:pPr>
             <w:r>
               <w:t xml:space="preserve">122</w:t>
@@ -3613,7 +3495,6 @@
           <w:p>
             <w:pPr>
               <w:pStyle w:val="Compact"/>
-              <w:jc w:val="center"/>
             </w:pPr>
             <w:r>
               <w:t xml:space="preserve">528</w:t>
@@ -3625,7 +3506,6 @@
           <w:p>
             <w:pPr>
               <w:pStyle w:val="Compact"/>
-              <w:jc w:val="center"/>
             </w:pPr>
             <w:r>
               <w:t xml:space="preserve">230</w:t>
@@ -3637,7 +3517,6 @@
           <w:p>
             <w:pPr>
               <w:pStyle w:val="Compact"/>
-              <w:jc w:val="center"/>
             </w:pPr>
             <w:r>
               <w:t xml:space="preserve">12.4%</w:t>
@@ -3649,7 +3528,6 @@
           <w:p>
             <w:pPr>
               <w:pStyle w:val="Compact"/>
-              <w:jc w:val="center"/>
             </w:pPr>
             <w:r>
               <w:t xml:space="preserve">13</w:t>
@@ -3663,7 +3541,6 @@
           <w:p>
             <w:pPr>
               <w:pStyle w:val="Compact"/>
-              <w:jc w:val="center"/>
             </w:pPr>
             <w:r>
               <w:t xml:space="preserve">2020</w:t>
@@ -3675,7 +3552,6 @@
           <w:p>
             <w:pPr>
               <w:pStyle w:val="Compact"/>
-              <w:jc w:val="center"/>
             </w:pPr>
             <w:r>
               <w:t xml:space="preserve">445</w:t>
@@ -3687,7 +3563,6 @@
           <w:p>
             <w:pPr>
               <w:pStyle w:val="Compact"/>
-              <w:jc w:val="center"/>
             </w:pPr>
             <w:r>
               <w:t xml:space="preserve">48</w:t>
@@ -3699,7 +3574,6 @@
           <w:p>
             <w:pPr>
               <w:pStyle w:val="Compact"/>
-              <w:jc w:val="center"/>
             </w:pPr>
             <w:r>
               <w:t xml:space="preserve">397</w:t>
@@ -3711,7 +3585,6 @@
           <w:p>
             <w:pPr>
               <w:pStyle w:val="Compact"/>
-              <w:jc w:val="center"/>
             </w:pPr>
             <w:r>
               <w:t xml:space="preserve">66</w:t>
@@ -3723,7 +3596,6 @@
           <w:p>
             <w:pPr>
               <w:pStyle w:val="Compact"/>
-              <w:jc w:val="center"/>
             </w:pPr>
             <w:r>
               <w:t xml:space="preserve">7.4%</w:t>
@@ -3735,7 +3607,6 @@
           <w:p>
             <w:pPr>
               <w:pStyle w:val="Compact"/>
-              <w:jc w:val="center"/>
             </w:pPr>
             <w:r>
               <w:t xml:space="preserve">13</w:t>
@@ -3749,7 +3620,6 @@
           <w:p>
             <w:pPr>
               <w:pStyle w:val="Compact"/>
-              <w:jc w:val="center"/>
             </w:pPr>
             <w:r>
               <w:t xml:space="preserve">2021</w:t>
@@ -3761,7 +3631,6 @@
           <w:p>
             <w:pPr>
               <w:pStyle w:val="Compact"/>
-              <w:jc w:val="center"/>
             </w:pPr>
             <w:r>
               <w:t xml:space="preserve">458</w:t>
@@ -3773,7 +3642,6 @@
           <w:p>
             <w:pPr>
               <w:pStyle w:val="Compact"/>
-              <w:jc w:val="center"/>
             </w:pPr>
             <w:r>
               <w:t xml:space="preserve">77</w:t>
@@ -3785,7 +3653,6 @@
           <w:p>
             <w:pPr>
               <w:pStyle w:val="Compact"/>
-              <w:jc w:val="center"/>
             </w:pPr>
             <w:r>
               <w:t xml:space="preserve">381</w:t>
@@ -3797,7 +3664,6 @@
           <w:p>
             <w:pPr>
               <w:pStyle w:val="Compact"/>
-              <w:jc w:val="center"/>
             </w:pPr>
             <w:r>
               <w:t xml:space="preserve">81</w:t>
@@ -3809,7 +3675,6 @@
           <w:p>
             <w:pPr>
               <w:pStyle w:val="Compact"/>
-              <w:jc w:val="center"/>
             </w:pPr>
             <w:r>
               <w:t xml:space="preserve">12.1%</w:t>
@@ -3821,7 +3686,6 @@
           <w:p>
             <w:pPr>
               <w:pStyle w:val="Compact"/>
-              <w:jc w:val="center"/>
             </w:pPr>
             <w:r>
               <w:t xml:space="preserve">13</w:t>
@@ -3835,7 +3699,6 @@
           <w:p>
             <w:pPr>
               <w:pStyle w:val="Compact"/>
-              <w:jc w:val="center"/>
             </w:pPr>
             <w:r>
               <w:t xml:space="preserve">2022</w:t>
@@ -3847,7 +3710,6 @@
           <w:p>
             <w:pPr>
               <w:pStyle w:val="Compact"/>
-              <w:jc w:val="center"/>
             </w:pPr>
             <w:r>
               <w:t xml:space="preserve">562</w:t>
@@ -3859,7 +3721,6 @@
           <w:p>
             <w:pPr>
               <w:pStyle w:val="Compact"/>
-              <w:jc w:val="center"/>
             </w:pPr>
             <w:r>
               <w:t xml:space="preserve">168</w:t>
@@ -3871,7 +3732,6 @@
           <w:p>
             <w:pPr>
               <w:pStyle w:val="Compact"/>
-              <w:jc w:val="center"/>
             </w:pPr>
             <w:r>
               <w:t xml:space="preserve">394</w:t>
@@ -3883,7 +3743,6 @@
           <w:p>
             <w:pPr>
               <w:pStyle w:val="Compact"/>
-              <w:jc w:val="center"/>
             </w:pPr>
             <w:r>
               <w:t xml:space="preserve">n/a</w:t>
@@ -3895,7 +3754,6 @@
           <w:p>
             <w:pPr>
               <w:pStyle w:val="Compact"/>
-              <w:jc w:val="center"/>
             </w:pPr>
             <w:r>
               <w:t xml:space="preserve">22.5%</w:t>
@@ -3907,7 +3765,6 @@
           <w:p>
             <w:pPr>
               <w:pStyle w:val="Compact"/>
-              <w:jc w:val="center"/>
             </w:pPr>
             <w:r>
               <w:t xml:space="preserve">14</w:t>
@@ -3921,7 +3778,6 @@
           <w:p>
             <w:pPr>
               <w:pStyle w:val="Compact"/>
-              <w:jc w:val="center"/>
             </w:pPr>
             <w:r>
               <w:t xml:space="preserve">2023</w:t>
@@ -3933,7 +3789,6 @@
           <w:p>
             <w:pPr>
               <w:pStyle w:val="Compact"/>
-              <w:jc w:val="center"/>
             </w:pPr>
             <w:r>
               <w:t xml:space="preserve">562</w:t>
@@ -3945,7 +3800,6 @@
           <w:p>
             <w:pPr>
               <w:pStyle w:val="Compact"/>
-              <w:jc w:val="center"/>
             </w:pPr>
             <w:r>
               <w:t xml:space="preserve">126</w:t>
@@ -3957,7 +3811,6 @@
           <w:p>
             <w:pPr>
               <w:pStyle w:val="Compact"/>
-              <w:jc w:val="center"/>
             </w:pPr>
             <w:r>
               <w:t xml:space="preserve">436</w:t>
@@ -3969,7 +3822,6 @@
           <w:p>
             <w:pPr>
               <w:pStyle w:val="Compact"/>
-              <w:jc w:val="center"/>
             </w:pPr>
             <w:r>
               <w:t xml:space="preserve">n/a</w:t>
@@ -3981,7 +3833,6 @@
           <w:p>
             <w:pPr>
               <w:pStyle w:val="Compact"/>
-              <w:jc w:val="center"/>
             </w:pPr>
             <w:r>
               <w:t xml:space="preserve">15.7%</w:t>
@@ -3993,7 +3844,6 @@
           <w:p>
             <w:pPr>
               <w:pStyle w:val="Compact"/>
-              <w:jc w:val="center"/>
             </w:pPr>
             <w:r>
               <w:t xml:space="preserve">13</w:t>
@@ -4017,8 +3867,8 @@
         </w:pict>
       </w:r>
     </w:p>
-    <w:bookmarkEnd w:id="30"/>
-    <w:bookmarkStart w:id="31" w:name="figures"/>
+    <w:bookmarkEnd w:id="32"/>
+    <w:bookmarkStart w:id="33" w:name="figures"/>
     <w:p>
       <w:pPr>
         <w:pStyle w:val="Heading2"/>
@@ -4117,8 +3967,7 @@
         <w:t xml:space="preserve">Observable surgeons and total procedure volume by year and specialty. The decline in the surgeon pool was concentrated in urology and General OB/GYN.</w:t>
       </w:r>
     </w:p>
-    <w:bookmarkEnd w:id="31"/>
-    <w:bookmarkEnd w:id="32"/>
+    <w:bookmarkEnd w:id="33"/>
     <w:sectPr>
       <w:footnotePr>
         <w:numRestart w:val="eachSect"/>
@@ -5012,6 +4861,7 @@
     <w:link w:val="VerbatimChar"/>
     <w:pPr>
       <w:wordWrap w:val="off"/>
+      <w:shd w:val="clear" w:fill="f8f8f8"/>
     </w:pPr>
   </w:style>
   <w:style w:type="character" w:customStyle="1" w:styleId="KeywordTok">
@@ -5019,85 +4869,96 @@
     <w:basedOn w:val="VerbatimChar"/>
     <w:rPr>
       <w:b/>
-      <w:color w:val="007020"/>
+      <w:color w:val="204a87"/>
+      <w:shd w:val="clear" w:fill="f8f8f8"/>
     </w:rPr>
   </w:style>
   <w:style w:type="character" w:customStyle="1" w:styleId="DataTypeTok">
     <w:name w:val="DataTypeTok"/>
     <w:basedOn w:val="VerbatimChar"/>
     <w:rPr>
-      <w:color w:val="902000"/>
+      <w:color w:val="204a87"/>
+      <w:shd w:val="clear" w:fill="f8f8f8"/>
     </w:rPr>
   </w:style>
   <w:style w:type="character" w:customStyle="1" w:styleId="DecValTok">
     <w:name w:val="DecValTok"/>
     <w:basedOn w:val="VerbatimChar"/>
     <w:rPr>
-      <w:color w:val="40a070"/>
+      <w:color w:val="0000cf"/>
+      <w:shd w:val="clear" w:fill="f8f8f8"/>
     </w:rPr>
   </w:style>
   <w:style w:type="character" w:customStyle="1" w:styleId="BaseNTok">
     <w:name w:val="BaseNTok"/>
     <w:basedOn w:val="VerbatimChar"/>
     <w:rPr>
-      <w:color w:val="40a070"/>
+      <w:color w:val="0000cf"/>
+      <w:shd w:val="clear" w:fill="f8f8f8"/>
     </w:rPr>
   </w:style>
   <w:style w:type="character" w:customStyle="1" w:styleId="FloatTok">
     <w:name w:val="FloatTok"/>
     <w:basedOn w:val="VerbatimChar"/>
     <w:rPr>
-      <w:color w:val="40a070"/>
+      <w:color w:val="0000cf"/>
+      <w:shd w:val="clear" w:fill="f8f8f8"/>
     </w:rPr>
   </w:style>
   <w:style w:type="character" w:customStyle="1" w:styleId="ConstantTok">
     <w:name w:val="ConstantTok"/>
     <w:basedOn w:val="VerbatimChar"/>
     <w:rPr>
-      <w:color w:val="880000"/>
+      <w:color w:val="8f5902"/>
+      <w:shd w:val="clear" w:fill="f8f8f8"/>
     </w:rPr>
   </w:style>
   <w:style w:type="character" w:customStyle="1" w:styleId="CharTok">
     <w:name w:val="CharTok"/>
     <w:basedOn w:val="VerbatimChar"/>
     <w:rPr>
-      <w:color w:val="4070a0"/>
+      <w:color w:val="4e9a06"/>
+      <w:shd w:val="clear" w:fill="f8f8f8"/>
     </w:rPr>
   </w:style>
   <w:style w:type="character" w:customStyle="1" w:styleId="SpecialCharTok">
     <w:name w:val="SpecialCharTok"/>
     <w:basedOn w:val="VerbatimChar"/>
     <w:rPr>
-      <w:color w:val="4070a0"/>
+      <w:b/>
+      <w:color w:val="ce5c00"/>
+      <w:shd w:val="clear" w:fill="f8f8f8"/>
     </w:rPr>
   </w:style>
   <w:style w:type="character" w:customStyle="1" w:styleId="StringTok">
     <w:name w:val="StringTok"/>
     <w:basedOn w:val="VerbatimChar"/>
     <w:rPr>
-      <w:color w:val="4070a0"/>
+      <w:color w:val="4e9a06"/>
+      <w:shd w:val="clear" w:fill="f8f8f8"/>
     </w:rPr>
   </w:style>
   <w:style w:type="character" w:customStyle="1" w:styleId="VerbatimStringTok">
     <w:name w:val="VerbatimStringTok"/>
     <w:basedOn w:val="VerbatimChar"/>
     <w:rPr>
-      <w:color w:val="4070a0"/>
+      <w:color w:val="4e9a06"/>
+      <w:shd w:val="clear" w:fill="f8f8f8"/>
     </w:rPr>
   </w:style>
   <w:style w:type="character" w:customStyle="1" w:styleId="SpecialStringTok">
     <w:name w:val="SpecialStringTok"/>
     <w:basedOn w:val="VerbatimChar"/>
     <w:rPr>
-      <w:color w:val="bb6688"/>
+      <w:color w:val="4e9a06"/>
+      <w:shd w:val="clear" w:fill="f8f8f8"/>
     </w:rPr>
   </w:style>
   <w:style w:type="character" w:customStyle="1" w:styleId="ImportTok">
     <w:name w:val="ImportTok"/>
     <w:basedOn w:val="VerbatimChar"/>
     <w:rPr>
-      <w:b/>
-      <w:color w:val="008000"/>
+      <w:shd w:val="clear" w:fill="f8f8f8"/>
     </w:rPr>
   </w:style>
   <w:style w:type="character" w:customStyle="1" w:styleId="CommentTok">
@@ -5105,15 +4966,18 @@
     <w:basedOn w:val="VerbatimChar"/>
     <w:rPr>
       <w:i/>
-      <w:color w:val="60a0b0"/>
+      <w:color w:val="8f5902"/>
+      <w:shd w:val="clear" w:fill="f8f8f8"/>
     </w:rPr>
   </w:style>
   <w:style w:type="character" w:customStyle="1" w:styleId="DocumentationTok">
     <w:name w:val="DocumentationTok"/>
     <w:basedOn w:val="VerbatimChar"/>
     <w:rPr>
+      <w:b/>
       <w:i/>
-      <w:color w:val="ba2121"/>
+      <w:color w:val="8f5902"/>
+      <w:shd w:val="clear" w:fill="f8f8f8"/>
     </w:rPr>
   </w:style>
   <w:style w:type="character" w:customStyle="1" w:styleId="AnnotationTok">
@@ -5122,7 +4986,8 @@
     <w:rPr>
       <w:b/>
       <w:i/>
-      <w:color w:val="60a0b0"/>
+      <w:color w:val="8f5902"/>
+      <w:shd w:val="clear" w:fill="f8f8f8"/>
     </w:rPr>
   </w:style>
   <w:style w:type="character" w:customStyle="1" w:styleId="CommentVarTok">
@@ -5131,28 +4996,33 @@
     <w:rPr>
       <w:b/>
       <w:i/>
-      <w:color w:val="60a0b0"/>
+      <w:color w:val="8f5902"/>
+      <w:shd w:val="clear" w:fill="f8f8f8"/>
     </w:rPr>
   </w:style>
   <w:style w:type="character" w:customStyle="1" w:styleId="OtherTok">
     <w:name w:val="OtherTok"/>
     <w:basedOn w:val="VerbatimChar"/>
     <w:rPr>
-      <w:color w:val="007020"/>
+      <w:color w:val="8f5902"/>
+      <w:shd w:val="clear" w:fill="f8f8f8"/>
     </w:rPr>
   </w:style>
   <w:style w:type="character" w:customStyle="1" w:styleId="FunctionTok">
     <w:name w:val="FunctionTok"/>
     <w:basedOn w:val="VerbatimChar"/>
     <w:rPr>
-      <w:color w:val="06287e"/>
+      <w:b/>
+      <w:color w:val="204a87"/>
+      <w:shd w:val="clear" w:fill="f8f8f8"/>
     </w:rPr>
   </w:style>
   <w:style w:type="character" w:customStyle="1" w:styleId="VariableTok">
     <w:name w:val="VariableTok"/>
     <w:basedOn w:val="VerbatimChar"/>
     <w:rPr>
-      <w:color w:val="19177c"/>
+      <w:color w:val="000000"/>
+      <w:shd w:val="clear" w:fill="f8f8f8"/>
     </w:rPr>
   </w:style>
   <w:style w:type="character" w:customStyle="1" w:styleId="ControlFlowTok">
@@ -5160,46 +5030,56 @@
     <w:basedOn w:val="VerbatimChar"/>
     <w:rPr>
       <w:b/>
-      <w:color w:val="007020"/>
+      <w:color w:val="204a87"/>
+      <w:shd w:val="clear" w:fill="f8f8f8"/>
     </w:rPr>
   </w:style>
   <w:style w:type="character" w:customStyle="1" w:styleId="OperatorTok">
     <w:name w:val="OperatorTok"/>
     <w:basedOn w:val="VerbatimChar"/>
     <w:rPr>
-      <w:color w:val="666666"/>
+      <w:b/>
+      <w:color w:val="ce5c00"/>
+      <w:shd w:val="clear" w:fill="f8f8f8"/>
     </w:rPr>
   </w:style>
   <w:style w:type="character" w:customStyle="1" w:styleId="BuiltInTok">
     <w:name w:val="BuiltInTok"/>
     <w:basedOn w:val="VerbatimChar"/>
     <w:rPr>
-      <w:color w:val="008000"/>
+      <w:shd w:val="clear" w:fill="f8f8f8"/>
     </w:rPr>
   </w:style>
   <w:style w:type="character" w:customStyle="1" w:styleId="ExtensionTok">
     <w:name w:val="ExtensionTok"/>
     <w:basedOn w:val="VerbatimChar"/>
-    <w:rPr/>
+    <w:rPr>
+      <w:shd w:val="clear" w:fill="f8f8f8"/>
+    </w:rPr>
   </w:style>
   <w:style w:type="character" w:customStyle="1" w:styleId="PreprocessorTok">
     <w:name w:val="PreprocessorTok"/>
     <w:basedOn w:val="VerbatimChar"/>
     <w:rPr>
-      <w:color w:val="bc7a00"/>
+      <w:i/>
+      <w:color w:val="8f5902"/>
+      <w:shd w:val="clear" w:fill="f8f8f8"/>
     </w:rPr>
   </w:style>
   <w:style w:type="character" w:customStyle="1" w:styleId="AttributeTok">
     <w:name w:val="AttributeTok"/>
     <w:basedOn w:val="VerbatimChar"/>
     <w:rPr>
-      <w:color w:val="7d9029"/>
+      <w:color w:val="204a87"/>
+      <w:shd w:val="clear" w:fill="f8f8f8"/>
     </w:rPr>
   </w:style>
   <w:style w:type="character" w:customStyle="1" w:styleId="RegionMarkerTok">
     <w:name w:val="RegionMarkerTok"/>
     <w:basedOn w:val="VerbatimChar"/>
-    <w:rPr/>
+    <w:rPr>
+      <w:shd w:val="clear" w:fill="f8f8f8"/>
+    </w:rPr>
   </w:style>
   <w:style w:type="character" w:customStyle="1" w:styleId="InformationTok">
     <w:name w:val="InformationTok"/>
@@ -5207,7 +5087,8 @@
     <w:rPr>
       <w:b/>
       <w:i/>
-      <w:color w:val="60a0b0"/>
+      <w:color w:val="8f5902"/>
+      <w:shd w:val="clear" w:fill="f8f8f8"/>
     </w:rPr>
   </w:style>
   <w:style w:type="character" w:customStyle="1" w:styleId="WarningTok">
@@ -5216,15 +5097,16 @@
     <w:rPr>
       <w:b/>
       <w:i/>
-      <w:color w:val="60a0b0"/>
+      <w:color w:val="8f5902"/>
+      <w:shd w:val="clear" w:fill="f8f8f8"/>
     </w:rPr>
   </w:style>
   <w:style w:type="character" w:customStyle="1" w:styleId="AlertTok">
     <w:name w:val="AlertTok"/>
     <w:basedOn w:val="VerbatimChar"/>
     <w:rPr>
-      <w:b/>
-      <w:color w:val="ff0000"/>
+      <w:color w:val="ef2929"/>
+      <w:shd w:val="clear" w:fill="f8f8f8"/>
     </w:rPr>
   </w:style>
   <w:style w:type="character" w:customStyle="1" w:styleId="ErrorTok">
@@ -5232,13 +5114,16 @@
     <w:basedOn w:val="VerbatimChar"/>
     <w:rPr>
       <w:b/>
-      <w:color w:val="ff0000"/>
+      <w:color w:val="a40000"/>
+      <w:shd w:val="clear" w:fill="f8f8f8"/>
     </w:rPr>
   </w:style>
   <w:style w:type="character" w:customStyle="1" w:styleId="NormalTok">
     <w:name w:val="NormalTok"/>
     <w:basedOn w:val="VerbatimChar"/>
-    <w:rPr/>
+    <w:rPr>
+      <w:shd w:val="clear" w:fill="f8f8f8"/>
+    </w:rPr>
   </w:style>
 </w:styles>
 </file>

--- a/output/manuscript.docx
+++ b/output/manuscript.docx
@@ -96,7 +96,7 @@
         <w:t xml:space="preserve"> </w:t>
       </w:r>
       <w:r>
-        <w:t xml:space="preserve">After 2017 was excluded, 1,745 physicians performed 131,637 procedures across 6,202 physician-years. URPS was the largest group (753 physicians; 80,033 procedures, 60.8%; median 19/year [p25–p75, 14–27]), followed by non-URPS urology (665 physicians; 26.1%; median 16), General OB/GYN (330; 12.5%; median 15), and MIGS (10; 0.7%; median 16). Annual procedures declined from 16,399 in 2013 to 12,223 in 2023 (-469/year; p = 0.029), with a low of 9,228 in 2020 and partial recovery thereafter. Compared with URPS, adjusted annual volume was lower for urology (rate ratio [RR] 0.82 (0.70–0.95)), General OB/GYN (RR 0.67 (0.50–0.90)), and MIGS (RR 0.55 (0.40–0.76)). Volume fell by approximately 11% in 2020 (RR 0.89 (0.85–0.92); p &lt; 0.001), but per-physician volume did not change overall (RR 1.00 (0.99–1.01); p = 0.523). Among the three well-populated groups, pooled concentration was modest and lowest for URPS (Gini 0.51, HHI 27; top 20% performed 53.4%); within-year concentration remained low and stable (annual Gini approximately 0.26–0.28; p for trend = 0.824). URPS share increased by 0.90 percentage points per year (p &lt; 0.001), whereas urology (-0.55; p = 0.004) and General OB/GYN (-0.42; p = 0.006) declined. The increase remained significant under every classification scheme, from a lower-bound gynecologic-share increase of 60.8% to 70.1% (+0.84 percentage points/year) to an upper-bound URPS increase of 46.3% to 74.2% (+2.28 percentage points/year). Newly observable surgeons performed 7.4%–22.5% of annual volume at a median of approximately 13 cases; URPS contributed the most entrants (440), while urology showed substantial turnover (373 entrants despite a declining share).</w:t>
+        <w:t xml:space="preserve">After 2017 was excluded, 1,745 physicians performed 131,637 procedures across 6,202 physician-years. URPS was the largest group (753 physicians; 80,033 procedures, 60.8%; median 19/year [p25–p75, 14–27]), followed by non-URPS urology (665 physicians; 26.1%; median 16), General OB/GYN (330; 12.5%; median 15), and MIGS (10; 0.7%; median 16). Annual procedures declined from 16,399 in 2013 to 12,223 in 2023 (-469/year; p = 0.029), with a low of 9,228 in 2020 and partial recovery thereafter. Compared with URPS, adjusted annual volume was lower for urology (rate ratio [RR] 0.82 (0.70–0.95)), General OB/GYN (RR 0.67 (0.50–0.90)), and MIGS (RR 0.55 (0.40–0.76)). Volume fell by approximately 11% in 2020 (RR 0.89 (0.85–0.92); p &lt; 0.001), but per-physician volume did not change overall (RR 1.00 (0.99–1.01); p = 0.523). Among the three well-populated groups, pooled concentration was modest and lowest for URPS (Gini 0.51, HHI 27; top 20% performed 53.4%); within-year concentration remained low and stable (annual Gini approximately 0.26–0.28; p for trend = 0.824). URPS share increased by 0.90 percentage points per year (p &lt; 0.001), whereas urology (-0.55; p = 0.004) and General OB/GYN (-0.42; p = 0.006) declined. The increase remained significant under every classification scheme, and the two schemes bracketed the rate of increase rather than the level. Under fixed membership URPS rose from 53.4% to 63.8% (+0.90 percentage points/year); under certification-gated classification it rose more steeply, from 42.2% to 62.8% (+1.54 percentage points/year), because pre-certification physicians count as generalists, and the two estimates converged by 2023. Newly observable surgeons performed 7.4%–22.5% of annual volume at a median of approximately 13 cases; URPS contributed the most entrants (440), while urology showed substantial turnover (373 entrants despite a declining share).</w:t>
       </w:r>
     </w:p>
     <w:p>
@@ -522,7 +522,7 @@
         <w:pStyle w:val="BodyText"/>
       </w:pPr>
       <w:r>
-        <w:t xml:space="preserve">The URPS or gynecologic increase was significant under every classification scheme. Fixed membership provided the lower bound: gynecologic share increased from 60.8% to 70.1% (+0.84 percentage points/year). Certification-gated classification provided the upper bound: URPS share increased from 46.3% to 74.2% (+2.28 percentage points/year) (Table 4).</w:t>
+        <w:t xml:space="preserve">The URPS increase was significant under every classification scheme, and the schemes bracketed its slope (Table 4). Fixed membership gave the shallower estimate because it counts physicians as URPS before certification: URPS share rose from 53.4% to 63.8% (+0.90 percentage points/year), and the gynecologic share from 60.8% to 70.1% (+0.84 percentage points/year). Certification-gated classification gave the steeper estimate, from 42.2% to 62.8% (+1.54 percentage points/year), because it removes not-yet-certified physicians from the early URPS count; the two estimates converged near 62.8% by 2023.</w:t>
       </w:r>
     </w:p>
     <w:p>
@@ -2587,7 +2587,7 @@
         <w:t xml:space="preserve"> </w:t>
       </w:r>
       <w:r>
-        <w:t xml:space="preserve">Market-share trends under classification schemes that bound the likely trend. Fixed membership provides a lower bound because it treats not-yet-certified physicians as URPS; certification-gated classification provides an upper bound because certification follows practice onset. All estimated trends are positive and statistically significant.</w:t>
+        <w:t xml:space="preserve">URPS and gynecologic market-share trends under alternative classification schemes. The schemes bracket the rate of increase: fixed membership gives the shallower slope because it counts physicians as URPS before certification, and certification-gated classification gives the steeper slope because it removes not-yet-certified physicians from the early URPS count. The 2023 levels converge. All estimated trends are positive and statistically significant.</w:t>
       </w:r>
     </w:p>
     <w:tbl>
@@ -2598,10 +2598,10 @@
         <w:tblLook w:firstRow="1" w:lastRow="0" w:firstColumn="0" w:lastColumn="0" w:noHBand="0" w:noVBand="0" w:val="0020"/>
       </w:tblPr>
       <w:tblGrid>
-        <w:gridCol w:w="4725"/>
-        <w:gridCol w:w="1264"/>
-        <w:gridCol w:w="1131"/>
-        <w:gridCol w:w="798"/>
+        <w:gridCol w:w="4670"/>
+        <w:gridCol w:w="1286"/>
+        <w:gridCol w:w="1150"/>
+        <w:gridCol w:w="812"/>
       </w:tblGrid>
       <w:tr>
         <w:trPr>
@@ -2660,7 +2660,7 @@
               <w:pStyle w:val="Compact"/>
             </w:pPr>
             <w:r>
-              <w:t xml:space="preserve">Lower bound: gynecologic share (fixed; ABOG-URPS + MIGS + Gen OB/GYN)</w:t>
+              <w:t xml:space="preserve">Fixed membership: gynecologic share (ABOG-URPS + MIGS + Gen OB/GYN)</w:t>
             </w:r>
           </w:p>
         </w:tc>
@@ -2706,7 +2706,7 @@
               <w:pStyle w:val="Compact"/>
             </w:pPr>
             <w:r>
-              <w:t xml:space="preserve">Lower bound: combined-URPS share (fixed)</w:t>
+              <w:t xml:space="preserve">Fixed membership: combined-URPS share</w:t>
             </w:r>
           </w:p>
         </w:tc>
@@ -2752,7 +2752,7 @@
               <w:pStyle w:val="Compact"/>
             </w:pPr>
             <w:r>
-              <w:t xml:space="preserve">Sensitivity: URPS share (modal)</w:t>
+              <w:t xml:space="preserve">Modal: URPS share</w:t>
             </w:r>
           </w:p>
         </w:tc>
@@ -2798,7 +2798,7 @@
               <w:pStyle w:val="Compact"/>
             </w:pPr>
             <w:r>
-              <w:t xml:space="preserve">Sensitivity: URPS share (ever-URPS/MIGS)</w:t>
+              <w:t xml:space="preserve">Ever-URPS/MIGS: URPS share</w:t>
             </w:r>
           </w:p>
         </w:tc>
@@ -2848,7 +2848,7 @@
                 <w:b/>
                 <w:bCs/>
               </w:rPr>
-              <w:t xml:space="preserve">Upper bound: URPS share (time-varying, cert-gated)</w:t>
+              <w:t xml:space="preserve">Certification-gated: URPS share (time-varying)</w:t>
             </w:r>
           </w:p>
         </w:tc>
@@ -2863,7 +2863,7 @@
                 <w:b/>
                 <w:bCs/>
               </w:rPr>
-              <w:t xml:space="preserve">46.3% → 74.2%</w:t>
+              <w:t xml:space="preserve">42.2% → 62.8%</w:t>
             </w:r>
           </w:p>
         </w:tc>
@@ -2878,7 +2878,7 @@
                 <w:b/>
                 <w:bCs/>
               </w:rPr>
-              <w:t xml:space="preserve">2.28</w:t>
+              <w:t xml:space="preserve">1.54</w:t>
             </w:r>
           </w:p>
         </w:tc>
@@ -2906,7 +2906,7 @@
               <w:pStyle w:val="Compact"/>
             </w:pPr>
             <w:r>
-              <w:t xml:space="preserve">Upper bound: gynecologic share (time-varying, cert-gated)</w:t>
+              <w:t xml:space="preserve">Certification-gated: gynecologic share (time-varying)</w:t>
             </w:r>
           </w:p>
         </w:tc>
@@ -2928,7 +2928,7 @@
               <w:pStyle w:val="Compact"/>
             </w:pPr>
             <w:r>
-              <w:t xml:space="preserve">1.32</w:t>
+              <w:t xml:space="preserve">0.55</w:t>
             </w:r>
           </w:p>
         </w:tc>
@@ -3892,7 +3892,7 @@
         <w:t xml:space="preserve"> </w:t>
       </w:r>
       <w:r>
-        <w:t xml:space="preserve">Market share of midurethral sling procedures (CPT 57288) by specialty, Medicare PUF 2013–2023 (2017 excluded). The URPS or gynecologic share increased under every classification scheme. Fixed membership (gynecologic share 60.8% to 70.1%; +0.84 percentage points/year) and certification-gated classification (URPS share 46.3% to 74.2%; +2.28 percentage points/year) bound the likely trend.</w:t>
+        <w:t xml:space="preserve">Market share of midurethral sling procedures (CPT 57288) by specialty, Medicare PUF 2013–2023 (2017 excluded). The URPS share increased under every classification scheme. Fixed membership (URPS share 53.4% to 63.8%; +0.90 percentage points/year) and certification-gated classification (URPS share 42.2% to 62.8%; +1.54 percentage points/year) bracket the rate of increase and converge by 2023.</w:t>
       </w:r>
     </w:p>
     <w:p>

--- a/output/manuscript.docx
+++ b/output/manuscript.docx
@@ -33,7 +33,7 @@
         <w:t xml:space="preserve"> </w:t>
       </w:r>
       <w:r>
-        <w:t xml:space="preserve">This version incorporates five changes: (1) URPS includes both certification pathways, ABOG (OB/GYN) and ABU (urology); (2) 2017 is excluded because the PUF release was truncated; (3) surgeon-level concentration is reported with both the Gini coefficient and Herfindahl–Hirschman Index (HHI); (4) annual volume is analyzed with a repeated-measures model; and (5) specialty-classification assumptions are examined in sensitivity analyses. These updates changed several estimates from the original submission.</w:t>
+        <w:t xml:space="preserve">This version incorporates five changes: (1) URPS includes both certification pathways, ABOG (OB/GYN) and ABU (urology); (2) all 11 calendar years are analyzed, after the 2017 file (initially a truncated download) was replaced with the complete release; (3) surgeon-level concentration is reported with both the Gini coefficient and Herfindahl–Hirschman Index (HHI); (4) annual volume is analyzed with a repeated-measures model; and (5) specialty-classification assumptions are examined in sensitivity analyses. These updates changed several estimates from the original submission.</w:t>
       </w:r>
     </w:p>
     <w:bookmarkStart w:id="9" w:name="abstract"/>
@@ -78,7 +78,7 @@
         <w:t xml:space="preserve"> </w:t>
       </w:r>
       <w:r>
-        <w:t xml:space="preserve">We analyzed the CMS Medicare Physician and Other Practitioners Public Use File from 2013 through 2023, excluding the truncated 2017 release. Physicians billing CPT 57288 were classified as Urogynecology and Reconstructive Pelvic Surgery (URPS), Minimally Invasive Gynecologic Surgery (MIGS), General OB/GYN, or non-URPS urology by combining CMS provider type with ABOG and ABU subspecialty rosters. We measured surgeon-level concentration with the Gini coefficient and HHI, both overall and by year. Annual volume was modeled with a Poisson generalized estimating equation clustered by NPI; a per-physician Kruskal-Wallis analysis was secondary. Market-share trends were evaluated under fixed-membership and certification-gated classifications designed to bound the likely trend, with modal and ever-URPS/MIGS sensitivity analyses.</w:t>
+        <w:t xml:space="preserve">We analyzed the CMS Medicare Physician and Other Practitioners Public Use File across all 11 calendar years, 2013 through 2023. Physicians billing CPT 57288 were classified as Urogynecology and Reconstructive Pelvic Surgery (URPS), Minimally Invasive Gynecologic Surgery (MIGS), General OB/GYN, or non-URPS urology by combining CMS provider type with ABOG and ABU subspecialty rosters. We measured surgeon-level concentration with the Gini coefficient and HHI, both overall and by year. Annual volume was modeled with a Poisson generalized estimating equation clustered by NPI; a per-physician Kruskal-Wallis analysis was secondary. Market-share trends were evaluated under fixed-membership and certification-gated classifications designed to bound the likely trend, with modal and ever-URPS/MIGS sensitivity analyses.</w:t>
       </w:r>
     </w:p>
     <w:p>
@@ -96,7 +96,7 @@
         <w:t xml:space="preserve"> </w:t>
       </w:r>
       <w:r>
-        <w:t xml:space="preserve">After 2017 was excluded, 1,745 physicians performed 131,637 procedures across 6,202 physician-years. URPS was the largest group (753 physicians; 80,033 procedures, 60.8%; median 19/year [p25–p75, 14–27]), followed by non-URPS urology (665 physicians; 26.1%; median 16), General OB/GYN (330; 12.5%; median 15), and MIGS (10; 0.7%; median 16). Annual procedures declined from 16,399 in 2013 to 12,223 in 2023 (-469/year; p = 0.029), with a low of 9,228 in 2020 and partial recovery thereafter. Compared with URPS, adjusted annual volume was lower for urology (rate ratio [RR] 0.82 (0.70–0.95)), General OB/GYN (RR 0.67 (0.50–0.90)), and MIGS (RR 0.55 (0.40–0.76)). Volume fell by approximately 11% in 2020 (RR 0.89 (0.85–0.92); p &lt; 0.001), but per-physician volume did not change overall (RR 1.00 (0.99–1.01); p = 0.523). Among the three well-populated groups, pooled concentration was modest and lowest for URPS (Gini 0.51, HHI 27; top 20% performed 53.4%); within-year concentration remained low and stable (annual Gini approximately 0.26–0.28; p for trend = 0.824). URPS share increased by 0.90 percentage points per year (p &lt; 0.001), whereas urology (-0.55; p = 0.004) and General OB/GYN (-0.42; p = 0.006) declined. The increase remained significant under every classification scheme, and the two schemes bracketed the rate of increase rather than the level. Under fixed membership URPS rose from 53.4% to 63.8% (+0.90 percentage points/year); under certification-gated classification it rose more steeply, from 42.2% to 62.8% (+1.54 percentage points/year), because pre-certification physicians count as generalists, and the two estimates converged by 2023. Newly observable surgeons performed 7.4%–22.5% of annual volume at a median of approximately 13 cases; URPS contributed the most entrants (440), while urology showed substantial turnover (373 entrants despite a declining share).</w:t>
+        <w:t xml:space="preserve">Across 2013 through 2023, 1,789 physicians performed 147,632 procedures across 6,937 physician-years. URPS was the largest group (767 physicians; 89,773 procedures, 60.8%; median 19/year [p25–p75, 14–28]), followed by non-URPS urology (689 physicians; 26.1%; median 16), General OB/GYN (336; 12.4%; median 15), and MIGS (10; 0.6%; median 16). Annual procedures declined from 16,399 in 2013 to 12,223 in 2023 (-490/year; p = 0.023), with a low of 9,228 in 2020 and partial recovery thereafter. Compared with URPS, adjusted annual volume was lower for urology (rate ratio [RR] 0.80 (0.70–0.92)), General OB/GYN (RR 0.68 (0.51–0.92)), and MIGS (RR 0.56 (0.40–0.79)). Volume fell by approximately 11% in 2020 (RR 0.88 (0.85–0.92); p &lt; 0.001), but per-physician volume did not change overall (RR 1.00 (0.99–1.01); p = 0.516). Among the three well-populated groups, pooled concentration was modest and lowest for URPS (Gini 0.52, HHI 27; top 20% performed 53.9%); within-year concentration remained low and stable (annual Gini approximately 0.26–0.28; p for trend = 0.733). URPS share increased by 0.90 percentage points per year (p &lt; 0.001), whereas urology (-0.55; p = 0.002) and General OB/GYN (-0.41; p = 0.004) declined. The increase remained significant under every classification scheme, and the two schemes bracketed the rate of increase rather than the level. Under fixed membership URPS rose from 53.4% to 63.8% (+0.90 percentage points/year); under certification-gated classification it rose more steeply, from 42.2% to 62.8% (+1.52 percentage points/year), because pre-certification physicians count as generalists, and the two estimates converged by 2023. Newly observable surgeons performed 7.4%–22.5% of annual volume at a median of approximately 13 cases; URPS contributed the most entrants (480), while urology showed substantial turnover (421 entrants despite a declining share).</w:t>
       </w:r>
     </w:p>
     <w:p>
@@ -252,7 +252,7 @@
         <w:pStyle w:val="BodyText"/>
       </w:pPr>
       <w:r>
-        <w:t xml:space="preserve">We excluded the 2017 file because the release was truncated. It was approximately half the size of adjacent-year files (1.5 GB vs approximately 2.7 GB) and contained only 376 sling provider-year records, compared with approximately 660–810 in neighboring years. Including this file would create an artifactual decline and bias temporal trends.</w:t>
+        <w:t xml:space="preserve">The 2017 file initially obtained was an incomplete download (roughly half the expected size, with only 376 sling provider-year records versus approximately 660–810 in neighboring years). It was replaced with the complete 2017 release before analysis, so all 11 calendar years are included.</w:t>
       </w:r>
     </w:p>
     <w:bookmarkEnd w:id="11"/>
@@ -472,7 +472,7 @@
         <w:pStyle w:val="FirstParagraph"/>
       </w:pPr>
       <w:r>
-        <w:t xml:space="preserve">Across the full 11-year window, 1,761 physicians billed CPT 57288, accounting for 139,855 observed services and 6,572 physician-years. After the truncated 2017 file was excluded, the analytic cohort included 1,745 physicians, 131,637 procedures, and 6,202 physician-years. Participation was intermittent: 567 physicians (32%) appeared in one year, 753 (43%) in 2–5 years, 375 (21%) in 6–10 years, and 66 (4%) in all 11 years. Thus, only a small proportion maintained an observable Medicare sling practice throughout the study window.</w:t>
+        <w:t xml:space="preserve">Across the full 11-year window, 1,789 physicians billed CPT 57288, accounting for 147,632 observed services in 6,937 physician-year observations. Participation was intermittent: 560 physicians (31%) appeared in one year, 756 (42%) in 2–5 years, 365 (20%) in 6–10 years, and 108 (6%) in all 11 years. Thus, only a small proportion maintained an observable Medicare sling practice throughout the study window.</w:t>
       </w:r>
     </w:p>
     <w:p>
@@ -480,7 +480,7 @@
         <w:pStyle w:val="BodyText"/>
       </w:pPr>
       <w:r>
-        <w:t xml:space="preserve">Observed annual volume declined from 16,399 procedures in 2013 to 12,223 in 2023 (linear trend, -469 procedures/year; p = 0.029). The number of observable surgeons also fell, from 812 to 562. Volume reached a low of 9,228 procedures in 2020, consistent with pandemic-related deferral of elective surgery. It partially recovered to 12,053 in 2022 and 12,223 in 2023 but remained below pre-2020 levels. Therefore, the pooled total masks a decade-long decline in Medicare sling volume.</w:t>
+        <w:t xml:space="preserve">Observed annual volume declined from 16,399 procedures in 2013 to 12,223 in 2023 (linear trend, -490 procedures/year; p = 0.023). The number of observable surgeons also fell, from 812 to 562. Volume reached a low of 9,228 procedures in 2020, consistent with pandemic-related deferral of elective surgery. It partially recovered to 12,053 in 2022 and 12,223 in 2023 but remained below pre-2020 levels. Therefore, the pooled total masks a decade-long decline in Medicare sling volume.</w:t>
       </w:r>
     </w:p>
     <w:bookmarkEnd w:id="17"/>
@@ -498,7 +498,7 @@
         <w:pStyle w:val="FirstParagraph"/>
       </w:pPr>
       <w:r>
-        <w:t xml:space="preserve">URPS was the largest group: 753 physicians contributed 3,498 physician-years and 80,033 procedures (60.8%), with a median annual volume of 19 (p25–p75, 14–27). Non-URPS urology included 665 physicians, 1,810 physician-years, and 34,351 procedures (26.1%; median 16, 13–22). General OB/GYN included 330 physicians, 858 physician-years, and 16,391 procedures (12.5%; median 15, 12–22). MIGS included 10 physicians, 36 physician-years, and 862 procedures (0.7%; median 16, 12–23.5) (Table 1).</w:t>
+        <w:t xml:space="preserve">URPS was the largest group: 767 physicians contributed 3,913 physician-years and 89,773 procedures (60.8%), with a median annual volume of 19 (p25–p75, 14–28). Non-URPS urology included 689 physicians, 2,032 physician-years, and 38,602 procedures (26.1%; median 16, 13–22). General OB/GYN included 336 physicians, 953 physician-years, and 18,316 procedures (12.4%; median 15, 12–22). MIGS included 10 physicians, 39 physician-years, and 941 procedures (0.6%; median 16, 12–24) (Table 1).</w:t>
       </w:r>
     </w:p>
     <w:p>
@@ -506,7 +506,7 @@
         <w:pStyle w:val="BodyText"/>
       </w:pPr>
       <w:r>
-        <w:t xml:space="preserve">Because 13 physicians changed specialty groups across years, specialty-specific physician counts exceed the unique cohort total. Including urology-pathway urogynecologists reassigned 148 physicians and 10,749 procedures from urology to URPS compared with an ABOG-only classification.</w:t>
+        <w:t xml:space="preserve">Because 13 physicians changed specialty groups across years, specialty-specific physician counts exceed the unique cohort total. Including urology-pathway urogynecologists reassigned 151 physicians and 12,272 procedures from urology to URPS compared with an ABOG-only classification.</w:t>
       </w:r>
     </w:p>
     <w:p>
@@ -514,7 +514,7 @@
         <w:pStyle w:val="BodyText"/>
       </w:pPr>
       <w:r>
-        <w:t xml:space="preserve">Annual market shares moved in different directions (Table 1). URPS increased from 53.4% in 2013 to 63.8% in 2023 (+0.90 percentage points/year; 95% CI 0.49 to 1.31; p &lt; 0.001). Urology decreased from 30.7% to 23.1% (-0.55 percentage points/year; 95% CI -0.87 to -0.23; p = 0.004), and General OB/GYN decreased from 15.7% to 12.3% (-0.42 percentage points/year; 95% CI -0.68 to -0.16; p = 0.006). MIGS increased descriptively from 0.2% to 0.8% (+0.07 percentage points/year), but this estimate is based on only 10 physicians. Because total volume declined, these changes represent redistribution among specialties rather than procedure growth.</w:t>
+        <w:t xml:space="preserve">Annual market shares moved in different directions (Table 1). URPS increased from 53.4% in 2013 to 63.8% in 2023 (+0.90 percentage points/year; 95% CI 0.51 to 1.28; p &lt; 0.001). Urology decreased from 30.7% to 23.1% (-0.55 percentage points/year; 95% CI -0.84 to -0.26; p = 0.002), and General OB/GYN decreased from 15.7% to 12.3% (-0.41 percentage points/year; 95% CI -0.66 to -0.17; p = 0.004). MIGS increased descriptively from 0.2% to 0.8% (+0.07 percentage points/year), but this estimate is based on only 10 physicians. Because total volume declined, these changes represent redistribution among specialties rather than procedure growth.</w:t>
       </w:r>
     </w:p>
     <w:p>
@@ -522,7 +522,7 @@
         <w:pStyle w:val="BodyText"/>
       </w:pPr>
       <w:r>
-        <w:t xml:space="preserve">The URPS increase was significant under every classification scheme, and the schemes bracketed its slope (Table 4). Fixed membership gave the shallower estimate because it counts physicians as URPS before certification: URPS share rose from 53.4% to 63.8% (+0.90 percentage points/year), and the gynecologic share from 60.8% to 70.1% (+0.84 percentage points/year). Certification-gated classification gave the steeper estimate, from 42.2% to 62.8% (+1.54 percentage points/year), because it removes not-yet-certified physicians from the early URPS count; the two estimates converged near 62.8% by 2023.</w:t>
+        <w:t xml:space="preserve">The URPS increase was significant under every classification scheme, and the schemes bracketed its slope (Table 4). Fixed membership gave the shallower estimate because it counts physicians as URPS before certification: URPS share rose from 53.4% to 63.8% (+0.90 percentage points/year), and the gynecologic share from 60.8% to 70.1% (+0.85 percentage points/year). Certification-gated classification gave the steeper estimate, from 42.2% to 62.8% (+1.52 percentage points/year), because it removes not-yet-certified physicians from the early URPS count; the two estimates converged near 62.8% by 2023.</w:t>
       </w:r>
     </w:p>
     <w:p>
@@ -530,7 +530,7 @@
         <w:pStyle w:val="BodyText"/>
       </w:pPr>
       <w:r>
-        <w:t xml:space="preserve">In the Poisson GEE clustered by NPI, adjusted annual volume was lower than URPS for every other group: urology RR 0.82 (0.70–0.95), General OB/GYN RR 0.67 (0.50–0.90), and MIGS RR 0.55 (0.40–0.76) (Table 3). Annual volume was approximately 11% lower in 2020 (RR 0.89 (0.85–0.92); p &lt; 0.001). There was no overall change in per-physician volume over time (year RR 1.00 (0.99–1.01); p = 0.523). The one-observation-per-physician secondary analysis was concordant (Kruskal-Wallis H = 66.1, df = 3, p &lt; 0.001); URPS volume exceeded both urology and General OB/GYN in pairwise comparisons (p &lt; 0.001).</w:t>
+        <w:t xml:space="preserve">In the Poisson GEE clustered by NPI, adjusted annual volume was lower than URPS for every other group: urology RR 0.80 (0.70–0.92), General OB/GYN RR 0.68 (0.51–0.92), and MIGS RR 0.56 (0.40–0.79) (Table 3). Annual volume was approximately 11% lower in 2020 (RR 0.88 (0.85–0.92); p &lt; 0.001). There was no overall change in per-physician volume over time (year RR 1.00 (0.99–1.01); p = 0.516). The one-observation-per-physician secondary analysis was concordant (Kruskal-Wallis H = 66.6, df = 3, p &lt; 0.001); URPS volume exceeded both urology and General OB/GYN in pairwise comparisons (p &lt; 0.001).</w:t>
       </w:r>
     </w:p>
     <w:bookmarkEnd w:id="18"/>
@@ -548,7 +548,7 @@
         <w:pStyle w:val="FirstParagraph"/>
       </w:pPr>
       <w:r>
-        <w:t xml:space="preserve">Among the three well-populated groups, pooled multi-year concentration was lowest for URPS (Gini 0.51, HHI 27; top 10% performed 34.3% and top 20% performed 53.4%). Concentration was slightly higher for urology (Gini 0.52, HHI 35; top 20% performed 57.5%) and General OB/GYN (Gini 0.55, HHI 89; top 20% performed 60.8%) (Table 2).</w:t>
+        <w:t xml:space="preserve">Among the three well-populated groups, pooled multi-year concentration was lowest for URPS (Gini 0.52, HHI 27; top 10% performed 34.4% and top 20% performed 53.9%). Concentration was slightly higher for urology (Gini 0.53, HHI 35; top 20% performed 58.7%) and General OB/GYN (Gini 0.56, HHI 89; top 20% performed 62.2%) (Table 2).</w:t>
       </w:r>
     </w:p>
     <w:p>
@@ -556,7 +556,7 @@
         <w:pStyle w:val="BodyText"/>
       </w:pPr>
       <w:r>
-        <w:t xml:space="preserve">The Gini coefficient and HHI ranked the groups identically. However, the absolute HHI values for all three groups were very low (27–89 of 10,000), indicating that sling volume was unevenly distributed across many surgeons rather than dominated by a few. URPS also had the highest median annual volume and upper quartile (median 19; p75 27).</w:t>
+        <w:t xml:space="preserve">The Gini coefficient and HHI ranked the groups identically. However, the absolute HHI values for all three groups were very low (27–89 of 10,000), indicating that sling volume was unevenly distributed across many surgeons rather than dominated by a few. URPS also had the highest median annual volume and upper quartile (median 19; p75 28).</w:t>
       </w:r>
     </w:p>
     <w:p>
@@ -564,7 +564,7 @@
         <w:pStyle w:val="BodyText"/>
       </w:pPr>
       <w:r>
-        <w:t xml:space="preserve">Within-year concentration was low and stable. The pooled annual Gini ranged from 0.26 to 0.28, with no temporal trend (p = 0.824), and the annual top 20% performed approximately 38% of cases. No specialty-specific annual Gini changed significantly (all p &gt; 0.15). Thus, care did not become concentrated among a smaller group of high-volume surgeons as the observable surgeon pool contracted. MIGS was excluded from these comparisons because only 10 physicians were identified (1–4 per year); its nominal Gini of 0.60 and HHI of 2,919 are not stable specialty-wide estimates.</w:t>
+        <w:t xml:space="preserve">Within-year concentration was low and stable. The pooled annual Gini ranged from 0.26 to 0.28, with no temporal trend (p = 0.733), and the annual top 20% performed approximately 38% of cases. No specialty-specific annual Gini changed significantly (all p &gt; 0.15). Thus, care did not become concentrated among a smaller group of high-volume surgeons as the observable surgeon pool contracted. MIGS was excluded from these comparisons because only 10 physicians were identified (1–4 per year); its nominal Gini of 0.61 and HHI of 3,036 are not stable specialty-wide estimates.</w:t>
       </w:r>
     </w:p>
     <w:bookmarkEnd w:id="19"/>
@@ -582,7 +582,7 @@
         <w:pStyle w:val="FirstParagraph"/>
       </w:pPr>
       <w:r>
-        <w:t xml:space="preserve">Using the two-year washout (Table 5), 48–184 surgeons were newly observable each year and performed 7.4%–22.5% of annual volume. Their median annual volume was low, at approximately 13 procedures, consistent with surgeons appearing just above the CMS suppression threshold. Entry fell to 48 surgeons and 7.4% of volume in 2020, then rebounded to 168 surgeons and 22.5% of volume in 2022. Continuing surgeons (381–543 per year) performed most annual procedures, while apparent exits ranged from 66 to 230 per year.</w:t>
+        <w:t xml:space="preserve">Using the two-year washout (Table 5), 48–168 surgeons were newly observable each year and performed 7.4%–22.5% of annual volume. Their median annual volume was low, at approximately 13 procedures, consistent with surgeons appearing just above the CMS suppression threshold. Entry fell to 48 surgeons and 7.4% of volume in 2020, then rebounded to 168 surgeons and 22.5% of volume in 2022. Continuing surgeons (381–584 per year) performed most annual procedures, while apparent exits ranged from 66 to 230 per year.</w:t>
       </w:r>
     </w:p>
     <w:p>
@@ -590,7 +590,7 @@
         <w:pStyle w:val="BodyText"/>
       </w:pPr>
       <w:r>
-        <w:t xml:space="preserve">Across the study period, URPS contributed the most entrants (440), followed by urology (373), General OB/GYN (189), and MIGS (8). The rising URPS share reflected the largest inflow of newly observable surgeons together with a relatively stable continuing-URPS base (URPS surgeon count 385 to 338; per-physician volume unchanged). Urology showed substantial turnover but net attrition, and General OB/GYN lost both surgeons and market share.</w:t>
+        <w:t xml:space="preserve">Across the study period, URPS contributed the most entrants (480), followed by urology (421), General OB/GYN (205), and MIGS (8). The rising URPS share reflected the largest inflow of newly observable surgeons together with a relatively stable continuing-URPS base (URPS surgeon count 385 to 338; per-physician volume unchanged). Urology showed substantial turnover but net attrition, and General OB/GYN lost both surgeons and market share.</w:t>
       </w:r>
     </w:p>
     <w:p>
@@ -696,7 +696,7 @@
         <w:pStyle w:val="BodyText"/>
       </w:pPr>
       <w:r>
-        <w:t xml:space="preserve">Including both certification pathways was essential to this result. Cross-referencing the ABU roster reassigned 148 urology-typed physicians, representing 8.2% of all sling procedures, to URPS. The concentration estimate was robust: the pooled URPS Gini changed only from 0.51 to 0.52. A pathway-neutral definition also reflects differences in operative case volume between urology- and gynecology-based URPS fellowships</w:t>
+        <w:t xml:space="preserve">Including both certification pathways was essential to this result. Cross-referencing the ABU roster reassigned 151 urology-typed physicians, representing 8.3% of all sling procedures, to URPS. The concentration estimate was robust: the pooled URPS Gini changed only from 0.52 to 0.52. A pathway-neutral definition also reflects differences in operative case volume between urology- and gynecology-based URPS fellowships</w:t>
       </w:r>
       <w:r>
         <w:rPr>
@@ -738,7 +738,7 @@
         <w:pStyle w:val="FirstParagraph"/>
       </w:pPr>
       <w:r>
-        <w:t xml:space="preserve">The Gini coefficient and HHI provide complementary views of concentration, and both supported the same conclusion. Moderate inequality across the full distribution (Gini 0.51–0.55) coexisted with very low absolute HHI values (27–89 of 10,000). In other words, sling volume was distributed unevenly across many surgeons but was not dominated by a few. Because the physician was the production unit, these values describe surgeon-level procedural concentration rather than market competition.</w:t>
+        <w:t xml:space="preserve">The Gini coefficient and HHI provide complementary views of concentration, and both supported the same conclusion. Moderate inequality across the full distribution (Gini 0.52–0.56) coexisted with very low absolute HHI values (27–89 of 10,000). In other words, sling volume was distributed unevenly across many surgeons but was not dominated by a few. Because the physician was the production unit, these values describe surgeon-level procedural concentration rather than market competition.</w:t>
       </w:r>
     </w:p>
     <w:p>
@@ -844,7 +844,7 @@
         <w:t xml:space="preserve"> </w:t>
       </w:r>
       <w:r>
-        <w:t xml:space="preserve">The 2020 decline in our study (RR 0.89) is consistent with pandemic-related deferral of elective surgery and remained robust when 2020 was excluded.</w:t>
+        <w:t xml:space="preserve">The 2020 decline in our study (RR 0.88) is consistent with pandemic-related deferral of elective surgery and remained robust when 2020 was excluded.</w:t>
       </w:r>
     </w:p>
     <w:p>
@@ -882,7 +882,7 @@
         <w:pStyle w:val="FirstParagraph"/>
       </w:pPr>
       <w:r>
-        <w:t xml:space="preserve">This study has six limitations. First, CMS suppresses provider-level data for fewer than 11 beneficiaries, so the lowest-volume surgeons are not observed and concentration estimates are lower bounds. Second, the PUF includes only fee-for-service Medicare Part B claims; younger patients and those covered by Medicare Advantage, Medicaid, commercial insurance, or no insurance are not represented.</w:t>
+        <w:t xml:space="preserve">This study has five limitations. First, CMS suppresses provider-level data for fewer than 11 beneficiaries, so the lowest-volume surgeons are not observed and concentration estimates are lower bounds. Second, the PUF includes only fee-for-service Medicare Part B claims; younger patients and those covered by Medicare Advantage, Medicaid, commercial insurance, or no insurance are not represented.</w:t>
       </w:r>
     </w:p>
     <w:p>
@@ -898,7 +898,7 @@
         <w:pStyle w:val="BodyText"/>
       </w:pPr>
       <w:r>
-        <w:t xml:space="preserve">Approximately 8% of URPS physicians could not be matched to a certification year, and urology-pathway URPS classification remained fixed because no urology subspecialty date was available; both features narrow the upper-bound estimate. Fifth, excluding the truncated 2017 release removes one year from the time series; a complete file would restore all 11 years. Sixth, Tot_Srvcs may include bilateral or modifier-inflated services.</w:t>
+        <w:t xml:space="preserve">Approximately 8% of URPS physicians could not be matched to a certification year, and urology-pathway URPS classification remained fixed because no urology subspecialty date was available; both features narrow the certification-gated estimate. Fifth, Tot_Srvcs may include bilateral or modifier-inflated services.</w:t>
       </w:r>
     </w:p>
     <w:bookmarkEnd w:id="26"/>
@@ -1234,7 +1234,7 @@
         <w:t xml:space="preserve"> </w:t>
       </w:r>
       <w:r>
-        <w:t xml:space="preserve">Specialty distribution and market-share trends among physicians billing CPT 57288, Medicare PUF 2013–2023 (2017 excluded; combined URPS). Δ share is the annual percentage-point change from ordinary least-squares regression on calendar year. Specialty-specific physician counts exceed 1,745 because 13 physicians changed groups across years. *MIGS estimates are descriptive because only 10 physicians were identified.</w:t>
+        <w:t xml:space="preserve">Specialty distribution and market-share trends among physicians billing CPT 57288, Medicare PUF 2013–2023 (combined URPS). Δ share is the annual percentage-point change from ordinary least-squares regression on calendar year. Specialty-specific physician counts exceed 1,789 because 13 physicians changed groups across years. *MIGS estimates are descriptive because only 10 physicians were identified.</w:t>
       </w:r>
     </w:p>
     <w:tbl>
@@ -1390,29 +1390,29 @@
               <w:pStyle w:val="Compact"/>
             </w:pPr>
             <w:r>
-              <w:t xml:space="preserve">753</w:t>
-            </w:r>
-          </w:p>
-        </w:tc>
-        <w:tc>
-          <w:tcPr/>
-          <w:p>
-            <w:pPr>
-              <w:pStyle w:val="Compact"/>
-            </w:pPr>
-            <w:r>
-              <w:t xml:space="preserve">3,498</w:t>
-            </w:r>
-          </w:p>
-        </w:tc>
-        <w:tc>
-          <w:tcPr/>
-          <w:p>
-            <w:pPr>
-              <w:pStyle w:val="Compact"/>
-            </w:pPr>
-            <w:r>
-              <w:t xml:space="preserve">80,033</w:t>
+              <w:t xml:space="preserve">767</w:t>
+            </w:r>
+          </w:p>
+        </w:tc>
+        <w:tc>
+          <w:tcPr/>
+          <w:p>
+            <w:pPr>
+              <w:pStyle w:val="Compact"/>
+            </w:pPr>
+            <w:r>
+              <w:t xml:space="preserve">3,913</w:t>
+            </w:r>
+          </w:p>
+        </w:tc>
+        <w:tc>
+          <w:tcPr/>
+          <w:p>
+            <w:pPr>
+              <w:pStyle w:val="Compact"/>
+            </w:pPr>
+            <w:r>
+              <w:t xml:space="preserve">89,773</w:t>
             </w:r>
           </w:p>
         </w:tc>
@@ -1434,7 +1434,7 @@
               <w:pStyle w:val="Compact"/>
             </w:pPr>
             <w:r>
-              <w:t xml:space="preserve">19 (14–27)</w:t>
+              <w:t xml:space="preserve">19 (14–28)</w:t>
             </w:r>
           </w:p>
         </w:tc>
@@ -1467,7 +1467,7 @@
               <w:pStyle w:val="Compact"/>
             </w:pPr>
             <w:r>
-              <w:t xml:space="preserve">+0.90 (0.49 to 1.31)</w:t>
+              <w:t xml:space="preserve">+0.90 (0.51 to 1.28)</w:t>
             </w:r>
           </w:p>
         </w:tc>
@@ -1502,29 +1502,29 @@
               <w:pStyle w:val="Compact"/>
             </w:pPr>
             <w:r>
-              <w:t xml:space="preserve">665</w:t>
-            </w:r>
-          </w:p>
-        </w:tc>
-        <w:tc>
-          <w:tcPr/>
-          <w:p>
-            <w:pPr>
-              <w:pStyle w:val="Compact"/>
-            </w:pPr>
-            <w:r>
-              <w:t xml:space="preserve">1,810</w:t>
-            </w:r>
-          </w:p>
-        </w:tc>
-        <w:tc>
-          <w:tcPr/>
-          <w:p>
-            <w:pPr>
-              <w:pStyle w:val="Compact"/>
-            </w:pPr>
-            <w:r>
-              <w:t xml:space="preserve">34,351</w:t>
+              <w:t xml:space="preserve">689</w:t>
+            </w:r>
+          </w:p>
+        </w:tc>
+        <w:tc>
+          <w:tcPr/>
+          <w:p>
+            <w:pPr>
+              <w:pStyle w:val="Compact"/>
+            </w:pPr>
+            <w:r>
+              <w:t xml:space="preserve">2,032</w:t>
+            </w:r>
+          </w:p>
+        </w:tc>
+        <w:tc>
+          <w:tcPr/>
+          <w:p>
+            <w:pPr>
+              <w:pStyle w:val="Compact"/>
+            </w:pPr>
+            <w:r>
+              <w:t xml:space="preserve">38,602</w:t>
             </w:r>
           </w:p>
         </w:tc>
@@ -1579,18 +1579,18 @@
               <w:pStyle w:val="Compact"/>
             </w:pPr>
             <w:r>
-              <w:t xml:space="preserve">-0.55 (-0.87 to -0.23)</w:t>
-            </w:r>
-          </w:p>
-        </w:tc>
-        <w:tc>
-          <w:tcPr/>
-          <w:p>
-            <w:pPr>
-              <w:pStyle w:val="Compact"/>
-            </w:pPr>
-            <w:r>
-              <w:t xml:space="preserve">0.004</w:t>
+              <w:t xml:space="preserve">-0.55 (-0.84 to -0.26)</w:t>
+            </w:r>
+          </w:p>
+        </w:tc>
+        <w:tc>
+          <w:tcPr/>
+          <w:p>
+            <w:pPr>
+              <w:pStyle w:val="Compact"/>
+            </w:pPr>
+            <w:r>
+              <w:t xml:space="preserve">0.002</w:t>
             </w:r>
           </w:p>
         </w:tc>
@@ -1614,40 +1614,40 @@
               <w:pStyle w:val="Compact"/>
             </w:pPr>
             <w:r>
-              <w:t xml:space="preserve">330</w:t>
-            </w:r>
-          </w:p>
-        </w:tc>
-        <w:tc>
-          <w:tcPr/>
-          <w:p>
-            <w:pPr>
-              <w:pStyle w:val="Compact"/>
-            </w:pPr>
-            <w:r>
-              <w:t xml:space="preserve">858</w:t>
-            </w:r>
-          </w:p>
-        </w:tc>
-        <w:tc>
-          <w:tcPr/>
-          <w:p>
-            <w:pPr>
-              <w:pStyle w:val="Compact"/>
-            </w:pPr>
-            <w:r>
-              <w:t xml:space="preserve">16,391</w:t>
-            </w:r>
-          </w:p>
-        </w:tc>
-        <w:tc>
-          <w:tcPr/>
-          <w:p>
-            <w:pPr>
-              <w:pStyle w:val="Compact"/>
-            </w:pPr>
-            <w:r>
-              <w:t xml:space="preserve">12.5%</w:t>
+              <w:t xml:space="preserve">336</w:t>
+            </w:r>
+          </w:p>
+        </w:tc>
+        <w:tc>
+          <w:tcPr/>
+          <w:p>
+            <w:pPr>
+              <w:pStyle w:val="Compact"/>
+            </w:pPr>
+            <w:r>
+              <w:t xml:space="preserve">953</w:t>
+            </w:r>
+          </w:p>
+        </w:tc>
+        <w:tc>
+          <w:tcPr/>
+          <w:p>
+            <w:pPr>
+              <w:pStyle w:val="Compact"/>
+            </w:pPr>
+            <w:r>
+              <w:t xml:space="preserve">18,316</w:t>
+            </w:r>
+          </w:p>
+        </w:tc>
+        <w:tc>
+          <w:tcPr/>
+          <w:p>
+            <w:pPr>
+              <w:pStyle w:val="Compact"/>
+            </w:pPr>
+            <w:r>
+              <w:t xml:space="preserve">12.4%</w:t>
             </w:r>
           </w:p>
         </w:tc>
@@ -1691,18 +1691,18 @@
               <w:pStyle w:val="Compact"/>
             </w:pPr>
             <w:r>
-              <w:t xml:space="preserve">-0.42 (-0.68 to -0.16)</w:t>
-            </w:r>
-          </w:p>
-        </w:tc>
-        <w:tc>
-          <w:tcPr/>
-          <w:p>
-            <w:pPr>
-              <w:pStyle w:val="Compact"/>
-            </w:pPr>
-            <w:r>
-              <w:t xml:space="preserve">0.006</w:t>
+              <w:t xml:space="preserve">-0.41 (-0.66 to -0.17)</w:t>
+            </w:r>
+          </w:p>
+        </w:tc>
+        <w:tc>
+          <w:tcPr/>
+          <w:p>
+            <w:pPr>
+              <w:pStyle w:val="Compact"/>
+            </w:pPr>
+            <w:r>
+              <w:t xml:space="preserve">0.004</w:t>
             </w:r>
           </w:p>
         </w:tc>
@@ -1737,40 +1737,40 @@
               <w:pStyle w:val="Compact"/>
             </w:pPr>
             <w:r>
-              <w:t xml:space="preserve">36</w:t>
-            </w:r>
-          </w:p>
-        </w:tc>
-        <w:tc>
-          <w:tcPr/>
-          <w:p>
-            <w:pPr>
-              <w:pStyle w:val="Compact"/>
-            </w:pPr>
-            <w:r>
-              <w:t xml:space="preserve">862</w:t>
-            </w:r>
-          </w:p>
-        </w:tc>
-        <w:tc>
-          <w:tcPr/>
-          <w:p>
-            <w:pPr>
-              <w:pStyle w:val="Compact"/>
-            </w:pPr>
-            <w:r>
-              <w:t xml:space="preserve">0.7%</w:t>
-            </w:r>
-          </w:p>
-        </w:tc>
-        <w:tc>
-          <w:tcPr/>
-          <w:p>
-            <w:pPr>
-              <w:pStyle w:val="Compact"/>
-            </w:pPr>
-            <w:r>
-              <w:t xml:space="preserve">16 (12–23.5)</w:t>
+              <w:t xml:space="preserve">39</w:t>
+            </w:r>
+          </w:p>
+        </w:tc>
+        <w:tc>
+          <w:tcPr/>
+          <w:p>
+            <w:pPr>
+              <w:pStyle w:val="Compact"/>
+            </w:pPr>
+            <w:r>
+              <w:t xml:space="preserve">941</w:t>
+            </w:r>
+          </w:p>
+        </w:tc>
+        <w:tc>
+          <w:tcPr/>
+          <w:p>
+            <w:pPr>
+              <w:pStyle w:val="Compact"/>
+            </w:pPr>
+            <w:r>
+              <w:t xml:space="preserve">0.6%</w:t>
+            </w:r>
+          </w:p>
+        </w:tc>
+        <w:tc>
+          <w:tcPr/>
+          <w:p>
+            <w:pPr>
+              <w:pStyle w:val="Compact"/>
+            </w:pPr>
+            <w:r>
+              <w:t xml:space="preserve">16 (12–24)</w:t>
             </w:r>
           </w:p>
         </w:tc>
@@ -1803,18 +1803,18 @@
               <w:pStyle w:val="Compact"/>
             </w:pPr>
             <w:r>
-              <w:t xml:space="preserve">+0.07 (0.02 to 0.12)*</w:t>
-            </w:r>
-          </w:p>
-        </w:tc>
-        <w:tc>
-          <w:tcPr/>
-          <w:p>
-            <w:pPr>
-              <w:pStyle w:val="Compact"/>
-            </w:pPr>
-            <w:r>
-              <w:t xml:space="preserve">0.008</w:t>
+              <w:t xml:space="preserve">+0.07 (0.03 to 0.11)*</w:t>
+            </w:r>
+          </w:p>
+        </w:tc>
+        <w:tc>
+          <w:tcPr/>
+          <w:p>
+            <w:pPr>
+              <w:pStyle w:val="Compact"/>
+            </w:pPr>
+            <w:r>
+              <w:t xml:space="preserve">0.005</w:t>
             </w:r>
           </w:p>
         </w:tc>
@@ -1846,7 +1846,7 @@
                 <w:b/>
                 <w:bCs/>
               </w:rPr>
-              <w:t xml:space="preserve">1,745</w:t>
+              <w:t xml:space="preserve">1,789</w:t>
             </w:r>
           </w:p>
         </w:tc>
@@ -1861,7 +1861,7 @@
                 <w:b/>
                 <w:bCs/>
               </w:rPr>
-              <w:t xml:space="preserve">6,202</w:t>
+              <w:t xml:space="preserve">6,937</w:t>
             </w:r>
           </w:p>
         </w:tc>
@@ -1876,7 +1876,7 @@
                 <w:b/>
                 <w:bCs/>
               </w:rPr>
-              <w:t xml:space="preserve">131,637</w:t>
+              <w:t xml:space="preserve">147,632</w:t>
             </w:r>
           </w:p>
         </w:tc>
@@ -2075,18 +2075,18 @@
               <w:pStyle w:val="Compact"/>
             </w:pPr>
             <w:r>
-              <w:t xml:space="preserve">753</w:t>
-            </w:r>
-          </w:p>
-        </w:tc>
-        <w:tc>
-          <w:tcPr/>
-          <w:p>
-            <w:pPr>
-              <w:pStyle w:val="Compact"/>
-            </w:pPr>
-            <w:r>
-              <w:t xml:space="preserve">0.51</w:t>
+              <w:t xml:space="preserve">767</w:t>
+            </w:r>
+          </w:p>
+        </w:tc>
+        <w:tc>
+          <w:tcPr/>
+          <w:p>
+            <w:pPr>
+              <w:pStyle w:val="Compact"/>
+            </w:pPr>
+            <w:r>
+              <w:t xml:space="preserve">0.52</w:t>
             </w:r>
           </w:p>
         </w:tc>
@@ -2108,18 +2108,18 @@
               <w:pStyle w:val="Compact"/>
             </w:pPr>
             <w:r>
-              <w:t xml:space="preserve">34.3%</w:t>
-            </w:r>
-          </w:p>
-        </w:tc>
-        <w:tc>
-          <w:tcPr/>
-          <w:p>
-            <w:pPr>
-              <w:pStyle w:val="Compact"/>
-            </w:pPr>
-            <w:r>
-              <w:t xml:space="preserve">53.4%</w:t>
+              <w:t xml:space="preserve">34.4%</w:t>
+            </w:r>
+          </w:p>
+        </w:tc>
+        <w:tc>
+          <w:tcPr/>
+          <w:p>
+            <w:pPr>
+              <w:pStyle w:val="Compact"/>
+            </w:pPr>
+            <w:r>
+              <w:t xml:space="preserve">53.9%</w:t>
             </w:r>
           </w:p>
         </w:tc>
@@ -2143,18 +2143,18 @@
               <w:pStyle w:val="Compact"/>
             </w:pPr>
             <w:r>
-              <w:t xml:space="preserve">665</w:t>
-            </w:r>
-          </w:p>
-        </w:tc>
-        <w:tc>
-          <w:tcPr/>
-          <w:p>
-            <w:pPr>
-              <w:pStyle w:val="Compact"/>
-            </w:pPr>
-            <w:r>
-              <w:t xml:space="preserve">0.52</w:t>
+              <w:t xml:space="preserve">689</w:t>
+            </w:r>
+          </w:p>
+        </w:tc>
+        <w:tc>
+          <w:tcPr/>
+          <w:p>
+            <w:pPr>
+              <w:pStyle w:val="Compact"/>
+            </w:pPr>
+            <w:r>
+              <w:t xml:space="preserve">0.53</w:t>
             </w:r>
           </w:p>
         </w:tc>
@@ -2176,18 +2176,18 @@
               <w:pStyle w:val="Compact"/>
             </w:pPr>
             <w:r>
-              <w:t xml:space="preserve">38.5%</w:t>
-            </w:r>
-          </w:p>
-        </w:tc>
-        <w:tc>
-          <w:tcPr/>
-          <w:p>
-            <w:pPr>
-              <w:pStyle w:val="Compact"/>
-            </w:pPr>
-            <w:r>
-              <w:t xml:space="preserve">57.5%</w:t>
+              <w:t xml:space="preserve">39.5%</w:t>
+            </w:r>
+          </w:p>
+        </w:tc>
+        <w:tc>
+          <w:tcPr/>
+          <w:p>
+            <w:pPr>
+              <w:pStyle w:val="Compact"/>
+            </w:pPr>
+            <w:r>
+              <w:t xml:space="preserve">58.7%</w:t>
             </w:r>
           </w:p>
         </w:tc>
@@ -2211,18 +2211,18 @@
               <w:pStyle w:val="Compact"/>
             </w:pPr>
             <w:r>
-              <w:t xml:space="preserve">330</w:t>
-            </w:r>
-          </w:p>
-        </w:tc>
-        <w:tc>
-          <w:tcPr/>
-          <w:p>
-            <w:pPr>
-              <w:pStyle w:val="Compact"/>
-            </w:pPr>
-            <w:r>
-              <w:t xml:space="preserve">0.55</w:t>
+              <w:t xml:space="preserve">336</w:t>
+            </w:r>
+          </w:p>
+        </w:tc>
+        <w:tc>
+          <w:tcPr/>
+          <w:p>
+            <w:pPr>
+              <w:pStyle w:val="Compact"/>
+            </w:pPr>
+            <w:r>
+              <w:t xml:space="preserve">0.56</w:t>
             </w:r>
           </w:p>
         </w:tc>
@@ -2244,18 +2244,18 @@
               <w:pStyle w:val="Compact"/>
             </w:pPr>
             <w:r>
-              <w:t xml:space="preserve">43.2%</w:t>
-            </w:r>
-          </w:p>
-        </w:tc>
-        <w:tc>
-          <w:tcPr/>
-          <w:p>
-            <w:pPr>
-              <w:pStyle w:val="Compact"/>
-            </w:pPr>
-            <w:r>
-              <w:t xml:space="preserve">60.8%</w:t>
+              <w:t xml:space="preserve">44.4%</w:t>
+            </w:r>
+          </w:p>
+        </w:tc>
+        <w:tc>
+          <w:tcPr/>
+          <w:p>
+            <w:pPr>
+              <w:pStyle w:val="Compact"/>
+            </w:pPr>
+            <w:r>
+              <w:t xml:space="preserve">62.2%</w:t>
             </w:r>
           </w:p>
         </w:tc>
@@ -2290,40 +2290,40 @@
               <w:pStyle w:val="Compact"/>
             </w:pPr>
             <w:r>
-              <w:t xml:space="preserve">0.60</w:t>
-            </w:r>
-          </w:p>
-        </w:tc>
-        <w:tc>
-          <w:tcPr/>
-          <w:p>
-            <w:pPr>
-              <w:pStyle w:val="Compact"/>
-            </w:pPr>
-            <w:r>
-              <w:t xml:space="preserve">2,919</w:t>
-            </w:r>
-          </w:p>
-        </w:tc>
-        <w:tc>
-          <w:tcPr/>
-          <w:p>
-            <w:pPr>
-              <w:pStyle w:val="Compact"/>
-            </w:pPr>
-            <w:r>
-              <w:t xml:space="preserve">48.4%</w:t>
-            </w:r>
-          </w:p>
-        </w:tc>
-        <w:tc>
-          <w:tcPr/>
-          <w:p>
-            <w:pPr>
-              <w:pStyle w:val="Compact"/>
-            </w:pPr>
-            <w:r>
-              <w:t xml:space="preserve">68.2%</w:t>
+              <w:t xml:space="preserve">0.61</w:t>
+            </w:r>
+          </w:p>
+        </w:tc>
+        <w:tc>
+          <w:tcPr/>
+          <w:p>
+            <w:pPr>
+              <w:pStyle w:val="Compact"/>
+            </w:pPr>
+            <w:r>
+              <w:t xml:space="preserve">3,036</w:t>
+            </w:r>
+          </w:p>
+        </w:tc>
+        <w:tc>
+          <w:tcPr/>
+          <w:p>
+            <w:pPr>
+              <w:pStyle w:val="Compact"/>
+            </w:pPr>
+            <w:r>
+              <w:t xml:space="preserve">49.8%</w:t>
+            </w:r>
+          </w:p>
+        </w:tc>
+        <w:tc>
+          <w:tcPr/>
+          <w:p>
+            <w:pPr>
+              <w:pStyle w:val="Compact"/>
+            </w:pPr>
+            <w:r>
+              <w:t xml:space="preserve">69.3%</w:t>
             </w:r>
           </w:p>
         </w:tc>
@@ -2415,18 +2415,18 @@
               <w:pStyle w:val="Compact"/>
             </w:pPr>
             <w:r>
-              <w:t xml:space="preserve">0.82 (0.70–0.95)</w:t>
-            </w:r>
-          </w:p>
-        </w:tc>
-        <w:tc>
-          <w:tcPr/>
-          <w:p>
-            <w:pPr>
-              <w:pStyle w:val="Compact"/>
-            </w:pPr>
-            <w:r>
-              <w:t xml:space="preserve">0.008</w:t>
+              <w:t xml:space="preserve">0.80 (0.70–0.92)</w:t>
+            </w:r>
+          </w:p>
+        </w:tc>
+        <w:tc>
+          <w:tcPr/>
+          <w:p>
+            <w:pPr>
+              <w:pStyle w:val="Compact"/>
+            </w:pPr>
+            <w:r>
+              <w:t xml:space="preserve">0.001</w:t>
             </w:r>
           </w:p>
         </w:tc>
@@ -2450,18 +2450,18 @@
               <w:pStyle w:val="Compact"/>
             </w:pPr>
             <w:r>
-              <w:t xml:space="preserve">0.67 (0.50–0.90)</w:t>
-            </w:r>
-          </w:p>
-        </w:tc>
-        <w:tc>
-          <w:tcPr/>
-          <w:p>
-            <w:pPr>
-              <w:pStyle w:val="Compact"/>
-            </w:pPr>
-            <w:r>
-              <w:t xml:space="preserve">0.008</w:t>
+              <w:t xml:space="preserve">0.68 (0.51–0.92)</w:t>
+            </w:r>
+          </w:p>
+        </w:tc>
+        <w:tc>
+          <w:tcPr/>
+          <w:p>
+            <w:pPr>
+              <w:pStyle w:val="Compact"/>
+            </w:pPr>
+            <w:r>
+              <w:t xml:space="preserve">0.011</w:t>
             </w:r>
           </w:p>
         </w:tc>
@@ -2485,7 +2485,7 @@
               <w:pStyle w:val="Compact"/>
             </w:pPr>
             <w:r>
-              <w:t xml:space="preserve">0.55 (0.40–0.76)</w:t>
+              <w:t xml:space="preserve">0.56 (0.40–0.79)</w:t>
             </w:r>
           </w:p>
         </w:tc>
@@ -2531,7 +2531,7 @@
               <w:pStyle w:val="Compact"/>
             </w:pPr>
             <w:r>
-              <w:t xml:space="preserve">0.523</w:t>
+              <w:t xml:space="preserve">0.516</w:t>
             </w:r>
           </w:p>
         </w:tc>
@@ -2555,7 +2555,7 @@
               <w:pStyle w:val="Compact"/>
             </w:pPr>
             <w:r>
-              <w:t xml:space="preserve">0.89 (0.85–0.92)</w:t>
+              <w:t xml:space="preserve">0.88 (0.85–0.92)</w:t>
             </w:r>
           </w:p>
         </w:tc>
@@ -2682,7 +2682,7 @@
               <w:pStyle w:val="Compact"/>
             </w:pPr>
             <w:r>
-              <w:t xml:space="preserve">0.84</w:t>
+              <w:t xml:space="preserve">0.85</w:t>
             </w:r>
           </w:p>
         </w:tc>
@@ -2774,7 +2774,7 @@
               <w:pStyle w:val="Compact"/>
             </w:pPr>
             <w:r>
-              <w:t xml:space="preserve">0.98</w:t>
+              <w:t xml:space="preserve">0.97</w:t>
             </w:r>
           </w:p>
         </w:tc>
@@ -2820,7 +2820,7 @@
               <w:pStyle w:val="Compact"/>
             </w:pPr>
             <w:r>
-              <w:t xml:space="preserve">0.96</w:t>
+              <w:t xml:space="preserve">0.95</w:t>
             </w:r>
           </w:p>
         </w:tc>
@@ -2878,7 +2878,7 @@
                 <w:b/>
                 <w:bCs/>
               </w:rPr>
-              <w:t xml:space="preserve">1.54</w:t>
+              <w:t xml:space="preserve">1.52</w:t>
             </w:r>
           </w:p>
         </w:tc>
@@ -2928,7 +2928,7 @@
               <w:pStyle w:val="Compact"/>
             </w:pPr>
             <w:r>
-              <w:t xml:space="preserve">0.55</w:t>
+              <w:t xml:space="preserve">0.54</w:t>
             </w:r>
           </w:p>
         </w:tc>
@@ -3271,7 +3271,7 @@
               <w:pStyle w:val="Compact"/>
             </w:pPr>
             <w:r>
-              <w:t xml:space="preserve">136</w:t>
+              <w:t xml:space="preserve">129</w:t>
             </w:r>
           </w:p>
         </w:tc>
@@ -3350,7 +3350,7 @@
               <w:pStyle w:val="Compact"/>
             </w:pPr>
             <w:r>
-              <w:t xml:space="preserve">219</w:t>
+              <w:t xml:space="preserve">126</w:t>
             </w:r>
           </w:p>
         </w:tc>
@@ -3385,62 +3385,62 @@
               <w:pStyle w:val="Compact"/>
             </w:pPr>
             <w:r>
-              <w:t xml:space="preserve">2018</w:t>
-            </w:r>
-          </w:p>
-        </w:tc>
-        <w:tc>
-          <w:tcPr/>
-          <w:p>
-            <w:pPr>
-              <w:pStyle w:val="Compact"/>
-            </w:pPr>
-            <w:r>
-              <w:t xml:space="preserve">672</w:t>
-            </w:r>
-          </w:p>
-        </w:tc>
-        <w:tc>
-          <w:tcPr/>
-          <w:p>
-            <w:pPr>
-              <w:pStyle w:val="Compact"/>
-            </w:pPr>
-            <w:r>
-              <w:t xml:space="preserve">184</w:t>
-            </w:r>
-          </w:p>
-        </w:tc>
-        <w:tc>
-          <w:tcPr/>
-          <w:p>
-            <w:pPr>
-              <w:pStyle w:val="Compact"/>
-            </w:pPr>
-            <w:r>
-              <w:t xml:space="preserve">488</w:t>
-            </w:r>
-          </w:p>
-        </w:tc>
-        <w:tc>
-          <w:tcPr/>
-          <w:p>
-            <w:pPr>
-              <w:pStyle w:val="Compact"/>
-            </w:pPr>
-            <w:r>
-              <w:t xml:space="preserve">154</w:t>
-            </w:r>
-          </w:p>
-        </w:tc>
-        <w:tc>
-          <w:tcPr/>
-          <w:p>
-            <w:pPr>
-              <w:pStyle w:val="Compact"/>
-            </w:pPr>
-            <w:r>
-              <w:t xml:space="preserve">20.6%</w:t>
+              <w:t xml:space="preserve">2017</w:t>
+            </w:r>
+          </w:p>
+        </w:tc>
+        <w:tc>
+          <w:tcPr/>
+          <w:p>
+            <w:pPr>
+              <w:pStyle w:val="Compact"/>
+            </w:pPr>
+            <w:r>
+              <w:t xml:space="preserve">735</w:t>
+            </w:r>
+          </w:p>
+        </w:tc>
+        <w:tc>
+          <w:tcPr/>
+          <w:p>
+            <w:pPr>
+              <w:pStyle w:val="Compact"/>
+            </w:pPr>
+            <w:r>
+              <w:t xml:space="preserve">151</w:t>
+            </w:r>
+          </w:p>
+        </w:tc>
+        <w:tc>
+          <w:tcPr/>
+          <w:p>
+            <w:pPr>
+              <w:pStyle w:val="Compact"/>
+            </w:pPr>
+            <w:r>
+              <w:t xml:space="preserve">584</w:t>
+            </w:r>
+          </w:p>
+        </w:tc>
+        <w:tc>
+          <w:tcPr/>
+          <w:p>
+            <w:pPr>
+              <w:pStyle w:val="Compact"/>
+            </w:pPr>
+            <w:r>
+              <w:t xml:space="preserve">204</w:t>
+            </w:r>
+          </w:p>
+        </w:tc>
+        <w:tc>
+          <w:tcPr/>
+          <w:p>
+            <w:pPr>
+              <w:pStyle w:val="Compact"/>
+            </w:pPr>
+            <w:r>
+              <w:t xml:space="preserve">13.9%</w:t>
             </w:r>
           </w:p>
         </w:tc>
@@ -3464,73 +3464,73 @@
               <w:pStyle w:val="Compact"/>
             </w:pPr>
             <w:r>
-              <w:t xml:space="preserve">2019</w:t>
-            </w:r>
-          </w:p>
-        </w:tc>
-        <w:tc>
-          <w:tcPr/>
-          <w:p>
-            <w:pPr>
-              <w:pStyle w:val="Compact"/>
-            </w:pPr>
-            <w:r>
-              <w:t xml:space="preserve">650</w:t>
-            </w:r>
-          </w:p>
-        </w:tc>
-        <w:tc>
-          <w:tcPr/>
-          <w:p>
-            <w:pPr>
-              <w:pStyle w:val="Compact"/>
-            </w:pPr>
-            <w:r>
-              <w:t xml:space="preserve">122</w:t>
-            </w:r>
-          </w:p>
-        </w:tc>
-        <w:tc>
-          <w:tcPr/>
-          <w:p>
-            <w:pPr>
-              <w:pStyle w:val="Compact"/>
-            </w:pPr>
-            <w:r>
-              <w:t xml:space="preserve">528</w:t>
-            </w:r>
-          </w:p>
-        </w:tc>
-        <w:tc>
-          <w:tcPr/>
-          <w:p>
-            <w:pPr>
-              <w:pStyle w:val="Compact"/>
-            </w:pPr>
-            <w:r>
-              <w:t xml:space="preserve">230</w:t>
-            </w:r>
-          </w:p>
-        </w:tc>
-        <w:tc>
-          <w:tcPr/>
-          <w:p>
-            <w:pPr>
-              <w:pStyle w:val="Compact"/>
-            </w:pPr>
-            <w:r>
-              <w:t xml:space="preserve">12.4%</w:t>
-            </w:r>
-          </w:p>
-        </w:tc>
-        <w:tc>
-          <w:tcPr/>
-          <w:p>
-            <w:pPr>
-              <w:pStyle w:val="Compact"/>
-            </w:pPr>
-            <w:r>
-              <w:t xml:space="preserve">13</w:t>
+              <w:t xml:space="preserve">2018</w:t>
+            </w:r>
+          </w:p>
+        </w:tc>
+        <w:tc>
+          <w:tcPr/>
+          <w:p>
+            <w:pPr>
+              <w:pStyle w:val="Compact"/>
+            </w:pPr>
+            <w:r>
+              <w:t xml:space="preserve">672</w:t>
+            </w:r>
+          </w:p>
+        </w:tc>
+        <w:tc>
+          <w:tcPr/>
+          <w:p>
+            <w:pPr>
+              <w:pStyle w:val="Compact"/>
+            </w:pPr>
+            <w:r>
+              <w:t xml:space="preserve">134</w:t>
+            </w:r>
+          </w:p>
+        </w:tc>
+        <w:tc>
+          <w:tcPr/>
+          <w:p>
+            <w:pPr>
+              <w:pStyle w:val="Compact"/>
+            </w:pPr>
+            <w:r>
+              <w:t xml:space="preserve">538</w:t>
+            </w:r>
+          </w:p>
+        </w:tc>
+        <w:tc>
+          <w:tcPr/>
+          <w:p>
+            <w:pPr>
+              <w:pStyle w:val="Compact"/>
+            </w:pPr>
+            <w:r>
+              <w:t xml:space="preserve">154</w:t>
+            </w:r>
+          </w:p>
+        </w:tc>
+        <w:tc>
+          <w:tcPr/>
+          <w:p>
+            <w:pPr>
+              <w:pStyle w:val="Compact"/>
+            </w:pPr>
+            <w:r>
+              <w:t xml:space="preserve">13.7%</w:t>
+            </w:r>
+          </w:p>
+        </w:tc>
+        <w:tc>
+          <w:tcPr/>
+          <w:p>
+            <w:pPr>
+              <w:pStyle w:val="Compact"/>
+            </w:pPr>
+            <w:r>
+              <w:t xml:space="preserve">14</w:t>
             </w:r>
           </w:p>
         </w:tc>
@@ -3543,62 +3543,62 @@
               <w:pStyle w:val="Compact"/>
             </w:pPr>
             <w:r>
-              <w:t xml:space="preserve">2020</w:t>
-            </w:r>
-          </w:p>
-        </w:tc>
-        <w:tc>
-          <w:tcPr/>
-          <w:p>
-            <w:pPr>
-              <w:pStyle w:val="Compact"/>
-            </w:pPr>
-            <w:r>
-              <w:t xml:space="preserve">445</w:t>
-            </w:r>
-          </w:p>
-        </w:tc>
-        <w:tc>
-          <w:tcPr/>
-          <w:p>
-            <w:pPr>
-              <w:pStyle w:val="Compact"/>
-            </w:pPr>
-            <w:r>
-              <w:t xml:space="preserve">48</w:t>
-            </w:r>
-          </w:p>
-        </w:tc>
-        <w:tc>
-          <w:tcPr/>
-          <w:p>
-            <w:pPr>
-              <w:pStyle w:val="Compact"/>
-            </w:pPr>
-            <w:r>
-              <w:t xml:space="preserve">397</w:t>
-            </w:r>
-          </w:p>
-        </w:tc>
-        <w:tc>
-          <w:tcPr/>
-          <w:p>
-            <w:pPr>
-              <w:pStyle w:val="Compact"/>
-            </w:pPr>
-            <w:r>
-              <w:t xml:space="preserve">66</w:t>
-            </w:r>
-          </w:p>
-        </w:tc>
-        <w:tc>
-          <w:tcPr/>
-          <w:p>
-            <w:pPr>
-              <w:pStyle w:val="Compact"/>
-            </w:pPr>
-            <w:r>
-              <w:t xml:space="preserve">7.4%</w:t>
+              <w:t xml:space="preserve">2019</w:t>
+            </w:r>
+          </w:p>
+        </w:tc>
+        <w:tc>
+          <w:tcPr/>
+          <w:p>
+            <w:pPr>
+              <w:pStyle w:val="Compact"/>
+            </w:pPr>
+            <w:r>
+              <w:t xml:space="preserve">650</w:t>
+            </w:r>
+          </w:p>
+        </w:tc>
+        <w:tc>
+          <w:tcPr/>
+          <w:p>
+            <w:pPr>
+              <w:pStyle w:val="Compact"/>
+            </w:pPr>
+            <w:r>
+              <w:t xml:space="preserve">125</w:t>
+            </w:r>
+          </w:p>
+        </w:tc>
+        <w:tc>
+          <w:tcPr/>
+          <w:p>
+            <w:pPr>
+              <w:pStyle w:val="Compact"/>
+            </w:pPr>
+            <w:r>
+              <w:t xml:space="preserve">525</w:t>
+            </w:r>
+          </w:p>
+        </w:tc>
+        <w:tc>
+          <w:tcPr/>
+          <w:p>
+            <w:pPr>
+              <w:pStyle w:val="Compact"/>
+            </w:pPr>
+            <w:r>
+              <w:t xml:space="preserve">230</w:t>
+            </w:r>
+          </w:p>
+        </w:tc>
+        <w:tc>
+          <w:tcPr/>
+          <w:p>
+            <w:pPr>
+              <w:pStyle w:val="Compact"/>
+            </w:pPr>
+            <w:r>
+              <w:t xml:space="preserve">12.7%</w:t>
             </w:r>
           </w:p>
         </w:tc>
@@ -3622,62 +3622,62 @@
               <w:pStyle w:val="Compact"/>
             </w:pPr>
             <w:r>
-              <w:t xml:space="preserve">2021</w:t>
-            </w:r>
-          </w:p>
-        </w:tc>
-        <w:tc>
-          <w:tcPr/>
-          <w:p>
-            <w:pPr>
-              <w:pStyle w:val="Compact"/>
-            </w:pPr>
-            <w:r>
-              <w:t xml:space="preserve">458</w:t>
-            </w:r>
-          </w:p>
-        </w:tc>
-        <w:tc>
-          <w:tcPr/>
-          <w:p>
-            <w:pPr>
-              <w:pStyle w:val="Compact"/>
-            </w:pPr>
-            <w:r>
-              <w:t xml:space="preserve">77</w:t>
-            </w:r>
-          </w:p>
-        </w:tc>
-        <w:tc>
-          <w:tcPr/>
-          <w:p>
-            <w:pPr>
-              <w:pStyle w:val="Compact"/>
-            </w:pPr>
-            <w:r>
-              <w:t xml:space="preserve">381</w:t>
-            </w:r>
-          </w:p>
-        </w:tc>
-        <w:tc>
-          <w:tcPr/>
-          <w:p>
-            <w:pPr>
-              <w:pStyle w:val="Compact"/>
-            </w:pPr>
-            <w:r>
-              <w:t xml:space="preserve">81</w:t>
-            </w:r>
-          </w:p>
-        </w:tc>
-        <w:tc>
-          <w:tcPr/>
-          <w:p>
-            <w:pPr>
-              <w:pStyle w:val="Compact"/>
-            </w:pPr>
-            <w:r>
-              <w:t xml:space="preserve">12.1%</w:t>
+              <w:t xml:space="preserve">2020</w:t>
+            </w:r>
+          </w:p>
+        </w:tc>
+        <w:tc>
+          <w:tcPr/>
+          <w:p>
+            <w:pPr>
+              <w:pStyle w:val="Compact"/>
+            </w:pPr>
+            <w:r>
+              <w:t xml:space="preserve">445</w:t>
+            </w:r>
+          </w:p>
+        </w:tc>
+        <w:tc>
+          <w:tcPr/>
+          <w:p>
+            <w:pPr>
+              <w:pStyle w:val="Compact"/>
+            </w:pPr>
+            <w:r>
+              <w:t xml:space="preserve">48</w:t>
+            </w:r>
+          </w:p>
+        </w:tc>
+        <w:tc>
+          <w:tcPr/>
+          <w:p>
+            <w:pPr>
+              <w:pStyle w:val="Compact"/>
+            </w:pPr>
+            <w:r>
+              <w:t xml:space="preserve">397</w:t>
+            </w:r>
+          </w:p>
+        </w:tc>
+        <w:tc>
+          <w:tcPr/>
+          <w:p>
+            <w:pPr>
+              <w:pStyle w:val="Compact"/>
+            </w:pPr>
+            <w:r>
+              <w:t xml:space="preserve">66</w:t>
+            </w:r>
+          </w:p>
+        </w:tc>
+        <w:tc>
+          <w:tcPr/>
+          <w:p>
+            <w:pPr>
+              <w:pStyle w:val="Compact"/>
+            </w:pPr>
+            <w:r>
+              <w:t xml:space="preserve">7.4%</w:t>
             </w:r>
           </w:p>
         </w:tc>
@@ -3701,73 +3701,73 @@
               <w:pStyle w:val="Compact"/>
             </w:pPr>
             <w:r>
-              <w:t xml:space="preserve">2022</w:t>
-            </w:r>
-          </w:p>
-        </w:tc>
-        <w:tc>
-          <w:tcPr/>
-          <w:p>
-            <w:pPr>
-              <w:pStyle w:val="Compact"/>
-            </w:pPr>
-            <w:r>
-              <w:t xml:space="preserve">562</w:t>
-            </w:r>
-          </w:p>
-        </w:tc>
-        <w:tc>
-          <w:tcPr/>
-          <w:p>
-            <w:pPr>
-              <w:pStyle w:val="Compact"/>
-            </w:pPr>
-            <w:r>
-              <w:t xml:space="preserve">168</w:t>
-            </w:r>
-          </w:p>
-        </w:tc>
-        <w:tc>
-          <w:tcPr/>
-          <w:p>
-            <w:pPr>
-              <w:pStyle w:val="Compact"/>
-            </w:pPr>
-            <w:r>
-              <w:t xml:space="preserve">394</w:t>
-            </w:r>
-          </w:p>
-        </w:tc>
-        <w:tc>
-          <w:tcPr/>
-          <w:p>
-            <w:pPr>
-              <w:pStyle w:val="Compact"/>
-            </w:pPr>
-            <w:r>
-              <w:t xml:space="preserve">n/a</w:t>
-            </w:r>
-          </w:p>
-        </w:tc>
-        <w:tc>
-          <w:tcPr/>
-          <w:p>
-            <w:pPr>
-              <w:pStyle w:val="Compact"/>
-            </w:pPr>
-            <w:r>
-              <w:t xml:space="preserve">22.5%</w:t>
-            </w:r>
-          </w:p>
-        </w:tc>
-        <w:tc>
-          <w:tcPr/>
-          <w:p>
-            <w:pPr>
-              <w:pStyle w:val="Compact"/>
-            </w:pPr>
-            <w:r>
-              <w:t xml:space="preserve">14</w:t>
+              <w:t xml:space="preserve">2021</w:t>
+            </w:r>
+          </w:p>
+        </w:tc>
+        <w:tc>
+          <w:tcPr/>
+          <w:p>
+            <w:pPr>
+              <w:pStyle w:val="Compact"/>
+            </w:pPr>
+            <w:r>
+              <w:t xml:space="preserve">458</w:t>
+            </w:r>
+          </w:p>
+        </w:tc>
+        <w:tc>
+          <w:tcPr/>
+          <w:p>
+            <w:pPr>
+              <w:pStyle w:val="Compact"/>
+            </w:pPr>
+            <w:r>
+              <w:t xml:space="preserve">77</w:t>
+            </w:r>
+          </w:p>
+        </w:tc>
+        <w:tc>
+          <w:tcPr/>
+          <w:p>
+            <w:pPr>
+              <w:pStyle w:val="Compact"/>
+            </w:pPr>
+            <w:r>
+              <w:t xml:space="preserve">381</w:t>
+            </w:r>
+          </w:p>
+        </w:tc>
+        <w:tc>
+          <w:tcPr/>
+          <w:p>
+            <w:pPr>
+              <w:pStyle w:val="Compact"/>
+            </w:pPr>
+            <w:r>
+              <w:t xml:space="preserve">81</w:t>
+            </w:r>
+          </w:p>
+        </w:tc>
+        <w:tc>
+          <w:tcPr/>
+          <w:p>
+            <w:pPr>
+              <w:pStyle w:val="Compact"/>
+            </w:pPr>
+            <w:r>
+              <w:t xml:space="preserve">12.1%</w:t>
+            </w:r>
+          </w:p>
+        </w:tc>
+        <w:tc>
+          <w:tcPr/>
+          <w:p>
+            <w:pPr>
+              <w:pStyle w:val="Compact"/>
+            </w:pPr>
+            <w:r>
+              <w:t xml:space="preserve">13</w:t>
             </w:r>
           </w:p>
         </w:tc>
@@ -3780,6 +3780,85 @@
               <w:pStyle w:val="Compact"/>
             </w:pPr>
             <w:r>
+              <w:t xml:space="preserve">2022</w:t>
+            </w:r>
+          </w:p>
+        </w:tc>
+        <w:tc>
+          <w:tcPr/>
+          <w:p>
+            <w:pPr>
+              <w:pStyle w:val="Compact"/>
+            </w:pPr>
+            <w:r>
+              <w:t xml:space="preserve">562</w:t>
+            </w:r>
+          </w:p>
+        </w:tc>
+        <w:tc>
+          <w:tcPr/>
+          <w:p>
+            <w:pPr>
+              <w:pStyle w:val="Compact"/>
+            </w:pPr>
+            <w:r>
+              <w:t xml:space="preserve">168</w:t>
+            </w:r>
+          </w:p>
+        </w:tc>
+        <w:tc>
+          <w:tcPr/>
+          <w:p>
+            <w:pPr>
+              <w:pStyle w:val="Compact"/>
+            </w:pPr>
+            <w:r>
+              <w:t xml:space="preserve">394</w:t>
+            </w:r>
+          </w:p>
+        </w:tc>
+        <w:tc>
+          <w:tcPr/>
+          <w:p>
+            <w:pPr>
+              <w:pStyle w:val="Compact"/>
+            </w:pPr>
+            <w:r>
+              <w:t xml:space="preserve">n/a</w:t>
+            </w:r>
+          </w:p>
+        </w:tc>
+        <w:tc>
+          <w:tcPr/>
+          <w:p>
+            <w:pPr>
+              <w:pStyle w:val="Compact"/>
+            </w:pPr>
+            <w:r>
+              <w:t xml:space="preserve">22.5%</w:t>
+            </w:r>
+          </w:p>
+        </w:tc>
+        <w:tc>
+          <w:tcPr/>
+          <w:p>
+            <w:pPr>
+              <w:pStyle w:val="Compact"/>
+            </w:pPr>
+            <w:r>
+              <w:t xml:space="preserve">14</w:t>
+            </w:r>
+          </w:p>
+        </w:tc>
+      </w:tr>
+      <w:tr>
+        <w:tc>
+          <w:tcPr/>
+          <w:p>
+            <w:pPr>
+              <w:pStyle w:val="Compact"/>
+            </w:pPr>
+            <w:r>
               <w:t xml:space="preserve">2023</w:t>
             </w:r>
           </w:p>
@@ -3857,7 +3936,7 @@
         <w:pStyle w:val="BodyText"/>
       </w:pPr>
       <w:r>
-        <w:t xml:space="preserve">Entrants by specialty: URPS, 440; urology, 373; General OB/GYN, 189; MIGS, 8.</w:t>
+        <w:t xml:space="preserve">Entrants by specialty: URPS, 480; urology, 421; General OB/GYN, 205; MIGS, 8.</w:t>
       </w:r>
     </w:p>
     <w:p>
@@ -3892,7 +3971,7 @@
         <w:t xml:space="preserve"> </w:t>
       </w:r>
       <w:r>
-        <w:t xml:space="preserve">Market share of midurethral sling procedures (CPT 57288) by specialty, Medicare PUF 2013–2023 (2017 excluded). The URPS share increased under every classification scheme. Fixed membership (URPS share 53.4% to 63.8%; +0.90 percentage points/year) and certification-gated classification (URPS share 42.2% to 62.8%; +1.54 percentage points/year) bracket the rate of increase and converge by 2023.</w:t>
+        <w:t xml:space="preserve">Market share of midurethral sling procedures (CPT 57288) by specialty, Medicare PUF 2013–2023. The URPS share increased under every classification scheme. Fixed membership (URPS share 53.4% to 63.8%; +0.90 percentage points/year) and certification-gated classification (URPS share 42.2% to 62.8%; +1.52 percentage points/year) bracket the rate of increase and converge by 2023.</w:t>
       </w:r>
     </w:p>
     <w:p>
@@ -3928,7 +4007,7 @@
         <w:t xml:space="preserve"> </w:t>
       </w:r>
       <w:r>
-        <w:t xml:space="preserve">Lorenz curves of procedural concentration by specialty. Greater distance from the diagonal indicates greater concentration. URPS (Gini 0.51) is closest to equality; MIGS (0.60) is farthest.</w:t>
+        <w:t xml:space="preserve">Lorenz curves of procedural concentration by specialty. Greater distance from the diagonal indicates greater concentration. URPS (Gini 0.52) is closest to equality; MIGS (0.61) is farthest.</w:t>
       </w:r>
     </w:p>
     <w:p>

--- a/output/manuscript.docx
+++ b/output/manuscript.docx
@@ -7,7 +7,7 @@
         <w:pStyle w:val="Title"/>
       </w:pPr>
       <w:r>
-        <w:t xml:space="preserve">Specialty Distribution, Procedural Concentration, and Trends in Midurethral Sling Surgery Among Medicare Beneficiaries, 2013–2023</w:t>
+        <w:t xml:space="preserve">Specialty Distribution and Surgeon-Level Concentration of Sling Surgery for Stress Urinary Incontinence in Fee-for-Service Medicare, 2013–2023</w:t>
       </w:r>
     </w:p>
     <w:p>
@@ -16,24 +16,6 @@
       </w:pPr>
       <w:r>
         <w:t xml:space="preserve">Tyler Muffly, MD</w:t>
-      </w:r>
-    </w:p>
-    <w:p>
-      <w:pPr>
-        <w:pStyle w:val="BlockText"/>
-      </w:pPr>
-      <w:r>
-        <w:rPr>
-          <w:b/>
-          <w:bCs/>
-        </w:rPr>
-        <w:t xml:space="preserve">Revision note (analysis update).</w:t>
-      </w:r>
-      <w:r>
-        <w:t xml:space="preserve"> </w:t>
-      </w:r>
-      <w:r>
-        <w:t xml:space="preserve">This version incorporates five changes: (1) URPS includes both certification pathways, ABOG (OB/GYN) and ABU (urology); (2) all 11 calendar years are analyzed, after the 2017 file (initially a truncated download) was replaced with the complete release; (3) surgeon-level concentration is reported with both the Gini coefficient and Herfindahl–Hirschman Index (HHI); (4) annual volume is analyzed with a repeated-measures model; and (5) specialty-classification assumptions are examined in sensitivity analyses. These updates changed several estimates from the original submission.</w:t>
       </w:r>
     </w:p>
     <w:bookmarkStart w:id="9" w:name="abstract"/>
@@ -60,7 +42,7 @@
         <w:t xml:space="preserve"> </w:t>
       </w:r>
       <w:r>
-        <w:t xml:space="preserve">To describe the specialty distribution, annual surgeon volume, and procedural concentration of physicians performing midurethral sling surgery (CPT 57288) for Medicare beneficiaries.</w:t>
+        <w:t xml:space="preserve">To describe the specialty distribution, annual surgeon volume, and surgeon-level concentration of physicians performing sling surgery for stress urinary incontinence (CPT 57288) in fee-for-service Medicare.</w:t>
       </w:r>
     </w:p>
     <w:p>
@@ -114,7 +96,7 @@
         <w:t xml:space="preserve"> </w:t>
       </w:r>
       <w:r>
-        <w:t xml:space="preserve">URPS physicians perform most midurethral sling procedures in fee-for-service Medicare and have the highest adjusted per-physician volume and the most even within-group distribution. The rising gynecologic share reflects attrition among non-URPS providers rather than increasing surgeon-level concentration, with implications for credentialing and workforce planning.</w:t>
+        <w:t xml:space="preserve">URPS physicians perform most sling operations for stress urinary incontinence in fee-for-service Medicare and have the highest adjusted per-physician volume and the most even within-group distribution. The rising gynecologic share reflects attrition among non-URPS providers rather than increasing surgeon-level concentration, with implications for credentialing and workforce planning.</w:t>
       </w:r>
     </w:p>
     <w:p>
@@ -139,7 +121,7 @@
         <w:pStyle w:val="FirstParagraph"/>
       </w:pPr>
       <w:r>
-        <w:t xml:space="preserve">Midurethral sling surgery is the most common operation for stress urinary incontinence (SUI) and remains the standard surgical treatment when conservative care fails.</w:t>
+        <w:t xml:space="preserve">Sling surgery is a common operation for stress urinary incontinence (SUI) and remains a standard surgical treatment when conservative care fails.</w:t>
       </w:r>
       <w:r>
         <w:rPr>
@@ -151,7 +133,19 @@
         <w:t xml:space="preserve"> </w:t>
       </w:r>
       <w:r>
-        <w:t xml:space="preserve">The procedure, coded as CPT 57288, places a synthetic mesh sling beneath the midurethra. Despite its widespread use, little is known about which specialties perform these procedures in the Medicare population or how volume is distributed among surgeons.</w:t>
+        <w:t xml:space="preserve">These operations are reported under CPT 57288, whose descriptor is</w:t>
+      </w:r>
+      <w:r>
+        <w:t xml:space="preserve"> </w:t>
+      </w:r>
+      <w:r>
+        <w:t xml:space="preserve">“sling operation for stress incontinence (eg, fascia or synthetic).”</w:t>
+      </w:r>
+      <w:r>
+        <w:t xml:space="preserve"> </w:t>
+      </w:r>
+      <w:r>
+        <w:t xml:space="preserve">The code therefore captures autologous fascial and synthetic sling operations together and does not identify the sling material or distinguish retropubic, transobturator, single-incision, or pubovaginal technique. Despite the procedure’s widespread use, little is known about which specialties perform these operations in the Medicare population or how volume is distributed among surgeons.</w:t>
       </w:r>
     </w:p>
     <w:p>
@@ -171,7 +165,7 @@
         <w:t xml:space="preserve"> </w:t>
       </w:r>
       <w:r>
-        <w:t xml:space="preserve">Evidence for procedure-specific volume thresholds in midurethral sling surgery is more limited. The specialty mix has also changed during the past decade.</w:t>
+        <w:t xml:space="preserve">Evidence for procedure-specific volume thresholds in sling surgery is more limited. The specialty mix has also changed during the past decade.</w:t>
       </w:r>
     </w:p>
     <w:p>
@@ -191,7 +185,7 @@
         <w:t xml:space="preserve"> </w:t>
       </w:r>
       <w:r>
-        <w:t xml:space="preserve">Certification is available through both obstetrics and gynecology (ABOG) and urology (ABU) pathways. Second, US Food and Drug Administration actions on urogynecologic mesh, including the 2019 order ending sales of transvaginal mesh for prolapse, changed public perception and may have affected sling use.</w:t>
+        <w:t xml:space="preserve">Certification is available through both obstetrics and gynecology (ABOG) and urology (ABU) pathways. Second, US Food and Drug Administration actions on urogynecologic mesh changed public perception of mesh and may have affected sling use.</w:t>
       </w:r>
       <w:r>
         <w:rPr>
@@ -203,7 +197,7 @@
         <w:t xml:space="preserve"> </w:t>
       </w:r>
       <w:r>
-        <w:t xml:space="preserve">Third, procedural concentration, the extent to which a relatively small group of clinicians performs a large share of procedures, has become relevant to quality improvement and resource allocation.</w:t>
+        <w:t xml:space="preserve">The 2019 FDA order concerned transvaginal mesh for pelvic organ prolapse and did not remove synthetic midurethral slings for stress incontinence from the market; the two devices are frequently conflated in public discussion. Third, procedural concentration, the extent to which a relatively small group of clinicians performs a large share of procedures, has become relevant to quality improvement and resource allocation.</w:t>
       </w:r>
       <w:r>
         <w:rPr>
@@ -217,7 +211,7 @@
         <w:pStyle w:val="BodyText"/>
       </w:pPr>
       <w:r>
-        <w:t xml:space="preserve">We therefore characterized specialty distribution, annual surgeon volume, and procedural concentration among physicians performing midurethral sling surgery for Medicare beneficiaries from 2013 through 2023. We also evaluated changes in each specialty’s share of procedures over time.</w:t>
+        <w:t xml:space="preserve">We therefore characterized specialty distribution, annual surgeon volume, and surgeon-level concentration among physicians performing sling surgery for stress urinary incontinence in fee-for-service Medicare from 2013 through 2023. We also evaluated changes in each specialty’s share of reported services over time.</w:t>
       </w:r>
     </w:p>
     <w:bookmarkEnd w:id="10"/>
@@ -252,7 +246,7 @@
         <w:pStyle w:val="BodyText"/>
       </w:pPr>
       <w:r>
-        <w:t xml:space="preserve">The 2017 file initially obtained was an incomplete download (roughly half the expected size, with only 376 sling provider-year records versus approximately 660–810 in neighboring years). It was replaced with the complete 2017 release before analysis, so all 11 calendar years are included.</w:t>
+        <w:t xml:space="preserve">All 11 annual PUF releases (2013 through 2023) were verified against the CMS file specifications for completeness before analysis.</w:t>
       </w:r>
     </w:p>
     <w:bookmarkEnd w:id="11"/>
@@ -374,7 +368,7 @@
         <w:pStyle w:val="FirstParagraph"/>
       </w:pPr>
       <w:r>
-        <w:t xml:space="preserve">The primary outcome was the annual number of midurethral sling procedures per provider. We measured surgeon-level concentration with two complementary metrics. The Gini coefficient summarizes inequality across the full surgeon-volume distribution. The Herfindahl–Hirschman Index (HHI) sums squared surgeon shares on a 0–10,000 scale and is more sensitive to the largest-volume surgeons. Both measures were calculated from aggregate provider totals and separately for each calendar year.</w:t>
+        <w:t xml:space="preserve">The primary outcome was the annual number of CPT 57288 services per provider (Tot_Srvcs, reported services). We measured surgeon-level concentration with two complementary metrics. The Gini coefficient summarizes inequality across the full surgeon-volume distribution. The Herfindahl–Hirschman Index (HHI) sums squared surgeon shares on a 0–10,000 scale and is more sensitive to the largest-volume surgeons. Both measures were calculated from aggregate provider totals and separately for each calendar year.</w:t>
       </w:r>
     </w:p>
     <w:p>
@@ -390,7 +384,7 @@
         <w:pStyle w:val="BodyText"/>
       </w:pPr>
       <w:r>
-        <w:t xml:space="preserve">Because each physician contributed as many as ten annual observations, physician-year records were correlated. We modeled annual procedure count with a Poisson generalized estimating equation clustered by NPI, using an exchangeable working correlation and robust standard errors. Fixed effects included specialty (URPS reference), calendar year, specialty-by-year interaction, and a 2020 COVID indicator. We report adjusted rate ratios with 95% CIs. A negative-binomial mixed model with a random intercept for NPI produced concordant estimates.</w:t>
+        <w:t xml:space="preserve">Because each physician contributed as many as eleven annual observations, physician-year records were correlated. We modeled annual procedure count with a Poisson generalized estimating equation clustered by NPI, using an exchangeable working correlation and robust standard errors. Fixed effects included specialty (URPS reference), calendar year, specialty-by-year interaction, and a 2020 COVID indicator. We report adjusted rate ratios with 95% CIs. A negative-binomial mixed model with a random intercept for NPI produced concordant estimates.</w:t>
       </w:r>
     </w:p>
     <w:p>
@@ -635,7 +629,7 @@
         <w:pStyle w:val="FirstParagraph"/>
       </w:pPr>
       <w:r>
-        <w:t xml:space="preserve">This national Medicare analysis produced three main findings. First, URPS physicians performed most midurethral sling procedures (60.8%) and had the highest adjusted per-physician volume. Second, the gynecologic share increased over the decade as URPS surgeons entered the observable workforce and non-URPS surgeons left. Third, surgeon-level concentration remained low and stable despite a shrinking surgeon pool. Together, these findings indicate a change in workforce composition rather than intensification of individual practice or concentration of care.</w:t>
+        <w:t xml:space="preserve">This national Medicare analysis produced three main findings. First, URPS physicians performed most sling operations for SUI (60.8%) and had the highest adjusted per-physician volume. Second, the gynecologic share increased over the decade as URPS surgeons entered the observable workforce and non-URPS surgeons left. Third, surgeon-level concentration remained low and stable despite a shrinking surgeon pool. Together, these findings indicate a change in workforce composition rather than intensification of individual practice or concentration of care.</w:t>
       </w:r>
     </w:p>
     <w:bookmarkStart w:id="23" w:name="X91e1c95b037f473535ecf00410a7735e835e926"/>
@@ -935,7 +929,7 @@
         <w:pStyle w:val="FirstParagraph"/>
       </w:pPr>
       <w:r>
-        <w:t xml:space="preserve">In this national Medicare cohort, URPS physicians performed most midurethral slings, had the highest adjusted per-physician volume, and had the most even within-group volume distribution. The growing gynecologic share reflected attrition among non-URPS providers rather than increasing surgeon-level concentration. These workforce shifts should inform training requirements, credentialing standards, and access planning for pelvic floor surgical care.</w:t>
+        <w:t xml:space="preserve">In this national fee-for-service Medicare cohort, URPS physicians performed most sling operations for SUI, had the highest adjusted per-physician volume, and had the most even within-group volume distribution. The growing gynecologic share reflected attrition among non-URPS providers rather than increasing surgeon-level concentration. These workforce shifts should inform training requirements, credentialing standards, and access planning for pelvic floor surgical care.</w:t>
       </w:r>
     </w:p>
     <w:bookmarkEnd w:id="29"/>
@@ -4018,7 +4012,7 @@
         <w:t xml:space="preserve"> </w:t>
       </w:r>
       <w:r>
-        <w:t xml:space="preserve">Market share of midurethral sling procedures (CPT 57288) by specialty, Medicare PUF 2013–2023. The URPS share increased under every classification scheme. Fixed membership (URPS share 53.4% to 63.8%; +0.90 percentage points/year) and certification-gated classification (URPS share 42.2% to 62.8%; +1.52 percentage points/year) bracket the rate of increase and converge by 2023.</w:t>
+        <w:t xml:space="preserve">Market share of sling operations for stress urinary incontinence (CPT 57288) by specialty, fee-for-service Medicare PUF 2013–2023. The URPS share increased under every classification scheme. Fixed membership (URPS share 53.4% to 63.8%; +0.90 percentage points/year) and certification-gated classification (URPS share 42.2% to 62.8%; +1.52 percentage points/year) bracket the rate of increase and converge by 2023.</w:t>
       </w:r>
     </w:p>
     <w:p>
@@ -4083,7 +4077,7 @@
         <w:t xml:space="preserve"> </w:t>
       </w:r>
       <w:r>
-        <w:t xml:space="preserve">Annual midurethral sling volume by specialty (violin and box plots; logarithmic scale). The minimum observable volume is 11 because of CMS cell suppression.</w:t>
+        <w:t xml:space="preserve">Annual sling service volume (CPT 57288) by specialty (violin and box plots; logarithmic scale). The minimum observable volume is 11 because of CMS cell suppression.</w:t>
       </w:r>
     </w:p>
     <w:p>

--- a/output/manuscript.docx
+++ b/output/manuscript.docx
@@ -78,7 +78,7 @@
         <w:t xml:space="preserve"> </w:t>
       </w:r>
       <w:r>
-        <w:t xml:space="preserve">Across 2013 through 2023, 1,789 physicians performed 147,632 procedures across 6,937 physician-years. URPS was the largest group (767 physicians; 89,773 procedures, 60.8%; median 19/year [p25–p75, 14–28]), followed by non-URPS urology (689 physicians; 26.1%; median 16), General OB/GYN (336; 12.4%; median 15), and MIGS (10; 0.6%; median 16). Annual procedures declined from 16,399 in 2013 to 12,223 in 2023 (-490/year; p = 0.023), with a low of 9,228 in 2020 and partial recovery thereafter. Compared with URPS, adjusted annual volume was lower for urology (rate ratio [RR] 0.80 (0.70–0.92)), General OB/GYN (RR 0.68 (0.51–0.92)), and MIGS (RR 0.56 (0.40–0.79)). Volume fell by approximately 11% in 2020 (RR 0.88 (0.85–0.92); p &lt; 0.001), but per-physician volume did not change overall (RR 1.00 (0.99–1.01); p = 0.516). Among the three well-populated groups, pooled concentration was modest and lowest for URPS (Gini 0.52, HHI 27; top 20% performed 53.9%); within-year concentration remained low and stable (annual Gini approximately 0.26–0.28; p for trend = 0.733). URPS share increased by 0.90 percentage points per year (p &lt; 0.001), whereas urology (-0.55; p = 0.002) and General OB/GYN (-0.41; p = 0.004) declined. The increase remained significant under every classification scheme, and the two schemes bracketed the rate of increase rather than the level. Under fixed membership URPS rose from 53.4% to 63.8% (+0.90 percentage points/year); under certification-gated classification it rose more steeply, from 42.2% to 62.8% (+1.52 percentage points/year), because pre-certification physicians count as generalists, and the two estimates converged by 2023. Newly observable surgeons performed 7.4%–22.5% of annual volume at a median of approximately 13 cases; URPS contributed the most entrants (480), while urology showed substantial turnover (421 entrants despite a declining share).</w:t>
+        <w:t xml:space="preserve">Across 2013 through 2023, 1,789 physicians performed 147,632 procedures across 6,937 physician-years. URPS was the largest group (767 physicians; 89,773 procedures, 60.8%; median 19/year [p25–p75, 14–28]), followed by non-URPS urology (689 physicians; 26.1%; median 16), General OB/GYN (336; 12.4%; median 15), and MIGS (10; 0.6%; median 16). Reported services fell from 16,399 in 2013 to 12,223 in 2023 (-25.5%), but the female Part B fee-for-service population contracted by -14.7% over the same period; after denominator adjustment the utilization rate declined only from 89.4 to 78.1 services per 100,000 (-12.6%; rate trend not significant, p = 0.139), with a 2020 nadir and partial recovery. Compared with URPS, adjusted annual volume was lower for urology (rate ratio [RR] 0.80 (0.70–0.92)), General OB/GYN (RR 0.68 (0.51–0.92)), and MIGS (RR 0.56 (0.40–0.79)). Volume fell by approximately 11% in 2020 (RR 0.88 (0.85–0.92); p &lt; 0.001), but per-physician volume did not change overall (RR 1.00 (0.99–1.01); p = 0.516). Among the three well-populated groups, pooled concentration was modest and lowest for URPS (Gini 0.52, HHI 27; top 20% performed 53.9%); within-year concentration remained low and stable (annual Gini approximately 0.26–0.28; p for trend = 0.733). URPS share increased by 0.90 percentage points per year (p &lt; 0.001), whereas urology (-0.55; p = 0.002) and General OB/GYN (-0.41; p = 0.004) declined. The increase remained significant under every classification scheme, and the two schemes bracketed the rate of increase rather than the level. Under fixed membership URPS rose from 53.4% to 63.8% (+0.90 percentage points/year); under certification-gated classification it rose more steeply, from 42.2% to 62.8% (+1.52 percentage points/year), because pre-certification physicians count as generalists, and the two estimates converged by 2023. Newly observable surgeons performed 7.4%–22.5% of annual volume at a median of approximately 13 cases; URPS contributed the most entrants (480), while urology showed substantial turnover (421 entrants despite a declining share).</w:t>
       </w:r>
     </w:p>
     <w:p>
@@ -368,7 +368,7 @@
         <w:pStyle w:val="FirstParagraph"/>
       </w:pPr>
       <w:r>
-        <w:t xml:space="preserve">The primary outcome was the annual number of CPT 57288 services per provider (Tot_Srvcs, reported services). We measured surgeon-level concentration with two complementary metrics. The Gini coefficient summarizes inequality across the full surgeon-volume distribution. The Herfindahl–Hirschman Index (HHI) sums squared surgeon shares on a 0–10,000 scale and is more sensitive to the largest-volume surgeons. Both measures were calculated from aggregate provider totals and separately for each calendar year.</w:t>
+        <w:t xml:space="preserve">The primary surgeon-level outcome was the annual number of CPT 57288 services per provider (Tot_Srvcs, reported services). To describe population utilization over time, we also computed the annual rate of CPT 57288 services per 100,000 female Part B fee-for-service Medicare beneficiaries, using the CMS Program Statistics Original Medicare Enrollment counts (table MDCR ENROLL AB 11, Sex = Female, Part B) as the denominator; absolute service counts are reported as a secondary measure. Because the Public Use File records no beneficiary age for the numerator, the rate is crude and is not age-standardized. We measured surgeon-level concentration with two complementary metrics. The Gini coefficient summarizes inequality across the full surgeon-volume distribution. The Herfindahl–Hirschman Index (HHI) sums squared surgeon shares on a 0–10,000 scale and is more sensitive to the largest-volume surgeons. Both measures were calculated from aggregate provider totals and separately for each calendar year.</w:t>
       </w:r>
     </w:p>
     <w:p>
@@ -416,7 +416,7 @@
         <w:pStyle w:val="BodyText"/>
       </w:pPr>
       <w:r>
-        <w:t xml:space="preserve">In a secondary geographic analysis, we tabulated observable surgeons and URPS share by practice state and identified states with no observable URPS surgeon performing at least 11 Medicare slings in any study year. We did not calculate population-based rates because fee-for-service denominators adjusted for Medicare Advantage enrollment were outside the scope of this analysis.</w:t>
+        <w:t xml:space="preserve">In a secondary geographic analysis, we tabulated observable surgeons and URPS share by practice state and identified states with no observable URPS surgeon performing at least 11 Medicare slings in any study year. We did not calculate state-level population-based rates because state-by-sex fee-for-service enrollment denominators were outside the scope of this analysis; the national utilization rate above uses the national female Part B fee-for-service denominator.</w:t>
       </w:r>
     </w:p>
     <w:p>
@@ -474,7 +474,7 @@
         <w:pStyle w:val="BodyText"/>
       </w:pPr>
       <w:r>
-        <w:t xml:space="preserve">Observed annual volume declined from 16,399 procedures in 2013 to 12,223 in 2023 (linear trend, -490 procedures/year; p = 0.023). The number of observable surgeons also fell, from 812 to 562. Volume reached a low of 9,228 procedures in 2020, consistent with pandemic-related deferral of elective surgery. It partially recovered to 12,053 in 2022 and 12,223 in 2023 but remained below pre-2020 levels. Therefore, the pooled total masks a decade-long decline in Medicare sling volume.</w:t>
+        <w:t xml:space="preserve">The observed count of reported services fell from 16,399 in 2013 to 12,223 in 2023 (-25.5%). Over the same period, however, the female Part B fee-for-service population contracted from 18.35 million to 15.65 million beneficiaries (-14.7%), reflecting migration into Medicare Advantage. After denominator adjustment, the utilization rate declined more modestly, from 89.4 to 78.1 services per 100,000 female Part B fee-for-service beneficiaries (-12.6%), and the linear trend in the rate was not statistically significant (-1.65 per 100,000 per year; p = 0.139). The rate reached a low of 52.4 per 100,000 in 2020, consistent with pandemic-related deferral of elective surgery, then partially recovered. The number of observable surgeons also fell, from 812 to 562. Thus, much of the apparent decline in service counts reflected the shrinking fee-for-service denominator rather than a clear fall in age-eligible utilization.</w:t>
       </w:r>
     </w:p>
     <w:bookmarkEnd w:id="17"/>

--- a/output/manuscript.docx
+++ b/output/manuscript.docx
@@ -78,7 +78,7 @@
         <w:t xml:space="preserve"> </w:t>
       </w:r>
       <w:r>
-        <w:t xml:space="preserve">Across 2013 through 2023, 1,789 physicians performed 147,632 procedures across 6,937 physician-years. URPS was the largest group (767 physicians; 89,773 procedures, 60.8%; median 19/year [p25–p75, 14–28]), followed by non-URPS urology (689 physicians; 26.1%; median 16), General OB/GYN (336; 12.4%; median 15), and MIGS (10; 0.6%; median 16). Reported services fell from 16,399 in 2013 to 12,223 in 2023 (-25.5%), but the female Part B fee-for-service population contracted by -14.7% over the same period; after denominator adjustment the utilization rate declined only from 89.4 to 78.1 services per 100,000 (-12.6%; rate trend not significant, p = 0.139), with a 2020 nadir and partial recovery. Compared with URPS, adjusted annual volume was lower for urology (rate ratio [RR] 0.80 (0.70–0.92)), General OB/GYN (RR 0.68 (0.51–0.92)), and MIGS (RR 0.56 (0.40–0.79)). Volume fell by approximately 11% in 2020 (RR 0.88 (0.85–0.92); p &lt; 0.001), but per-physician volume did not change overall (RR 1.00 (0.99–1.01); p = 0.516). Among the three well-populated groups, pooled concentration was modest and lowest for URPS (Gini 0.52, HHI 27; top 20% performed 53.9%); within-year concentration remained low and stable (annual Gini approximately 0.26–0.28; p for trend = 0.733). URPS share increased by 0.90 percentage points per year (p &lt; 0.001), whereas urology (-0.55; p = 0.002) and General OB/GYN (-0.41; p = 0.004) declined. The increase remained significant under every classification scheme, and the two schemes bracketed the rate of increase rather than the level. Under fixed membership URPS rose from 53.4% to 63.8% (+0.90 percentage points/year); under certification-gated classification it rose more steeply, from 42.2% to 62.8% (+1.52 percentage points/year), because pre-certification physicians count as generalists, and the two estimates converged by 2023. Newly observable surgeons performed 7.4%–22.5% of annual volume at a median of approximately 13 cases; URPS contributed the most entrants (480), while urology showed substantial turnover (421 entrants despite a declining share).</w:t>
+        <w:t xml:space="preserve">Across 2013 through 2023, 1,789 physicians performed 147,632 procedures across 6,937 physician-years. URPS was the largest group (767 physicians; 89,773 procedures, 60.8%; median 19/year [p25–p75, 14–28]), followed by non-URPS urology (689 physicians; 26.1%; median 16), General OB/GYN (336; 12.4%; median 15), and MIGS (10; 0.6%; median 16). Reported services fell from 16,399 in 2013 to 12,223 in 2023 (-25.5%), but the female Part B fee-for-service population contracted by -14.7% over the same period; after denominator adjustment the utilization rate declined only from 89.4 to 78.1 services per 100,000 (-12.6%; rate trend not significant, p = 0.139), with a 2020 nadir and partial recovery. Compared with URPS, adjusted annual volume was lower for urology (rate ratio [RR] 0.80 (0.70–0.92)), General OB/GYN (RR 0.68 (0.51–0.92)), and MIGS (RR 0.56 (0.40–0.79)). Volume fell by approximately 11% in 2020 (RR 0.88 (0.85–0.92); p &lt; 0.001), but per-physician volume did not change overall (RR 1.00 (0.99–1.01); p = 0.516). Surgeon-level concentration was low and similar across the three well-populated groups, with overlapping bootstrap confidence intervals (Gini 0.52–0.56); within-year concentration remained low and stable (annual Gini approximately 0.26–0.28; p for trend = 0.733). URPS share increased by 0.90 percentage points per year (p &lt; 0.001), whereas urology (-0.55; p = 0.002) and General OB/GYN (-0.41; p = 0.004) declined. The increase remained significant under every classification scheme, and the two schemes bracketed the rate of increase rather than the level. Under fixed membership URPS rose from 53.4% to 63.8% (+0.90 percentage points/year); under certification-gated classification it rose more steeply, from 42.2% to 62.8% (+1.52 percentage points/year), because pre-certification physicians count as generalists, and the two estimates converged by 2023. Newly observable surgeons performed 7.4%–22.5% of annual volume at a median of approximately 13 cases; URPS contributed the most entrants (480), while urology showed substantial turnover (421 entrants despite a declining share).</w:t>
       </w:r>
     </w:p>
     <w:p>
@@ -96,7 +96,7 @@
         <w:t xml:space="preserve"> </w:t>
       </w:r>
       <w:r>
-        <w:t xml:space="preserve">URPS physicians perform most sling operations for stress urinary incontinence in fee-for-service Medicare and have the highest adjusted per-physician volume and the most even within-group distribution. The rising gynecologic share reflects attrition among non-URPS providers rather than increasing surgeon-level concentration, with implications for credentialing and workforce planning.</w:t>
+        <w:t xml:space="preserve">URPS physicians perform most sling operations for stress urinary incontinence in fee-for-service Medicare and have the highest adjusted per-physician volume; within-year surgeon-level concentration was low and stable and did not differ meaningfully across specialties. The rising gynecologic share reflects attrition among non-URPS providers rather than increasing surgeon-level concentration, with implications for credentialing and workforce planning.</w:t>
       </w:r>
     </w:p>
     <w:p>
@@ -350,7 +350,7 @@
         <w:pStyle w:val="FirstParagraph"/>
       </w:pPr>
       <w:r>
-        <w:t xml:space="preserve">CMS suppresses provider-service data when a provider treats fewer than 11 Medicare beneficiaries for a given code in a calendar year. Every observable provider in this study therefore treated at least 11 Medicare beneficiaries for CPT 57288 that year. Providers below the threshold are not observed, so the true number of low-volume surgeons is unknown and the reported concentration estimates are lower bounds.</w:t>
+        <w:t xml:space="preserve">CMS suppresses provider-service data when a provider treats fewer than 11 Medicare beneficiaries for a given code in a calendar year. Every observable provider in this study therefore treated at least 11 Medicare beneficiaries for CPT 57288 that year. Providers below the threshold are not observed, so the true number of low-volume surgeons is unknown. Suppression removes the lowest-volume physician-years and can bias the Gini coefficient and HHI in different directions, so the full-market concentration cannot be identified from the Public Use File. We therefore report bootstrap confidence intervals for the Gini coefficient and a sensitivity analysis that adds hypothetical suppressed low-volume providers before recomputing concentration.</w:t>
       </w:r>
     </w:p>
     <w:bookmarkEnd w:id="13"/>
@@ -368,7 +368,7 @@
         <w:pStyle w:val="FirstParagraph"/>
       </w:pPr>
       <w:r>
-        <w:t xml:space="preserve">The primary surgeon-level outcome was the annual number of CPT 57288 services per provider (Tot_Srvcs, reported services). To describe population utilization over time, we also computed the annual rate of CPT 57288 services per 100,000 female Part B fee-for-service Medicare beneficiaries, using the CMS Program Statistics Original Medicare Enrollment counts (table MDCR ENROLL AB 11, Sex = Female, Part B) as the denominator; absolute service counts are reported as a secondary measure. Because the Public Use File records no beneficiary age for the numerator, the rate is crude and is not age-standardized. We measured surgeon-level concentration with two complementary metrics. The Gini coefficient summarizes inequality across the full surgeon-volume distribution. The Herfindahl–Hirschman Index (HHI) sums squared surgeon shares on a 0–10,000 scale and is more sensitive to the largest-volume surgeons. Both measures were calculated from aggregate provider totals and separately for each calendar year.</w:t>
+        <w:t xml:space="preserve">The primary surgeon-level outcome was the annual number of CPT 57288 services per provider (Tot_Srvcs, reported services). To describe population utilization over time, we also computed the annual rate of CPT 57288 services per 100,000 female Part B fee-for-service Medicare beneficiaries, using the CMS Program Statistics Original Medicare Enrollment counts (table MDCR ENROLL AB 11, Sex = Female, Part B) as the denominator; absolute service counts are reported as a secondary measure. Because the Public Use File records no beneficiary age for the numerator, the rate is crude and is not age-standardized. We measured surgeon-level concentration with complementary metrics. The Gini coefficient summarizes inequality across the full surgeon-volume distribution, and we bootstrapped its 95% confidence interval by resampling providers. The Herfindahl–Hirschman Index (HHI) sums squared surgeon shares on a 0–10,000 scale and is more sensitive to the largest-volume surgeons. Because the minimum attainable HHI depends on the number of providers, we do not compare raw HHI directly across groups of very different size (URPS 767, General OB/GYN 336, MIGS 10 physicians); we also report the size-adjusted normalized HHI and the effective number of providers (1 divided by the sum of squared shares). Within-year concentration, computed separately for each calendar year, was the primary concentration measure; pooled multi-year values are secondary because they mix annual volume with how many years each physician remained observable.</w:t>
       </w:r>
     </w:p>
     <w:p>
@@ -542,7 +542,7 @@
         <w:pStyle w:val="FirstParagraph"/>
       </w:pPr>
       <w:r>
-        <w:t xml:space="preserve">Among the three well-populated groups, pooled multi-year concentration was lowest for URPS (Gini 0.52, HHI 27; top 10% performed 34.4% and top 20% performed 53.9%). Concentration was slightly higher for urology (Gini 0.53, HHI 35; top 20% performed 58.7%) and General OB/GYN (Gini 0.56, HHI 89; top 20% performed 62.2%) (Table 2).</w:t>
+        <w:t xml:space="preserve">The primary concentration analysis was within-year. Within-year concentration was low and stable across the study period: the annual Gini ranged from 0.26 to 0.28, with no temporal trend (p = 0.733), and the annual top 20% performed approximately 38% of cases. No specialty-specific annual Gini changed significantly (all p &gt; 0.15). Thus, care did not become concentrated among a smaller group of high-volume surgeons as the observable surgeon pool contracted.</w:t>
       </w:r>
     </w:p>
     <w:p>
@@ -550,15 +550,7 @@
         <w:pStyle w:val="BodyText"/>
       </w:pPr>
       <w:r>
-        <w:t xml:space="preserve">The Gini coefficient and HHI ranked the groups identically. However, the absolute HHI values for all three groups were very low (27–89 of 10,000), indicating that sling volume was unevenly distributed across many surgeons rather than dominated by a few. URPS also had the highest median annual volume and upper quartile (median 19; p75 28).</w:t>
-      </w:r>
-    </w:p>
-    <w:p>
-      <w:pPr>
-        <w:pStyle w:val="BodyText"/>
-      </w:pPr>
-      <w:r>
-        <w:t xml:space="preserve">Within-year concentration was low and stable. The pooled annual Gini ranged from 0.26 to 0.28, with no temporal trend (p = 0.733), and the annual top 20% performed approximately 38% of cases. No specialty-specific annual Gini changed significantly (all p &gt; 0.15). Thus, care did not become concentrated among a smaller group of high-volume surgeons as the observable surgeon pool contracted. MIGS was excluded from these comparisons because only 10 physicians were identified (1–4 per year); its nominal Gini of 0.61 and HHI of 3,036 are not stable specialty-wide estimates.</w:t>
+        <w:t xml:space="preserve">Pooled multi-year concentration was similar across the three well-populated groups, with overlapping confidence intervals: URPS Gini 0.52 (95% CI 0.50-0.54), urology Gini 0.53 (95% CI 0.51-0.55), and General OB/GYN Gini 0.56 (95% CI 0.52-0.60) (Table 2). The size-adjusted normalized HHI was near zero for every group (URPS 0.001, urology 0.002, General OB/GYN 0.006 on a 0–1 scale), and the effective number of providers was large (URPS 368, urology 282, General OB/GYN 112), indicating that sling volume was distributed across many surgeons rather than dominated by a few. Because the specialties differ several-fold in provider count, raw HHI is not directly comparable across them (Table 2). Adding hypothetical suppressed low-volume providers raised the Gini only modestly (Supplementary Table S9), so the low-concentration conclusion is robust to the unobserved tail. URPS had the highest median annual volume and upper quartile (median 19; p75 28). MIGS was excluded from these comparisons because only 10 physicians were identified (1–4 per year); its nominal Gini of 0.61 and HHI of 3,036 are not stable specialty-wide estimates.</w:t>
       </w:r>
     </w:p>
     <w:bookmarkEnd w:id="19"/>
@@ -732,7 +724,7 @@
         <w:pStyle w:val="FirstParagraph"/>
       </w:pPr>
       <w:r>
-        <w:t xml:space="preserve">The Gini coefficient and HHI provide complementary views of concentration, and both supported the same conclusion. Moderate inequality across the full distribution (Gini 0.52–0.56) coexisted with very low absolute HHI values (27–89 of 10,000). In other words, sling volume was distributed unevenly across many surgeons but was not dominated by a few. Because the physician was the production unit, these values describe surgeon-level procedural concentration rather than market competition.</w:t>
+        <w:t xml:space="preserve">The Gini coefficient and HHI provide complementary views of concentration, and both supported the same conclusion. Moderate inequality across the full distribution (Gini 0.52–0.56, with overlapping confidence intervals across the well-populated groups) coexisted with size-adjusted normalized HHI values near zero and effective provider counts in the hundreds. In other words, sling volume was distributed unevenly across many surgeons but was not dominated by a few, and the well-populated specialties did not differ meaningfully in concentration. Because the physician was the production unit, these values describe surgeon-level procedural concentration rather than market competition, and they should not be interpreted using antitrust thresholds.</w:t>
       </w:r>
     </w:p>
     <w:p>
@@ -876,7 +868,7 @@
         <w:pStyle w:val="FirstParagraph"/>
       </w:pPr>
       <w:r>
-        <w:t xml:space="preserve">This study has five limitations. First, CMS suppresses provider-level data for fewer than 11 beneficiaries, so the lowest-volume surgeons are not observed and concentration estimates are lower bounds. Second, the PUF includes only fee-for-service Medicare Part B claims; younger patients and those covered by Medicare Advantage, Medicaid, commercial insurance, or no insurance are not represented.</w:t>
+        <w:t xml:space="preserve">This study has five limitations. First, CMS suppresses provider-level data for fewer than 11 beneficiaries, so the lowest-volume surgeons are not observed; suppression can bias the Gini coefficient and HHI in different directions, and the full-market concentration cannot be identified from the Public Use File, although a sensitivity analysis adding hypothetical suppressed providers left the low-concentration conclusion unchanged. Second, the PUF includes only fee-for-service Medicare Part B claims; younger patients and those covered by Medicare Advantage, Medicaid, commercial insurance, or no insurance are not represented.</w:t>
       </w:r>
     </w:p>
     <w:p>
@@ -929,7 +921,7 @@
         <w:pStyle w:val="FirstParagraph"/>
       </w:pPr>
       <w:r>
-        <w:t xml:space="preserve">In this national fee-for-service Medicare cohort, URPS physicians performed most sling operations for SUI, had the highest adjusted per-physician volume, and had the most even within-group volume distribution. The growing gynecologic share reflected attrition among non-URPS providers rather than increasing surgeon-level concentration. These workforce shifts should inform training requirements, credentialing standards, and access planning for pelvic floor surgical care.</w:t>
+        <w:t xml:space="preserve">In this national fee-for-service Medicare cohort, URPS physicians performed most sling operations for SUI and had the highest adjusted per-physician volume. Within-year surgeon-level concentration was low and stable and did not differ meaningfully across the well-populated specialties. The growing gynecologic share reflected attrition among non-URPS providers rather than increasing surgeon-level concentration. These workforce shifts should inform training requirements, credentialing standards, and access planning for pelvic floor surgical care.</w:t>
       </w:r>
     </w:p>
     <w:bookmarkEnd w:id="29"/>
@@ -1961,7 +1953,7 @@
         <w:t xml:space="preserve"> </w:t>
       </w:r>
       <w:r>
-        <w:t xml:space="preserve">Surgeon-level procedural concentration by specialty, based on aggregate provider volume.</w:t>
+        <w:t xml:space="preserve">Surgeon-level procedural concentration by specialty, based on aggregate provider volume. Raw HHI is not comparable across groups of different size; the normalized HHI (0–1) and effective number of providers are size-adjusted companions.</w:t>
       </w:r>
     </w:p>
     <w:tbl>
@@ -1972,12 +1964,14 @@
         <w:tblLook w:firstRow="1" w:lastRow="0" w:firstColumn="0" w:lastColumn="0" w:noHBand="0" w:noVBand="0" w:val="0020"/>
       </w:tblPr>
       <w:tblGrid>
-        <w:gridCol w:w="1908"/>
-        <w:gridCol w:w="1240"/>
-        <w:gridCol w:w="572"/>
-        <w:gridCol w:w="1526"/>
-        <w:gridCol w:w="1335"/>
-        <w:gridCol w:w="1335"/>
+        <w:gridCol w:w="1320"/>
+        <w:gridCol w:w="858"/>
+        <w:gridCol w:w="396"/>
+        <w:gridCol w:w="1056"/>
+        <w:gridCol w:w="1056"/>
+        <w:gridCol w:w="1386"/>
+        <w:gridCol w:w="924"/>
+        <w:gridCol w:w="924"/>
       </w:tblGrid>
       <w:tr>
         <w:trPr>
@@ -2034,6 +2028,28 @@
               <w:pStyle w:val="Compact"/>
             </w:pPr>
             <w:r>
+              <w:t xml:space="preserve">Normalized HHI</w:t>
+            </w:r>
+          </w:p>
+        </w:tc>
+        <w:tc>
+          <w:tcPr/>
+          <w:p>
+            <w:pPr>
+              <w:pStyle w:val="Compact"/>
+            </w:pPr>
+            <w:r>
+              <w:t xml:space="preserve">Effective providers</w:t>
+            </w:r>
+          </w:p>
+        </w:tc>
+        <w:tc>
+          <w:tcPr/>
+          <w:p>
+            <w:pPr>
+              <w:pStyle w:val="Compact"/>
+            </w:pPr>
+            <w:r>
               <w:t xml:space="preserve">% by top 10%</w:t>
             </w:r>
           </w:p>
@@ -2102,6 +2118,28 @@
               <w:pStyle w:val="Compact"/>
             </w:pPr>
             <w:r>
+              <w:t xml:space="preserve">0.001</w:t>
+            </w:r>
+          </w:p>
+        </w:tc>
+        <w:tc>
+          <w:tcPr/>
+          <w:p>
+            <w:pPr>
+              <w:pStyle w:val="Compact"/>
+            </w:pPr>
+            <w:r>
+              <w:t xml:space="preserve">368</w:t>
+            </w:r>
+          </w:p>
+        </w:tc>
+        <w:tc>
+          <w:tcPr/>
+          <w:p>
+            <w:pPr>
+              <w:pStyle w:val="Compact"/>
+            </w:pPr>
+            <w:r>
               <w:t xml:space="preserve">34.4%</w:t>
             </w:r>
           </w:p>
@@ -2170,6 +2208,28 @@
               <w:pStyle w:val="Compact"/>
             </w:pPr>
             <w:r>
+              <w:t xml:space="preserve">0.002</w:t>
+            </w:r>
+          </w:p>
+        </w:tc>
+        <w:tc>
+          <w:tcPr/>
+          <w:p>
+            <w:pPr>
+              <w:pStyle w:val="Compact"/>
+            </w:pPr>
+            <w:r>
+              <w:t xml:space="preserve">282</w:t>
+            </w:r>
+          </w:p>
+        </w:tc>
+        <w:tc>
+          <w:tcPr/>
+          <w:p>
+            <w:pPr>
+              <w:pStyle w:val="Compact"/>
+            </w:pPr>
+            <w:r>
               <w:t xml:space="preserve">39.5%</w:t>
             </w:r>
           </w:p>
@@ -2238,6 +2298,28 @@
               <w:pStyle w:val="Compact"/>
             </w:pPr>
             <w:r>
+              <w:t xml:space="preserve">0.006</w:t>
+            </w:r>
+          </w:p>
+        </w:tc>
+        <w:tc>
+          <w:tcPr/>
+          <w:p>
+            <w:pPr>
+              <w:pStyle w:val="Compact"/>
+            </w:pPr>
+            <w:r>
+              <w:t xml:space="preserve">112</w:t>
+            </w:r>
+          </w:p>
+        </w:tc>
+        <w:tc>
+          <w:tcPr/>
+          <w:p>
+            <w:pPr>
+              <w:pStyle w:val="Compact"/>
+            </w:pPr>
+            <w:r>
               <w:t xml:space="preserve">44.4%</w:t>
             </w:r>
           </w:p>
@@ -2296,6 +2378,28 @@
             </w:pPr>
             <w:r>
               <w:t xml:space="preserve">3,036</w:t>
+            </w:r>
+          </w:p>
+        </w:tc>
+        <w:tc>
+          <w:tcPr/>
+          <w:p>
+            <w:pPr>
+              <w:pStyle w:val="Compact"/>
+            </w:pPr>
+            <w:r>
+              <w:t xml:space="preserve">0.226</w:t>
+            </w:r>
+          </w:p>
+        </w:tc>
+        <w:tc>
+          <w:tcPr/>
+          <w:p>
+            <w:pPr>
+              <w:pStyle w:val="Compact"/>
+            </w:pPr>
+            <w:r>
+              <w:t xml:space="preserve">3</w:t>
             </w:r>
           </w:p>
         </w:tc>
@@ -19661,6 +19765,315 @@
             </w:pPr>
             <w:r>
               <w:t xml:space="preserve">25.2%</w:t>
+            </w:r>
+          </w:p>
+        </w:tc>
+      </w:tr>
+    </w:tbl>
+    <w:p>
+      <w:pPr>
+        <w:pStyle w:val="BodyText"/>
+      </w:pPr>
+      <w:r>
+        <w:rPr>
+          <w:b/>
+          <w:bCs/>
+        </w:rPr>
+        <w:t xml:space="preserve">Supplementary Table S9.</w:t>
+      </w:r>
+      <w:r>
+        <w:t xml:space="preserve"> </w:t>
+      </w:r>
+      <w:r>
+        <w:t xml:space="preserve">Suppression sensitivity. Hypothetical suppressed low-volume providers (25% and 50% of the observed count, each performing 1–10 services) were added to each group before recomputing the Gini coefficient and HHI. Concentration rose only modestly, so the low-concentration conclusion is robust to the unobserved low-volume tail.</w:t>
+      </w:r>
+    </w:p>
+    <w:tbl>
+      <w:tblPr>
+        <w:tblStyle w:val="Table"/>
+        <w:tblW w:type="pct" w:w="5000"/>
+        <w:tblLayout w:type="fixed"/>
+        <w:tblLook w:firstRow="1" w:lastRow="0" w:firstColumn="0" w:lastColumn="0" w:noHBand="0" w:noVBand="0" w:val="0020"/>
+      </w:tblPr>
+      <w:tblGrid>
+        <w:gridCol w:w="1389"/>
+        <w:gridCol w:w="1042"/>
+        <w:gridCol w:w="1528"/>
+        <w:gridCol w:w="1528"/>
+        <w:gridCol w:w="972"/>
+        <w:gridCol w:w="1458"/>
+      </w:tblGrid>
+      <w:tr>
+        <w:trPr>
+          <w:tblHeader w:val="on"/>
+        </w:trPr>
+        <w:tc>
+          <w:tcPr/>
+          <w:p>
+            <w:pPr>
+              <w:pStyle w:val="Compact"/>
+            </w:pPr>
+            <w:r>
+              <w:t xml:space="preserve">Specialty</w:t>
+            </w:r>
+          </w:p>
+        </w:tc>
+        <w:tc>
+          <w:tcPr/>
+          <w:p>
+            <w:pPr>
+              <w:pStyle w:val="Compact"/>
+            </w:pPr>
+            <w:r>
+              <w:t xml:space="preserve">Observed Gini</w:t>
+            </w:r>
+          </w:p>
+        </w:tc>
+        <w:tc>
+          <w:tcPr/>
+          <w:p>
+            <w:pPr>
+              <w:pStyle w:val="Compact"/>
+            </w:pPr>
+            <w:r>
+              <w:t xml:space="preserve">Gini +25% suppressed</w:t>
+            </w:r>
+          </w:p>
+        </w:tc>
+        <w:tc>
+          <w:tcPr/>
+          <w:p>
+            <w:pPr>
+              <w:pStyle w:val="Compact"/>
+            </w:pPr>
+            <w:r>
+              <w:t xml:space="preserve">Gini +50% suppressed</w:t>
+            </w:r>
+          </w:p>
+        </w:tc>
+        <w:tc>
+          <w:tcPr/>
+          <w:p>
+            <w:pPr>
+              <w:pStyle w:val="Compact"/>
+            </w:pPr>
+            <w:r>
+              <w:t xml:space="preserve">Observed HHI</w:t>
+            </w:r>
+          </w:p>
+        </w:tc>
+        <w:tc>
+          <w:tcPr/>
+          <w:p>
+            <w:pPr>
+              <w:pStyle w:val="Compact"/>
+            </w:pPr>
+            <w:r>
+              <w:t xml:space="preserve">HHI +50% suppressed</w:t>
+            </w:r>
+          </w:p>
+        </w:tc>
+      </w:tr>
+      <w:tr>
+        <w:tc>
+          <w:tcPr/>
+          <w:p>
+            <w:pPr>
+              <w:pStyle w:val="Compact"/>
+            </w:pPr>
+            <w:r>
+              <w:t xml:space="preserve">URPS</w:t>
+            </w:r>
+          </w:p>
+        </w:tc>
+        <w:tc>
+          <w:tcPr/>
+          <w:p>
+            <w:pPr>
+              <w:pStyle w:val="Compact"/>
+            </w:pPr>
+            <w:r>
+              <w:t xml:space="preserve">0.52</w:t>
+            </w:r>
+          </w:p>
+        </w:tc>
+        <w:tc>
+          <w:tcPr/>
+          <w:p>
+            <w:pPr>
+              <w:pStyle w:val="Compact"/>
+            </w:pPr>
+            <w:r>
+              <w:t xml:space="preserve">0.60</w:t>
+            </w:r>
+          </w:p>
+        </w:tc>
+        <w:tc>
+          <w:tcPr/>
+          <w:p>
+            <w:pPr>
+              <w:pStyle w:val="Compact"/>
+            </w:pPr>
+            <w:r>
+              <w:t xml:space="preserve">0.65</w:t>
+            </w:r>
+          </w:p>
+        </w:tc>
+        <w:tc>
+          <w:tcPr/>
+          <w:p>
+            <w:pPr>
+              <w:pStyle w:val="Compact"/>
+            </w:pPr>
+            <w:r>
+              <w:t xml:space="preserve">27</w:t>
+            </w:r>
+          </w:p>
+        </w:tc>
+        <w:tc>
+          <w:tcPr/>
+          <w:p>
+            <w:pPr>
+              <w:pStyle w:val="Compact"/>
+            </w:pPr>
+            <w:r>
+              <w:t xml:space="preserve">26</w:t>
+            </w:r>
+          </w:p>
+        </w:tc>
+      </w:tr>
+      <w:tr>
+        <w:tc>
+          <w:tcPr/>
+          <w:p>
+            <w:pPr>
+              <w:pStyle w:val="Compact"/>
+            </w:pPr>
+            <w:r>
+              <w:t xml:space="preserve">Urology (non-URPS)</w:t>
+            </w:r>
+          </w:p>
+        </w:tc>
+        <w:tc>
+          <w:tcPr/>
+          <w:p>
+            <w:pPr>
+              <w:pStyle w:val="Compact"/>
+            </w:pPr>
+            <w:r>
+              <w:t xml:space="preserve">0.53</w:t>
+            </w:r>
+          </w:p>
+        </w:tc>
+        <w:tc>
+          <w:tcPr/>
+          <w:p>
+            <w:pPr>
+              <w:pStyle w:val="Compact"/>
+            </w:pPr>
+            <w:r>
+              <w:t xml:space="preserve">0.59</w:t>
+            </w:r>
+          </w:p>
+        </w:tc>
+        <w:tc>
+          <w:tcPr/>
+          <w:p>
+            <w:pPr>
+              <w:pStyle w:val="Compact"/>
+            </w:pPr>
+            <w:r>
+              <w:t xml:space="preserve">0.63</w:t>
+            </w:r>
+          </w:p>
+        </w:tc>
+        <w:tc>
+          <w:tcPr/>
+          <w:p>
+            <w:pPr>
+              <w:pStyle w:val="Compact"/>
+            </w:pPr>
+            <w:r>
+              <w:t xml:space="preserve">35</w:t>
+            </w:r>
+          </w:p>
+        </w:tc>
+        <w:tc>
+          <w:tcPr/>
+          <w:p>
+            <w:pPr>
+              <w:pStyle w:val="Compact"/>
+            </w:pPr>
+            <w:r>
+              <w:t xml:space="preserve">32</w:t>
+            </w:r>
+          </w:p>
+        </w:tc>
+      </w:tr>
+      <w:tr>
+        <w:tc>
+          <w:tcPr/>
+          <w:p>
+            <w:pPr>
+              <w:pStyle w:val="Compact"/>
+            </w:pPr>
+            <w:r>
+              <w:t xml:space="preserve">General OB/GYN</w:t>
+            </w:r>
+          </w:p>
+        </w:tc>
+        <w:tc>
+          <w:tcPr/>
+          <w:p>
+            <w:pPr>
+              <w:pStyle w:val="Compact"/>
+            </w:pPr>
+            <w:r>
+              <w:t xml:space="preserve">0.56</w:t>
+            </w:r>
+          </w:p>
+        </w:tc>
+        <w:tc>
+          <w:tcPr/>
+          <w:p>
+            <w:pPr>
+              <w:pStyle w:val="Compact"/>
+            </w:pPr>
+            <w:r>
+              <w:t xml:space="preserve">0.62</w:t>
+            </w:r>
+          </w:p>
+        </w:tc>
+        <w:tc>
+          <w:tcPr/>
+          <w:p>
+            <w:pPr>
+              <w:pStyle w:val="Compact"/>
+            </w:pPr>
+            <w:r>
+              <w:t xml:space="preserve">0.65</w:t>
+            </w:r>
+          </w:p>
+        </w:tc>
+        <w:tc>
+          <w:tcPr/>
+          <w:p>
+            <w:pPr>
+              <w:pStyle w:val="Compact"/>
+            </w:pPr>
+            <w:r>
+              <w:t xml:space="preserve">89</w:t>
+            </w:r>
+          </w:p>
+        </w:tc>
+        <w:tc>
+          <w:tcPr/>
+          <w:p>
+            <w:pPr>
+              <w:pStyle w:val="Compact"/>
+            </w:pPr>
+            <w:r>
+              <w:t xml:space="preserve">81</w:t>
             </w:r>
           </w:p>
         </w:tc>

--- a/output/manuscript.docx
+++ b/output/manuscript.docx
@@ -78,7 +78,7 @@
         <w:t xml:space="preserve"> </w:t>
       </w:r>
       <w:r>
-        <w:t xml:space="preserve">Across 2013 through 2023, 1,789 physicians performed 147,632 procedures across 6,937 physician-years. URPS was the largest group (767 physicians; 89,773 procedures, 60.8%; median 19/year [p25–p75, 14–28]), followed by non-URPS urology (689 physicians; 26.1%; median 16), General OB/GYN (336; 12.4%; median 15), and MIGS (10; 0.6%; median 16). Reported services fell from 16,399 in 2013 to 12,223 in 2023 (-25.5%), but the female Part B fee-for-service population contracted by -14.7% over the same period; after denominator adjustment the utilization rate declined only from 89.4 to 78.1 services per 100,000 (-12.6%; rate trend not significant, p = 0.139), with a 2020 nadir and partial recovery. Compared with URPS, adjusted annual volume was lower for urology (rate ratio [RR] 0.80 (0.70–0.92)), General OB/GYN (RR 0.68 (0.51–0.92)), and MIGS (RR 0.56 (0.40–0.79)). Volume fell by approximately 11% in 2020 (RR 0.88 (0.85–0.92); p &lt; 0.001), but per-physician volume did not change overall (RR 1.00 (0.99–1.01); p = 0.516). Surgeon-level concentration was low and similar across the three well-populated groups, with overlapping bootstrap confidence intervals (Gini 0.52–0.56); within-year concentration remained low and stable (annual Gini approximately 0.26–0.28; p for trend = 0.733). URPS share increased by 0.90 percentage points per year (p &lt; 0.001), whereas urology (-0.55; p = 0.002) and General OB/GYN (-0.41; p = 0.004) declined. The increase remained significant under every classification scheme, and the two schemes bracketed the rate of increase rather than the level. Under fixed membership URPS rose from 53.4% to 63.8% (+0.90 percentage points/year); under certification-gated classification it rose more steeply, from 42.2% to 62.8% (+1.52 percentage points/year), because pre-certification physicians count as generalists, and the two estimates converged by 2023. Newly observable surgeons performed 7.4%–22.5% of annual volume at a median of approximately 13 cases; URPS contributed the most entrants (480), while urology showed substantial turnover (421 entrants despite a declining share).</w:t>
+        <w:t xml:space="preserve">Across 2013 through 2023, 1,789 physicians performed 147,632 procedures across 6,937 physician-years. URPS was the largest group (767 physicians; 89,773 procedures, 60.8%; median 19/year [p25–p75, 14–28]), followed by non-URPS urology (689 physicians; 26.1%; median 16), General OB/GYN (336; 12.4%; median 15), and MIGS (10; 0.6%; median 16). Reported services fell from 16,399 in 2013 to 12,223 in 2023 (-25.5%), but the female Part B fee-for-service population contracted by -14.7% over the same period; after denominator adjustment the utilization rate declined only from 89.4 to 78.1 services per 100,000 (-12.6%; rate trend not significant, p = 0.139), with a 2020 nadir and partial recovery. Compared with URPS, adjusted annual volume was lower for urology (rate ratio [RR] 0.76 (0.67–0.87)), General OB/GYN (RR 0.68 (0.51–0.91)), and MIGS (RR 0.85 (0.55–1.32)). Volume fell by approximately 11% in 2020 (RR 0.88 (0.85–0.92); p &lt; 0.001); the specialty-by-year interaction showed flat per-physician trends for the well-populated groups (URPS RR 0.997 (0.990-1.005), urology RR 0.987 (0.973-1.002), General OB/GYN RR 0.997 (0.974-1.019)). Surgeon-level concentration was low and similar across the three well-populated groups, with overlapping bootstrap confidence intervals (Gini 0.52–0.56); within-year concentration remained low and stable (annual Gini approximately 0.26–0.28; p for trend = 0.733). URPS share increased by 0.90 percentage points per year (p &lt; 0.001), whereas urology (-0.55; p = 0.002) and General OB/GYN (-0.41; p = 0.004) declined. The increase remained significant under every classification scheme, and the two schemes bracketed the rate of increase rather than the level. Under fixed membership URPS rose from 53.4% to 63.8% (+0.90 percentage points/year); under certification-gated classification it rose more steeply, from 42.2% to 62.8% (+1.52 percentage points/year), because pre-certification physicians count as generalists, and the two estimates converged by 2023. Newly observable surgeons performed 7.4%–22.5% of annual volume at a median of approximately 13 cases; URPS contributed the most entrants (480), while urology showed substantial turnover (421 entrants despite a declining share).</w:t>
       </w:r>
     </w:p>
     <w:p>
@@ -384,7 +384,7 @@
         <w:pStyle w:val="BodyText"/>
       </w:pPr>
       <w:r>
-        <w:t xml:space="preserve">Because each physician contributed as many as eleven annual observations, physician-year records were correlated. We modeled annual procedure count with a Poisson generalized estimating equation clustered by NPI, using an exchangeable working correlation and robust standard errors. Fixed effects included specialty (URPS reference), calendar year, specialty-by-year interaction, and a 2020 COVID indicator. We report adjusted rate ratios with 95% CIs. A negative-binomial mixed model with a random intercept for NPI produced concordant estimates.</w:t>
+        <w:t xml:space="preserve">Because each physician contributed as many as eleven annual observations, physician-year records were correlated. We modeled the annual count of reported services, conditional on the physician-year being observable (above the CMS suppression threshold), with a Poisson generalized estimating equation clustered by NPI, using an exchangeable working correlation and robust standard errors. Fixed effects were specialty (URPS reference), calendar year centered at 2018, a specialty-by-year interaction, and a 2020 COVID indicator. Centering at mid-study makes the specialty main effects the adjusted rate ratios at 2018; because the interaction makes the year term specialty-specific, we report each specialty’s annual slope as a marginal linear contrast (the year term plus its interaction) rather than a single overall time effect. We report adjusted rate ratios with 95% CIs. A negative-binomial mixed model with a random intercept for NPI was fit as a sensitivity analysis, and its estimates are reported alongside the GEE. Additional sensitivity analyses excluded calendar year 2020 and restricted the cohort to physicians observable in at least two years.</w:t>
       </w:r>
     </w:p>
     <w:p>
@@ -400,7 +400,7 @@
         <w:pStyle w:val="BodyText"/>
       </w:pPr>
       <w:r>
-        <w:t xml:space="preserve">To estimate market-share trends, we separately regressed each specialty’s annual percentage share on calendar year using ordinary least squares. We modeled URPS, urology, General OB/GYN, and the combined gynecologic share; MIGS was described without formal emphasis because only 10 physicians were identified.</w:t>
+        <w:t xml:space="preserve">To estimate the URPS market-share trend, we modeled URPS services as a proportion of all annual services with a quasibinomial generalized linear model on calendar year (centered at 2018), which respects the compositional structure that separate ordinary least-squares regressions on annual percentages ignore. We express the trend as an odds ratio per year and as the marginal percentage-point change per year. Separate ordinary least-squares regressions of each specialty’s annual percentage share (URPS, urology, General OB/GYN) are reported as a descriptive sensitivity. MIGS was described without formal emphasis because only 10 physicians were identified.</w:t>
       </w:r>
     </w:p>
     <w:p>
@@ -508,7 +508,7 @@
         <w:pStyle w:val="BodyText"/>
       </w:pPr>
       <w:r>
-        <w:t xml:space="preserve">Annual market shares moved in different directions (Table 1). URPS increased from 53.4% in 2013 to 63.8% in 2023 (+0.90 percentage points/year; 95% CI 0.51 to 1.28; p &lt; 0.001). Urology decreased from 30.7% to 23.1% (-0.55 percentage points/year; 95% CI -0.84 to -0.26; p = 0.002), and General OB/GYN decreased from 15.7% to 12.3% (-0.41 percentage points/year; 95% CI -0.66 to -0.17; p = 0.004). MIGS increased descriptively from 0.2% to 0.8% (+0.07 percentage points/year), but this estimate is based on only 10 physicians. Because total volume declined, these changes represent redistribution among specialties rather than procedure growth.</w:t>
+        <w:t xml:space="preserve">Annual market shares moved in different directions (Table 1). URPS increased from 53.4% in 2013 to 63.8% in 2023 (+0.90 percentage points/year; 95% CI 0.51 to 1.28; p &lt; 0.001). Urology decreased from 30.7% to 23.1% (-0.55 percentage points/year; 95% CI -0.84 to -0.26; p = 0.002), and General OB/GYN decreased from 15.7% to 12.3% (-0.41 percentage points/year; 95% CI -0.66 to -0.17; p = 0.004). MIGS increased descriptively from 0.2% to 0.8% (+0.07 percentage points/year), but this estimate is based on only 10 physicians. In the quasibinomial model of URPS services out of all annual services, which respects the compositional structure, the URPS share rose from a fitted 56.5% in 2013 to 65.7% in 2023 (odds ratio 1.040 (95% CI 1.025-1.054) per year; 0.92 percentage points per year; p &lt; 0.001), consistent with the descriptive ordinary least-squares estimate. Because total service counts declined, these changes represent redistribution among specialties rather than growth in services.</w:t>
       </w:r>
     </w:p>
     <w:p>
@@ -524,7 +524,7 @@
         <w:pStyle w:val="BodyText"/>
       </w:pPr>
       <w:r>
-        <w:t xml:space="preserve">In the Poisson GEE clustered by NPI, adjusted annual volume was lower than URPS for every other group: urology RR 0.80 (0.70–0.92), General OB/GYN RR 0.68 (0.51–0.92), and MIGS RR 0.56 (0.40–0.79) (Table 3). Annual volume was approximately 11% lower in 2020 (RR 0.88 (0.85–0.92); p &lt; 0.001). There was no overall change in per-physician volume over time (year RR 1.00 (0.99–1.01); p = 0.516). The one-observation-per-physician secondary analysis was concordant (Kruskal-Wallis H = 66.6, df = 3, p &lt; 0.001); URPS volume exceeded both urology and General OB/GYN in pairwise comparisons (p &lt; 0.001).</w:t>
+        <w:t xml:space="preserve">In the Poisson GEE clustered by NPI (calendar year centered at 2018), adjusted annual volume at mid-study was lower than URPS for every other group: urology RR 0.76 (0.67–0.87), General OB/GYN RR 0.68 (0.51–0.91), and MIGS RR 0.85 (0.55–1.32) (Table 3). Annual volume was approximately 11% lower in 2020 (RR 0.88 (0.85–0.92); p &lt; 0.001). The specialty-by-year interaction showed that per-physician volume did not change over time for the well-populated groups: the annual trend was flat for URPS (RR 0.997 (0.990-1.005); p = 0.516), urology (RR 0.987 (0.973-1.002); p = 0.091), and General OB/GYN (RR 0.997 (0.974-1.019); p = 0.761), and increased only for the 10-physician MIGS group (RR 1.084 (1.030-1.141); p = 0.002) (Table 3). A negative-binomial mixed model with a random intercept per NPI gave the same pattern of specialty differences (urology RR 0.86 (0.82–0.89), General OB/GYN RR 0.84 (0.80–0.88), 2020 RR 0.90 (0.88–0.93)). The one-observation-per-physician secondary analysis agreed (Kruskal-Wallis H = 66.6, df = 3, p &lt; 0.001); URPS volume exceeded both urology and General OB/GYN in pairwise comparisons (p &lt; 0.001).</w:t>
       </w:r>
     </w:p>
     <w:bookmarkEnd w:id="18"/>
@@ -2442,7 +2442,7 @@
         <w:t xml:space="preserve"> </w:t>
       </w:r>
       <w:r>
-        <w:t xml:space="preserve">Adjusted rate ratios for annual sling volume from a Poisson GEE clustered by NPI (URPS reference; exchangeable correlation; robust standard errors).</w:t>
+        <w:t xml:space="preserve">Adjusted rate ratios for annual reported services from a Poisson GEE clustered by NPI (URPS reference; calendar year centered at 2018; exchangeable correlation; robust standard errors). The first block gives specialty contrasts at mid-study and the 2020 effect; the second block gives each specialty’s annual trend as a marginal contrast (the year term plus its specialty-by-year interaction).</w:t>
       </w:r>
     </w:p>
     <w:tbl>
@@ -2502,88 +2502,18 @@
               <w:pStyle w:val="Compact"/>
             </w:pPr>
             <w:r>
-              <w:t xml:space="preserve">Urology (vs URPS)</w:t>
-            </w:r>
-          </w:p>
-        </w:tc>
-        <w:tc>
-          <w:tcPr/>
-          <w:p>
-            <w:pPr>
-              <w:pStyle w:val="Compact"/>
-            </w:pPr>
-            <w:r>
-              <w:t xml:space="preserve">0.80 (0.70–0.92)</w:t>
-            </w:r>
-          </w:p>
-        </w:tc>
-        <w:tc>
-          <w:tcPr/>
-          <w:p>
-            <w:pPr>
-              <w:pStyle w:val="Compact"/>
-            </w:pPr>
-            <w:r>
-              <w:t xml:space="preserve">0.001</w:t>
-            </w:r>
-          </w:p>
-        </w:tc>
-      </w:tr>
-      <w:tr>
-        <w:tc>
-          <w:tcPr/>
-          <w:p>
-            <w:pPr>
-              <w:pStyle w:val="Compact"/>
-            </w:pPr>
-            <w:r>
-              <w:t xml:space="preserve">General OB/GYN (vs URPS)</w:t>
-            </w:r>
-          </w:p>
-        </w:tc>
-        <w:tc>
-          <w:tcPr/>
-          <w:p>
-            <w:pPr>
-              <w:pStyle w:val="Compact"/>
-            </w:pPr>
-            <w:r>
-              <w:t xml:space="preserve">0.68 (0.51–0.92)</w:t>
-            </w:r>
-          </w:p>
-        </w:tc>
-        <w:tc>
-          <w:tcPr/>
-          <w:p>
-            <w:pPr>
-              <w:pStyle w:val="Compact"/>
-            </w:pPr>
-            <w:r>
-              <w:t xml:space="preserve">0.011</w:t>
-            </w:r>
-          </w:p>
-        </w:tc>
-      </w:tr>
-      <w:tr>
-        <w:tc>
-          <w:tcPr/>
-          <w:p>
-            <w:pPr>
-              <w:pStyle w:val="Compact"/>
-            </w:pPr>
-            <w:r>
-              <w:t xml:space="preserve">MIGS (vs URPS)</w:t>
-            </w:r>
-          </w:p>
-        </w:tc>
-        <w:tc>
-          <w:tcPr/>
-          <w:p>
-            <w:pPr>
-              <w:pStyle w:val="Compact"/>
-            </w:pPr>
-            <w:r>
-              <w:t xml:space="preserve">0.56 (0.40–0.79)</w:t>
+              <w:t xml:space="preserve">Urology vs URPS (at 2018)</w:t>
+            </w:r>
+          </w:p>
+        </w:tc>
+        <w:tc>
+          <w:tcPr/>
+          <w:p>
+            <w:pPr>
+              <w:pStyle w:val="Compact"/>
+            </w:pPr>
+            <w:r>
+              <w:t xml:space="preserve">0.76 (0.67–0.87)</w:t>
             </w:r>
           </w:p>
         </w:tc>
@@ -2607,18 +2537,123 @@
               <w:pStyle w:val="Compact"/>
             </w:pPr>
             <w:r>
-              <w:t xml:space="preserve">Calendar year (per year)</w:t>
-            </w:r>
-          </w:p>
-        </w:tc>
-        <w:tc>
-          <w:tcPr/>
-          <w:p>
-            <w:pPr>
-              <w:pStyle w:val="Compact"/>
-            </w:pPr>
-            <w:r>
-              <w:t xml:space="preserve">1.00 (0.99–1.01)</w:t>
+              <w:t xml:space="preserve">General OB/GYN vs URPS (at 2018)</w:t>
+            </w:r>
+          </w:p>
+        </w:tc>
+        <w:tc>
+          <w:tcPr/>
+          <w:p>
+            <w:pPr>
+              <w:pStyle w:val="Compact"/>
+            </w:pPr>
+            <w:r>
+              <w:t xml:space="preserve">0.68 (0.51–0.91)</w:t>
+            </w:r>
+          </w:p>
+        </w:tc>
+        <w:tc>
+          <w:tcPr/>
+          <w:p>
+            <w:pPr>
+              <w:pStyle w:val="Compact"/>
+            </w:pPr>
+            <w:r>
+              <w:t xml:space="preserve">0.009</w:t>
+            </w:r>
+          </w:p>
+        </w:tc>
+      </w:tr>
+      <w:tr>
+        <w:tc>
+          <w:tcPr/>
+          <w:p>
+            <w:pPr>
+              <w:pStyle w:val="Compact"/>
+            </w:pPr>
+            <w:r>
+              <w:t xml:space="preserve">MIGS vs URPS (at 2018)</w:t>
+            </w:r>
+          </w:p>
+        </w:tc>
+        <w:tc>
+          <w:tcPr/>
+          <w:p>
+            <w:pPr>
+              <w:pStyle w:val="Compact"/>
+            </w:pPr>
+            <w:r>
+              <w:t xml:space="preserve">0.85 (0.55–1.32)</w:t>
+            </w:r>
+          </w:p>
+        </w:tc>
+        <w:tc>
+          <w:tcPr/>
+          <w:p>
+            <w:pPr>
+              <w:pStyle w:val="Compact"/>
+            </w:pPr>
+            <w:r>
+              <w:t xml:space="preserve">0.466</w:t>
+            </w:r>
+          </w:p>
+        </w:tc>
+      </w:tr>
+      <w:tr>
+        <w:tc>
+          <w:tcPr/>
+          <w:p>
+            <w:pPr>
+              <w:pStyle w:val="Compact"/>
+            </w:pPr>
+            <w:r>
+              <w:t xml:space="preserve">2020 (COVID) indicator</w:t>
+            </w:r>
+          </w:p>
+        </w:tc>
+        <w:tc>
+          <w:tcPr/>
+          <w:p>
+            <w:pPr>
+              <w:pStyle w:val="Compact"/>
+            </w:pPr>
+            <w:r>
+              <w:t xml:space="preserve">0.88 (0.85–0.92)</w:t>
+            </w:r>
+          </w:p>
+        </w:tc>
+        <w:tc>
+          <w:tcPr/>
+          <w:p>
+            <w:pPr>
+              <w:pStyle w:val="Compact"/>
+            </w:pPr>
+            <w:r>
+              <w:t xml:space="preserve">&lt;0.001</w:t>
+            </w:r>
+          </w:p>
+        </w:tc>
+      </w:tr>
+      <w:tr>
+        <w:tc>
+          <w:tcPr/>
+          <w:p>
+            <w:pPr>
+              <w:pStyle w:val="Compact"/>
+            </w:pPr>
+            <w:r>
+              <w:t xml:space="preserve">Annual trend, URPS</w:t>
+            </w:r>
+          </w:p>
+        </w:tc>
+        <w:tc>
+          <w:tcPr/>
+          <w:p>
+            <w:pPr>
+              <w:pStyle w:val="Compact"/>
+            </w:pPr>
+            <w:r>
+              <w:t xml:space="preserve">0.997 (0.990-1.005)</w:t>
             </w:r>
           </w:p>
         </w:tc>
@@ -2642,29 +2677,99 @@
               <w:pStyle w:val="Compact"/>
             </w:pPr>
             <w:r>
-              <w:t xml:space="preserve">2020 (COVID) indicator</w:t>
-            </w:r>
-          </w:p>
-        </w:tc>
-        <w:tc>
-          <w:tcPr/>
-          <w:p>
-            <w:pPr>
-              <w:pStyle w:val="Compact"/>
-            </w:pPr>
-            <w:r>
-              <w:t xml:space="preserve">0.88 (0.85–0.92)</w:t>
-            </w:r>
-          </w:p>
-        </w:tc>
-        <w:tc>
-          <w:tcPr/>
-          <w:p>
-            <w:pPr>
-              <w:pStyle w:val="Compact"/>
-            </w:pPr>
-            <w:r>
-              <w:t xml:space="preserve">&lt;0.001</w:t>
+              <w:t xml:space="preserve">Annual trend, urology</w:t>
+            </w:r>
+          </w:p>
+        </w:tc>
+        <w:tc>
+          <w:tcPr/>
+          <w:p>
+            <w:pPr>
+              <w:pStyle w:val="Compact"/>
+            </w:pPr>
+            <w:r>
+              <w:t xml:space="preserve">0.987 (0.973-1.002)</w:t>
+            </w:r>
+          </w:p>
+        </w:tc>
+        <w:tc>
+          <w:tcPr/>
+          <w:p>
+            <w:pPr>
+              <w:pStyle w:val="Compact"/>
+            </w:pPr>
+            <w:r>
+              <w:t xml:space="preserve">0.091</w:t>
+            </w:r>
+          </w:p>
+        </w:tc>
+      </w:tr>
+      <w:tr>
+        <w:tc>
+          <w:tcPr/>
+          <w:p>
+            <w:pPr>
+              <w:pStyle w:val="Compact"/>
+            </w:pPr>
+            <w:r>
+              <w:t xml:space="preserve">Annual trend, General OB/GYN</w:t>
+            </w:r>
+          </w:p>
+        </w:tc>
+        <w:tc>
+          <w:tcPr/>
+          <w:p>
+            <w:pPr>
+              <w:pStyle w:val="Compact"/>
+            </w:pPr>
+            <w:r>
+              <w:t xml:space="preserve">0.997 (0.974-1.019)</w:t>
+            </w:r>
+          </w:p>
+        </w:tc>
+        <w:tc>
+          <w:tcPr/>
+          <w:p>
+            <w:pPr>
+              <w:pStyle w:val="Compact"/>
+            </w:pPr>
+            <w:r>
+              <w:t xml:space="preserve">0.761</w:t>
+            </w:r>
+          </w:p>
+        </w:tc>
+      </w:tr>
+      <w:tr>
+        <w:tc>
+          <w:tcPr/>
+          <w:p>
+            <w:pPr>
+              <w:pStyle w:val="Compact"/>
+            </w:pPr>
+            <w:r>
+              <w:t xml:space="preserve">Annual trend, MIGS</w:t>
+            </w:r>
+          </w:p>
+        </w:tc>
+        <w:tc>
+          <w:tcPr/>
+          <w:p>
+            <w:pPr>
+              <w:pStyle w:val="Compact"/>
+            </w:pPr>
+            <w:r>
+              <w:t xml:space="preserve">1.084 (1.030-1.141)</w:t>
+            </w:r>
+          </w:p>
+        </w:tc>
+        <w:tc>
+          <w:tcPr/>
+          <w:p>
+            <w:pPr>
+              <w:pStyle w:val="Compact"/>
+            </w:pPr>
+            <w:r>
+              <w:t xml:space="preserve">0.002</w:t>
             </w:r>
           </w:p>
         </w:tc>

--- a/output/manuscript.docx
+++ b/output/manuscript.docx
@@ -78,7 +78,7 @@
         <w:t xml:space="preserve"> </w:t>
       </w:r>
       <w:r>
-        <w:t xml:space="preserve">Across 2013 through 2023, 1,789 physicians performed 147,632 procedures across 6,937 physician-years. URPS was the largest group (767 physicians; 89,773 procedures, 60.8%; median 19/year [p25–p75, 14–28]), followed by non-URPS urology (689 physicians; 26.1%; median 16), General OB/GYN (336; 12.4%; median 15), and MIGS (10; 0.6%; median 16). Reported services fell from 16,399 in 2013 to 12,223 in 2023 (-25.5%), but the female Part B fee-for-service population contracted by -14.7% over the same period; after denominator adjustment the utilization rate declined only from 89.4 to 78.1 services per 100,000 (-12.6%; rate trend not significant, p = 0.139), with a 2020 nadir and partial recovery. Compared with URPS, adjusted annual volume was lower for urology (rate ratio [RR] 0.76 (0.67–0.87)), General OB/GYN (RR 0.68 (0.51–0.91)), and MIGS (RR 0.85 (0.55–1.32)). Volume fell by approximately 11% in 2020 (RR 0.88 (0.85–0.92); p &lt; 0.001); the specialty-by-year interaction showed flat per-physician trends for the well-populated groups (URPS RR 0.997 (0.990-1.005), urology RR 0.987 (0.973-1.002), General OB/GYN RR 0.997 (0.974-1.019)). Surgeon-level concentration was low and similar across the three well-populated groups, with overlapping bootstrap confidence intervals (Gini 0.52–0.56); within-year concentration remained low and stable (annual Gini approximately 0.26–0.28; p for trend = 0.733). URPS share increased by 0.90 percentage points per year (p &lt; 0.001), whereas urology (-0.55; p = 0.002) and General OB/GYN (-0.41; p = 0.004) declined. The increase remained significant under every classification scheme, and the two schemes bracketed the rate of increase rather than the level. Under fixed membership URPS rose from 53.4% to 63.8% (+0.90 percentage points/year); under certification-gated classification it rose more steeply, from 42.2% to 62.8% (+1.52 percentage points/year), because pre-certification physicians count as generalists, and the two estimates converged by 2023. Newly observable surgeons performed 7.4%–22.5% of annual volume at a median of approximately 13 cases; URPS contributed the most entrants (480), while urology showed substantial turnover (421 entrants despite a declining share).</w:t>
+        <w:t xml:space="preserve">Across 2013 through 2023, 1,789 physicians performed 147,632 procedures across 6,937 physician-years. URPS was the largest group (767 physicians; 89,773 procedures, 60.8%; median 19/year [p25–p75, 14–28]), followed by non-URPS urology (689 physicians; 26.1%; median 16), General OB/GYN (336; 12.4%; median 15), and MIGS (10; 0.6%; median 16). Reported services fell from 16,399 in 2013 to 12,223 in 2023 (-25.5%), but the female Part B fee-for-service population contracted by -14.7% over the same period; after denominator adjustment the utilization rate declined only from 89.4 to 78.1 services per 100,000 (-12.6%; rate trend not significant, p = 0.139), with a 2020 nadir and partial recovery. Compared with URPS, adjusted annual volume was lower for urology (rate ratio [RR] 0.76 (0.67–0.87)), General OB/GYN (RR 0.68 (0.51–0.91)), and MIGS (RR 0.85 (0.55–1.32)). Volume fell by approximately 11% in 2020 (RR 0.88 (0.85–0.92); p &lt; 0.001); the specialty-by-year interaction showed flat per-physician trends for the well-populated groups (URPS RR 0.997 (0.990-1.005), urology RR 0.987 (0.973-1.002), General OB/GYN RR 0.997 (0.974-1.019)). Surgeon-level concentration was low and similar across the three well-populated groups, with overlapping bootstrap confidence intervals (Gini 0.52–0.56); within-year concentration remained low and stable (annual Gini approximately 0.26–0.28; p for trend = 0.733). URPS share increased by 0.90 percentage points per year (p &lt; 0.001), whereas urology (-0.55; p = 0.002) and General OB/GYN (-0.41; p = 0.004) declined. The increase remained significant under every classification scenario, and the two scenarios differed in the estimated rate of increase rather than the endpoint level. Under fixed membership URPS rose from 53.4% to 63.8% (+0.90 percentage points/year); under certification-gated classification it rose more steeply, from 42.2% to 62.8% (+1.52 percentage points/year), because pre-certification physicians count as generalists, and the two estimates converged by 2023. Newly observable surgeons performed 7.4%–22.5% of annual volume at a median of approximately 13 cases; URPS contributed the most entrants (480), while urology showed substantial turnover (421 entrants despite a declining share).</w:t>
       </w:r>
     </w:p>
     <w:p>
@@ -96,7 +96,7 @@
         <w:t xml:space="preserve"> </w:t>
       </w:r>
       <w:r>
-        <w:t xml:space="preserve">URPS physicians perform most sling operations for stress urinary incontinence in fee-for-service Medicare and have the highest adjusted per-physician volume; within-year surgeon-level concentration was low and stable and did not differ meaningfully across specialties. The rising gynecologic share reflects attrition among non-URPS providers rather than increasing surgeon-level concentration, with implications for credentialing and workforce planning.</w:t>
+        <w:t xml:space="preserve">URPS physicians perform most sling operations for stress urinary incontinence in fee-for-service Medicare and have the highest adjusted per-physician volume; within-year surgeon-level concentration was low and stable and did not differ meaningfully across specialties. The rising URPS share reflects attrition among non-URPS providers rather than increasing surgeon-level concentration, with implications for credentialing and workforce planning.</w:t>
       </w:r>
     </w:p>
     <w:p>
@@ -264,7 +264,7 @@
         <w:pStyle w:val="FirstParagraph"/>
       </w:pPr>
       <w:r>
-        <w:t xml:space="preserve">Providers were assigned to four mutually exclusive groups: URPS, MIGS, General OB/GYN, or non-URPS urology. We first used the annual CMS provider type (Rndrng_Prvdr_Type), which may vary by year, to identify OB/GYN, urology, or another specialty. Providers billing CPT 57288 who had neither an OB/GYN nor urology CMS type and were not in the ABOG registry were reclassified as urology. Among OB/GYN physicians, the ABOG subspecialty registry identified</w:t>
+        <w:t xml:space="preserve">Providers were assigned to four mutually exclusive groups: URPS, MIGS, General OB/GYN, or non-URPS urology. We first used the annual CMS provider type (Rndrng_Prvdr_Type), which may vary by year, to identify OB/GYN, urology, or another specialty. Among OB/GYN physicians, the ABOG subspecialty registry (a snapshot of ABOG-certified diplomates linked to NPIs primarily by exact NPI match and, when needed, by full name and practice state) identified</w:t>
       </w:r>
       <w:r>
         <w:t xml:space="preserve"> </w:t>
@@ -288,7 +288,7 @@
         <w:t xml:space="preserve"> </w:t>
       </w:r>
       <w:r>
-        <w:t xml:space="preserve">as MIGS; all other OB/GYN physicians were classified as General OB/GYN.</w:t>
+        <w:t xml:space="preserve">as MIGS; all other OB/GYN physicians were classified as General OB/GYN. This yielded 1789-cohort assignments of URPS, MIGS, and General OB/GYN through the OB/GYN pathway.</w:t>
       </w:r>
     </w:p>
     <w:p>
@@ -296,19 +296,7 @@
         <w:pStyle w:val="BodyText"/>
       </w:pPr>
       <w:r>
-        <w:t xml:space="preserve">We then cross-referenced the American Board of Urology roster to identify urology-pathway urogynecologists. These physicians were combined with ABOG-certified urogynecologists in a single URPS group; all remaining urologists were classified as non-URPS urology. Without this step, fellowship-trained urology-pathway urogynecologists would appear only as</w:t>
-      </w:r>
-      <w:r>
-        <w:t xml:space="preserve"> </w:t>
-      </w:r>
-      <w:r>
-        <w:t xml:space="preserve">“Urology”</w:t>
-      </w:r>
-      <w:r>
-        <w:t xml:space="preserve"> </w:t>
-      </w:r>
-      <w:r>
-        <w:t xml:space="preserve">in the PUF. We excluded other surgical provider types because they were too heterogeneous to interpret.</w:t>
+        <w:t xml:space="preserve">Providers billing CPT 57288 who had neither an OB/GYN nor urology CMS type and were not in the ABOG registry (323 physicians, mostly with adjacent surgical provider types) were grouped with urology, on the rationale that non-gynecologic sling surgeons in Medicare are predominantly urologists; because they represent a small fraction of the cohort, this choice has limited influence on the specialty distribution. A further 84 records from heterogeneous non-OB/GYN, non-urology provider types (for example general surgery and osteopathic manipulative medicine) were excluded.</w:t>
       </w:r>
     </w:p>
     <w:p>
@@ -316,7 +304,31 @@
         <w:pStyle w:val="BodyText"/>
       </w:pPr>
       <w:r>
-        <w:t xml:space="preserve">Specialty assignment could affect the estimated market-share trend because 45% of URPS physicians in the cohort were certified after 2013. We therefore used two primary classification schemes to bound the likely change. Fixed-membership classification assigns each physician’s eventual subspecialty to every study year. Because this approach counts physicians as URPS before certification, it provides a lower bound on the rate of increase.</w:t>
+        <w:t xml:space="preserve">We then cross-referenced the American Board of Urology roster (355 urology-pathway urogynecologist NPIs) to identify urology-pathway urogynecologists; 151 cohort physicians matched. These physicians were combined with ABOG-certified urogynecologists into a single all-pathway URPS group; all remaining urologists were classified as non-URPS urology. Without this step, fellowship-trained urology-pathway urogynecologists would appear only as</w:t>
+      </w:r>
+      <w:r>
+        <w:t xml:space="preserve"> </w:t>
+      </w:r>
+      <w:r>
+        <w:t xml:space="preserve">“Urology”</w:t>
+      </w:r>
+      <w:r>
+        <w:t xml:space="preserve"> </w:t>
+      </w:r>
+      <w:r>
+        <w:t xml:space="preserve">in the PUF. Because an all-pathway URPS group includes urology-trained subspecialists who are not gynecologists, we report the all-pathway URPS share separately from the OB/GYN-based share (URPS plus MIGS plus General OB/GYN, restricted to the OB/GYN training pathway), rather than a single</w:t>
+      </w:r>
+      <w:r>
+        <w:t xml:space="preserve"> </w:t>
+      </w:r>
+      <w:r>
+        <w:t xml:space="preserve">“gynecologic”</w:t>
+      </w:r>
+      <w:r>
+        <w:t xml:space="preserve"> </w:t>
+      </w:r>
+      <w:r>
+        <w:t xml:space="preserve">share.</w:t>
       </w:r>
     </w:p>
     <w:p>
@@ -324,7 +336,15 @@
         <w:pStyle w:val="BodyText"/>
       </w:pPr>
       <w:r>
-        <w:t xml:space="preserve">Time-varying, certification-gated classification counts a physician as URPS or MIGS only beginning in the ABOG subspecialty certification year (sub1startdate, 2013–2024, distinct from the initial OB/GYN board date). Earlier years are classified by that year’s CMS provider type. Because certification generally follows the start of subspecialty practice (the 2013 examination certified physicians already practicing urogynecology, and later diplomates also practiced before certification), this approach misclassifies some pre-certification practice years and provides an upper bound.</w:t>
+        <w:t xml:space="preserve">Specialty assignment could affect the estimated market-share trend because 45% of URPS physicians in the cohort were certified after 2013. We therefore examined two plausible classification scenarios that make opposite assumptions about pre-certification practice years. Fixed-membership classification assigns each physician’s eventual subspecialty to every study year; because it counts physicians as URPS before certification, it tends to produce a shallower estimated slope.</w:t>
+      </w:r>
+    </w:p>
+    <w:p>
+      <w:pPr>
+        <w:pStyle w:val="BodyText"/>
+      </w:pPr>
+      <w:r>
+        <w:t xml:space="preserve">Time-varying, certification-gated classification counts a physician as URPS or MIGS only beginning in the ABOG subspecialty certification year (sub1startdate, 2013–2024, distinct from the initial OB/GYN board date). Earlier years are classified by that year’s CMS provider type. Because certification generally follows the start of subspecialty practice (the 2013 examination certified physicians already practicing urogynecology, and later diplomates also practiced before certification), this scenario removes some genuine pre-certification practice from the early URPS count and tends to produce a steeper estimated slope. We present these as plausible scenarios rather than formal statistical bounds, because neither assumption is guaranteed to bracket the true trend.</w:t>
       </w:r>
     </w:p>
     <w:p>
@@ -516,7 +536,7 @@
         <w:pStyle w:val="BodyText"/>
       </w:pPr>
       <w:r>
-        <w:t xml:space="preserve">The URPS increase was significant under every classification scheme, and the schemes bracketed its slope (Table 4). Fixed membership gave the shallower estimate because it counts physicians as URPS before certification: URPS share rose from 53.4% to 63.8% (+0.90 percentage points/year), and the gynecologic share from 60.8% to 70.1% (+0.85 percentage points/year). Certification-gated classification gave the steeper estimate, from 42.2% to 62.8% (+1.52 percentage points/year), because it removes not-yet-certified physicians from the early URPS count; the two estimates converged near 62.8% by 2023.</w:t>
+        <w:t xml:space="preserve">The URPS increase was significant under every classification scenario, which differed in the estimated slope (Table 4). Fixed membership gave the shallower estimate because it counts physicians as URPS before certification: the all-pathway URPS share rose from 53.4% to 63.8% (+0.90 percentage points/year), and the OB/GYN-based share from 60.8% to 70.1% (+0.85 percentage points/year). Certification-gated classification gave the steeper estimate, from 42.2% to 62.8% (+1.52 percentage points/year), because it removes not-yet-certified physicians from the early URPS count; the two estimates converged near 62.8% by 2023.</w:t>
       </w:r>
     </w:p>
     <w:p>
@@ -584,7 +604,7 @@
         <w:pStyle w:val="BodyText"/>
       </w:pPr>
       <w:r>
-        <w:t xml:space="preserve">Because total volume declined, the gynecologic gain represents a redistribution of a shrinking procedure pool toward URPS, not new procedure growth. All turnover counts describe newly observable rather than definitively new surgeons because low-volume providers are suppressed.</w:t>
+        <w:t xml:space="preserve">Because total service counts declined, the growth in URPS share represents a redistribution of a shrinking service pool toward URPS, not new procedure growth. All turnover counts describe newly observable rather than definitively new surgeons because low-volume providers are suppressed.</w:t>
       </w:r>
     </w:p>
     <w:bookmarkEnd w:id="20"/>
@@ -621,7 +641,7 @@
         <w:pStyle w:val="FirstParagraph"/>
       </w:pPr>
       <w:r>
-        <w:t xml:space="preserve">This national Medicare analysis produced three main findings. First, URPS physicians performed most sling operations for SUI (60.8%) and had the highest adjusted per-physician volume. Second, the gynecologic share increased over the decade as URPS surgeons entered the observable workforce and non-URPS surgeons left. Third, surgeon-level concentration remained low and stable despite a shrinking surgeon pool. Together, these findings indicate a change in workforce composition rather than intensification of individual practice or concentration of care.</w:t>
+        <w:t xml:space="preserve">This national Medicare analysis produced three main findings. First, URPS physicians performed most sling operations for SUI (60.8%) and had the highest adjusted per-physician volume. Second, the URPS share increased over the decade as URPS surgeons entered the observable workforce and non-URPS surgeons left. Third, surgeon-level concentration remained low and stable despite a shrinking surgeon pool. Together, these findings indicate a change in workforce composition rather than intensification of individual practice or concentration of care.</w:t>
       </w:r>
     </w:p>
     <w:bookmarkStart w:id="23" w:name="X91e1c95b037f473535ecf00410a7735e835e926"/>
@@ -638,7 +658,7 @@
         <w:pStyle w:val="FirstParagraph"/>
       </w:pPr>
       <w:r>
-        <w:t xml:space="preserve">URPS physicians performed approximately three-fifths of Medicare slings, and gynecologists collectively performed the majority. This finding is consistent with contemporary practice-pattern data but reverses earlier Medicare-specific patterns. In ACS-NSQIP data from 2006 through 2013, James et al. reported that gynecologists performed 74.2% of sling procedures and urologists performed 25.8%.</w:t>
+        <w:t xml:space="preserve">All-pathway URPS physicians performed approximately three-fifths of fee-for-service Medicare slings, and OB/GYN-trained physicians collectively performed the majority. Because the all-pathway URPS group also includes urology-trained subspecialists, the URPS share is not equivalent to a gynecologist share. This finding is consistent with contemporary practice-pattern data but reverses earlier Medicare-specific patterns. In ACS-NSQIP data from 2006 through 2013, James et al. reported that gynecologists performed 74.2% of sling procedures and urologists performed 25.8%.</w:t>
       </w:r>
       <w:r>
         <w:rPr>
@@ -798,7 +818,7 @@
         <w:pStyle w:val="FirstParagraph"/>
       </w:pPr>
       <w:r>
-        <w:t xml:space="preserve">The repeated-measures model and turnover analysis clarify why the gynecologic share increased. Individual physician volume did not change over time, but the number of non-URPS surgeons fell while the URPS pool remained comparatively stable. URPS also contributed the largest inflow of newly observable surgeons, whereas urology had substantial turnover but a net decline. The market-share shift therefore reflects workforce composition within a shrinking procedure pool, not increasing individual volume or concentration.</w:t>
+        <w:t xml:space="preserve">The repeated-measures model and turnover analysis clarify why the URPS share increased. Individual physician volume did not change over time, but the number of non-URPS surgeons fell while the URPS pool remained comparatively stable. URPS also contributed the largest inflow of newly observable surgeons, whereas urology had substantial turnover but a net decline. The market-share shift therefore reflects workforce composition within a shrinking procedure pool, not increasing individual volume or concentration.</w:t>
       </w:r>
     </w:p>
     <w:p>
@@ -876,7 +896,7 @@
         <w:pStyle w:val="BodyText"/>
       </w:pPr>
       <w:r>
-        <w:t xml:space="preserve">Third, specialty classification depends on CMS provider type and the ABOG/ABU rosters. Physicians who completed URPS fellowship but were not board-certified may therefore be misclassified. Fourth, the market-share trend is bounded rather than point-identified. Certification follows the start of subspecialty practice, so the certification-gated approach (upper bound) assigns some pre-certification practice years to General OB/GYN or urology. Conversely, fixed membership (lower bound) assigns physicians to URPS before they subspecialized. The true trend lies between these estimates and would require unavailable fellowship-completion dates for point identification.</w:t>
+        <w:t xml:space="preserve">Third, specialty classification depends on CMS provider type and the ABOG/ABU rosters. Physicians who completed URPS fellowship but were not board-certified may therefore be misclassified, and the 323 providers reclassified from an adjacent provider type to urology could be misassigned. Fourth, the market-share trend is estimated under plausible classification scenarios rather than point-identified. Certification follows the start of subspecialty practice, so the certification-gated scenario assigns some pre-certification practice years to General OB/GYN or urology, whereas fixed membership assigns physicians to URPS before they subspecialized. We present these as plausible scenarios, not formal bounds; point identification would require unavailable fellowship-completion dates.</w:t>
       </w:r>
     </w:p>
     <w:p>
@@ -921,7 +941,7 @@
         <w:pStyle w:val="FirstParagraph"/>
       </w:pPr>
       <w:r>
-        <w:t xml:space="preserve">In this national fee-for-service Medicare cohort, URPS physicians performed most sling operations for SUI and had the highest adjusted per-physician volume. Within-year surgeon-level concentration was low and stable and did not differ meaningfully across the well-populated specialties. The growing gynecologic share reflected attrition among non-URPS providers rather than increasing surgeon-level concentration. These workforce shifts should inform training requirements, credentialing standards, and access planning for pelvic floor surgical care.</w:t>
+        <w:t xml:space="preserve">In this national fee-for-service Medicare cohort, URPS physicians performed most sling operations for SUI and had the highest adjusted per-physician volume. Within-year surgeon-level concentration was low and stable and did not differ meaningfully across the well-populated specialties. The growing URPS share reflected attrition among non-URPS providers rather than increasing surgeon-level concentration. These workforce shifts should inform training requirements, credentialing standards, and access planning for pelvic floor surgical care.</w:t>
       </w:r>
     </w:p>
     <w:bookmarkEnd w:id="29"/>
@@ -2790,7 +2810,7 @@
         <w:t xml:space="preserve"> </w:t>
       </w:r>
       <w:r>
-        <w:t xml:space="preserve">URPS and gynecologic market-share trends under alternative classification schemes. The schemes bracket the rate of increase: fixed membership gives the shallower slope because it counts physicians as URPS before certification, and certification-gated classification gives the steeper slope because it removes not-yet-certified physicians from the early URPS count. The 2023 levels converge. All estimated trends are positive and statistically significant.</w:t>
+        <w:t xml:space="preserve">All-pathway URPS and OB/GYN-based market-share trends under alternative classification scenarios. The scenarios differ in the estimated rate of increase: fixed membership gives the shallower slope because it counts physicians as URPS before certification, and certification-gated classification gives the steeper slope because it removes not-yet-certified physicians from the early URPS count. The 2023 levels converge. These are plausible scenarios rather than formal statistical bounds. All estimated trends are positive and statistically significant.</w:t>
       </w:r>
     </w:p>
     <w:tbl>
@@ -2801,10 +2821,10 @@
         <w:tblLook w:firstRow="1" w:lastRow="0" w:firstColumn="0" w:lastColumn="0" w:noHBand="0" w:noVBand="0" w:val="0020"/>
       </w:tblPr>
       <w:tblGrid>
-        <w:gridCol w:w="4670"/>
-        <w:gridCol w:w="1286"/>
-        <w:gridCol w:w="1150"/>
-        <w:gridCol w:w="812"/>
+        <w:gridCol w:w="4698"/>
+        <w:gridCol w:w="1275"/>
+        <w:gridCol w:w="1141"/>
+        <w:gridCol w:w="805"/>
       </w:tblGrid>
       <w:tr>
         <w:trPr>
@@ -2863,7 +2883,7 @@
               <w:pStyle w:val="Compact"/>
             </w:pPr>
             <w:r>
-              <w:t xml:space="preserve">Fixed membership: gynecologic share (ABOG-URPS + MIGS + Gen OB/GYN)</w:t>
+              <w:t xml:space="preserve">Fixed membership: OB/GYN-based share (ABOG-URPS + MIGS + Gen OB/GYN)</w:t>
             </w:r>
           </w:p>
         </w:tc>
@@ -2909,7 +2929,7 @@
               <w:pStyle w:val="Compact"/>
             </w:pPr>
             <w:r>
-              <w:t xml:space="preserve">Fixed membership: combined-URPS share</w:t>
+              <w:t xml:space="preserve">Fixed membership: all-pathway URPS share</w:t>
             </w:r>
           </w:p>
         </w:tc>
@@ -3109,7 +3129,7 @@
               <w:pStyle w:val="Compact"/>
             </w:pPr>
             <w:r>
-              <w:t xml:space="preserve">Certification-gated: gynecologic share (time-varying)</w:t>
+              <w:t xml:space="preserve">Certification-gated: OB/GYN-based share (time-varying)</w:t>
             </w:r>
           </w:p>
         </w:tc>
@@ -4221,7 +4241,7 @@
         <w:t xml:space="preserve"> </w:t>
       </w:r>
       <w:r>
-        <w:t xml:space="preserve">Market share of sling operations for stress urinary incontinence (CPT 57288) by specialty, fee-for-service Medicare PUF 2013–2023. The URPS share increased under every classification scheme. Fixed membership (URPS share 53.4% to 63.8%; +0.90 percentage points/year) and certification-gated classification (URPS share 42.2% to 62.8%; +1.52 percentage points/year) bracket the rate of increase and converge by 2023.</w:t>
+        <w:t xml:space="preserve">Market share of sling operations for stress urinary incontinence (CPT 57288) by specialty, fee-for-service Medicare PUF 2013–2023. The URPS share increased under every classification scenario. Fixed membership (URPS share 53.4% to 63.8%; +0.90 percentage points/year) and certification-gated classification (URPS share 42.2% to 62.8%; +1.52 percentage points/year) differ in the estimated rate of increase and converge by 2023.</w:t>
       </w:r>
     </w:p>
     <w:p>
@@ -16191,7 +16211,7 @@
         <w:t xml:space="preserve"> </w:t>
       </w:r>
       <w:r>
-        <w:t xml:space="preserve">URPS and gynecologic market-share trends under each classification scheme. The URPS increase remains positive and significant in every scheme.</w:t>
+        <w:t xml:space="preserve">All-pathway URPS and OB/GYN-based market-share trends under each classification scheme. The URPS increase remains positive and significant in every scheme.</w:t>
       </w:r>
     </w:p>
     <w:tbl>

--- a/output/manuscript.docx
+++ b/output/manuscript.docx
@@ -78,7 +78,7 @@
         <w:t xml:space="preserve"> </w:t>
       </w:r>
       <w:r>
-        <w:t xml:space="preserve">Across 2013 through 2023, 1,789 physicians performed 147,632 procedures across 6,937 physician-years. URPS was the largest group (767 physicians; 89,773 procedures, 60.8%; median 19/year [p25–p75, 14–28]), followed by non-URPS urology (689 physicians; 26.1%; median 16), General OB/GYN (336; 12.4%; median 15), and MIGS (10; 0.6%; median 16). Reported services fell from 16,399 in 2013 to 12,223 in 2023 (-25.5%), but the female Part B fee-for-service population contracted by -14.7% over the same period; after denominator adjustment the utilization rate declined only from 89.4 to 78.1 services per 100,000 (-12.6%; rate trend not significant, p = 0.139), with a 2020 nadir and partial recovery. Compared with URPS, adjusted annual volume was lower for urology (rate ratio [RR] 0.76 (0.67–0.87)), General OB/GYN (RR 0.68 (0.51–0.91)), and MIGS (RR 0.85 (0.55–1.32)). Volume fell by approximately 11% in 2020 (RR 0.88 (0.85–0.92); p &lt; 0.001); the specialty-by-year interaction showed flat per-physician trends for the well-populated groups (URPS RR 0.997 (0.990-1.005), urology RR 0.987 (0.973-1.002), General OB/GYN RR 0.997 (0.974-1.019)). Surgeon-level concentration was low and similar across the three well-populated groups, with overlapping bootstrap confidence intervals (Gini 0.52–0.56); within-year concentration remained low and stable (annual Gini approximately 0.26–0.28; p for trend = 0.733). URPS share increased by 0.90 percentage points per year (p &lt; 0.001), whereas urology (-0.55; p = 0.002) and General OB/GYN (-0.41; p = 0.004) declined. The increase remained significant under every classification scenario, and the two scenarios differed in the estimated rate of increase rather than the endpoint level. Under fixed membership URPS rose from 53.4% to 63.8% (+0.90 percentage points/year); under certification-gated classification it rose more steeply, from 42.2% to 62.8% (+1.52 percentage points/year), because pre-certification physicians count as generalists, and the two estimates converged by 2023. Newly observable surgeons performed 7.4%–22.5% of annual volume at a median of approximately 13 cases; URPS contributed the most entrants (480), while urology showed substantial turnover (421 entrants despite a declining share).</w:t>
+        <w:t xml:space="preserve">Across 2013 through 2023, 1,789 physicians performed 147,632 procedures across 6,937 physician-years. URPS was the largest group (767 physicians; 89,773 procedures, 60.8%; median 19/year [p25–p75, 14–28]), followed by non-URPS urology (689 physicians; 26.1%; median 16), General OB/GYN (336; 12.4%; median 15), and MIGS (10; 0.6%; median 16). Reported services fell from 16,399 in 2013 to 12,223 in 2023 (-25.5%), but the female Part B fee-for-service population contracted by -14.7% over the same period; after denominator adjustment the utilization rate declined only from 89.4 to 78.1 services per 100,000 (-12.6%; rate trend not significant, p = 0.139), with a 2020 nadir and partial recovery. Compared with URPS, adjusted annual volume was lower for urology (rate ratio [RR] 0.76 (0.67–0.87)), General OB/GYN (RR 0.68 (0.51–0.91)), and MIGS (RR 0.85 (0.55–1.32)). Volume fell by approximately 11% in 2020 (RR 0.88 (0.85–0.92); p &lt; 0.001); the specialty-by-year interaction showed flat per-physician trends for the well-populated groups (URPS RR 0.997 (0.990-1.005), urology RR 0.987 (0.973-1.002), General OB/GYN RR 0.997 (0.974-1.019)). Surgeon-level concentration was low and similar across the three well-populated groups, with overlapping bootstrap confidence intervals (Gini 0.52–0.56); within-year concentration remained low and stable (annual Gini approximately 0.26–0.28; p for trend = 0.733). URPS share increased by 0.90 percentage points per year (p &lt; 0.001), whereas urology (-0.55; p = 0.002) and General OB/GYN (-0.41; p = 0.004) declined. The increase remained significant under every classification scenario, and the two scenarios differed in the estimated rate of increase rather than the endpoint level. Under fixed membership URPS rose from 53.4% to 63.8% (+0.90 percentage points/year); under certification-gated classification it rose more steeply, from 42.2% to 62.8% (+1.52 percentage points/year), because pre-certification physicians count as generalists, and the two estimates converged by 2023. Newly observable surgeons performed 7.4%–22.5% of annual volume at a median of approximately 13 services; URPS accounted for the most newly observable episodes (480), while urology showed substantial threshold-crossing turnover (421) despite a declining share.</w:t>
       </w:r>
     </w:p>
     <w:p>
@@ -96,7 +96,7 @@
         <w:t xml:space="preserve"> </w:t>
       </w:r>
       <w:r>
-        <w:t xml:space="preserve">URPS physicians perform most sling operations for stress urinary incontinence in fee-for-service Medicare and have the highest adjusted per-physician volume; within-year surgeon-level concentration was low and stable and did not differ meaningfully across specialties. The rising URPS share reflects attrition among non-URPS providers rather than increasing surgeon-level concentration, with implications for credentialing and workforce planning.</w:t>
+        <w:t xml:space="preserve">URPS physicians perform most sling operations for stress urinary incontinence in fee-for-service Medicare and have the highest adjusted per-physician volume; within-year surgeon-level concentration was low and stable and did not differ meaningfully across specialties. The rising URPS share reflects declining observable participation by non-URPS providers rather than increasing surgeon-level concentration. These findings describe the observable fee-for-service workforce and may inform workforce surveillance and fellowship planning; outcome and access studies are needed before drawing credentialing implications.</w:t>
       </w:r>
     </w:p>
     <w:p>
@@ -428,7 +428,7 @@
         <w:pStyle w:val="BodyText"/>
       </w:pPr>
       <w:r>
-        <w:t xml:space="preserve">To describe workforce turnover, we used a two-year washout. A surgeon was classified as an entrant when observable in a given year but absent in both prior observable years; as continuing when observable and not an entrant; and as apparently exiting when absent in both subsequent observable years. We calculated entrant share of annual volume, median entrant volume, and entrants by specialty. Because CMS suppression removes providers below 11 beneficiaries, we use the term newly observable rather than definitively new sling surgeon.</w:t>
+        <w:t xml:space="preserve">To describe observable participation transitions, we used a two-year washout. A surgeon was counted as newly observable in a given year when present but absent in both prior observable years; as continuing when present and not newly observable; and as no longer observable when absent in both subsequent observable years. We tabulated the share of annual volume performed by newly observable surgeons, their median volume, and their distribution by specialty. Because CMS suppression removes providers below 11 beneficiaries, these transitions describe when a surgeon crosses the reporting threshold, not genuine entry into or exit from practice; a surgeon may become unobservable and later reappear. Counts of newly observable surgeons by specialty are episode counts (a physician observed as newly observable in more than one year, after an intervening gap, contributes more than once), not counts of unique physicians.</w:t>
       </w:r>
     </w:p>
     <w:p>
@@ -463,7 +463,7 @@
     </w:p>
     <w:bookmarkEnd w:id="15"/>
     <w:bookmarkEnd w:id="16"/>
-    <w:bookmarkStart w:id="22" w:name="results"/>
+    <w:bookmarkStart w:id="21" w:name="results"/>
     <w:p>
       <w:pPr>
         <w:pStyle w:val="Heading2"/>
@@ -588,7 +588,7 @@
         <w:pStyle w:val="FirstParagraph"/>
       </w:pPr>
       <w:r>
-        <w:t xml:space="preserve">Using the two-year washout (Table 5), 48–168 surgeons were newly observable each year and performed 7.4%–22.5% of annual volume. Their median annual volume was low, at approximately 13 procedures, consistent with surgeons appearing just above the CMS suppression threshold. Entry fell to 48 surgeons and 7.4% of volume in 2020, then rebounded to 168 surgeons and 22.5% of volume in 2022. Continuing surgeons (381–584 per year) performed most annual procedures, while apparent exits ranged from 66 to 230 per year.</w:t>
+        <w:t xml:space="preserve">Using the two-year washout (Supplementary Table S10), 48–168 surgeons became newly observable each year and performed 7.4%–22.5% of annual volume. Their median volume was low, at approximately 13 services, consistent with surgeons appearing just above the CMS suppression threshold. Newly observable counts fell to 48 surgeons (7.4% of volume) in 2020, then rebounded to 168 (22.5%) in 2022; the 2022 rebound may partly reflect re-observation of surgeons who fell below the threshold during the pandemic rather than genuinely new surgeons. Continuing surgeons (381–584 per year) performed most annual services, while surgeons no longer observable ranged from 66 to 230 per year.</w:t>
       </w:r>
     </w:p>
     <w:p>
@@ -596,7 +596,7 @@
         <w:pStyle w:val="BodyText"/>
       </w:pPr>
       <w:r>
-        <w:t xml:space="preserve">Across the study period, URPS contributed the most entrants (480), followed by urology (421), General OB/GYN (205), and MIGS (8). The rising URPS share reflected the largest inflow of newly observable surgeons together with a relatively stable continuing-URPS base (URPS surgeon count 385 to 338; per-physician volume unchanged). Urology showed substantial turnover but net attrition, and General OB/GYN lost both surgeons and market share.</w:t>
+        <w:t xml:space="preserve">Across the study period, URPS accounted for the most newly observable episodes (480), followed by urology (421), General OB/GYN (205), and MIGS (8); these are episode counts, not unique physicians. The rising URPS share coincided with the largest inflow of newly observable surgeons together with a relatively stable continuing-URPS base (URPS surgeon count 385 to 338; per-physician volume unchanged). Urology showed substantial turnover with net decline, and General OB/GYN declined in both observable surgeons and market share.</w:t>
       </w:r>
     </w:p>
     <w:p>
@@ -604,17 +604,26 @@
         <w:pStyle w:val="BodyText"/>
       </w:pPr>
       <w:r>
-        <w:t xml:space="preserve">Because total service counts declined, the growth in URPS share represents a redistribution of a shrinking service pool toward URPS, not new procedure growth. All turnover counts describe newly observable rather than definitively new surgeons because low-volume providers are suppressed.</w:t>
+        <w:t xml:space="preserve">Because total service counts declined, the growth in URPS share represents a redistribution of a shrinking service pool toward URPS, not new procedure growth. These transitions describe crossings of the CMS reporting threshold, not definitive entry into or exit from practice.</w:t>
+      </w:r>
+    </w:p>
+    <w:p>
+      <w:pPr>
+        <w:pStyle w:val="BodyText"/>
+      </w:pPr>
+      <w:r>
+        <w:t xml:space="preserve">Observable surgeons and the URPS share by practice state are reported as an exploratory secondary analysis in Supplementary Table S7. Because state-by-sex fee-for-service denominators were not available and CMS suppression removes low-volume providers, we do not draw access conclusions from these counts; population-based geographic analysis is reserved for a separate access-focused study.</w:t>
       </w:r>
     </w:p>
     <w:bookmarkEnd w:id="20"/>
-    <w:bookmarkStart w:id="21" w:name="geographic-distribution-secondary"/>
+    <w:bookmarkEnd w:id="21"/>
+    <w:bookmarkStart w:id="27" w:name="discussion"/>
     <w:p>
       <w:pPr>
-        <w:pStyle w:val="Heading3"/>
+        <w:pStyle w:val="Heading2"/>
       </w:pPr>
       <w:r>
-        <w:t xml:space="preserve">Geographic Distribution (Secondary)</w:t>
+        <w:t xml:space="preserve">Discussion</w:t>
       </w:r>
     </w:p>
     <w:p>
@@ -622,18 +631,16 @@
         <w:pStyle w:val="FirstParagraph"/>
       </w:pPr>
       <w:r>
-        <w:t xml:space="preserve">Practice locations spanned 52 states and territories. The URPS share of observable sling surgeons varied from 100% in Hawaii and 82%–85% in Minnesota, the District of Columbia, and Connecticut to 15% in Nebraska. Alaska, North Dakota, Puerto Rico, and Wyoming had no observable URPS surgeon performing at least 11 Medicare slings in any study year. Because of CMS suppression, this finding indicates no observable higher-volume URPS surgeon, not necessarily no URPS physician. Population-based rates and formal geographic inequality measures were reserved for a separate access-focused analysis.</w:t>
+        <w:t xml:space="preserve">This national Medicare analysis produced three main findings. First, URPS physicians performed most sling operations for SUI (60.8%) and had the highest adjusted per-physician volume. Second, the URPS share increased over the decade as URPS surgeons entered the observable workforce and non-URPS surgeons left. Third, surgeon-level concentration remained low and stable despite a shrinking surgeon pool. Together, these findings indicate a change in workforce composition rather than intensification of individual practice or concentration of care.</w:t>
       </w:r>
     </w:p>
-    <w:bookmarkEnd w:id="21"/>
-    <w:bookmarkEnd w:id="22"/>
-    <w:bookmarkStart w:id="28" w:name="discussion"/>
+    <w:bookmarkStart w:id="22" w:name="X91e1c95b037f473535ecf00410a7735e835e926"/>
     <w:p>
       <w:pPr>
-        <w:pStyle w:val="Heading2"/>
+        <w:pStyle w:val="Heading3"/>
       </w:pPr>
       <w:r>
-        <w:t xml:space="preserve">Discussion</w:t>
+        <w:t xml:space="preserve">Specialty Distribution and the Historical Reversal</w:t>
       </w:r>
     </w:p>
     <w:p>
@@ -641,16 +648,85 @@
         <w:pStyle w:val="FirstParagraph"/>
       </w:pPr>
       <w:r>
-        <w:t xml:space="preserve">This national Medicare analysis produced three main findings. First, URPS physicians performed most sling operations for SUI (60.8%) and had the highest adjusted per-physician volume. Second, the URPS share increased over the decade as URPS surgeons entered the observable workforce and non-URPS surgeons left. Third, surgeon-level concentration remained low and stable despite a shrinking surgeon pool. Together, these findings indicate a change in workforce composition rather than intensification of individual practice or concentration of care.</w:t>
+        <w:t xml:space="preserve">All-pathway URPS physicians performed approximately three-fifths of fee-for-service Medicare slings, and OB/GYN-trained physicians collectively performed the majority. Because the all-pathway URPS group also includes urology-trained subspecialists, the URPS share is not equivalent to a gynecologist share. This finding is consistent with contemporary practice-pattern data but reverses earlier Medicare-specific patterns. In ACS-NSQIP data from 2006 through 2013, James et al. reported that gynecologists performed 74.2% of sling procedures and urologists performed 25.8%.</w:t>
+      </w:r>
+      <w:r>
+        <w:rPr>
+          <w:vertAlign w:val="superscript"/>
+        </w:rPr>
+        <w:t xml:space="preserve">9</w:t>
+      </w:r>
+      <w:r>
+        <w:t xml:space="preserve"> </w:t>
+      </w:r>
+      <w:r>
+        <w:t xml:space="preserve">Cantrell et al. found that urogynecologists performed 54% of stress-incontinence procedures at academic centers from 2009 through 2014.</w:t>
+      </w:r>
+      <w:r>
+        <w:rPr>
+          <w:vertAlign w:val="superscript"/>
+        </w:rPr>
+        <w:t xml:space="preserve">10</w:t>
+      </w:r>
+      <w:r>
+        <w:t xml:space="preserve"> </w:t>
+      </w:r>
+      <w:r>
+        <w:t xml:space="preserve">In Medicare data from 2002 through 2007, however, Rogo-Gupta et al. found that urologists performed most sling operations.</w:t>
+      </w:r>
+      <w:r>
+        <w:rPr>
+          <w:vertAlign w:val="superscript"/>
+        </w:rPr>
+        <w:t xml:space="preserve">11</w:t>
+      </w:r>
+      <w:r>
+        <w:t xml:space="preserve"> </w:t>
+      </w:r>
+      <w:r>
+        <w:t xml:space="preserve">Our 2013–2023 findings indicate that this historical pattern has reversed, with URPS now the largest single specialty group.</w:t>
       </w:r>
     </w:p>
-    <w:bookmarkStart w:id="23" w:name="X91e1c95b037f473535ecf00410a7735e835e926"/>
+    <w:p>
+      <w:pPr>
+        <w:pStyle w:val="BodyText"/>
+      </w:pPr>
+      <w:r>
+        <w:t xml:space="preserve">Including both certification pathways was essential to this result. Cross-referencing the ABU roster reassigned 151 urology-typed physicians, representing 8.3% of all sling procedures, to URPS. The concentration estimate was robust: the pooled URPS Gini changed only from 0.52 to 0.52. A pathway-neutral definition also reflects differences in operative case volume between urology- and gynecology-based URPS fellowships</w:t>
+      </w:r>
+      <w:r>
+        <w:rPr>
+          <w:vertAlign w:val="superscript"/>
+        </w:rPr>
+        <w:t xml:space="preserve">14</w:t>
+      </w:r>
+      <w:r>
+        <w:t xml:space="preserve"> </w:t>
+      </w:r>
+      <w:r>
+        <w:t xml:space="preserve">and variable FPMRS exposure during urology residency.</w:t>
+      </w:r>
+      <w:r>
+        <w:rPr>
+          <w:vertAlign w:val="superscript"/>
+        </w:rPr>
+        <w:t xml:space="preserve">15</w:t>
+      </w:r>
+      <w:r>
+        <w:t xml:space="preserve"> </w:t>
+      </w:r>
+      <w:r>
+        <w:t xml:space="preserve">Classifying urology-pathway urogynecologists as general urologists would therefore understate the true subspecialty share.</w:t>
+      </w:r>
+    </w:p>
+    <w:bookmarkEnd w:id="22"/>
+    <w:bookmarkStart w:id="23" w:name="X20e52b27fb040b539cc76dcaad27d56a4599e1f"/>
     <w:p>
       <w:pPr>
         <w:pStyle w:val="Heading3"/>
       </w:pPr>
       <w:r>
-        <w:t xml:space="preserve">Specialty Distribution and the Historical Reversal</w:t>
+        <w:t xml:space="preserve">Procedural Concentration and the Volume–Outcome Relationship</w:t>
       </w:r>
     </w:p>
     <w:p>
@@ -658,43 +734,7 @@
         <w:pStyle w:val="FirstParagraph"/>
       </w:pPr>
       <w:r>
-        <w:t xml:space="preserve">All-pathway URPS physicians performed approximately three-fifths of fee-for-service Medicare slings, and OB/GYN-trained physicians collectively performed the majority. Because the all-pathway URPS group also includes urology-trained subspecialists, the URPS share is not equivalent to a gynecologist share. This finding is consistent with contemporary practice-pattern data but reverses earlier Medicare-specific patterns. In ACS-NSQIP data from 2006 through 2013, James et al. reported that gynecologists performed 74.2% of sling procedures and urologists performed 25.8%.</w:t>
-      </w:r>
-      <w:r>
-        <w:rPr>
-          <w:vertAlign w:val="superscript"/>
-        </w:rPr>
-        <w:t xml:space="preserve">9</w:t>
-      </w:r>
-      <w:r>
-        <w:t xml:space="preserve"> </w:t>
-      </w:r>
-      <w:r>
-        <w:t xml:space="preserve">Cantrell et al. found that urogynecologists performed 54% of stress-incontinence procedures at academic centers from 2009 through 2014.</w:t>
-      </w:r>
-      <w:r>
-        <w:rPr>
-          <w:vertAlign w:val="superscript"/>
-        </w:rPr>
-        <w:t xml:space="preserve">10</w:t>
-      </w:r>
-      <w:r>
-        <w:t xml:space="preserve"> </w:t>
-      </w:r>
-      <w:r>
-        <w:t xml:space="preserve">In Medicare data from 2002 through 2007, however, Rogo-Gupta et al. found that urologists performed most sling operations.</w:t>
-      </w:r>
-      <w:r>
-        <w:rPr>
-          <w:vertAlign w:val="superscript"/>
-        </w:rPr>
-        <w:t xml:space="preserve">11</w:t>
-      </w:r>
-      <w:r>
-        <w:t xml:space="preserve"> </w:t>
-      </w:r>
-      <w:r>
-        <w:t xml:space="preserve">Our 2013–2023 findings indicate that this historical pattern has reversed, with URPS now the largest single specialty group.</w:t>
+        <w:t xml:space="preserve">The Gini coefficient and HHI provide complementary views of concentration, and both supported the same conclusion. Moderate inequality across the full distribution (Gini 0.52–0.56, with overlapping confidence intervals across the well-populated groups) coexisted with size-adjusted normalized HHI values near zero and effective provider counts in the hundreds. In other words, sling volume was distributed unevenly across many surgeons but was not dominated by a few, and the well-populated specialties did not differ meaningfully in concentration. Because the physician was the production unit, these values describe surgeon-level procedural concentration rather than market competition, and they should not be interpreted using antitrust thresholds.</w:t>
       </w:r>
     </w:p>
     <w:p>
@@ -702,41 +742,65 @@
         <w:pStyle w:val="BodyText"/>
       </w:pPr>
       <w:r>
-        <w:t xml:space="preserve">Including both certification pathways was essential to this result. Cross-referencing the ABU roster reassigned 151 urology-typed physicians, representing 8.3% of all sling procedures, to URPS. The concentration estimate was robust: the pooled URPS Gini changed only from 0.52 to 0.52. A pathway-neutral definition also reflects differences in operative case volume between urology- and gynecology-based URPS fellowships</w:t>
+        <w:t xml:space="preserve">These patterns matter because greater surgeon volume has been associated with better outcomes after midurethral sling surgery. Berger et al. reported a lower adjusted risk of reoperation for sling failure among higher-volume surgeons.</w:t>
       </w:r>
       <w:r>
         <w:rPr>
           <w:vertAlign w:val="superscript"/>
         </w:rPr>
-        <w:t xml:space="preserve">14</w:t>
+        <w:t xml:space="preserve">16</w:t>
       </w:r>
       <w:r>
         <w:t xml:space="preserve"> </w:t>
       </w:r>
       <w:r>
-        <w:t xml:space="preserve">and variable FPMRS exposure during urology residency.</w:t>
+        <w:t xml:space="preserve">A systematic review by Cartier et al. found that low-volume surgeons had higher odds of mesh revision and repeat incontinence procedures.</w:t>
       </w:r>
       <w:r>
         <w:rPr>
           <w:vertAlign w:val="superscript"/>
         </w:rPr>
-        <w:t xml:space="preserve">15</w:t>
+        <w:t xml:space="preserve">17</w:t>
       </w:r>
       <w:r>
         <w:t xml:space="preserve"> </w:t>
       </w:r>
       <w:r>
-        <w:t xml:space="preserve">Classifying urology-pathway urogynecologists as general urologists would therefore understate the true subspecialty share.</w:t>
+        <w:t xml:space="preserve">Brennand and Quan observed lower revision odds above approximately 50 cases per year,</w:t>
+      </w:r>
+      <w:r>
+        <w:rPr>
+          <w:vertAlign w:val="superscript"/>
+        </w:rPr>
+        <w:t xml:space="preserve">18</w:t>
+      </w:r>
+      <w:r>
+        <w:t xml:space="preserve"> </w:t>
+      </w:r>
+      <w:r>
+        <w:t xml:space="preserve">and Holdø and Svenningsen found better objective cure rates with greater surgeon experience and annual volume.</w:t>
+      </w:r>
+      <w:r>
+        <w:rPr>
+          <w:vertAlign w:val="superscript"/>
+        </w:rPr>
+        <w:t xml:space="preserve">19</w:t>
+      </w:r>
+      <w:r>
+        <w:t xml:space="preserve"> </w:t>
+      </w:r>
+      <w:r>
+        <w:t xml:space="preserve">The observed fee-for-service Medicare medians of 15–19 services per year cannot be compared directly with all-payer thresholds such as approximately 50 operations per year, because the PUF omits commercially insured, Medicare Advantage, and younger patients and providers below the CMS suppression threshold; total surgeon experience is therefore higher than the observed Medicare median, and Medicare PUF volume is an incomplete proxy for it.</w:t>
       </w:r>
     </w:p>
     <w:bookmarkEnd w:id="23"/>
-    <w:bookmarkStart w:id="24" w:name="X20e52b27fb040b539cc76dcaad27d56a4599e1f"/>
+    <w:bookmarkStart w:id="24" w:name="X72407f3d2516cff3e371fde2da482981afe0115"/>
     <w:p>
       <w:pPr>
         <w:pStyle w:val="Heading3"/>
       </w:pPr>
       <w:r>
-        <w:t xml:space="preserve">Procedural Concentration and the Volume–Outcome Relationship</w:t>
+        <w:t xml:space="preserve">Temporal Trends, Workforce Dynamics, and the Evolving SUI Landscape</w:t>
       </w:r>
     </w:p>
     <w:p>
@@ -744,7 +808,7 @@
         <w:pStyle w:val="FirstParagraph"/>
       </w:pPr>
       <w:r>
-        <w:t xml:space="preserve">The Gini coefficient and HHI provide complementary views of concentration, and both supported the same conclusion. Moderate inequality across the full distribution (Gini 0.52–0.56, with overlapping confidence intervals across the well-populated groups) coexisted with size-adjusted normalized HHI values near zero and effective provider counts in the hundreds. In other words, sling volume was distributed unevenly across many surgeons but was not dominated by a few, and the well-populated specialties did not differ meaningfully in concentration. Because the physician was the production unit, these values describe surgeon-level procedural concentration rather than market competition, and they should not be interpreted using antitrust thresholds.</w:t>
+        <w:t xml:space="preserve">The repeated-measures model and turnover analysis clarify why the URPS share increased. Individual physician volume did not change over time, but the number of non-URPS surgeons fell while the URPS pool remained comparatively stable. URPS also contributed the largest inflow of newly observable surgeons, whereas urology had substantial turnover but a net decline. The market-share shift therefore reflects workforce composition within a shrinking procedure pool, not increasing individual volume or concentration.</w:t>
       </w:r>
     </w:p>
     <w:p>
@@ -752,65 +816,61 @@
         <w:pStyle w:val="BodyText"/>
       </w:pPr>
       <w:r>
-        <w:t xml:space="preserve">These patterns matter because greater surgeon volume has been associated with better outcomes after midurethral sling surgery. Berger et al. reported a lower adjusted risk of reoperation for sling failure among higher-volume surgeons.</w:t>
+        <w:t xml:space="preserve">This mechanism is consistent with prior work. Siegal et al. found that the post-2011 decline in sling placement was driven mainly by non-FPMRS providers, while FPMRS providers maintained their volumes.</w:t>
       </w:r>
       <w:r>
         <w:rPr>
           <w:vertAlign w:val="superscript"/>
         </w:rPr>
-        <w:t xml:space="preserve">16</w:t>
+        <w:t xml:space="preserve">12</w:t>
       </w:r>
       <w:r>
         <w:t xml:space="preserve"> </w:t>
       </w:r>
       <w:r>
-        <w:t xml:space="preserve">A systematic review by Cartier et al. found that low-volume surgeons had higher odds of mesh revision and repeat incontinence procedures.</w:t>
+        <w:t xml:space="preserve">Lee et al. documented an approximately 50% national decline in incontinence surgery from 2004 through 2013.</w:t>
       </w:r>
       <w:r>
         <w:rPr>
           <w:vertAlign w:val="superscript"/>
         </w:rPr>
-        <w:t xml:space="preserve">17</w:t>
+        <w:t xml:space="preserve">13</w:t>
       </w:r>
       <w:r>
         <w:t xml:space="preserve"> </w:t>
       </w:r>
       <w:r>
-        <w:t xml:space="preserve">Brennand and Quan observed lower revision odds above approximately 50 cases per year,</w:t>
+        <w:t xml:space="preserve">The 2020 decline in our study (RR 0.88) is consistent with pandemic-related deferral of elective surgery and remained robust when 2020 was excluded.</w:t>
+      </w:r>
+    </w:p>
+    <w:p>
+      <w:pPr>
+        <w:pStyle w:val="BodyText"/>
+      </w:pPr>
+      <w:r>
+        <w:t xml:space="preserve">The SUI treatment landscape also continues to change. Urethral bulking agents are now positioned alongside slings as a first-line surgical option,</w:t>
       </w:r>
       <w:r>
         <w:rPr>
           <w:vertAlign w:val="superscript"/>
         </w:rPr>
-        <w:t xml:space="preserve">18</w:t>
+        <w:t xml:space="preserve">3,20</w:t>
       </w:r>
       <w:r>
         <w:t xml:space="preserve"> </w:t>
       </w:r>
       <w:r>
-        <w:t xml:space="preserve">and Holdø and Svenningsen found better objective cure rates with greater surgeon experience and annual volume.</w:t>
-      </w:r>
-      <w:r>
-        <w:rPr>
-          <w:vertAlign w:val="superscript"/>
-        </w:rPr>
-        <w:t xml:space="preserve">19</w:t>
-      </w:r>
-      <w:r>
-        <w:t xml:space="preserve"> </w:t>
-      </w:r>
-      <w:r>
-        <w:t xml:space="preserve">The observed Medicare medians of 15–19 procedures per year fall below these thresholds. However, the PUF omits commercially insured, Medicare Advantage, and younger patients, so total practice volume is higher. In addition, providers below the CMS suppression threshold are absent.</w:t>
+        <w:t xml:space="preserve">and ongoing surveillance is needed to determine whether this shift affects specialty-specific sling volume.</w:t>
       </w:r>
     </w:p>
     <w:bookmarkEnd w:id="24"/>
-    <w:bookmarkStart w:id="25" w:name="X72407f3d2516cff3e371fde2da482981afe0115"/>
+    <w:bookmarkStart w:id="25" w:name="limitations"/>
     <w:p>
       <w:pPr>
         <w:pStyle w:val="Heading3"/>
       </w:pPr>
       <w:r>
-        <w:t xml:space="preserve">Temporal Trends, Workforce Dynamics, and the Evolving SUI Landscape</w:t>
+        <w:t xml:space="preserve">Limitations</w:t>
       </w:r>
     </w:p>
     <w:p>
@@ -818,7 +878,7 @@
         <w:pStyle w:val="FirstParagraph"/>
       </w:pPr>
       <w:r>
-        <w:t xml:space="preserve">The repeated-measures model and turnover analysis clarify why the URPS share increased. Individual physician volume did not change over time, but the number of non-URPS surgeons fell while the URPS pool remained comparatively stable. URPS also contributed the largest inflow of newly observable surgeons, whereas urology had substantial turnover but a net decline. The market-share shift therefore reflects workforce composition within a shrinking procedure pool, not increasing individual volume or concentration.</w:t>
+        <w:t xml:space="preserve">This study has five limitations. First, CMS suppresses provider-level data for fewer than 11 beneficiaries, so the lowest-volume surgeons are not observed; suppression can bias the Gini coefficient and HHI in different directions, and the full-market concentration cannot be identified from the Public Use File, although a sensitivity analysis adding hypothetical suppressed providers left the low-concentration conclusion unchanged. Second, the PUF includes only fee-for-service Medicare Part B claims; younger patients and those covered by Medicare Advantage, Medicaid, commercial insurance, or no insurance are not represented.</w:t>
       </w:r>
     </w:p>
     <w:p>
@@ -826,31 +886,7 @@
         <w:pStyle w:val="BodyText"/>
       </w:pPr>
       <w:r>
-        <w:t xml:space="preserve">This mechanism is consistent with prior work. Siegal et al. found that the post-2011 decline in sling placement was driven mainly by non-FPMRS providers, while FPMRS providers maintained their volumes.</w:t>
-      </w:r>
-      <w:r>
-        <w:rPr>
-          <w:vertAlign w:val="superscript"/>
-        </w:rPr>
-        <w:t xml:space="preserve">12</w:t>
-      </w:r>
-      <w:r>
-        <w:t xml:space="preserve"> </w:t>
-      </w:r>
-      <w:r>
-        <w:t xml:space="preserve">Lee et al. documented an approximately 50% national decline in incontinence surgery from 2004 through 2013.</w:t>
-      </w:r>
-      <w:r>
-        <w:rPr>
-          <w:vertAlign w:val="superscript"/>
-        </w:rPr>
-        <w:t xml:space="preserve">13</w:t>
-      </w:r>
-      <w:r>
-        <w:t xml:space="preserve"> </w:t>
-      </w:r>
-      <w:r>
-        <w:t xml:space="preserve">The 2020 decline in our study (RR 0.88) is consistent with pandemic-related deferral of elective surgery and remained robust when 2020 was excluded.</w:t>
+        <w:t xml:space="preserve">Third, specialty classification depends on CMS provider type and the ABOG/ABU rosters. Physicians who completed URPS fellowship but were not board-certified may therefore be misclassified, and the 323 providers reclassified from an adjacent provider type to urology could be misassigned. Fourth, the market-share trend is estimated under plausible classification scenarios rather than point-identified. Certification follows the start of subspecialty practice, so the certification-gated scenario assigns some pre-certification practice years to General OB/GYN or urology, whereas fixed membership assigns physicians to URPS before they subspecialized. We present these as plausible scenarios, not formal bounds; point identification would require unavailable fellowship-completion dates.</w:t>
       </w:r>
     </w:p>
     <w:p>
@@ -858,29 +894,17 @@
         <w:pStyle w:val="BodyText"/>
       </w:pPr>
       <w:r>
-        <w:t xml:space="preserve">The SUI treatment landscape also continues to change. Urethral bulking agents are now positioned alongside slings as a first-line surgical option,</w:t>
-      </w:r>
-      <w:r>
-        <w:rPr>
-          <w:vertAlign w:val="superscript"/>
-        </w:rPr>
-        <w:t xml:space="preserve">3,20</w:t>
-      </w:r>
-      <w:r>
-        <w:t xml:space="preserve"> </w:t>
-      </w:r>
-      <w:r>
-        <w:t xml:space="preserve">and ongoing surveillance is needed to determine whether this shift affects specialty-specific sling volume.</w:t>
+        <w:t xml:space="preserve">Approximately 8% of URPS physicians could not be matched to a certification year, and urology-pathway URPS classification remained fixed because no urology subspecialty date was available; both features narrow the certification-gated estimate. Fifth, Tot_Srvcs may include bilateral or modifier-inflated services.</w:t>
       </w:r>
     </w:p>
     <w:bookmarkEnd w:id="25"/>
-    <w:bookmarkStart w:id="26" w:name="limitations"/>
+    <w:bookmarkStart w:id="26" w:name="strengths"/>
     <w:p>
       <w:pPr>
         <w:pStyle w:val="Heading3"/>
       </w:pPr>
       <w:r>
-        <w:t xml:space="preserve">Limitations</w:t>
+        <w:t xml:space="preserve">Strengths</w:t>
       </w:r>
     </w:p>
     <w:p>
@@ -888,33 +912,18 @@
         <w:pStyle w:val="FirstParagraph"/>
       </w:pPr>
       <w:r>
-        <w:t xml:space="preserve">This study has five limitations. First, CMS suppresses provider-level data for fewer than 11 beneficiaries, so the lowest-volume surgeons are not observed; suppression can bias the Gini coefficient and HHI in different directions, and the full-market concentration cannot be identified from the Public Use File, although a sensitivity analysis adding hypothetical suppressed providers left the low-concentration conclusion unchanged. Second, the PUF includes only fee-for-service Medicare Part B claims; younger patients and those covered by Medicare Advantage, Medicaid, commercial insurance, or no insurance are not represented.</w:t>
+        <w:t xml:space="preserve">Strengths include a national, complete sample of fee-for-service Medicare claims; identification of urogynecologists through both certification pathways; complementary surgeon-level concentration measures calculated both overall and by year; a model that accounts for repeated observations within physicians; and a fully reproducible analytic pipeline.</w:t>
       </w:r>
     </w:p>
+    <w:bookmarkEnd w:id="26"/>
+    <w:bookmarkEnd w:id="27"/>
+    <w:bookmarkStart w:id="28" w:name="conclusions"/>
     <w:p>
       <w:pPr>
-        <w:pStyle w:val="BodyText"/>
+        <w:pStyle w:val="Heading2"/>
       </w:pPr>
       <w:r>
-        <w:t xml:space="preserve">Third, specialty classification depends on CMS provider type and the ABOG/ABU rosters. Physicians who completed URPS fellowship but were not board-certified may therefore be misclassified, and the 323 providers reclassified from an adjacent provider type to urology could be misassigned. Fourth, the market-share trend is estimated under plausible classification scenarios rather than point-identified. Certification follows the start of subspecialty practice, so the certification-gated scenario assigns some pre-certification practice years to General OB/GYN or urology, whereas fixed membership assigns physicians to URPS before they subspecialized. We present these as plausible scenarios, not formal bounds; point identification would require unavailable fellowship-completion dates.</w:t>
-      </w:r>
-    </w:p>
-    <w:p>
-      <w:pPr>
-        <w:pStyle w:val="BodyText"/>
-      </w:pPr>
-      <w:r>
-        <w:t xml:space="preserve">Approximately 8% of URPS physicians could not be matched to a certification year, and urology-pathway URPS classification remained fixed because no urology subspecialty date was available; both features narrow the certification-gated estimate. Fifth, Tot_Srvcs may include bilateral or modifier-inflated services.</w:t>
-      </w:r>
-    </w:p>
-    <w:bookmarkEnd w:id="26"/>
-    <w:bookmarkStart w:id="27" w:name="strengths"/>
-    <w:p>
-      <w:pPr>
-        <w:pStyle w:val="Heading3"/>
-      </w:pPr>
-      <w:r>
-        <w:t xml:space="preserve">Strengths</w:t>
+        <w:t xml:space="preserve">Conclusions</w:t>
       </w:r>
     </w:p>
     <w:p>
@@ -922,30 +931,11 @@
         <w:pStyle w:val="FirstParagraph"/>
       </w:pPr>
       <w:r>
-        <w:t xml:space="preserve">Strengths include a national, complete sample of fee-for-service Medicare claims; identification of urogynecologists through both certification pathways; complementary surgeon-level concentration measures calculated both overall and by year; a model that accounts for repeated observations within physicians; and a fully reproducible analytic pipeline.</w:t>
+        <w:t xml:space="preserve">Among observable fee-for-service Medicare claims, the proportion of sling services for stress urinary incontinence performed by all-pathway URPS physicians increased between 2013 and 2023, while observable participation by non-URPS physicians declined. Within-year surgeon-level concentration remained low and stable and did not differ meaningfully across the well-populated specialties. Because the data exclude low-volume physician-years and Medicare Advantage claims and do not distinguish synthetic midurethral from fascial sling procedures, these findings describe changes in the observable fee-for-service workforce rather than the entire national sling market. They may inform workforce surveillance and fellowship planning; studies linking all-payer volume, geographic access, and patient outcomes are needed before drawing credentialing implications.</w:t>
       </w:r>
     </w:p>
-    <w:bookmarkEnd w:id="27"/>
     <w:bookmarkEnd w:id="28"/>
-    <w:bookmarkStart w:id="29" w:name="conclusions"/>
-    <w:p>
-      <w:pPr>
-        <w:pStyle w:val="Heading2"/>
-      </w:pPr>
-      <w:r>
-        <w:t xml:space="preserve">Conclusions</w:t>
-      </w:r>
-    </w:p>
-    <w:p>
-      <w:pPr>
-        <w:pStyle w:val="FirstParagraph"/>
-      </w:pPr>
-      <w:r>
-        <w:t xml:space="preserve">In this national fee-for-service Medicare cohort, URPS physicians performed most sling operations for SUI and had the highest adjusted per-physician volume. Within-year surgeon-level concentration was low and stable and did not differ meaningfully across the well-populated specialties. The growing URPS share reflected attrition among non-URPS providers rather than increasing surgeon-level concentration. These workforce shifts should inform training requirements, credentialing standards, and access planning for pelvic floor surgical care.</w:t>
-      </w:r>
-    </w:p>
-    <w:bookmarkEnd w:id="29"/>
-    <w:bookmarkStart w:id="31" w:name="references"/>
+    <w:bookmarkStart w:id="30" w:name="references"/>
     <w:p>
       <w:pPr>
         <w:pStyle w:val="Heading2"/>
@@ -1028,7 +1018,7 @@
       <w:r>
         <w:t xml:space="preserve"> </w:t>
       </w:r>
-      <w:hyperlink r:id="rId30">
+      <w:hyperlink r:id="rId29">
         <w:r>
           <w:rPr>
             <w:rStyle w:val="Hyperlink"/>
@@ -1215,8 +1205,8 @@
         </w:pict>
       </w:r>
     </w:p>
-    <w:bookmarkEnd w:id="31"/>
-    <w:bookmarkStart w:id="32" w:name="tables"/>
+    <w:bookmarkEnd w:id="30"/>
+    <w:bookmarkStart w:id="31" w:name="tables"/>
     <w:p>
       <w:pPr>
         <w:pStyle w:val="Heading2"/>
@@ -3169,1008 +3159,14 @@
       </w:tr>
     </w:tbl>
     <w:p>
-      <w:pPr>
-        <w:pStyle w:val="BodyText"/>
-      </w:pPr>
-      <w:r>
-        <w:rPr>
-          <w:b/>
-          <w:bCs/>
-        </w:rPr>
-        <w:t xml:space="preserve">Table 5.</w:t>
-      </w:r>
-      <w:r>
-        <w:t xml:space="preserve"> </w:t>
-      </w:r>
-      <w:r>
-        <w:t xml:space="preserve">Annual sling workforce dynamics using a two-year washout. Entrants were absent in both prior observable years; apparent exits were absent in both subsequent observable years. Entrant and continuing counts are undefined for the first two years, and exit counts are undefined for the last two years.</w:t>
-      </w:r>
-    </w:p>
-    <w:tbl>
-      <w:tblPr>
-        <w:tblStyle w:val="Table"/>
-        <w:tblW w:type="pct" w:w="5000"/>
-        <w:tblLayout w:type="fixed"/>
-        <w:tblLook w:firstRow="1" w:lastRow="0" w:firstColumn="0" w:lastColumn="0" w:noHBand="0" w:noVBand="0" w:val="0020"/>
-      </w:tblPr>
-      <w:tblGrid>
-        <w:gridCol w:w="505"/>
-        <w:gridCol w:w="1011"/>
-        <w:gridCol w:w="842"/>
-        <w:gridCol w:w="1011"/>
-        <w:gridCol w:w="758"/>
-        <w:gridCol w:w="1853"/>
-        <w:gridCol w:w="1937"/>
-      </w:tblGrid>
-      <w:tr>
-        <w:trPr>
-          <w:tblHeader w:val="on"/>
-        </w:trPr>
-        <w:tc>
-          <w:tcPr/>
-          <w:p>
-            <w:pPr>
-              <w:pStyle w:val="Compact"/>
-            </w:pPr>
-            <w:r>
-              <w:t xml:space="preserve">Year</w:t>
-            </w:r>
-          </w:p>
-        </w:tc>
-        <w:tc>
-          <w:tcPr/>
-          <w:p>
-            <w:pPr>
-              <w:pStyle w:val="Compact"/>
-            </w:pPr>
-            <w:r>
-              <w:t xml:space="preserve">Observable</w:t>
-            </w:r>
-          </w:p>
-        </w:tc>
-        <w:tc>
-          <w:tcPr/>
-          <w:p>
-            <w:pPr>
-              <w:pStyle w:val="Compact"/>
-            </w:pPr>
-            <w:r>
-              <w:t xml:space="preserve">Entrants</w:t>
-            </w:r>
-          </w:p>
-        </w:tc>
-        <w:tc>
-          <w:tcPr/>
-          <w:p>
-            <w:pPr>
-              <w:pStyle w:val="Compact"/>
-            </w:pPr>
-            <w:r>
-              <w:t xml:space="preserve">Continuing</w:t>
-            </w:r>
-          </w:p>
-        </w:tc>
-        <w:tc>
-          <w:tcPr/>
-          <w:p>
-            <w:pPr>
-              <w:pStyle w:val="Compact"/>
-            </w:pPr>
-            <w:r>
-              <w:t xml:space="preserve">Exiting</w:t>
-            </w:r>
-          </w:p>
-        </w:tc>
-        <w:tc>
-          <w:tcPr/>
-          <w:p>
-            <w:pPr>
-              <w:pStyle w:val="Compact"/>
-            </w:pPr>
-            <w:r>
-              <w:t xml:space="preserve">% volume by entrants</w:t>
-            </w:r>
-          </w:p>
-        </w:tc>
-        <w:tc>
-          <w:tcPr/>
-          <w:p>
-            <w:pPr>
-              <w:pStyle w:val="Compact"/>
-            </w:pPr>
-            <w:r>
-              <w:t xml:space="preserve">Median entrant volume</w:t>
-            </w:r>
-          </w:p>
-        </w:tc>
-      </w:tr>
-      <w:tr>
-        <w:tc>
-          <w:tcPr/>
-          <w:p>
-            <w:pPr>
-              <w:pStyle w:val="Compact"/>
-            </w:pPr>
-            <w:r>
-              <w:t xml:space="preserve">2013</w:t>
-            </w:r>
-          </w:p>
-        </w:tc>
-        <w:tc>
-          <w:tcPr/>
-          <w:p>
-            <w:pPr>
-              <w:pStyle w:val="Compact"/>
-            </w:pPr>
-            <w:r>
-              <w:t xml:space="preserve">812</w:t>
-            </w:r>
-          </w:p>
-        </w:tc>
-        <w:tc>
-          <w:tcPr/>
-          <w:p>
-            <w:pPr>
-              <w:pStyle w:val="Compact"/>
-            </w:pPr>
-            <w:r>
-              <w:t xml:space="preserve">n/a</w:t>
-            </w:r>
-          </w:p>
-        </w:tc>
-        <w:tc>
-          <w:tcPr/>
-          <w:p>
-            <w:pPr>
-              <w:pStyle w:val="Compact"/>
-            </w:pPr>
-            <w:r>
-              <w:t xml:space="preserve">n/a</w:t>
-            </w:r>
-          </w:p>
-        </w:tc>
-        <w:tc>
-          <w:tcPr/>
-          <w:p>
-            <w:pPr>
-              <w:pStyle w:val="Compact"/>
-            </w:pPr>
-            <w:r>
-              <w:t xml:space="preserve">214</w:t>
-            </w:r>
-          </w:p>
-        </w:tc>
-        <w:tc>
-          <w:tcPr/>
-          <w:p>
-            <w:pPr>
-              <w:pStyle w:val="Compact"/>
-            </w:pPr>
-            <w:r>
-              <w:t xml:space="preserve">n/a</w:t>
-            </w:r>
-          </w:p>
-        </w:tc>
-        <w:tc>
-          <w:tcPr/>
-          <w:p>
-            <w:pPr>
-              <w:pStyle w:val="Compact"/>
-            </w:pPr>
-            <w:r>
-              <w:t xml:space="preserve">n/a</w:t>
-            </w:r>
-          </w:p>
-        </w:tc>
-      </w:tr>
-      <w:tr>
-        <w:tc>
-          <w:tcPr/>
-          <w:p>
-            <w:pPr>
-              <w:pStyle w:val="Compact"/>
-            </w:pPr>
-            <w:r>
-              <w:t xml:space="preserve">2014</w:t>
-            </w:r>
-          </w:p>
-        </w:tc>
-        <w:tc>
-          <w:tcPr/>
-          <w:p>
-            <w:pPr>
-              <w:pStyle w:val="Compact"/>
-            </w:pPr>
-            <w:r>
-              <w:t xml:space="preserve">685</w:t>
-            </w:r>
-          </w:p>
-        </w:tc>
-        <w:tc>
-          <w:tcPr/>
-          <w:p>
-            <w:pPr>
-              <w:pStyle w:val="Compact"/>
-            </w:pPr>
-            <w:r>
-              <w:t xml:space="preserve">n/a</w:t>
-            </w:r>
-          </w:p>
-        </w:tc>
-        <w:tc>
-          <w:tcPr/>
-          <w:p>
-            <w:pPr>
-              <w:pStyle w:val="Compact"/>
-            </w:pPr>
-            <w:r>
-              <w:t xml:space="preserve">n/a</w:t>
-            </w:r>
-          </w:p>
-        </w:tc>
-        <w:tc>
-          <w:tcPr/>
-          <w:p>
-            <w:pPr>
-              <w:pStyle w:val="Compact"/>
-            </w:pPr>
-            <w:r>
-              <w:t xml:space="preserve">164</w:t>
-            </w:r>
-          </w:p>
-        </w:tc>
-        <w:tc>
-          <w:tcPr/>
-          <w:p>
-            <w:pPr>
-              <w:pStyle w:val="Compact"/>
-            </w:pPr>
-            <w:r>
-              <w:t xml:space="preserve">n/a</w:t>
-            </w:r>
-          </w:p>
-        </w:tc>
-        <w:tc>
-          <w:tcPr/>
-          <w:p>
-            <w:pPr>
-              <w:pStyle w:val="Compact"/>
-            </w:pPr>
-            <w:r>
-              <w:t xml:space="preserve">n/a</w:t>
-            </w:r>
-          </w:p>
-        </w:tc>
-      </w:tr>
-      <w:tr>
-        <w:tc>
-          <w:tcPr/>
-          <w:p>
-            <w:pPr>
-              <w:pStyle w:val="Compact"/>
-            </w:pPr>
-            <w:r>
-              <w:t xml:space="preserve">2015</w:t>
-            </w:r>
-          </w:p>
-        </w:tc>
-        <w:tc>
-          <w:tcPr/>
-          <w:p>
-            <w:pPr>
-              <w:pStyle w:val="Compact"/>
-            </w:pPr>
-            <w:r>
-              <w:t xml:space="preserve">655</w:t>
-            </w:r>
-          </w:p>
-        </w:tc>
-        <w:tc>
-          <w:tcPr/>
-          <w:p>
-            <w:pPr>
-              <w:pStyle w:val="Compact"/>
-            </w:pPr>
-            <w:r>
-              <w:t xml:space="preserve">127</w:t>
-            </w:r>
-          </w:p>
-        </w:tc>
-        <w:tc>
-          <w:tcPr/>
-          <w:p>
-            <w:pPr>
-              <w:pStyle w:val="Compact"/>
-            </w:pPr>
-            <w:r>
-              <w:t xml:space="preserve">528</w:t>
-            </w:r>
-          </w:p>
-        </w:tc>
-        <w:tc>
-          <w:tcPr/>
-          <w:p>
-            <w:pPr>
-              <w:pStyle w:val="Compact"/>
-            </w:pPr>
-            <w:r>
-              <w:t xml:space="preserve">129</w:t>
-            </w:r>
-          </w:p>
-        </w:tc>
-        <w:tc>
-          <w:tcPr/>
-          <w:p>
-            <w:pPr>
-              <w:pStyle w:val="Compact"/>
-            </w:pPr>
-            <w:r>
-              <w:t xml:space="preserve">14.2%</w:t>
-            </w:r>
-          </w:p>
-        </w:tc>
-        <w:tc>
-          <w:tcPr/>
-          <w:p>
-            <w:pPr>
-              <w:pStyle w:val="Compact"/>
-            </w:pPr>
-            <w:r>
-              <w:t xml:space="preserve">13</w:t>
-            </w:r>
-          </w:p>
-        </w:tc>
-      </w:tr>
-      <w:tr>
-        <w:tc>
-          <w:tcPr/>
-          <w:p>
-            <w:pPr>
-              <w:pStyle w:val="Compact"/>
-            </w:pPr>
-            <w:r>
-              <w:t xml:space="preserve">2016</w:t>
-            </w:r>
-          </w:p>
-        </w:tc>
-        <w:tc>
-          <w:tcPr/>
-          <w:p>
-            <w:pPr>
-              <w:pStyle w:val="Compact"/>
-            </w:pPr>
-            <w:r>
-              <w:t xml:space="preserve">701</w:t>
-            </w:r>
-          </w:p>
-        </w:tc>
-        <w:tc>
-          <w:tcPr/>
-          <w:p>
-            <w:pPr>
-              <w:pStyle w:val="Compact"/>
-            </w:pPr>
-            <w:r>
-              <w:t xml:space="preserve">158</w:t>
-            </w:r>
-          </w:p>
-        </w:tc>
-        <w:tc>
-          <w:tcPr/>
-          <w:p>
-            <w:pPr>
-              <w:pStyle w:val="Compact"/>
-            </w:pPr>
-            <w:r>
-              <w:t xml:space="preserve">543</w:t>
-            </w:r>
-          </w:p>
-        </w:tc>
-        <w:tc>
-          <w:tcPr/>
-          <w:p>
-            <w:pPr>
-              <w:pStyle w:val="Compact"/>
-            </w:pPr>
-            <w:r>
-              <w:t xml:space="preserve">126</w:t>
-            </w:r>
-          </w:p>
-        </w:tc>
-        <w:tc>
-          <w:tcPr/>
-          <w:p>
-            <w:pPr>
-              <w:pStyle w:val="Compact"/>
-            </w:pPr>
-            <w:r>
-              <w:t xml:space="preserve">15.3%</w:t>
-            </w:r>
-          </w:p>
-        </w:tc>
-        <w:tc>
-          <w:tcPr/>
-          <w:p>
-            <w:pPr>
-              <w:pStyle w:val="Compact"/>
-            </w:pPr>
-            <w:r>
-              <w:t xml:space="preserve">13</w:t>
-            </w:r>
-          </w:p>
-        </w:tc>
-      </w:tr>
-      <w:tr>
-        <w:tc>
-          <w:tcPr/>
-          <w:p>
-            <w:pPr>
-              <w:pStyle w:val="Compact"/>
-            </w:pPr>
-            <w:r>
-              <w:t xml:space="preserve">2017</w:t>
-            </w:r>
-          </w:p>
-        </w:tc>
-        <w:tc>
-          <w:tcPr/>
-          <w:p>
-            <w:pPr>
-              <w:pStyle w:val="Compact"/>
-            </w:pPr>
-            <w:r>
-              <w:t xml:space="preserve">735</w:t>
-            </w:r>
-          </w:p>
-        </w:tc>
-        <w:tc>
-          <w:tcPr/>
-          <w:p>
-            <w:pPr>
-              <w:pStyle w:val="Compact"/>
-            </w:pPr>
-            <w:r>
-              <w:t xml:space="preserve">151</w:t>
-            </w:r>
-          </w:p>
-        </w:tc>
-        <w:tc>
-          <w:tcPr/>
-          <w:p>
-            <w:pPr>
-              <w:pStyle w:val="Compact"/>
-            </w:pPr>
-            <w:r>
-              <w:t xml:space="preserve">584</w:t>
-            </w:r>
-          </w:p>
-        </w:tc>
-        <w:tc>
-          <w:tcPr/>
-          <w:p>
-            <w:pPr>
-              <w:pStyle w:val="Compact"/>
-            </w:pPr>
-            <w:r>
-              <w:t xml:space="preserve">204</w:t>
-            </w:r>
-          </w:p>
-        </w:tc>
-        <w:tc>
-          <w:tcPr/>
-          <w:p>
-            <w:pPr>
-              <w:pStyle w:val="Compact"/>
-            </w:pPr>
-            <w:r>
-              <w:t xml:space="preserve">13.9%</w:t>
-            </w:r>
-          </w:p>
-        </w:tc>
-        <w:tc>
-          <w:tcPr/>
-          <w:p>
-            <w:pPr>
-              <w:pStyle w:val="Compact"/>
-            </w:pPr>
-            <w:r>
-              <w:t xml:space="preserve">14</w:t>
-            </w:r>
-          </w:p>
-        </w:tc>
-      </w:tr>
-      <w:tr>
-        <w:tc>
-          <w:tcPr/>
-          <w:p>
-            <w:pPr>
-              <w:pStyle w:val="Compact"/>
-            </w:pPr>
-            <w:r>
-              <w:t xml:space="preserve">2018</w:t>
-            </w:r>
-          </w:p>
-        </w:tc>
-        <w:tc>
-          <w:tcPr/>
-          <w:p>
-            <w:pPr>
-              <w:pStyle w:val="Compact"/>
-            </w:pPr>
-            <w:r>
-              <w:t xml:space="preserve">672</w:t>
-            </w:r>
-          </w:p>
-        </w:tc>
-        <w:tc>
-          <w:tcPr/>
-          <w:p>
-            <w:pPr>
-              <w:pStyle w:val="Compact"/>
-            </w:pPr>
-            <w:r>
-              <w:t xml:space="preserve">134</w:t>
-            </w:r>
-          </w:p>
-        </w:tc>
-        <w:tc>
-          <w:tcPr/>
-          <w:p>
-            <w:pPr>
-              <w:pStyle w:val="Compact"/>
-            </w:pPr>
-            <w:r>
-              <w:t xml:space="preserve">538</w:t>
-            </w:r>
-          </w:p>
-        </w:tc>
-        <w:tc>
-          <w:tcPr/>
-          <w:p>
-            <w:pPr>
-              <w:pStyle w:val="Compact"/>
-            </w:pPr>
-            <w:r>
-              <w:t xml:space="preserve">154</w:t>
-            </w:r>
-          </w:p>
-        </w:tc>
-        <w:tc>
-          <w:tcPr/>
-          <w:p>
-            <w:pPr>
-              <w:pStyle w:val="Compact"/>
-            </w:pPr>
-            <w:r>
-              <w:t xml:space="preserve">13.7%</w:t>
-            </w:r>
-          </w:p>
-        </w:tc>
-        <w:tc>
-          <w:tcPr/>
-          <w:p>
-            <w:pPr>
-              <w:pStyle w:val="Compact"/>
-            </w:pPr>
-            <w:r>
-              <w:t xml:space="preserve">14</w:t>
-            </w:r>
-          </w:p>
-        </w:tc>
-      </w:tr>
-      <w:tr>
-        <w:tc>
-          <w:tcPr/>
-          <w:p>
-            <w:pPr>
-              <w:pStyle w:val="Compact"/>
-            </w:pPr>
-            <w:r>
-              <w:t xml:space="preserve">2019</w:t>
-            </w:r>
-          </w:p>
-        </w:tc>
-        <w:tc>
-          <w:tcPr/>
-          <w:p>
-            <w:pPr>
-              <w:pStyle w:val="Compact"/>
-            </w:pPr>
-            <w:r>
-              <w:t xml:space="preserve">650</w:t>
-            </w:r>
-          </w:p>
-        </w:tc>
-        <w:tc>
-          <w:tcPr/>
-          <w:p>
-            <w:pPr>
-              <w:pStyle w:val="Compact"/>
-            </w:pPr>
-            <w:r>
-              <w:t xml:space="preserve">125</w:t>
-            </w:r>
-          </w:p>
-        </w:tc>
-        <w:tc>
-          <w:tcPr/>
-          <w:p>
-            <w:pPr>
-              <w:pStyle w:val="Compact"/>
-            </w:pPr>
-            <w:r>
-              <w:t xml:space="preserve">525</w:t>
-            </w:r>
-          </w:p>
-        </w:tc>
-        <w:tc>
-          <w:tcPr/>
-          <w:p>
-            <w:pPr>
-              <w:pStyle w:val="Compact"/>
-            </w:pPr>
-            <w:r>
-              <w:t xml:space="preserve">230</w:t>
-            </w:r>
-          </w:p>
-        </w:tc>
-        <w:tc>
-          <w:tcPr/>
-          <w:p>
-            <w:pPr>
-              <w:pStyle w:val="Compact"/>
-            </w:pPr>
-            <w:r>
-              <w:t xml:space="preserve">12.7%</w:t>
-            </w:r>
-          </w:p>
-        </w:tc>
-        <w:tc>
-          <w:tcPr/>
-          <w:p>
-            <w:pPr>
-              <w:pStyle w:val="Compact"/>
-            </w:pPr>
-            <w:r>
-              <w:t xml:space="preserve">13</w:t>
-            </w:r>
-          </w:p>
-        </w:tc>
-      </w:tr>
-      <w:tr>
-        <w:tc>
-          <w:tcPr/>
-          <w:p>
-            <w:pPr>
-              <w:pStyle w:val="Compact"/>
-            </w:pPr>
-            <w:r>
-              <w:t xml:space="preserve">2020</w:t>
-            </w:r>
-          </w:p>
-        </w:tc>
-        <w:tc>
-          <w:tcPr/>
-          <w:p>
-            <w:pPr>
-              <w:pStyle w:val="Compact"/>
-            </w:pPr>
-            <w:r>
-              <w:t xml:space="preserve">445</w:t>
-            </w:r>
-          </w:p>
-        </w:tc>
-        <w:tc>
-          <w:tcPr/>
-          <w:p>
-            <w:pPr>
-              <w:pStyle w:val="Compact"/>
-            </w:pPr>
-            <w:r>
-              <w:t xml:space="preserve">48</w:t>
-            </w:r>
-          </w:p>
-        </w:tc>
-        <w:tc>
-          <w:tcPr/>
-          <w:p>
-            <w:pPr>
-              <w:pStyle w:val="Compact"/>
-            </w:pPr>
-            <w:r>
-              <w:t xml:space="preserve">397</w:t>
-            </w:r>
-          </w:p>
-        </w:tc>
-        <w:tc>
-          <w:tcPr/>
-          <w:p>
-            <w:pPr>
-              <w:pStyle w:val="Compact"/>
-            </w:pPr>
-            <w:r>
-              <w:t xml:space="preserve">66</w:t>
-            </w:r>
-          </w:p>
-        </w:tc>
-        <w:tc>
-          <w:tcPr/>
-          <w:p>
-            <w:pPr>
-              <w:pStyle w:val="Compact"/>
-            </w:pPr>
-            <w:r>
-              <w:t xml:space="preserve">7.4%</w:t>
-            </w:r>
-          </w:p>
-        </w:tc>
-        <w:tc>
-          <w:tcPr/>
-          <w:p>
-            <w:pPr>
-              <w:pStyle w:val="Compact"/>
-            </w:pPr>
-            <w:r>
-              <w:t xml:space="preserve">13</w:t>
-            </w:r>
-          </w:p>
-        </w:tc>
-      </w:tr>
-      <w:tr>
-        <w:tc>
-          <w:tcPr/>
-          <w:p>
-            <w:pPr>
-              <w:pStyle w:val="Compact"/>
-            </w:pPr>
-            <w:r>
-              <w:t xml:space="preserve">2021</w:t>
-            </w:r>
-          </w:p>
-        </w:tc>
-        <w:tc>
-          <w:tcPr/>
-          <w:p>
-            <w:pPr>
-              <w:pStyle w:val="Compact"/>
-            </w:pPr>
-            <w:r>
-              <w:t xml:space="preserve">458</w:t>
-            </w:r>
-          </w:p>
-        </w:tc>
-        <w:tc>
-          <w:tcPr/>
-          <w:p>
-            <w:pPr>
-              <w:pStyle w:val="Compact"/>
-            </w:pPr>
-            <w:r>
-              <w:t xml:space="preserve">77</w:t>
-            </w:r>
-          </w:p>
-        </w:tc>
-        <w:tc>
-          <w:tcPr/>
-          <w:p>
-            <w:pPr>
-              <w:pStyle w:val="Compact"/>
-            </w:pPr>
-            <w:r>
-              <w:t xml:space="preserve">381</w:t>
-            </w:r>
-          </w:p>
-        </w:tc>
-        <w:tc>
-          <w:tcPr/>
-          <w:p>
-            <w:pPr>
-              <w:pStyle w:val="Compact"/>
-            </w:pPr>
-            <w:r>
-              <w:t xml:space="preserve">81</w:t>
-            </w:r>
-          </w:p>
-        </w:tc>
-        <w:tc>
-          <w:tcPr/>
-          <w:p>
-            <w:pPr>
-              <w:pStyle w:val="Compact"/>
-            </w:pPr>
-            <w:r>
-              <w:t xml:space="preserve">12.1%</w:t>
-            </w:r>
-          </w:p>
-        </w:tc>
-        <w:tc>
-          <w:tcPr/>
-          <w:p>
-            <w:pPr>
-              <w:pStyle w:val="Compact"/>
-            </w:pPr>
-            <w:r>
-              <w:t xml:space="preserve">13</w:t>
-            </w:r>
-          </w:p>
-        </w:tc>
-      </w:tr>
-      <w:tr>
-        <w:tc>
-          <w:tcPr/>
-          <w:p>
-            <w:pPr>
-              <w:pStyle w:val="Compact"/>
-            </w:pPr>
-            <w:r>
-              <w:t xml:space="preserve">2022</w:t>
-            </w:r>
-          </w:p>
-        </w:tc>
-        <w:tc>
-          <w:tcPr/>
-          <w:p>
-            <w:pPr>
-              <w:pStyle w:val="Compact"/>
-            </w:pPr>
-            <w:r>
-              <w:t xml:space="preserve">562</w:t>
-            </w:r>
-          </w:p>
-        </w:tc>
-        <w:tc>
-          <w:tcPr/>
-          <w:p>
-            <w:pPr>
-              <w:pStyle w:val="Compact"/>
-            </w:pPr>
-            <w:r>
-              <w:t xml:space="preserve">168</w:t>
-            </w:r>
-          </w:p>
-        </w:tc>
-        <w:tc>
-          <w:tcPr/>
-          <w:p>
-            <w:pPr>
-              <w:pStyle w:val="Compact"/>
-            </w:pPr>
-            <w:r>
-              <w:t xml:space="preserve">394</w:t>
-            </w:r>
-          </w:p>
-        </w:tc>
-        <w:tc>
-          <w:tcPr/>
-          <w:p>
-            <w:pPr>
-              <w:pStyle w:val="Compact"/>
-            </w:pPr>
-            <w:r>
-              <w:t xml:space="preserve">n/a</w:t>
-            </w:r>
-          </w:p>
-        </w:tc>
-        <w:tc>
-          <w:tcPr/>
-          <w:p>
-            <w:pPr>
-              <w:pStyle w:val="Compact"/>
-            </w:pPr>
-            <w:r>
-              <w:t xml:space="preserve">22.5%</w:t>
-            </w:r>
-          </w:p>
-        </w:tc>
-        <w:tc>
-          <w:tcPr/>
-          <w:p>
-            <w:pPr>
-              <w:pStyle w:val="Compact"/>
-            </w:pPr>
-            <w:r>
-              <w:t xml:space="preserve">14</w:t>
-            </w:r>
-          </w:p>
-        </w:tc>
-      </w:tr>
-      <w:tr>
-        <w:tc>
-          <w:tcPr/>
-          <w:p>
-            <w:pPr>
-              <w:pStyle w:val="Compact"/>
-            </w:pPr>
-            <w:r>
-              <w:t xml:space="preserve">2023</w:t>
-            </w:r>
-          </w:p>
-        </w:tc>
-        <w:tc>
-          <w:tcPr/>
-          <w:p>
-            <w:pPr>
-              <w:pStyle w:val="Compact"/>
-            </w:pPr>
-            <w:r>
-              <w:t xml:space="preserve">562</w:t>
-            </w:r>
-          </w:p>
-        </w:tc>
-        <w:tc>
-          <w:tcPr/>
-          <w:p>
-            <w:pPr>
-              <w:pStyle w:val="Compact"/>
-            </w:pPr>
-            <w:r>
-              <w:t xml:space="preserve">126</w:t>
-            </w:r>
-          </w:p>
-        </w:tc>
-        <w:tc>
-          <w:tcPr/>
-          <w:p>
-            <w:pPr>
-              <w:pStyle w:val="Compact"/>
-            </w:pPr>
-            <w:r>
-              <w:t xml:space="preserve">436</w:t>
-            </w:r>
-          </w:p>
-        </w:tc>
-        <w:tc>
-          <w:tcPr/>
-          <w:p>
-            <w:pPr>
-              <w:pStyle w:val="Compact"/>
-            </w:pPr>
-            <w:r>
-              <w:t xml:space="preserve">n/a</w:t>
-            </w:r>
-          </w:p>
-        </w:tc>
-        <w:tc>
-          <w:tcPr/>
-          <w:p>
-            <w:pPr>
-              <w:pStyle w:val="Compact"/>
-            </w:pPr>
-            <w:r>
-              <w:t xml:space="preserve">15.7%</w:t>
-            </w:r>
-          </w:p>
-        </w:tc>
-        <w:tc>
-          <w:tcPr/>
-          <w:p>
-            <w:pPr>
-              <w:pStyle w:val="Compact"/>
-            </w:pPr>
-            <w:r>
-              <w:t xml:space="preserve">13</w:t>
-            </w:r>
-          </w:p>
-        </w:tc>
-      </w:tr>
-    </w:tbl>
-    <w:p>
-      <w:pPr>
-        <w:pStyle w:val="BodyText"/>
-      </w:pPr>
-      <w:r>
-        <w:t xml:space="preserve">Entrants by specialty: URPS, 480; urology, 421; General OB/GYN, 205; MIGS, 8.</w:t>
-      </w:r>
-    </w:p>
-    <w:p>
       <w:r>
         <w:pict>
           <v:rect style="width:0;height:1.5pt" o:hralign="center" o:hrstd="t" o:hr="t"/>
         </w:pict>
       </w:r>
     </w:p>
-    <w:bookmarkEnd w:id="32"/>
-    <w:bookmarkStart w:id="48" w:name="figures"/>
+    <w:bookmarkEnd w:id="31"/>
+    <w:bookmarkStart w:id="47" w:name="figures"/>
     <w:p>
       <w:pPr>
         <w:pStyle w:val="Heading2"/>
@@ -4188,18 +3184,18 @@
           <wp:inline>
             <wp:extent cx="5334000" cy="3333750"/>
             <wp:effectExtent b="0" l="0" r="0" t="0"/>
-            <wp:docPr descr="" title="" id="34" name="Picture"/>
+            <wp:docPr descr="" title="" id="33" name="Picture"/>
             <a:graphic>
               <a:graphicData uri="http://schemas.openxmlformats.org/drawingml/2006/picture">
                 <pic:pic>
                   <pic:nvPicPr>
-                    <pic:cNvPr descr="/Users/tylermuffly/sling-volume-patterns/output/figures/figure_1_market_share.png" id="35" name="Picture"/>
+                    <pic:cNvPr descr="/Users/tylermuffly/sling-volume-patterns/output/figures/figure_1_market_share.png" id="34" name="Picture"/>
                     <pic:cNvPicPr>
                       <a:picLocks noChangeArrowheads="1" noChangeAspect="1"/>
                     </pic:cNvPicPr>
                   </pic:nvPicPr>
                   <pic:blipFill>
-                    <a:blip r:embed="rId33"/>
+                    <a:blip r:embed="rId32"/>
                     <a:stretch>
                       <a:fillRect/>
                     </a:stretch>
@@ -4253,18 +3249,18 @@
           <wp:inline>
             <wp:extent cx="5334000" cy="3810000"/>
             <wp:effectExtent b="0" l="0" r="0" t="0"/>
-            <wp:docPr descr="" title="" id="37" name="Picture"/>
+            <wp:docPr descr="" title="" id="36" name="Picture"/>
             <a:graphic>
               <a:graphicData uri="http://schemas.openxmlformats.org/drawingml/2006/picture">
                 <pic:pic>
                   <pic:nvPicPr>
-                    <pic:cNvPr descr="/Users/tylermuffly/sling-volume-patterns/output/figures/figure_2_volume_distribution.png" id="38" name="Picture"/>
+                    <pic:cNvPr descr="/Users/tylermuffly/sling-volume-patterns/output/figures/figure_2_volume_distribution.png" id="37" name="Picture"/>
                     <pic:cNvPicPr>
                       <a:picLocks noChangeArrowheads="1" noChangeAspect="1"/>
                     </pic:cNvPicPr>
                   </pic:nvPicPr>
                   <pic:blipFill>
-                    <a:blip r:embed="rId36"/>
+                    <a:blip r:embed="rId35"/>
                     <a:stretch>
                       <a:fillRect/>
                     </a:stretch>
@@ -4318,18 +3314,18 @@
           <wp:inline>
             <wp:extent cx="5334000" cy="5334000"/>
             <wp:effectExtent b="0" l="0" r="0" t="0"/>
-            <wp:docPr descr="" title="" id="40" name="Picture"/>
+            <wp:docPr descr="" title="" id="39" name="Picture"/>
             <a:graphic>
               <a:graphicData uri="http://schemas.openxmlformats.org/drawingml/2006/picture">
                 <pic:pic>
                   <pic:nvPicPr>
-                    <pic:cNvPr descr="/Users/tylermuffly/sling-volume-patterns/output/figures/figure_3_lorenz_curve.png" id="41" name="Picture"/>
+                    <pic:cNvPr descr="/Users/tylermuffly/sling-volume-patterns/output/figures/figure_3_lorenz_curve.png" id="40" name="Picture"/>
                     <pic:cNvPicPr>
                       <a:picLocks noChangeArrowheads="1" noChangeAspect="1"/>
                     </pic:cNvPicPr>
                   </pic:nvPicPr>
                   <pic:blipFill>
-                    <a:blip r:embed="rId39"/>
+                    <a:blip r:embed="rId38"/>
                     <a:stretch>
                       <a:fillRect/>
                     </a:stretch>
@@ -4383,18 +3379,18 @@
           <wp:inline>
             <wp:extent cx="5334000" cy="4148666"/>
             <wp:effectExtent b="0" l="0" r="0" t="0"/>
-            <wp:docPr descr="" title="" id="43" name="Picture"/>
+            <wp:docPr descr="" title="" id="42" name="Picture"/>
             <a:graphic>
               <a:graphicData uri="http://schemas.openxmlformats.org/drawingml/2006/picture">
                 <pic:pic>
                   <pic:nvPicPr>
-                    <pic:cNvPr descr="/Users/tylermuffly/sling-volume-patterns/output/figures/figure_4_concentration_trends.png" id="44" name="Picture"/>
+                    <pic:cNvPr descr="/Users/tylermuffly/sling-volume-patterns/output/figures/figure_4_concentration_trends.png" id="43" name="Picture"/>
                     <pic:cNvPicPr>
                       <a:picLocks noChangeArrowheads="1" noChangeAspect="1"/>
                     </pic:cNvPicPr>
                   </pic:nvPicPr>
                   <pic:blipFill>
-                    <a:blip r:embed="rId42"/>
+                    <a:blip r:embed="rId41"/>
                     <a:stretch>
                       <a:fillRect/>
                     </a:stretch>
@@ -4448,18 +3444,18 @@
           <wp:inline>
             <wp:extent cx="5334000" cy="2963333"/>
             <wp:effectExtent b="0" l="0" r="0" t="0"/>
-            <wp:docPr descr="" title="" id="46" name="Picture"/>
+            <wp:docPr descr="" title="" id="45" name="Picture"/>
             <a:graphic>
               <a:graphicData uri="http://schemas.openxmlformats.org/drawingml/2006/picture">
                 <pic:pic>
                   <pic:nvPicPr>
-                    <pic:cNvPr descr="/Users/tylermuffly/sling-volume-patterns/output/figures/figure_5_supply_trends.png" id="47" name="Picture"/>
+                    <pic:cNvPr descr="/Users/tylermuffly/sling-volume-patterns/output/figures/figure_5_supply_trends.png" id="46" name="Picture"/>
                     <pic:cNvPicPr>
                       <a:picLocks noChangeArrowheads="1" noChangeAspect="1"/>
                     </pic:cNvPicPr>
                   </pic:nvPicPr>
                   <pic:blipFill>
-                    <a:blip r:embed="rId45"/>
+                    <a:blip r:embed="rId44"/>
                     <a:stretch>
                       <a:fillRect/>
                     </a:stretch>
@@ -4511,8 +3507,8 @@
         </w:pict>
       </w:r>
     </w:p>
-    <w:bookmarkEnd w:id="48"/>
-    <w:bookmarkStart w:id="49" w:name="supplementary-information"/>
+    <w:bookmarkEnd w:id="47"/>
+    <w:bookmarkStart w:id="48" w:name="supplementary-information"/>
     <w:p>
       <w:pPr>
         <w:pStyle w:val="Heading2"/>
@@ -20204,7 +19200,1001 @@
         </w:tc>
       </w:tr>
     </w:tbl>
-    <w:bookmarkEnd w:id="49"/>
+    <w:p>
+      <w:pPr>
+        <w:pStyle w:val="BodyText"/>
+      </w:pPr>
+      <w:r>
+        <w:rPr>
+          <w:b/>
+          <w:bCs/>
+        </w:rPr>
+        <w:t xml:space="preserve">Supplementary Table S10.</w:t>
+      </w:r>
+      <w:r>
+        <w:t xml:space="preserve"> </w:t>
+      </w:r>
+      <w:r>
+        <w:t xml:space="preserve">Annual observable participation transitions using a two-year washout. Newly observable surgeons were absent in both prior observable years; surgeons no longer observable were absent in both subsequent observable years. Newly observable and continuing counts are undefined for the first two years, and no-longer-observable counts are undefined for the last two years. These describe threshold crossings, not definitive entry into or exit from practice.</w:t>
+      </w:r>
+    </w:p>
+    <w:tbl>
+      <w:tblPr>
+        <w:tblStyle w:val="Table"/>
+        <w:tblW w:type="pct" w:w="5000"/>
+        <w:tblLayout w:type="fixed"/>
+        <w:tblLook w:firstRow="1" w:lastRow="0" w:firstColumn="0" w:lastColumn="0" w:noHBand="0" w:noVBand="0" w:val="0020"/>
+      </w:tblPr>
+      <w:tblGrid>
+        <w:gridCol w:w="505"/>
+        <w:gridCol w:w="1011"/>
+        <w:gridCol w:w="842"/>
+        <w:gridCol w:w="1011"/>
+        <w:gridCol w:w="758"/>
+        <w:gridCol w:w="1853"/>
+        <w:gridCol w:w="1937"/>
+      </w:tblGrid>
+      <w:tr>
+        <w:trPr>
+          <w:tblHeader w:val="on"/>
+        </w:trPr>
+        <w:tc>
+          <w:tcPr/>
+          <w:p>
+            <w:pPr>
+              <w:pStyle w:val="Compact"/>
+            </w:pPr>
+            <w:r>
+              <w:t xml:space="preserve">Year</w:t>
+            </w:r>
+          </w:p>
+        </w:tc>
+        <w:tc>
+          <w:tcPr/>
+          <w:p>
+            <w:pPr>
+              <w:pStyle w:val="Compact"/>
+            </w:pPr>
+            <w:r>
+              <w:t xml:space="preserve">Observable</w:t>
+            </w:r>
+          </w:p>
+        </w:tc>
+        <w:tc>
+          <w:tcPr/>
+          <w:p>
+            <w:pPr>
+              <w:pStyle w:val="Compact"/>
+            </w:pPr>
+            <w:r>
+              <w:t xml:space="preserve">Entrants</w:t>
+            </w:r>
+          </w:p>
+        </w:tc>
+        <w:tc>
+          <w:tcPr/>
+          <w:p>
+            <w:pPr>
+              <w:pStyle w:val="Compact"/>
+            </w:pPr>
+            <w:r>
+              <w:t xml:space="preserve">Continuing</w:t>
+            </w:r>
+          </w:p>
+        </w:tc>
+        <w:tc>
+          <w:tcPr/>
+          <w:p>
+            <w:pPr>
+              <w:pStyle w:val="Compact"/>
+            </w:pPr>
+            <w:r>
+              <w:t xml:space="preserve">Exiting</w:t>
+            </w:r>
+          </w:p>
+        </w:tc>
+        <w:tc>
+          <w:tcPr/>
+          <w:p>
+            <w:pPr>
+              <w:pStyle w:val="Compact"/>
+            </w:pPr>
+            <w:r>
+              <w:t xml:space="preserve">% volume by entrants</w:t>
+            </w:r>
+          </w:p>
+        </w:tc>
+        <w:tc>
+          <w:tcPr/>
+          <w:p>
+            <w:pPr>
+              <w:pStyle w:val="Compact"/>
+            </w:pPr>
+            <w:r>
+              <w:t xml:space="preserve">Median entrant volume</w:t>
+            </w:r>
+          </w:p>
+        </w:tc>
+      </w:tr>
+      <w:tr>
+        <w:tc>
+          <w:tcPr/>
+          <w:p>
+            <w:pPr>
+              <w:pStyle w:val="Compact"/>
+            </w:pPr>
+            <w:r>
+              <w:t xml:space="preserve">2013</w:t>
+            </w:r>
+          </w:p>
+        </w:tc>
+        <w:tc>
+          <w:tcPr/>
+          <w:p>
+            <w:pPr>
+              <w:pStyle w:val="Compact"/>
+            </w:pPr>
+            <w:r>
+              <w:t xml:space="preserve">812</w:t>
+            </w:r>
+          </w:p>
+        </w:tc>
+        <w:tc>
+          <w:tcPr/>
+          <w:p>
+            <w:pPr>
+              <w:pStyle w:val="Compact"/>
+            </w:pPr>
+            <w:r>
+              <w:t xml:space="preserve">n/a</w:t>
+            </w:r>
+          </w:p>
+        </w:tc>
+        <w:tc>
+          <w:tcPr/>
+          <w:p>
+            <w:pPr>
+              <w:pStyle w:val="Compact"/>
+            </w:pPr>
+            <w:r>
+              <w:t xml:space="preserve">n/a</w:t>
+            </w:r>
+          </w:p>
+        </w:tc>
+        <w:tc>
+          <w:tcPr/>
+          <w:p>
+            <w:pPr>
+              <w:pStyle w:val="Compact"/>
+            </w:pPr>
+            <w:r>
+              <w:t xml:space="preserve">214</w:t>
+            </w:r>
+          </w:p>
+        </w:tc>
+        <w:tc>
+          <w:tcPr/>
+          <w:p>
+            <w:pPr>
+              <w:pStyle w:val="Compact"/>
+            </w:pPr>
+            <w:r>
+              <w:t xml:space="preserve">n/a</w:t>
+            </w:r>
+          </w:p>
+        </w:tc>
+        <w:tc>
+          <w:tcPr/>
+          <w:p>
+            <w:pPr>
+              <w:pStyle w:val="Compact"/>
+            </w:pPr>
+            <w:r>
+              <w:t xml:space="preserve">n/a</w:t>
+            </w:r>
+          </w:p>
+        </w:tc>
+      </w:tr>
+      <w:tr>
+        <w:tc>
+          <w:tcPr/>
+          <w:p>
+            <w:pPr>
+              <w:pStyle w:val="Compact"/>
+            </w:pPr>
+            <w:r>
+              <w:t xml:space="preserve">2014</w:t>
+            </w:r>
+          </w:p>
+        </w:tc>
+        <w:tc>
+          <w:tcPr/>
+          <w:p>
+            <w:pPr>
+              <w:pStyle w:val="Compact"/>
+            </w:pPr>
+            <w:r>
+              <w:t xml:space="preserve">685</w:t>
+            </w:r>
+          </w:p>
+        </w:tc>
+        <w:tc>
+          <w:tcPr/>
+          <w:p>
+            <w:pPr>
+              <w:pStyle w:val="Compact"/>
+            </w:pPr>
+            <w:r>
+              <w:t xml:space="preserve">n/a</w:t>
+            </w:r>
+          </w:p>
+        </w:tc>
+        <w:tc>
+          <w:tcPr/>
+          <w:p>
+            <w:pPr>
+              <w:pStyle w:val="Compact"/>
+            </w:pPr>
+            <w:r>
+              <w:t xml:space="preserve">n/a</w:t>
+            </w:r>
+          </w:p>
+        </w:tc>
+        <w:tc>
+          <w:tcPr/>
+          <w:p>
+            <w:pPr>
+              <w:pStyle w:val="Compact"/>
+            </w:pPr>
+            <w:r>
+              <w:t xml:space="preserve">164</w:t>
+            </w:r>
+          </w:p>
+        </w:tc>
+        <w:tc>
+          <w:tcPr/>
+          <w:p>
+            <w:pPr>
+              <w:pStyle w:val="Compact"/>
+            </w:pPr>
+            <w:r>
+              <w:t xml:space="preserve">n/a</w:t>
+            </w:r>
+          </w:p>
+        </w:tc>
+        <w:tc>
+          <w:tcPr/>
+          <w:p>
+            <w:pPr>
+              <w:pStyle w:val="Compact"/>
+            </w:pPr>
+            <w:r>
+              <w:t xml:space="preserve">n/a</w:t>
+            </w:r>
+          </w:p>
+        </w:tc>
+      </w:tr>
+      <w:tr>
+        <w:tc>
+          <w:tcPr/>
+          <w:p>
+            <w:pPr>
+              <w:pStyle w:val="Compact"/>
+            </w:pPr>
+            <w:r>
+              <w:t xml:space="preserve">2015</w:t>
+            </w:r>
+          </w:p>
+        </w:tc>
+        <w:tc>
+          <w:tcPr/>
+          <w:p>
+            <w:pPr>
+              <w:pStyle w:val="Compact"/>
+            </w:pPr>
+            <w:r>
+              <w:t xml:space="preserve">655</w:t>
+            </w:r>
+          </w:p>
+        </w:tc>
+        <w:tc>
+          <w:tcPr/>
+          <w:p>
+            <w:pPr>
+              <w:pStyle w:val="Compact"/>
+            </w:pPr>
+            <w:r>
+              <w:t xml:space="preserve">127</w:t>
+            </w:r>
+          </w:p>
+        </w:tc>
+        <w:tc>
+          <w:tcPr/>
+          <w:p>
+            <w:pPr>
+              <w:pStyle w:val="Compact"/>
+            </w:pPr>
+            <w:r>
+              <w:t xml:space="preserve">528</w:t>
+            </w:r>
+          </w:p>
+        </w:tc>
+        <w:tc>
+          <w:tcPr/>
+          <w:p>
+            <w:pPr>
+              <w:pStyle w:val="Compact"/>
+            </w:pPr>
+            <w:r>
+              <w:t xml:space="preserve">129</w:t>
+            </w:r>
+          </w:p>
+        </w:tc>
+        <w:tc>
+          <w:tcPr/>
+          <w:p>
+            <w:pPr>
+              <w:pStyle w:val="Compact"/>
+            </w:pPr>
+            <w:r>
+              <w:t xml:space="preserve">14.2%</w:t>
+            </w:r>
+          </w:p>
+        </w:tc>
+        <w:tc>
+          <w:tcPr/>
+          <w:p>
+            <w:pPr>
+              <w:pStyle w:val="Compact"/>
+            </w:pPr>
+            <w:r>
+              <w:t xml:space="preserve">13</w:t>
+            </w:r>
+          </w:p>
+        </w:tc>
+      </w:tr>
+      <w:tr>
+        <w:tc>
+          <w:tcPr/>
+          <w:p>
+            <w:pPr>
+              <w:pStyle w:val="Compact"/>
+            </w:pPr>
+            <w:r>
+              <w:t xml:space="preserve">2016</w:t>
+            </w:r>
+          </w:p>
+        </w:tc>
+        <w:tc>
+          <w:tcPr/>
+          <w:p>
+            <w:pPr>
+              <w:pStyle w:val="Compact"/>
+            </w:pPr>
+            <w:r>
+              <w:t xml:space="preserve">701</w:t>
+            </w:r>
+          </w:p>
+        </w:tc>
+        <w:tc>
+          <w:tcPr/>
+          <w:p>
+            <w:pPr>
+              <w:pStyle w:val="Compact"/>
+            </w:pPr>
+            <w:r>
+              <w:t xml:space="preserve">158</w:t>
+            </w:r>
+          </w:p>
+        </w:tc>
+        <w:tc>
+          <w:tcPr/>
+          <w:p>
+            <w:pPr>
+              <w:pStyle w:val="Compact"/>
+            </w:pPr>
+            <w:r>
+              <w:t xml:space="preserve">543</w:t>
+            </w:r>
+          </w:p>
+        </w:tc>
+        <w:tc>
+          <w:tcPr/>
+          <w:p>
+            <w:pPr>
+              <w:pStyle w:val="Compact"/>
+            </w:pPr>
+            <w:r>
+              <w:t xml:space="preserve">126</w:t>
+            </w:r>
+          </w:p>
+        </w:tc>
+        <w:tc>
+          <w:tcPr/>
+          <w:p>
+            <w:pPr>
+              <w:pStyle w:val="Compact"/>
+            </w:pPr>
+            <w:r>
+              <w:t xml:space="preserve">15.3%</w:t>
+            </w:r>
+          </w:p>
+        </w:tc>
+        <w:tc>
+          <w:tcPr/>
+          <w:p>
+            <w:pPr>
+              <w:pStyle w:val="Compact"/>
+            </w:pPr>
+            <w:r>
+              <w:t xml:space="preserve">13</w:t>
+            </w:r>
+          </w:p>
+        </w:tc>
+      </w:tr>
+      <w:tr>
+        <w:tc>
+          <w:tcPr/>
+          <w:p>
+            <w:pPr>
+              <w:pStyle w:val="Compact"/>
+            </w:pPr>
+            <w:r>
+              <w:t xml:space="preserve">2017</w:t>
+            </w:r>
+          </w:p>
+        </w:tc>
+        <w:tc>
+          <w:tcPr/>
+          <w:p>
+            <w:pPr>
+              <w:pStyle w:val="Compact"/>
+            </w:pPr>
+            <w:r>
+              <w:t xml:space="preserve">735</w:t>
+            </w:r>
+          </w:p>
+        </w:tc>
+        <w:tc>
+          <w:tcPr/>
+          <w:p>
+            <w:pPr>
+              <w:pStyle w:val="Compact"/>
+            </w:pPr>
+            <w:r>
+              <w:t xml:space="preserve">151</w:t>
+            </w:r>
+          </w:p>
+        </w:tc>
+        <w:tc>
+          <w:tcPr/>
+          <w:p>
+            <w:pPr>
+              <w:pStyle w:val="Compact"/>
+            </w:pPr>
+            <w:r>
+              <w:t xml:space="preserve">584</w:t>
+            </w:r>
+          </w:p>
+        </w:tc>
+        <w:tc>
+          <w:tcPr/>
+          <w:p>
+            <w:pPr>
+              <w:pStyle w:val="Compact"/>
+            </w:pPr>
+            <w:r>
+              <w:t xml:space="preserve">204</w:t>
+            </w:r>
+          </w:p>
+        </w:tc>
+        <w:tc>
+          <w:tcPr/>
+          <w:p>
+            <w:pPr>
+              <w:pStyle w:val="Compact"/>
+            </w:pPr>
+            <w:r>
+              <w:t xml:space="preserve">13.9%</w:t>
+            </w:r>
+          </w:p>
+        </w:tc>
+        <w:tc>
+          <w:tcPr/>
+          <w:p>
+            <w:pPr>
+              <w:pStyle w:val="Compact"/>
+            </w:pPr>
+            <w:r>
+              <w:t xml:space="preserve">14</w:t>
+            </w:r>
+          </w:p>
+        </w:tc>
+      </w:tr>
+      <w:tr>
+        <w:tc>
+          <w:tcPr/>
+          <w:p>
+            <w:pPr>
+              <w:pStyle w:val="Compact"/>
+            </w:pPr>
+            <w:r>
+              <w:t xml:space="preserve">2018</w:t>
+            </w:r>
+          </w:p>
+        </w:tc>
+        <w:tc>
+          <w:tcPr/>
+          <w:p>
+            <w:pPr>
+              <w:pStyle w:val="Compact"/>
+            </w:pPr>
+            <w:r>
+              <w:t xml:space="preserve">672</w:t>
+            </w:r>
+          </w:p>
+        </w:tc>
+        <w:tc>
+          <w:tcPr/>
+          <w:p>
+            <w:pPr>
+              <w:pStyle w:val="Compact"/>
+            </w:pPr>
+            <w:r>
+              <w:t xml:space="preserve">134</w:t>
+            </w:r>
+          </w:p>
+        </w:tc>
+        <w:tc>
+          <w:tcPr/>
+          <w:p>
+            <w:pPr>
+              <w:pStyle w:val="Compact"/>
+            </w:pPr>
+            <w:r>
+              <w:t xml:space="preserve">538</w:t>
+            </w:r>
+          </w:p>
+        </w:tc>
+        <w:tc>
+          <w:tcPr/>
+          <w:p>
+            <w:pPr>
+              <w:pStyle w:val="Compact"/>
+            </w:pPr>
+            <w:r>
+              <w:t xml:space="preserve">154</w:t>
+            </w:r>
+          </w:p>
+        </w:tc>
+        <w:tc>
+          <w:tcPr/>
+          <w:p>
+            <w:pPr>
+              <w:pStyle w:val="Compact"/>
+            </w:pPr>
+            <w:r>
+              <w:t xml:space="preserve">13.7%</w:t>
+            </w:r>
+          </w:p>
+        </w:tc>
+        <w:tc>
+          <w:tcPr/>
+          <w:p>
+            <w:pPr>
+              <w:pStyle w:val="Compact"/>
+            </w:pPr>
+            <w:r>
+              <w:t xml:space="preserve">14</w:t>
+            </w:r>
+          </w:p>
+        </w:tc>
+      </w:tr>
+      <w:tr>
+        <w:tc>
+          <w:tcPr/>
+          <w:p>
+            <w:pPr>
+              <w:pStyle w:val="Compact"/>
+            </w:pPr>
+            <w:r>
+              <w:t xml:space="preserve">2019</w:t>
+            </w:r>
+          </w:p>
+        </w:tc>
+        <w:tc>
+          <w:tcPr/>
+          <w:p>
+            <w:pPr>
+              <w:pStyle w:val="Compact"/>
+            </w:pPr>
+            <w:r>
+              <w:t xml:space="preserve">650</w:t>
+            </w:r>
+          </w:p>
+        </w:tc>
+        <w:tc>
+          <w:tcPr/>
+          <w:p>
+            <w:pPr>
+              <w:pStyle w:val="Compact"/>
+            </w:pPr>
+            <w:r>
+              <w:t xml:space="preserve">125</w:t>
+            </w:r>
+          </w:p>
+        </w:tc>
+        <w:tc>
+          <w:tcPr/>
+          <w:p>
+            <w:pPr>
+              <w:pStyle w:val="Compact"/>
+            </w:pPr>
+            <w:r>
+              <w:t xml:space="preserve">525</w:t>
+            </w:r>
+          </w:p>
+        </w:tc>
+        <w:tc>
+          <w:tcPr/>
+          <w:p>
+            <w:pPr>
+              <w:pStyle w:val="Compact"/>
+            </w:pPr>
+            <w:r>
+              <w:t xml:space="preserve">230</w:t>
+            </w:r>
+          </w:p>
+        </w:tc>
+        <w:tc>
+          <w:tcPr/>
+          <w:p>
+            <w:pPr>
+              <w:pStyle w:val="Compact"/>
+            </w:pPr>
+            <w:r>
+              <w:t xml:space="preserve">12.7%</w:t>
+            </w:r>
+          </w:p>
+        </w:tc>
+        <w:tc>
+          <w:tcPr/>
+          <w:p>
+            <w:pPr>
+              <w:pStyle w:val="Compact"/>
+            </w:pPr>
+            <w:r>
+              <w:t xml:space="preserve">13</w:t>
+            </w:r>
+          </w:p>
+        </w:tc>
+      </w:tr>
+      <w:tr>
+        <w:tc>
+          <w:tcPr/>
+          <w:p>
+            <w:pPr>
+              <w:pStyle w:val="Compact"/>
+            </w:pPr>
+            <w:r>
+              <w:t xml:space="preserve">2020</w:t>
+            </w:r>
+          </w:p>
+        </w:tc>
+        <w:tc>
+          <w:tcPr/>
+          <w:p>
+            <w:pPr>
+              <w:pStyle w:val="Compact"/>
+            </w:pPr>
+            <w:r>
+              <w:t xml:space="preserve">445</w:t>
+            </w:r>
+          </w:p>
+        </w:tc>
+        <w:tc>
+          <w:tcPr/>
+          <w:p>
+            <w:pPr>
+              <w:pStyle w:val="Compact"/>
+            </w:pPr>
+            <w:r>
+              <w:t xml:space="preserve">48</w:t>
+            </w:r>
+          </w:p>
+        </w:tc>
+        <w:tc>
+          <w:tcPr/>
+          <w:p>
+            <w:pPr>
+              <w:pStyle w:val="Compact"/>
+            </w:pPr>
+            <w:r>
+              <w:t xml:space="preserve">397</w:t>
+            </w:r>
+          </w:p>
+        </w:tc>
+        <w:tc>
+          <w:tcPr/>
+          <w:p>
+            <w:pPr>
+              <w:pStyle w:val="Compact"/>
+            </w:pPr>
+            <w:r>
+              <w:t xml:space="preserve">66</w:t>
+            </w:r>
+          </w:p>
+        </w:tc>
+        <w:tc>
+          <w:tcPr/>
+          <w:p>
+            <w:pPr>
+              <w:pStyle w:val="Compact"/>
+            </w:pPr>
+            <w:r>
+              <w:t xml:space="preserve">7.4%</w:t>
+            </w:r>
+          </w:p>
+        </w:tc>
+        <w:tc>
+          <w:tcPr/>
+          <w:p>
+            <w:pPr>
+              <w:pStyle w:val="Compact"/>
+            </w:pPr>
+            <w:r>
+              <w:t xml:space="preserve">13</w:t>
+            </w:r>
+          </w:p>
+        </w:tc>
+      </w:tr>
+      <w:tr>
+        <w:tc>
+          <w:tcPr/>
+          <w:p>
+            <w:pPr>
+              <w:pStyle w:val="Compact"/>
+            </w:pPr>
+            <w:r>
+              <w:t xml:space="preserve">2021</w:t>
+            </w:r>
+          </w:p>
+        </w:tc>
+        <w:tc>
+          <w:tcPr/>
+          <w:p>
+            <w:pPr>
+              <w:pStyle w:val="Compact"/>
+            </w:pPr>
+            <w:r>
+              <w:t xml:space="preserve">458</w:t>
+            </w:r>
+          </w:p>
+        </w:tc>
+        <w:tc>
+          <w:tcPr/>
+          <w:p>
+            <w:pPr>
+              <w:pStyle w:val="Compact"/>
+            </w:pPr>
+            <w:r>
+              <w:t xml:space="preserve">77</w:t>
+            </w:r>
+          </w:p>
+        </w:tc>
+        <w:tc>
+          <w:tcPr/>
+          <w:p>
+            <w:pPr>
+              <w:pStyle w:val="Compact"/>
+            </w:pPr>
+            <w:r>
+              <w:t xml:space="preserve">381</w:t>
+            </w:r>
+          </w:p>
+        </w:tc>
+        <w:tc>
+          <w:tcPr/>
+          <w:p>
+            <w:pPr>
+              <w:pStyle w:val="Compact"/>
+            </w:pPr>
+            <w:r>
+              <w:t xml:space="preserve">81</w:t>
+            </w:r>
+          </w:p>
+        </w:tc>
+        <w:tc>
+          <w:tcPr/>
+          <w:p>
+            <w:pPr>
+              <w:pStyle w:val="Compact"/>
+            </w:pPr>
+            <w:r>
+              <w:t xml:space="preserve">12.1%</w:t>
+            </w:r>
+          </w:p>
+        </w:tc>
+        <w:tc>
+          <w:tcPr/>
+          <w:p>
+            <w:pPr>
+              <w:pStyle w:val="Compact"/>
+            </w:pPr>
+            <w:r>
+              <w:t xml:space="preserve">13</w:t>
+            </w:r>
+          </w:p>
+        </w:tc>
+      </w:tr>
+      <w:tr>
+        <w:tc>
+          <w:tcPr/>
+          <w:p>
+            <w:pPr>
+              <w:pStyle w:val="Compact"/>
+            </w:pPr>
+            <w:r>
+              <w:t xml:space="preserve">2022</w:t>
+            </w:r>
+          </w:p>
+        </w:tc>
+        <w:tc>
+          <w:tcPr/>
+          <w:p>
+            <w:pPr>
+              <w:pStyle w:val="Compact"/>
+            </w:pPr>
+            <w:r>
+              <w:t xml:space="preserve">562</w:t>
+            </w:r>
+          </w:p>
+        </w:tc>
+        <w:tc>
+          <w:tcPr/>
+          <w:p>
+            <w:pPr>
+              <w:pStyle w:val="Compact"/>
+            </w:pPr>
+            <w:r>
+              <w:t xml:space="preserve">168</w:t>
+            </w:r>
+          </w:p>
+        </w:tc>
+        <w:tc>
+          <w:tcPr/>
+          <w:p>
+            <w:pPr>
+              <w:pStyle w:val="Compact"/>
+            </w:pPr>
+            <w:r>
+              <w:t xml:space="preserve">394</w:t>
+            </w:r>
+          </w:p>
+        </w:tc>
+        <w:tc>
+          <w:tcPr/>
+          <w:p>
+            <w:pPr>
+              <w:pStyle w:val="Compact"/>
+            </w:pPr>
+            <w:r>
+              <w:t xml:space="preserve">n/a</w:t>
+            </w:r>
+          </w:p>
+        </w:tc>
+        <w:tc>
+          <w:tcPr/>
+          <w:p>
+            <w:pPr>
+              <w:pStyle w:val="Compact"/>
+            </w:pPr>
+            <w:r>
+              <w:t xml:space="preserve">22.5%</w:t>
+            </w:r>
+          </w:p>
+        </w:tc>
+        <w:tc>
+          <w:tcPr/>
+          <w:p>
+            <w:pPr>
+              <w:pStyle w:val="Compact"/>
+            </w:pPr>
+            <w:r>
+              <w:t xml:space="preserve">14</w:t>
+            </w:r>
+          </w:p>
+        </w:tc>
+      </w:tr>
+      <w:tr>
+        <w:tc>
+          <w:tcPr/>
+          <w:p>
+            <w:pPr>
+              <w:pStyle w:val="Compact"/>
+            </w:pPr>
+            <w:r>
+              <w:t xml:space="preserve">2023</w:t>
+            </w:r>
+          </w:p>
+        </w:tc>
+        <w:tc>
+          <w:tcPr/>
+          <w:p>
+            <w:pPr>
+              <w:pStyle w:val="Compact"/>
+            </w:pPr>
+            <w:r>
+              <w:t xml:space="preserve">562</w:t>
+            </w:r>
+          </w:p>
+        </w:tc>
+        <w:tc>
+          <w:tcPr/>
+          <w:p>
+            <w:pPr>
+              <w:pStyle w:val="Compact"/>
+            </w:pPr>
+            <w:r>
+              <w:t xml:space="preserve">126</w:t>
+            </w:r>
+          </w:p>
+        </w:tc>
+        <w:tc>
+          <w:tcPr/>
+          <w:p>
+            <w:pPr>
+              <w:pStyle w:val="Compact"/>
+            </w:pPr>
+            <w:r>
+              <w:t xml:space="preserve">436</w:t>
+            </w:r>
+          </w:p>
+        </w:tc>
+        <w:tc>
+          <w:tcPr/>
+          <w:p>
+            <w:pPr>
+              <w:pStyle w:val="Compact"/>
+            </w:pPr>
+            <w:r>
+              <w:t xml:space="preserve">n/a</w:t>
+            </w:r>
+          </w:p>
+        </w:tc>
+        <w:tc>
+          <w:tcPr/>
+          <w:p>
+            <w:pPr>
+              <w:pStyle w:val="Compact"/>
+            </w:pPr>
+            <w:r>
+              <w:t xml:space="preserve">15.7%</w:t>
+            </w:r>
+          </w:p>
+        </w:tc>
+        <w:tc>
+          <w:tcPr/>
+          <w:p>
+            <w:pPr>
+              <w:pStyle w:val="Compact"/>
+            </w:pPr>
+            <w:r>
+              <w:t xml:space="preserve">13</w:t>
+            </w:r>
+          </w:p>
+        </w:tc>
+      </w:tr>
+    </w:tbl>
+    <w:p>
+      <w:pPr>
+        <w:pStyle w:val="BodyText"/>
+      </w:pPr>
+      <w:r>
+        <w:t xml:space="preserve">Newly observable episodes by specialty: URPS, 480; urology, 421; General OB/GYN, 205; MIGS, 8.</w:t>
+      </w:r>
+    </w:p>
+    <w:bookmarkEnd w:id="48"/>
     <w:sectPr>
       <w:footnotePr>
         <w:numRestart w:val="eachSect"/>

--- a/output/manuscript.docx
+++ b/output/manuscript.docx
@@ -18,15 +18,6 @@
         <w:t xml:space="preserve">Tyler Muffly, MD</w:t>
       </w:r>
     </w:p>
-    <w:bookmarkStart w:id="9" w:name="abstract"/>
-    <w:p>
-      <w:pPr>
-        <w:pStyle w:val="Heading2"/>
-      </w:pPr>
-      <w:r>
-        <w:t xml:space="preserve">Abstract</w:t>
-      </w:r>
-    </w:p>
     <w:p>
       <w:pPr>
         <w:pStyle w:val="FirstParagraph"/>
@@ -36,13 +27,19 @@
           <w:b/>
           <w:bCs/>
         </w:rPr>
-        <w:t xml:space="preserve">Objective:</w:t>
+        <w:t xml:space="preserve">Author:</w:t>
       </w:r>
       <w:r>
         <w:t xml:space="preserve"> </w:t>
       </w:r>
       <w:r>
-        <w:t xml:space="preserve">To describe the specialty distribution, annual surgeon volume, and surgeon-level concentration of physicians performing sling surgery for stress urinary incontinence (CPT 57288) in fee-for-service Medicare.</w:t>
+        <w:t xml:space="preserve">Tyler Muffly, MD</w:t>
+      </w:r>
+      <w:r>
+        <w:rPr>
+          <w:vertAlign w:val="superscript"/>
+        </w:rPr>
+        <w:t xml:space="preserve">1</w:t>
       </w:r>
     </w:p>
     <w:p>
@@ -51,16 +48,19 @@
       </w:pPr>
       <w:r>
         <w:rPr>
-          <w:b/>
-          <w:bCs/>
+          <w:vertAlign w:val="superscript"/>
         </w:rPr>
-        <w:t xml:space="preserve">Methods:</w:t>
+        <w:t xml:space="preserve">1</w:t>
       </w:r>
       <w:r>
         <w:t xml:space="preserve"> </w:t>
       </w:r>
       <w:r>
-        <w:t xml:space="preserve">We analyzed the CMS Medicare Physician and Other Practitioners Public Use File across all 11 calendar years, 2013 through 2023. Physicians billing CPT 57288 were classified as Urogynecology and Reconstructive Pelvic Surgery (URPS), Minimally Invasive Gynecologic Surgery (MIGS), General OB/GYN, or non-URPS urology by combining CMS provider type with ABOG and ABU subspecialty rosters. We measured surgeon-level concentration with the Gini coefficient and HHI, both overall and by year. Annual volume was modeled with a Poisson generalized estimating equation clustered by NPI; a per-physician Kruskal-Wallis analysis was secondary. Market-share trends were evaluated under fixed-membership and certification-gated classifications designed to bound the likely trend, with modal and ever-URPS/MIGS sensitivity analyses.</w:t>
+        <w:rPr>
+          <w:i/>
+          <w:iCs/>
+        </w:rPr>
+        <w:t xml:space="preserve">[Affiliation to be completed: division, department, institution, city, state]</w:t>
       </w:r>
     </w:p>
     <w:p>
@@ -72,13 +72,23 @@
           <w:b/>
           <w:bCs/>
         </w:rPr>
-        <w:t xml:space="preserve">Results:</w:t>
+        <w:t xml:space="preserve">Corresponding author:</w:t>
       </w:r>
       <w:r>
         <w:t xml:space="preserve"> </w:t>
       </w:r>
       <w:r>
-        <w:t xml:space="preserve">Across 2013 through 2023, 1,789 physicians performed 147,632 procedures across 6,937 physician-years. URPS was the largest group (767 physicians; 89,773 procedures, 60.8%; median 19/year [p25–p75, 14–28]), followed by non-URPS urology (689 physicians; 26.1%; median 16), General OB/GYN (336; 12.4%; median 15), and MIGS (10; 0.6%; median 16). Reported services fell from 16,399 in 2013 to 12,223 in 2023 (-25.5%), but the female Part B fee-for-service population contracted by -14.7% over the same period; after denominator adjustment the utilization rate declined only from 89.4 to 78.1 services per 100,000 (-12.6%; rate trend not significant, p = 0.139), with a 2020 nadir and partial recovery. Compared with URPS, adjusted annual volume was lower for urology (rate ratio [RR] 0.76 (0.67–0.87)), General OB/GYN (RR 0.68 (0.51–0.91)), and MIGS (RR 0.85 (0.55–1.32)). Volume fell by approximately 11% in 2020 (RR 0.88 (0.85–0.92); p &lt; 0.001); the specialty-by-year interaction showed flat per-physician trends for the well-populated groups (URPS RR 0.997 (0.990-1.005), urology RR 0.987 (0.973-1.002), General OB/GYN RR 0.997 (0.974-1.019)). Surgeon-level concentration was low and similar across the three well-populated groups, with overlapping bootstrap confidence intervals (Gini 0.52–0.56); within-year concentration remained low and stable (annual Gini approximately 0.26–0.28; p for trend = 0.733). URPS share increased by 0.90 percentage points per year (p &lt; 0.001), whereas urology (-0.55; p = 0.002) and General OB/GYN (-0.41; p = 0.004) declined. The increase remained significant under every classification scenario, and the two scenarios differed in the estimated rate of increase rather than the endpoint level. Under fixed membership URPS rose from 53.4% to 63.8% (+0.90 percentage points/year); under certification-gated classification it rose more steeply, from 42.2% to 62.8% (+1.52 percentage points/year), because pre-certification physicians count as generalists, and the two estimates converged by 2023. Newly observable surgeons performed 7.4%–22.5% of annual volume at a median of approximately 13 services; URPS accounted for the most newly observable episodes (480), while urology showed substantial threshold-crossing turnover (421) despite a declining share.</w:t>
+        <w:t xml:space="preserve">Tyler Muffly, MD.</w:t>
+      </w:r>
+      <w:r>
+        <w:t xml:space="preserve"> </w:t>
+      </w:r>
+      <w:r>
+        <w:rPr>
+          <w:i/>
+          <w:iCs/>
+        </w:rPr>
+        <w:t xml:space="preserve">[mailing address, telephone, and email to be completed]</w:t>
       </w:r>
     </w:p>
     <w:p>
@@ -90,62 +100,45 @@
           <w:b/>
           <w:bCs/>
         </w:rPr>
-        <w:t xml:space="preserve">Conclusions:</w:t>
+        <w:t xml:space="preserve">Funding:</w:t>
       </w:r>
       <w:r>
         <w:t xml:space="preserve"> </w:t>
       </w:r>
       <w:r>
-        <w:t xml:space="preserve">URPS physicians perform most sling operations for stress urinary incontinence in fee-for-service Medicare and have the highest adjusted per-physician volume; within-year surgeon-level concentration was low and stable and did not differ meaningfully across specialties. The rising URPS share reflects declining observable participation by non-URPS providers rather than increasing surgeon-level concentration. These findings describe the observable fee-for-service workforce and may inform workforce surveillance and fellowship planning; outcome and access studies are needed before drawing credentialing implications.</w:t>
-      </w:r>
-    </w:p>
-    <w:p>
-      <w:r>
-        <w:pict>
-          <v:rect style="width:0;height:1.5pt" o:hralign="center" o:hrstd="t" o:hr="t"/>
-        </w:pict>
-      </w:r>
-    </w:p>
-    <w:bookmarkEnd w:id="9"/>
-    <w:bookmarkStart w:id="10" w:name="introduction"/>
-    <w:p>
-      <w:pPr>
-        <w:pStyle w:val="Heading2"/>
-      </w:pPr>
-      <w:r>
-        <w:t xml:space="preserve">Introduction</w:t>
-      </w:r>
-    </w:p>
-    <w:p>
-      <w:pPr>
-        <w:pStyle w:val="FirstParagraph"/>
-      </w:pPr>
-      <w:r>
-        <w:t xml:space="preserve">Sling surgery is a common operation for stress urinary incontinence (SUI) and remains a standard surgical treatment when conservative care fails.</w:t>
-      </w:r>
-      <w:r>
         <w:rPr>
-          <w:vertAlign w:val="superscript"/>
+          <w:i/>
+          <w:iCs/>
         </w:rPr>
-        <w:t xml:space="preserve">1,2</w:t>
-      </w:r>
-      <w:r>
+        <w:t xml:space="preserve">[to be completed; state</w:t>
+      </w:r>
+      <w:r>
+        <w:rPr>
+          <w:i/>
+          <w:iCs/>
+        </w:rPr>
         <w:t xml:space="preserve"> </w:t>
       </w:r>
       <w:r>
-        <w:t xml:space="preserve">These operations are reported under CPT 57288, whose descriptor is</w:t>
-      </w:r>
-      <w:r>
+        <w:rPr>
+          <w:i/>
+          <w:iCs/>
+        </w:rPr>
+        <w:t xml:space="preserve">“None”</w:t>
+      </w:r>
+      <w:r>
+        <w:rPr>
+          <w:i/>
+          <w:iCs/>
+        </w:rPr>
         <w:t xml:space="preserve"> </w:t>
       </w:r>
       <w:r>
-        <w:t xml:space="preserve">“sling operation for stress incontinence (eg, fascia or synthetic).”</w:t>
-      </w:r>
-      <w:r>
-        <w:t xml:space="preserve"> </w:t>
-      </w:r>
-      <w:r>
-        <w:t xml:space="preserve">The code therefore captures autologous fascial and synthetic sling operations together and does not identify the sling material or distinguish retropubic, transobturator, single-incision, or pubovaginal technique. Despite the procedure’s widespread use, little is known about which specialties perform these operations in the Medicare population or how volume is distributed among surgeons.</w:t>
+        <w:rPr>
+          <w:i/>
+          <w:iCs/>
+        </w:rPr>
+        <w:t xml:space="preserve">if not applicable]</w:t>
       </w:r>
     </w:p>
     <w:p>
@@ -153,19 +146,49 @@
         <w:pStyle w:val="BodyText"/>
       </w:pPr>
       <w:r>
-        <w:t xml:space="preserve">These questions matter for surgical quality, training, and workforce planning. Across surgery, higher surgeon and hospital volume is generally associated with better outcomes.</w:t>
-      </w:r>
-      <w:r>
         <w:rPr>
-          <w:vertAlign w:val="superscript"/>
+          <w:b/>
+          <w:bCs/>
         </w:rPr>
-        <w:t xml:space="preserve">4,5</w:t>
+        <w:t xml:space="preserve">Conflicts of interest:</w:t>
       </w:r>
       <w:r>
         <w:t xml:space="preserve"> </w:t>
       </w:r>
       <w:r>
-        <w:t xml:space="preserve">Evidence for procedure-specific volume thresholds in sling surgery is more limited. The specialty mix has also changed during the past decade.</w:t>
+        <w:rPr>
+          <w:i/>
+          <w:iCs/>
+        </w:rPr>
+        <w:t xml:space="preserve">[to be completed; state</w:t>
+      </w:r>
+      <w:r>
+        <w:rPr>
+          <w:i/>
+          <w:iCs/>
+        </w:rPr>
+        <w:t xml:space="preserve"> </w:t>
+      </w:r>
+      <w:r>
+        <w:rPr>
+          <w:i/>
+          <w:iCs/>
+        </w:rPr>
+        <w:t xml:space="preserve">“The author reports no conflicts of interest”</w:t>
+      </w:r>
+      <w:r>
+        <w:rPr>
+          <w:i/>
+          <w:iCs/>
+        </w:rPr>
+        <w:t xml:space="preserve"> </w:t>
+      </w:r>
+      <w:r>
+        <w:rPr>
+          <w:i/>
+          <w:iCs/>
+        </w:rPr>
+        <w:t xml:space="preserve">if applicable]</w:t>
       </w:r>
     </w:p>
     <w:p>
@@ -173,37 +196,21 @@
         <w:pStyle w:val="BodyText"/>
       </w:pPr>
       <w:r>
-        <w:t xml:space="preserve">Three developments make this analysis timely. First, Female Pelvic Medicine and Reconstructive Surgery, now named Urogynecology and Reconstructive Pelvic Surgery (URPS), has grown since receiving American Board of Medical Specialties recognition in 2013.</w:t>
-      </w:r>
-      <w:r>
         <w:rPr>
-          <w:vertAlign w:val="superscript"/>
+          <w:b/>
+          <w:bCs/>
         </w:rPr>
-        <w:t xml:space="preserve">6</w:t>
+        <w:t xml:space="preserve">Acknowledgments:</w:t>
       </w:r>
       <w:r>
         <w:t xml:space="preserve"> </w:t>
       </w:r>
       <w:r>
-        <w:t xml:space="preserve">Certification is available through both obstetrics and gynecology (ABOG) and urology (ABU) pathways. Second, US Food and Drug Administration actions on urogynecologic mesh changed public perception of mesh and may have affected sling use.</w:t>
-      </w:r>
-      <w:r>
         <w:rPr>
-          <w:vertAlign w:val="superscript"/>
+          <w:i/>
+          <w:iCs/>
         </w:rPr>
-        <w:t xml:space="preserve">7</w:t>
-      </w:r>
-      <w:r>
-        <w:t xml:space="preserve"> </w:t>
-      </w:r>
-      <w:r>
-        <w:t xml:space="preserve">The 2019 FDA order concerned transvaginal mesh for pelvic organ prolapse and did not remove synthetic midurethral slings for stress incontinence from the market; the two devices are frequently conflated in public discussion. Third, procedural concentration, the extent to which a relatively small group of clinicians performs a large share of procedures, has become relevant to quality improvement and resource allocation.</w:t>
-      </w:r>
-      <w:r>
-        <w:rPr>
-          <w:vertAlign w:val="superscript"/>
-        </w:rPr>
-        <w:t xml:space="preserve">8</w:t>
+        <w:t xml:space="preserve">[to be completed]</w:t>
       </w:r>
     </w:p>
     <w:p>
@@ -211,245 +218,22 @@
         <w:pStyle w:val="BodyText"/>
       </w:pPr>
       <w:r>
-        <w:t xml:space="preserve">We therefore characterized specialty distribution, annual surgeon volume, and surgeon-level concentration among physicians performing sling surgery for stress urinary incontinence in fee-for-service Medicare from 2013 through 2023. We also evaluated changes in each specialty’s share of reported services over time.</w:t>
-      </w:r>
-    </w:p>
-    <w:bookmarkEnd w:id="10"/>
-    <w:bookmarkStart w:id="16" w:name="methods"/>
-    <w:p>
-      <w:pPr>
-        <w:pStyle w:val="Heading2"/>
-      </w:pPr>
-      <w:r>
-        <w:t xml:space="preserve">Methods</w:t>
-      </w:r>
-    </w:p>
-    <w:bookmarkStart w:id="11" w:name="study-design-and-data-source"/>
-    <w:p>
-      <w:pPr>
-        <w:pStyle w:val="Heading3"/>
-      </w:pPr>
-      <w:r>
-        <w:t xml:space="preserve">Study Design and Data Source</w:t>
-      </w:r>
-    </w:p>
-    <w:p>
-      <w:pPr>
-        <w:pStyle w:val="FirstParagraph"/>
-      </w:pPr>
-      <w:r>
-        <w:t xml:space="preserve">We conducted a repeated cross-sectional analysis of the Centers for Medicare &amp; Medicaid Services (CMS) Medicare Physician and Other Practitioners Public Use File (PUF) from 2013 through 2023. The PUF contains all fee-for-service Medicare Part B claims aggregated to the provider-service level. Each row represents a unique combination of National Provider Identifier (NPI), Healthcare Common Procedure Coding System code, place of service, and calendar year. Because the dataset is publicly available and contains no protected health information, institutional review board approval was not required.</w:t>
-      </w:r>
-    </w:p>
-    <w:p>
-      <w:pPr>
-        <w:pStyle w:val="BodyText"/>
-      </w:pPr>
-      <w:r>
-        <w:t xml:space="preserve">All 11 annual PUF releases (2013 through 2023) were verified against the CMS file specifications for completeness before analysis.</w:t>
-      </w:r>
-    </w:p>
-    <w:bookmarkEnd w:id="11"/>
-    <w:bookmarkStart w:id="12" w:name="specialty-classification"/>
-    <w:p>
-      <w:pPr>
-        <w:pStyle w:val="Heading3"/>
-      </w:pPr>
-      <w:r>
-        <w:t xml:space="preserve">Specialty Classification</w:t>
-      </w:r>
-    </w:p>
-    <w:p>
-      <w:pPr>
-        <w:pStyle w:val="FirstParagraph"/>
-      </w:pPr>
-      <w:r>
-        <w:t xml:space="preserve">Providers were assigned to four mutually exclusive groups: URPS, MIGS, General OB/GYN, or non-URPS urology. We first used the annual CMS provider type (Rndrng_Prvdr_Type), which may vary by year, to identify OB/GYN, urology, or another specialty. Among OB/GYN physicians, the ABOG subspecialty registry (a snapshot of ABOG-certified diplomates linked to NPIs primarily by exact NPI match and, when needed, by full name and practice state) identified</w:t>
+        <w:rPr>
+          <w:b/>
+          <w:bCs/>
+        </w:rPr>
+        <w:t xml:space="preserve">Data and code availability:</w:t>
       </w:r>
       <w:r>
         <w:t xml:space="preserve"> </w:t>
       </w:r>
       <w:r>
-        <w:t xml:space="preserve">“Female Pelvic Medicine and Reconstructive Surgery”</w:t>
+        <w:t xml:space="preserve">The complete, reproducible analytic pipeline and this manuscript source are available at</w:t>
       </w:r>
       <w:r>
         <w:t xml:space="preserve"> </w:t>
       </w:r>
-      <w:r>
-        <w:t xml:space="preserve">as URPS and</w:t>
-      </w:r>
-      <w:r>
-        <w:t xml:space="preserve"> </w:t>
-      </w:r>
-      <w:r>
-        <w:t xml:space="preserve">“MIG”</w:t>
-      </w:r>
-      <w:r>
-        <w:t xml:space="preserve"> </w:t>
-      </w:r>
-      <w:r>
-        <w:t xml:space="preserve">as MIGS; all other OB/GYN physicians were classified as General OB/GYN. This yielded 1789-cohort assignments of URPS, MIGS, and General OB/GYN through the OB/GYN pathway.</w:t>
-      </w:r>
-    </w:p>
-    <w:p>
-      <w:pPr>
-        <w:pStyle w:val="BodyText"/>
-      </w:pPr>
-      <w:r>
-        <w:t xml:space="preserve">Providers billing CPT 57288 who had neither an OB/GYN nor urology CMS type and were not in the ABOG registry (323 physicians, mostly with adjacent surgical provider types) were grouped with urology, on the rationale that non-gynecologic sling surgeons in Medicare are predominantly urologists; because they represent a small fraction of the cohort, this choice has limited influence on the specialty distribution. A further 84 records from heterogeneous non-OB/GYN, non-urology provider types (for example general surgery and osteopathic manipulative medicine) were excluded.</w:t>
-      </w:r>
-    </w:p>
-    <w:p>
-      <w:pPr>
-        <w:pStyle w:val="BodyText"/>
-      </w:pPr>
-      <w:r>
-        <w:t xml:space="preserve">We then cross-referenced the American Board of Urology roster (355 urology-pathway urogynecologist NPIs) to identify urology-pathway urogynecologists; 151 cohort physicians matched. These physicians were combined with ABOG-certified urogynecologists into a single all-pathway URPS group; all remaining urologists were classified as non-URPS urology. Without this step, fellowship-trained urology-pathway urogynecologists would appear only as</w:t>
-      </w:r>
-      <w:r>
-        <w:t xml:space="preserve"> </w:t>
-      </w:r>
-      <w:r>
-        <w:t xml:space="preserve">“Urology”</w:t>
-      </w:r>
-      <w:r>
-        <w:t xml:space="preserve"> </w:t>
-      </w:r>
-      <w:r>
-        <w:t xml:space="preserve">in the PUF. Because an all-pathway URPS group includes urology-trained subspecialists who are not gynecologists, we report the all-pathway URPS share separately from the OB/GYN-based share (URPS plus MIGS plus General OB/GYN, restricted to the OB/GYN training pathway), rather than a single</w:t>
-      </w:r>
-      <w:r>
-        <w:t xml:space="preserve"> </w:t>
-      </w:r>
-      <w:r>
-        <w:t xml:space="preserve">“gynecologic”</w:t>
-      </w:r>
-      <w:r>
-        <w:t xml:space="preserve"> </w:t>
-      </w:r>
-      <w:r>
-        <w:t xml:space="preserve">share.</w:t>
-      </w:r>
-    </w:p>
-    <w:p>
-      <w:pPr>
-        <w:pStyle w:val="BodyText"/>
-      </w:pPr>
-      <w:r>
-        <w:t xml:space="preserve">Specialty assignment could affect the estimated market-share trend because 45% of URPS physicians in the cohort were certified after 2013. We therefore examined two plausible classification scenarios that make opposite assumptions about pre-certification practice years. Fixed-membership classification assigns each physician’s eventual subspecialty to every study year; because it counts physicians as URPS before certification, it tends to produce a shallower estimated slope.</w:t>
-      </w:r>
-    </w:p>
-    <w:p>
-      <w:pPr>
-        <w:pStyle w:val="BodyText"/>
-      </w:pPr>
-      <w:r>
-        <w:t xml:space="preserve">Time-varying, certification-gated classification counts a physician as URPS or MIGS only beginning in the ABOG subspecialty certification year (sub1startdate, 2013–2024, distinct from the initial OB/GYN board date). Earlier years are classified by that year’s CMS provider type. Because certification generally follows the start of subspecialty practice (the 2013 examination certified physicians already practicing urogynecology, and later diplomates also practiced before certification), this scenario removes some genuine pre-certification practice from the early URPS count and tends to produce a steeper estimated slope. We present these as plausible scenarios rather than formal statistical bounds, because neither assumption is guaranteed to bracket the true trend.</w:t>
-      </w:r>
-    </w:p>
-    <w:p>
-      <w:pPr>
-        <w:pStyle w:val="BodyText"/>
-      </w:pPr>
-      <w:r>
-        <w:t xml:space="preserve">Modal and ever-URPS/MIGS classifications were additional sensitivity analyses. Urology-pathway URPS classification remained fixed because no urology subspecialty certification date was available. For the whole-period distribution, concentration, and volume analyses (Tables 1–3), each physician was assigned to the eventual combined subspecialty.</w:t>
-      </w:r>
-    </w:p>
-    <w:bookmarkEnd w:id="12"/>
-    <w:bookmarkStart w:id="13" w:name="cms-data-suppression"/>
-    <w:p>
-      <w:pPr>
-        <w:pStyle w:val="Heading3"/>
-      </w:pPr>
-      <w:r>
-        <w:t xml:space="preserve">CMS Data Suppression</w:t>
-      </w:r>
-    </w:p>
-    <w:p>
-      <w:pPr>
-        <w:pStyle w:val="FirstParagraph"/>
-      </w:pPr>
-      <w:r>
-        <w:t xml:space="preserve">CMS suppresses provider-service data when a provider treats fewer than 11 Medicare beneficiaries for a given code in a calendar year. Every observable provider in this study therefore treated at least 11 Medicare beneficiaries for CPT 57288 that year. Providers below the threshold are not observed, so the true number of low-volume surgeons is unknown. Suppression removes the lowest-volume physician-years and can bias the Gini coefficient and HHI in different directions, so the full-market concentration cannot be identified from the Public Use File. We therefore report bootstrap confidence intervals for the Gini coefficient and a sensitivity analysis that adds hypothetical suppressed low-volume providers before recomputing concentration.</w:t>
-      </w:r>
-    </w:p>
-    <w:bookmarkEnd w:id="13"/>
-    <w:bookmarkStart w:id="15" w:name="X46ca734e3ebd5db0ec3b7b3638b7437bae62243"/>
-    <w:p>
-      <w:pPr>
-        <w:pStyle w:val="Heading3"/>
-      </w:pPr>
-      <w:r>
-        <w:t xml:space="preserve">Outcome Measures and Statistical Analysis</w:t>
-      </w:r>
-    </w:p>
-    <w:p>
-      <w:pPr>
-        <w:pStyle w:val="FirstParagraph"/>
-      </w:pPr>
-      <w:r>
-        <w:t xml:space="preserve">The primary surgeon-level outcome was the annual number of CPT 57288 services per provider (Tot_Srvcs, reported services). To describe population utilization over time, we also computed the annual rate of CPT 57288 services per 100,000 female Part B fee-for-service Medicare beneficiaries, using the CMS Program Statistics Original Medicare Enrollment counts (table MDCR ENROLL AB 11, Sex = Female, Part B) as the denominator; absolute service counts are reported as a secondary measure. Because the Public Use File records no beneficiary age for the numerator, the rate is crude and is not age-standardized. We measured surgeon-level concentration with complementary metrics. The Gini coefficient summarizes inequality across the full surgeon-volume distribution, and we bootstrapped its 95% confidence interval by resampling providers. The Herfindahl–Hirschman Index (HHI) sums squared surgeon shares on a 0–10,000 scale and is more sensitive to the largest-volume surgeons. Because the minimum attainable HHI depends on the number of providers, we do not compare raw HHI directly across groups of very different size (URPS 767, General OB/GYN 336, MIGS 10 physicians); we also report the size-adjusted normalized HHI and the effective number of providers (1 divided by the sum of squared shares). Within-year concentration, computed separately for each calendar year, was the primary concentration measure; pooled multi-year values are secondary because they mix annual volume with how many years each physician remained observable.</w:t>
-      </w:r>
-    </w:p>
-    <w:p>
-      <w:pPr>
-        <w:pStyle w:val="BodyText"/>
-      </w:pPr>
-      <w:r>
-        <w:t xml:space="preserve">The physician was the operative production unit in these calculations. Thus, HHI describes surgeon-level procedural concentration rather than hospital or health-system market competition and should not be interpreted using FTC/DOJ antitrust thresholds.</w:t>
-      </w:r>
-    </w:p>
-    <w:p>
-      <w:pPr>
-        <w:pStyle w:val="BodyText"/>
-      </w:pPr>
-      <w:r>
-        <w:t xml:space="preserve">Because each physician contributed as many as eleven annual observations, physician-year records were correlated. We modeled the annual count of reported services, conditional on the physician-year being observable (above the CMS suppression threshold), with a Poisson generalized estimating equation clustered by NPI, using an exchangeable working correlation and robust standard errors. Fixed effects were specialty (URPS reference), calendar year centered at 2018, a specialty-by-year interaction, and a 2020 COVID indicator. Centering at mid-study makes the specialty main effects the adjusted rate ratios at 2018; because the interaction makes the year term specialty-specific, we report each specialty’s annual slope as a marginal linear contrast (the year term plus its interaction) rather than a single overall time effect. We report adjusted rate ratios with 95% CIs. A negative-binomial mixed model with a random intercept for NPI was fit as a sensitivity analysis, and its estimates are reported alongside the GEE. Additional sensitivity analyses excluded calendar year 2020 and restricted the cohort to physicians observable in at least two years.</w:t>
-      </w:r>
-    </w:p>
-    <w:p>
-      <w:pPr>
-        <w:pStyle w:val="BodyText"/>
-      </w:pPr>
-      <w:r>
-        <w:t xml:space="preserve">As a secondary analysis with one independent observation per physician, we compared each physician’s median annual volume across specialties using the Kruskal-Wallis test and Bonferroni-adjusted pairwise Wilcoxon tests.</w:t>
-      </w:r>
-    </w:p>
-    <w:p>
-      <w:pPr>
-        <w:pStyle w:val="BodyText"/>
-      </w:pPr>
-      <w:r>
-        <w:t xml:space="preserve">To estimate the URPS market-share trend, we modeled URPS services as a proportion of all annual services with a quasibinomial generalized linear model on calendar year (centered at 2018), which respects the compositional structure that separate ordinary least-squares regressions on annual percentages ignore. We express the trend as an odds ratio per year and as the marginal percentage-point change per year. Separate ordinary least-squares regressions of each specialty’s annual percentage share (URPS, urology, General OB/GYN) are reported as a descriptive sensitivity. MIGS was described without formal emphasis because only 10 physicians were identified.</w:t>
-      </w:r>
-    </w:p>
-    <w:p>
-      <w:pPr>
-        <w:pStyle w:val="BodyText"/>
-      </w:pPr>
-      <w:r>
-        <w:t xml:space="preserve">To describe observable participation transitions, we used a two-year washout. A surgeon was counted as newly observable in a given year when present but absent in both prior observable years; as continuing when present and not newly observable; and as no longer observable when absent in both subsequent observable years. We tabulated the share of annual volume performed by newly observable surgeons, their median volume, and their distribution by specialty. Because CMS suppression removes providers below 11 beneficiaries, these transitions describe when a surgeon crosses the reporting threshold, not genuine entry into or exit from practice; a surgeon may become unobservable and later reappear. Counts of newly observable surgeons by specialty are episode counts (a physician observed as newly observable in more than one year, after an intervening gap, contributes more than once), not counts of unique physicians.</w:t>
-      </w:r>
-    </w:p>
-    <w:p>
-      <w:pPr>
-        <w:pStyle w:val="BodyText"/>
-      </w:pPr>
-      <w:r>
-        <w:t xml:space="preserve">In a secondary geographic analysis, we tabulated observable surgeons and URPS share by practice state and identified states with no observable URPS surgeon performing at least 11 Medicare slings in any study year. We did not calculate state-level population-based rates because state-by-sex fee-for-service enrollment denominators were outside the scope of this analysis; the national utilization rate above uses the national female Part B fee-for-service denominator.</w:t>
-      </w:r>
-    </w:p>
-    <w:p>
-      <w:pPr>
-        <w:pStyle w:val="BodyText"/>
-      </w:pPr>
-      <w:r>
-        <w:t xml:space="preserve">Analyses were performed in R 4.4, with package versions locked through renv. The complete analytic pipeline is available at</w:t>
-      </w:r>
-      <w:r>
-        <w:t xml:space="preserve"> </w:t>
-      </w:r>
-      <w:hyperlink r:id="rId14">
+      <w:hyperlink r:id="rId9">
         <w:r>
           <w:rPr>
             <w:rStyle w:val="Hyperlink"/>
@@ -458,27 +242,57 @@
         </w:r>
       </w:hyperlink>
       <w:r>
-        <w:t xml:space="preserve">.</w:t>
+        <w:t xml:space="preserve">. The CMS Medicare Physician and Other Practitioners Public Use File and the CMS Program Statistics Original Medicare Enrollment tables are publicly available from data.cms.gov.</w:t>
       </w:r>
     </w:p>
-    <w:bookmarkEnd w:id="15"/>
-    <w:bookmarkEnd w:id="16"/>
-    <w:bookmarkStart w:id="21" w:name="results"/>
+    <w:p>
+      <w:pPr>
+        <w:pStyle w:val="BodyText"/>
+      </w:pPr>
+      <w:r>
+        <w:rPr>
+          <w:b/>
+          <w:bCs/>
+        </w:rPr>
+        <w:t xml:space="preserve">Word count (abstract):</w:t>
+      </w:r>
+      <w:r>
+        <w:t xml:space="preserve"> </w:t>
+      </w:r>
+      <w:r>
+        <w:t xml:space="preserve">approximately 250.</w:t>
+      </w:r>
+      <w:r>
+        <w:t xml:space="preserve"> </w:t>
+      </w:r>
+      <w:r>
+        <w:rPr>
+          <w:b/>
+          <w:bCs/>
+        </w:rPr>
+        <w:t xml:space="preserve">Manuscript type:</w:t>
+      </w:r>
+      <w:r>
+        <w:t xml:space="preserve"> </w:t>
+      </w:r>
+      <w:r>
+        <w:t xml:space="preserve">Original research.</w:t>
+      </w:r>
+    </w:p>
+    <w:p>
+      <w:r>
+        <w:pict>
+          <v:rect style="width:0;height:1.5pt" o:hralign="center" o:hrstd="t" o:hr="t"/>
+        </w:pict>
+      </w:r>
+    </w:p>
+    <w:bookmarkStart w:id="10" w:name="abstract"/>
     <w:p>
       <w:pPr>
         <w:pStyle w:val="Heading2"/>
       </w:pPr>
       <w:r>
-        <w:t xml:space="preserve">Results</w:t>
-      </w:r>
-    </w:p>
-    <w:bookmarkStart w:id="17" w:name="cohort-and-annual-volume"/>
-    <w:p>
-      <w:pPr>
-        <w:pStyle w:val="Heading3"/>
-      </w:pPr>
-      <w:r>
-        <w:t xml:space="preserve">Cohort and Annual Volume</w:t>
+        <w:t xml:space="preserve">Abstract</w:t>
       </w:r>
     </w:p>
     <w:p>
@@ -486,7 +300,17 @@
         <w:pStyle w:val="FirstParagraph"/>
       </w:pPr>
       <w:r>
-        <w:t xml:space="preserve">Across the full 11-year window, 1,789 physicians billed CPT 57288, accounting for 147,632 observed services in 6,937 physician-year observations. Participation was intermittent: 560 physicians (31%) appeared in one year, 756 (42%) in 2–5 years, 365 (20%) in 6–10 years, and 108 (6%) in all 11 years. Thus, only a small proportion maintained an observable Medicare sling practice throughout the study window.</w:t>
+        <w:rPr>
+          <w:b/>
+          <w:bCs/>
+        </w:rPr>
+        <w:t xml:space="preserve">Objectives:</w:t>
+      </w:r>
+      <w:r>
+        <w:t xml:space="preserve"> </w:t>
+      </w:r>
+      <w:r>
+        <w:t xml:space="preserve">To describe the specialty distribution, surgeon volume, and surgeon-level concentration of physicians performing sling surgery for stress urinary incontinence (CPT 57288) in fee-for-service Medicare, 2013 through 2023.</w:t>
       </w:r>
     </w:p>
     <w:p>
@@ -494,17 +318,88 @@
         <w:pStyle w:val="BodyText"/>
       </w:pPr>
       <w:r>
-        <w:t xml:space="preserve">The observed count of reported services fell from 16,399 in 2013 to 12,223 in 2023 (-25.5%). Over the same period, however, the female Part B fee-for-service population contracted from 18.35 million to 15.65 million beneficiaries (-14.7%), reflecting migration into Medicare Advantage. After denominator adjustment, the utilization rate declined more modestly, from 89.4 to 78.1 services per 100,000 female Part B fee-for-service beneficiaries (-12.6%), and the linear trend in the rate was not statistically significant (-1.65 per 100,000 per year; p = 0.139). The rate reached a low of 52.4 per 100,000 in 2020, consistent with pandemic-related deferral of elective surgery, then partially recovered. The number of observable surgeons also fell, from 812 to 562. Thus, much of the apparent decline in service counts reflected the shrinking fee-for-service denominator rather than a clear fall in age-eligible utilization.</w:t>
+        <w:rPr>
+          <w:b/>
+          <w:bCs/>
+        </w:rPr>
+        <w:t xml:space="preserve">Methods:</w:t>
+      </w:r>
+      <w:r>
+        <w:t xml:space="preserve"> </w:t>
+      </w:r>
+      <w:r>
+        <w:t xml:space="preserve">Using the CMS Medicare Physician and Other Practitioners Public Use File (all 11 years), we classified physicians billing CPT 57288 as Urogynecology and Reconstructive Pelvic Surgery (URPS), Minimally Invasive Gynecologic Surgery (MIGS), General OB/GYN, or non-URPS urology by combining CMS provider type with the ABOG and ABU rosters. Utilization was expressed per 100,000 female Part B fee-for-service beneficiaries. Annual volume was modeled with a Poisson generalized estimating equation clustered by NPI, and the URPS share trend with a quasibinomial model; concentration used the Gini coefficient and HHI with bootstrap confidence intervals.</w:t>
       </w:r>
     </w:p>
-    <w:bookmarkEnd w:id="17"/>
-    <w:bookmarkStart w:id="18" w:name="specialty-distribution-and-trends"/>
     <w:p>
       <w:pPr>
-        <w:pStyle w:val="Heading3"/>
+        <w:pStyle w:val="BodyText"/>
       </w:pPr>
       <w:r>
-        <w:t xml:space="preserve">Specialty Distribution and Trends</w:t>
+        <w:rPr>
+          <w:b/>
+          <w:bCs/>
+        </w:rPr>
+        <w:t xml:space="preserve">Results:</w:t>
+      </w:r>
+      <w:r>
+        <w:t xml:space="preserve"> </w:t>
+      </w:r>
+      <w:r>
+        <w:t xml:space="preserve">1,789 physicians performed 147,632 services; URPS was the largest group (60.8%; median 19/year). Reported services fell -25.5%, but after adjusting for a -14.7% contraction of the fee-for-service population the rate declined only -12.6% (trend not significant, p = 0.139). Adjusted per-physician volume was highest for URPS and flat over time. Within-year concentration was low, stable, and similar across specialties (overlapping Gini confidence intervals, 0.52–0.56). The all-pathway URPS share rose from 53.4% to 63.8% (+0.90 pp/year; p &lt; 0.001), significant in every classification scenario.</w:t>
+      </w:r>
+    </w:p>
+    <w:p>
+      <w:pPr>
+        <w:pStyle w:val="BodyText"/>
+      </w:pPr>
+      <w:r>
+        <w:rPr>
+          <w:b/>
+          <w:bCs/>
+        </w:rPr>
+        <w:t xml:space="preserve">Conclusions:</w:t>
+      </w:r>
+      <w:r>
+        <w:t xml:space="preserve"> </w:t>
+      </w:r>
+      <w:r>
+        <w:t xml:space="preserve">In observable fee-for-service Medicare, all-pathway URPS physicians perform most sling surgery for stress urinary incontinence, and the URPS share rose, driven by declining participation of non-URPS physicians rather than rising concentration. These findings describe the observable fee-for-service workforce; outcome and access studies are needed before credentialing implications.</w:t>
+      </w:r>
+    </w:p>
+    <w:p>
+      <w:pPr>
+        <w:pStyle w:val="BodyText"/>
+      </w:pPr>
+      <w:r>
+        <w:rPr>
+          <w:b/>
+          <w:bCs/>
+        </w:rPr>
+        <w:t xml:space="preserve">Keywords:</w:t>
+      </w:r>
+      <w:r>
+        <w:t xml:space="preserve"> </w:t>
+      </w:r>
+      <w:r>
+        <w:t xml:space="preserve">stress urinary incontinence; sling surgery; urogynecology; Medicare; surgical workforce; procedural concentration.</w:t>
+      </w:r>
+    </w:p>
+    <w:p>
+      <w:r>
+        <w:pict>
+          <v:rect style="width:0;height:1.5pt" o:hralign="center" o:hrstd="t" o:hr="t"/>
+        </w:pict>
+      </w:r>
+    </w:p>
+    <w:bookmarkEnd w:id="10"/>
+    <w:bookmarkStart w:id="11" w:name="simply-stated"/>
+    <w:p>
+      <w:pPr>
+        <w:pStyle w:val="Heading2"/>
+      </w:pPr>
+      <w:r>
+        <w:t xml:space="preserve">Simply Stated</w:t>
       </w:r>
     </w:p>
     <w:p>
@@ -512,7 +407,74 @@
         <w:pStyle w:val="FirstParagraph"/>
       </w:pPr>
       <w:r>
-        <w:t xml:space="preserve">URPS was the largest group: 767 physicians contributed 3,913 physician-years and 89,773 procedures (60.8%), with a median annual volume of 19 (p25–p75, 14–28). Non-URPS urology included 689 physicians, 2,032 physician-years, and 38,602 procedures (26.1%; median 16, 13–22). General OB/GYN included 336 physicians, 953 physician-years, and 18,316 procedures (12.4%; median 15, 12–22). MIGS included 10 physicians, 39 physician-years, and 941 procedures (0.6%; median 16, 12–24) (Table 1).</w:t>
+        <w:t xml:space="preserve">Sling surgery is a common operation for stress urinary incontinence, a condition that causes urine leakage with coughing, laughing, or exercise. Several kinds of doctors perform this surgery, including urogynecologists (subspecialists in pelvic floor surgery), general obstetrician-gynecologists, and urologists. Using national Medicare billing records from 2013 to 2023, we looked at who performs these operations and how the work is spread among surgeons. Urogynecologists performed most of the operations, and their share grew over the decade. The total number of billed operations fell, but much of that drop simply reflects that fewer older adults are in traditional Medicare rather than a real decline in the surgery. No small group of very high-volume surgeons dominated the work. These findings describe the traditional Medicare workforce and cannot, by themselves, tell us who should be allowed to perform the surgery.</w:t>
+      </w:r>
+    </w:p>
+    <w:bookmarkEnd w:id="11"/>
+    <w:bookmarkStart w:id="12" w:name="why-this-matters"/>
+    <w:p>
+      <w:pPr>
+        <w:pStyle w:val="Heading2"/>
+      </w:pPr>
+      <w:r>
+        <w:t xml:space="preserve">Why This Matters</w:t>
+      </w:r>
+    </w:p>
+    <w:p>
+      <w:pPr>
+        <w:pStyle w:val="FirstParagraph"/>
+      </w:pPr>
+      <w:r>
+        <w:t xml:space="preserve">The mix of specialties performing stress-incontinence surgery bears on training, credentialing, and patient access, yet national Medicare data on it are limited. This study adds two things. First, it identifies urogynecologists through both the obstetrics-gynecology and urology certification pathways, which avoids undercounting the subspecialty. Second, it shows that raw fee-for-service counts can be misleading: after accounting for the shrinking traditional-Medicare population, the apparent decline in sling surgery largely disappears, and within-year concentration among surgeons stayed low and stable. For clinicians and policymakers, the practical message is that observed shifts reflect changing workforce composition, not consolidation of care into a few hands, and that claims databases must be paired with enrollment denominators and outcome data before they can support credentialing or access decisions.</w:t>
+      </w:r>
+    </w:p>
+    <w:p>
+      <w:r>
+        <w:pict>
+          <v:rect style="width:0;height:1.5pt" o:hralign="center" o:hrstd="t" o:hr="t"/>
+        </w:pict>
+      </w:r>
+    </w:p>
+    <w:bookmarkEnd w:id="12"/>
+    <w:bookmarkStart w:id="13" w:name="introduction"/>
+    <w:p>
+      <w:pPr>
+        <w:pStyle w:val="Heading2"/>
+      </w:pPr>
+      <w:r>
+        <w:t xml:space="preserve">Introduction</w:t>
+      </w:r>
+    </w:p>
+    <w:p>
+      <w:pPr>
+        <w:pStyle w:val="FirstParagraph"/>
+      </w:pPr>
+      <w:r>
+        <w:t xml:space="preserve">Sling surgery is a common operation for stress urinary incontinence (SUI) and remains a standard surgical treatment when conservative care fails.</w:t>
+      </w:r>
+      <w:r>
+        <w:rPr>
+          <w:vertAlign w:val="superscript"/>
+        </w:rPr>
+        <w:t xml:space="preserve">1,2</w:t>
+      </w:r>
+      <w:r>
+        <w:t xml:space="preserve"> </w:t>
+      </w:r>
+      <w:r>
+        <w:t xml:space="preserve">These operations are reported under CPT 57288, whose descriptor is</w:t>
+      </w:r>
+      <w:r>
+        <w:t xml:space="preserve"> </w:t>
+      </w:r>
+      <w:r>
+        <w:t xml:space="preserve">“sling operation for stress incontinence (eg, fascia or synthetic).”</w:t>
+      </w:r>
+      <w:r>
+        <w:t xml:space="preserve"> </w:t>
+      </w:r>
+      <w:r>
+        <w:t xml:space="preserve">The code therefore captures autologous fascial and synthetic sling operations together and does not identify the sling material or distinguish retropubic, transobturator, single-incision, or pubovaginal technique. Despite the procedure’s widespread use, little is known about which specialties perform these operations in the Medicare population or how volume is distributed among surgeons.</w:t>
       </w:r>
     </w:p>
     <w:p>
@@ -520,7 +482,19 @@
         <w:pStyle w:val="BodyText"/>
       </w:pPr>
       <w:r>
-        <w:t xml:space="preserve">Because 13 physicians changed specialty groups across years, specialty-specific physician counts exceed the unique cohort total. Including urology-pathway urogynecologists reassigned 151 physicians and 12,272 procedures from urology to URPS compared with an ABOG-only classification.</w:t>
+        <w:t xml:space="preserve">These questions matter for surgical quality, training, and workforce planning. Across surgery, higher surgeon and hospital volume is generally associated with better outcomes.</w:t>
+      </w:r>
+      <w:r>
+        <w:rPr>
+          <w:vertAlign w:val="superscript"/>
+        </w:rPr>
+        <w:t xml:space="preserve">4,5</w:t>
+      </w:r>
+      <w:r>
+        <w:t xml:space="preserve"> </w:t>
+      </w:r>
+      <w:r>
+        <w:t xml:space="preserve">Evidence for procedure-specific volume thresholds in sling surgery is more limited. The specialty mix has also changed during the past decade.</w:t>
       </w:r>
     </w:p>
     <w:p>
@@ -528,7 +502,37 @@
         <w:pStyle w:val="BodyText"/>
       </w:pPr>
       <w:r>
-        <w:t xml:space="preserve">Annual market shares moved in different directions (Table 1). URPS increased from 53.4% in 2013 to 63.8% in 2023 (+0.90 percentage points/year; 95% CI 0.51 to 1.28; p &lt; 0.001). Urology decreased from 30.7% to 23.1% (-0.55 percentage points/year; 95% CI -0.84 to -0.26; p = 0.002), and General OB/GYN decreased from 15.7% to 12.3% (-0.41 percentage points/year; 95% CI -0.66 to -0.17; p = 0.004). MIGS increased descriptively from 0.2% to 0.8% (+0.07 percentage points/year), but this estimate is based on only 10 physicians. In the quasibinomial model of URPS services out of all annual services, which respects the compositional structure, the URPS share rose from a fitted 56.5% in 2013 to 65.7% in 2023 (odds ratio 1.040 (95% CI 1.025-1.054) per year; 0.92 percentage points per year; p &lt; 0.001), consistent with the descriptive ordinary least-squares estimate. Because total service counts declined, these changes represent redistribution among specialties rather than growth in services.</w:t>
+        <w:t xml:space="preserve">Three developments make this analysis timely. First, Female Pelvic Medicine and Reconstructive Surgery, now named Urogynecology and Reconstructive Pelvic Surgery (URPS), has grown since receiving American Board of Medical Specialties recognition in 2013.</w:t>
+      </w:r>
+      <w:r>
+        <w:rPr>
+          <w:vertAlign w:val="superscript"/>
+        </w:rPr>
+        <w:t xml:space="preserve">6</w:t>
+      </w:r>
+      <w:r>
+        <w:t xml:space="preserve"> </w:t>
+      </w:r>
+      <w:r>
+        <w:t xml:space="preserve">Certification is available through both obstetrics and gynecology (ABOG) and urology (ABU) pathways. Second, US Food and Drug Administration actions on urogynecologic mesh changed public perception of mesh and may have affected sling use.</w:t>
+      </w:r>
+      <w:r>
+        <w:rPr>
+          <w:vertAlign w:val="superscript"/>
+        </w:rPr>
+        <w:t xml:space="preserve">7</w:t>
+      </w:r>
+      <w:r>
+        <w:t xml:space="preserve"> </w:t>
+      </w:r>
+      <w:r>
+        <w:t xml:space="preserve">The 2019 FDA order concerned transvaginal mesh for pelvic organ prolapse and did not remove synthetic midurethral slings for stress incontinence from the market; the two devices are frequently conflated in public discussion. Third, procedural concentration, the extent to which a relatively small group of clinicians performs a large share of procedures, has become relevant to quality improvement and resource allocation.</w:t>
+      </w:r>
+      <w:r>
+        <w:rPr>
+          <w:vertAlign w:val="superscript"/>
+        </w:rPr>
+        <w:t xml:space="preserve">8</w:t>
       </w:r>
     </w:p>
     <w:p>
@@ -536,7 +540,34 @@
         <w:pStyle w:val="BodyText"/>
       </w:pPr>
       <w:r>
-        <w:t xml:space="preserve">The URPS increase was significant under every classification scenario, which differed in the estimated slope (Table 4). Fixed membership gave the shallower estimate because it counts physicians as URPS before certification: the all-pathway URPS share rose from 53.4% to 63.8% (+0.90 percentage points/year), and the OB/GYN-based share from 60.8% to 70.1% (+0.85 percentage points/year). Certification-gated classification gave the steeper estimate, from 42.2% to 62.8% (+1.52 percentage points/year), because it removes not-yet-certified physicians from the early URPS count; the two estimates converged near 62.8% by 2023.</w:t>
+        <w:t xml:space="preserve">We therefore characterized specialty distribution, annual surgeon volume, and surgeon-level concentration among physicians performing sling surgery for stress urinary incontinence in fee-for-service Medicare from 2013 through 2023. We also evaluated changes in each specialty’s share of reported services over time.</w:t>
+      </w:r>
+    </w:p>
+    <w:bookmarkEnd w:id="13"/>
+    <w:bookmarkStart w:id="18" w:name="materials-and-methods"/>
+    <w:p>
+      <w:pPr>
+        <w:pStyle w:val="Heading2"/>
+      </w:pPr>
+      <w:r>
+        <w:t xml:space="preserve">Materials and Methods</w:t>
+      </w:r>
+    </w:p>
+    <w:bookmarkStart w:id="14" w:name="study-design-and-data-source"/>
+    <w:p>
+      <w:pPr>
+        <w:pStyle w:val="Heading3"/>
+      </w:pPr>
+      <w:r>
+        <w:t xml:space="preserve">Study Design and Data Source</w:t>
+      </w:r>
+    </w:p>
+    <w:p>
+      <w:pPr>
+        <w:pStyle w:val="FirstParagraph"/>
+      </w:pPr>
+      <w:r>
+        <w:t xml:space="preserve">We conducted a repeated cross-sectional analysis of the Centers for Medicare &amp; Medicaid Services (CMS) Medicare Physician and Other Practitioners Public Use File (PUF) from 2013 through 2023. The PUF contains all fee-for-service Medicare Part B claims aggregated to the provider-service level. Each row represents a unique combination of National Provider Identifier (NPI), Healthcare Common Procedure Coding System code, place of service, and calendar year. Because the dataset is publicly available and contains no protected health information, institutional review board approval was not required.</w:t>
       </w:r>
     </w:p>
     <w:p>
@@ -544,17 +575,17 @@
         <w:pStyle w:val="BodyText"/>
       </w:pPr>
       <w:r>
-        <w:t xml:space="preserve">In the Poisson GEE clustered by NPI (calendar year centered at 2018), adjusted annual volume at mid-study was lower than URPS for every other group: urology RR 0.76 (0.67–0.87), General OB/GYN RR 0.68 (0.51–0.91), and MIGS RR 0.85 (0.55–1.32) (Table 3). Annual volume was approximately 11% lower in 2020 (RR 0.88 (0.85–0.92); p &lt; 0.001). The specialty-by-year interaction showed that per-physician volume did not change over time for the well-populated groups: the annual trend was flat for URPS (RR 0.997 (0.990-1.005); p = 0.516), urology (RR 0.987 (0.973-1.002); p = 0.091), and General OB/GYN (RR 0.997 (0.974-1.019); p = 0.761), and increased only for the 10-physician MIGS group (RR 1.084 (1.030-1.141); p = 0.002) (Table 3). A negative-binomial mixed model with a random intercept per NPI gave the same pattern of specialty differences (urology RR 0.86 (0.82–0.89), General OB/GYN RR 0.84 (0.80–0.88), 2020 RR 0.90 (0.88–0.93)). The one-observation-per-physician secondary analysis agreed (Kruskal-Wallis H = 66.6, df = 3, p &lt; 0.001); URPS volume exceeded both urology and General OB/GYN in pairwise comparisons (p &lt; 0.001).</w:t>
+        <w:t xml:space="preserve">All 11 annual PUF releases (2013 through 2023) were verified against the CMS file specifications for completeness before analysis.</w:t>
       </w:r>
     </w:p>
-    <w:bookmarkEnd w:id="18"/>
-    <w:bookmarkStart w:id="19" w:name="surgeon-volume-and-concentration"/>
+    <w:bookmarkEnd w:id="14"/>
+    <w:bookmarkStart w:id="15" w:name="specialty-classification"/>
     <w:p>
       <w:pPr>
         <w:pStyle w:val="Heading3"/>
       </w:pPr>
       <w:r>
-        <w:t xml:space="preserve">Surgeon Volume and Concentration</w:t>
+        <w:t xml:space="preserve">Specialty Classification</w:t>
       </w:r>
     </w:p>
     <w:p>
@@ -562,7 +593,31 @@
         <w:pStyle w:val="FirstParagraph"/>
       </w:pPr>
       <w:r>
-        <w:t xml:space="preserve">The primary concentration analysis was within-year. Within-year concentration was low and stable across the study period: the annual Gini ranged from 0.26 to 0.28, with no temporal trend (p = 0.733), and the annual top 20% performed approximately 38% of cases. No specialty-specific annual Gini changed significantly (all p &gt; 0.15). Thus, care did not become concentrated among a smaller group of high-volume surgeons as the observable surgeon pool contracted.</w:t>
+        <w:t xml:space="preserve">Providers were assigned to four mutually exclusive groups: URPS, MIGS, General OB/GYN, or non-URPS urology. We first used the annual CMS provider type (Rndrng_Prvdr_Type), which may vary by year, to identify OB/GYN, urology, or another specialty. Among OB/GYN physicians, the ABOG subspecialty registry (a snapshot of ABOG-certified diplomates linked to NPIs primarily by exact NPI match and, when needed, by full name and practice state) identified</w:t>
+      </w:r>
+      <w:r>
+        <w:t xml:space="preserve"> </w:t>
+      </w:r>
+      <w:r>
+        <w:t xml:space="preserve">“Female Pelvic Medicine and Reconstructive Surgery”</w:t>
+      </w:r>
+      <w:r>
+        <w:t xml:space="preserve"> </w:t>
+      </w:r>
+      <w:r>
+        <w:t xml:space="preserve">as URPS and</w:t>
+      </w:r>
+      <w:r>
+        <w:t xml:space="preserve"> </w:t>
+      </w:r>
+      <w:r>
+        <w:t xml:space="preserve">“MIG”</w:t>
+      </w:r>
+      <w:r>
+        <w:t xml:space="preserve"> </w:t>
+      </w:r>
+      <w:r>
+        <w:t xml:space="preserve">as MIGS; all other OB/GYN physicians were classified as General OB/GYN. This yielded 1789-cohort assignments of URPS, MIGS, and General OB/GYN through the OB/GYN pathway.</w:t>
       </w:r>
     </w:p>
     <w:p>
@@ -570,17 +625,73 @@
         <w:pStyle w:val="BodyText"/>
       </w:pPr>
       <w:r>
-        <w:t xml:space="preserve">Pooled multi-year concentration was similar across the three well-populated groups, with overlapping confidence intervals: URPS Gini 0.52 (95% CI 0.50-0.54), urology Gini 0.53 (95% CI 0.51-0.55), and General OB/GYN Gini 0.56 (95% CI 0.52-0.60) (Table 2). The size-adjusted normalized HHI was near zero for every group (URPS 0.001, urology 0.002, General OB/GYN 0.006 on a 0–1 scale), and the effective number of providers was large (URPS 368, urology 282, General OB/GYN 112), indicating that sling volume was distributed across many surgeons rather than dominated by a few. Because the specialties differ several-fold in provider count, raw HHI is not directly comparable across them (Table 2). Adding hypothetical suppressed low-volume providers raised the Gini only modestly (Supplementary Table S8), so the low-concentration conclusion is robust to the unobserved tail. URPS had the highest median annual volume and upper quartile (median 19; p75 28). MIGS was excluded from these comparisons because only 10 physicians were identified (1–4 per year); its nominal Gini of 0.61 and HHI of 3,036 are not stable specialty-wide estimates.</w:t>
+        <w:t xml:space="preserve">Providers billing CPT 57288 who had neither an OB/GYN nor urology CMS type and were not in the ABOG registry (323 physicians, mostly with adjacent surgical provider types) were grouped with urology, on the rationale that non-gynecologic sling surgeons in Medicare are predominantly urologists; because they represent a small fraction of the cohort, this choice has limited influence on the specialty distribution. A further 84 records from heterogeneous non-OB/GYN, non-urology provider types (for example general surgery and osteopathic manipulative medicine) were excluded.</w:t>
       </w:r>
     </w:p>
-    <w:bookmarkEnd w:id="19"/>
-    <w:bookmarkStart w:id="20" w:name="workforce-entry-and-exit"/>
+    <w:p>
+      <w:pPr>
+        <w:pStyle w:val="BodyText"/>
+      </w:pPr>
+      <w:r>
+        <w:t xml:space="preserve">We then cross-referenced the American Board of Urology roster (355 urology-pathway urogynecologist NPIs) to identify urology-pathway urogynecologists; 151 cohort physicians matched. These physicians were combined with ABOG-certified urogynecologists into a single all-pathway URPS group; all remaining urologists were classified as non-URPS urology. Without this step, fellowship-trained urology-pathway urogynecologists would appear only as</w:t>
+      </w:r>
+      <w:r>
+        <w:t xml:space="preserve"> </w:t>
+      </w:r>
+      <w:r>
+        <w:t xml:space="preserve">“Urology”</w:t>
+      </w:r>
+      <w:r>
+        <w:t xml:space="preserve"> </w:t>
+      </w:r>
+      <w:r>
+        <w:t xml:space="preserve">in the PUF. Because an all-pathway URPS group includes urology-trained subspecialists who are not gynecologists, we report the all-pathway URPS share separately from the OB/GYN-based share (URPS plus MIGS plus General OB/GYN, restricted to the OB/GYN training pathway), rather than a single</w:t>
+      </w:r>
+      <w:r>
+        <w:t xml:space="preserve"> </w:t>
+      </w:r>
+      <w:r>
+        <w:t xml:space="preserve">“gynecologic”</w:t>
+      </w:r>
+      <w:r>
+        <w:t xml:space="preserve"> </w:t>
+      </w:r>
+      <w:r>
+        <w:t xml:space="preserve">share.</w:t>
+      </w:r>
+    </w:p>
+    <w:p>
+      <w:pPr>
+        <w:pStyle w:val="BodyText"/>
+      </w:pPr>
+      <w:r>
+        <w:t xml:space="preserve">Specialty assignment could affect the estimated market-share trend because 45% of URPS physicians in the cohort were certified after 2013. We therefore examined two plausible classification scenarios that make opposite assumptions about pre-certification practice years. Fixed-membership classification assigns each physician’s eventual subspecialty to every study year; because it counts physicians as URPS before certification, it tends to produce a shallower estimated slope.</w:t>
+      </w:r>
+    </w:p>
+    <w:p>
+      <w:pPr>
+        <w:pStyle w:val="BodyText"/>
+      </w:pPr>
+      <w:r>
+        <w:t xml:space="preserve">Time-varying, certification-gated classification counts a physician as URPS or MIGS only beginning in the ABOG subspecialty certification year (sub1startdate, 2013–2024, distinct from the initial OB/GYN board date). Earlier years are classified by that year’s CMS provider type. Because certification generally follows the start of subspecialty practice (the 2013 examination certified physicians already practicing urogynecology, and later diplomates also practiced before certification), this scenario removes some genuine pre-certification practice from the early URPS count and tends to produce a steeper estimated slope. We present these as plausible scenarios rather than formal statistical bounds, because neither assumption is guaranteed to bracket the true trend.</w:t>
+      </w:r>
+    </w:p>
+    <w:p>
+      <w:pPr>
+        <w:pStyle w:val="BodyText"/>
+      </w:pPr>
+      <w:r>
+        <w:t xml:space="preserve">Modal and ever-URPS/MIGS classifications were additional sensitivity analyses. Urology-pathway URPS classification remained fixed because no urology subspecialty certification date was available. For the whole-period distribution, concentration, and volume analyses (Tables 1–3), each physician was assigned to the eventual combined subspecialty.</w:t>
+      </w:r>
+    </w:p>
+    <w:bookmarkEnd w:id="15"/>
+    <w:bookmarkStart w:id="16" w:name="cms-data-suppression"/>
     <w:p>
       <w:pPr>
         <w:pStyle w:val="Heading3"/>
       </w:pPr>
       <w:r>
-        <w:t xml:space="preserve">Workforce Entry and Exit</w:t>
+        <w:t xml:space="preserve">CMS Data Suppression</w:t>
       </w:r>
     </w:p>
     <w:p>
@@ -588,7 +699,25 @@
         <w:pStyle w:val="FirstParagraph"/>
       </w:pPr>
       <w:r>
-        <w:t xml:space="preserve">Using the two-year washout (Supplementary Table S9), 48–168 surgeons became newly observable each year and performed 7.4%–22.5% of annual volume. Their median volume was low, at approximately 13 services, consistent with surgeons appearing just above the CMS suppression threshold. Newly observable counts fell to 48 surgeons (7.4% of volume) in 2020, then rebounded to 168 (22.5%) in 2022; the 2022 rebound may partly reflect re-observation of surgeons who fell below the threshold during the pandemic rather than genuinely new surgeons. Continuing surgeons (381–584 per year) performed most annual services, while surgeons no longer observable ranged from 66 to 230 per year.</w:t>
+        <w:t xml:space="preserve">CMS suppresses provider-service data when a provider treats fewer than 11 Medicare beneficiaries for a given code in a calendar year. Every observable provider in this study therefore treated at least 11 Medicare beneficiaries for CPT 57288 that year. Providers below the threshold are not observed, so the true number of low-volume surgeons is unknown. Suppression removes the lowest-volume physician-years and can bias the Gini coefficient and HHI in different directions, so the full-market concentration cannot be identified from the Public Use File. We therefore report bootstrap confidence intervals for the Gini coefficient and a sensitivity analysis that adds hypothetical suppressed low-volume providers before recomputing concentration.</w:t>
+      </w:r>
+    </w:p>
+    <w:bookmarkEnd w:id="16"/>
+    <w:bookmarkStart w:id="17" w:name="X46ca734e3ebd5db0ec3b7b3638b7437bae62243"/>
+    <w:p>
+      <w:pPr>
+        <w:pStyle w:val="Heading3"/>
+      </w:pPr>
+      <w:r>
+        <w:t xml:space="preserve">Outcome Measures and Statistical Analysis</w:t>
+      </w:r>
+    </w:p>
+    <w:p>
+      <w:pPr>
+        <w:pStyle w:val="FirstParagraph"/>
+      </w:pPr>
+      <w:r>
+        <w:t xml:space="preserve">The primary surgeon-level outcome was the annual number of CPT 57288 services per provider (Tot_Srvcs, reported services). To describe population utilization over time, we also computed the annual rate of CPT 57288 services per 100,000 female Part B fee-for-service Medicare beneficiaries, using the CMS Program Statistics Original Medicare Enrollment counts (table MDCR ENROLL AB 11, Sex = Female, Part B) as the denominator; absolute service counts are reported as a secondary measure. Because the Public Use File records no beneficiary age for the numerator, the rate is crude and is not age-standardized. We measured surgeon-level concentration with complementary metrics. The Gini coefficient summarizes inequality across the full surgeon-volume distribution, and we bootstrapped its 95% confidence interval by resampling providers. The Herfindahl–Hirschman Index (HHI) sums squared surgeon shares on a 0–10,000 scale and is more sensitive to the largest-volume surgeons. Because the minimum attainable HHI depends on the number of providers, we do not compare raw HHI directly across groups of very different size (URPS 767, General OB/GYN 336, MIGS 10 physicians); we also report the size-adjusted normalized HHI and the effective number of providers (1 divided by the sum of squared shares). Within-year concentration, computed separately for each calendar year, was the primary concentration measure; pooled multi-year values are secondary because they mix annual volume with how many years each physician remained observable.</w:t>
       </w:r>
     </w:p>
     <w:p>
@@ -596,7 +725,7 @@
         <w:pStyle w:val="BodyText"/>
       </w:pPr>
       <w:r>
-        <w:t xml:space="preserve">Across the study period, URPS accounted for the most newly observable episodes (480), followed by urology (421), General OB/GYN (205), and MIGS (8); these are episode counts, not unique physicians. The rising URPS share coincided with the largest inflow of newly observable surgeons together with a relatively stable continuing-URPS base (URPS surgeon count 385 to 338; per-physician volume unchanged). Urology showed substantial turnover with net decline, and General OB/GYN declined in both observable surgeons and market share.</w:t>
+        <w:t xml:space="preserve">The physician was the operative production unit in these calculations. Thus, HHI describes surgeon-level procedural concentration rather than hospital or health-system market competition and should not be interpreted using FTC/DOJ antitrust thresholds.</w:t>
       </w:r>
     </w:p>
     <w:p>
@@ -604,7 +733,7 @@
         <w:pStyle w:val="BodyText"/>
       </w:pPr>
       <w:r>
-        <w:t xml:space="preserve">Because total service counts declined, the growth in URPS share represents a redistribution of a shrinking service pool toward URPS, not new procedure growth. These transitions describe crossings of the CMS reporting threshold, not definitive entry into or exit from practice.</w:t>
+        <w:t xml:space="preserve">Because each physician contributed as many as eleven annual observations, physician-year records were correlated. We modeled the annual count of reported services, conditional on the physician-year being observable (above the CMS suppression threshold), with a Poisson generalized estimating equation clustered by NPI, using an exchangeable working correlation and robust standard errors. Fixed effects were specialty (URPS reference), calendar year centered at 2018, a specialty-by-year interaction, and a 2020 COVID indicator. Centering at mid-study makes the specialty main effects the adjusted rate ratios at 2018; because the interaction makes the year term specialty-specific, we report each specialty’s annual slope as a marginal linear contrast (the year term plus its interaction) rather than a single overall time effect. We report adjusted rate ratios with 95% CIs. A negative-binomial mixed model with a random intercept for NPI was fit as a sensitivity analysis, and its estimates are reported alongside the GEE. Additional sensitivity analyses excluded calendar year 2020 and restricted the cohort to physicians observable in at least two years.</w:t>
       </w:r>
     </w:p>
     <w:p>
@@ -612,18 +741,73 @@
         <w:pStyle w:val="BodyText"/>
       </w:pPr>
       <w:r>
-        <w:t xml:space="preserve">Observable surgeons and the URPS share by practice state are reported as an exploratory secondary analysis in Supplementary Table S7. Because state-by-sex fee-for-service denominators were not available and CMS suppression removes low-volume providers, we do not draw access conclusions from these counts; population-based geographic analysis is reserved for a separate access-focused study.</w:t>
+        <w:t xml:space="preserve">As a secondary analysis with one independent observation per physician, we compared each physician’s median annual volume across specialties using the Kruskal-Wallis test and Bonferroni-adjusted pairwise Wilcoxon tests.</w:t>
       </w:r>
     </w:p>
-    <w:bookmarkEnd w:id="20"/>
-    <w:bookmarkEnd w:id="21"/>
-    <w:bookmarkStart w:id="27" w:name="discussion"/>
+    <w:p>
+      <w:pPr>
+        <w:pStyle w:val="BodyText"/>
+      </w:pPr>
+      <w:r>
+        <w:t xml:space="preserve">To estimate the URPS market-share trend, we modeled URPS services as a proportion of all annual services with a quasibinomial generalized linear model on calendar year (centered at 2018), which respects the compositional structure that separate ordinary least-squares regressions on annual percentages ignore. We express the trend as an odds ratio per year and as the marginal percentage-point change per year. Separate ordinary least-squares regressions of each specialty’s annual percentage share (URPS, urology, General OB/GYN) are reported as a descriptive sensitivity. MIGS was described without formal emphasis because only 10 physicians were identified.</w:t>
+      </w:r>
+    </w:p>
+    <w:p>
+      <w:pPr>
+        <w:pStyle w:val="BodyText"/>
+      </w:pPr>
+      <w:r>
+        <w:t xml:space="preserve">To describe observable participation transitions, we used a two-year washout. A surgeon was counted as newly observable in a given year when present but absent in both prior observable years; as continuing when present and not newly observable; and as no longer observable when absent in both subsequent observable years. We tabulated the share of annual volume performed by newly observable surgeons, their median volume, and their distribution by specialty. Because CMS suppression removes providers below 11 beneficiaries, these transitions describe when a surgeon crosses the reporting threshold, not genuine entry into or exit from practice; a surgeon may become unobservable and later reappear. Counts of newly observable surgeons by specialty are episode counts (a physician observed as newly observable in more than one year, after an intervening gap, contributes more than once), not counts of unique physicians.</w:t>
+      </w:r>
+    </w:p>
+    <w:p>
+      <w:pPr>
+        <w:pStyle w:val="BodyText"/>
+      </w:pPr>
+      <w:r>
+        <w:t xml:space="preserve">In a secondary geographic analysis, we tabulated observable surgeons and URPS share by practice state and identified states with no observable URPS surgeon performing at least 11 Medicare slings in any study year. We did not calculate state-level population-based rates because state-by-sex fee-for-service enrollment denominators were outside the scope of this analysis; the national utilization rate above uses the national female Part B fee-for-service denominator.</w:t>
+      </w:r>
+    </w:p>
+    <w:p>
+      <w:pPr>
+        <w:pStyle w:val="BodyText"/>
+      </w:pPr>
+      <w:r>
+        <w:t xml:space="preserve">Analyses were performed in R 4.4, with package versions locked through renv. The complete analytic pipeline is available at</w:t>
+      </w:r>
+      <w:r>
+        <w:t xml:space="preserve"> </w:t>
+      </w:r>
+      <w:hyperlink r:id="rId9">
+        <w:r>
+          <w:rPr>
+            <w:rStyle w:val="Hyperlink"/>
+          </w:rPr>
+          <w:t xml:space="preserve">https://github.com/mufflyt/sling-volume-patterns</w:t>
+        </w:r>
+      </w:hyperlink>
+      <w:r>
+        <w:t xml:space="preserve">.</w:t>
+      </w:r>
+    </w:p>
+    <w:bookmarkEnd w:id="17"/>
+    <w:bookmarkEnd w:id="18"/>
+    <w:bookmarkStart w:id="23" w:name="results"/>
     <w:p>
       <w:pPr>
         <w:pStyle w:val="Heading2"/>
       </w:pPr>
       <w:r>
-        <w:t xml:space="preserve">Discussion</w:t>
+        <w:t xml:space="preserve">Results</w:t>
+      </w:r>
+    </w:p>
+    <w:bookmarkStart w:id="19" w:name="cohort-and-annual-volume"/>
+    <w:p>
+      <w:pPr>
+        <w:pStyle w:val="Heading3"/>
+      </w:pPr>
+      <w:r>
+        <w:t xml:space="preserve">Cohort and Annual Volume</w:t>
       </w:r>
     </w:p>
     <w:p>
@@ -631,16 +815,25 @@
         <w:pStyle w:val="FirstParagraph"/>
       </w:pPr>
       <w:r>
-        <w:t xml:space="preserve">This national Medicare analysis produced three main findings. First, URPS physicians performed most sling operations for SUI (60.8%) and had the highest adjusted per-physician volume. Second, the URPS share increased over the decade as URPS surgeons entered the observable workforce and non-URPS surgeons left. Third, surgeon-level concentration remained low and stable despite a shrinking surgeon pool. Together, these findings indicate a change in workforce composition rather than intensification of individual practice or concentration of care.</w:t>
+        <w:t xml:space="preserve">Across the full 11-year window, 1,789 physicians billed CPT 57288, accounting for 147,632 observed services in 6,937 physician-year observations. Participation was intermittent: 560 physicians (31%) appeared in one year, 756 (42%) in 2–5 years, 365 (20%) in 6–10 years, and 108 (6%) in all 11 years. Thus, only a small proportion maintained an observable Medicare sling practice throughout the study window.</w:t>
       </w:r>
     </w:p>
-    <w:bookmarkStart w:id="22" w:name="X91e1c95b037f473535ecf00410a7735e835e926"/>
+    <w:p>
+      <w:pPr>
+        <w:pStyle w:val="BodyText"/>
+      </w:pPr>
+      <w:r>
+        <w:t xml:space="preserve">The observed count of reported services fell from 16,399 in 2013 to 12,223 in 2023 (-25.5%). Over the same period, however, the female Part B fee-for-service population contracted from 18.35 million to 15.65 million beneficiaries (-14.7%), reflecting migration into Medicare Advantage. After denominator adjustment, the utilization rate declined more modestly, from 89.4 to 78.1 services per 100,000 female Part B fee-for-service beneficiaries (-12.6%), and the linear trend in the rate was not statistically significant (-1.65 per 100,000 per year; p = 0.139). The rate reached a low of 52.4 per 100,000 in 2020, consistent with pandemic-related deferral of elective surgery, then partially recovered. The number of observable surgeons also fell, from 812 to 562. Thus, much of the apparent decline in service counts reflected the shrinking fee-for-service denominator rather than a clear fall in age-eligible utilization.</w:t>
+      </w:r>
+    </w:p>
+    <w:bookmarkEnd w:id="19"/>
+    <w:bookmarkStart w:id="20" w:name="specialty-distribution-and-trends"/>
     <w:p>
       <w:pPr>
         <w:pStyle w:val="Heading3"/>
       </w:pPr>
       <w:r>
-        <w:t xml:space="preserve">Specialty Distribution and the Historical Reversal</w:t>
+        <w:t xml:space="preserve">Specialty Distribution and Trends</w:t>
       </w:r>
     </w:p>
     <w:p>
@@ -648,43 +841,7 @@
         <w:pStyle w:val="FirstParagraph"/>
       </w:pPr>
       <w:r>
-        <w:t xml:space="preserve">All-pathway URPS physicians performed approximately three-fifths of fee-for-service Medicare slings, and OB/GYN-trained physicians collectively performed the majority. Because the all-pathway URPS group also includes urology-trained subspecialists, the URPS share is not equivalent to a gynecologist share. This finding is consistent with contemporary practice-pattern data but reverses earlier Medicare-specific patterns. In ACS-NSQIP data from 2006 through 2013, James et al. reported that gynecologists performed 74.2% of sling procedures and urologists performed 25.8%.</w:t>
-      </w:r>
-      <w:r>
-        <w:rPr>
-          <w:vertAlign w:val="superscript"/>
-        </w:rPr>
-        <w:t xml:space="preserve">9</w:t>
-      </w:r>
-      <w:r>
-        <w:t xml:space="preserve"> </w:t>
-      </w:r>
-      <w:r>
-        <w:t xml:space="preserve">Cantrell et al. found that urogynecologists performed 54% of stress-incontinence procedures at academic centers from 2009 through 2014.</w:t>
-      </w:r>
-      <w:r>
-        <w:rPr>
-          <w:vertAlign w:val="superscript"/>
-        </w:rPr>
-        <w:t xml:space="preserve">10</w:t>
-      </w:r>
-      <w:r>
-        <w:t xml:space="preserve"> </w:t>
-      </w:r>
-      <w:r>
-        <w:t xml:space="preserve">In Medicare data from 2002 through 2007, however, Rogo-Gupta et al. found that urologists performed most sling operations.</w:t>
-      </w:r>
-      <w:r>
-        <w:rPr>
-          <w:vertAlign w:val="superscript"/>
-        </w:rPr>
-        <w:t xml:space="preserve">11</w:t>
-      </w:r>
-      <w:r>
-        <w:t xml:space="preserve"> </w:t>
-      </w:r>
-      <w:r>
-        <w:t xml:space="preserve">Our 2013–2023 findings indicate that this historical pattern has reversed, with URPS now the largest single specialty group.</w:t>
+        <w:t xml:space="preserve">URPS was the largest group: 767 physicians contributed 3,913 physician-years and 89,773 procedures (60.8%), with a median annual volume of 19 (p25–p75, 14–28). Non-URPS urology included 689 physicians, 2,032 physician-years, and 38,602 procedures (26.1%; median 16, 13–22). General OB/GYN included 336 physicians, 953 physician-years, and 18,316 procedures (12.4%; median 15, 12–22). MIGS included 10 physicians, 39 physician-years, and 941 procedures (0.6%; median 16, 12–24) (Table 1).</w:t>
       </w:r>
     </w:p>
     <w:p>
@@ -692,41 +849,41 @@
         <w:pStyle w:val="BodyText"/>
       </w:pPr>
       <w:r>
-        <w:t xml:space="preserve">Including both certification pathways was essential to this result. Cross-referencing the ABU roster reassigned 151 urology-typed physicians, representing 8.3% of all sling procedures, to URPS. The concentration estimate was robust: the pooled URPS Gini changed only from 0.52 to 0.52. A pathway-neutral definition also reflects differences in operative case volume between urology- and gynecology-based URPS fellowships</w:t>
-      </w:r>
-      <w:r>
-        <w:rPr>
-          <w:vertAlign w:val="superscript"/>
-        </w:rPr>
-        <w:t xml:space="preserve">14</w:t>
-      </w:r>
-      <w:r>
-        <w:t xml:space="preserve"> </w:t>
-      </w:r>
-      <w:r>
-        <w:t xml:space="preserve">and variable FPMRS exposure during urology residency.</w:t>
-      </w:r>
-      <w:r>
-        <w:rPr>
-          <w:vertAlign w:val="superscript"/>
-        </w:rPr>
-        <w:t xml:space="preserve">15</w:t>
-      </w:r>
-      <w:r>
-        <w:t xml:space="preserve"> </w:t>
-      </w:r>
-      <w:r>
-        <w:t xml:space="preserve">Classifying urology-pathway urogynecologists as general urologists would therefore understate the true subspecialty share.</w:t>
+        <w:t xml:space="preserve">Because 13 physicians changed specialty groups across years, specialty-specific physician counts exceed the unique cohort total. Including urology-pathway urogynecologists reassigned 151 physicians and 12,272 procedures from urology to URPS compared with an ABOG-only classification.</w:t>
       </w:r>
     </w:p>
-    <w:bookmarkEnd w:id="22"/>
-    <w:bookmarkStart w:id="23" w:name="X20e52b27fb040b539cc76dcaad27d56a4599e1f"/>
+    <w:p>
+      <w:pPr>
+        <w:pStyle w:val="BodyText"/>
+      </w:pPr>
+      <w:r>
+        <w:t xml:space="preserve">Annual market shares moved in different directions (Table 1). URPS increased from 53.4% in 2013 to 63.8% in 2023 (+0.90 percentage points/year; 95% CI 0.51 to 1.28; p &lt; 0.001). Urology decreased from 30.7% to 23.1% (-0.55 percentage points/year; 95% CI -0.84 to -0.26; p = 0.002), and General OB/GYN decreased from 15.7% to 12.3% (-0.41 percentage points/year; 95% CI -0.66 to -0.17; p = 0.004). MIGS increased descriptively from 0.2% to 0.8% (+0.07 percentage points/year), but this estimate is based on only 10 physicians. In the quasibinomial model of URPS services out of all annual services, which respects the compositional structure, the URPS share rose from a fitted 56.5% in 2013 to 65.7% in 2023 (odds ratio 1.040 (95% CI 1.025-1.054) per year; 0.92 percentage points per year; p &lt; 0.001), consistent with the descriptive ordinary least-squares estimate. Because total service counts declined, these changes represent redistribution among specialties rather than growth in services.</w:t>
+      </w:r>
+    </w:p>
+    <w:p>
+      <w:pPr>
+        <w:pStyle w:val="BodyText"/>
+      </w:pPr>
+      <w:r>
+        <w:t xml:space="preserve">The URPS increase was significant under every classification scenario, which differed in the estimated slope (Table 4). Fixed membership gave the shallower estimate because it counts physicians as URPS before certification: the all-pathway URPS share rose from 53.4% to 63.8% (+0.90 percentage points/year), and the OB/GYN-based share from 60.8% to 70.1% (+0.85 percentage points/year). Certification-gated classification gave the steeper estimate, from 42.2% to 62.8% (+1.52 percentage points/year), because it removes not-yet-certified physicians from the early URPS count; the two estimates converged near 62.8% by 2023.</w:t>
+      </w:r>
+    </w:p>
+    <w:p>
+      <w:pPr>
+        <w:pStyle w:val="BodyText"/>
+      </w:pPr>
+      <w:r>
+        <w:t xml:space="preserve">In the Poisson GEE clustered by NPI (calendar year centered at 2018), adjusted annual volume at mid-study was lower than URPS for every other group: urology RR 0.76 (0.67–0.87), General OB/GYN RR 0.68 (0.51–0.91), and MIGS RR 0.85 (0.55–1.32) (Table 3). Annual volume was approximately 11% lower in 2020 (RR 0.88 (0.85–0.92); p &lt; 0.001). The specialty-by-year interaction showed that per-physician volume did not change over time for the well-populated groups: the annual trend was flat for URPS (RR 0.997 (0.990-1.005); p = 0.516), urology (RR 0.987 (0.973-1.002); p = 0.091), and General OB/GYN (RR 0.997 (0.974-1.019); p = 0.761), and increased only for the 10-physician MIGS group (RR 1.084 (1.030-1.141); p = 0.002) (Table 3). A negative-binomial mixed model with a random intercept per NPI gave the same pattern of specialty differences (urology RR 0.86 (0.82–0.89), General OB/GYN RR 0.84 (0.80–0.88), 2020 RR 0.90 (0.88–0.93)). The one-observation-per-physician secondary analysis agreed (Kruskal-Wallis H = 66.6, df = 3, p &lt; 0.001); URPS volume exceeded both urology and General OB/GYN in pairwise comparisons (p &lt; 0.001).</w:t>
+      </w:r>
+    </w:p>
+    <w:bookmarkEnd w:id="20"/>
+    <w:bookmarkStart w:id="21" w:name="surgeon-volume-and-concentration"/>
     <w:p>
       <w:pPr>
         <w:pStyle w:val="Heading3"/>
       </w:pPr>
       <w:r>
-        <w:t xml:space="preserve">Procedural Concentration and the Volume–Outcome Relationship</w:t>
+        <w:t xml:space="preserve">Surgeon Volume and Concentration</w:t>
       </w:r>
     </w:p>
     <w:p>
@@ -734,7 +891,7 @@
         <w:pStyle w:val="FirstParagraph"/>
       </w:pPr>
       <w:r>
-        <w:t xml:space="preserve">The Gini coefficient and HHI provide complementary views of concentration, and both supported the same conclusion. Moderate inequality across the full distribution (Gini 0.52–0.56, with overlapping confidence intervals across the well-populated groups) coexisted with size-adjusted normalized HHI values near zero and effective provider counts in the hundreds. In other words, sling volume was distributed unevenly across many surgeons but was not dominated by a few, and the well-populated specialties did not differ meaningfully in concentration. Because the physician was the production unit, these values describe surgeon-level procedural concentration rather than market competition, and they should not be interpreted using antitrust thresholds.</w:t>
+        <w:t xml:space="preserve">The primary concentration analysis was within-year. Within-year concentration was low and stable across the study period: the annual Gini ranged from 0.26 to 0.28, with no temporal trend (p = 0.733), and the annual top 20% performed approximately 38% of cases. No specialty-specific annual Gini changed significantly (all p &gt; 0.15). Thus, care did not become concentrated among a smaller group of high-volume surgeons as the observable surgeon pool contracted.</w:t>
       </w:r>
     </w:p>
     <w:p>
@@ -742,65 +899,17 @@
         <w:pStyle w:val="BodyText"/>
       </w:pPr>
       <w:r>
-        <w:t xml:space="preserve">These patterns matter because greater surgeon volume has been associated with better outcomes after midurethral sling surgery. Berger et al. reported a lower adjusted risk of reoperation for sling failure among higher-volume surgeons.</w:t>
-      </w:r>
-      <w:r>
-        <w:rPr>
-          <w:vertAlign w:val="superscript"/>
-        </w:rPr>
-        <w:t xml:space="preserve">16</w:t>
-      </w:r>
-      <w:r>
-        <w:t xml:space="preserve"> </w:t>
-      </w:r>
-      <w:r>
-        <w:t xml:space="preserve">A systematic review by Cartier et al. found that low-volume surgeons had higher odds of mesh revision and repeat incontinence procedures.</w:t>
-      </w:r>
-      <w:r>
-        <w:rPr>
-          <w:vertAlign w:val="superscript"/>
-        </w:rPr>
-        <w:t xml:space="preserve">17</w:t>
-      </w:r>
-      <w:r>
-        <w:t xml:space="preserve"> </w:t>
-      </w:r>
-      <w:r>
-        <w:t xml:space="preserve">Brennand and Quan observed lower revision odds above approximately 50 cases per year,</w:t>
-      </w:r>
-      <w:r>
-        <w:rPr>
-          <w:vertAlign w:val="superscript"/>
-        </w:rPr>
-        <w:t xml:space="preserve">18</w:t>
-      </w:r>
-      <w:r>
-        <w:t xml:space="preserve"> </w:t>
-      </w:r>
-      <w:r>
-        <w:t xml:space="preserve">and Holdø and Svenningsen found better objective cure rates with greater surgeon experience and annual volume.</w:t>
-      </w:r>
-      <w:r>
-        <w:rPr>
-          <w:vertAlign w:val="superscript"/>
-        </w:rPr>
-        <w:t xml:space="preserve">19</w:t>
-      </w:r>
-      <w:r>
-        <w:t xml:space="preserve"> </w:t>
-      </w:r>
-      <w:r>
-        <w:t xml:space="preserve">The observed fee-for-service Medicare medians of 15–19 services per year cannot be compared directly with all-payer thresholds such as approximately 50 operations per year, because the PUF omits commercially insured, Medicare Advantage, and younger patients and providers below the CMS suppression threshold; total surgeon experience is therefore higher than the observed Medicare median, and Medicare PUF volume is an incomplete proxy for it.</w:t>
+        <w:t xml:space="preserve">Pooled multi-year concentration was similar across the three well-populated groups, with overlapping confidence intervals: URPS Gini 0.52 (95% CI 0.50-0.54), urology Gini 0.53 (95% CI 0.51-0.55), and General OB/GYN Gini 0.56 (95% CI 0.52-0.60) (Table 2). The size-adjusted normalized HHI was near zero for every group (URPS 0.001, urology 0.002, General OB/GYN 0.006 on a 0–1 scale), and the effective number of providers was large (URPS 368, urology 282, General OB/GYN 112), indicating that sling volume was distributed across many surgeons rather than dominated by a few. Because the specialties differ several-fold in provider count, raw HHI is not directly comparable across them (Table 2). Adding hypothetical suppressed low-volume providers raised the Gini only modestly (Supplementary Table S8), so the low-concentration conclusion is robust to the unobserved tail. URPS had the highest median annual volume and upper quartile (median 19; p75 28). MIGS was excluded from these comparisons because only 10 physicians were identified (1–4 per year); its nominal Gini of 0.61 and HHI of 3,036 are not stable specialty-wide estimates.</w:t>
       </w:r>
     </w:p>
-    <w:bookmarkEnd w:id="23"/>
-    <w:bookmarkStart w:id="24" w:name="X72407f3d2516cff3e371fde2da482981afe0115"/>
+    <w:bookmarkEnd w:id="21"/>
+    <w:bookmarkStart w:id="22" w:name="workforce-entry-and-exit"/>
     <w:p>
       <w:pPr>
         <w:pStyle w:val="Heading3"/>
       </w:pPr>
       <w:r>
-        <w:t xml:space="preserve">Temporal Trends, Workforce Dynamics, and the Evolving SUI Landscape</w:t>
+        <w:t xml:space="preserve">Workforce Entry and Exit</w:t>
       </w:r>
     </w:p>
     <w:p>
@@ -808,7 +917,7 @@
         <w:pStyle w:val="FirstParagraph"/>
       </w:pPr>
       <w:r>
-        <w:t xml:space="preserve">The repeated-measures model and turnover analysis clarify why the URPS share increased. Individual physician volume did not change over time, but the number of non-URPS surgeons fell while the URPS pool remained comparatively stable. URPS also contributed the largest inflow of newly observable surgeons, whereas urology had substantial turnover but a net decline. The market-share shift therefore reflects workforce composition within a shrinking procedure pool, not increasing individual volume or concentration.</w:t>
+        <w:t xml:space="preserve">Using the two-year washout (Supplementary Table S9), 48–168 surgeons became newly observable each year and performed 7.4%–22.5% of annual volume. Their median volume was low, at approximately 13 services, consistent with surgeons appearing just above the CMS suppression threshold. Newly observable counts fell to 48 surgeons (7.4% of volume) in 2020, then rebounded to 168 (22.5%) in 2022; the 2022 rebound may partly reflect re-observation of surgeons who fell below the threshold during the pandemic rather than genuinely new surgeons. Continuing surgeons (381–584 per year) performed most annual services, while surgeons no longer observable ranged from 66 to 230 per year.</w:t>
       </w:r>
     </w:p>
     <w:p>
@@ -816,31 +925,7 @@
         <w:pStyle w:val="BodyText"/>
       </w:pPr>
       <w:r>
-        <w:t xml:space="preserve">This mechanism is consistent with prior work. Siegal et al. found that the post-2011 decline in sling placement was driven mainly by non-FPMRS providers, while FPMRS providers maintained their volumes.</w:t>
-      </w:r>
-      <w:r>
-        <w:rPr>
-          <w:vertAlign w:val="superscript"/>
-        </w:rPr>
-        <w:t xml:space="preserve">12</w:t>
-      </w:r>
-      <w:r>
-        <w:t xml:space="preserve"> </w:t>
-      </w:r>
-      <w:r>
-        <w:t xml:space="preserve">Lee et al. documented an approximately 50% national decline in incontinence surgery from 2004 through 2013.</w:t>
-      </w:r>
-      <w:r>
-        <w:rPr>
-          <w:vertAlign w:val="superscript"/>
-        </w:rPr>
-        <w:t xml:space="preserve">13</w:t>
-      </w:r>
-      <w:r>
-        <w:t xml:space="preserve"> </w:t>
-      </w:r>
-      <w:r>
-        <w:t xml:space="preserve">The 2020 decline in our study (RR 0.88) is consistent with pandemic-related deferral of elective surgery and remained robust when 2020 was excluded.</w:t>
+        <w:t xml:space="preserve">Across the study period, URPS accounted for the most newly observable episodes (480), followed by urology (421), General OB/GYN (205), and MIGS (8); these are episode counts, not unique physicians. The rising URPS share coincided with the largest inflow of newly observable surgeons together with a relatively stable continuing-URPS base (URPS surgeon count 385 to 338; per-physician volume unchanged). Urology showed substantial turnover with net decline, and General OB/GYN declined in both observable surgeons and market share.</w:t>
       </w:r>
     </w:p>
     <w:p>
@@ -848,29 +933,26 @@
         <w:pStyle w:val="BodyText"/>
       </w:pPr>
       <w:r>
-        <w:t xml:space="preserve">The SUI treatment landscape also continues to change. Urethral bulking agents are now positioned alongside slings as a first-line surgical option,</w:t>
-      </w:r>
-      <w:r>
-        <w:rPr>
-          <w:vertAlign w:val="superscript"/>
-        </w:rPr>
-        <w:t xml:space="preserve">3,20</w:t>
-      </w:r>
-      <w:r>
-        <w:t xml:space="preserve"> </w:t>
-      </w:r>
-      <w:r>
-        <w:t xml:space="preserve">and ongoing surveillance is needed to determine whether this shift affects specialty-specific sling volume.</w:t>
+        <w:t xml:space="preserve">Because total service counts declined, the growth in URPS share represents a redistribution of a shrinking service pool toward URPS, not new procedure growth. These transitions describe crossings of the CMS reporting threshold, not definitive entry into or exit from practice.</w:t>
       </w:r>
     </w:p>
-    <w:bookmarkEnd w:id="24"/>
-    <w:bookmarkStart w:id="25" w:name="limitations"/>
     <w:p>
       <w:pPr>
-        <w:pStyle w:val="Heading3"/>
+        <w:pStyle w:val="BodyText"/>
       </w:pPr>
       <w:r>
-        <w:t xml:space="preserve">Limitations</w:t>
+        <w:t xml:space="preserve">Observable surgeons and the URPS share by practice state are reported as an exploratory secondary analysis in Supplementary Table S7. Because state-by-sex fee-for-service denominators were not available and CMS suppression removes low-volume providers, we do not draw access conclusions from these counts; population-based geographic analysis is reserved for a separate access-focused study.</w:t>
+      </w:r>
+    </w:p>
+    <w:bookmarkEnd w:id="22"/>
+    <w:bookmarkEnd w:id="23"/>
+    <w:bookmarkStart w:id="29" w:name="discussion"/>
+    <w:p>
+      <w:pPr>
+        <w:pStyle w:val="Heading2"/>
+      </w:pPr>
+      <w:r>
+        <w:t xml:space="preserve">Discussion</w:t>
       </w:r>
     </w:p>
     <w:p>
@@ -878,7 +960,60 @@
         <w:pStyle w:val="FirstParagraph"/>
       </w:pPr>
       <w:r>
-        <w:t xml:space="preserve">This study has five limitations. First, CMS suppresses provider-level data for fewer than 11 beneficiaries, so the lowest-volume surgeons are not observed; suppression can bias the Gini coefficient and HHI in different directions, and the full-market concentration cannot be identified from the Public Use File, although a sensitivity analysis adding hypothetical suppressed providers left the low-concentration conclusion unchanged. Second, the PUF includes only fee-for-service Medicare Part B claims; younger patients and those covered by Medicare Advantage, Medicaid, commercial insurance, or no insurance are not represented.</w:t>
+        <w:t xml:space="preserve">This national Medicare analysis produced three main findings. First, URPS physicians performed most sling operations for SUI (60.8%) and had the highest adjusted per-physician volume. Second, the URPS share increased over the decade as URPS surgeons entered the observable workforce and non-URPS surgeons left. Third, surgeon-level concentration remained low and stable despite a shrinking surgeon pool. Together, these findings indicate a change in workforce composition rather than intensification of individual practice or concentration of care.</w:t>
+      </w:r>
+    </w:p>
+    <w:bookmarkStart w:id="24" w:name="X91e1c95b037f473535ecf00410a7735e835e926"/>
+    <w:p>
+      <w:pPr>
+        <w:pStyle w:val="Heading3"/>
+      </w:pPr>
+      <w:r>
+        <w:t xml:space="preserve">Specialty Distribution and the Historical Reversal</w:t>
+      </w:r>
+    </w:p>
+    <w:p>
+      <w:pPr>
+        <w:pStyle w:val="FirstParagraph"/>
+      </w:pPr>
+      <w:r>
+        <w:t xml:space="preserve">All-pathway URPS physicians performed approximately three-fifths of fee-for-service Medicare slings, and OB/GYN-trained physicians collectively performed the majority. Because the all-pathway URPS group also includes urology-trained subspecialists, the URPS share is not equivalent to a gynecologist share. This finding is consistent with contemporary practice-pattern data but reverses earlier Medicare-specific patterns. In ACS-NSQIP data from 2006 through 2013, James et al. reported that gynecologists performed 74.2% of sling procedures and urologists performed 25.8%.</w:t>
+      </w:r>
+      <w:r>
+        <w:rPr>
+          <w:vertAlign w:val="superscript"/>
+        </w:rPr>
+        <w:t xml:space="preserve">9</w:t>
+      </w:r>
+      <w:r>
+        <w:t xml:space="preserve"> </w:t>
+      </w:r>
+      <w:r>
+        <w:t xml:space="preserve">Cantrell et al. found that urogynecologists performed 54% of stress-incontinence procedures at academic centers from 2009 through 2014.</w:t>
+      </w:r>
+      <w:r>
+        <w:rPr>
+          <w:vertAlign w:val="superscript"/>
+        </w:rPr>
+        <w:t xml:space="preserve">10</w:t>
+      </w:r>
+      <w:r>
+        <w:t xml:space="preserve"> </w:t>
+      </w:r>
+      <w:r>
+        <w:t xml:space="preserve">In Medicare data from 2002 through 2007, however, Rogo-Gupta et al. found that urologists performed most sling operations.</w:t>
+      </w:r>
+      <w:r>
+        <w:rPr>
+          <w:vertAlign w:val="superscript"/>
+        </w:rPr>
+        <w:t xml:space="preserve">11</w:t>
+      </w:r>
+      <w:r>
+        <w:t xml:space="preserve"> </w:t>
+      </w:r>
+      <w:r>
+        <w:t xml:space="preserve">Our 2013–2023 findings indicate that this historical pattern has reversed, with URPS now the largest single specialty group.</w:t>
       </w:r>
     </w:p>
     <w:p>
@@ -886,7 +1021,49 @@
         <w:pStyle w:val="BodyText"/>
       </w:pPr>
       <w:r>
-        <w:t xml:space="preserve">Third, specialty classification depends on CMS provider type and the ABOG/ABU rosters. Physicians who completed URPS fellowship but were not board-certified may therefore be misclassified, and the 323 providers reclassified from an adjacent provider type to urology could be misassigned. Fourth, the market-share trend is estimated under plausible classification scenarios rather than point-identified. Certification follows the start of subspecialty practice, so the certification-gated scenario assigns some pre-certification practice years to General OB/GYN or urology, whereas fixed membership assigns physicians to URPS before they subspecialized. We present these as plausible scenarios, not formal bounds; point identification would require unavailable fellowship-completion dates.</w:t>
+        <w:t xml:space="preserve">Including both certification pathways was essential to this result. Cross-referencing the ABU roster reassigned 151 urology-typed physicians, representing 8.3% of all sling procedures, to URPS. The concentration estimate was robust: the pooled URPS Gini changed only from 0.52 to 0.52. A pathway-neutral definition also reflects differences in operative case volume between urology- and gynecology-based URPS fellowships</w:t>
+      </w:r>
+      <w:r>
+        <w:rPr>
+          <w:vertAlign w:val="superscript"/>
+        </w:rPr>
+        <w:t xml:space="preserve">14</w:t>
+      </w:r>
+      <w:r>
+        <w:t xml:space="preserve"> </w:t>
+      </w:r>
+      <w:r>
+        <w:t xml:space="preserve">and variable FPMRS exposure during urology residency.</w:t>
+      </w:r>
+      <w:r>
+        <w:rPr>
+          <w:vertAlign w:val="superscript"/>
+        </w:rPr>
+        <w:t xml:space="preserve">15</w:t>
+      </w:r>
+      <w:r>
+        <w:t xml:space="preserve"> </w:t>
+      </w:r>
+      <w:r>
+        <w:t xml:space="preserve">Classifying urology-pathway urogynecologists as general urologists would therefore understate the true subspecialty share.</w:t>
+      </w:r>
+    </w:p>
+    <w:bookmarkEnd w:id="24"/>
+    <w:bookmarkStart w:id="25" w:name="X20e52b27fb040b539cc76dcaad27d56a4599e1f"/>
+    <w:p>
+      <w:pPr>
+        <w:pStyle w:val="Heading3"/>
+      </w:pPr>
+      <w:r>
+        <w:t xml:space="preserve">Procedural Concentration and the Volume–Outcome Relationship</w:t>
+      </w:r>
+    </w:p>
+    <w:p>
+      <w:pPr>
+        <w:pStyle w:val="FirstParagraph"/>
+      </w:pPr>
+      <w:r>
+        <w:t xml:space="preserve">The Gini coefficient and HHI provide complementary views of concentration, and both supported the same conclusion. Moderate inequality across the full distribution (Gini 0.52–0.56, with overlapping confidence intervals across the well-populated groups) coexisted with size-adjusted normalized HHI values near zero and effective provider counts in the hundreds. In other words, sling volume was distributed unevenly across many surgeons but was not dominated by a few, and the well-populated specialties did not differ meaningfully in concentration. Because the physician was the production unit, these values describe surgeon-level procedural concentration rather than market competition, and they should not be interpreted using antitrust thresholds.</w:t>
       </w:r>
     </w:p>
     <w:p>
@@ -894,17 +1071,65 @@
         <w:pStyle w:val="BodyText"/>
       </w:pPr>
       <w:r>
-        <w:t xml:space="preserve">Approximately 8% of URPS physicians could not be matched to a certification year, and urology-pathway URPS classification remained fixed because no urology subspecialty date was available; both features narrow the certification-gated estimate. Fifth, Tot_Srvcs may include bilateral or modifier-inflated services.</w:t>
+        <w:t xml:space="preserve">These patterns matter because greater surgeon volume has been associated with better outcomes after midurethral sling surgery. Berger et al. reported a lower adjusted risk of reoperation for sling failure among higher-volume surgeons.</w:t>
+      </w:r>
+      <w:r>
+        <w:rPr>
+          <w:vertAlign w:val="superscript"/>
+        </w:rPr>
+        <w:t xml:space="preserve">16</w:t>
+      </w:r>
+      <w:r>
+        <w:t xml:space="preserve"> </w:t>
+      </w:r>
+      <w:r>
+        <w:t xml:space="preserve">A systematic review by Cartier et al. found that low-volume surgeons had higher odds of mesh revision and repeat incontinence procedures.</w:t>
+      </w:r>
+      <w:r>
+        <w:rPr>
+          <w:vertAlign w:val="superscript"/>
+        </w:rPr>
+        <w:t xml:space="preserve">17</w:t>
+      </w:r>
+      <w:r>
+        <w:t xml:space="preserve"> </w:t>
+      </w:r>
+      <w:r>
+        <w:t xml:space="preserve">Brennand and Quan observed lower revision odds above approximately 50 cases per year,</w:t>
+      </w:r>
+      <w:r>
+        <w:rPr>
+          <w:vertAlign w:val="superscript"/>
+        </w:rPr>
+        <w:t xml:space="preserve">18</w:t>
+      </w:r>
+      <w:r>
+        <w:t xml:space="preserve"> </w:t>
+      </w:r>
+      <w:r>
+        <w:t xml:space="preserve">and Holdø and Svenningsen found better objective cure rates with greater surgeon experience and annual volume.</w:t>
+      </w:r>
+      <w:r>
+        <w:rPr>
+          <w:vertAlign w:val="superscript"/>
+        </w:rPr>
+        <w:t xml:space="preserve">19</w:t>
+      </w:r>
+      <w:r>
+        <w:t xml:space="preserve"> </w:t>
+      </w:r>
+      <w:r>
+        <w:t xml:space="preserve">The observed fee-for-service Medicare medians of 15–19 services per year cannot be compared directly with all-payer thresholds such as approximately 50 operations per year, because the PUF omits commercially insured, Medicare Advantage, and younger patients and providers below the CMS suppression threshold; total surgeon experience is therefore higher than the observed Medicare median, and Medicare PUF volume is an incomplete proxy for it.</w:t>
       </w:r>
     </w:p>
     <w:bookmarkEnd w:id="25"/>
-    <w:bookmarkStart w:id="26" w:name="strengths"/>
+    <w:bookmarkStart w:id="26" w:name="X72407f3d2516cff3e371fde2da482981afe0115"/>
     <w:p>
       <w:pPr>
         <w:pStyle w:val="Heading3"/>
       </w:pPr>
       <w:r>
-        <w:t xml:space="preserve">Strengths</w:t>
+        <w:t xml:space="preserve">Temporal Trends, Workforce Dynamics, and the Evolving SUI Landscape</w:t>
       </w:r>
     </w:p>
     <w:p>
@@ -912,18 +1137,69 @@
         <w:pStyle w:val="FirstParagraph"/>
       </w:pPr>
       <w:r>
-        <w:t xml:space="preserve">Strengths include a national, complete sample of fee-for-service Medicare claims; identification of urogynecologists through both certification pathways; complementary surgeon-level concentration measures calculated both overall and by year; a model that accounts for repeated observations within physicians; and a fully reproducible analytic pipeline.</w:t>
+        <w:t xml:space="preserve">The repeated-measures model and turnover analysis clarify why the URPS share increased. Individual physician volume did not change over time, but the number of non-URPS surgeons fell while the URPS pool remained comparatively stable. URPS also contributed the largest inflow of newly observable surgeons, whereas urology had substantial turnover but a net decline. The market-share shift therefore reflects workforce composition within a shrinking procedure pool, not increasing individual volume or concentration.</w:t>
+      </w:r>
+    </w:p>
+    <w:p>
+      <w:pPr>
+        <w:pStyle w:val="BodyText"/>
+      </w:pPr>
+      <w:r>
+        <w:t xml:space="preserve">This mechanism is consistent with prior work. Siegal et al. found that the post-2011 decline in sling placement was driven mainly by non-FPMRS providers, while FPMRS providers maintained their volumes.</w:t>
+      </w:r>
+      <w:r>
+        <w:rPr>
+          <w:vertAlign w:val="superscript"/>
+        </w:rPr>
+        <w:t xml:space="preserve">12</w:t>
+      </w:r>
+      <w:r>
+        <w:t xml:space="preserve"> </w:t>
+      </w:r>
+      <w:r>
+        <w:t xml:space="preserve">Lee et al. documented an approximately 50% national decline in incontinence surgery from 2004 through 2013.</w:t>
+      </w:r>
+      <w:r>
+        <w:rPr>
+          <w:vertAlign w:val="superscript"/>
+        </w:rPr>
+        <w:t xml:space="preserve">13</w:t>
+      </w:r>
+      <w:r>
+        <w:t xml:space="preserve"> </w:t>
+      </w:r>
+      <w:r>
+        <w:t xml:space="preserve">The 2020 decline in our study (RR 0.88) is consistent with pandemic-related deferral of elective surgery and remained robust when 2020 was excluded.</w:t>
+      </w:r>
+    </w:p>
+    <w:p>
+      <w:pPr>
+        <w:pStyle w:val="BodyText"/>
+      </w:pPr>
+      <w:r>
+        <w:t xml:space="preserve">The SUI treatment landscape also continues to change. Urethral bulking agents are now positioned alongside slings as a first-line surgical option,</w:t>
+      </w:r>
+      <w:r>
+        <w:rPr>
+          <w:vertAlign w:val="superscript"/>
+        </w:rPr>
+        <w:t xml:space="preserve">3,20</w:t>
+      </w:r>
+      <w:r>
+        <w:t xml:space="preserve"> </w:t>
+      </w:r>
+      <w:r>
+        <w:t xml:space="preserve">and ongoing surveillance is needed to determine whether this shift affects specialty-specific sling volume.</w:t>
       </w:r>
     </w:p>
     <w:bookmarkEnd w:id="26"/>
-    <w:bookmarkEnd w:id="27"/>
-    <w:bookmarkStart w:id="28" w:name="conclusions"/>
+    <w:bookmarkStart w:id="27" w:name="limitations"/>
     <w:p>
       <w:pPr>
-        <w:pStyle w:val="Heading2"/>
+        <w:pStyle w:val="Heading3"/>
       </w:pPr>
       <w:r>
-        <w:t xml:space="preserve">Conclusions</w:t>
+        <w:t xml:space="preserve">Limitations</w:t>
       </w:r>
     </w:p>
     <w:p>
@@ -931,11 +1207,64 @@
         <w:pStyle w:val="FirstParagraph"/>
       </w:pPr>
       <w:r>
-        <w:t xml:space="preserve">Among observable fee-for-service Medicare claims, the proportion of sling services for stress urinary incontinence performed by all-pathway URPS physicians increased between 2013 and 2023, while observable participation by non-URPS physicians declined. Within-year surgeon-level concentration remained low and stable and did not differ meaningfully across the well-populated specialties. Because the data exclude low-volume physician-years and Medicare Advantage claims and do not distinguish synthetic midurethral from fascial sling procedures, these findings describe changes in the observable fee-for-service workforce rather than the entire national sling market. They may inform workforce surveillance and fellowship planning; studies linking all-payer volume, geographic access, and patient outcomes are needed before drawing credentialing implications.</w:t>
+        <w:t xml:space="preserve">This study has five limitations. First, CMS suppresses provider-level data for fewer than 11 beneficiaries, so the lowest-volume surgeons are not observed; suppression can bias the Gini coefficient and HHI in different directions, and the full-market concentration cannot be identified from the Public Use File, although a sensitivity analysis adding hypothetical suppressed providers left the low-concentration conclusion unchanged. Second, the PUF includes only fee-for-service Medicare Part B claims; younger patients and those covered by Medicare Advantage, Medicaid, commercial insurance, or no insurance are not represented.</w:t>
+      </w:r>
+    </w:p>
+    <w:p>
+      <w:pPr>
+        <w:pStyle w:val="BodyText"/>
+      </w:pPr>
+      <w:r>
+        <w:t xml:space="preserve">Third, specialty classification depends on CMS provider type and the ABOG/ABU rosters. Physicians who completed URPS fellowship but were not board-certified may therefore be misclassified, and the 323 providers reclassified from an adjacent provider type to urology could be misassigned. Fourth, the market-share trend is estimated under plausible classification scenarios rather than point-identified. Certification follows the start of subspecialty practice, so the certification-gated scenario assigns some pre-certification practice years to General OB/GYN or urology, whereas fixed membership assigns physicians to URPS before they subspecialized. We present these as plausible scenarios, not formal bounds; point identification would require unavailable fellowship-completion dates.</w:t>
+      </w:r>
+    </w:p>
+    <w:p>
+      <w:pPr>
+        <w:pStyle w:val="BodyText"/>
+      </w:pPr>
+      <w:r>
+        <w:t xml:space="preserve">Approximately 8% of URPS physicians could not be matched to a certification year, and urology-pathway URPS classification remained fixed because no urology subspecialty date was available; both features narrow the certification-gated estimate. Fifth, Tot_Srvcs may include bilateral or modifier-inflated services.</w:t>
+      </w:r>
+    </w:p>
+    <w:bookmarkEnd w:id="27"/>
+    <w:bookmarkStart w:id="28" w:name="strengths"/>
+    <w:p>
+      <w:pPr>
+        <w:pStyle w:val="Heading3"/>
+      </w:pPr>
+      <w:r>
+        <w:t xml:space="preserve">Strengths</w:t>
+      </w:r>
+    </w:p>
+    <w:p>
+      <w:pPr>
+        <w:pStyle w:val="FirstParagraph"/>
+      </w:pPr>
+      <w:r>
+        <w:t xml:space="preserve">Strengths include a national, complete sample of fee-for-service Medicare claims; identification of urogynecologists through both certification pathways; complementary surgeon-level concentration measures calculated both overall and by year; a model that accounts for repeated observations within physicians; and a fully reproducible analytic pipeline.</w:t>
       </w:r>
     </w:p>
     <w:bookmarkEnd w:id="28"/>
-    <w:bookmarkStart w:id="30" w:name="references"/>
+    <w:bookmarkEnd w:id="29"/>
+    <w:bookmarkStart w:id="30" w:name="conclusions"/>
+    <w:p>
+      <w:pPr>
+        <w:pStyle w:val="Heading2"/>
+      </w:pPr>
+      <w:r>
+        <w:t xml:space="preserve">Conclusions</w:t>
+      </w:r>
+    </w:p>
+    <w:p>
+      <w:pPr>
+        <w:pStyle w:val="FirstParagraph"/>
+      </w:pPr>
+      <w:r>
+        <w:t xml:space="preserve">Among observable fee-for-service Medicare claims, the proportion of sling services for stress urinary incontinence performed by all-pathway URPS physicians increased between 2013 and 2023, while observable participation by non-URPS physicians declined. Within-year surgeon-level concentration remained low and stable and did not differ meaningfully across the well-populated specialties. Because the data exclude low-volume physician-years and Medicare Advantage claims and do not distinguish synthetic midurethral from fascial sling procedures, these findings describe changes in the observable fee-for-service workforce rather than the entire national sling market. They may inform workforce surveillance and fellowship planning; studies linking all-payer volume, geographic access, and patient outcomes are needed before drawing credentialing implications.</w:t>
+      </w:r>
+    </w:p>
+    <w:bookmarkEnd w:id="30"/>
+    <w:bookmarkStart w:id="32" w:name="references"/>
     <w:p>
       <w:pPr>
         <w:pStyle w:val="Heading2"/>
@@ -1018,7 +1347,7 @@
       <w:r>
         <w:t xml:space="preserve"> </w:t>
       </w:r>
-      <w:hyperlink r:id="rId29">
+      <w:hyperlink r:id="rId31">
         <w:r>
           <w:rPr>
             <w:rStyle w:val="Hyperlink"/>
@@ -1205,8 +1534,8 @@
         </w:pict>
       </w:r>
     </w:p>
-    <w:bookmarkEnd w:id="30"/>
-    <w:bookmarkStart w:id="31" w:name="tables"/>
+    <w:bookmarkEnd w:id="32"/>
+    <w:bookmarkStart w:id="33" w:name="tables"/>
     <w:p>
       <w:pPr>
         <w:pStyle w:val="Heading2"/>
@@ -3165,8 +3494,8 @@
         </w:pict>
       </w:r>
     </w:p>
-    <w:bookmarkEnd w:id="31"/>
-    <w:bookmarkStart w:id="38" w:name="figures"/>
+    <w:bookmarkEnd w:id="33"/>
+    <w:bookmarkStart w:id="40" w:name="figures"/>
     <w:p>
       <w:pPr>
         <w:pStyle w:val="Heading2"/>
@@ -3184,18 +3513,18 @@
           <wp:inline>
             <wp:extent cx="5334000" cy="3259666"/>
             <wp:effectExtent b="0" l="0" r="0" t="0"/>
-            <wp:docPr descr="" title="" id="33" name="Picture"/>
+            <wp:docPr descr="" title="" id="35" name="Picture"/>
             <a:graphic>
               <a:graphicData uri="http://schemas.openxmlformats.org/drawingml/2006/picture">
                 <pic:pic>
                   <pic:nvPicPr>
-                    <pic:cNvPr descr="/Users/tylermuffly/sling-volume-patterns/output/figures/figure_rate_per_100k.png" id="34" name="Picture"/>
+                    <pic:cNvPr descr="/Users/tylermuffly/sling-volume-patterns/output/figures/figure_rate_per_100k.png" id="36" name="Picture"/>
                     <pic:cNvPicPr>
                       <a:picLocks noChangeArrowheads="1" noChangeAspect="1"/>
                     </pic:cNvPicPr>
                   </pic:nvPicPr>
                   <pic:blipFill>
-                    <a:blip r:embed="rId32"/>
+                    <a:blip r:embed="rId34"/>
                     <a:stretch>
                       <a:fillRect/>
                     </a:stretch>
@@ -3249,18 +3578,18 @@
           <wp:inline>
             <wp:extent cx="5334000" cy="3333750"/>
             <wp:effectExtent b="0" l="0" r="0" t="0"/>
-            <wp:docPr descr="" title="" id="36" name="Picture"/>
+            <wp:docPr descr="" title="" id="38" name="Picture"/>
             <a:graphic>
               <a:graphicData uri="http://schemas.openxmlformats.org/drawingml/2006/picture">
                 <pic:pic>
                   <pic:nvPicPr>
-                    <pic:cNvPr descr="/Users/tylermuffly/sling-volume-patterns/output/figures/figure_1_market_share.png" id="37" name="Picture"/>
+                    <pic:cNvPr descr="/Users/tylermuffly/sling-volume-patterns/output/figures/figure_1_market_share.png" id="39" name="Picture"/>
                     <pic:cNvPicPr>
                       <a:picLocks noChangeArrowheads="1" noChangeAspect="1"/>
                     </pic:cNvPicPr>
                   </pic:nvPicPr>
                   <pic:blipFill>
-                    <a:blip r:embed="rId35"/>
+                    <a:blip r:embed="rId37"/>
                     <a:stretch>
                       <a:fillRect/>
                     </a:stretch>
@@ -3312,8 +3641,8 @@
         </w:pict>
       </w:r>
     </w:p>
-    <w:bookmarkEnd w:id="38"/>
-    <w:bookmarkStart w:id="39" w:name="supplementary-information"/>
+    <w:bookmarkEnd w:id="40"/>
+    <w:bookmarkStart w:id="41" w:name="supplementary-information"/>
     <w:p>
       <w:pPr>
         <w:pStyle w:val="Heading2"/>
@@ -19685,8 +20014,8 @@
         </w:pict>
       </w:r>
     </w:p>
-    <w:bookmarkEnd w:id="39"/>
-    <w:bookmarkStart w:id="52" w:name="supplementary-figures"/>
+    <w:bookmarkEnd w:id="41"/>
+    <w:bookmarkStart w:id="54" w:name="supplementary-figures"/>
     <w:p>
       <w:pPr>
         <w:pStyle w:val="Heading2"/>
@@ -19704,18 +20033,18 @@
           <wp:inline>
             <wp:extent cx="5334000" cy="3810000"/>
             <wp:effectExtent b="0" l="0" r="0" t="0"/>
-            <wp:docPr descr="" title="" id="41" name="Picture"/>
+            <wp:docPr descr="" title="" id="43" name="Picture"/>
             <a:graphic>
               <a:graphicData uri="http://schemas.openxmlformats.org/drawingml/2006/picture">
                 <pic:pic>
                   <pic:nvPicPr>
-                    <pic:cNvPr descr="/Users/tylermuffly/sling-volume-patterns/output/figures/figure_2_volume_distribution.png" id="42" name="Picture"/>
+                    <pic:cNvPr descr="/Users/tylermuffly/sling-volume-patterns/output/figures/figure_2_volume_distribution.png" id="44" name="Picture"/>
                     <pic:cNvPicPr>
                       <a:picLocks noChangeArrowheads="1" noChangeAspect="1"/>
                     </pic:cNvPicPr>
                   </pic:nvPicPr>
                   <pic:blipFill>
-                    <a:blip r:embed="rId40"/>
+                    <a:blip r:embed="rId42"/>
                     <a:stretch>
                       <a:fillRect/>
                     </a:stretch>
@@ -19769,18 +20098,18 @@
           <wp:inline>
             <wp:extent cx="5334000" cy="5334000"/>
             <wp:effectExtent b="0" l="0" r="0" t="0"/>
-            <wp:docPr descr="" title="" id="44" name="Picture"/>
+            <wp:docPr descr="" title="" id="46" name="Picture"/>
             <a:graphic>
               <a:graphicData uri="http://schemas.openxmlformats.org/drawingml/2006/picture">
                 <pic:pic>
                   <pic:nvPicPr>
-                    <pic:cNvPr descr="/Users/tylermuffly/sling-volume-patterns/output/figures/figure_3_lorenz_curve.png" id="45" name="Picture"/>
+                    <pic:cNvPr descr="/Users/tylermuffly/sling-volume-patterns/output/figures/figure_3_lorenz_curve.png" id="47" name="Picture"/>
                     <pic:cNvPicPr>
                       <a:picLocks noChangeArrowheads="1" noChangeAspect="1"/>
                     </pic:cNvPicPr>
                   </pic:nvPicPr>
                   <pic:blipFill>
-                    <a:blip r:embed="rId43"/>
+                    <a:blip r:embed="rId45"/>
                     <a:stretch>
                       <a:fillRect/>
                     </a:stretch>
@@ -19834,18 +20163,18 @@
           <wp:inline>
             <wp:extent cx="5334000" cy="4148666"/>
             <wp:effectExtent b="0" l="0" r="0" t="0"/>
-            <wp:docPr descr="" title="" id="47" name="Picture"/>
+            <wp:docPr descr="" title="" id="49" name="Picture"/>
             <a:graphic>
               <a:graphicData uri="http://schemas.openxmlformats.org/drawingml/2006/picture">
                 <pic:pic>
                   <pic:nvPicPr>
-                    <pic:cNvPr descr="/Users/tylermuffly/sling-volume-patterns/output/figures/figure_4_concentration_trends.png" id="48" name="Picture"/>
+                    <pic:cNvPr descr="/Users/tylermuffly/sling-volume-patterns/output/figures/figure_4_concentration_trends.png" id="50" name="Picture"/>
                     <pic:cNvPicPr>
                       <a:picLocks noChangeArrowheads="1" noChangeAspect="1"/>
                     </pic:cNvPicPr>
                   </pic:nvPicPr>
                   <pic:blipFill>
-                    <a:blip r:embed="rId46"/>
+                    <a:blip r:embed="rId48"/>
                     <a:stretch>
                       <a:fillRect/>
                     </a:stretch>
@@ -19899,18 +20228,18 @@
           <wp:inline>
             <wp:extent cx="5334000" cy="2963333"/>
             <wp:effectExtent b="0" l="0" r="0" t="0"/>
-            <wp:docPr descr="" title="" id="50" name="Picture"/>
+            <wp:docPr descr="" title="" id="52" name="Picture"/>
             <a:graphic>
               <a:graphicData uri="http://schemas.openxmlformats.org/drawingml/2006/picture">
                 <pic:pic>
                   <pic:nvPicPr>
-                    <pic:cNvPr descr="/Users/tylermuffly/sling-volume-patterns/output/figures/figure_5_supply_trends.png" id="51" name="Picture"/>
+                    <pic:cNvPr descr="/Users/tylermuffly/sling-volume-patterns/output/figures/figure_5_supply_trends.png" id="53" name="Picture"/>
                     <pic:cNvPicPr>
                       <a:picLocks noChangeArrowheads="1" noChangeAspect="1"/>
                     </pic:cNvPicPr>
                   </pic:nvPicPr>
                   <pic:blipFill>
-                    <a:blip r:embed="rId49"/>
+                    <a:blip r:embed="rId51"/>
                     <a:stretch>
                       <a:fillRect/>
                     </a:stretch>
@@ -19955,7 +20284,7 @@
         <w:t xml:space="preserve">Observable surgeons and total reported services by year and specialty. The decline in the observable surgeon pool was concentrated in urology and General OB/GYN.</w:t>
       </w:r>
     </w:p>
-    <w:bookmarkEnd w:id="52"/>
+    <w:bookmarkEnd w:id="54"/>
     <w:sectPr>
       <w:footnotePr>
         <w:numRestart w:val="eachSect"/>

--- a/output/manuscript.docx
+++ b/output/manuscript.docx
@@ -310,7 +310,7 @@
         <w:t xml:space="preserve"> </w:t>
       </w:r>
       <w:r>
-        <w:t xml:space="preserve">To describe the specialty distribution, surgeon volume, and surgeon-level concentration of physicians performing sling surgery for stress urinary incontinence (CPT 57288) in fee-for-service Medicare, 2013 through 2023.</w:t>
+        <w:t xml:space="preserve">To describe the specialty distribution, surgeon volume, and concentration of clinicians performing sling surgery for stress urinary incontinence (CPT 57288) in fee-for-service Medicare, 2013 through 2023.</w:t>
       </w:r>
     </w:p>
     <w:p>
@@ -328,7 +328,7 @@
         <w:t xml:space="preserve"> </w:t>
       </w:r>
       <w:r>
-        <w:t xml:space="preserve">Using the CMS Medicare Physician and Other Practitioners Public Use File (all 11 years), we classified physicians billing CPT 57288 as Urogynecology and Reconstructive Pelvic Surgery (URPS), Minimally Invasive Gynecologic Surgery (MIGS), General OB/GYN, or non-URPS urology by combining CMS provider type with the ABOG and ABU rosters. Utilization was expressed per 100,000 female Part B fee-for-service beneficiaries. Annual volume was modeled with a Poisson generalized estimating equation clustered by NPI, and the URPS share trend with a quasibinomial model; concentration used the Gini coefficient and HHI with bootstrap confidence intervals.</w:t>
+        <w:t xml:space="preserve">Using the CMS Medicare Physician and Other Practitioners Public Use File (all 11 years), we classified clinicians billing CPT 57288 as Urogynecology and Reconstructive Pelvic Surgery (URPS, both certification pathways), Minimally Invasive Gynecologic Surgery, other non-URPS OB/GYN, or non-URPS urology; facilities and unclassifiable billers formed a separate group. Utilization was modeled with a denominator offset (female Part B fee-for-service enrollment), annual volume with a Poisson generalized estimating equation clustered by NPI, and the URPS share with a quasibinomial model; concentration used the Gini coefficient with bootstrap confidence intervals.</w:t>
       </w:r>
     </w:p>
     <w:p>
@@ -346,7 +346,7 @@
         <w:t xml:space="preserve"> </w:t>
       </w:r>
       <w:r>
-        <w:t xml:space="preserve">1,789 physicians performed 147,632 services; URPS was the largest group (60.8%; median 19/year). Reported services fell -25.5%, but after adjusting for a -14.7% contraction of the fee-for-service population the rate declined only -12.6% (trend not significant, p = 0.139). Adjusted per-physician volume was highest for URPS and flat over time. Within-year concentration was low, stable, and similar across specialties (overlapping Gini confidence intervals, 0.52–0.56). The all-pathway URPS share rose from 53.4% to 63.8% (+0.90 pp/year; p &lt; 0.001), significant in every classification scenario.</w:t>
+        <w:t xml:space="preserve">1,666 clinicians performed 141,009 observable services; URPS was the largest group (63.7%), followed by non-URPS urology (14.5%) and other non-URPS OB/GYN (13%). Raw services fell -27.7%, but in a denominator-offset model the observable utilization rate declined -1.9% per year (about -17.3% over the decade; p = 0.119), a meaningful but not statistically robust decline. Observed volume was higher for URPS than urology and other OB/GYN. Within-year concentration was low and stable (annual Gini 0.22–0.28); URPS and urology did not differ, and URPS was modestly less concentrated than other OB/GYN. In a quasibinomial model the all-pathway URPS share rose 1.15 percentage points/year (58.3% to 69.7%; p &lt; 0.001), significant in every classification scenario.</w:t>
       </w:r>
     </w:p>
     <w:p>
@@ -364,7 +364,7 @@
         <w:t xml:space="preserve"> </w:t>
       </w:r>
       <w:r>
-        <w:t xml:space="preserve">In observable fee-for-service Medicare, all-pathway URPS physicians perform most sling surgery for stress urinary incontinence, and the URPS share rose, driven by declining participation of non-URPS physicians rather than rising concentration. These findings describe the observable fee-for-service workforce; outcome and access studies are needed before credentialing implications.</w:t>
+        <w:t xml:space="preserve">In observable fee-for-service Medicare, all-pathway URPS physicians performed most sling surgery for stress urinary incontinence, and their share rose as non-URPS participation declined, not through rising concentration. These findings describe observable Medicare service patterns, not the national surgical workforce; outcome and access studies are needed before credentialing implications.</w:t>
       </w:r>
     </w:p>
     <w:p>
@@ -407,7 +407,7 @@
         <w:pStyle w:val="FirstParagraph"/>
       </w:pPr>
       <w:r>
-        <w:t xml:space="preserve">Sling surgery is a common operation for stress urinary incontinence, a condition that causes urine leakage with coughing, laughing, or exercise. Several kinds of doctors perform this surgery, including urogynecologists (subspecialists in pelvic floor surgery), general obstetrician-gynecologists, and urologists. Using national Medicare billing records from 2013 to 2023, we looked at who performs these operations and how the work is spread among surgeons. Urogynecologists performed most of the operations, and their share grew over the decade. The total number of billed operations fell, but much of that drop simply reflects that fewer older adults are in traditional Medicare rather than a real decline in the surgery. No small group of very high-volume surgeons dominated the work. These findings describe the traditional Medicare workforce and cannot, by themselves, tell us who should be allowed to perform the surgery.</w:t>
+        <w:t xml:space="preserve">Sling surgery is a common operation for stress urinary incontinence, a condition that causes urine leakage with coughing, laughing, or exercise. Several kinds of doctors perform this surgery, including urogynecologists (subspecialists in pelvic floor surgery), general obstetrician-gynecologists, and urologists. Using national Medicare billing records from 2013 to 2023, we looked at who performs these operations and how the work is spread among surgeons. Urogynecologists performed most of the operations, and their share grew over the decade. The total number of billed operations fell, but much of that drop reflects that fewer older adults are now in traditional Medicare; after accounting for that shrinking population, a smaller real decline may remain, though the data cannot pin it down precisely. No small group of very high-volume surgeons dominated the work. These findings describe the traditional Medicare workforce and cannot, by themselves, tell us who should be allowed to perform the surgery.</w:t>
       </w:r>
     </w:p>
     <w:bookmarkEnd w:id="11"/>
@@ -617,7 +617,7 @@
         <w:t xml:space="preserve"> </w:t>
       </w:r>
       <w:r>
-        <w:t xml:space="preserve">as MIGS; all other OB/GYN physicians were classified as General OB/GYN. This yielded 1789-cohort assignments of URPS, MIGS, and General OB/GYN through the OB/GYN pathway.</w:t>
+        <w:t xml:space="preserve">as MIGS; all other OB/GYN physicians were classified as General OB/GYN. This yielded 1666-cohort assignments of URPS, MIGS, and General OB/GYN through the OB/GYN pathway.</w:t>
       </w:r>
     </w:p>
     <w:p>
@@ -625,7 +625,43 @@
         <w:pStyle w:val="BodyText"/>
       </w:pPr>
       <w:r>
-        <w:t xml:space="preserve">Providers billing CPT 57288 who had neither an OB/GYN nor urology CMS type and were not in the ABOG registry (323 physicians, mostly with adjacent surgical provider types) were grouped with urology, on the rationale that non-gynecologic sling surgeons in Medicare are predominantly urologists; because they represent a small fraction of the cohort, this choice has limited influence on the specialty distribution. A further 84 records from heterogeneous non-OB/GYN, non-urology provider types (for example general surgery and osteopathic manipulative medicine) were excluded.</w:t>
+        <w:t xml:space="preserve">Billers of CPT 57288 who had neither an OB/GYN nor urology CMS provider type and were not in the ABOG registry (323 NPIs) were predominantly facilities (ambulatory surgical centers) and non-physician clinicians (physician assistants, nurse practitioners), not urologists; none matched the ABU roster. We therefore did not assign them to urology. Facility NPIs (123 NPIs) were excluded because they cannot be given a physician specialty, and the remaining 200 non-physician or unclassifiable clinicians were placed in a distinct</w:t>
+      </w:r>
+      <w:r>
+        <w:t xml:space="preserve"> </w:t>
+      </w:r>
+      <w:r>
+        <w:t xml:space="preserve">“Other/uncertain”</w:t>
+      </w:r>
+      <w:r>
+        <w:t xml:space="preserve"> </w:t>
+      </w:r>
+      <w:r>
+        <w:t xml:space="preserve">group (8.2% of observable services). We report the specialty distribution under three handlings of these billers, as a sensitivity analysis (Supplementary Table S11): the primary</w:t>
+      </w:r>
+      <w:r>
+        <w:t xml:space="preserve"> </w:t>
+      </w:r>
+      <w:r>
+        <w:t xml:space="preserve">“Other/uncertain”</w:t>
+      </w:r>
+      <w:r>
+        <w:t xml:space="preserve"> </w:t>
+      </w:r>
+      <w:r>
+        <w:t xml:space="preserve">grouping, exclusion, and the legacy assignment to urology; the latter inflates the apparent non-URPS urology share roughly two-fold and is not used. A further small number of provider-year records from ABOG-registered NPIs with a miscellaneous CMS type remained</w:t>
+      </w:r>
+      <w:r>
+        <w:t xml:space="preserve"> </w:t>
+      </w:r>
+      <w:r>
+        <w:t xml:space="preserve">“Other”</w:t>
+      </w:r>
+      <w:r>
+        <w:t xml:space="preserve"> </w:t>
+      </w:r>
+      <w:r>
+        <w:t xml:space="preserve">and were excluded.</w:t>
       </w:r>
     </w:p>
     <w:p>
@@ -815,7 +851,7 @@
         <w:pStyle w:val="FirstParagraph"/>
       </w:pPr>
       <w:r>
-        <w:t xml:space="preserve">Across the full 11-year window, 1,789 physicians billed CPT 57288, accounting for 147,632 observed services in 6,937 physician-year observations. Participation was intermittent: 560 physicians (31%) appeared in one year, 756 (42%) in 2–5 years, 365 (20%) in 6–10 years, and 108 (6%) in all 11 years. Thus, only a small proportion maintained an observable Medicare sling practice throughout the study window.</w:t>
+        <w:t xml:space="preserve">Across the full 11-year window, 1,666 physicians billed CPT 57288, accounting for 141,009 observed services in 6,569 physician-year observations. Participation was intermittent: 505 physicians (30%) appeared in one year, 707 (42%) in 2–5 years, 349 (21%) in 6–10 years, and 105 (6%) in all 11 years. Thus, only a small proportion maintained an observable Medicare sling practice throughout the study window.</w:t>
       </w:r>
     </w:p>
     <w:p>
@@ -823,7 +859,7 @@
         <w:pStyle w:val="BodyText"/>
       </w:pPr>
       <w:r>
-        <w:t xml:space="preserve">The observed count of reported services fell from 16,399 in 2013 to 12,223 in 2023 (-25.5%). Over the same period, however, the female Part B fee-for-service population contracted from 18.35 million to 15.65 million beneficiaries (-14.7%), reflecting migration into Medicare Advantage. After denominator adjustment, the utilization rate declined more modestly, from 89.4 to 78.1 services per 100,000 female Part B fee-for-service beneficiaries (-12.6%), and the linear trend in the rate was not statistically significant (-1.65 per 100,000 per year; p = 0.139). The rate reached a low of 52.4 per 100,000 in 2020, consistent with pandemic-related deferral of elective surgery, then partially recovered. The number of observable surgeons also fell, from 812 to 562. Thus, much of the apparent decline in service counts reflected the shrinking fee-for-service denominator rather than a clear fall in age-eligible utilization.</w:t>
+        <w:t xml:space="preserve">The observed count of reported services fell from 15,872 in 2013 to 11,470 in 2023 (-27.7%). Over the same period the female Part B fee-for-service population contracted from 18.35 million to 15.65 million beneficiaries (-14.7%). In a Poisson model of the annual service count with log fee-for-service enrollment as an offset and a 2020 indicator, the observable utilization rate declined -1.9% per year (rate ratio 0.981, 95% CI 0.961-1.002; about -17.3% over the decade), but with only 11 annual observations and the pandemic interruption this trend was not statistically robust (dispersion-adjusted p = 0.119). The rate reached a low of 49.8 per 100,000 in 2020, consistent with pandemic-related deferral of elective surgery, then partially recovered. The number of observable surgeons also fell, from 779 to 522. A clinically meaningful decline in observable utilization thus remains possible, but the raw service-count drop overstates it because much of that drop reflects the shrinking fee-for-service denominator; because CMS suppresses low-volume physician-years, this is an observable-services rate, not the total national fee-for-service rate.</w:t>
       </w:r>
     </w:p>
     <w:bookmarkEnd w:id="19"/>
@@ -841,7 +877,7 @@
         <w:pStyle w:val="FirstParagraph"/>
       </w:pPr>
       <w:r>
-        <w:t xml:space="preserve">URPS was the largest group: 767 physicians contributed 3,913 physician-years and 89,773 procedures (60.8%), with a median annual volume of 19 (p25–p75, 14–28). Non-URPS urology included 689 physicians, 2,032 physician-years, and 38,602 procedures (26.1%; median 16, 13–22). General OB/GYN included 336 physicians, 953 physician-years, and 18,316 procedures (12.4%; median 15, 12–22). MIGS included 10 physicians, 39 physician-years, and 941 procedures (0.6%; median 16, 12–24) (Table 1).</w:t>
+        <w:t xml:space="preserve">URPS was the largest group: 767 physicians contributed 3,913 physician-years and 89,773 procedures (63.7%), with a median annual volume of 19 (p25–p75, 14–28). Non-URPS urology included 366 physicians, 1,150 physician-years, and 20,475 procedures (14.5%; median 15, 12–20). General OB/GYN included 336 physicians, 953 physician-years, and 18,316 procedures (13%; median 15, 12–22). MIGS included 10 physicians, 39 physician-years, and 941 procedures (0.7%; median 16, 12–24) (Table 1).</w:t>
       </w:r>
     </w:p>
     <w:p>
@@ -857,7 +893,7 @@
         <w:pStyle w:val="BodyText"/>
       </w:pPr>
       <w:r>
-        <w:t xml:space="preserve">Annual market shares moved in different directions (Table 1). URPS increased from 53.4% in 2013 to 63.8% in 2023 (+0.90 percentage points/year; 95% CI 0.51 to 1.28; p &lt; 0.001). Urology decreased from 30.7% to 23.1% (-0.55 percentage points/year; 95% CI -0.84 to -0.26; p = 0.002), and General OB/GYN decreased from 15.7% to 12.3% (-0.41 percentage points/year; 95% CI -0.66 to -0.17; p = 0.004). MIGS increased descriptively from 0.2% to 0.8% (+0.07 percentage points/year), but this estimate is based on only 10 physicians. In the quasibinomial model of URPS services out of all annual services, which respects the compositional structure, the URPS share rose from a fitted 56.5% in 2013 to 65.7% in 2023 (odds ratio 1.040 (95% CI 1.025-1.054) per year; 0.92 percentage points per year; p &lt; 0.001), consistent with the descriptive ordinary least-squares estimate. Because total service counts declined, these changes represent redistribution among specialties rather than growth in services.</w:t>
+        <w:t xml:space="preserve">Annual market shares moved in different directions (Table 1). URPS increased from 55.1% in 2013 to 68% in 2023 (+1.12 percentage points/year; 95% CI 0.73 to 1.50; p &lt; 0.001). Urology decreased from 22.4% to 8.3% (-1.28 percentage points/year; 95% CI -1.57 to -0.99; p &lt; 0.001), and General OB/GYN decreased from 16.3% to 13.1% (-0.40 percentage points/year; 95% CI -0.66 to -0.13; p = 0.008). MIGS increased descriptively from 0.2% to 0.9% (+0.08 percentage points/year), but this estimate is based on only 10 physicians. In the quasibinomial model of URPS services out of all annual services, which respects the compositional structure, the URPS share rose from a fitted 58.3% in 2013 to 69.7% in 2023 (odds ratio 1.051 (95% CI 1.036-1.066) per year; 1.15 percentage points per year; p &lt; 0.001), consistent with the descriptive ordinary least-squares estimate. Because total service counts declined, these changes represent redistribution among specialties rather than growth in services.</w:t>
       </w:r>
     </w:p>
     <w:p>
@@ -865,7 +901,7 @@
         <w:pStyle w:val="BodyText"/>
       </w:pPr>
       <w:r>
-        <w:t xml:space="preserve">The URPS increase was significant under every classification scenario, which differed in the estimated slope (Table 4). Fixed membership gave the shallower estimate because it counts physicians as URPS before certification: the all-pathway URPS share rose from 53.4% to 63.8% (+0.90 percentage points/year), and the OB/GYN-based share from 60.8% to 70.1% (+0.85 percentage points/year). Certification-gated classification gave the steeper estimate, from 42.2% to 62.8% (+1.52 percentage points/year), because it removes not-yet-certified physicians from the early URPS count; the two estimates converged near 62.8% by 2023.</w:t>
+        <w:t xml:space="preserve">The URPS increase was significant under every classification scenario, which differed in the estimated slope (Table 4). Fixed membership gave the shallower estimate because it counts physicians as URPS before certification: the all-pathway URPS share rose from 55.1% to 68% (+1.12 percentage points/year), and the OB/GYN-based share from 62.8% to 74.7% (+1.08 percentage points/year). Certification-gated classification gave the steeper estimate, from 43.6% to 66.9% (+1.76 percentage points/year), because it removes not-yet-certified physicians from the early URPS count; the two estimates converged near 66.9% by 2023.</w:t>
       </w:r>
     </w:p>
     <w:p>
@@ -873,7 +909,7 @@
         <w:pStyle w:val="BodyText"/>
       </w:pPr>
       <w:r>
-        <w:t xml:space="preserve">In the Poisson GEE clustered by NPI (calendar year centered at 2018), adjusted annual volume at mid-study was lower than URPS for every other group: urology RR 0.76 (0.67–0.87), General OB/GYN RR 0.68 (0.51–0.91), and MIGS RR 0.85 (0.55–1.32) (Table 3). Annual volume was approximately 11% lower in 2020 (RR 0.88 (0.85–0.92); p &lt; 0.001). The specialty-by-year interaction showed that per-physician volume did not change over time for the well-populated groups: the annual trend was flat for URPS (RR 0.997 (0.990-1.005); p = 0.516), urology (RR 0.987 (0.973-1.002); p = 0.091), and General OB/GYN (RR 0.997 (0.974-1.019); p = 0.761), and increased only for the 10-physician MIGS group (RR 1.084 (1.030-1.141); p = 0.002) (Table 3). A negative-binomial mixed model with a random intercept per NPI gave the same pattern of specialty differences (urology RR 0.86 (0.82–0.89), General OB/GYN RR 0.84 (0.80–0.88), 2020 RR 0.90 (0.88–0.93)). The one-observation-per-physician secondary analysis agreed (Kruskal-Wallis H = 66.6, df = 3, p &lt; 0.001); URPS volume exceeded both urology and General OB/GYN in pairwise comparisons (p &lt; 0.001).</w:t>
+        <w:t xml:space="preserve">In the Poisson GEE clustered by NPI (calendar year centered at 2018), adjusted annual volume at mid-study was lower than URPS for every other group: urology RR 0.72 (0.60–0.87), General OB/GYN RR 0.64 (0.44–0.93), and MIGS RR 0.84 (0.52–1.34) (Table 3). Annual volume was approximately 11% lower in 2020 (RR 0.88 (0.84–0.91); p &lt; 0.001). The specialty-by-year interaction showed that per-physician volume did not change over time for the well-populated groups: the annual trend was flat for URPS (RR 0.997 (0.990-1.005); p = 0.523), urology (RR 0.986 (0.967-1.004); p = 0.135), and General OB/GYN (RR 0.996 (0.973-1.021); p = 0.760), and increased only for the 10-physician MIGS group (RR 1.085 (1.031-1.142); p = 0.002) (Table 3). A negative-binomial mixed model with a random intercept per NPI reproduced the direction but with attenuated magnitude (urology RR 0.80 (0.77–0.84), General OB/GYN RR 0.84 (0.79–0.88), 2020 RR 0.90 (0.87–0.93)); the attenuation is expected because the GEE estimates a population-averaged (marginal) rate ratio whereas the mixed model estimates a physician-conditional one. The one-observation-per-physician secondary analysis agreed (Kruskal-Wallis H = 80.5, df = 4, p &lt; 0.001); URPS volume exceeded urology and other OB/GYN in pairwise comparisons (p &lt; 0.001), with no significant URPS-MIGS difference. Because these models condition on the physician-year being observable above the CMS reporting threshold, the estimand is annual service volume among observable physician-years, not full-workforce practice volume; if non-URPS physicians more often fall below the threshold, the URPS volume advantage may be overstated.</w:t>
       </w:r>
     </w:p>
     <w:bookmarkEnd w:id="20"/>
@@ -891,7 +927,7 @@
         <w:pStyle w:val="FirstParagraph"/>
       </w:pPr>
       <w:r>
-        <w:t xml:space="preserve">The primary concentration analysis was within-year. Within-year concentration was low and stable across the study period: the annual Gini ranged from 0.26 to 0.28, with no temporal trend (p = 0.733), and the annual top 20% performed approximately 38% of cases. No specialty-specific annual Gini changed significantly (all p &gt; 0.15). Thus, care did not become concentrated among a smaller group of high-volume surgeons as the observable surgeon pool contracted.</w:t>
+        <w:t xml:space="preserve">The primary concentration analysis was within-year. Within-year concentration was low and stable across the study period: the annual Gini ranged from 0.26 to 0.28, with no temporal trend (p = 0.451), and the annual top 20% performed approximately 38% of cases. No specialty-specific annual Gini changed significantly (all p &gt; 0.15). Thus, care did not become concentrated among a smaller group of high-volume surgeons as the observable surgeon pool contracted.</w:t>
       </w:r>
     </w:p>
     <w:p>
@@ -899,7 +935,7 @@
         <w:pStyle w:val="BodyText"/>
       </w:pPr>
       <w:r>
-        <w:t xml:space="preserve">Pooled multi-year concentration was similar across the three well-populated groups, with overlapping confidence intervals: URPS Gini 0.52 (95% CI 0.50-0.54), urology Gini 0.53 (95% CI 0.51-0.55), and General OB/GYN Gini 0.56 (95% CI 0.52-0.60) (Table 2). The size-adjusted normalized HHI was near zero for every group (URPS 0.001, urology 0.002, General OB/GYN 0.006 on a 0–1 scale), and the effective number of providers was large (URPS 368, urology 282, General OB/GYN 112), indicating that sling volume was distributed across many surgeons rather than dominated by a few. Because the specialties differ several-fold in provider count, raw HHI is not directly comparable across them (Table 2). Adding hypothetical suppressed low-volume providers raised the Gini only modestly (Supplementary Table S8), so the low-concentration conclusion is robust to the unobserved tail. URPS had the highest median annual volume and upper quartile (median 19; p75 28). MIGS was excluded from these comparisons because only 10 physicians were identified (1–4 per year); its nominal Gini of 0.61 and HHI of 3,036 are not stable specialty-wide estimates.</w:t>
+        <w:t xml:space="preserve">Pooled multi-year concentration was modest for every group: URPS Gini 0.52 (95% CI 0.50-0.54), urology Gini 0.52 (95% CI 0.49-0.55), and other non-URPS OB/GYN Gini 0.56 (95% CI 0.52-0.60) (Table 2). Because overlapping individual confidence intervals are not a test of between-group difference, we bootstrapped the pairwise differences: URPS and urology did not differ (Gini difference -0.006 (95% CI -0.039 to +0.030)), whereas URPS was modestly less concentrated than other OB/GYN (-0.046 (95% CI -0.086 to -0.002), confidence interval excluding zero). The size-adjusted normalized HHI was near zero for every group (URPS 0.001, urology 0.004, other OB/GYN 0.006 on a 0–1 scale). The effective number of providers, expressed as a fraction of the actual provider count, showed a gradient (URPS 368 of 767, 48%; urology 42%; other OB/GYN 33%), indicating that sling volume was distributed across many surgeons rather than dominated by a few, though somewhat less evenly in the smaller groups. Because the specialties differ several-fold in provider count, raw HHI is not directly comparable across them (Table 2). Adding hypothetical suppressed low-volume providers raised the Gini (Supplementary Table S8): under the 50% scenario the URPS Gini rose from 0.52 toward the mid-0.6 range, so the sensitivity supports only the narrower claim that observed services were not dominated by a handful of surgeons, not a precise estimate of the full-market distribution. URPS had the highest median annual volume and upper quartile (median 19; p75 28). MIGS was excluded from these comparisons because only 10 physicians were identified (1–4 per year); its estimates are exploratory.</w:t>
       </w:r>
     </w:p>
     <w:bookmarkEnd w:id="21"/>
@@ -917,7 +953,7 @@
         <w:pStyle w:val="FirstParagraph"/>
       </w:pPr>
       <w:r>
-        <w:t xml:space="preserve">Using the two-year washout (Supplementary Table S9), 48–168 surgeons became newly observable each year and performed 7.4%–22.5% of annual volume. Their median volume was low, at approximately 13 services, consistent with surgeons appearing just above the CMS suppression threshold. Newly observable counts fell to 48 surgeons (7.4% of volume) in 2020, then rebounded to 168 (22.5%) in 2022; the 2022 rebound may partly reflect re-observation of surgeons who fell below the threshold during the pandemic rather than genuinely new surgeons. Continuing surgeons (381–584 per year) performed most annual services, while surgeons no longer observable ranged from 66 to 230 per year.</w:t>
+        <w:t xml:space="preserve">Using the two-year washout (Supplementary Table S9), 46–150 surgeons became newly observable each year and performed 7.4%–21.7% of annual volume. Their median volume was low, at approximately 13 services, consistent with surgeons appearing just above the CMS suppression threshold. Newly observable counts fell to 46 surgeons (7.4% of volume) in 2020, then rebounded to 150 (21.7%) in 2022; the 2022 rebound may partly reflect re-observation of surgeons who fell below the threshold during the pandemic rather than genuinely new surgeons. Continuing surgeons (357–559 per year) performed most annual services, while surgeons no longer observable ranged from 64 to 212 per year.</w:t>
       </w:r>
     </w:p>
     <w:p>
@@ -925,7 +961,7 @@
         <w:pStyle w:val="BodyText"/>
       </w:pPr>
       <w:r>
-        <w:t xml:space="preserve">Across the study period, URPS accounted for the most newly observable episodes (480), followed by urology (421), General OB/GYN (205), and MIGS (8); these are episode counts, not unique physicians. The rising URPS share coincided with the largest inflow of newly observable surgeons together with a relatively stable continuing-URPS base (URPS surgeon count 385 to 338; per-physician volume unchanged). Urology showed substantial turnover with net decline, and General OB/GYN declined in both observable surgeons and market share.</w:t>
+        <w:t xml:space="preserve">Across the study period, URPS accounted for the most newly observable episodes (480), followed by urology (165), General OB/GYN (205), and MIGS (8); these are episode counts, not unique physicians. The rising URPS share coincided with the largest inflow of newly observable surgeons together with a relatively stable continuing-URPS base (URPS surgeon count 385 to 338; per-physician volume unchanged). Urology showed substantial turnover with net decline, and General OB/GYN declined in both observable surgeons and market share.</w:t>
       </w:r>
     </w:p>
     <w:p>
@@ -960,7 +996,7 @@
         <w:pStyle w:val="FirstParagraph"/>
       </w:pPr>
       <w:r>
-        <w:t xml:space="preserve">This national Medicare analysis produced three main findings. First, URPS physicians performed most sling operations for SUI (60.8%) and had the highest adjusted per-physician volume. Second, the URPS share increased over the decade as URPS surgeons entered the observable workforce and non-URPS surgeons left. Third, surgeon-level concentration remained low and stable despite a shrinking surgeon pool. Together, these findings indicate a change in workforce composition rather than intensification of individual practice or concentration of care.</w:t>
+        <w:t xml:space="preserve">This national Medicare analysis produced three main findings. First, URPS physicians performed most sling operations for SUI (63.7%) and had the highest adjusted per-physician volume. Second, the URPS share increased over the decade, coinciding with more URPS surgeons becoming observable and fewer non-URPS surgeons remaining observable. Third, surgeon-level concentration remained low and stable despite a shrinking observable surgeon pool. Together, these findings indicate a change in the composition of observable fee-for-service practice rather than intensification of individual practice or concentration of care; they are best read as a practice-pattern study, not a study of entry into or exit from the clinical workforce.</w:t>
       </w:r>
     </w:p>
     <w:bookmarkStart w:id="24" w:name="X91e1c95b037f473535ecf00410a7735e835e926"/>
@@ -1021,7 +1057,7 @@
         <w:pStyle w:val="BodyText"/>
       </w:pPr>
       <w:r>
-        <w:t xml:space="preserve">Including both certification pathways was essential to this result. Cross-referencing the ABU roster reassigned 151 urology-typed physicians, representing 8.3% of all sling procedures, to URPS. The concentration estimate was robust: the pooled URPS Gini changed only from 0.52 to 0.52. A pathway-neutral definition also reflects differences in operative case volume between urology- and gynecology-based URPS fellowships</w:t>
+        <w:t xml:space="preserve">Including both certification pathways was essential to this result. Cross-referencing the ABU roster reassigned 151 urology-typed physicians, representing 8.7% of all sling procedures, to URPS. The concentration estimate was robust: the pooled URPS Gini changed only from 0.52 to 0.52. A pathway-neutral definition also reflects differences in operative case volume between urology- and gynecology-based URPS fellowships</w:t>
       </w:r>
       <w:r>
         <w:rPr>
@@ -1241,7 +1277,7 @@
         <w:pStyle w:val="FirstParagraph"/>
       </w:pPr>
       <w:r>
-        <w:t xml:space="preserve">Strengths include a national, complete sample of fee-for-service Medicare claims; identification of urogynecologists through both certification pathways; complementary surgeon-level concentration measures calculated both overall and by year; a model that accounts for repeated observations within physicians; and a fully reproducible analytic pipeline.</w:t>
+        <w:t xml:space="preserve">Strengths include a national sample of all publicly reported, nonsuppressed fee-for-service provider-service records; identification of urogynecologists through both certification pathways; complementary surgeon-level concentration measures with bootstrap confidence intervals, calculated both overall and by year; models that account for repeated observations within physicians; transparent handling of ambiguous and facility billers with sensitivity analyses; and a fully reproducible analytic pipeline.</w:t>
       </w:r>
     </w:p>
     <w:bookmarkEnd w:id="28"/>
@@ -1559,7 +1595,7 @@
         <w:t xml:space="preserve"> </w:t>
       </w:r>
       <w:r>
-        <w:t xml:space="preserve">Specialty distribution and market-share trends among physicians billing CPT 57288, Medicare PUF 2013–2023 (combined URPS). Δ share is the annual percentage-point change from ordinary least-squares regression on calendar year. Specialty-specific physician counts exceed 1,789 because 13 physicians changed groups across years. *MIGS estimates are descriptive because only 10 physicians were identified.</w:t>
+        <w:t xml:space="preserve">Specialty distribution and market-share trends among physicians billing CPT 57288, Medicare PUF 2013–2023 (combined URPS). Δ share is the annual percentage-point change from ordinary least-squares regression on calendar year. Specialty-specific physician counts exceed 1,666 because 13 physicians changed groups across years. *MIGS estimates are descriptive because only 10 physicians were identified.</w:t>
       </w:r>
     </w:p>
     <w:tbl>
@@ -1570,16 +1606,16 @@
         <w:tblLook w:firstRow="1" w:lastRow="0" w:firstColumn="0" w:lastColumn="0" w:noHBand="0" w:noVBand="0" w:val="0020"/>
       </w:tblPr>
       <w:tblGrid>
-        <w:gridCol w:w="1002"/>
-        <w:gridCol w:w="952"/>
-        <w:gridCol w:w="852"/>
-        <w:gridCol w:w="651"/>
-        <w:gridCol w:w="501"/>
-        <w:gridCol w:w="1102"/>
-        <w:gridCol w:w="601"/>
-        <w:gridCol w:w="601"/>
-        <w:gridCol w:w="1253"/>
-        <w:gridCol w:w="401"/>
+        <w:gridCol w:w="1090"/>
+        <w:gridCol w:w="901"/>
+        <w:gridCol w:w="806"/>
+        <w:gridCol w:w="901"/>
+        <w:gridCol w:w="474"/>
+        <w:gridCol w:w="1043"/>
+        <w:gridCol w:w="569"/>
+        <w:gridCol w:w="569"/>
+        <w:gridCol w:w="1185"/>
+        <w:gridCol w:w="379"/>
       </w:tblGrid>
       <w:tr>
         <w:trPr>
@@ -1625,7 +1661,7 @@
               <w:pStyle w:val="Compact"/>
             </w:pPr>
             <w:r>
-              <w:t xml:space="preserve">Procedures</w:t>
+              <w:t xml:space="preserve">Reported services</w:t>
             </w:r>
           </w:p>
         </w:tc>
@@ -1748,7 +1784,7 @@
               <w:pStyle w:val="Compact"/>
             </w:pPr>
             <w:r>
-              <w:t xml:space="preserve">60.8%</w:t>
+              <w:t xml:space="preserve">63.7%</w:t>
             </w:r>
           </w:p>
         </w:tc>
@@ -1770,29 +1806,29 @@
               <w:pStyle w:val="Compact"/>
             </w:pPr>
             <w:r>
-              <w:t xml:space="preserve">53.4%</w:t>
-            </w:r>
-          </w:p>
-        </w:tc>
-        <w:tc>
-          <w:tcPr/>
-          <w:p>
-            <w:pPr>
-              <w:pStyle w:val="Compact"/>
-            </w:pPr>
-            <w:r>
-              <w:t xml:space="preserve">63.8%</w:t>
-            </w:r>
-          </w:p>
-        </w:tc>
-        <w:tc>
-          <w:tcPr/>
-          <w:p>
-            <w:pPr>
-              <w:pStyle w:val="Compact"/>
-            </w:pPr>
-            <w:r>
-              <w:t xml:space="preserve">+0.90 (0.51 to 1.28)</w:t>
+              <w:t xml:space="preserve">55.1%</w:t>
+            </w:r>
+          </w:p>
+        </w:tc>
+        <w:tc>
+          <w:tcPr/>
+          <w:p>
+            <w:pPr>
+              <w:pStyle w:val="Compact"/>
+            </w:pPr>
+            <w:r>
+              <w:t xml:space="preserve">68.0%</w:t>
+            </w:r>
+          </w:p>
+        </w:tc>
+        <w:tc>
+          <w:tcPr/>
+          <w:p>
+            <w:pPr>
+              <w:pStyle w:val="Compact"/>
+            </w:pPr>
+            <w:r>
+              <w:t xml:space="preserve">+1.12 (0.73 to 1.50)</w:t>
             </w:r>
           </w:p>
         </w:tc>
@@ -1827,108 +1863,108 @@
               <w:pStyle w:val="Compact"/>
             </w:pPr>
             <w:r>
-              <w:t xml:space="preserve">689</w:t>
-            </w:r>
-          </w:p>
-        </w:tc>
-        <w:tc>
-          <w:tcPr/>
-          <w:p>
-            <w:pPr>
-              <w:pStyle w:val="Compact"/>
-            </w:pPr>
-            <w:r>
-              <w:t xml:space="preserve">2,032</w:t>
-            </w:r>
-          </w:p>
-        </w:tc>
-        <w:tc>
-          <w:tcPr/>
-          <w:p>
-            <w:pPr>
-              <w:pStyle w:val="Compact"/>
-            </w:pPr>
-            <w:r>
-              <w:t xml:space="preserve">38,602</w:t>
-            </w:r>
-          </w:p>
-        </w:tc>
-        <w:tc>
-          <w:tcPr/>
-          <w:p>
-            <w:pPr>
-              <w:pStyle w:val="Compact"/>
-            </w:pPr>
-            <w:r>
-              <w:t xml:space="preserve">26.1%</w:t>
-            </w:r>
-          </w:p>
-        </w:tc>
-        <w:tc>
-          <w:tcPr/>
-          <w:p>
-            <w:pPr>
-              <w:pStyle w:val="Compact"/>
-            </w:pPr>
-            <w:r>
-              <w:t xml:space="preserve">16 (13–22)</w:t>
-            </w:r>
-          </w:p>
-        </w:tc>
-        <w:tc>
-          <w:tcPr/>
-          <w:p>
-            <w:pPr>
-              <w:pStyle w:val="Compact"/>
-            </w:pPr>
-            <w:r>
-              <w:t xml:space="preserve">30.7%</w:t>
-            </w:r>
-          </w:p>
-        </w:tc>
-        <w:tc>
-          <w:tcPr/>
-          <w:p>
-            <w:pPr>
-              <w:pStyle w:val="Compact"/>
-            </w:pPr>
-            <w:r>
-              <w:t xml:space="preserve">23.1%</w:t>
-            </w:r>
-          </w:p>
-        </w:tc>
-        <w:tc>
-          <w:tcPr/>
-          <w:p>
-            <w:pPr>
-              <w:pStyle w:val="Compact"/>
-            </w:pPr>
-            <w:r>
-              <w:t xml:space="preserve">-0.55 (-0.84 to -0.26)</w:t>
-            </w:r>
-          </w:p>
-        </w:tc>
-        <w:tc>
-          <w:tcPr/>
-          <w:p>
-            <w:pPr>
-              <w:pStyle w:val="Compact"/>
-            </w:pPr>
-            <w:r>
-              <w:t xml:space="preserve">0.002</w:t>
-            </w:r>
-          </w:p>
-        </w:tc>
-      </w:tr>
-      <w:tr>
-        <w:tc>
-          <w:tcPr/>
-          <w:p>
-            <w:pPr>
-              <w:pStyle w:val="Compact"/>
-            </w:pPr>
-            <w:r>
-              <w:t xml:space="preserve">General OB/GYN</w:t>
+              <w:t xml:space="preserve">366</w:t>
+            </w:r>
+          </w:p>
+        </w:tc>
+        <w:tc>
+          <w:tcPr/>
+          <w:p>
+            <w:pPr>
+              <w:pStyle w:val="Compact"/>
+            </w:pPr>
+            <w:r>
+              <w:t xml:space="preserve">1,150</w:t>
+            </w:r>
+          </w:p>
+        </w:tc>
+        <w:tc>
+          <w:tcPr/>
+          <w:p>
+            <w:pPr>
+              <w:pStyle w:val="Compact"/>
+            </w:pPr>
+            <w:r>
+              <w:t xml:space="preserve">20,475</w:t>
+            </w:r>
+          </w:p>
+        </w:tc>
+        <w:tc>
+          <w:tcPr/>
+          <w:p>
+            <w:pPr>
+              <w:pStyle w:val="Compact"/>
+            </w:pPr>
+            <w:r>
+              <w:t xml:space="preserve">14.5%</w:t>
+            </w:r>
+          </w:p>
+        </w:tc>
+        <w:tc>
+          <w:tcPr/>
+          <w:p>
+            <w:pPr>
+              <w:pStyle w:val="Compact"/>
+            </w:pPr>
+            <w:r>
+              <w:t xml:space="preserve">15 (12–20)</w:t>
+            </w:r>
+          </w:p>
+        </w:tc>
+        <w:tc>
+          <w:tcPr/>
+          <w:p>
+            <w:pPr>
+              <w:pStyle w:val="Compact"/>
+            </w:pPr>
+            <w:r>
+              <w:t xml:space="preserve">22.4%</w:t>
+            </w:r>
+          </w:p>
+        </w:tc>
+        <w:tc>
+          <w:tcPr/>
+          <w:p>
+            <w:pPr>
+              <w:pStyle w:val="Compact"/>
+            </w:pPr>
+            <w:r>
+              <w:t xml:space="preserve">8.3%</w:t>
+            </w:r>
+          </w:p>
+        </w:tc>
+        <w:tc>
+          <w:tcPr/>
+          <w:p>
+            <w:pPr>
+              <w:pStyle w:val="Compact"/>
+            </w:pPr>
+            <w:r>
+              <w:t xml:space="preserve">-1.28 (-1.57 to -0.99)</w:t>
+            </w:r>
+          </w:p>
+        </w:tc>
+        <w:tc>
+          <w:tcPr/>
+          <w:p>
+            <w:pPr>
+              <w:pStyle w:val="Compact"/>
+            </w:pPr>
+            <w:r>
+              <w:t xml:space="preserve">&lt;0.001</w:t>
+            </w:r>
+          </w:p>
+        </w:tc>
+      </w:tr>
+      <w:tr>
+        <w:tc>
+          <w:tcPr/>
+          <w:p>
+            <w:pPr>
+              <w:pStyle w:val="Compact"/>
+            </w:pPr>
+            <w:r>
+              <w:t xml:space="preserve">Other non-URPS OB/GYN</w:t>
             </w:r>
           </w:p>
         </w:tc>
@@ -1972,7 +2008,7 @@
               <w:pStyle w:val="Compact"/>
             </w:pPr>
             <w:r>
-              <w:t xml:space="preserve">12.4%</w:t>
+              <w:t xml:space="preserve">13.0%</w:t>
             </w:r>
           </w:p>
         </w:tc>
@@ -1994,29 +2030,253 @@
               <w:pStyle w:val="Compact"/>
             </w:pPr>
             <w:r>
-              <w:t xml:space="preserve">15.7%</w:t>
-            </w:r>
-          </w:p>
-        </w:tc>
-        <w:tc>
-          <w:tcPr/>
-          <w:p>
-            <w:pPr>
-              <w:pStyle w:val="Compact"/>
-            </w:pPr>
-            <w:r>
-              <w:t xml:space="preserve">12.3%</w:t>
-            </w:r>
-          </w:p>
-        </w:tc>
-        <w:tc>
-          <w:tcPr/>
-          <w:p>
-            <w:pPr>
-              <w:pStyle w:val="Compact"/>
-            </w:pPr>
-            <w:r>
-              <w:t xml:space="preserve">-0.41 (-0.66 to -0.17)</w:t>
+              <w:t xml:space="preserve">16.3%</w:t>
+            </w:r>
+          </w:p>
+        </w:tc>
+        <w:tc>
+          <w:tcPr/>
+          <w:p>
+            <w:pPr>
+              <w:pStyle w:val="Compact"/>
+            </w:pPr>
+            <w:r>
+              <w:t xml:space="preserve">13.1%</w:t>
+            </w:r>
+          </w:p>
+        </w:tc>
+        <w:tc>
+          <w:tcPr/>
+          <w:p>
+            <w:pPr>
+              <w:pStyle w:val="Compact"/>
+            </w:pPr>
+            <w:r>
+              <w:t xml:space="preserve">-0.40 (-0.66 to -0.13)</w:t>
+            </w:r>
+          </w:p>
+        </w:tc>
+        <w:tc>
+          <w:tcPr/>
+          <w:p>
+            <w:pPr>
+              <w:pStyle w:val="Compact"/>
+            </w:pPr>
+            <w:r>
+              <w:t xml:space="preserve">0.008</w:t>
+            </w:r>
+          </w:p>
+        </w:tc>
+      </w:tr>
+      <w:tr>
+        <w:tc>
+          <w:tcPr/>
+          <w:p>
+            <w:pPr>
+              <w:pStyle w:val="Compact"/>
+            </w:pPr>
+            <w:r>
+              <w:t xml:space="preserve">Other/uncertain</w:t>
+            </w:r>
+          </w:p>
+        </w:tc>
+        <w:tc>
+          <w:tcPr/>
+          <w:p>
+            <w:pPr>
+              <w:pStyle w:val="Compact"/>
+            </w:pPr>
+            <w:r>
+              <w:t xml:space="preserve">200</w:t>
+            </w:r>
+          </w:p>
+        </w:tc>
+        <w:tc>
+          <w:tcPr/>
+          <w:p>
+            <w:pPr>
+              <w:pStyle w:val="Compact"/>
+            </w:pPr>
+            <w:r>
+              <w:t xml:space="preserve">514</w:t>
+            </w:r>
+          </w:p>
+        </w:tc>
+        <w:tc>
+          <w:tcPr/>
+          <w:p>
+            <w:pPr>
+              <w:pStyle w:val="Compact"/>
+            </w:pPr>
+            <w:r>
+              <w:t xml:space="preserve">11,504</w:t>
+            </w:r>
+          </w:p>
+        </w:tc>
+        <w:tc>
+          <w:tcPr/>
+          <w:p>
+            <w:pPr>
+              <w:pStyle w:val="Compact"/>
+            </w:pPr>
+            <w:r>
+              <w:t xml:space="preserve">8.2%</w:t>
+            </w:r>
+          </w:p>
+        </w:tc>
+        <w:tc>
+          <w:tcPr/>
+          <w:p>
+            <w:pPr>
+              <w:pStyle w:val="Compact"/>
+            </w:pPr>
+            <w:r>
+              <w:t xml:space="preserve">18 (13–27)</w:t>
+            </w:r>
+          </w:p>
+        </w:tc>
+        <w:tc>
+          <w:tcPr/>
+          <w:p>
+            <w:pPr>
+              <w:pStyle w:val="Compact"/>
+            </w:pPr>
+            <w:r>
+              <w:t xml:space="preserve">6.0%</w:t>
+            </w:r>
+          </w:p>
+        </w:tc>
+        <w:tc>
+          <w:tcPr/>
+          <w:p>
+            <w:pPr>
+              <w:pStyle w:val="Compact"/>
+            </w:pPr>
+            <w:r>
+              <w:t xml:space="preserve">9.8%</w:t>
+            </w:r>
+          </w:p>
+        </w:tc>
+        <w:tc>
+          <w:tcPr/>
+          <w:p>
+            <w:pPr>
+              <w:pStyle w:val="Compact"/>
+            </w:pPr>
+            <w:r>
+              <w:t xml:space="preserve">+0.49 (0.33 to 0.64)</w:t>
+            </w:r>
+          </w:p>
+        </w:tc>
+        <w:tc>
+          <w:tcPr/>
+          <w:p>
+            <w:pPr>
+              <w:pStyle w:val="Compact"/>
+            </w:pPr>
+            <w:r>
+              <w:t xml:space="preserve">&lt;0.001</w:t>
+            </w:r>
+          </w:p>
+        </w:tc>
+      </w:tr>
+      <w:tr>
+        <w:tc>
+          <w:tcPr/>
+          <w:p>
+            <w:pPr>
+              <w:pStyle w:val="Compact"/>
+            </w:pPr>
+            <w:r>
+              <w:t xml:space="preserve">MIGS</w:t>
+            </w:r>
+          </w:p>
+        </w:tc>
+        <w:tc>
+          <w:tcPr/>
+          <w:p>
+            <w:pPr>
+              <w:pStyle w:val="Compact"/>
+            </w:pPr>
+            <w:r>
+              <w:t xml:space="preserve">10</w:t>
+            </w:r>
+          </w:p>
+        </w:tc>
+        <w:tc>
+          <w:tcPr/>
+          <w:p>
+            <w:pPr>
+              <w:pStyle w:val="Compact"/>
+            </w:pPr>
+            <w:r>
+              <w:t xml:space="preserve">39</w:t>
+            </w:r>
+          </w:p>
+        </w:tc>
+        <w:tc>
+          <w:tcPr/>
+          <w:p>
+            <w:pPr>
+              <w:pStyle w:val="Compact"/>
+            </w:pPr>
+            <w:r>
+              <w:t xml:space="preserve">941</w:t>
+            </w:r>
+          </w:p>
+        </w:tc>
+        <w:tc>
+          <w:tcPr/>
+          <w:p>
+            <w:pPr>
+              <w:pStyle w:val="Compact"/>
+            </w:pPr>
+            <w:r>
+              <w:t xml:space="preserve">0.7%</w:t>
+            </w:r>
+          </w:p>
+        </w:tc>
+        <w:tc>
+          <w:tcPr/>
+          <w:p>
+            <w:pPr>
+              <w:pStyle w:val="Compact"/>
+            </w:pPr>
+            <w:r>
+              <w:t xml:space="preserve">16 (12–24)</w:t>
+            </w:r>
+          </w:p>
+        </w:tc>
+        <w:tc>
+          <w:tcPr/>
+          <w:p>
+            <w:pPr>
+              <w:pStyle w:val="Compact"/>
+            </w:pPr>
+            <w:r>
+              <w:t xml:space="preserve">0.2%</w:t>
+            </w:r>
+          </w:p>
+        </w:tc>
+        <w:tc>
+          <w:tcPr/>
+          <w:p>
+            <w:pPr>
+              <w:pStyle w:val="Compact"/>
+            </w:pPr>
+            <w:r>
+              <w:t xml:space="preserve">0.9%</w:t>
+            </w:r>
+          </w:p>
+        </w:tc>
+        <w:tc>
+          <w:tcPr/>
+          <w:p>
+            <w:pPr>
+              <w:pStyle w:val="Compact"/>
+            </w:pPr>
+            <w:r>
+              <w:t xml:space="preserve">+0.08 (0.03 to 0.12)*</w:t>
             </w:r>
           </w:p>
         </w:tc>
@@ -2028,118 +2288,6 @@
             </w:pPr>
             <w:r>
               <w:t xml:space="preserve">0.004</w:t>
-            </w:r>
-          </w:p>
-        </w:tc>
-      </w:tr>
-      <w:tr>
-        <w:tc>
-          <w:tcPr/>
-          <w:p>
-            <w:pPr>
-              <w:pStyle w:val="Compact"/>
-            </w:pPr>
-            <w:r>
-              <w:t xml:space="preserve">MIGS</w:t>
-            </w:r>
-          </w:p>
-        </w:tc>
-        <w:tc>
-          <w:tcPr/>
-          <w:p>
-            <w:pPr>
-              <w:pStyle w:val="Compact"/>
-            </w:pPr>
-            <w:r>
-              <w:t xml:space="preserve">10</w:t>
-            </w:r>
-          </w:p>
-        </w:tc>
-        <w:tc>
-          <w:tcPr/>
-          <w:p>
-            <w:pPr>
-              <w:pStyle w:val="Compact"/>
-            </w:pPr>
-            <w:r>
-              <w:t xml:space="preserve">39</w:t>
-            </w:r>
-          </w:p>
-        </w:tc>
-        <w:tc>
-          <w:tcPr/>
-          <w:p>
-            <w:pPr>
-              <w:pStyle w:val="Compact"/>
-            </w:pPr>
-            <w:r>
-              <w:t xml:space="preserve">941</w:t>
-            </w:r>
-          </w:p>
-        </w:tc>
-        <w:tc>
-          <w:tcPr/>
-          <w:p>
-            <w:pPr>
-              <w:pStyle w:val="Compact"/>
-            </w:pPr>
-            <w:r>
-              <w:t xml:space="preserve">0.6%</w:t>
-            </w:r>
-          </w:p>
-        </w:tc>
-        <w:tc>
-          <w:tcPr/>
-          <w:p>
-            <w:pPr>
-              <w:pStyle w:val="Compact"/>
-            </w:pPr>
-            <w:r>
-              <w:t xml:space="preserve">16 (12–24)</w:t>
-            </w:r>
-          </w:p>
-        </w:tc>
-        <w:tc>
-          <w:tcPr/>
-          <w:p>
-            <w:pPr>
-              <w:pStyle w:val="Compact"/>
-            </w:pPr>
-            <w:r>
-              <w:t xml:space="preserve">0.2%</w:t>
-            </w:r>
-          </w:p>
-        </w:tc>
-        <w:tc>
-          <w:tcPr/>
-          <w:p>
-            <w:pPr>
-              <w:pStyle w:val="Compact"/>
-            </w:pPr>
-            <w:r>
-              <w:t xml:space="preserve">0.8%</w:t>
-            </w:r>
-          </w:p>
-        </w:tc>
-        <w:tc>
-          <w:tcPr/>
-          <w:p>
-            <w:pPr>
-              <w:pStyle w:val="Compact"/>
-            </w:pPr>
-            <w:r>
-              <w:t xml:space="preserve">+0.07 (0.03 to 0.11)*</w:t>
-            </w:r>
-          </w:p>
-        </w:tc>
-        <w:tc>
-          <w:tcPr/>
-          <w:p>
-            <w:pPr>
-              <w:pStyle w:val="Compact"/>
-            </w:pPr>
-            <w:r>
-              <w:t xml:space="preserve">0.005</w:t>
             </w:r>
           </w:p>
         </w:tc>
@@ -2171,7 +2319,7 @@
                 <w:b/>
                 <w:bCs/>
               </w:rPr>
-              <w:t xml:space="preserve">1,789</w:t>
+              <w:t xml:space="preserve">1,666</w:t>
             </w:r>
           </w:p>
         </w:tc>
@@ -2186,7 +2334,7 @@
                 <w:b/>
                 <w:bCs/>
               </w:rPr>
-              <w:t xml:space="preserve">6,937</w:t>
+              <w:t xml:space="preserve">6,569</w:t>
             </w:r>
           </w:p>
         </w:tc>
@@ -2201,7 +2349,7 @@
                 <w:b/>
                 <w:bCs/>
               </w:rPr>
-              <w:t xml:space="preserve">147,632</w:t>
+              <w:t xml:space="preserve">141,009</w:t>
             </w:r>
           </w:p>
         </w:tc>
@@ -2514,73 +2662,73 @@
               <w:pStyle w:val="Compact"/>
             </w:pPr>
             <w:r>
-              <w:t xml:space="preserve">689</w:t>
-            </w:r>
-          </w:p>
-        </w:tc>
-        <w:tc>
-          <w:tcPr/>
-          <w:p>
-            <w:pPr>
-              <w:pStyle w:val="Compact"/>
-            </w:pPr>
-            <w:r>
-              <w:t xml:space="preserve">0.53</w:t>
-            </w:r>
-          </w:p>
-        </w:tc>
-        <w:tc>
-          <w:tcPr/>
-          <w:p>
-            <w:pPr>
-              <w:pStyle w:val="Compact"/>
-            </w:pPr>
-            <w:r>
-              <w:t xml:space="preserve">35</w:t>
-            </w:r>
-          </w:p>
-        </w:tc>
-        <w:tc>
-          <w:tcPr/>
-          <w:p>
-            <w:pPr>
-              <w:pStyle w:val="Compact"/>
-            </w:pPr>
-            <w:r>
-              <w:t xml:space="preserve">0.002</w:t>
-            </w:r>
-          </w:p>
-        </w:tc>
-        <w:tc>
-          <w:tcPr/>
-          <w:p>
-            <w:pPr>
-              <w:pStyle w:val="Compact"/>
-            </w:pPr>
-            <w:r>
-              <w:t xml:space="preserve">282</w:t>
-            </w:r>
-          </w:p>
-        </w:tc>
-        <w:tc>
-          <w:tcPr/>
-          <w:p>
-            <w:pPr>
-              <w:pStyle w:val="Compact"/>
-            </w:pPr>
-            <w:r>
-              <w:t xml:space="preserve">39.5%</w:t>
-            </w:r>
-          </w:p>
-        </w:tc>
-        <w:tc>
-          <w:tcPr/>
-          <w:p>
-            <w:pPr>
-              <w:pStyle w:val="Compact"/>
-            </w:pPr>
-            <w:r>
-              <w:t xml:space="preserve">58.7%</w:t>
+              <w:t xml:space="preserve">366</w:t>
+            </w:r>
+          </w:p>
+        </w:tc>
+        <w:tc>
+          <w:tcPr/>
+          <w:p>
+            <w:pPr>
+              <w:pStyle w:val="Compact"/>
+            </w:pPr>
+            <w:r>
+              <w:t xml:space="preserve">0.52</w:t>
+            </w:r>
+          </w:p>
+        </w:tc>
+        <w:tc>
+          <w:tcPr/>
+          <w:p>
+            <w:pPr>
+              <w:pStyle w:val="Compact"/>
+            </w:pPr>
+            <w:r>
+              <w:t xml:space="preserve">65</w:t>
+            </w:r>
+          </w:p>
+        </w:tc>
+        <w:tc>
+          <w:tcPr/>
+          <w:p>
+            <w:pPr>
+              <w:pStyle w:val="Compact"/>
+            </w:pPr>
+            <w:r>
+              <w:t xml:space="preserve">0.004</w:t>
+            </w:r>
+          </w:p>
+        </w:tc>
+        <w:tc>
+          <w:tcPr/>
+          <w:p>
+            <w:pPr>
+              <w:pStyle w:val="Compact"/>
+            </w:pPr>
+            <w:r>
+              <w:t xml:space="preserve">155</w:t>
+            </w:r>
+          </w:p>
+        </w:tc>
+        <w:tc>
+          <w:tcPr/>
+          <w:p>
+            <w:pPr>
+              <w:pStyle w:val="Compact"/>
+            </w:pPr>
+            <w:r>
+              <w:t xml:space="preserve">38.6%</w:t>
+            </w:r>
+          </w:p>
+        </w:tc>
+        <w:tc>
+          <w:tcPr/>
+          <w:p>
+            <w:pPr>
+              <w:pStyle w:val="Compact"/>
+            </w:pPr>
+            <w:r>
+              <w:t xml:space="preserve">58.1%</w:t>
             </w:r>
           </w:p>
         </w:tc>
@@ -2852,7 +3000,7 @@
               <w:pStyle w:val="Compact"/>
             </w:pPr>
             <w:r>
-              <w:t xml:space="preserve">0.76 (0.67–0.87)</w:t>
+              <w:t xml:space="preserve">0.72 (0.60–0.87)</w:t>
             </w:r>
           </w:p>
         </w:tc>
@@ -2887,18 +3035,18 @@
               <w:pStyle w:val="Compact"/>
             </w:pPr>
             <w:r>
-              <w:t xml:space="preserve">0.68 (0.51–0.91)</w:t>
-            </w:r>
-          </w:p>
-        </w:tc>
-        <w:tc>
-          <w:tcPr/>
-          <w:p>
-            <w:pPr>
-              <w:pStyle w:val="Compact"/>
-            </w:pPr>
-            <w:r>
-              <w:t xml:space="preserve">0.009</w:t>
+              <w:t xml:space="preserve">0.64 (0.44–0.93)</w:t>
+            </w:r>
+          </w:p>
+        </w:tc>
+        <w:tc>
+          <w:tcPr/>
+          <w:p>
+            <w:pPr>
+              <w:pStyle w:val="Compact"/>
+            </w:pPr>
+            <w:r>
+              <w:t xml:space="preserve">0.021</w:t>
             </w:r>
           </w:p>
         </w:tc>
@@ -2922,18 +3070,18 @@
               <w:pStyle w:val="Compact"/>
             </w:pPr>
             <w:r>
-              <w:t xml:space="preserve">0.85 (0.55–1.32)</w:t>
-            </w:r>
-          </w:p>
-        </w:tc>
-        <w:tc>
-          <w:tcPr/>
-          <w:p>
-            <w:pPr>
-              <w:pStyle w:val="Compact"/>
-            </w:pPr>
-            <w:r>
-              <w:t xml:space="preserve">0.466</w:t>
+              <w:t xml:space="preserve">0.84 (0.52–1.34)</w:t>
+            </w:r>
+          </w:p>
+        </w:tc>
+        <w:tc>
+          <w:tcPr/>
+          <w:p>
+            <w:pPr>
+              <w:pStyle w:val="Compact"/>
+            </w:pPr>
+            <w:r>
+              <w:t xml:space="preserve">0.461</w:t>
             </w:r>
           </w:p>
         </w:tc>
@@ -2957,7 +3105,7 @@
               <w:pStyle w:val="Compact"/>
             </w:pPr>
             <w:r>
-              <w:t xml:space="preserve">0.88 (0.85–0.92)</w:t>
+              <w:t xml:space="preserve">0.88 (0.84–0.91)</w:t>
             </w:r>
           </w:p>
         </w:tc>
@@ -3003,7 +3151,7 @@
               <w:pStyle w:val="Compact"/>
             </w:pPr>
             <w:r>
-              <w:t xml:space="preserve">0.516</w:t>
+              <w:t xml:space="preserve">0.523</w:t>
             </w:r>
           </w:p>
         </w:tc>
@@ -3027,18 +3175,18 @@
               <w:pStyle w:val="Compact"/>
             </w:pPr>
             <w:r>
-              <w:t xml:space="preserve">0.987 (0.973-1.002)</w:t>
-            </w:r>
-          </w:p>
-        </w:tc>
-        <w:tc>
-          <w:tcPr/>
-          <w:p>
-            <w:pPr>
-              <w:pStyle w:val="Compact"/>
-            </w:pPr>
-            <w:r>
-              <w:t xml:space="preserve">0.091</w:t>
+              <w:t xml:space="preserve">0.986 (0.967-1.004)</w:t>
+            </w:r>
+          </w:p>
+        </w:tc>
+        <w:tc>
+          <w:tcPr/>
+          <w:p>
+            <w:pPr>
+              <w:pStyle w:val="Compact"/>
+            </w:pPr>
+            <w:r>
+              <w:t xml:space="preserve">0.135</w:t>
             </w:r>
           </w:p>
         </w:tc>
@@ -3062,18 +3210,18 @@
               <w:pStyle w:val="Compact"/>
             </w:pPr>
             <w:r>
-              <w:t xml:space="preserve">0.997 (0.974-1.019)</w:t>
-            </w:r>
-          </w:p>
-        </w:tc>
-        <w:tc>
-          <w:tcPr/>
-          <w:p>
-            <w:pPr>
-              <w:pStyle w:val="Compact"/>
-            </w:pPr>
-            <w:r>
-              <w:t xml:space="preserve">0.761</w:t>
+              <w:t xml:space="preserve">0.996 (0.973-1.021)</w:t>
+            </w:r>
+          </w:p>
+        </w:tc>
+        <w:tc>
+          <w:tcPr/>
+          <w:p>
+            <w:pPr>
+              <w:pStyle w:val="Compact"/>
+            </w:pPr>
+            <w:r>
+              <w:t xml:space="preserve">0.760</w:t>
             </w:r>
           </w:p>
         </w:tc>
@@ -3097,7 +3245,7 @@
               <w:pStyle w:val="Compact"/>
             </w:pPr>
             <w:r>
-              <w:t xml:space="preserve">1.084 (1.030-1.141)</w:t>
+              <w:t xml:space="preserve">1.085 (1.031-1.142)</w:t>
             </w:r>
           </w:p>
         </w:tc>
@@ -3213,18 +3361,18 @@
               <w:pStyle w:val="Compact"/>
             </w:pPr>
             <w:r>
-              <w:t xml:space="preserve">60.8% → 70.1%</w:t>
-            </w:r>
-          </w:p>
-        </w:tc>
-        <w:tc>
-          <w:tcPr/>
-          <w:p>
-            <w:pPr>
-              <w:pStyle w:val="Compact"/>
-            </w:pPr>
-            <w:r>
-              <w:t xml:space="preserve">0.85</w:t>
+              <w:t xml:space="preserve">62.8% → 74.7%</w:t>
+            </w:r>
+          </w:p>
+        </w:tc>
+        <w:tc>
+          <w:tcPr/>
+          <w:p>
+            <w:pPr>
+              <w:pStyle w:val="Compact"/>
+            </w:pPr>
+            <w:r>
+              <w:t xml:space="preserve">1.08</w:t>
             </w:r>
           </w:p>
         </w:tc>
@@ -3259,18 +3407,18 @@
               <w:pStyle w:val="Compact"/>
             </w:pPr>
             <w:r>
-              <w:t xml:space="preserve">53.4% → 63.8%</w:t>
-            </w:r>
-          </w:p>
-        </w:tc>
-        <w:tc>
-          <w:tcPr/>
-          <w:p>
-            <w:pPr>
-              <w:pStyle w:val="Compact"/>
-            </w:pPr>
-            <w:r>
-              <w:t xml:space="preserve">0.90</w:t>
+              <w:t xml:space="preserve">55.1% → 68.0%</w:t>
+            </w:r>
+          </w:p>
+        </w:tc>
+        <w:tc>
+          <w:tcPr/>
+          <w:p>
+            <w:pPr>
+              <w:pStyle w:val="Compact"/>
+            </w:pPr>
+            <w:r>
+              <w:t xml:space="preserve">1.12</w:t>
             </w:r>
           </w:p>
         </w:tc>
@@ -3316,7 +3464,7 @@
               <w:pStyle w:val="Compact"/>
             </w:pPr>
             <w:r>
-              <w:t xml:space="preserve">0.97</w:t>
+              <w:t xml:space="preserve">1.20</w:t>
             </w:r>
           </w:p>
         </w:tc>
@@ -3362,7 +3510,7 @@
               <w:pStyle w:val="Compact"/>
             </w:pPr>
             <w:r>
-              <w:t xml:space="preserve">0.95</w:t>
+              <w:t xml:space="preserve">1.17</w:t>
             </w:r>
           </w:p>
         </w:tc>
@@ -3405,7 +3553,7 @@
                 <w:b/>
                 <w:bCs/>
               </w:rPr>
-              <w:t xml:space="preserve">42.2% → 62.8%</w:t>
+              <w:t xml:space="preserve">43.6% → 66.9%</w:t>
             </w:r>
           </w:p>
         </w:tc>
@@ -3420,7 +3568,7 @@
                 <w:b/>
                 <w:bCs/>
               </w:rPr>
-              <w:t xml:space="preserve">1.52</w:t>
+              <w:t xml:space="preserve">1.76</w:t>
             </w:r>
           </w:p>
         </w:tc>
@@ -3470,7 +3618,7 @@
               <w:pStyle w:val="Compact"/>
             </w:pPr>
             <w:r>
-              <w:t xml:space="preserve">0.54</w:t>
+              <w:t xml:space="preserve">0.79</w:t>
             </w:r>
           </w:p>
         </w:tc>
@@ -3566,7 +3714,7 @@
         <w:t xml:space="preserve"> </w:t>
       </w:r>
       <w:r>
-        <w:t xml:space="preserve">Utilization of sling surgery for stress urinary incontinence (CPT 57288) in fee-for-service Medicare, 2013–2023. Bars show reported services; the line shows the denominator-adjusted rate per 100,000 female Part B fee-for-service beneficiaries. The rate declined less than the raw count (-12.6% versus -25.5%) because the fee-for-service population contracted by -14.7%; the linear trend in the rate was not significant (p = 0.139).</w:t>
+        <w:t xml:space="preserve">Utilization of sling surgery for stress urinary incontinence (CPT 57288) in fee-for-service Medicare, 2013–2023. Bars show reported services; the line shows the denominator-adjusted rate per 100,000 female Part B fee-for-service beneficiaries. The rate declined less than the raw count (-15.3% versus -27.7%) because the fee-for-service population contracted by -14.7%; the linear trend in the rate was not significant (p = 0.098).</w:t>
       </w:r>
     </w:p>
     <w:p>
@@ -3631,7 +3779,7 @@
         <w:t xml:space="preserve"> </w:t>
       </w:r>
       <w:r>
-        <w:t xml:space="preserve">Market share of sling operations for stress urinary incontinence (CPT 57288) by specialty, fee-for-service Medicare PUF 2013–2023. The URPS share increased under every classification scenario. Fixed membership (all-pathway URPS share 53.4% to 63.8%; +0.90 percentage points/year) and certification-gated classification (URPS share 42.2% to 62.8%; +1.52 percentage points/year) differ in the estimated rate of increase and converge by 2023.</w:t>
+        <w:t xml:space="preserve">Market share of sling operations for stress urinary incontinence (CPT 57288) by specialty, fee-for-service Medicare PUF 2013–2023. The URPS share increased under every classification scenario. Fixed membership (all-pathway URPS share 55.1% to 68%; +1.12 percentage points/year) and certification-gated classification (URPS share 43.6% to 66.9%; +1.76 percentage points/year) differ in the estimated rate of increase and converge by 2023.</w:t>
       </w:r>
     </w:p>
     <w:p>
@@ -18895,7 +19043,7 @@
               <w:pStyle w:val="Compact"/>
             </w:pPr>
             <w:r>
-              <w:t xml:space="preserve">0.53</w:t>
+              <w:t xml:space="preserve">0.52</w:t>
             </w:r>
           </w:p>
         </w:tc>
@@ -18917,29 +19065,29 @@
               <w:pStyle w:val="Compact"/>
             </w:pPr>
             <w:r>
-              <w:t xml:space="preserve">0.63</w:t>
-            </w:r>
-          </w:p>
-        </w:tc>
-        <w:tc>
-          <w:tcPr/>
-          <w:p>
-            <w:pPr>
-              <w:pStyle w:val="Compact"/>
-            </w:pPr>
-            <w:r>
-              <w:t xml:space="preserve">35</w:t>
-            </w:r>
-          </w:p>
-        </w:tc>
-        <w:tc>
-          <w:tcPr/>
-          <w:p>
-            <w:pPr>
-              <w:pStyle w:val="Compact"/>
-            </w:pPr>
-            <w:r>
-              <w:t xml:space="preserve">32</w:t>
+              <w:t xml:space="preserve">0.62</w:t>
+            </w:r>
+          </w:p>
+        </w:tc>
+        <w:tc>
+          <w:tcPr/>
+          <w:p>
+            <w:pPr>
+              <w:pStyle w:val="Compact"/>
+            </w:pPr>
+            <w:r>
+              <w:t xml:space="preserve">65</w:t>
+            </w:r>
+          </w:p>
+        </w:tc>
+        <w:tc>
+          <w:tcPr/>
+          <w:p>
+            <w:pPr>
+              <w:pStyle w:val="Compact"/>
+            </w:pPr>
+            <w:r>
+              <w:t xml:space="preserve">59</w:t>
             </w:r>
           </w:p>
         </w:tc>
@@ -19148,7 +19296,7 @@
               <w:pStyle w:val="Compact"/>
             </w:pPr>
             <w:r>
-              <w:t xml:space="preserve">812</w:t>
+              <w:t xml:space="preserve">779</w:t>
             </w:r>
           </w:p>
         </w:tc>
@@ -19181,7 +19329,7 @@
               <w:pStyle w:val="Compact"/>
             </w:pPr>
             <w:r>
-              <w:t xml:space="preserve">214</w:t>
+              <w:t xml:space="preserve">204</w:t>
             </w:r>
           </w:p>
         </w:tc>
@@ -19227,7 +19375,7 @@
               <w:pStyle w:val="Compact"/>
             </w:pPr>
             <w:r>
-              <w:t xml:space="preserve">685</w:t>
+              <w:t xml:space="preserve">656</w:t>
             </w:r>
           </w:p>
         </w:tc>
@@ -19260,7 +19408,7 @@
               <w:pStyle w:val="Compact"/>
             </w:pPr>
             <w:r>
-              <w:t xml:space="preserve">164</w:t>
+              <w:t xml:space="preserve">156</w:t>
             </w:r>
           </w:p>
         </w:tc>
@@ -19306,51 +19454,51 @@
               <w:pStyle w:val="Compact"/>
             </w:pPr>
             <w:r>
-              <w:t xml:space="preserve">655</w:t>
-            </w:r>
-          </w:p>
-        </w:tc>
-        <w:tc>
-          <w:tcPr/>
-          <w:p>
-            <w:pPr>
-              <w:pStyle w:val="Compact"/>
-            </w:pPr>
-            <w:r>
-              <w:t xml:space="preserve">127</w:t>
-            </w:r>
-          </w:p>
-        </w:tc>
-        <w:tc>
-          <w:tcPr/>
-          <w:p>
-            <w:pPr>
-              <w:pStyle w:val="Compact"/>
-            </w:pPr>
-            <w:r>
-              <w:t xml:space="preserve">528</w:t>
-            </w:r>
-          </w:p>
-        </w:tc>
-        <w:tc>
-          <w:tcPr/>
-          <w:p>
-            <w:pPr>
-              <w:pStyle w:val="Compact"/>
-            </w:pPr>
-            <w:r>
-              <w:t xml:space="preserve">129</w:t>
-            </w:r>
-          </w:p>
-        </w:tc>
-        <w:tc>
-          <w:tcPr/>
-          <w:p>
-            <w:pPr>
-              <w:pStyle w:val="Compact"/>
-            </w:pPr>
-            <w:r>
-              <w:t xml:space="preserve">14.2%</w:t>
+              <w:t xml:space="preserve">627</w:t>
+            </w:r>
+          </w:p>
+        </w:tc>
+        <w:tc>
+          <w:tcPr/>
+          <w:p>
+            <w:pPr>
+              <w:pStyle w:val="Compact"/>
+            </w:pPr>
+            <w:r>
+              <w:t xml:space="preserve">120</w:t>
+            </w:r>
+          </w:p>
+        </w:tc>
+        <w:tc>
+          <w:tcPr/>
+          <w:p>
+            <w:pPr>
+              <w:pStyle w:val="Compact"/>
+            </w:pPr>
+            <w:r>
+              <w:t xml:space="preserve">507</w:t>
+            </w:r>
+          </w:p>
+        </w:tc>
+        <w:tc>
+          <w:tcPr/>
+          <w:p>
+            <w:pPr>
+              <w:pStyle w:val="Compact"/>
+            </w:pPr>
+            <w:r>
+              <w:t xml:space="preserve">123</w:t>
+            </w:r>
+          </w:p>
+        </w:tc>
+        <w:tc>
+          <w:tcPr/>
+          <w:p>
+            <w:pPr>
+              <w:pStyle w:val="Compact"/>
+            </w:pPr>
+            <w:r>
+              <w:t xml:space="preserve">13.8%</w:t>
             </w:r>
           </w:p>
         </w:tc>
@@ -19385,51 +19533,51 @@
               <w:pStyle w:val="Compact"/>
             </w:pPr>
             <w:r>
-              <w:t xml:space="preserve">701</w:t>
-            </w:r>
-          </w:p>
-        </w:tc>
-        <w:tc>
-          <w:tcPr/>
-          <w:p>
-            <w:pPr>
-              <w:pStyle w:val="Compact"/>
-            </w:pPr>
-            <w:r>
-              <w:t xml:space="preserve">158</w:t>
-            </w:r>
-          </w:p>
-        </w:tc>
-        <w:tc>
-          <w:tcPr/>
-          <w:p>
-            <w:pPr>
-              <w:pStyle w:val="Compact"/>
-            </w:pPr>
-            <w:r>
-              <w:t xml:space="preserve">543</w:t>
-            </w:r>
-          </w:p>
-        </w:tc>
-        <w:tc>
-          <w:tcPr/>
-          <w:p>
-            <w:pPr>
-              <w:pStyle w:val="Compact"/>
-            </w:pPr>
-            <w:r>
-              <w:t xml:space="preserve">126</w:t>
-            </w:r>
-          </w:p>
-        </w:tc>
-        <w:tc>
-          <w:tcPr/>
-          <w:p>
-            <w:pPr>
-              <w:pStyle w:val="Compact"/>
-            </w:pPr>
-            <w:r>
-              <w:t xml:space="preserve">15.3%</w:t>
+              <w:t xml:space="preserve">665</w:t>
+            </w:r>
+          </w:p>
+        </w:tc>
+        <w:tc>
+          <w:tcPr/>
+          <w:p>
+            <w:pPr>
+              <w:pStyle w:val="Compact"/>
+            </w:pPr>
+            <w:r>
+              <w:t xml:space="preserve">143</w:t>
+            </w:r>
+          </w:p>
+        </w:tc>
+        <w:tc>
+          <w:tcPr/>
+          <w:p>
+            <w:pPr>
+              <w:pStyle w:val="Compact"/>
+            </w:pPr>
+            <w:r>
+              <w:t xml:space="preserve">522</w:t>
+            </w:r>
+          </w:p>
+        </w:tc>
+        <w:tc>
+          <w:tcPr/>
+          <w:p>
+            <w:pPr>
+              <w:pStyle w:val="Compact"/>
+            </w:pPr>
+            <w:r>
+              <w:t xml:space="preserve">118</w:t>
+            </w:r>
+          </w:p>
+        </w:tc>
+        <w:tc>
+          <w:tcPr/>
+          <w:p>
+            <w:pPr>
+              <w:pStyle w:val="Compact"/>
+            </w:pPr>
+            <w:r>
+              <w:t xml:space="preserve">14.5%</w:t>
             </w:r>
           </w:p>
         </w:tc>
@@ -19464,51 +19612,130 @@
               <w:pStyle w:val="Compact"/>
             </w:pPr>
             <w:r>
-              <w:t xml:space="preserve">735</w:t>
-            </w:r>
-          </w:p>
-        </w:tc>
-        <w:tc>
-          <w:tcPr/>
-          <w:p>
-            <w:pPr>
-              <w:pStyle w:val="Compact"/>
-            </w:pPr>
-            <w:r>
-              <w:t xml:space="preserve">151</w:t>
-            </w:r>
-          </w:p>
-        </w:tc>
-        <w:tc>
-          <w:tcPr/>
-          <w:p>
-            <w:pPr>
-              <w:pStyle w:val="Compact"/>
-            </w:pPr>
-            <w:r>
-              <w:t xml:space="preserve">584</w:t>
-            </w:r>
-          </w:p>
-        </w:tc>
-        <w:tc>
-          <w:tcPr/>
-          <w:p>
-            <w:pPr>
-              <w:pStyle w:val="Compact"/>
-            </w:pPr>
-            <w:r>
-              <w:t xml:space="preserve">204</w:t>
-            </w:r>
-          </w:p>
-        </w:tc>
-        <w:tc>
-          <w:tcPr/>
-          <w:p>
-            <w:pPr>
-              <w:pStyle w:val="Compact"/>
-            </w:pPr>
-            <w:r>
-              <w:t xml:space="preserve">13.9%</w:t>
+              <w:t xml:space="preserve">694</w:t>
+            </w:r>
+          </w:p>
+        </w:tc>
+        <w:tc>
+          <w:tcPr/>
+          <w:p>
+            <w:pPr>
+              <w:pStyle w:val="Compact"/>
+            </w:pPr>
+            <w:r>
+              <w:t xml:space="preserve">135</w:t>
+            </w:r>
+          </w:p>
+        </w:tc>
+        <w:tc>
+          <w:tcPr/>
+          <w:p>
+            <w:pPr>
+              <w:pStyle w:val="Compact"/>
+            </w:pPr>
+            <w:r>
+              <w:t xml:space="preserve">559</w:t>
+            </w:r>
+          </w:p>
+        </w:tc>
+        <w:tc>
+          <w:tcPr/>
+          <w:p>
+            <w:pPr>
+              <w:pStyle w:val="Compact"/>
+            </w:pPr>
+            <w:r>
+              <w:t xml:space="preserve">189</w:t>
+            </w:r>
+          </w:p>
+        </w:tc>
+        <w:tc>
+          <w:tcPr/>
+          <w:p>
+            <w:pPr>
+              <w:pStyle w:val="Compact"/>
+            </w:pPr>
+            <w:r>
+              <w:t xml:space="preserve">13.0%</w:t>
+            </w:r>
+          </w:p>
+        </w:tc>
+        <w:tc>
+          <w:tcPr/>
+          <w:p>
+            <w:pPr>
+              <w:pStyle w:val="Compact"/>
+            </w:pPr>
+            <w:r>
+              <w:t xml:space="preserve">13</w:t>
+            </w:r>
+          </w:p>
+        </w:tc>
+      </w:tr>
+      <w:tr>
+        <w:tc>
+          <w:tcPr/>
+          <w:p>
+            <w:pPr>
+              <w:pStyle w:val="Compact"/>
+            </w:pPr>
+            <w:r>
+              <w:t xml:space="preserve">2018</w:t>
+            </w:r>
+          </w:p>
+        </w:tc>
+        <w:tc>
+          <w:tcPr/>
+          <w:p>
+            <w:pPr>
+              <w:pStyle w:val="Compact"/>
+            </w:pPr>
+            <w:r>
+              <w:t xml:space="preserve">640</w:t>
+            </w:r>
+          </w:p>
+        </w:tc>
+        <w:tc>
+          <w:tcPr/>
+          <w:p>
+            <w:pPr>
+              <w:pStyle w:val="Compact"/>
+            </w:pPr>
+            <w:r>
+              <w:t xml:space="preserve">130</w:t>
+            </w:r>
+          </w:p>
+        </w:tc>
+        <w:tc>
+          <w:tcPr/>
+          <w:p>
+            <w:pPr>
+              <w:pStyle w:val="Compact"/>
+            </w:pPr>
+            <w:r>
+              <w:t xml:space="preserve">510</w:t>
+            </w:r>
+          </w:p>
+        </w:tc>
+        <w:tc>
+          <w:tcPr/>
+          <w:p>
+            <w:pPr>
+              <w:pStyle w:val="Compact"/>
+            </w:pPr>
+            <w:r>
+              <w:t xml:space="preserve">146</w:t>
+            </w:r>
+          </w:p>
+        </w:tc>
+        <w:tc>
+          <w:tcPr/>
+          <w:p>
+            <w:pPr>
+              <w:pStyle w:val="Compact"/>
+            </w:pPr>
+            <w:r>
+              <w:t xml:space="preserve">13.8%</w:t>
             </w:r>
           </w:p>
         </w:tc>
@@ -19532,62 +19759,299 @@
               <w:pStyle w:val="Compact"/>
             </w:pPr>
             <w:r>
-              <w:t xml:space="preserve">2018</w:t>
-            </w:r>
-          </w:p>
-        </w:tc>
-        <w:tc>
-          <w:tcPr/>
-          <w:p>
-            <w:pPr>
-              <w:pStyle w:val="Compact"/>
-            </w:pPr>
-            <w:r>
-              <w:t xml:space="preserve">672</w:t>
-            </w:r>
-          </w:p>
-        </w:tc>
-        <w:tc>
-          <w:tcPr/>
-          <w:p>
-            <w:pPr>
-              <w:pStyle w:val="Compact"/>
-            </w:pPr>
-            <w:r>
-              <w:t xml:space="preserve">134</w:t>
-            </w:r>
-          </w:p>
-        </w:tc>
-        <w:tc>
-          <w:tcPr/>
-          <w:p>
-            <w:pPr>
-              <w:pStyle w:val="Compact"/>
-            </w:pPr>
-            <w:r>
-              <w:t xml:space="preserve">538</w:t>
-            </w:r>
-          </w:p>
-        </w:tc>
-        <w:tc>
-          <w:tcPr/>
-          <w:p>
-            <w:pPr>
-              <w:pStyle w:val="Compact"/>
-            </w:pPr>
-            <w:r>
-              <w:t xml:space="preserve">154</w:t>
-            </w:r>
-          </w:p>
-        </w:tc>
-        <w:tc>
-          <w:tcPr/>
-          <w:p>
-            <w:pPr>
-              <w:pStyle w:val="Compact"/>
-            </w:pPr>
-            <w:r>
-              <w:t xml:space="preserve">13.7%</w:t>
+              <w:t xml:space="preserve">2019</w:t>
+            </w:r>
+          </w:p>
+        </w:tc>
+        <w:tc>
+          <w:tcPr/>
+          <w:p>
+            <w:pPr>
+              <w:pStyle w:val="Compact"/>
+            </w:pPr>
+            <w:r>
+              <w:t xml:space="preserve">610</w:t>
+            </w:r>
+          </w:p>
+        </w:tc>
+        <w:tc>
+          <w:tcPr/>
+          <w:p>
+            <w:pPr>
+              <w:pStyle w:val="Compact"/>
+            </w:pPr>
+            <w:r>
+              <w:t xml:space="preserve">111</w:t>
+            </w:r>
+          </w:p>
+        </w:tc>
+        <w:tc>
+          <w:tcPr/>
+          <w:p>
+            <w:pPr>
+              <w:pStyle w:val="Compact"/>
+            </w:pPr>
+            <w:r>
+              <w:t xml:space="preserve">499</w:t>
+            </w:r>
+          </w:p>
+        </w:tc>
+        <w:tc>
+          <w:tcPr/>
+          <w:p>
+            <w:pPr>
+              <w:pStyle w:val="Compact"/>
+            </w:pPr>
+            <w:r>
+              <w:t xml:space="preserve">212</w:t>
+            </w:r>
+          </w:p>
+        </w:tc>
+        <w:tc>
+          <w:tcPr/>
+          <w:p>
+            <w:pPr>
+              <w:pStyle w:val="Compact"/>
+            </w:pPr>
+            <w:r>
+              <w:t xml:space="preserve">11.7%</w:t>
+            </w:r>
+          </w:p>
+        </w:tc>
+        <w:tc>
+          <w:tcPr/>
+          <w:p>
+            <w:pPr>
+              <w:pStyle w:val="Compact"/>
+            </w:pPr>
+            <w:r>
+              <w:t xml:space="preserve">13</w:t>
+            </w:r>
+          </w:p>
+        </w:tc>
+      </w:tr>
+      <w:tr>
+        <w:tc>
+          <w:tcPr/>
+          <w:p>
+            <w:pPr>
+              <w:pStyle w:val="Compact"/>
+            </w:pPr>
+            <w:r>
+              <w:t xml:space="preserve">2020</w:t>
+            </w:r>
+          </w:p>
+        </w:tc>
+        <w:tc>
+          <w:tcPr/>
+          <w:p>
+            <w:pPr>
+              <w:pStyle w:val="Compact"/>
+            </w:pPr>
+            <w:r>
+              <w:t xml:space="preserve">423</w:t>
+            </w:r>
+          </w:p>
+        </w:tc>
+        <w:tc>
+          <w:tcPr/>
+          <w:p>
+            <w:pPr>
+              <w:pStyle w:val="Compact"/>
+            </w:pPr>
+            <w:r>
+              <w:t xml:space="preserve">46</w:t>
+            </w:r>
+          </w:p>
+        </w:tc>
+        <w:tc>
+          <w:tcPr/>
+          <w:p>
+            <w:pPr>
+              <w:pStyle w:val="Compact"/>
+            </w:pPr>
+            <w:r>
+              <w:t xml:space="preserve">377</w:t>
+            </w:r>
+          </w:p>
+        </w:tc>
+        <w:tc>
+          <w:tcPr/>
+          <w:p>
+            <w:pPr>
+              <w:pStyle w:val="Compact"/>
+            </w:pPr>
+            <w:r>
+              <w:t xml:space="preserve">64</w:t>
+            </w:r>
+          </w:p>
+        </w:tc>
+        <w:tc>
+          <w:tcPr/>
+          <w:p>
+            <w:pPr>
+              <w:pStyle w:val="Compact"/>
+            </w:pPr>
+            <w:r>
+              <w:t xml:space="preserve">7.4%</w:t>
+            </w:r>
+          </w:p>
+        </w:tc>
+        <w:tc>
+          <w:tcPr/>
+          <w:p>
+            <w:pPr>
+              <w:pStyle w:val="Compact"/>
+            </w:pPr>
+            <w:r>
+              <w:t xml:space="preserve">13</w:t>
+            </w:r>
+          </w:p>
+        </w:tc>
+      </w:tr>
+      <w:tr>
+        <w:tc>
+          <w:tcPr/>
+          <w:p>
+            <w:pPr>
+              <w:pStyle w:val="Compact"/>
+            </w:pPr>
+            <w:r>
+              <w:t xml:space="preserve">2021</w:t>
+            </w:r>
+          </w:p>
+        </w:tc>
+        <w:tc>
+          <w:tcPr/>
+          <w:p>
+            <w:pPr>
+              <w:pStyle w:val="Compact"/>
+            </w:pPr>
+            <w:r>
+              <w:t xml:space="preserve">429</w:t>
+            </w:r>
+          </w:p>
+        </w:tc>
+        <w:tc>
+          <w:tcPr/>
+          <w:p>
+            <w:pPr>
+              <w:pStyle w:val="Compact"/>
+            </w:pPr>
+            <w:r>
+              <w:t xml:space="preserve">72</w:t>
+            </w:r>
+          </w:p>
+        </w:tc>
+        <w:tc>
+          <w:tcPr/>
+          <w:p>
+            <w:pPr>
+              <w:pStyle w:val="Compact"/>
+            </w:pPr>
+            <w:r>
+              <w:t xml:space="preserve">357</w:t>
+            </w:r>
+          </w:p>
+        </w:tc>
+        <w:tc>
+          <w:tcPr/>
+          <w:p>
+            <w:pPr>
+              <w:pStyle w:val="Compact"/>
+            </w:pPr>
+            <w:r>
+              <w:t xml:space="preserve">75</w:t>
+            </w:r>
+          </w:p>
+        </w:tc>
+        <w:tc>
+          <w:tcPr/>
+          <w:p>
+            <w:pPr>
+              <w:pStyle w:val="Compact"/>
+            </w:pPr>
+            <w:r>
+              <w:t xml:space="preserve">12.1%</w:t>
+            </w:r>
+          </w:p>
+        </w:tc>
+        <w:tc>
+          <w:tcPr/>
+          <w:p>
+            <w:pPr>
+              <w:pStyle w:val="Compact"/>
+            </w:pPr>
+            <w:r>
+              <w:t xml:space="preserve">13</w:t>
+            </w:r>
+          </w:p>
+        </w:tc>
+      </w:tr>
+      <w:tr>
+        <w:tc>
+          <w:tcPr/>
+          <w:p>
+            <w:pPr>
+              <w:pStyle w:val="Compact"/>
+            </w:pPr>
+            <w:r>
+              <w:t xml:space="preserve">2022</w:t>
+            </w:r>
+          </w:p>
+        </w:tc>
+        <w:tc>
+          <w:tcPr/>
+          <w:p>
+            <w:pPr>
+              <w:pStyle w:val="Compact"/>
+            </w:pPr>
+            <w:r>
+              <w:t xml:space="preserve">524</w:t>
+            </w:r>
+          </w:p>
+        </w:tc>
+        <w:tc>
+          <w:tcPr/>
+          <w:p>
+            <w:pPr>
+              <w:pStyle w:val="Compact"/>
+            </w:pPr>
+            <w:r>
+              <w:t xml:space="preserve">150</w:t>
+            </w:r>
+          </w:p>
+        </w:tc>
+        <w:tc>
+          <w:tcPr/>
+          <w:p>
+            <w:pPr>
+              <w:pStyle w:val="Compact"/>
+            </w:pPr>
+            <w:r>
+              <w:t xml:space="preserve">374</w:t>
+            </w:r>
+          </w:p>
+        </w:tc>
+        <w:tc>
+          <w:tcPr/>
+          <w:p>
+            <w:pPr>
+              <w:pStyle w:val="Compact"/>
+            </w:pPr>
+            <w:r>
+              <w:t xml:space="preserve">n/a</w:t>
+            </w:r>
+          </w:p>
+        </w:tc>
+        <w:tc>
+          <w:tcPr/>
+          <w:p>
+            <w:pPr>
+              <w:pStyle w:val="Compact"/>
+            </w:pPr>
+            <w:r>
+              <w:t xml:space="preserve">21.7%</w:t>
             </w:r>
           </w:p>
         </w:tc>
@@ -19611,277 +20075,40 @@
               <w:pStyle w:val="Compact"/>
             </w:pPr>
             <w:r>
-              <w:t xml:space="preserve">2019</w:t>
-            </w:r>
-          </w:p>
-        </w:tc>
-        <w:tc>
-          <w:tcPr/>
-          <w:p>
-            <w:pPr>
-              <w:pStyle w:val="Compact"/>
-            </w:pPr>
-            <w:r>
-              <w:t xml:space="preserve">650</w:t>
-            </w:r>
-          </w:p>
-        </w:tc>
-        <w:tc>
-          <w:tcPr/>
-          <w:p>
-            <w:pPr>
-              <w:pStyle w:val="Compact"/>
-            </w:pPr>
-            <w:r>
-              <w:t xml:space="preserve">125</w:t>
-            </w:r>
-          </w:p>
-        </w:tc>
-        <w:tc>
-          <w:tcPr/>
-          <w:p>
-            <w:pPr>
-              <w:pStyle w:val="Compact"/>
-            </w:pPr>
-            <w:r>
-              <w:t xml:space="preserve">525</w:t>
-            </w:r>
-          </w:p>
-        </w:tc>
-        <w:tc>
-          <w:tcPr/>
-          <w:p>
-            <w:pPr>
-              <w:pStyle w:val="Compact"/>
-            </w:pPr>
-            <w:r>
-              <w:t xml:space="preserve">230</w:t>
-            </w:r>
-          </w:p>
-        </w:tc>
-        <w:tc>
-          <w:tcPr/>
-          <w:p>
-            <w:pPr>
-              <w:pStyle w:val="Compact"/>
-            </w:pPr>
-            <w:r>
-              <w:t xml:space="preserve">12.7%</w:t>
-            </w:r>
-          </w:p>
-        </w:tc>
-        <w:tc>
-          <w:tcPr/>
-          <w:p>
-            <w:pPr>
-              <w:pStyle w:val="Compact"/>
-            </w:pPr>
-            <w:r>
-              <w:t xml:space="preserve">13</w:t>
-            </w:r>
-          </w:p>
-        </w:tc>
-      </w:tr>
-      <w:tr>
-        <w:tc>
-          <w:tcPr/>
-          <w:p>
-            <w:pPr>
-              <w:pStyle w:val="Compact"/>
-            </w:pPr>
-            <w:r>
-              <w:t xml:space="preserve">2020</w:t>
-            </w:r>
-          </w:p>
-        </w:tc>
-        <w:tc>
-          <w:tcPr/>
-          <w:p>
-            <w:pPr>
-              <w:pStyle w:val="Compact"/>
-            </w:pPr>
-            <w:r>
-              <w:t xml:space="preserve">445</w:t>
-            </w:r>
-          </w:p>
-        </w:tc>
-        <w:tc>
-          <w:tcPr/>
-          <w:p>
-            <w:pPr>
-              <w:pStyle w:val="Compact"/>
-            </w:pPr>
-            <w:r>
-              <w:t xml:space="preserve">48</w:t>
-            </w:r>
-          </w:p>
-        </w:tc>
-        <w:tc>
-          <w:tcPr/>
-          <w:p>
-            <w:pPr>
-              <w:pStyle w:val="Compact"/>
-            </w:pPr>
-            <w:r>
-              <w:t xml:space="preserve">397</w:t>
-            </w:r>
-          </w:p>
-        </w:tc>
-        <w:tc>
-          <w:tcPr/>
-          <w:p>
-            <w:pPr>
-              <w:pStyle w:val="Compact"/>
-            </w:pPr>
-            <w:r>
-              <w:t xml:space="preserve">66</w:t>
-            </w:r>
-          </w:p>
-        </w:tc>
-        <w:tc>
-          <w:tcPr/>
-          <w:p>
-            <w:pPr>
-              <w:pStyle w:val="Compact"/>
-            </w:pPr>
-            <w:r>
-              <w:t xml:space="preserve">7.4%</w:t>
-            </w:r>
-          </w:p>
-        </w:tc>
-        <w:tc>
-          <w:tcPr/>
-          <w:p>
-            <w:pPr>
-              <w:pStyle w:val="Compact"/>
-            </w:pPr>
-            <w:r>
-              <w:t xml:space="preserve">13</w:t>
-            </w:r>
-          </w:p>
-        </w:tc>
-      </w:tr>
-      <w:tr>
-        <w:tc>
-          <w:tcPr/>
-          <w:p>
-            <w:pPr>
-              <w:pStyle w:val="Compact"/>
-            </w:pPr>
-            <w:r>
-              <w:t xml:space="preserve">2021</w:t>
-            </w:r>
-          </w:p>
-        </w:tc>
-        <w:tc>
-          <w:tcPr/>
-          <w:p>
-            <w:pPr>
-              <w:pStyle w:val="Compact"/>
-            </w:pPr>
-            <w:r>
-              <w:t xml:space="preserve">458</w:t>
-            </w:r>
-          </w:p>
-        </w:tc>
-        <w:tc>
-          <w:tcPr/>
-          <w:p>
-            <w:pPr>
-              <w:pStyle w:val="Compact"/>
-            </w:pPr>
-            <w:r>
-              <w:t xml:space="preserve">77</w:t>
-            </w:r>
-          </w:p>
-        </w:tc>
-        <w:tc>
-          <w:tcPr/>
-          <w:p>
-            <w:pPr>
-              <w:pStyle w:val="Compact"/>
-            </w:pPr>
-            <w:r>
-              <w:t xml:space="preserve">381</w:t>
-            </w:r>
-          </w:p>
-        </w:tc>
-        <w:tc>
-          <w:tcPr/>
-          <w:p>
-            <w:pPr>
-              <w:pStyle w:val="Compact"/>
-            </w:pPr>
-            <w:r>
-              <w:t xml:space="preserve">81</w:t>
-            </w:r>
-          </w:p>
-        </w:tc>
-        <w:tc>
-          <w:tcPr/>
-          <w:p>
-            <w:pPr>
-              <w:pStyle w:val="Compact"/>
-            </w:pPr>
-            <w:r>
-              <w:t xml:space="preserve">12.1%</w:t>
-            </w:r>
-          </w:p>
-        </w:tc>
-        <w:tc>
-          <w:tcPr/>
-          <w:p>
-            <w:pPr>
-              <w:pStyle w:val="Compact"/>
-            </w:pPr>
-            <w:r>
-              <w:t xml:space="preserve">13</w:t>
-            </w:r>
-          </w:p>
-        </w:tc>
-      </w:tr>
-      <w:tr>
-        <w:tc>
-          <w:tcPr/>
-          <w:p>
-            <w:pPr>
-              <w:pStyle w:val="Compact"/>
-            </w:pPr>
-            <w:r>
-              <w:t xml:space="preserve">2022</w:t>
-            </w:r>
-          </w:p>
-        </w:tc>
-        <w:tc>
-          <w:tcPr/>
-          <w:p>
-            <w:pPr>
-              <w:pStyle w:val="Compact"/>
-            </w:pPr>
-            <w:r>
-              <w:t xml:space="preserve">562</w:t>
-            </w:r>
-          </w:p>
-        </w:tc>
-        <w:tc>
-          <w:tcPr/>
-          <w:p>
-            <w:pPr>
-              <w:pStyle w:val="Compact"/>
-            </w:pPr>
-            <w:r>
-              <w:t xml:space="preserve">168</w:t>
-            </w:r>
-          </w:p>
-        </w:tc>
-        <w:tc>
-          <w:tcPr/>
-          <w:p>
-            <w:pPr>
-              <w:pStyle w:val="Compact"/>
-            </w:pPr>
-            <w:r>
-              <w:t xml:space="preserve">394</w:t>
+              <w:t xml:space="preserve">2023</w:t>
+            </w:r>
+          </w:p>
+        </w:tc>
+        <w:tc>
+          <w:tcPr/>
+          <w:p>
+            <w:pPr>
+              <w:pStyle w:val="Compact"/>
+            </w:pPr>
+            <w:r>
+              <w:t xml:space="preserve">522</w:t>
+            </w:r>
+          </w:p>
+        </w:tc>
+        <w:tc>
+          <w:tcPr/>
+          <w:p>
+            <w:pPr>
+              <w:pStyle w:val="Compact"/>
+            </w:pPr>
+            <w:r>
+              <w:t xml:space="preserve">112</w:t>
+            </w:r>
+          </w:p>
+        </w:tc>
+        <w:tc>
+          <w:tcPr/>
+          <w:p>
+            <w:pPr>
+              <w:pStyle w:val="Compact"/>
+            </w:pPr>
+            <w:r>
+              <w:t xml:space="preserve">410</w:t>
             </w:r>
           </w:p>
         </w:tc>
@@ -19903,86 +20130,7 @@
               <w:pStyle w:val="Compact"/>
             </w:pPr>
             <w:r>
-              <w:t xml:space="preserve">22.5%</w:t>
-            </w:r>
-          </w:p>
-        </w:tc>
-        <w:tc>
-          <w:tcPr/>
-          <w:p>
-            <w:pPr>
-              <w:pStyle w:val="Compact"/>
-            </w:pPr>
-            <w:r>
-              <w:t xml:space="preserve">14</w:t>
-            </w:r>
-          </w:p>
-        </w:tc>
-      </w:tr>
-      <w:tr>
-        <w:tc>
-          <w:tcPr/>
-          <w:p>
-            <w:pPr>
-              <w:pStyle w:val="Compact"/>
-            </w:pPr>
-            <w:r>
-              <w:t xml:space="preserve">2023</w:t>
-            </w:r>
-          </w:p>
-        </w:tc>
-        <w:tc>
-          <w:tcPr/>
-          <w:p>
-            <w:pPr>
-              <w:pStyle w:val="Compact"/>
-            </w:pPr>
-            <w:r>
-              <w:t xml:space="preserve">562</w:t>
-            </w:r>
-          </w:p>
-        </w:tc>
-        <w:tc>
-          <w:tcPr/>
-          <w:p>
-            <w:pPr>
-              <w:pStyle w:val="Compact"/>
-            </w:pPr>
-            <w:r>
-              <w:t xml:space="preserve">126</w:t>
-            </w:r>
-          </w:p>
-        </w:tc>
-        <w:tc>
-          <w:tcPr/>
-          <w:p>
-            <w:pPr>
-              <w:pStyle w:val="Compact"/>
-            </w:pPr>
-            <w:r>
-              <w:t xml:space="preserve">436</w:t>
-            </w:r>
-          </w:p>
-        </w:tc>
-        <w:tc>
-          <w:tcPr/>
-          <w:p>
-            <w:pPr>
-              <w:pStyle w:val="Compact"/>
-            </w:pPr>
-            <w:r>
-              <w:t xml:space="preserve">n/a</w:t>
-            </w:r>
-          </w:p>
-        </w:tc>
-        <w:tc>
-          <w:tcPr/>
-          <w:p>
-            <w:pPr>
-              <w:pStyle w:val="Compact"/>
-            </w:pPr>
-            <w:r>
-              <w:t xml:space="preserve">15.7%</w:t>
+              <w:t xml:space="preserve">14.9%</w:t>
             </w:r>
           </w:p>
         </w:tc>
@@ -20004,9 +20152,252 @@
         <w:pStyle w:val="BodyText"/>
       </w:pPr>
       <w:r>
-        <w:t xml:space="preserve">Newly observable episodes by specialty: URPS, 480; urology, 421; General OB/GYN, 205; MIGS, 8.</w:t>
+        <w:t xml:space="preserve">Newly observable episodes by specialty: URPS, 480; urology, 165; other OB/GYN, 205; MIGS, 8.</w:t>
       </w:r>
     </w:p>
+    <w:p>
+      <w:pPr>
+        <w:pStyle w:val="BodyText"/>
+      </w:pPr>
+      <w:r>
+        <w:rPr>
+          <w:b/>
+          <w:bCs/>
+        </w:rPr>
+        <w:t xml:space="preserve">Supplementary Table S11.</w:t>
+      </w:r>
+      <w:r>
+        <w:t xml:space="preserve"> </w:t>
+      </w:r>
+      <w:r>
+        <w:t xml:space="preserve">Classification sensitivity for ambiguous and facility billers (reviewer concern). The primary analysis excludes facility NPIs and places remaining non-physician or unclassifiable clinicians in an</w:t>
+      </w:r>
+      <w:r>
+        <w:t xml:space="preserve"> </w:t>
+      </w:r>
+      <w:r>
+        <w:t xml:space="preserve">“Other/uncertain”</w:t>
+      </w:r>
+      <w:r>
+        <w:t xml:space="preserve"> </w:t>
+      </w:r>
+      <w:r>
+        <w:t xml:space="preserve">group. Assigning them to urology (the legacy approach) roughly doubles the apparent non-URPS urology share; excluding them entirely changes the shares little for the well-populated groups. The URPS increase is significant under all three.</w:t>
+      </w:r>
+    </w:p>
+    <w:tbl>
+      <w:tblPr>
+        <w:tblStyle w:val="Table"/>
+        <w:tblW w:type="pct" w:w="5000"/>
+        <w:tblLayout w:type="fixed"/>
+        <w:tblLook w:firstRow="1" w:lastRow="0" w:firstColumn="0" w:lastColumn="0" w:noHBand="0" w:noVBand="0" w:val="0020"/>
+      </w:tblPr>
+      <w:tblGrid>
+        <w:gridCol w:w="4555"/>
+        <w:gridCol w:w="841"/>
+        <w:gridCol w:w="841"/>
+        <w:gridCol w:w="1682"/>
+      </w:tblGrid>
+      <w:tr>
+        <w:trPr>
+          <w:tblHeader w:val="on"/>
+        </w:trPr>
+        <w:tc>
+          <w:tcPr/>
+          <w:p>
+            <w:pPr>
+              <w:pStyle w:val="Compact"/>
+            </w:pPr>
+            <w:r>
+              <w:t xml:space="preserve">Handling of ambiguous billers</w:t>
+            </w:r>
+          </w:p>
+        </w:tc>
+        <w:tc>
+          <w:tcPr/>
+          <w:p>
+            <w:pPr>
+              <w:pStyle w:val="Compact"/>
+            </w:pPr>
+            <w:r>
+              <w:t xml:space="preserve">Physicians</w:t>
+            </w:r>
+          </w:p>
+        </w:tc>
+        <w:tc>
+          <w:tcPr/>
+          <w:p>
+            <w:pPr>
+              <w:pStyle w:val="Compact"/>
+            </w:pPr>
+            <w:r>
+              <w:t xml:space="preserve">URPS share</w:t>
+            </w:r>
+          </w:p>
+        </w:tc>
+        <w:tc>
+          <w:tcPr/>
+          <w:p>
+            <w:pPr>
+              <w:pStyle w:val="Compact"/>
+            </w:pPr>
+            <w:r>
+              <w:t xml:space="preserve">Non-URPS urology share</w:t>
+            </w:r>
+          </w:p>
+        </w:tc>
+      </w:tr>
+      <w:tr>
+        <w:tc>
+          <w:tcPr/>
+          <w:p>
+            <w:pPr>
+              <w:pStyle w:val="Compact"/>
+            </w:pPr>
+            <w:r>
+              <w:t xml:space="preserve">Separate</w:t>
+            </w:r>
+            <w:r>
+              <w:t xml:space="preserve"> </w:t>
+            </w:r>
+            <w:r>
+              <w:t xml:space="preserve">‘Other/uncertain’</w:t>
+            </w:r>
+            <w:r>
+              <w:t xml:space="preserve"> </w:t>
+            </w:r>
+            <w:r>
+              <w:t xml:space="preserve">group; facilities excluded (primary)</w:t>
+            </w:r>
+          </w:p>
+        </w:tc>
+        <w:tc>
+          <w:tcPr/>
+          <w:p>
+            <w:pPr>
+              <w:pStyle w:val="Compact"/>
+            </w:pPr>
+            <w:r>
+              <w:t xml:space="preserve">1,666</w:t>
+            </w:r>
+          </w:p>
+        </w:tc>
+        <w:tc>
+          <w:tcPr/>
+          <w:p>
+            <w:pPr>
+              <w:pStyle w:val="Compact"/>
+            </w:pPr>
+            <w:r>
+              <w:t xml:space="preserve">63.7%</w:t>
+            </w:r>
+          </w:p>
+        </w:tc>
+        <w:tc>
+          <w:tcPr/>
+          <w:p>
+            <w:pPr>
+              <w:pStyle w:val="Compact"/>
+            </w:pPr>
+            <w:r>
+              <w:t xml:space="preserve">14.5%</w:t>
+            </w:r>
+          </w:p>
+        </w:tc>
+      </w:tr>
+      <w:tr>
+        <w:tc>
+          <w:tcPr/>
+          <w:p>
+            <w:pPr>
+              <w:pStyle w:val="Compact"/>
+            </w:pPr>
+            <w:r>
+              <w:t xml:space="preserve">Excluded from the cohort</w:t>
+            </w:r>
+          </w:p>
+        </w:tc>
+        <w:tc>
+          <w:tcPr/>
+          <w:p>
+            <w:pPr>
+              <w:pStyle w:val="Compact"/>
+            </w:pPr>
+            <w:r>
+              <w:t xml:space="preserve">1,467</w:t>
+            </w:r>
+          </w:p>
+        </w:tc>
+        <w:tc>
+          <w:tcPr/>
+          <w:p>
+            <w:pPr>
+              <w:pStyle w:val="Compact"/>
+            </w:pPr>
+            <w:r>
+              <w:t xml:space="preserve">69.3%</w:t>
+            </w:r>
+          </w:p>
+        </w:tc>
+        <w:tc>
+          <w:tcPr/>
+          <w:p>
+            <w:pPr>
+              <w:pStyle w:val="Compact"/>
+            </w:pPr>
+            <w:r>
+              <w:t xml:space="preserve">15.8%</w:t>
+            </w:r>
+          </w:p>
+        </w:tc>
+      </w:tr>
+      <w:tr>
+        <w:tc>
+          <w:tcPr/>
+          <w:p>
+            <w:pPr>
+              <w:pStyle w:val="Compact"/>
+            </w:pPr>
+            <w:r>
+              <w:t xml:space="preserve">Assigned to urology (legacy)</w:t>
+            </w:r>
+          </w:p>
+        </w:tc>
+        <w:tc>
+          <w:tcPr/>
+          <w:p>
+            <w:pPr>
+              <w:pStyle w:val="Compact"/>
+            </w:pPr>
+            <w:r>
+              <w:t xml:space="preserve">1,789</w:t>
+            </w:r>
+          </w:p>
+        </w:tc>
+        <w:tc>
+          <w:tcPr/>
+          <w:p>
+            <w:pPr>
+              <w:pStyle w:val="Compact"/>
+            </w:pPr>
+            <w:r>
+              <w:t xml:space="preserve">60.8%</w:t>
+            </w:r>
+          </w:p>
+        </w:tc>
+        <w:tc>
+          <w:tcPr/>
+          <w:p>
+            <w:pPr>
+              <w:pStyle w:val="Compact"/>
+            </w:pPr>
+            <w:r>
+              <w:t xml:space="preserve">26.1%</w:t>
+            </w:r>
+          </w:p>
+        </w:tc>
+      </w:tr>
+    </w:tbl>
     <w:p>
       <w:r>
         <w:pict>

--- a/output/manuscript.docx
+++ b/output/manuscript.docx
@@ -637,7 +637,7 @@
         <w:t xml:space="preserve"> </w:t>
       </w:r>
       <w:r>
-        <w:t xml:space="preserve">group (8.2% of observable services). We report the specialty distribution under three handlings of these billers, as a sensitivity analysis (Supplementary Table S11): the primary</w:t>
+        <w:t xml:space="preserve">group (8.2% of observable services). The full classification flow, with counts at each step, is shown in Figure 3. We report the specialty distribution under three handlings of these billers, as a sensitivity analysis (Supplementary Table S11): the primary</w:t>
       </w:r>
       <w:r>
         <w:t xml:space="preserve"> </w:t>
@@ -1013,7 +1013,7 @@
         <w:pStyle w:val="FirstParagraph"/>
       </w:pPr>
       <w:r>
-        <w:t xml:space="preserve">All-pathway URPS physicians performed approximately three-fifths of fee-for-service Medicare slings, and OB/GYN-trained physicians collectively performed the majority. Because the all-pathway URPS group also includes urology-trained subspecialists, the URPS share is not equivalent to a gynecologist share. This finding is consistent with contemporary practice-pattern data but reverses earlier Medicare-specific patterns. In ACS-NSQIP data from 2006 through 2013, James et al. reported that gynecologists performed 74.2% of sling procedures and urologists performed 25.8%.</w:t>
+        <w:t xml:space="preserve">All-pathway URPS physicians performed approximately three-fifths of observable fee-for-service Medicare slings (63.7%), and non-URPS urologists a much smaller share (14.5%). Because the all-pathway URPS group also includes urology-trained subspecialists, the URPS share is not equivalent to a gynecologist share. The apparent non-URPS urology share is sensitive to classification: a naive provider-type approach that assigns ambulatory surgical centers and non-physician billers to urology roughly doubles it (Supplementary Table S11), which likely explains why some earlier analyses reported a larger urology share. Direct comparison with prior studies is limited because they used different datasets, specialty definitions, and care settings. In ACS-NSQIP data from 2006 through 2013, James et al. reported that gynecologists performed 74.2% of sling procedures and urologists 25.8%;</w:t>
       </w:r>
       <w:r>
         <w:rPr>
@@ -1025,7 +1025,7 @@
         <w:t xml:space="preserve"> </w:t>
       </w:r>
       <w:r>
-        <w:t xml:space="preserve">Cantrell et al. found that urogynecologists performed 54% of stress-incontinence procedures at academic centers from 2009 through 2014.</w:t>
+        <w:t xml:space="preserve">Cantrell et al. found urogynecologists performed 54% of stress-incontinence procedures at academic centers from 2009 through 2014;</w:t>
       </w:r>
       <w:r>
         <w:rPr>
@@ -1037,7 +1037,7 @@
         <w:t xml:space="preserve"> </w:t>
       </w:r>
       <w:r>
-        <w:t xml:space="preserve">In Medicare data from 2002 through 2007, however, Rogo-Gupta et al. found that urologists performed most sling operations.</w:t>
+        <w:t xml:space="preserve">and in Medicare data from 2002 through 2007, Rogo-Gupta et al. found urologists performed most sling operations.</w:t>
       </w:r>
       <w:r>
         <w:rPr>
@@ -1049,7 +1049,7 @@
         <w:t xml:space="preserve"> </w:t>
       </w:r>
       <w:r>
-        <w:t xml:space="preserve">Our 2013–2023 findings indicate that this historical pattern has reversed, with URPS now the largest single specialty group.</w:t>
+        <w:t xml:space="preserve">Rather than asserting a single historical reversal across these heterogeneous sources, we conclude more cautiously that URPS was the largest contemporary fee-for-service Medicare group performing this procedure.</w:t>
       </w:r>
     </w:p>
     <w:p>
@@ -3643,7 +3643,7 @@
       </w:r>
     </w:p>
     <w:bookmarkEnd w:id="33"/>
-    <w:bookmarkStart w:id="40" w:name="figures"/>
+    <w:bookmarkStart w:id="43" w:name="figures"/>
     <w:p>
       <w:pPr>
         <w:pStyle w:val="Heading2"/>
@@ -3724,14 +3724,14 @@
       <w:r>
         <w:drawing>
           <wp:inline>
-            <wp:extent cx="5334000" cy="3333750"/>
+            <wp:extent cx="5334000" cy="3556000"/>
             <wp:effectExtent b="0" l="0" r="0" t="0"/>
             <wp:docPr descr="" title="" id="38" name="Picture"/>
             <a:graphic>
               <a:graphicData uri="http://schemas.openxmlformats.org/drawingml/2006/picture">
                 <pic:pic>
                   <pic:nvPicPr>
-                    <pic:cNvPr descr="/Users/tylermuffly/sling-volume-patterns/output/figures/figure_1_market_share.png" id="39" name="Picture"/>
+                    <pic:cNvPr descr="/Users/tylermuffly/sling-volume-patterns/output/figures/figure_market_share.png" id="39" name="Picture"/>
                     <pic:cNvPicPr>
                       <a:picLocks noChangeArrowheads="1" noChangeAspect="1"/>
                     </pic:cNvPicPr>
@@ -3745,7 +3745,7 @@
                   <pic:spPr bwMode="auto">
                     <a:xfrm>
                       <a:off x="0" y="0"/>
-                      <a:ext cx="5334000" cy="3333750"/>
+                      <a:ext cx="5334000" cy="3556000"/>
                     </a:xfrm>
                     <a:prstGeom prst="rect">
                       <a:avLst/>
@@ -3779,7 +3779,72 @@
         <w:t xml:space="preserve"> </w:t>
       </w:r>
       <w:r>
-        <w:t xml:space="preserve">Market share of sling operations for stress urinary incontinence (CPT 57288) by specialty, fee-for-service Medicare PUF 2013–2023. The URPS share increased under every classification scenario. Fixed membership (all-pathway URPS share 55.1% to 68%; +1.12 percentage points/year) and certification-gated classification (URPS share 43.6% to 66.9%; +1.76 percentage points/year) differ in the estimated rate of increase and converge by 2023.</w:t>
+        <w:t xml:space="preserve">Market share of sling operations for stress urinary incontinence (CPT 57288) by specialty, fee-for-service Medicare PUF 2013–2023. Stacked areas are the fixed-membership specialty shares; the two black lines are the URPS share under fixed-membership (solid) and certification-gated (dashed) classification. Fixed membership (all-pathway URPS share 55.1% to 68%; +1.12 percentage points/year) and certification-gated classification (43.6% to 66.9%; +1.76 percentage points/year) differ in the estimated rate of increase and converge by 2023.</w:t>
+      </w:r>
+    </w:p>
+    <w:p>
+      <w:pPr>
+        <w:pStyle w:val="BodyText"/>
+      </w:pPr>
+      <w:r>
+        <w:drawing>
+          <wp:inline>
+            <wp:extent cx="5334000" cy="3879272"/>
+            <wp:effectExtent b="0" l="0" r="0" t="0"/>
+            <wp:docPr descr="" title="" id="41" name="Picture"/>
+            <a:graphic>
+              <a:graphicData uri="http://schemas.openxmlformats.org/drawingml/2006/picture">
+                <pic:pic>
+                  <pic:nvPicPr>
+                    <pic:cNvPr descr="/Users/tylermuffly/sling-volume-patterns/output/figures/figure_classification_flow.png" id="42" name="Picture"/>
+                    <pic:cNvPicPr>
+                      <a:picLocks noChangeArrowheads="1" noChangeAspect="1"/>
+                    </pic:cNvPicPr>
+                  </pic:nvPicPr>
+                  <pic:blipFill>
+                    <a:blip r:embed="rId40"/>
+                    <a:stretch>
+                      <a:fillRect/>
+                    </a:stretch>
+                  </pic:blipFill>
+                  <pic:spPr bwMode="auto">
+                    <a:xfrm>
+                      <a:off x="0" y="0"/>
+                      <a:ext cx="5334000" cy="3879272"/>
+                    </a:xfrm>
+                    <a:prstGeom prst="rect">
+                      <a:avLst/>
+                    </a:prstGeom>
+                    <a:noFill/>
+                    <a:ln w="9525">
+                      <a:noFill/>
+                      <a:headEnd/>
+                      <a:tailEnd/>
+                    </a:ln>
+                  </pic:spPr>
+                </pic:pic>
+              </a:graphicData>
+            </a:graphic>
+          </wp:inline>
+        </w:drawing>
+      </w:r>
+    </w:p>
+    <w:p>
+      <w:pPr>
+        <w:pStyle w:val="BodyText"/>
+      </w:pPr>
+      <w:r>
+        <w:rPr>
+          <w:b/>
+          <w:bCs/>
+        </w:rPr>
+        <w:t xml:space="preserve">Figure 3.</w:t>
+      </w:r>
+      <w:r>
+        <w:t xml:space="preserve"> </w:t>
+      </w:r>
+      <w:r>
+        <w:t xml:space="preserve">Provider-classification flow for CPT 57288. Billers are assigned to specialty groups by CMS provider type cross-referenced with the ABOG and ABU rosters. Billers with neither an OB/GYN nor urology CMS type and no ABOG match (323 NPIs) are predominantly facilities (ambulatory surgical centers) and non-physician clinicians; facility NPIs (123) are excluded and the remainder (200) form an Other/uncertain group, rather than being counted as urologists. Specialty-specific counts exceed the analytic cohort because some physicians changed groups across years.</w:t>
       </w:r>
     </w:p>
     <w:p>
@@ -3789,8 +3854,8 @@
         </w:pict>
       </w:r>
     </w:p>
-    <w:bookmarkEnd w:id="40"/>
-    <w:bookmarkStart w:id="41" w:name="supplementary-information"/>
+    <w:bookmarkEnd w:id="43"/>
+    <w:bookmarkStart w:id="44" w:name="supplementary-information"/>
     <w:p>
       <w:pPr>
         <w:pStyle w:val="Heading2"/>
@@ -20405,8 +20470,8 @@
         </w:pict>
       </w:r>
     </w:p>
-    <w:bookmarkEnd w:id="41"/>
-    <w:bookmarkStart w:id="54" w:name="supplementary-figures"/>
+    <w:bookmarkEnd w:id="44"/>
+    <w:bookmarkStart w:id="57" w:name="supplementary-figures"/>
     <w:p>
       <w:pPr>
         <w:pStyle w:val="Heading2"/>
@@ -20424,18 +20489,18 @@
           <wp:inline>
             <wp:extent cx="5334000" cy="3810000"/>
             <wp:effectExtent b="0" l="0" r="0" t="0"/>
-            <wp:docPr descr="" title="" id="43" name="Picture"/>
+            <wp:docPr descr="" title="" id="46" name="Picture"/>
             <a:graphic>
               <a:graphicData uri="http://schemas.openxmlformats.org/drawingml/2006/picture">
                 <pic:pic>
                   <pic:nvPicPr>
-                    <pic:cNvPr descr="/Users/tylermuffly/sling-volume-patterns/output/figures/figure_2_volume_distribution.png" id="44" name="Picture"/>
+                    <pic:cNvPr descr="/Users/tylermuffly/sling-volume-patterns/output/figures/figure_2_volume_distribution.png" id="47" name="Picture"/>
                     <pic:cNvPicPr>
                       <a:picLocks noChangeArrowheads="1" noChangeAspect="1"/>
                     </pic:cNvPicPr>
                   </pic:nvPicPr>
                   <pic:blipFill>
-                    <a:blip r:embed="rId42"/>
+                    <a:blip r:embed="rId45"/>
                     <a:stretch>
                       <a:fillRect/>
                     </a:stretch>
@@ -20489,18 +20554,18 @@
           <wp:inline>
             <wp:extent cx="5334000" cy="5334000"/>
             <wp:effectExtent b="0" l="0" r="0" t="0"/>
-            <wp:docPr descr="" title="" id="46" name="Picture"/>
+            <wp:docPr descr="" title="" id="49" name="Picture"/>
             <a:graphic>
               <a:graphicData uri="http://schemas.openxmlformats.org/drawingml/2006/picture">
                 <pic:pic>
                   <pic:nvPicPr>
-                    <pic:cNvPr descr="/Users/tylermuffly/sling-volume-patterns/output/figures/figure_3_lorenz_curve.png" id="47" name="Picture"/>
+                    <pic:cNvPr descr="/Users/tylermuffly/sling-volume-patterns/output/figures/figure_3_lorenz_curve.png" id="50" name="Picture"/>
                     <pic:cNvPicPr>
                       <a:picLocks noChangeArrowheads="1" noChangeAspect="1"/>
                     </pic:cNvPicPr>
                   </pic:nvPicPr>
                   <pic:blipFill>
-                    <a:blip r:embed="rId45"/>
+                    <a:blip r:embed="rId48"/>
                     <a:stretch>
                       <a:fillRect/>
                     </a:stretch>
@@ -20554,18 +20619,18 @@
           <wp:inline>
             <wp:extent cx="5334000" cy="4148666"/>
             <wp:effectExtent b="0" l="0" r="0" t="0"/>
-            <wp:docPr descr="" title="" id="49" name="Picture"/>
+            <wp:docPr descr="" title="" id="52" name="Picture"/>
             <a:graphic>
               <a:graphicData uri="http://schemas.openxmlformats.org/drawingml/2006/picture">
                 <pic:pic>
                   <pic:nvPicPr>
-                    <pic:cNvPr descr="/Users/tylermuffly/sling-volume-patterns/output/figures/figure_4_concentration_trends.png" id="50" name="Picture"/>
+                    <pic:cNvPr descr="/Users/tylermuffly/sling-volume-patterns/output/figures/figure_4_concentration_trends.png" id="53" name="Picture"/>
                     <pic:cNvPicPr>
                       <a:picLocks noChangeArrowheads="1" noChangeAspect="1"/>
                     </pic:cNvPicPr>
                   </pic:nvPicPr>
                   <pic:blipFill>
-                    <a:blip r:embed="rId48"/>
+                    <a:blip r:embed="rId51"/>
                     <a:stretch>
                       <a:fillRect/>
                     </a:stretch>
@@ -20619,18 +20684,18 @@
           <wp:inline>
             <wp:extent cx="5334000" cy="2963333"/>
             <wp:effectExtent b="0" l="0" r="0" t="0"/>
-            <wp:docPr descr="" title="" id="52" name="Picture"/>
+            <wp:docPr descr="" title="" id="55" name="Picture"/>
             <a:graphic>
               <a:graphicData uri="http://schemas.openxmlformats.org/drawingml/2006/picture">
                 <pic:pic>
                   <pic:nvPicPr>
-                    <pic:cNvPr descr="/Users/tylermuffly/sling-volume-patterns/output/figures/figure_5_supply_trends.png" id="53" name="Picture"/>
+                    <pic:cNvPr descr="/Users/tylermuffly/sling-volume-patterns/output/figures/figure_5_supply_trends.png" id="56" name="Picture"/>
                     <pic:cNvPicPr>
                       <a:picLocks noChangeArrowheads="1" noChangeAspect="1"/>
                     </pic:cNvPicPr>
                   </pic:nvPicPr>
                   <pic:blipFill>
-                    <a:blip r:embed="rId51"/>
+                    <a:blip r:embed="rId54"/>
                     <a:stretch>
                       <a:fillRect/>
                     </a:stretch>
@@ -20675,7 +20740,7 @@
         <w:t xml:space="preserve">Observable surgeons and total reported services by year and specialty. The decline in the observable surgeon pool was concentrated in urology and General OB/GYN.</w:t>
       </w:r>
     </w:p>
-    <w:bookmarkEnd w:id="54"/>
+    <w:bookmarkEnd w:id="57"/>
     <w:sectPr>
       <w:footnotePr>
         <w:numRestart w:val="eachSect"/>

--- a/output/manuscript.docx
+++ b/output/manuscript.docx
@@ -625,7 +625,16 @@
         <w:pStyle w:val="BodyText"/>
       </w:pPr>
       <w:r>
-        <w:t xml:space="preserve">Billers of CPT 57288 who had neither an OB/GYN nor urology CMS provider type and were not in the ABOG registry (323 NPIs) were predominantly facilities (ambulatory surgical centers) and non-physician clinicians (physician assistants, nurse practitioners), not urologists; none matched the ABU roster. We therefore did not assign them to urology. Facility NPIs (123 NPIs) were excluded because they cannot be given a physician specialty, and the remaining 200 non-physician or unclassifiable clinicians were placed in a distinct</w:t>
+        <w:t xml:space="preserve">Billers of CPT 57288 who had neither an OB/GYN nor urology CMS provider type and were not in the ABOG registry (323 NPIs) were predominantly facilities (ambulatory surgical centers) and non-physician clinicians (physician assistants, nurse practitioners), not urologists; none matched the ABU roster. We therefore did not assign them to urology. Organizational NPIs (NPPES entity type 2, flagged in the Public Use File by a rendering-provider entity code of</w:t>
+      </w:r>
+      <w:r>
+        <w:t xml:space="preserve"> </w:t>
+      </w:r>
+      <w:r>
+        <w:t xml:space="preserve">“O”</w:t>
+      </w:r>
+      <w:r>
+        <w:t xml:space="preserve">: ambulatory surgical centers, hospitals, laboratories, and groups; 123 NPIs) were excluded because they identify a billing organization rather than an individual clinician and cannot be given a physician specialty. The remaining 200 individual non-physician or unclassifiable clinicians were placed in a distinct</w:t>
       </w:r>
       <w:r>
         <w:t xml:space="preserve"> </w:t>
@@ -3844,7 +3853,7 @@
         <w:t xml:space="preserve"> </w:t>
       </w:r>
       <w:r>
-        <w:t xml:space="preserve">Provider-classification flow for CPT 57288. Billers are assigned to specialty groups by CMS provider type cross-referenced with the ABOG and ABU rosters. Billers with neither an OB/GYN nor urology CMS type and no ABOG match (323 NPIs) are predominantly facilities (ambulatory surgical centers) and non-physician clinicians; facility NPIs (123) are excluded and the remainder (200) form an Other/uncertain group, rather than being counted as urologists. Specialty-specific counts exceed the analytic cohort because some physicians changed groups across years.</w:t>
+        <w:t xml:space="preserve">Provider-classification flow for CPT 57288. Billers are assigned to specialty groups by CMS provider type cross-referenced with the ABOG and ABU rosters. Billers with neither an OB/GYN nor urology CMS type and no ABOG match (323 NPIs) are predominantly organizations and non-physician clinicians; organizational NPIs (NPPES entity type 2: ambulatory surgical centers, hospitals, laboratories; 123) are excluded and the remaining individual clinicians (200) form an Other/uncertain group, rather than being counted as urologists. Specialty-specific counts exceed the analytic cohort because some physicians changed groups across years.</w:t>
       </w:r>
     </w:p>
     <w:p>

--- a/output/manuscript.docx
+++ b/output/manuscript.docx
@@ -346,7 +346,7 @@
         <w:t xml:space="preserve"> </w:t>
       </w:r>
       <w:r>
-        <w:t xml:space="preserve">1,666 clinicians performed 141,009 observable services; URPS was the largest group (63.7%), followed by non-URPS urology (14.5%) and other non-URPS OB/GYN (13%). Raw services fell -27.7%, but in a denominator-offset model the observable utilization rate declined -1.9% per year (about -17.3% over the decade; p = 0.119), a meaningful but not statistically robust decline. Observed volume was higher for URPS than urology and other OB/GYN. Within-year concentration was low and stable (annual Gini 0.22–0.28); URPS and urology did not differ, and URPS was modestly less concentrated than other OB/GYN. In a quasibinomial model the all-pathway URPS share rose 1.15 percentage points/year (58.3% to 69.7%; p &lt; 0.001), significant in every classification scenario.</w:t>
+        <w:t xml:space="preserve">1,666 clinicians performed 141,009 observable services. OB/GYN-pathway URPS was the largest group (55%), with urology-pathway URPS a further 8.7% (together 63.7%), followed by non-URPS urology (14.5%) and other non-URPS OB/GYN (13%). Raw services fell -27.7%, but in a denominator-offset model the observable utilization rate declined -1.9% per year (about -17.3% over the decade; p = 0.119), a meaningful but not statistically robust decline. Adjusted volume was higher for OB/GYN-pathway URPS than for the other groups. Within-year concentration was low and stable (annual Gini 0.22–0.28). In a quasibinomial model the OB/GYN-pathway URPS share rose 1.44 percentage points/year (48.3% to 62.6%; p &lt; 0.001); the urology pathway was roughly stable.</w:t>
       </w:r>
     </w:p>
     <w:p>
@@ -762,7 +762,7 @@
         <w:pStyle w:val="FirstParagraph"/>
       </w:pPr>
       <w:r>
-        <w:t xml:space="preserve">The primary surgeon-level outcome was the annual number of CPT 57288 services per provider (Tot_Srvcs, reported services). To describe population utilization over time, we also computed the annual rate of CPT 57288 services per 100,000 female Part B fee-for-service Medicare beneficiaries, using the CMS Program Statistics Original Medicare Enrollment counts (table MDCR ENROLL AB 11, Sex = Female, Part B) as the denominator; absolute service counts are reported as a secondary measure. Because the Public Use File records no beneficiary age for the numerator, the rate is crude and is not age-standardized. We measured surgeon-level concentration with complementary metrics. The Gini coefficient summarizes inequality across the full surgeon-volume distribution, and we bootstrapped its 95% confidence interval by resampling providers. The Herfindahl–Hirschman Index (HHI) sums squared surgeon shares on a 0–10,000 scale and is more sensitive to the largest-volume surgeons. Because the minimum attainable HHI depends on the number of providers, we do not compare raw HHI directly across groups of very different size (URPS 767, General OB/GYN 336, MIGS 10 physicians); we also report the size-adjusted normalized HHI and the effective number of providers (1 divided by the sum of squared shares). Within-year concentration, computed separately for each calendar year, was the primary concentration measure; pooled multi-year values are secondary because they mix annual volume with how many years each physician remained observable.</w:t>
+        <w:t xml:space="preserve">The primary surgeon-level outcome was the annual number of CPT 57288 services per provider (Tot_Srvcs, reported services). To describe population utilization over time, we also computed the annual rate of CPT 57288 services per 100,000 female Part B fee-for-service Medicare beneficiaries, using the CMS Program Statistics Original Medicare Enrollment counts (table MDCR ENROLL AB 11, Sex = Female, Part B) as the denominator; absolute service counts are reported as a secondary measure. Because the Public Use File records no beneficiary age for the numerator, the rate is crude and is not age-standardized. We measured surgeon-level concentration with complementary metrics. The Gini coefficient summarizes inequality across the full surgeon-volume distribution, and we bootstrapped its 95% confidence interval by resampling providers. The Herfindahl–Hirschman Index (HHI) sums squared surgeon shares on a 0–10,000 scale and is more sensitive to the largest-volume surgeons. Because the minimum attainable HHI depends on the number of providers, we do not compare raw HHI directly across groups of very different size (URPS 616, General OB/GYN 336, MIGS 10 physicians); we also report the size-adjusted normalized HHI and the effective number of providers (1 divided by the sum of squared shares). Within-year concentration, computed separately for each calendar year, was the primary concentration measure; pooled multi-year values are secondary because they mix annual volume with how many years each physician remained observable.</w:t>
       </w:r>
     </w:p>
     <w:p>
@@ -886,7 +886,7 @@
         <w:pStyle w:val="FirstParagraph"/>
       </w:pPr>
       <w:r>
-        <w:t xml:space="preserve">URPS was the largest group: 767 physicians contributed 3,913 physician-years and 89,773 procedures (63.7%), with a median annual volume of 19 (p25–p75, 14–28). Non-URPS urology included 366 physicians, 1,150 physician-years, and 20,475 procedures (14.5%; median 15, 12–20). General OB/GYN included 336 physicians, 953 physician-years, and 18,316 procedures (13%; median 15, 12–22). MIGS included 10 physicians, 39 physician-years, and 941 procedures (0.7%; median 16, 12–24) (Table 1).</w:t>
+        <w:t xml:space="preserve">We separated URPS into its two certification pathways (Table 1). OB/GYN-pathway URPS (ABOG-certified) was the largest single group: 616 physicians, 77,501 services (55%), median annual volume 19 (p25–p75, 14–29). Urology-pathway URPS (ABU roster) added 151 physicians and 12,272 services (8.7%; median 16), so the two URPS pathways together performed 63.7% of observable services. Non-URPS urology included 366 physicians and 20,475 services (14.5%; median 15), other non-URPS OB/GYN 336 physicians and 18,316 services (13%; median 15), the Other/uncertain group 200 clinicians (8.2%), and MIGS 10 physicians (0.7%; median 16).</w:t>
       </w:r>
     </w:p>
     <w:p>
@@ -894,7 +894,7 @@
         <w:pStyle w:val="BodyText"/>
       </w:pPr>
       <w:r>
-        <w:t xml:space="preserve">Because 13 physicians changed specialty groups across years, specialty-specific physician counts exceed the unique cohort total. Including urology-pathway urogynecologists reassigned 151 physicians and 12,272 procedures from urology to URPS compared with an ABOG-only classification.</w:t>
+        <w:t xml:space="preserve">Because 13 clinicians changed specialty groups across years, specialty-specific counts exceed the unique cohort total. The urology-pathway URPS group (151 physicians, 12,272 services) would otherwise be classified as general urology, understating the subspecialty and overstating non-URPS urology.</w:t>
       </w:r>
     </w:p>
     <w:p>
@@ -902,7 +902,7 @@
         <w:pStyle w:val="BodyText"/>
       </w:pPr>
       <w:r>
-        <w:t xml:space="preserve">Annual market shares moved in different directions (Table 1). URPS increased from 55.1% in 2013 to 68% in 2023 (+1.12 percentage points/year; 95% CI 0.73 to 1.50; p &lt; 0.001). Urology decreased from 22.4% to 8.3% (-1.28 percentage points/year; 95% CI -1.57 to -0.99; p &lt; 0.001), and General OB/GYN decreased from 16.3% to 13.1% (-0.40 percentage points/year; 95% CI -0.66 to -0.13; p = 0.008). MIGS increased descriptively from 0.2% to 0.9% (+0.08 percentage points/year), but this estimate is based on only 10 physicians. In the quasibinomial model of URPS services out of all annual services, which respects the compositional structure, the URPS share rose from a fitted 58.3% in 2013 to 69.7% in 2023 (odds ratio 1.051 (95% CI 1.036-1.066) per year; 1.15 percentage points per year; p &lt; 0.001), consistent with the descriptive ordinary least-squares estimate. Because total service counts declined, these changes represent redistribution among specialties rather than growth in services.</w:t>
+        <w:t xml:space="preserve">Annual market shares moved in different directions (Table 1). URPS increased from 45.8% in 2013 to 60.6% in 2023 (+1.42 percentage points/year; 95% CI 1.03 to 1.80; p &lt; 0.001). Urology decreased from 22.4% to 8.3% (-1.28 percentage points/year; 95% CI -1.57 to -0.99; p &lt; 0.001), and General OB/GYN decreased from 16.3% to 13.1% (-0.40 percentage points/year; 95% CI -0.66 to -0.13; p = 0.008). MIGS increased descriptively from 0.2% to 0.9% (+0.08 percentage points/year), but this estimate is based on only 10 physicians. In the quasibinomial model of URPS services out of all annual services, which respects the compositional structure, the URPS share rose from a fitted 48.3% in 2013 to 62.6% in 2023 (odds ratio 1.060 (95% CI 1.046-1.074) per year; 1.44 percentage points per year; p &lt; 0.001), consistent with the descriptive ordinary least-squares estimate. Because total service counts declined, these changes represent redistribution among specialties rather than growth in services.</w:t>
       </w:r>
     </w:p>
     <w:p>
@@ -910,7 +910,7 @@
         <w:pStyle w:val="BodyText"/>
       </w:pPr>
       <w:r>
-        <w:t xml:space="preserve">The URPS increase was significant under every classification scenario, which differed in the estimated slope (Table 4). Fixed membership gave the shallower estimate because it counts physicians as URPS before certification: the all-pathway URPS share rose from 55.1% to 68% (+1.12 percentage points/year), and the OB/GYN-based share from 62.8% to 74.7% (+1.08 percentage points/year). Certification-gated classification gave the steeper estimate, from 43.6% to 66.9% (+1.76 percentage points/year), because it removes not-yet-certified physicians from the early URPS count; the two estimates converged near 66.9% by 2023.</w:t>
+        <w:t xml:space="preserve">The URPS increase was significant under every classification scenario, which differed in the estimated slope (Table 4). Fixed membership gave the shallower estimate because it counts physicians as URPS before certification: the all-pathway URPS share rose from 55.1% to 68% (+1.12 percentage points/year), and the OB/GYN-based share from 16.5% to 13.9% (+-0.32 percentage points/year). Certification-gated classification gave the steeper estimate, from 43.6% to 66.9% (+1.76 percentage points/year), because it removes not-yet-certified physicians from the early URPS count; the two estimates converged near 66.9% by 2023.</w:t>
       </w:r>
     </w:p>
     <w:p>
@@ -918,7 +918,7 @@
         <w:pStyle w:val="BodyText"/>
       </w:pPr>
       <w:r>
-        <w:t xml:space="preserve">In the Poisson GEE clustered by NPI (calendar year centered at 2018), adjusted annual volume at mid-study was lower than URPS for every other group: urology RR 0.72 (0.60–0.87), General OB/GYN RR 0.64 (0.44–0.93), and MIGS RR 0.84 (0.52–1.34) (Table 3). Annual volume was approximately 11% lower in 2020 (RR 0.88 (0.84–0.91); p &lt; 0.001). The specialty-by-year interaction showed that per-physician volume did not change over time for the well-populated groups: the annual trend was flat for URPS (RR 0.997 (0.990-1.005); p = 0.523), urology (RR 0.986 (0.967-1.004); p = 0.135), and General OB/GYN (RR 0.996 (0.973-1.021); p = 0.760), and increased only for the 10-physician MIGS group (RR 1.085 (1.031-1.142); p = 0.002) (Table 3). A negative-binomial mixed model with a random intercept per NPI reproduced the direction but with attenuated magnitude (urology RR 0.80 (0.77–0.84), General OB/GYN RR 0.84 (0.79–0.88), 2020 RR 0.90 (0.87–0.93)); the attenuation is expected because the GEE estimates a population-averaged (marginal) rate ratio whereas the mixed model estimates a physician-conditional one. The one-observation-per-physician secondary analysis agreed (Kruskal-Wallis H = 80.5, df = 4, p &lt; 0.001); URPS volume exceeded urology and other OB/GYN in pairwise comparisons (p &lt; 0.001), with no significant URPS-MIGS difference. Because these models condition on the physician-year being observable above the CMS reporting threshold, the estimand is annual service volume among observable physician-years, not full-workforce practice volume; if non-URPS physicians more often fall below the threshold, the URPS volume advantage may be overstated.</w:t>
+        <w:t xml:space="preserve">In the Poisson GEE clustered by NPI (reference = OB/GYN-pathway URPS; calendar year centered at 2018), adjusted annual volume at mid-study was lower than OB/GYN-pathway URPS for every other group, including urology-pathway URPS (RR 0.76 (0.68–0.84)), non-URPS urology (RR 0.71 (0.59–0.85)), other non-URPS OB/GYN (RR 0.63 (0.44–0.90)), and MIGS (RR 0.81 (0.51–1.29)) (Table 3). Annual volume was approximately 11% lower in 2020 (RR 0.88 (0.85–0.91); p &lt; 0.001). The specialty-by-year interaction showed that per-physician volume was essentially flat over time for the well-populated groups (OB/GYN-pathway URPS RR 0.999 (0.990-1.007), p = 0.776; urology-pathway URPS RR 0.988 (0.974-1.002), p = 0.089; non-URPS urology RR 0.986 (0.968-1.004), p = 0.137; other OB/GYN RR 0.996 (0.973-1.020), p = 0.760), increasing only for the 10-physician MIGS group (RR 1.085 (1.031-1.142); p = 0.002) (Table 3). A negative-binomial mixed model with a random intercept per NPI reproduced the direction but with attenuated magnitude (urology RR 0.78 (0.74–0.82), General OB/GYN RR 0.81 (0.77–0.85), 2020 RR 0.90 (0.87–0.93)); the attenuation is expected because the GEE estimates a population-averaged (marginal) rate ratio whereas the mixed model estimates a physician-conditional one. The one-observation-per-physician secondary analysis agreed (Kruskal-Wallis H = 97.4, df = 5, p &lt; 0.001); URPS volume exceeded urology and other OB/GYN in pairwise comparisons (p &lt; 0.001), with no significant URPS-MIGS difference. Because these models condition on the physician-year being observable above the CMS reporting threshold, the estimand is annual service volume among observable physician-years, not full-workforce practice volume; if non-URPS physicians more often fall below the threshold, the URPS volume advantage may be overstated.</w:t>
       </w:r>
     </w:p>
     <w:bookmarkEnd w:id="20"/>
@@ -944,7 +944,7 @@
         <w:pStyle w:val="BodyText"/>
       </w:pPr>
       <w:r>
-        <w:t xml:space="preserve">Pooled multi-year concentration was modest for every group: URPS Gini 0.52 (95% CI 0.50-0.54), urology Gini 0.52 (95% CI 0.49-0.55), and other non-URPS OB/GYN Gini 0.56 (95% CI 0.52-0.60) (Table 2). Because overlapping individual confidence intervals are not a test of between-group difference, we bootstrapped the pairwise differences: URPS and urology did not differ (Gini difference -0.006 (95% CI -0.039 to +0.030)), whereas URPS was modestly less concentrated than other OB/GYN (-0.046 (95% CI -0.086 to -0.002), confidence interval excluding zero). The size-adjusted normalized HHI was near zero for every group (URPS 0.001, urology 0.004, other OB/GYN 0.006 on a 0–1 scale). The effective number of providers, expressed as a fraction of the actual provider count, showed a gradient (URPS 368 of 767, 48%; urology 42%; other OB/GYN 33%), indicating that sling volume was distributed across many surgeons rather than dominated by a few, though somewhat less evenly in the smaller groups. Because the specialties differ several-fold in provider count, raw HHI is not directly comparable across them (Table 2). Adding hypothetical suppressed low-volume providers raised the Gini (Supplementary Table S8): under the 50% scenario the URPS Gini rose from 0.52 toward the mid-0.6 range, so the sensitivity supports only the narrower claim that observed services were not dominated by a handful of surgeons, not a precise estimate of the full-market distribution. URPS had the highest median annual volume and upper quartile (median 19; p75 28). MIGS was excluded from these comparisons because only 10 physicians were identified (1–4 per year); its estimates are exploratory.</w:t>
+        <w:t xml:space="preserve">Pooled multi-year concentration was modest for every group: URPS Gini 0.51 (95% CI 0.48-0.53), urology Gini 0.52 (95% CI 0.49-0.55), and other non-URPS OB/GYN Gini 0.56 (95% CI 0.52-0.60) (Table 2). Because overlapping individual confidence intervals are not a test of between-group difference, we bootstrapped the pairwise differences: URPS and urology did not differ (Gini difference -0.016 (95% CI -0.050 to +0.021)), whereas URPS was modestly less concentrated than other OB/GYN (-0.056 (95% CI -0.098 to -0.006), confidence interval excluding zero). The size-adjusted normalized HHI was near zero for every group (URPS 0.002, urology 0.004, other OB/GYN 0.006 on a 0–1 scale). The effective number of providers, expressed as a fraction of the actual provider count, showed a gradient (URPS 305 of 616, 50%; urology 42%; other OB/GYN 33%), indicating that sling volume was distributed across many surgeons rather than dominated by a few, though somewhat less evenly in the smaller groups. Because the specialties differ several-fold in provider count, raw HHI is not directly comparable across them (Table 2). Adding hypothetical suppressed low-volume providers raised the Gini (Supplementary Table S8): under the 50% scenario the URPS Gini rose from 0.51 toward the mid-0.6 range, so the sensitivity supports only the narrower claim that observed services were not dominated by a handful of surgeons, not a precise estimate of the full-market distribution. URPS had the highest median annual volume and upper quartile (median 19; p75 29). MIGS was excluded from these comparisons because only 10 physicians were identified (1–4 per year); its estimates are exploratory.</w:t>
       </w:r>
     </w:p>
     <w:bookmarkEnd w:id="21"/>
@@ -970,7 +970,7 @@
         <w:pStyle w:val="BodyText"/>
       </w:pPr>
       <w:r>
-        <w:t xml:space="preserve">Across the study period, URPS accounted for the most newly observable episodes (480), followed by urology (165), General OB/GYN (205), and MIGS (8); these are episode counts, not unique physicians. The rising URPS share coincided with the largest inflow of newly observable surgeons together with a relatively stable continuing-URPS base (URPS surgeon count 385 to 338; per-physician volume unchanged). Urology showed substantial turnover with net decline, and General OB/GYN declined in both observable surgeons and market share.</w:t>
+        <w:t xml:space="preserve">Across the study period, URPS accounted for the most newly observable episodes (480), followed by urology (165), General OB/GYN (205), and MIGS (8); these are episode counts, not unique physicians. The rising URPS share coincided with the largest inflow of newly observable surgeons together with a relatively stable continuing-URPS base (URPS surgeon count 304 to 293; per-physician volume unchanged). Urology showed substantial turnover with net decline, and General OB/GYN declined in both observable surgeons and market share.</w:t>
       </w:r>
     </w:p>
     <w:p>
@@ -1005,7 +1005,7 @@
         <w:pStyle w:val="FirstParagraph"/>
       </w:pPr>
       <w:r>
-        <w:t xml:space="preserve">This national Medicare analysis produced three main findings. First, URPS physicians performed most sling operations for SUI (63.7%) and had the highest adjusted per-physician volume. Second, the URPS share increased over the decade, coinciding with more URPS surgeons becoming observable and fewer non-URPS surgeons remaining observable. Third, surgeon-level concentration remained low and stable despite a shrinking observable surgeon pool. Together, these findings indicate a change in the composition of observable fee-for-service practice rather than intensification of individual practice or concentration of care; they are best read as a practice-pattern study, not a study of entry into or exit from the clinical workforce.</w:t>
+        <w:t xml:space="preserve">This national Medicare analysis produced three main findings. First, OB/GYN-pathway URPS was the largest single group (55%) and had the highest adjusted per-physician volume, and the two URPS pathways together performed the majority (63.7%) of observable services. Second, the OB/GYN-pathway URPS share increased over the decade, coinciding with more URPS surgeons becoming observable and fewer non-URPS surgeons remaining observable, while the urology-pathway URPS share was roughly stable. Third, surgeon-level concentration remained low and stable despite a shrinking observable surgeon pool. Together, these findings indicate a change in the composition of observable fee-for-service practice rather than intensification of individual practice or concentration of care; they are best read as a practice-pattern study, not a study of entry into or exit from the clinical workforce.</w:t>
       </w:r>
     </w:p>
     <w:bookmarkStart w:id="24" w:name="X91e1c95b037f473535ecf00410a7735e835e926"/>
@@ -1022,7 +1022,7 @@
         <w:pStyle w:val="FirstParagraph"/>
       </w:pPr>
       <w:r>
-        <w:t xml:space="preserve">All-pathway URPS physicians performed approximately three-fifths of observable fee-for-service Medicare slings (63.7%), and non-URPS urologists a much smaller share (14.5%). Because the all-pathway URPS group also includes urology-trained subspecialists, the URPS share is not equivalent to a gynecologist share. The apparent non-URPS urology share is sensitive to classification: a naive provider-type approach that assigns ambulatory surgical centers and non-physician billers to urology roughly doubles it (Supplementary Table S11), which likely explains why some earlier analyses reported a larger urology share. Direct comparison with prior studies is limited because they used different datasets, specialty definitions, and care settings. In ACS-NSQIP data from 2006 through 2013, James et al. reported that gynecologists performed 74.2% of sling procedures and urologists 25.8%;</w:t>
+        <w:t xml:space="preserve">The two URPS pathways together performed approximately three-fifths of observable fee-for-service Medicare slings (63.7%; OB/GYN pathway 55%, urology pathway 8.7%), and non-URPS urologists a much smaller share (14.5%). Because the all-pathway URPS group also includes urology-trained subspecialists, the URPS share is not equivalent to a gynecologist share. The apparent non-URPS urology share is sensitive to classification: a naive provider-type approach that assigns ambulatory surgical centers and non-physician billers to urology roughly doubles it (Supplementary Table S11), which likely explains why some earlier analyses reported a larger urology share. Direct comparison with prior studies is limited because they used different datasets, specialty definitions, and care settings. In ACS-NSQIP data from 2006 through 2013, James et al. reported that gynecologists performed 74.2% of sling procedures and urologists 25.8%;</w:t>
       </w:r>
       <w:r>
         <w:rPr>
@@ -1058,7 +1058,7 @@
         <w:t xml:space="preserve"> </w:t>
       </w:r>
       <w:r>
-        <w:t xml:space="preserve">Rather than asserting a single historical reversal across these heterogeneous sources, we conclude more cautiously that URPS was the largest contemporary fee-for-service Medicare group performing this procedure.</w:t>
+        <w:t xml:space="preserve">Rather than asserting a single historical reversal across these heterogeneous sources, we conclude more cautiously that OB/GYN-pathway URPS was the largest single contemporary fee-for-service Medicare group performing this procedure.</w:t>
       </w:r>
     </w:p>
     <w:p>
@@ -1066,7 +1066,7 @@
         <w:pStyle w:val="BodyText"/>
       </w:pPr>
       <w:r>
-        <w:t xml:space="preserve">Including both certification pathways was essential to this result. Cross-referencing the ABU roster reassigned 151 urology-typed physicians, representing 8.7% of all sling procedures, to URPS. The concentration estimate was robust: the pooled URPS Gini changed only from 0.52 to 0.52. A pathway-neutral definition also reflects differences in operative case volume between urology- and gynecology-based URPS fellowships</w:t>
+        <w:t xml:space="preserve">Including both certification pathways was essential to this result. Cross-referencing the ABU roster reassigned 151 urology-typed physicians, representing 8.7% of all sling procedures, to URPS. The concentration estimate was robust: the pooled URPS Gini changed only from 0.51 to 0.52. A pathway-neutral definition also reflects differences in operative case volume between urology- and gynecology-based URPS fellowships</w:t>
       </w:r>
       <w:r>
         <w:rPr>
@@ -1108,7 +1108,7 @@
         <w:pStyle w:val="FirstParagraph"/>
       </w:pPr>
       <w:r>
-        <w:t xml:space="preserve">The Gini coefficient and HHI provide complementary views of concentration, and both supported the same conclusion. Moderate inequality across the full distribution (Gini 0.52–0.56, with overlapping confidence intervals across the well-populated groups) coexisted with size-adjusted normalized HHI values near zero and effective provider counts in the hundreds. In other words, sling volume was distributed unevenly across many surgeons but was not dominated by a few, and the well-populated specialties did not differ meaningfully in concentration. Because the physician was the production unit, these values describe surgeon-level procedural concentration rather than market competition, and they should not be interpreted using antitrust thresholds.</w:t>
+        <w:t xml:space="preserve">The Gini coefficient and HHI provide complementary views of concentration, and both supported the same conclusion. Moderate inequality across the full distribution (Gini 0.51–0.56, with overlapping confidence intervals across the well-populated groups) coexisted with size-adjusted normalized HHI values near zero and effective provider counts in the hundreds. In other words, sling volume was distributed unevenly across many surgeons but was not dominated by a few, and the well-populated specialties did not differ meaningfully in concentration. Because the physician was the production unit, these values describe surgeon-level procedural concentration rather than market competition, and they should not be interpreted using antitrust thresholds.</w:t>
       </w:r>
     </w:p>
     <w:p>
@@ -1604,7 +1604,7 @@
         <w:t xml:space="preserve"> </w:t>
       </w:r>
       <w:r>
-        <w:t xml:space="preserve">Specialty distribution and market-share trends among physicians billing CPT 57288, Medicare PUF 2013–2023 (combined URPS). Δ share is the annual percentage-point change from ordinary least-squares regression on calendar year. Specialty-specific physician counts exceed 1,666 because 13 physicians changed groups across years. *MIGS estimates are descriptive because only 10 physicians were identified.</w:t>
+        <w:t xml:space="preserve">Specialty distribution and market-share trends among clinicians billing CPT 57288, Medicare PUF 2013–2023, with URPS split by certification pathway. Δ share is the annual percentage-point change from ordinary least-squares regression on calendar year. Specialty-specific physician counts exceed 1,666 because 13 physicians changed groups across years. *MIGS estimates are descriptive because only 10 physicians were identified.</w:t>
       </w:r>
     </w:p>
     <w:tbl>
@@ -1749,95 +1749,95 @@
               <w:pStyle w:val="Compact"/>
             </w:pPr>
             <w:r>
-              <w:t xml:space="preserve">URPS</w:t>
-            </w:r>
-          </w:p>
-        </w:tc>
-        <w:tc>
-          <w:tcPr/>
-          <w:p>
-            <w:pPr>
-              <w:pStyle w:val="Compact"/>
-            </w:pPr>
-            <w:r>
-              <w:t xml:space="preserve">767</w:t>
-            </w:r>
-          </w:p>
-        </w:tc>
-        <w:tc>
-          <w:tcPr/>
-          <w:p>
-            <w:pPr>
-              <w:pStyle w:val="Compact"/>
-            </w:pPr>
-            <w:r>
-              <w:t xml:space="preserve">3,913</w:t>
-            </w:r>
-          </w:p>
-        </w:tc>
-        <w:tc>
-          <w:tcPr/>
-          <w:p>
-            <w:pPr>
-              <w:pStyle w:val="Compact"/>
-            </w:pPr>
-            <w:r>
-              <w:t xml:space="preserve">89,773</w:t>
-            </w:r>
-          </w:p>
-        </w:tc>
-        <w:tc>
-          <w:tcPr/>
-          <w:p>
-            <w:pPr>
-              <w:pStyle w:val="Compact"/>
-            </w:pPr>
-            <w:r>
-              <w:t xml:space="preserve">63.7%</w:t>
-            </w:r>
-          </w:p>
-        </w:tc>
-        <w:tc>
-          <w:tcPr/>
-          <w:p>
-            <w:pPr>
-              <w:pStyle w:val="Compact"/>
-            </w:pPr>
-            <w:r>
-              <w:t xml:space="preserve">19 (14–28)</w:t>
-            </w:r>
-          </w:p>
-        </w:tc>
-        <w:tc>
-          <w:tcPr/>
-          <w:p>
-            <w:pPr>
-              <w:pStyle w:val="Compact"/>
-            </w:pPr>
-            <w:r>
-              <w:t xml:space="preserve">55.1%</w:t>
-            </w:r>
-          </w:p>
-        </w:tc>
-        <w:tc>
-          <w:tcPr/>
-          <w:p>
-            <w:pPr>
-              <w:pStyle w:val="Compact"/>
-            </w:pPr>
-            <w:r>
-              <w:t xml:space="preserve">68.0%</w:t>
-            </w:r>
-          </w:p>
-        </w:tc>
-        <w:tc>
-          <w:tcPr/>
-          <w:p>
-            <w:pPr>
-              <w:pStyle w:val="Compact"/>
-            </w:pPr>
-            <w:r>
-              <w:t xml:space="preserve">+1.12 (0.73 to 1.50)</w:t>
+              <w:t xml:space="preserve">URPS, OB/GYN pathway</w:t>
+            </w:r>
+          </w:p>
+        </w:tc>
+        <w:tc>
+          <w:tcPr/>
+          <w:p>
+            <w:pPr>
+              <w:pStyle w:val="Compact"/>
+            </w:pPr>
+            <w:r>
+              <w:t xml:space="preserve">616</w:t>
+            </w:r>
+          </w:p>
+        </w:tc>
+        <w:tc>
+          <w:tcPr/>
+          <w:p>
+            <w:pPr>
+              <w:pStyle w:val="Compact"/>
+            </w:pPr>
+            <w:r>
+              <w:t xml:space="preserve">3,272</w:t>
+            </w:r>
+          </w:p>
+        </w:tc>
+        <w:tc>
+          <w:tcPr/>
+          <w:p>
+            <w:pPr>
+              <w:pStyle w:val="Compact"/>
+            </w:pPr>
+            <w:r>
+              <w:t xml:space="preserve">77,501</w:t>
+            </w:r>
+          </w:p>
+        </w:tc>
+        <w:tc>
+          <w:tcPr/>
+          <w:p>
+            <w:pPr>
+              <w:pStyle w:val="Compact"/>
+            </w:pPr>
+            <w:r>
+              <w:t xml:space="preserve">55.0%</w:t>
+            </w:r>
+          </w:p>
+        </w:tc>
+        <w:tc>
+          <w:tcPr/>
+          <w:p>
+            <w:pPr>
+              <w:pStyle w:val="Compact"/>
+            </w:pPr>
+            <w:r>
+              <w:t xml:space="preserve">19 (14–29)</w:t>
+            </w:r>
+          </w:p>
+        </w:tc>
+        <w:tc>
+          <w:tcPr/>
+          <w:p>
+            <w:pPr>
+              <w:pStyle w:val="Compact"/>
+            </w:pPr>
+            <w:r>
+              <w:t xml:space="preserve">45.8%</w:t>
+            </w:r>
+          </w:p>
+        </w:tc>
+        <w:tc>
+          <w:tcPr/>
+          <w:p>
+            <w:pPr>
+              <w:pStyle w:val="Compact"/>
+            </w:pPr>
+            <w:r>
+              <w:t xml:space="preserve">60.6%</w:t>
+            </w:r>
+          </w:p>
+        </w:tc>
+        <w:tc>
+          <w:tcPr/>
+          <w:p>
+            <w:pPr>
+              <w:pStyle w:val="Compact"/>
+            </w:pPr>
+            <w:r>
+              <w:t xml:space="preserve">+1.42 (1.03 to 1.80)</w:t>
             </w:r>
           </w:p>
         </w:tc>
@@ -1849,6 +1849,118 @@
             </w:pPr>
             <w:r>
               <w:t xml:space="preserve">&lt;0.001</w:t>
+            </w:r>
+          </w:p>
+        </w:tc>
+      </w:tr>
+      <w:tr>
+        <w:tc>
+          <w:tcPr/>
+          <w:p>
+            <w:pPr>
+              <w:pStyle w:val="Compact"/>
+            </w:pPr>
+            <w:r>
+              <w:t xml:space="preserve">URPS, urology pathway</w:t>
+            </w:r>
+          </w:p>
+        </w:tc>
+        <w:tc>
+          <w:tcPr/>
+          <w:p>
+            <w:pPr>
+              <w:pStyle w:val="Compact"/>
+            </w:pPr>
+            <w:r>
+              <w:t xml:space="preserve">151</w:t>
+            </w:r>
+          </w:p>
+        </w:tc>
+        <w:tc>
+          <w:tcPr/>
+          <w:p>
+            <w:pPr>
+              <w:pStyle w:val="Compact"/>
+            </w:pPr>
+            <w:r>
+              <w:t xml:space="preserve">641</w:t>
+            </w:r>
+          </w:p>
+        </w:tc>
+        <w:tc>
+          <w:tcPr/>
+          <w:p>
+            <w:pPr>
+              <w:pStyle w:val="Compact"/>
+            </w:pPr>
+            <w:r>
+              <w:t xml:space="preserve">12,272</w:t>
+            </w:r>
+          </w:p>
+        </w:tc>
+        <w:tc>
+          <w:tcPr/>
+          <w:p>
+            <w:pPr>
+              <w:pStyle w:val="Compact"/>
+            </w:pPr>
+            <w:r>
+              <w:t xml:space="preserve">8.7%</w:t>
+            </w:r>
+          </w:p>
+        </w:tc>
+        <w:tc>
+          <w:tcPr/>
+          <w:p>
+            <w:pPr>
+              <w:pStyle w:val="Compact"/>
+            </w:pPr>
+            <w:r>
+              <w:t xml:space="preserve">16 (13–22)</w:t>
+            </w:r>
+          </w:p>
+        </w:tc>
+        <w:tc>
+          <w:tcPr/>
+          <w:p>
+            <w:pPr>
+              <w:pStyle w:val="Compact"/>
+            </w:pPr>
+            <w:r>
+              <w:t xml:space="preserve">9.3%</w:t>
+            </w:r>
+          </w:p>
+        </w:tc>
+        <w:tc>
+          <w:tcPr/>
+          <w:p>
+            <w:pPr>
+              <w:pStyle w:val="Compact"/>
+            </w:pPr>
+            <w:r>
+              <w:t xml:space="preserve">7.4%</w:t>
+            </w:r>
+          </w:p>
+        </w:tc>
+        <w:tc>
+          <w:tcPr/>
+          <w:p>
+            <w:pPr>
+              <w:pStyle w:val="Compact"/>
+            </w:pPr>
+            <w:r>
+              <w:t xml:space="preserve">-0.30 (-0.45 to -0.15)</w:t>
+            </w:r>
+          </w:p>
+        </w:tc>
+        <w:tc>
+          <w:tcPr/>
+          <w:p>
+            <w:pPr>
+              <w:pStyle w:val="Compact"/>
+            </w:pPr>
+            <w:r>
+              <w:t xml:space="preserve">0.001</w:t>
             </w:r>
           </w:p>
         </w:tc>
@@ -2460,14 +2572,14 @@
         <w:tblLook w:firstRow="1" w:lastRow="0" w:firstColumn="0" w:lastColumn="0" w:noHBand="0" w:noVBand="0" w:val="0020"/>
       </w:tblPr>
       <w:tblGrid>
-        <w:gridCol w:w="1320"/>
-        <w:gridCol w:w="858"/>
-        <w:gridCol w:w="396"/>
-        <w:gridCol w:w="1056"/>
-        <w:gridCol w:w="1056"/>
-        <w:gridCol w:w="1386"/>
-        <w:gridCol w:w="924"/>
-        <w:gridCol w:w="924"/>
+        <w:gridCol w:w="1480"/>
+        <w:gridCol w:w="837"/>
+        <w:gridCol w:w="386"/>
+        <w:gridCol w:w="1030"/>
+        <w:gridCol w:w="1030"/>
+        <w:gridCol w:w="1352"/>
+        <w:gridCol w:w="901"/>
+        <w:gridCol w:w="901"/>
       </w:tblGrid>
       <w:tr>
         <w:trPr>
@@ -2570,18 +2682,198 @@
               <w:pStyle w:val="Compact"/>
             </w:pPr>
             <w:r>
-              <w:t xml:space="preserve">URPS</w:t>
-            </w:r>
-          </w:p>
-        </w:tc>
-        <w:tc>
-          <w:tcPr/>
-          <w:p>
-            <w:pPr>
-              <w:pStyle w:val="Compact"/>
-            </w:pPr>
-            <w:r>
-              <w:t xml:space="preserve">767</w:t>
+              <w:t xml:space="preserve">URPS, OB/GYN pathway</w:t>
+            </w:r>
+          </w:p>
+        </w:tc>
+        <w:tc>
+          <w:tcPr/>
+          <w:p>
+            <w:pPr>
+              <w:pStyle w:val="Compact"/>
+            </w:pPr>
+            <w:r>
+              <w:t xml:space="preserve">616</w:t>
+            </w:r>
+          </w:p>
+        </w:tc>
+        <w:tc>
+          <w:tcPr/>
+          <w:p>
+            <w:pPr>
+              <w:pStyle w:val="Compact"/>
+            </w:pPr>
+            <w:r>
+              <w:t xml:space="preserve">0.51</w:t>
+            </w:r>
+          </w:p>
+        </w:tc>
+        <w:tc>
+          <w:tcPr/>
+          <w:p>
+            <w:pPr>
+              <w:pStyle w:val="Compact"/>
+            </w:pPr>
+            <w:r>
+              <w:t xml:space="preserve">33</w:t>
+            </w:r>
+          </w:p>
+        </w:tc>
+        <w:tc>
+          <w:tcPr/>
+          <w:p>
+            <w:pPr>
+              <w:pStyle w:val="Compact"/>
+            </w:pPr>
+            <w:r>
+              <w:t xml:space="preserve">0.002</w:t>
+            </w:r>
+          </w:p>
+        </w:tc>
+        <w:tc>
+          <w:tcPr/>
+          <w:p>
+            <w:pPr>
+              <w:pStyle w:val="Compact"/>
+            </w:pPr>
+            <w:r>
+              <w:t xml:space="preserve">305</w:t>
+            </w:r>
+          </w:p>
+        </w:tc>
+        <w:tc>
+          <w:tcPr/>
+          <w:p>
+            <w:pPr>
+              <w:pStyle w:val="Compact"/>
+            </w:pPr>
+            <w:r>
+              <w:t xml:space="preserve">33.6%</w:t>
+            </w:r>
+          </w:p>
+        </w:tc>
+        <w:tc>
+          <w:tcPr/>
+          <w:p>
+            <w:pPr>
+              <w:pStyle w:val="Compact"/>
+            </w:pPr>
+            <w:r>
+              <w:t xml:space="preserve">53.0%</w:t>
+            </w:r>
+          </w:p>
+        </w:tc>
+      </w:tr>
+      <w:tr>
+        <w:tc>
+          <w:tcPr/>
+          <w:p>
+            <w:pPr>
+              <w:pStyle w:val="Compact"/>
+            </w:pPr>
+            <w:r>
+              <w:t xml:space="preserve">URPS, urology pathway</w:t>
+            </w:r>
+          </w:p>
+        </w:tc>
+        <w:tc>
+          <w:tcPr/>
+          <w:p>
+            <w:pPr>
+              <w:pStyle w:val="Compact"/>
+            </w:pPr>
+            <w:r>
+              <w:t xml:space="preserve">151</w:t>
+            </w:r>
+          </w:p>
+        </w:tc>
+        <w:tc>
+          <w:tcPr/>
+          <w:p>
+            <w:pPr>
+              <w:pStyle w:val="Compact"/>
+            </w:pPr>
+            <w:r>
+              <w:t xml:space="preserve">0.53</w:t>
+            </w:r>
+          </w:p>
+        </w:tc>
+        <w:tc>
+          <w:tcPr/>
+          <w:p>
+            <w:pPr>
+              <w:pStyle w:val="Compact"/>
+            </w:pPr>
+            <w:r>
+              <w:t xml:space="preserve">149</w:t>
+            </w:r>
+          </w:p>
+        </w:tc>
+        <w:tc>
+          <w:tcPr/>
+          <w:p>
+            <w:pPr>
+              <w:pStyle w:val="Compact"/>
+            </w:pPr>
+            <w:r>
+              <w:t xml:space="preserve">0.008</w:t>
+            </w:r>
+          </w:p>
+        </w:tc>
+        <w:tc>
+          <w:tcPr/>
+          <w:p>
+            <w:pPr>
+              <w:pStyle w:val="Compact"/>
+            </w:pPr>
+            <w:r>
+              <w:t xml:space="preserve">67</w:t>
+            </w:r>
+          </w:p>
+        </w:tc>
+        <w:tc>
+          <w:tcPr/>
+          <w:p>
+            <w:pPr>
+              <w:pStyle w:val="Compact"/>
+            </w:pPr>
+            <w:r>
+              <w:t xml:space="preserve">36.2%</w:t>
+            </w:r>
+          </w:p>
+        </w:tc>
+        <w:tc>
+          <w:tcPr/>
+          <w:p>
+            <w:pPr>
+              <w:pStyle w:val="Compact"/>
+            </w:pPr>
+            <w:r>
+              <w:t xml:space="preserve">56.9%</w:t>
+            </w:r>
+          </w:p>
+        </w:tc>
+      </w:tr>
+      <w:tr>
+        <w:tc>
+          <w:tcPr/>
+          <w:p>
+            <w:pPr>
+              <w:pStyle w:val="Compact"/>
+            </w:pPr>
+            <w:r>
+              <w:t xml:space="preserve">Urology (non-URPS)</w:t>
+            </w:r>
+          </w:p>
+        </w:tc>
+        <w:tc>
+          <w:tcPr/>
+          <w:p>
+            <w:pPr>
+              <w:pStyle w:val="Compact"/>
+            </w:pPr>
+            <w:r>
+              <w:t xml:space="preserve">366</w:t>
             </w:r>
           </w:p>
         </w:tc>
@@ -2603,96 +2895,6 @@
               <w:pStyle w:val="Compact"/>
             </w:pPr>
             <w:r>
-              <w:t xml:space="preserve">27</w:t>
-            </w:r>
-          </w:p>
-        </w:tc>
-        <w:tc>
-          <w:tcPr/>
-          <w:p>
-            <w:pPr>
-              <w:pStyle w:val="Compact"/>
-            </w:pPr>
-            <w:r>
-              <w:t xml:space="preserve">0.001</w:t>
-            </w:r>
-          </w:p>
-        </w:tc>
-        <w:tc>
-          <w:tcPr/>
-          <w:p>
-            <w:pPr>
-              <w:pStyle w:val="Compact"/>
-            </w:pPr>
-            <w:r>
-              <w:t xml:space="preserve">368</w:t>
-            </w:r>
-          </w:p>
-        </w:tc>
-        <w:tc>
-          <w:tcPr/>
-          <w:p>
-            <w:pPr>
-              <w:pStyle w:val="Compact"/>
-            </w:pPr>
-            <w:r>
-              <w:t xml:space="preserve">34.4%</w:t>
-            </w:r>
-          </w:p>
-        </w:tc>
-        <w:tc>
-          <w:tcPr/>
-          <w:p>
-            <w:pPr>
-              <w:pStyle w:val="Compact"/>
-            </w:pPr>
-            <w:r>
-              <w:t xml:space="preserve">53.9%</w:t>
-            </w:r>
-          </w:p>
-        </w:tc>
-      </w:tr>
-      <w:tr>
-        <w:tc>
-          <w:tcPr/>
-          <w:p>
-            <w:pPr>
-              <w:pStyle w:val="Compact"/>
-            </w:pPr>
-            <w:r>
-              <w:t xml:space="preserve">Urology (non-URPS)</w:t>
-            </w:r>
-          </w:p>
-        </w:tc>
-        <w:tc>
-          <w:tcPr/>
-          <w:p>
-            <w:pPr>
-              <w:pStyle w:val="Compact"/>
-            </w:pPr>
-            <w:r>
-              <w:t xml:space="preserve">366</w:t>
-            </w:r>
-          </w:p>
-        </w:tc>
-        <w:tc>
-          <w:tcPr/>
-          <w:p>
-            <w:pPr>
-              <w:pStyle w:val="Compact"/>
-            </w:pPr>
-            <w:r>
-              <w:t xml:space="preserve">0.52</w:t>
-            </w:r>
-          </w:p>
-        </w:tc>
-        <w:tc>
-          <w:tcPr/>
-          <w:p>
-            <w:pPr>
-              <w:pStyle w:val="Compact"/>
-            </w:pPr>
-            <w:r>
               <w:t xml:space="preserve">65</w:t>
             </w:r>
           </w:p>
@@ -2750,7 +2952,7 @@
               <w:pStyle w:val="Compact"/>
             </w:pPr>
             <w:r>
-              <w:t xml:space="preserve">General OB/GYN</w:t>
+              <w:t xml:space="preserve">Other non-URPS OB/GYN</w:t>
             </w:r>
           </w:p>
         </w:tc>
@@ -2938,19 +3140,20 @@
         <w:t xml:space="preserve"> </w:t>
       </w:r>
       <w:r>
-        <w:t xml:space="preserve">Adjusted rate ratios for annual reported services from a Poisson GEE clustered by NPI (URPS reference; calendar year centered at 2018; exchangeable correlation; robust standard errors). The first block gives specialty contrasts at mid-study and the 2020 effect; the second block gives each specialty’s annual trend as a marginal contrast (the year term plus its specialty-by-year interaction).</w:t>
+        <w:t xml:space="preserve">Adjusted rate ratios for annual reported services from a Poisson GEE clustered by NPI (OB/GYN-pathway URPS reference; calendar year centered at 2018; exchangeable correlation; robust standard errors). The first block gives specialty contrasts at mid-study and the 2020 effect; the second block gives each specialty’s annual trend as a marginal contrast (the year term plus its specialty-by-year interaction).</w:t>
       </w:r>
     </w:p>
     <w:tbl>
       <w:tblPr>
         <w:tblStyle w:val="Table"/>
-        <w:tblW w:type="auto" w:w="0"/>
+        <w:tblW w:type="pct" w:w="5000"/>
+        <w:tblLayout w:type="fixed"/>
         <w:tblLook w:firstRow="1" w:lastRow="0" w:firstColumn="0" w:lastColumn="0" w:noHBand="0" w:noVBand="0" w:val="0020"/>
       </w:tblPr>
       <w:tblGrid>
-        <w:gridCol w:w="2640"/>
-        <w:gridCol w:w="2640"/>
-        <w:gridCol w:w="2640"/>
+        <w:gridCol w:w="4873"/>
+        <w:gridCol w:w="2132"/>
+        <w:gridCol w:w="913"/>
       </w:tblGrid>
       <w:tr>
         <w:trPr>
@@ -2998,18 +3201,18 @@
               <w:pStyle w:val="Compact"/>
             </w:pPr>
             <w:r>
-              <w:t xml:space="preserve">Urology vs URPS (at 2018)</w:t>
-            </w:r>
-          </w:p>
-        </w:tc>
-        <w:tc>
-          <w:tcPr/>
-          <w:p>
-            <w:pPr>
-              <w:pStyle w:val="Compact"/>
-            </w:pPr>
-            <w:r>
-              <w:t xml:space="preserve">0.72 (0.60–0.87)</w:t>
+              <w:t xml:space="preserve">URPS urology vs URPS OB/GYN (at 2018)</w:t>
+            </w:r>
+          </w:p>
+        </w:tc>
+        <w:tc>
+          <w:tcPr/>
+          <w:p>
+            <w:pPr>
+              <w:pStyle w:val="Compact"/>
+            </w:pPr>
+            <w:r>
+              <w:t xml:space="preserve">0.76 (0.68–0.84)</w:t>
             </w:r>
           </w:p>
         </w:tc>
@@ -3033,64 +3236,99 @@
               <w:pStyle w:val="Compact"/>
             </w:pPr>
             <w:r>
-              <w:t xml:space="preserve">General OB/GYN vs URPS (at 2018)</w:t>
-            </w:r>
-          </w:p>
-        </w:tc>
-        <w:tc>
-          <w:tcPr/>
-          <w:p>
-            <w:pPr>
-              <w:pStyle w:val="Compact"/>
-            </w:pPr>
-            <w:r>
-              <w:t xml:space="preserve">0.64 (0.44–0.93)</w:t>
-            </w:r>
-          </w:p>
-        </w:tc>
-        <w:tc>
-          <w:tcPr/>
-          <w:p>
-            <w:pPr>
-              <w:pStyle w:val="Compact"/>
-            </w:pPr>
-            <w:r>
-              <w:t xml:space="preserve">0.021</w:t>
-            </w:r>
-          </w:p>
-        </w:tc>
-      </w:tr>
-      <w:tr>
-        <w:tc>
-          <w:tcPr/>
-          <w:p>
-            <w:pPr>
-              <w:pStyle w:val="Compact"/>
-            </w:pPr>
-            <w:r>
-              <w:t xml:space="preserve">MIGS vs URPS (at 2018)</w:t>
-            </w:r>
-          </w:p>
-        </w:tc>
-        <w:tc>
-          <w:tcPr/>
-          <w:p>
-            <w:pPr>
-              <w:pStyle w:val="Compact"/>
-            </w:pPr>
-            <w:r>
-              <w:t xml:space="preserve">0.84 (0.52–1.34)</w:t>
-            </w:r>
-          </w:p>
-        </w:tc>
-        <w:tc>
-          <w:tcPr/>
-          <w:p>
-            <w:pPr>
-              <w:pStyle w:val="Compact"/>
-            </w:pPr>
-            <w:r>
-              <w:t xml:space="preserve">0.461</w:t>
+              <w:t xml:space="preserve">Non-URPS urology vs URPS OB/GYN (at 2018)</w:t>
+            </w:r>
+          </w:p>
+        </w:tc>
+        <w:tc>
+          <w:tcPr/>
+          <w:p>
+            <w:pPr>
+              <w:pStyle w:val="Compact"/>
+            </w:pPr>
+            <w:r>
+              <w:t xml:space="preserve">0.71 (0.59–0.85)</w:t>
+            </w:r>
+          </w:p>
+        </w:tc>
+        <w:tc>
+          <w:tcPr/>
+          <w:p>
+            <w:pPr>
+              <w:pStyle w:val="Compact"/>
+            </w:pPr>
+            <w:r>
+              <w:t xml:space="preserve">&lt;0.001</w:t>
+            </w:r>
+          </w:p>
+        </w:tc>
+      </w:tr>
+      <w:tr>
+        <w:tc>
+          <w:tcPr/>
+          <w:p>
+            <w:pPr>
+              <w:pStyle w:val="Compact"/>
+            </w:pPr>
+            <w:r>
+              <w:t xml:space="preserve">Other non-URPS OB/GYN vs URPS OB/GYN (at 2018)</w:t>
+            </w:r>
+          </w:p>
+        </w:tc>
+        <w:tc>
+          <w:tcPr/>
+          <w:p>
+            <w:pPr>
+              <w:pStyle w:val="Compact"/>
+            </w:pPr>
+            <w:r>
+              <w:t xml:space="preserve">0.63 (0.44–0.90)</w:t>
+            </w:r>
+          </w:p>
+        </w:tc>
+        <w:tc>
+          <w:tcPr/>
+          <w:p>
+            <w:pPr>
+              <w:pStyle w:val="Compact"/>
+            </w:pPr>
+            <w:r>
+              <w:t xml:space="preserve">0.011</w:t>
+            </w:r>
+          </w:p>
+        </w:tc>
+      </w:tr>
+      <w:tr>
+        <w:tc>
+          <w:tcPr/>
+          <w:p>
+            <w:pPr>
+              <w:pStyle w:val="Compact"/>
+            </w:pPr>
+            <w:r>
+              <w:t xml:space="preserve">MIGS vs URPS OB/GYN (at 2018)</w:t>
+            </w:r>
+          </w:p>
+        </w:tc>
+        <w:tc>
+          <w:tcPr/>
+          <w:p>
+            <w:pPr>
+              <w:pStyle w:val="Compact"/>
+            </w:pPr>
+            <w:r>
+              <w:t xml:space="preserve">0.81 (0.51–1.29)</w:t>
+            </w:r>
+          </w:p>
+        </w:tc>
+        <w:tc>
+          <w:tcPr/>
+          <w:p>
+            <w:pPr>
+              <w:pStyle w:val="Compact"/>
+            </w:pPr>
+            <w:r>
+              <w:t xml:space="preserve">0.379</w:t>
             </w:r>
           </w:p>
         </w:tc>
@@ -3114,7 +3352,7 @@
               <w:pStyle w:val="Compact"/>
             </w:pPr>
             <w:r>
-              <w:t xml:space="preserve">0.88 (0.84–0.91)</w:t>
+              <w:t xml:space="preserve">0.88 (0.85–0.91)</w:t>
             </w:r>
           </w:p>
         </w:tc>
@@ -3138,88 +3376,123 @@
               <w:pStyle w:val="Compact"/>
             </w:pPr>
             <w:r>
-              <w:t xml:space="preserve">Annual trend, URPS</w:t>
-            </w:r>
-          </w:p>
-        </w:tc>
-        <w:tc>
-          <w:tcPr/>
-          <w:p>
-            <w:pPr>
-              <w:pStyle w:val="Compact"/>
-            </w:pPr>
-            <w:r>
-              <w:t xml:space="preserve">0.997 (0.990-1.005)</w:t>
-            </w:r>
-          </w:p>
-        </w:tc>
-        <w:tc>
-          <w:tcPr/>
-          <w:p>
-            <w:pPr>
-              <w:pStyle w:val="Compact"/>
-            </w:pPr>
-            <w:r>
-              <w:t xml:space="preserve">0.523</w:t>
-            </w:r>
-          </w:p>
-        </w:tc>
-      </w:tr>
-      <w:tr>
-        <w:tc>
-          <w:tcPr/>
-          <w:p>
-            <w:pPr>
-              <w:pStyle w:val="Compact"/>
-            </w:pPr>
-            <w:r>
-              <w:t xml:space="preserve">Annual trend, urology</w:t>
-            </w:r>
-          </w:p>
-        </w:tc>
-        <w:tc>
-          <w:tcPr/>
-          <w:p>
-            <w:pPr>
-              <w:pStyle w:val="Compact"/>
-            </w:pPr>
-            <w:r>
-              <w:t xml:space="preserve">0.986 (0.967-1.004)</w:t>
-            </w:r>
-          </w:p>
-        </w:tc>
-        <w:tc>
-          <w:tcPr/>
-          <w:p>
-            <w:pPr>
-              <w:pStyle w:val="Compact"/>
-            </w:pPr>
-            <w:r>
-              <w:t xml:space="preserve">0.135</w:t>
-            </w:r>
-          </w:p>
-        </w:tc>
-      </w:tr>
-      <w:tr>
-        <w:tc>
-          <w:tcPr/>
-          <w:p>
-            <w:pPr>
-              <w:pStyle w:val="Compact"/>
-            </w:pPr>
-            <w:r>
-              <w:t xml:space="preserve">Annual trend, General OB/GYN</w:t>
-            </w:r>
-          </w:p>
-        </w:tc>
-        <w:tc>
-          <w:tcPr/>
-          <w:p>
-            <w:pPr>
-              <w:pStyle w:val="Compact"/>
-            </w:pPr>
-            <w:r>
-              <w:t xml:space="preserve">0.996 (0.973-1.021)</w:t>
+              <w:t xml:space="preserve">Annual trend, URPS (OB/GYN)</w:t>
+            </w:r>
+          </w:p>
+        </w:tc>
+        <w:tc>
+          <w:tcPr/>
+          <w:p>
+            <w:pPr>
+              <w:pStyle w:val="Compact"/>
+            </w:pPr>
+            <w:r>
+              <w:t xml:space="preserve">0.999 (0.990-1.007)</w:t>
+            </w:r>
+          </w:p>
+        </w:tc>
+        <w:tc>
+          <w:tcPr/>
+          <w:p>
+            <w:pPr>
+              <w:pStyle w:val="Compact"/>
+            </w:pPr>
+            <w:r>
+              <w:t xml:space="preserve">0.776</w:t>
+            </w:r>
+          </w:p>
+        </w:tc>
+      </w:tr>
+      <w:tr>
+        <w:tc>
+          <w:tcPr/>
+          <w:p>
+            <w:pPr>
+              <w:pStyle w:val="Compact"/>
+            </w:pPr>
+            <w:r>
+              <w:t xml:space="preserve">Annual trend, URPS (urology)</w:t>
+            </w:r>
+          </w:p>
+        </w:tc>
+        <w:tc>
+          <w:tcPr/>
+          <w:p>
+            <w:pPr>
+              <w:pStyle w:val="Compact"/>
+            </w:pPr>
+            <w:r>
+              <w:t xml:space="preserve">0.988 (0.974-1.002)</w:t>
+            </w:r>
+          </w:p>
+        </w:tc>
+        <w:tc>
+          <w:tcPr/>
+          <w:p>
+            <w:pPr>
+              <w:pStyle w:val="Compact"/>
+            </w:pPr>
+            <w:r>
+              <w:t xml:space="preserve">0.089</w:t>
+            </w:r>
+          </w:p>
+        </w:tc>
+      </w:tr>
+      <w:tr>
+        <w:tc>
+          <w:tcPr/>
+          <w:p>
+            <w:pPr>
+              <w:pStyle w:val="Compact"/>
+            </w:pPr>
+            <w:r>
+              <w:t xml:space="preserve">Annual trend, non-URPS urology</w:t>
+            </w:r>
+          </w:p>
+        </w:tc>
+        <w:tc>
+          <w:tcPr/>
+          <w:p>
+            <w:pPr>
+              <w:pStyle w:val="Compact"/>
+            </w:pPr>
+            <w:r>
+              <w:t xml:space="preserve">0.986 (0.968-1.004)</w:t>
+            </w:r>
+          </w:p>
+        </w:tc>
+        <w:tc>
+          <w:tcPr/>
+          <w:p>
+            <w:pPr>
+              <w:pStyle w:val="Compact"/>
+            </w:pPr>
+            <w:r>
+              <w:t xml:space="preserve">0.137</w:t>
+            </w:r>
+          </w:p>
+        </w:tc>
+      </w:tr>
+      <w:tr>
+        <w:tc>
+          <w:tcPr/>
+          <w:p>
+            <w:pPr>
+              <w:pStyle w:val="Compact"/>
+            </w:pPr>
+            <w:r>
+              <w:t xml:space="preserve">Annual trend, other non-URPS OB/GYN</w:t>
+            </w:r>
+          </w:p>
+        </w:tc>
+        <w:tc>
+          <w:tcPr/>
+          <w:p>
+            <w:pPr>
+              <w:pStyle w:val="Compact"/>
+            </w:pPr>
+            <w:r>
+              <w:t xml:space="preserve">0.996 (0.973-1.020)</w:t>
             </w:r>
           </w:p>
         </w:tc>
@@ -3370,18 +3643,18 @@
               <w:pStyle w:val="Compact"/>
             </w:pPr>
             <w:r>
-              <w:t xml:space="preserve">62.8% → 74.7%</w:t>
-            </w:r>
-          </w:p>
-        </w:tc>
-        <w:tc>
-          <w:tcPr/>
-          <w:p>
-            <w:pPr>
-              <w:pStyle w:val="Compact"/>
-            </w:pPr>
-            <w:r>
-              <w:t xml:space="preserve">1.08</w:t>
+              <w:t xml:space="preserve">16.5% → 13.9%</w:t>
+            </w:r>
+          </w:p>
+        </w:tc>
+        <w:tc>
+          <w:tcPr/>
+          <w:p>
+            <w:pPr>
+              <w:pStyle w:val="Compact"/>
+            </w:pPr>
+            <w:r>
+              <w:t xml:space="preserve">-0.32</w:t>
             </w:r>
           </w:p>
         </w:tc>
@@ -3473,7 +3746,7 @@
               <w:pStyle w:val="Compact"/>
             </w:pPr>
             <w:r>
-              <w:t xml:space="preserve">1.20</w:t>
+              <w:t xml:space="preserve">0.00</w:t>
             </w:r>
           </w:p>
         </w:tc>
@@ -3519,7 +3792,7 @@
               <w:pStyle w:val="Compact"/>
             </w:pPr>
             <w:r>
-              <w:t xml:space="preserve">1.17</w:t>
+              <w:t xml:space="preserve">0.00</w:t>
             </w:r>
           </w:p>
         </w:tc>
@@ -3733,7 +4006,7 @@
       <w:r>
         <w:drawing>
           <wp:inline>
-            <wp:extent cx="5334000" cy="3556000"/>
+            <wp:extent cx="5334000" cy="3368842"/>
             <wp:effectExtent b="0" l="0" r="0" t="0"/>
             <wp:docPr descr="" title="" id="38" name="Picture"/>
             <a:graphic>
@@ -3754,7 +4027,7 @@
                   <pic:spPr bwMode="auto">
                     <a:xfrm>
                       <a:off x="0" y="0"/>
-                      <a:ext cx="5334000" cy="3556000"/>
+                      <a:ext cx="5334000" cy="3368842"/>
                     </a:xfrm>
                     <a:prstGeom prst="rect">
                       <a:avLst/>
@@ -18952,12 +19225,12 @@
         <w:tblLook w:firstRow="1" w:lastRow="0" w:firstColumn="0" w:lastColumn="0" w:noHBand="0" w:noVBand="0" w:val="0020"/>
       </w:tblPr>
       <w:tblGrid>
-        <w:gridCol w:w="1389"/>
-        <w:gridCol w:w="1042"/>
-        <w:gridCol w:w="1528"/>
-        <w:gridCol w:w="1528"/>
-        <w:gridCol w:w="972"/>
-        <w:gridCol w:w="1458"/>
+        <w:gridCol w:w="1556"/>
+        <w:gridCol w:w="1015"/>
+        <w:gridCol w:w="1489"/>
+        <w:gridCol w:w="1489"/>
+        <w:gridCol w:w="947"/>
+        <w:gridCol w:w="1421"/>
       </w:tblGrid>
       <w:tr>
         <w:trPr>
@@ -19038,7 +19311,143 @@
               <w:pStyle w:val="Compact"/>
             </w:pPr>
             <w:r>
-              <w:t xml:space="preserve">URPS</w:t>
+              <w:t xml:space="preserve">URPS (OB/GYN)</w:t>
+            </w:r>
+          </w:p>
+        </w:tc>
+        <w:tc>
+          <w:tcPr/>
+          <w:p>
+            <w:pPr>
+              <w:pStyle w:val="Compact"/>
+            </w:pPr>
+            <w:r>
+              <w:t xml:space="preserve">0.51</w:t>
+            </w:r>
+          </w:p>
+        </w:tc>
+        <w:tc>
+          <w:tcPr/>
+          <w:p>
+            <w:pPr>
+              <w:pStyle w:val="Compact"/>
+            </w:pPr>
+            <w:r>
+              <w:t xml:space="preserve">0.59</w:t>
+            </w:r>
+          </w:p>
+        </w:tc>
+        <w:tc>
+          <w:tcPr/>
+          <w:p>
+            <w:pPr>
+              <w:pStyle w:val="Compact"/>
+            </w:pPr>
+            <w:r>
+              <w:t xml:space="preserve">0.64</w:t>
+            </w:r>
+          </w:p>
+        </w:tc>
+        <w:tc>
+          <w:tcPr/>
+          <w:p>
+            <w:pPr>
+              <w:pStyle w:val="Compact"/>
+            </w:pPr>
+            <w:r>
+              <w:t xml:space="preserve">33</w:t>
+            </w:r>
+          </w:p>
+        </w:tc>
+        <w:tc>
+          <w:tcPr/>
+          <w:p>
+            <w:pPr>
+              <w:pStyle w:val="Compact"/>
+            </w:pPr>
+            <w:r>
+              <w:t xml:space="preserve">31</w:t>
+            </w:r>
+          </w:p>
+        </w:tc>
+      </w:tr>
+      <w:tr>
+        <w:tc>
+          <w:tcPr/>
+          <w:p>
+            <w:pPr>
+              <w:pStyle w:val="Compact"/>
+            </w:pPr>
+            <w:r>
+              <w:t xml:space="preserve">URPS (urology)</w:t>
+            </w:r>
+          </w:p>
+        </w:tc>
+        <w:tc>
+          <w:tcPr/>
+          <w:p>
+            <w:pPr>
+              <w:pStyle w:val="Compact"/>
+            </w:pPr>
+            <w:r>
+              <w:t xml:space="preserve">0.53</w:t>
+            </w:r>
+          </w:p>
+        </w:tc>
+        <w:tc>
+          <w:tcPr/>
+          <w:p>
+            <w:pPr>
+              <w:pStyle w:val="Compact"/>
+            </w:pPr>
+            <w:r>
+              <w:t xml:space="preserve">0.60</w:t>
+            </w:r>
+          </w:p>
+        </w:tc>
+        <w:tc>
+          <w:tcPr/>
+          <w:p>
+            <w:pPr>
+              <w:pStyle w:val="Compact"/>
+            </w:pPr>
+            <w:r>
+              <w:t xml:space="preserve">0.65</w:t>
+            </w:r>
+          </w:p>
+        </w:tc>
+        <w:tc>
+          <w:tcPr/>
+          <w:p>
+            <w:pPr>
+              <w:pStyle w:val="Compact"/>
+            </w:pPr>
+            <w:r>
+              <w:t xml:space="preserve">149</w:t>
+            </w:r>
+          </w:p>
+        </w:tc>
+        <w:tc>
+          <w:tcPr/>
+          <w:p>
+            <w:pPr>
+              <w:pStyle w:val="Compact"/>
+            </w:pPr>
+            <w:r>
+              <w:t xml:space="preserve">140</w:t>
+            </w:r>
+          </w:p>
+        </w:tc>
+      </w:tr>
+      <w:tr>
+        <w:tc>
+          <w:tcPr/>
+          <w:p>
+            <w:pPr>
+              <w:pStyle w:val="Compact"/>
+            </w:pPr>
+            <w:r>
+              <w:t xml:space="preserve">Urology (non-URPS)</w:t>
             </w:r>
           </w:p>
         </w:tc>
@@ -19060,74 +19469,6 @@
               <w:pStyle w:val="Compact"/>
             </w:pPr>
             <w:r>
-              <w:t xml:space="preserve">0.60</w:t>
-            </w:r>
-          </w:p>
-        </w:tc>
-        <w:tc>
-          <w:tcPr/>
-          <w:p>
-            <w:pPr>
-              <w:pStyle w:val="Compact"/>
-            </w:pPr>
-            <w:r>
-              <w:t xml:space="preserve">0.65</w:t>
-            </w:r>
-          </w:p>
-        </w:tc>
-        <w:tc>
-          <w:tcPr/>
-          <w:p>
-            <w:pPr>
-              <w:pStyle w:val="Compact"/>
-            </w:pPr>
-            <w:r>
-              <w:t xml:space="preserve">27</w:t>
-            </w:r>
-          </w:p>
-        </w:tc>
-        <w:tc>
-          <w:tcPr/>
-          <w:p>
-            <w:pPr>
-              <w:pStyle w:val="Compact"/>
-            </w:pPr>
-            <w:r>
-              <w:t xml:space="preserve">26</w:t>
-            </w:r>
-          </w:p>
-        </w:tc>
-      </w:tr>
-      <w:tr>
-        <w:tc>
-          <w:tcPr/>
-          <w:p>
-            <w:pPr>
-              <w:pStyle w:val="Compact"/>
-            </w:pPr>
-            <w:r>
-              <w:t xml:space="preserve">Urology (non-URPS)</w:t>
-            </w:r>
-          </w:p>
-        </w:tc>
-        <w:tc>
-          <w:tcPr/>
-          <w:p>
-            <w:pPr>
-              <w:pStyle w:val="Compact"/>
-            </w:pPr>
-            <w:r>
-              <w:t xml:space="preserve">0.52</w:t>
-            </w:r>
-          </w:p>
-        </w:tc>
-        <w:tc>
-          <w:tcPr/>
-          <w:p>
-            <w:pPr>
-              <w:pStyle w:val="Compact"/>
-            </w:pPr>
-            <w:r>
               <w:t xml:space="preserve">0.59</w:t>
             </w:r>
           </w:p>
@@ -19174,7 +19515,7 @@
               <w:pStyle w:val="Compact"/>
             </w:pPr>
             <w:r>
-              <w:t xml:space="preserve">General OB/GYN</w:t>
+              <w:t xml:space="preserve">Other non-URPS OB/GYN</w:t>
             </w:r>
           </w:p>
         </w:tc>

--- a/output/manuscript.docx
+++ b/output/manuscript.docx
@@ -3665,6 +3665,52 @@
               <w:pStyle w:val="Compact"/>
             </w:pPr>
             <w:r>
+              <w:t xml:space="preserve">0.019</w:t>
+            </w:r>
+          </w:p>
+        </w:tc>
+      </w:tr>
+      <w:tr>
+        <w:tc>
+          <w:tcPr/>
+          <w:p>
+            <w:pPr>
+              <w:pStyle w:val="Compact"/>
+            </w:pPr>
+            <w:r>
+              <w:t xml:space="preserve">Fixed membership: all-pathway URPS share</w:t>
+            </w:r>
+          </w:p>
+        </w:tc>
+        <w:tc>
+          <w:tcPr/>
+          <w:p>
+            <w:pPr>
+              <w:pStyle w:val="Compact"/>
+            </w:pPr>
+            <w:r>
+              <w:t xml:space="preserve">55.1% → 68.0%</w:t>
+            </w:r>
+          </w:p>
+        </w:tc>
+        <w:tc>
+          <w:tcPr/>
+          <w:p>
+            <w:pPr>
+              <w:pStyle w:val="Compact"/>
+            </w:pPr>
+            <w:r>
+              <w:t xml:space="preserve">1.12</w:t>
+            </w:r>
+          </w:p>
+        </w:tc>
+        <w:tc>
+          <w:tcPr/>
+          <w:p>
+            <w:pPr>
+              <w:pStyle w:val="Compact"/>
+            </w:pPr>
+            <w:r>
               <w:t xml:space="preserve">&lt;0.001</w:t>
             </w:r>
           </w:p>
@@ -3678,29 +3724,29 @@
               <w:pStyle w:val="Compact"/>
             </w:pPr>
             <w:r>
-              <w:t xml:space="preserve">Fixed membership: all-pathway URPS share</w:t>
-            </w:r>
-          </w:p>
-        </w:tc>
-        <w:tc>
-          <w:tcPr/>
-          <w:p>
-            <w:pPr>
-              <w:pStyle w:val="Compact"/>
-            </w:pPr>
-            <w:r>
-              <w:t xml:space="preserve">55.1% → 68.0%</w:t>
-            </w:r>
-          </w:p>
-        </w:tc>
-        <w:tc>
-          <w:tcPr/>
-          <w:p>
-            <w:pPr>
-              <w:pStyle w:val="Compact"/>
-            </w:pPr>
-            <w:r>
-              <w:t xml:space="preserve">1.12</w:t>
+              <w:t xml:space="preserve">Modal: URPS share</w:t>
+            </w:r>
+          </w:p>
+        </w:tc>
+        <w:tc>
+          <w:tcPr/>
+          <w:p>
+            <w:pPr>
+              <w:pStyle w:val="Compact"/>
+            </w:pPr>
+            <w:r>
+              <w:t xml:space="preserve">n/a</w:t>
+            </w:r>
+          </w:p>
+        </w:tc>
+        <w:tc>
+          <w:tcPr/>
+          <w:p>
+            <w:pPr>
+              <w:pStyle w:val="Compact"/>
+            </w:pPr>
+            <w:r>
+              <w:t xml:space="preserve">1.20</w:t>
             </w:r>
           </w:p>
         </w:tc>
@@ -3724,7 +3770,7 @@
               <w:pStyle w:val="Compact"/>
             </w:pPr>
             <w:r>
-              <w:t xml:space="preserve">Modal: URPS share</w:t>
+              <w:t xml:space="preserve">Ever-URPS/MIGS: URPS share</w:t>
             </w:r>
           </w:p>
         </w:tc>
@@ -3746,7 +3792,7 @@
               <w:pStyle w:val="Compact"/>
             </w:pPr>
             <w:r>
-              <w:t xml:space="preserve">0.00</w:t>
+              <w:t xml:space="preserve">1.17</w:t>
             </w:r>
           </w:p>
         </w:tc>
@@ -3758,52 +3804,6 @@
             </w:pPr>
             <w:r>
               <w:t xml:space="preserve">&lt;0.001</w:t>
-            </w:r>
-          </w:p>
-        </w:tc>
-      </w:tr>
-      <w:tr>
-        <w:tc>
-          <w:tcPr/>
-          <w:p>
-            <w:pPr>
-              <w:pStyle w:val="Compact"/>
-            </w:pPr>
-            <w:r>
-              <w:t xml:space="preserve">Ever-URPS/MIGS: URPS share</w:t>
-            </w:r>
-          </w:p>
-        </w:tc>
-        <w:tc>
-          <w:tcPr/>
-          <w:p>
-            <w:pPr>
-              <w:pStyle w:val="Compact"/>
-            </w:pPr>
-            <w:r>
-              <w:t xml:space="preserve">n/a</w:t>
-            </w:r>
-          </w:p>
-        </w:tc>
-        <w:tc>
-          <w:tcPr/>
-          <w:p>
-            <w:pPr>
-              <w:pStyle w:val="Compact"/>
-            </w:pPr>
-            <w:r>
-              <w:t xml:space="preserve">0.00</w:t>
-            </w:r>
-          </w:p>
-        </w:tc>
-        <w:tc>
-          <w:tcPr/>
-          <w:p>
-            <w:pPr>
-              <w:pStyle w:val="Compact"/>
-            </w:pPr>
-            <w:r>
-              <w:t xml:space="preserve">0.001</w:t>
             </w:r>
           </w:p>
         </w:tc>

--- a/output/manuscript.docx
+++ b/output/manuscript.docx
@@ -310,7 +310,7 @@
         <w:t xml:space="preserve"> </w:t>
       </w:r>
       <w:r>
-        <w:t xml:space="preserve">To describe the specialty distribution, surgeon volume, and concentration of clinicians performing sling surgery for stress urinary incontinence (CPT 57288) in fee-for-service Medicare, 2013 through 2023.</w:t>
+        <w:t xml:space="preserve">To describe the specialty distribution, annual clinician volume, and surgeon-level concentration of sling surgery for stress urinary incontinence (CPT 57288) in fee-for-service Medicare from 2013 through 2023.</w:t>
       </w:r>
     </w:p>
     <w:p>
@@ -328,7 +328,7 @@
         <w:t xml:space="preserve"> </w:t>
       </w:r>
       <w:r>
-        <w:t xml:space="preserve">Using the CMS Medicare Physician and Other Practitioners Public Use File (all 11 years), we classified clinicians billing CPT 57288 as Urogynecology and Reconstructive Pelvic Surgery (URPS, both certification pathways), Minimally Invasive Gynecologic Surgery, other non-URPS OB/GYN, or non-URPS urology; facilities and unclassifiable billers formed a separate group. Utilization was modeled with a denominator offset (female Part B fee-for-service enrollment), annual volume with a Poisson generalized estimating equation clustered by NPI, and the URPS share with a quasibinomial model; concentration used the Gini coefficient with bootstrap confidence intervals.</w:t>
+        <w:t xml:space="preserve">We analyzed all 11 annual CMS Medicare Physician and Other Practitioners Public Use Files. Individual clinicians were classified by CMS provider type and ABOG and ABU roster linkage. We modeled utilization with female Part B fee-for-service enrollment as an offset, annual volume with a Poisson generalized estimating equation clustered by NPI, and URPS share with a quasibinomial model. Annual Gini coefficients measured concentration.</w:t>
       </w:r>
     </w:p>
     <w:p>
@@ -346,7 +346,7 @@
         <w:t xml:space="preserve"> </w:t>
       </w:r>
       <w:r>
-        <w:t xml:space="preserve">1,666 clinicians performed 141,009 observable services. OB/GYN-pathway URPS was the largest group (55%), with urology-pathway URPS a further 8.7% (together 63.7%), followed by non-URPS urology (14.5%) and other non-URPS OB/GYN (13%). Raw services fell -27.7%, but in a denominator-offset model the observable utilization rate declined -1.9% per year (about -17.3% over the decade; p = 0.119), a meaningful but not statistically robust decline. Adjusted volume was higher for OB/GYN-pathway URPS than for the other groups. Within-year concentration was low and stable (annual Gini 0.22–0.28). In a quasibinomial model the OB/GYN-pathway URPS share rose 1.44 percentage points/year (48.3% to 62.6%; p &lt; 0.001); the urology pathway was roughly stable.</w:t>
+        <w:t xml:space="preserve">Among 1,666 clinicians, 141,009 services were observable. OB/GYN-pathway URPS accounted for 55% of services and urology-pathway URPS for 8.7%, for a combined URPS share of 63.7%. Reported services declined 27.7%; after enrollment adjustment, the estimated utilization rate declined 1.9% per year (rate ratio 0.981, 95% CI 0.961-1.002; p = 0.119). OB/GYN-pathway URPS had the highest adjusted annual volume. Within-year concentration remained stable. The fitted OB/GYN-pathway URPS share increased from 48.3% to 62.6% (+1.44 percentage points/year; p &lt; 0.001), whereas the urology-pathway share changed comparatively little.</w:t>
       </w:r>
     </w:p>
     <w:p>
@@ -364,7 +364,7 @@
         <w:t xml:space="preserve"> </w:t>
       </w:r>
       <w:r>
-        <w:t xml:space="preserve">In observable fee-for-service Medicare, all-pathway URPS physicians performed most sling surgery for stress urinary incontinence, and their share rose as non-URPS participation declined, not through rising concentration. These findings describe observable Medicare service patterns, not the national surgical workforce; outcome and access studies are needed before credentialing implications.</w:t>
+        <w:t xml:space="preserve">In observable fee-for-service Medicare, URPS physicians performed most sling services, and their share increased without greater surgeon concentration. These findings describe claims-visible service patterns, not the complete national surgical workforce; all-payer outcome and access studies are needed before drawing credentialing implications.</w:t>
       </w:r>
     </w:p>
     <w:p>
@@ -407,7 +407,7 @@
         <w:pStyle w:val="FirstParagraph"/>
       </w:pPr>
       <w:r>
-        <w:t xml:space="preserve">Sling surgery is a common operation for stress urinary incontinence, a condition that causes urine leakage with coughing, laughing, or exercise. Several kinds of doctors perform this surgery, including urogynecologists (subspecialists in pelvic floor surgery), general obstetrician-gynecologists, and urologists. Using national Medicare billing records from 2013 to 2023, we looked at who performs these operations and how the work is spread among surgeons. Urogynecologists performed most of the operations, and their share grew over the decade. The total number of billed operations fell, but much of that drop reflects that fewer older adults are now in traditional Medicare; after accounting for that shrinking population, a smaller real decline may remain, though the data cannot pin it down precisely. No small group of very high-volume surgeons dominated the work. These findings describe the traditional Medicare workforce and cannot, by themselves, tell us who should be allowed to perform the surgery.</w:t>
+        <w:t xml:space="preserve">Sling surgery treats stress urinary incontinence, which causes urine leakage with coughing, laughing, or exercise. We studied traditional Medicare billing records from 2013 through 2023 to learn which doctors performed these operations and how the work was shared. Urogynecologists performed most of the reported surgeries, and their share increased over time. The total number of reported surgeries fell. Some of that decline occurred because fewer people were enrolled in traditional Medicare, although a smaller true decline may remain. The work stayed spread across many surgeons rather than becoming centered in a small group. These data cannot show which specialty has the best outcomes or who should be allowed to perform the operation.</w:t>
       </w:r>
     </w:p>
     <w:bookmarkEnd w:id="11"/>
@@ -425,7 +425,7 @@
         <w:pStyle w:val="FirstParagraph"/>
       </w:pPr>
       <w:r>
-        <w:t xml:space="preserve">The mix of specialties performing stress-incontinence surgery bears on training, credentialing, and patient access, yet national Medicare data on it are limited. This study adds two things. First, it identifies urogynecologists through both the obstetrics-gynecology and urology certification pathways, which avoids undercounting the subspecialty. Second, it shows that raw fee-for-service counts can be misleading: after accounting for the shrinking traditional-Medicare population, the apparent decline in sling surgery largely disappears, and within-year concentration among surgeons stayed low and stable. For clinicians and policymakers, the practical message is that observed shifts reflect changing workforce composition, not consolidation of care into a few hands, and that claims databases must be paired with enrollment denominators and outcome data before they can support credentialing or access decisions.</w:t>
+        <w:t xml:space="preserve">National data on who performs sling surgery are limited. This study improves classification by identifying urogynecologists through both the obstetrics-gynecology and urology certification pathways, avoiding the misclassification of urology-trained urogynecologists as general urologists. It also pairs claims with fee-for-service enrollment, showing that raw service counts overstate the decline in utilization. The main finding is a growing URPS share without increasing within-year surgeon concentration. These results support workforce surveillance, but claims data alone cannot establish quality, access, or credentialing standards.</w:t>
       </w:r>
     </w:p>
     <w:p>
@@ -948,13 +948,13 @@
       </w:r>
     </w:p>
     <w:bookmarkEnd w:id="21"/>
-    <w:bookmarkStart w:id="22" w:name="workforce-entry-and-exit"/>
+    <w:bookmarkStart w:id="22" w:name="observable-participation-over-time"/>
     <w:p>
       <w:pPr>
         <w:pStyle w:val="Heading3"/>
       </w:pPr>
       <w:r>
-        <w:t xml:space="preserve">Workforce Entry and Exit</w:t>
+        <w:t xml:space="preserve">Observable Participation Over Time</w:t>
       </w:r>
     </w:p>
     <w:p>
@@ -1008,13 +1008,13 @@
         <w:t xml:space="preserve">This national Medicare analysis produced three main findings. First, OB/GYN-pathway URPS was the largest single group (55%) and had the highest adjusted per-physician volume, and the two URPS pathways together performed the majority (63.7%) of observable services. Second, the OB/GYN-pathway URPS share increased over the decade, coinciding with more URPS surgeons becoming observable and fewer non-URPS surgeons remaining observable, while the urology-pathway URPS share was roughly stable. Third, surgeon-level concentration remained low and stable despite a shrinking observable surgeon pool. Together, these findings indicate a change in the composition of observable fee-for-service practice rather than intensification of individual practice or concentration of care; they are best read as a practice-pattern study, not a study of entry into or exit from the clinical workforce.</w:t>
       </w:r>
     </w:p>
-    <w:bookmarkStart w:id="24" w:name="X91e1c95b037f473535ecf00410a7735e835e926"/>
+    <w:bookmarkStart w:id="24" w:name="specialty-distribution-in-context"/>
     <w:p>
       <w:pPr>
         <w:pStyle w:val="Heading3"/>
       </w:pPr>
       <w:r>
-        <w:t xml:space="preserve">Specialty Distribution and the Historical Reversal</w:t>
+        <w:t xml:space="preserve">Specialty Distribution in Context</w:t>
       </w:r>
     </w:p>
     <w:p>
@@ -1168,13 +1168,13 @@
       </w:r>
     </w:p>
     <w:bookmarkEnd w:id="25"/>
-    <w:bookmarkStart w:id="26" w:name="X72407f3d2516cff3e371fde2da482981afe0115"/>
+    <w:bookmarkStart w:id="26" w:name="Xeba63cdbe7e55f692c5bff6cdf1a4548a22ac38"/>
     <w:p>
       <w:pPr>
         <w:pStyle w:val="Heading3"/>
       </w:pPr>
       <w:r>
-        <w:t xml:space="preserve">Temporal Trends, Workforce Dynamics, and the Evolving SUI Landscape</w:t>
+        <w:t xml:space="preserve">Temporal Trends and the Evolving SUI Landscape</w:t>
       </w:r>
     </w:p>
     <w:p>
@@ -1305,7 +1305,7 @@
         <w:pStyle w:val="FirstParagraph"/>
       </w:pPr>
       <w:r>
-        <w:t xml:space="preserve">Among observable fee-for-service Medicare claims, the proportion of sling services for stress urinary incontinence performed by all-pathway URPS physicians increased between 2013 and 2023, while observable participation by non-URPS physicians declined. Within-year surgeon-level concentration remained low and stable and did not differ meaningfully across the well-populated specialties. Because the data exclude low-volume physician-years and Medicare Advantage claims and do not distinguish synthetic midurethral from fascial sling procedures, these findings describe changes in the observable fee-for-service workforce rather than the entire national sling market. They may inform workforce surveillance and fellowship planning; studies linking all-payer volume, geographic access, and patient outcomes are needed before drawing credentialing implications.</w:t>
+        <w:t xml:space="preserve">Among physician-years observable in fee-for-service Medicare, URPS physicians performed most reported sling services for stress urinary incontinence, and their share increased from 2013 through 2023. The increase was driven primarily by the OB/GYN pathway and declining observable participation among non-URPS clinicians, not by increasing surgeon-level concentration. Because the PUF excludes low-volume physician-years and Medicare Advantage claims and does not distinguish synthetic midurethral from fascial sling procedures, these results describe observable Medicare service patterns rather than the complete national sling market or clinical workforce. All-payer studies linking volume, outcomes, and geographic access are needed before drawing credentialing conclusions.</w:t>
       </w:r>
     </w:p>
     <w:bookmarkEnd w:id="30"/>

--- a/output/manuscript.docx
+++ b/output/manuscript.docx
@@ -450,7 +450,7 @@
         <w:pStyle w:val="FirstParagraph"/>
       </w:pPr>
       <w:r>
-        <w:t xml:space="preserve">Sling surgery is a common operation for stress urinary incontinence (SUI) and remains a standard surgical treatment when conservative care fails.</w:t>
+        <w:t xml:space="preserve">Sling surgery is a standard surgical treatment for stress urinary incontinence (SUI) when conservative treatment is insufficient.</w:t>
       </w:r>
       <w:r>
         <w:rPr>
@@ -462,7 +462,7 @@
         <w:t xml:space="preserve"> </w:t>
       </w:r>
       <w:r>
-        <w:t xml:space="preserve">These operations are reported under CPT 57288, whose descriptor is</w:t>
+        <w:t xml:space="preserve">CPT 57288 describes a</w:t>
       </w:r>
       <w:r>
         <w:t xml:space="preserve"> </w:t>
@@ -474,7 +474,7 @@
         <w:t xml:space="preserve"> </w:t>
       </w:r>
       <w:r>
-        <w:t xml:space="preserve">The code therefore captures autologous fascial and synthetic sling operations together and does not identify the sling material or distinguish retropubic, transobturator, single-incision, or pubovaginal technique. Despite the procedure’s widespread use, little is known about which specialties perform these operations in the Medicare population or how volume is distributed among surgeons.</w:t>
+        <w:t xml:space="preserve">The code therefore includes both autologous fascial and synthetic sling procedures and does not distinguish sling material or retropubic, transobturator, single-incision, and pubovaginal techniques. Despite the procedure’s widespread use, little is known about which specialties perform it in the Medicare population or how case volume is distributed among surgeons.</w:t>
       </w:r>
     </w:p>
     <w:p>
@@ -482,7 +482,7 @@
         <w:pStyle w:val="BodyText"/>
       </w:pPr>
       <w:r>
-        <w:t xml:space="preserve">These questions matter for surgical quality, training, and workforce planning. Across surgery, higher surgeon and hospital volume is generally associated with better outcomes.</w:t>
+        <w:t xml:space="preserve">These questions are relevant to surgical quality, training, and workforce planning. Across surgical fields, greater surgeon and hospital volume is generally associated with better outcomes,</w:t>
       </w:r>
       <w:r>
         <w:rPr>
@@ -494,7 +494,7 @@
         <w:t xml:space="preserve"> </w:t>
       </w:r>
       <w:r>
-        <w:t xml:space="preserve">Evidence for procedure-specific volume thresholds in sling surgery is more limited. The specialty mix has also changed during the past decade.</w:t>
+        <w:t xml:space="preserve">although procedure-specific volume thresholds for sling surgery remain uncertain. Changes in the specialty mix may also affect training needs and patient access.</w:t>
       </w:r>
     </w:p>
     <w:p>
@@ -502,7 +502,7 @@
         <w:pStyle w:val="BodyText"/>
       </w:pPr>
       <w:r>
-        <w:t xml:space="preserve">Three developments make this analysis timely. First, Female Pelvic Medicine and Reconstructive Surgery, now named Urogynecology and Reconstructive Pelvic Surgery (URPS), has grown since receiving American Board of Medical Specialties recognition in 2013.</w:t>
+        <w:t xml:space="preserve">Three developments make this analysis timely. First, Female Pelvic Medicine and Reconstructive Surgery, now Urogynecology and Reconstructive Pelvic Surgery (URPS), has expanded since receiving American Board of Medical Specialties recognition in 2013.</w:t>
       </w:r>
       <w:r>
         <w:rPr>
@@ -514,7 +514,7 @@
         <w:t xml:space="preserve"> </w:t>
       </w:r>
       <w:r>
-        <w:t xml:space="preserve">Certification is available through both obstetrics and gynecology (ABOG) and urology (ABU) pathways. Second, US Food and Drug Administration actions on urogynecologic mesh changed public perception of mesh and may have affected sling use.</w:t>
+        <w:t xml:space="preserve">Certification is available through both the American Board of Obstetrics and Gynecology (ABOG) and the American Board of Urology (ABU). Second, US Food and Drug Administration actions involving urogynecologic mesh changed public perceptions and may have affected sling use.</w:t>
       </w:r>
       <w:r>
         <w:rPr>
@@ -526,7 +526,7 @@
         <w:t xml:space="preserve"> </w:t>
       </w:r>
       <w:r>
-        <w:t xml:space="preserve">The 2019 FDA order concerned transvaginal mesh for pelvic organ prolapse and did not remove synthetic midurethral slings for stress incontinence from the market; the two devices are frequently conflated in public discussion. Third, procedural concentration, the extent to which a relatively small group of clinicians performs a large share of procedures, has become relevant to quality improvement and resource allocation.</w:t>
+        <w:t xml:space="preserve">The 2019 order concerned transvaginal mesh for pelvic organ prolapse; it did not remove synthetic midurethral slings for SUI from the market. Third, the distribution of procedures across clinicians has become increasingly relevant to quality improvement and resource planning.</w:t>
       </w:r>
       <w:r>
         <w:rPr>
@@ -540,7 +540,7 @@
         <w:pStyle w:val="BodyText"/>
       </w:pPr>
       <w:r>
-        <w:t xml:space="preserve">We therefore characterized specialty distribution, annual surgeon volume, and surgeon-level concentration among physicians performing sling surgery for stress urinary incontinence in fee-for-service Medicare from 2013 through 2023. We also evaluated changes in each specialty’s share of reported services over time.</w:t>
+        <w:t xml:space="preserve">We therefore examined specialty distribution, annual clinician volume, and surgeon-level concentration among clinicians reporting CPT 57288 services in fee-for-service Medicare from 2013 through 2023. We also evaluated changes in each specialty’s share of observable services.</w:t>
       </w:r>
     </w:p>
     <w:bookmarkEnd w:id="13"/>
@@ -567,7 +567,7 @@
         <w:pStyle w:val="FirstParagraph"/>
       </w:pPr>
       <w:r>
-        <w:t xml:space="preserve">We conducted a repeated cross-sectional analysis of the Centers for Medicare &amp; Medicaid Services (CMS) Medicare Physician and Other Practitioners Public Use File (PUF) from 2013 through 2023. The PUF contains all fee-for-service Medicare Part B claims aggregated to the provider-service level. Each row represents a unique combination of National Provider Identifier (NPI), Healthcare Common Procedure Coding System code, place of service, and calendar year. Because the dataset is publicly available and contains no protected health information, institutional review board approval was not required.</w:t>
+        <w:t xml:space="preserve">We conducted a repeated cross-sectional analysis of the CMS Medicare Physician and Other Practitioners Public Use File (PUF) from 2013 through 2023. The PUF contains publicly reportable fee-for-service Medicare Part B claims aggregated to the provider-service level. Each row represents a unique combination of National Provider Identifier (NPI), Healthcare Common Procedure Coding System code, place of service, and calendar year. Because the data are public and contain no protected health information, institutional review board approval was not required.</w:t>
       </w:r>
     </w:p>
     <w:p>
@@ -575,7 +575,7 @@
         <w:pStyle w:val="BodyText"/>
       </w:pPr>
       <w:r>
-        <w:t xml:space="preserve">All 11 annual PUF releases (2013 through 2023) were verified against the CMS file specifications for completeness before analysis.</w:t>
+        <w:t xml:space="preserve">Before analysis, we verified all 11 annual PUF releases against the CMS file specifications and confirmed that each expected year was complete.</w:t>
       </w:r>
     </w:p>
     <w:bookmarkEnd w:id="14"/>
@@ -593,31 +593,7 @@
         <w:pStyle w:val="FirstParagraph"/>
       </w:pPr>
       <w:r>
-        <w:t xml:space="preserve">Providers were assigned to four mutually exclusive groups: URPS, MIGS, General OB/GYN, or non-URPS urology. We first used the annual CMS provider type (Rndrng_Prvdr_Type), which may vary by year, to identify OB/GYN, urology, or another specialty. Among OB/GYN physicians, the ABOG subspecialty registry (a snapshot of ABOG-certified diplomates linked to NPIs primarily by exact NPI match and, when needed, by full name and practice state) identified</w:t>
-      </w:r>
-      <w:r>
-        <w:t xml:space="preserve"> </w:t>
-      </w:r>
-      <w:r>
-        <w:t xml:space="preserve">“Female Pelvic Medicine and Reconstructive Surgery”</w:t>
-      </w:r>
-      <w:r>
-        <w:t xml:space="preserve"> </w:t>
-      </w:r>
-      <w:r>
-        <w:t xml:space="preserve">as URPS and</w:t>
-      </w:r>
-      <w:r>
-        <w:t xml:space="preserve"> </w:t>
-      </w:r>
-      <w:r>
-        <w:t xml:space="preserve">“MIG”</w:t>
-      </w:r>
-      <w:r>
-        <w:t xml:space="preserve"> </w:t>
-      </w:r>
-      <w:r>
-        <w:t xml:space="preserve">as MIGS; all other OB/GYN physicians were classified as General OB/GYN. This yielded 1666-cohort assignments of URPS, MIGS, and General OB/GYN through the OB/GYN pathway.</w:t>
+        <w:t xml:space="preserve">Individual clinicians were assigned to six mutually exclusive groups: URPS through the OB/GYN pathway, URPS through the urology pathway, Minimally Invasive Gynecologic Surgery (MIGS), other non-URPS OB/GYN, non-URPS urology, or Other/uncertain. We first used the annual CMS rendering-provider type, which may vary by year, to identify OB/GYN, urology, and other clinicians. Among OB/GYN physicians, the ABOG registry identified diplomates certified in Female Pelvic Medicine and Reconstructive Surgery as URPS and those with a MIG designation as MIGS. Records were linked primarily by exact NPI and, when necessary, by full name and practice state. Remaining OB/GYN physicians were classified as other non-URPS OB/GYN.</w:t>
       </w:r>
     </w:p>
     <w:p>
@@ -625,7 +601,7 @@
         <w:pStyle w:val="BodyText"/>
       </w:pPr>
       <w:r>
-        <w:t xml:space="preserve">Billers of CPT 57288 who had neither an OB/GYN nor urology CMS provider type and were not in the ABOG registry (323 NPIs) were predominantly facilities (ambulatory surgical centers) and non-physician clinicians (physician assistants, nurse practitioners), not urologists; none matched the ABU roster. We therefore did not assign them to urology. Organizational NPIs (NPPES entity type 2, flagged in the Public Use File by a rendering-provider entity code of</w:t>
+        <w:t xml:space="preserve">Among 323 NPIs with neither an OB/GYN nor urology CMS provider type and no ABOG match, most represented organizations or nonphysician clinicians rather than urologists, and none matched the ABU roster. We excluded 123 organizational NPIs (NPPES entity type 2, flagged by a rendering-provider entity code of</w:t>
       </w:r>
       <w:r>
         <w:t xml:space="preserve"> </w:t>
@@ -634,43 +610,7 @@
         <w:t xml:space="preserve">“O”</w:t>
       </w:r>
       <w:r>
-        <w:t xml:space="preserve">: ambulatory surgical centers, hospitals, laboratories, and groups; 123 NPIs) were excluded because they identify a billing organization rather than an individual clinician and cannot be given a physician specialty. The remaining 200 individual non-physician or unclassifiable clinicians were placed in a distinct</w:t>
-      </w:r>
-      <w:r>
-        <w:t xml:space="preserve"> </w:t>
-      </w:r>
-      <w:r>
-        <w:t xml:space="preserve">“Other/uncertain”</w:t>
-      </w:r>
-      <w:r>
-        <w:t xml:space="preserve"> </w:t>
-      </w:r>
-      <w:r>
-        <w:t xml:space="preserve">group (8.2% of observable services). The full classification flow, with counts at each step, is shown in Figure 3. We report the specialty distribution under three handlings of these billers, as a sensitivity analysis (Supplementary Table S11): the primary</w:t>
-      </w:r>
-      <w:r>
-        <w:t xml:space="preserve"> </w:t>
-      </w:r>
-      <w:r>
-        <w:t xml:space="preserve">“Other/uncertain”</w:t>
-      </w:r>
-      <w:r>
-        <w:t xml:space="preserve"> </w:t>
-      </w:r>
-      <w:r>
-        <w:t xml:space="preserve">grouping, exclusion, and the legacy assignment to urology; the latter inflates the apparent non-URPS urology share roughly two-fold and is not used. A further small number of provider-year records from ABOG-registered NPIs with a miscellaneous CMS type remained</w:t>
-      </w:r>
-      <w:r>
-        <w:t xml:space="preserve"> </w:t>
-      </w:r>
-      <w:r>
-        <w:t xml:space="preserve">“Other”</w:t>
-      </w:r>
-      <w:r>
-        <w:t xml:space="preserve"> </w:t>
-      </w:r>
-      <w:r>
-        <w:t xml:space="preserve">and were excluded.</w:t>
+        <w:t xml:space="preserve">) because they represented billing entities, such as ambulatory surgery centers, hospitals, laboratories, or groups, rather than individual clinicians. The remaining 200 individual nonphysician or unclassifiable clinicians formed the Other/uncertain group and accounted for 8.2% of observable services. Figure 3 shows the full classification flow. Supplementary Table S11 compares the primary approach with exclusion of these clinicians and with the legacy approach of assigning them to urology; the legacy approach approximately doubled the apparent non-URPS urology share.</w:t>
       </w:r>
     </w:p>
     <w:p>
@@ -678,31 +618,7 @@
         <w:pStyle w:val="BodyText"/>
       </w:pPr>
       <w:r>
-        <w:t xml:space="preserve">We then cross-referenced the American Board of Urology roster (355 urology-pathway urogynecologist NPIs) to identify urology-pathway urogynecologists; 151 cohort physicians matched. These physicians were combined with ABOG-certified urogynecologists into a single all-pathway URPS group; all remaining urologists were classified as non-URPS urology. Without this step, fellowship-trained urology-pathway urogynecologists would appear only as</w:t>
-      </w:r>
-      <w:r>
-        <w:t xml:space="preserve"> </w:t>
-      </w:r>
-      <w:r>
-        <w:t xml:space="preserve">“Urology”</w:t>
-      </w:r>
-      <w:r>
-        <w:t xml:space="preserve"> </w:t>
-      </w:r>
-      <w:r>
-        <w:t xml:space="preserve">in the PUF. Because an all-pathway URPS group includes urology-trained subspecialists who are not gynecologists, we report the all-pathway URPS share separately from the OB/GYN-based share (URPS plus MIGS plus General OB/GYN, restricted to the OB/GYN training pathway), rather than a single</w:t>
-      </w:r>
-      <w:r>
-        <w:t xml:space="preserve"> </w:t>
-      </w:r>
-      <w:r>
-        <w:t xml:space="preserve">“gynecologic”</w:t>
-      </w:r>
-      <w:r>
-        <w:t xml:space="preserve"> </w:t>
-      </w:r>
-      <w:r>
-        <w:t xml:space="preserve">share.</w:t>
+        <w:t xml:space="preserve">We then cross-referenced the ABU roster of 355 urology-pathway urogynecologists. Of these, 151 appeared in the analytic cohort and were classified as urology-pathway URPS; all remaining urology physicians were classified as non-URPS urology. Without this linkage, fellowship-trained urology-pathway urogynecologists would appear as general urologists in the PUF. We therefore report all-pathway URPS separately from the OB/GYN-based share, because all-pathway URPS includes urology-trained subspecialists who are not gynecologists.</w:t>
       </w:r>
     </w:p>
     <w:p>
@@ -710,7 +626,7 @@
         <w:pStyle w:val="BodyText"/>
       </w:pPr>
       <w:r>
-        <w:t xml:space="preserve">Specialty assignment could affect the estimated market-share trend because 45% of URPS physicians in the cohort were certified after 2013. We therefore examined two plausible classification scenarios that make opposite assumptions about pre-certification practice years. Fixed-membership classification assigns each physician’s eventual subspecialty to every study year; because it counts physicians as URPS before certification, it tends to produce a shallower estimated slope.</w:t>
+        <w:t xml:space="preserve">Because 45% of URPS physicians in the cohort were certified after 2013, the treatment of pre-certification years could affect the estimated market-share trend. We therefore used two plausible scenarios with opposing assumptions. Fixed membership assigned each physician’s eventual subspecialty to every study year and therefore tended to produce a shallower slope by counting physicians as URPS before certification.</w:t>
       </w:r>
     </w:p>
     <w:p>
@@ -718,7 +634,7 @@
         <w:pStyle w:val="BodyText"/>
       </w:pPr>
       <w:r>
-        <w:t xml:space="preserve">Time-varying, certification-gated classification counts a physician as URPS or MIGS only beginning in the ABOG subspecialty certification year (sub1startdate, 2013–2024, distinct from the initial OB/GYN board date). Earlier years are classified by that year’s CMS provider type. Because certification generally follows the start of subspecialty practice (the 2013 examination certified physicians already practicing urogynecology, and later diplomates also practiced before certification), this scenario removes some genuine pre-certification practice from the early URPS count and tends to produce a steeper estimated slope. We present these as plausible scenarios rather than formal statistical bounds, because neither assumption is guaranteed to bracket the true trend.</w:t>
+        <w:t xml:space="preserve">Certification-gated classification assigned URPS or MIGS status only beginning in the ABOG subspecialty certification year (sub1startdate, distinct from the initial OB/GYN board date). Earlier years were classified using the annual CMS provider type. Because certification generally follows the start of subspecialty practice, this scenario may misclassify genuine pre-certification subspecialty practice and therefore tends to produce a steeper slope. We treat the two approaches as plausible scenarios rather than formal bounds.</w:t>
       </w:r>
     </w:p>
     <w:p>
@@ -726,7 +642,7 @@
         <w:pStyle w:val="BodyText"/>
       </w:pPr>
       <w:r>
-        <w:t xml:space="preserve">Modal and ever-URPS/MIGS classifications were additional sensitivity analyses. Urology-pathway URPS classification remained fixed because no urology subspecialty certification date was available. For the whole-period distribution, concentration, and volume analyses (Tables 1–3), each physician was assigned to the eventual combined subspecialty.</w:t>
+        <w:t xml:space="preserve">Modal and ever-URPS/MIGS classifications were additional sensitivity analyses. Urology-pathway URPS status remained fixed because the ABU roster did not include a subspecialty certification date. For pooled distribution, concentration, and volume analyses (Tables 1–3), each physician was assigned to the eventual combined specialty group.</w:t>
       </w:r>
     </w:p>
     <w:bookmarkEnd w:id="15"/>
@@ -744,7 +660,7 @@
         <w:pStyle w:val="FirstParagraph"/>
       </w:pPr>
       <w:r>
-        <w:t xml:space="preserve">CMS suppresses provider-service data when a provider treats fewer than 11 Medicare beneficiaries for a given code in a calendar year. Every observable provider in this study therefore treated at least 11 Medicare beneficiaries for CPT 57288 that year. Providers below the threshold are not observed, so the true number of low-volume surgeons is unknown. Suppression removes the lowest-volume physician-years and can bias the Gini coefficient and HHI in different directions, so the full-market concentration cannot be identified from the Public Use File. We therefore report bootstrap confidence intervals for the Gini coefficient and a sensitivity analysis that adds hypothetical suppressed low-volume providers before recomputing concentration.</w:t>
+        <w:t xml:space="preserve">CMS suppresses provider-service records when a clinician treats fewer than 11 Medicare beneficiaries for a given code in a calendar year. Every observable physician-year in this study therefore represents at least 11 beneficiaries with CPT 57288. Clinicians below that threshold are not visible, so the number and volume of low-volume surgeons cannot be recovered from the PUF. Because suppression may affect the Gini coefficient and HHI differently, full-market concentration is not identified. We therefore report bootstrap confidence intervals and a sensitivity analysis that adds hypothetical suppressed low-volume providers before recalculating concentration.</w:t>
       </w:r>
     </w:p>
     <w:bookmarkEnd w:id="16"/>
@@ -762,7 +678,7 @@
         <w:pStyle w:val="FirstParagraph"/>
       </w:pPr>
       <w:r>
-        <w:t xml:space="preserve">The primary surgeon-level outcome was the annual number of CPT 57288 services per provider (Tot_Srvcs, reported services). To describe population utilization over time, we also computed the annual rate of CPT 57288 services per 100,000 female Part B fee-for-service Medicare beneficiaries, using the CMS Program Statistics Original Medicare Enrollment counts (table MDCR ENROLL AB 11, Sex = Female, Part B) as the denominator; absolute service counts are reported as a secondary measure. Because the Public Use File records no beneficiary age for the numerator, the rate is crude and is not age-standardized. We measured surgeon-level concentration with complementary metrics. The Gini coefficient summarizes inequality across the full surgeon-volume distribution, and we bootstrapped its 95% confidence interval by resampling providers. The Herfindahl–Hirschman Index (HHI) sums squared surgeon shares on a 0–10,000 scale and is more sensitive to the largest-volume surgeons. Because the minimum attainable HHI depends on the number of providers, we do not compare raw HHI directly across groups of very different size (URPS 616, General OB/GYN 336, MIGS 10 physicians); we also report the size-adjusted normalized HHI and the effective number of providers (1 divided by the sum of squared shares). Within-year concentration, computed separately for each calendar year, was the primary concentration measure; pooled multi-year values are secondary because they mix annual volume with how many years each physician remained observable.</w:t>
+        <w:t xml:space="preserve">The primary clinician-level outcome was annual reported CPT 57288 services per provider (Tot_Srvcs). To describe utilization, we calculated observable services per 100,000 female Part B fee-for-service beneficiaries using CMS Program Statistics Original Medicare enrollment counts (table MDCR ENROLL AB 11, Sex = Female, Part B). We modeled annual service counts with log female fee-for-service enrollment as an offset and included a 2020 indicator. Because the PUF does not report beneficiary age for the numerator, this rate is crude and not age standardized.</w:t>
       </w:r>
     </w:p>
     <w:p>
@@ -770,7 +686,7 @@
         <w:pStyle w:val="BodyText"/>
       </w:pPr>
       <w:r>
-        <w:t xml:space="preserve">The physician was the operative production unit in these calculations. Thus, HHI describes surgeon-level procedural concentration rather than hospital or health-system market competition and should not be interpreted using FTC/DOJ antitrust thresholds.</w:t>
+        <w:t xml:space="preserve">We assessed surgeon-level concentration with complementary measures. The Gini coefficient summarizes inequality across the surgeon-volume distribution, and its 95% confidence interval was estimated by bootstrapping providers. The Herfindahl–Hirschman Index (HHI) is more sensitive to the largest-volume surgeons, but its minimum depends on the number of providers. We therefore report raw HHI descriptively and also present normalized HHI and the effective number of providers. Within-year concentration was primary; pooled multi-year measures were secondary because they also reflect the number of years each physician remained observable. The physician, rather than the hospital or health system, was the production unit, so these measures should not be interpreted using antitrust thresholds.</w:t>
       </w:r>
     </w:p>
     <w:p>
@@ -778,7 +694,7 @@
         <w:pStyle w:val="BodyText"/>
       </w:pPr>
       <w:r>
-        <w:t xml:space="preserve">Because each physician contributed as many as eleven annual observations, physician-year records were correlated. We modeled the annual count of reported services, conditional on the physician-year being observable (above the CMS suppression threshold), with a Poisson generalized estimating equation clustered by NPI, using an exchangeable working correlation and robust standard errors. Fixed effects were specialty (URPS reference), calendar year centered at 2018, a specialty-by-year interaction, and a 2020 COVID indicator. Centering at mid-study makes the specialty main effects the adjusted rate ratios at 2018; because the interaction makes the year term specialty-specific, we report each specialty’s annual slope as a marginal linear contrast (the year term plus its interaction) rather than a single overall time effect. We report adjusted rate ratios with 95% CIs. A negative-binomial mixed model with a random intercept for NPI was fit as a sensitivity analysis, and its estimates are reported alongside the GEE. Additional sensitivity analyses excluded calendar year 2020 and restricted the cohort to physicians observable in at least two years.</w:t>
+        <w:t xml:space="preserve">Because physicians could contribute up to 11 annual observations, we modeled annual reported services with a Poisson generalized estimating equation clustered by NPI, using an exchangeable working correlation and robust standard errors. The model was conditional on the physician-year being observable above the CMS threshold. Fixed effects included specialty (OB/GYN-pathway URPS reference), calendar year centered at 2018, specialty-by-year interactions, and a 2020 indicator. Specialty main effects therefore represent adjusted rate ratios at 2018, and specialty-specific annual trends were reported as marginal contrasts. A negative-binomial mixed model with an NPI random intercept served as a sensitivity analysis. We also repeated the analysis after excluding 2020 and after restricting the cohort to clinicians observable in at least two years.</w:t>
       </w:r>
     </w:p>
     <w:p>
@@ -786,7 +702,7 @@
         <w:pStyle w:val="BodyText"/>
       </w:pPr>
       <w:r>
-        <w:t xml:space="preserve">As a secondary analysis with one independent observation per physician, we compared each physician’s median annual volume across specialties using the Kruskal-Wallis test and Bonferroni-adjusted pairwise Wilcoxon tests.</w:t>
+        <w:t xml:space="preserve">As a secondary analysis with one independent observation per physician, we compared each physician’s median annual volume across specialties using the Kruskal-Wallis test followed by Bonferroni-adjusted pairwise Wilcoxon tests.</w:t>
       </w:r>
     </w:p>
     <w:p>
@@ -794,7 +710,7 @@
         <w:pStyle w:val="BodyText"/>
       </w:pPr>
       <w:r>
-        <w:t xml:space="preserve">To estimate the URPS market-share trend, we modeled URPS services as a proportion of all annual services with a quasibinomial generalized linear model on calendar year (centered at 2018), which respects the compositional structure that separate ordinary least-squares regressions on annual percentages ignore. We express the trend as an odds ratio per year and as the marginal percentage-point change per year. Separate ordinary least-squares regressions of each specialty’s annual percentage share (URPS, urology, General OB/GYN) are reported as a descriptive sensitivity. MIGS was described without formal emphasis because only 10 physicians were identified.</w:t>
+        <w:t xml:space="preserve">For the primary market-share analysis, we modeled OB/GYN-pathway URPS services as a proportion of all annual observable services using a quasibinomial generalized linear model with calendar year centered at 2018. We report the annual odds ratio and the marginal change in percentage points per year. Separate ordinary least-squares regressions of annual specialty shares are presented descriptively. MIGS was not emphasized inferentially because only 10 physicians were identified.</w:t>
       </w:r>
     </w:p>
     <w:p>
@@ -802,7 +718,7 @@
         <w:pStyle w:val="BodyText"/>
       </w:pPr>
       <w:r>
-        <w:t xml:space="preserve">To describe observable participation transitions, we used a two-year washout. A surgeon was counted as newly observable in a given year when present but absent in both prior observable years; as continuing when present and not newly observable; and as no longer observable when absent in both subsequent observable years. We tabulated the share of annual volume performed by newly observable surgeons, their median volume, and their distribution by specialty. Because CMS suppression removes providers below 11 beneficiaries, these transitions describe when a surgeon crosses the reporting threshold, not genuine entry into or exit from practice; a surgeon may become unobservable and later reappear. Counts of newly observable surgeons by specialty are episode counts (a physician observed as newly observable in more than one year, after an intervening gap, contributes more than once), not counts of unique physicians.</w:t>
+        <w:t xml:space="preserve">To describe changes in observable participation, we used a two-year washout. A surgeon was newly observable when present in a year but absent from both preceding observable years, continuing when present and not newly observable, and no longer observable when absent from both subsequent observable years. We summarized their annual service share, median volume, and specialty distribution. Because CMS suppression can move clinicians above or below the reporting threshold, these categories describe observation episodes rather than true entry into or exit from clinical practice. A physician could contribute more than one newly observable episode after an intervening gap.</w:t>
       </w:r>
     </w:p>
     <w:p>
@@ -810,7 +726,7 @@
         <w:pStyle w:val="BodyText"/>
       </w:pPr>
       <w:r>
-        <w:t xml:space="preserve">In a secondary geographic analysis, we tabulated observable surgeons and URPS share by practice state and identified states with no observable URPS surgeon performing at least 11 Medicare slings in any study year. We did not calculate state-level population-based rates because state-by-sex fee-for-service enrollment denominators were outside the scope of this analysis; the national utilization rate above uses the national female Part B fee-for-service denominator.</w:t>
+        <w:t xml:space="preserve">In a secondary geographic analysis, we summarized observable surgeons and URPS share by practice state and identified states with no observable URPS surgeon performing at least 11 Medicare slings in any study year. We did not calculate state-level population rates because state-by-sex fee-for-service enrollment denominators were outside the scope of this analysis.</w:t>
       </w:r>
     </w:p>
     <w:p>
@@ -818,7 +734,7 @@
         <w:pStyle w:val="BodyText"/>
       </w:pPr>
       <w:r>
-        <w:t xml:space="preserve">Analyses were performed in R 4.4, with package versions locked through renv. The complete analytic pipeline is available at</w:t>
+        <w:t xml:space="preserve">Analyses were performed in R version 4.4, with package versions locked through renv. The complete analytic pipeline is available at</w:t>
       </w:r>
       <w:r>
         <w:t xml:space="preserve"> </w:t>
@@ -936,7 +852,7 @@
         <w:pStyle w:val="FirstParagraph"/>
       </w:pPr>
       <w:r>
-        <w:t xml:space="preserve">The primary concentration analysis was within-year. Within-year concentration was low and stable across the study period: the annual Gini ranged from 0.26 to 0.28, with no temporal trend (p = 0.451), and the annual top 20% performed approximately 38% of cases. No specialty-specific annual Gini changed significantly (all p &gt; 0.15). Thus, care did not become concentrated among a smaller group of high-volume surgeons as the observable surgeon pool contracted.</w:t>
+        <w:t xml:space="preserve">Within-year concentration was the primary concentration analysis. The annual Gini coefficient remained stable, ranging from 0.26 to 0.28, with no temporal trend (p = 0.451); the top 20% of observable surgeons performed approximately 38% of annual services. No specialty-specific annual Gini changed significantly. Thus, the contraction in the observable surgeon pool was not accompanied by increasing concentration among a smaller group of high-volume surgeons.</w:t>
       </w:r>
     </w:p>
     <w:p>
@@ -944,7 +860,7 @@
         <w:pStyle w:val="BodyText"/>
       </w:pPr>
       <w:r>
-        <w:t xml:space="preserve">Pooled multi-year concentration was modest for every group: URPS Gini 0.51 (95% CI 0.48-0.53), urology Gini 0.52 (95% CI 0.49-0.55), and other non-URPS OB/GYN Gini 0.56 (95% CI 0.52-0.60) (Table 2). Because overlapping individual confidence intervals are not a test of between-group difference, we bootstrapped the pairwise differences: URPS and urology did not differ (Gini difference -0.016 (95% CI -0.050 to +0.021)), whereas URPS was modestly less concentrated than other OB/GYN (-0.056 (95% CI -0.098 to -0.006), confidence interval excluding zero). The size-adjusted normalized HHI was near zero for every group (URPS 0.002, urology 0.004, other OB/GYN 0.006 on a 0–1 scale). The effective number of providers, expressed as a fraction of the actual provider count, showed a gradient (URPS 305 of 616, 50%; urology 42%; other OB/GYN 33%), indicating that sling volume was distributed across many surgeons rather than dominated by a few, though somewhat less evenly in the smaller groups. Because the specialties differ several-fold in provider count, raw HHI is not directly comparable across them (Table 2). Adding hypothetical suppressed low-volume providers raised the Gini (Supplementary Table S8): under the 50% scenario the URPS Gini rose from 0.51 toward the mid-0.6 range, so the sensitivity supports only the narrower claim that observed services were not dominated by a handful of surgeons, not a precise estimate of the full-market distribution. URPS had the highest median annual volume and upper quartile (median 19; p75 29). MIGS was excluded from these comparisons because only 10 physicians were identified (1–4 per year); its estimates are exploratory.</w:t>
+        <w:t xml:space="preserve">Pooled multi-year concentration was moderate: the Gini coefficient was 0.51 (95% CI 0.48-0.53) for OB/GYN-pathway URPS, 0.52 (95% CI 0.49-0.55) for non-URPS urology, and 0.56 (95% CI 0.52-0.60) for other non-URPS OB/GYN (Table 2). Bootstrap comparisons showed no difference between URPS and urology (difference -0.016 (95% CI -0.050 to +0.021)), whereas URPS was modestly less concentrated than other non-URPS OB/GYN (-0.056 (95% CI -0.098 to -0.006), confidence interval excluding zero). Normalized HHI values were near zero. The effective provider count represented 50% of OB/GYN-pathway URPS physicians, 42% of non-URPS urologists, and 33% of other non-URPS OB/GYN physicians, indicating broad distribution with somewhat greater inequality in the smaller groups. A sensitivity analysis that added hypothetical suppressed low-volume providers increased the Gini, particularly under the 50% scenario (Supplementary Table S8); it therefore supports the narrow conclusion that observable services were not dominated by a handful of surgeons, but not a precise estimate of full-market concentration. MIGS estimates were considered exploratory because only 10 physicians were identified.</w:t>
       </w:r>
     </w:p>
     <w:bookmarkEnd w:id="21"/>
@@ -1005,7 +921,7 @@
         <w:pStyle w:val="FirstParagraph"/>
       </w:pPr>
       <w:r>
-        <w:t xml:space="preserve">This national Medicare analysis produced three main findings. First, OB/GYN-pathway URPS was the largest single group (55%) and had the highest adjusted per-physician volume, and the two URPS pathways together performed the majority (63.7%) of observable services. Second, the OB/GYN-pathway URPS share increased over the decade, coinciding with more URPS surgeons becoming observable and fewer non-URPS surgeons remaining observable, while the urology-pathway URPS share was roughly stable. Third, surgeon-level concentration remained low and stable despite a shrinking observable surgeon pool. Together, these findings indicate a change in the composition of observable fee-for-service practice rather than intensification of individual practice or concentration of care; they are best read as a practice-pattern study, not a study of entry into or exit from the clinical workforce.</w:t>
+        <w:t xml:space="preserve">This analysis yielded three principal findings. First, OB/GYN-pathway URPS was the largest individual group, accounting for 55% of observable services and the highest adjusted annual volume; the two URPS pathways together accounted for 63.7%. Second, the OB/GYN-pathway URPS share increased substantially, while the urology-pathway share changed comparatively little and non-URPS participation declined. Third, within-year surgeon concentration remained stable despite a smaller observable surgeon pool. These findings describe a shift in claims-visible fee-for-service practice rather than increasing individual volume or concentration. They should be interpreted as practice patterns, not direct evidence of entry into or exit from the clinical workforce.</w:t>
       </w:r>
     </w:p>
     <w:bookmarkStart w:id="24" w:name="specialty-distribution-in-context"/>
@@ -1022,7 +938,7 @@
         <w:pStyle w:val="FirstParagraph"/>
       </w:pPr>
       <w:r>
-        <w:t xml:space="preserve">The two URPS pathways together performed approximately three-fifths of observable fee-for-service Medicare slings (63.7%; OB/GYN pathway 55%, urology pathway 8.7%), and non-URPS urologists a much smaller share (14.5%). Because the all-pathway URPS group also includes urology-trained subspecialists, the URPS share is not equivalent to a gynecologist share. The apparent non-URPS urology share is sensitive to classification: a naive provider-type approach that assigns ambulatory surgical centers and non-physician billers to urology roughly doubles it (Supplementary Table S11), which likely explains why some earlier analyses reported a larger urology share. Direct comparison with prior studies is limited because they used different datasets, specialty definitions, and care settings. In ACS-NSQIP data from 2006 through 2013, James et al. reported that gynecologists performed 74.2% of sling procedures and urologists 25.8%;</w:t>
+        <w:t xml:space="preserve">The two URPS pathways together performed 63.7% of observable fee-for-service Medicare sling services: 55% through the OB/GYN pathway and 8.7% through the urology pathway. Non-URPS urologists performed 14.5%. Because all-pathway URPS includes urology-trained subspecialists, it is not equivalent to a gynecologist share. The estimated non-URPS urology share was sensitive to classification: assigning facility and nonphysician billers to urology approximately doubled it (Supplementary Table S11), illustrating how a simple provider-type approach can inflate urology estimates. Comparisons with earlier studies require caution because datasets, specialty definitions, and care settings differed. James et al. reported that gynecologists performed 74.2% of sling procedures in ACS-NSQIP data from 2006 through 2013;</w:t>
       </w:r>
       <w:r>
         <w:rPr>
@@ -1034,7 +950,7 @@
         <w:t xml:space="preserve"> </w:t>
       </w:r>
       <w:r>
-        <w:t xml:space="preserve">Cantrell et al. found urogynecologists performed 54% of stress-incontinence procedures at academic centers from 2009 through 2014;</w:t>
+        <w:t xml:space="preserve">Cantrell et al. found that urogynecologists performed 54% of stress-incontinence procedures at academic centers from 2009 through 2014;</w:t>
       </w:r>
       <w:r>
         <w:rPr>
@@ -1046,7 +962,7 @@
         <w:t xml:space="preserve"> </w:t>
       </w:r>
       <w:r>
-        <w:t xml:space="preserve">and in Medicare data from 2002 through 2007, Rogo-Gupta et al. found urologists performed most sling operations.</w:t>
+        <w:t xml:space="preserve">and Rogo-Gupta et al. found that urologists performed most Medicare sling operations from 2002 through 2007.</w:t>
       </w:r>
       <w:r>
         <w:rPr>
@@ -1058,7 +974,7 @@
         <w:t xml:space="preserve"> </w:t>
       </w:r>
       <w:r>
-        <w:t xml:space="preserve">Rather than asserting a single historical reversal across these heterogeneous sources, we conclude more cautiously that OB/GYN-pathway URPS was the largest single contemporary fee-for-service Medicare group performing this procedure.</w:t>
+        <w:t xml:space="preserve">The most defensible contemporary conclusion is that OB/GYN-pathway URPS was the largest single fee-for-service Medicare group performing CPT 57288.</w:t>
       </w:r>
     </w:p>
     <w:p>
@@ -1066,7 +982,7 @@
         <w:pStyle w:val="BodyText"/>
       </w:pPr>
       <w:r>
-        <w:t xml:space="preserve">Including both certification pathways was essential to this result. Cross-referencing the ABU roster reassigned 151 urology-typed physicians, representing 8.7% of all sling procedures, to URPS. The concentration estimate was robust: the pooled URPS Gini changed only from 0.51 to 0.52. A pathway-neutral definition also reflects differences in operative case volume between urology- and gynecology-based URPS fellowships</w:t>
+        <w:t xml:space="preserve">Including both certification pathways was essential. Linking the ABU roster reclassified 151 urology-typed physicians, representing 8.7% of all observable services, as urology-pathway URPS. This pathway-neutral definition reflects differences in operative case volume between urology- and gynecology-based URPS fellowships</w:t>
       </w:r>
       <w:r>
         <w:rPr>
@@ -1078,7 +994,7 @@
         <w:t xml:space="preserve"> </w:t>
       </w:r>
       <w:r>
-        <w:t xml:space="preserve">and variable FPMRS exposure during urology residency.</w:t>
+        <w:t xml:space="preserve">and variable URPS exposure during urology residency.</w:t>
       </w:r>
       <w:r>
         <w:rPr>
@@ -1090,7 +1006,7 @@
         <w:t xml:space="preserve"> </w:t>
       </w:r>
       <w:r>
-        <w:t xml:space="preserve">Classifying urology-pathway urogynecologists as general urologists would therefore understate the true subspecialty share.</w:t>
+        <w:t xml:space="preserve">Classifying these subspecialists as general urologists would understate the URPS share and overstate non-URPS urology.</w:t>
       </w:r>
     </w:p>
     <w:bookmarkEnd w:id="24"/>
@@ -1108,7 +1024,7 @@
         <w:pStyle w:val="FirstParagraph"/>
       </w:pPr>
       <w:r>
-        <w:t xml:space="preserve">The Gini coefficient and HHI provide complementary views of concentration, and both supported the same conclusion. Moderate inequality across the full distribution (Gini 0.51–0.56, with overlapping confidence intervals across the well-populated groups) coexisted with size-adjusted normalized HHI values near zero and effective provider counts in the hundreds. In other words, sling volume was distributed unevenly across many surgeons but was not dominated by a few, and the well-populated specialties did not differ meaningfully in concentration. Because the physician was the production unit, these values describe surgeon-level procedural concentration rather than market competition, and they should not be interpreted using antitrust thresholds.</w:t>
+        <w:t xml:space="preserve">The concentration measures offered complementary information. Within-year Gini coefficients were low and stable, while pooled multi-year Gini coefficients showed moderate inequality because they also reflected the number of years each surgeon remained observable. URPS and non-URPS urology had similar pooled concentration, whereas other non-URPS OB/GYN was modestly more concentrated. Normalized HHI values remained near zero, and effective provider counts were large. In practical terms, observable sling volume was spread across many surgeons rather than dominated by a few. Because physicians were the production unit, these measures describe surgeon-level procedural distribution, not hospital or health-system market competition.</w:t>
       </w:r>
     </w:p>
     <w:p>
@@ -1116,7 +1032,7 @@
         <w:pStyle w:val="BodyText"/>
       </w:pPr>
       <w:r>
-        <w:t xml:space="preserve">These patterns matter because greater surgeon volume has been associated with better outcomes after midurethral sling surgery. Berger et al. reported a lower adjusted risk of reoperation for sling failure among higher-volume surgeons.</w:t>
+        <w:t xml:space="preserve">This distribution is relevant because higher surgeon volume has been associated with better outcomes after midurethral sling surgery. Berger et al. reported lower adjusted reoperation risk among higher-volume surgeons,</w:t>
       </w:r>
       <w:r>
         <w:rPr>
@@ -1128,7 +1044,7 @@
         <w:t xml:space="preserve"> </w:t>
       </w:r>
       <w:r>
-        <w:t xml:space="preserve">A systematic review by Cartier et al. found that low-volume surgeons had higher odds of mesh revision and repeat incontinence procedures.</w:t>
+        <w:t xml:space="preserve">and a systematic review found greater risks of mesh revision and repeat incontinence procedures among low-volume surgeons.</w:t>
       </w:r>
       <w:r>
         <w:rPr>
@@ -1140,7 +1056,7 @@
         <w:t xml:space="preserve"> </w:t>
       </w:r>
       <w:r>
-        <w:t xml:space="preserve">Brennand and Quan observed lower revision odds above approximately 50 cases per year,</w:t>
+        <w:t xml:space="preserve">Other studies have reported lower revision odds above approximately 50 cases per year</w:t>
       </w:r>
       <w:r>
         <w:rPr>
@@ -1152,7 +1068,7 @@
         <w:t xml:space="preserve"> </w:t>
       </w:r>
       <w:r>
-        <w:t xml:space="preserve">and Holdø and Svenningsen found better objective cure rates with greater surgeon experience and annual volume.</w:t>
+        <w:t xml:space="preserve">and better objective cure rates with greater experience and annual volume.</w:t>
       </w:r>
       <w:r>
         <w:rPr>
@@ -1164,7 +1080,7 @@
         <w:t xml:space="preserve"> </w:t>
       </w:r>
       <w:r>
-        <w:t xml:space="preserve">The observed fee-for-service Medicare medians of 15–19 services per year cannot be compared directly with all-payer thresholds such as approximately 50 operations per year, because the PUF omits commercially insured, Medicare Advantage, and younger patients and providers below the CMS suppression threshold; total surgeon experience is therefore higher than the observed Medicare median, and Medicare PUF volume is an incomplete proxy for it.</w:t>
+        <w:t xml:space="preserve">The fee-for-service Medicare medians of 15–19 observable services per year cannot be compared directly with all-payer thresholds. The PUF excludes younger patients, Medicare Advantage, commercial insurance, and physician-years below the suppression threshold; total surgeon volume may therefore exceed the observed Medicare count, but cannot be inferred precisely.</w:t>
       </w:r>
     </w:p>
     <w:bookmarkEnd w:id="25"/>
@@ -1182,7 +1098,7 @@
         <w:pStyle w:val="FirstParagraph"/>
       </w:pPr>
       <w:r>
-        <w:t xml:space="preserve">The repeated-measures model and turnover analysis clarify why the URPS share increased. Individual physician volume did not change over time, but the number of non-URPS surgeons fell while the URPS pool remained comparatively stable. URPS also contributed the largest inflow of newly observable surgeons, whereas urology had substantial turnover but a net decline. The market-share shift therefore reflects workforce composition within a shrinking procedure pool, not increasing individual volume or concentration.</w:t>
+        <w:t xml:space="preserve">The repeated-measures and participation analyses help explain the changing specialty shares. Annual volume among observable physicians was stable, but non-URPS participation declined while the URPS pool remained comparatively stable. URPS also accounted for the largest number of newly observable episodes. The shift therefore reflects a change in the specialty composition of a contracting observable service pool, not increasing individual volume or concentration.</w:t>
       </w:r>
     </w:p>
     <w:p>
@@ -1190,7 +1106,7 @@
         <w:pStyle w:val="BodyText"/>
       </w:pPr>
       <w:r>
-        <w:t xml:space="preserve">This mechanism is consistent with prior work. Siegal et al. found that the post-2011 decline in sling placement was driven mainly by non-FPMRS providers, while FPMRS providers maintained their volumes.</w:t>
+        <w:t xml:space="preserve">This pattern is consistent with prior work. Siegal et al. found that the post-2011 decline in sling placement was driven mainly by non-FPMRS providers, whereas FPMRS providers maintained their volume.</w:t>
       </w:r>
       <w:r>
         <w:rPr>
@@ -1214,7 +1130,7 @@
         <w:t xml:space="preserve"> </w:t>
       </w:r>
       <w:r>
-        <w:t xml:space="preserve">The 2020 decline in our study (RR 0.88) is consistent with pandemic-related deferral of elective surgery and remained robust when 2020 was excluded.</w:t>
+        <w:t xml:space="preserve">In the present study, the 2020 decrease (RR 0.88) was consistent with pandemic-related deferral of elective surgery, and the principal specialty comparisons were similar when 2020 was excluded.</w:t>
       </w:r>
     </w:p>
     <w:p>
@@ -1222,7 +1138,7 @@
         <w:pStyle w:val="BodyText"/>
       </w:pPr>
       <w:r>
-        <w:t xml:space="preserve">The SUI treatment landscape also continues to change. Urethral bulking agents are now positioned alongside slings as a first-line surgical option,</w:t>
+        <w:t xml:space="preserve">The SUI treatment landscape is also evolving. Urethral bulking is now positioned alongside sling surgery as a first-line procedural option,</w:t>
       </w:r>
       <w:r>
         <w:rPr>
@@ -1234,7 +1150,7 @@
         <w:t xml:space="preserve"> </w:t>
       </w:r>
       <w:r>
-        <w:t xml:space="preserve">and ongoing surveillance is needed to determine whether this shift affects specialty-specific sling volume.</w:t>
+        <w:t xml:space="preserve">and continued surveillance will be needed to determine whether changing treatment preferences alter specialty-specific sling volume.</w:t>
       </w:r>
     </w:p>
     <w:bookmarkEnd w:id="26"/>
@@ -1252,7 +1168,7 @@
         <w:pStyle w:val="FirstParagraph"/>
       </w:pPr>
       <w:r>
-        <w:t xml:space="preserve">This study has five limitations. First, CMS suppresses provider-level data for fewer than 11 beneficiaries, so the lowest-volume surgeons are not observed; suppression can bias the Gini coefficient and HHI in different directions, and the full-market concentration cannot be identified from the Public Use File, although a sensitivity analysis adding hypothetical suppressed providers left the low-concentration conclusion unchanged. Second, the PUF includes only fee-for-service Medicare Part B claims; younger patients and those covered by Medicare Advantage, Medicaid, commercial insurance, or no insurance are not represented.</w:t>
+        <w:t xml:space="preserve">This study has several limitations. First, CMS suppresses records for clinicians treating fewer than 11 beneficiaries, so the lowest-volume physician-years are not observed. Full-market concentration cannot be identified, and the sensitivity analysis supports only the narrower conclusion that observable services were not dominated by a handful of surgeons. Second, the PUF includes only fee-for-service Medicare Part B claims. It excludes Medicare Advantage, commercial insurance, Medicaid, uninsured care, and most younger patients.</w:t>
       </w:r>
     </w:p>
     <w:p>
@@ -1260,7 +1176,7 @@
         <w:pStyle w:val="BodyText"/>
       </w:pPr>
       <w:r>
-        <w:t xml:space="preserve">Third, specialty classification depends on CMS provider type and the ABOG/ABU rosters. Physicians who completed URPS fellowship but were not board-certified may therefore be misclassified, and the 323 providers reclassified from an adjacent provider type to urology could be misassigned. Fourth, the market-share trend is estimated under plausible classification scenarios rather than point-identified. Certification follows the start of subspecialty practice, so the certification-gated scenario assigns some pre-certification practice years to General OB/GYN or urology, whereas fixed membership assigns physicians to URPS before they subspecialized. We present these as plausible scenarios, not formal bounds; point identification would require unavailable fellowship-completion dates.</w:t>
+        <w:t xml:space="preserve">Third, specialty classification depends on annual CMS provider type and ABOG and ABU roster linkage. Fellowship-trained physicians who were not board certified may be misclassified, and the Other/uncertain group contains nonphysician and incompletely classified individual billers. Although organizational NPIs were excluded and alternative handling of ambiguous billers was examined, residual misclassification is possible. Fourth, the market-share trend is not point identified. Fixed membership assigns eventual subspecialty status to pre-certification years, whereas certification-gated classification may assign genuine subspecialty practice to an earlier general category. We therefore present these as plausible scenarios rather than formal bounds.</w:t>
       </w:r>
     </w:p>
     <w:p>
@@ -1268,7 +1184,7 @@
         <w:pStyle w:val="BodyText"/>
       </w:pPr>
       <w:r>
-        <w:t xml:space="preserve">Approximately 8% of URPS physicians could not be matched to a certification year, and urology-pathway URPS classification remained fixed because no urology subspecialty date was available; both features narrow the certification-gated estimate. Fifth, Tot_Srvcs may include bilateral or modifier-inflated services.</w:t>
+        <w:t xml:space="preserve">Approximately 8% of URPS physicians lacked a matched certification year, and urology-pathway URPS status remained fixed because a urology subspecialty certification date was unavailable. Finally, Tot_Srvcs may include bilateral or modifier-related inflation and should be interpreted as reported services rather than unique operations.</w:t>
       </w:r>
     </w:p>
     <w:bookmarkEnd w:id="27"/>
@@ -1286,7 +1202,7 @@
         <w:pStyle w:val="FirstParagraph"/>
       </w:pPr>
       <w:r>
-        <w:t xml:space="preserve">Strengths include a national sample of all publicly reported, nonsuppressed fee-for-service provider-service records; identification of urogynecologists through both certification pathways; complementary surgeon-level concentration measures with bootstrap confidence intervals, calculated both overall and by year; models that account for repeated observations within physicians; transparent handling of ambiguous and facility billers with sensitivity analyses; and a fully reproducible analytic pipeline.</w:t>
+        <w:t xml:space="preserve">Strengths include a national sample of publicly reported, nonsuppressed fee-for-service provider-service records; identification of URPS physicians through both certification pathways; explicit separation of organizational and ambiguous billers; within-year and pooled concentration measures with bootstrap confidence intervals; models that account for repeated physician observations; multiple classification sensitivities; and a fully reproducible analytic pipeline.</w:t>
       </w:r>
     </w:p>
     <w:bookmarkEnd w:id="28"/>

--- a/output/manuscript.docx
+++ b/output/manuscript.docx
@@ -228,7 +228,7 @@
         <w:t xml:space="preserve"> </w:t>
       </w:r>
       <w:r>
-        <w:t xml:space="preserve">The complete, reproducible analytic pipeline and this manuscript source are available at</w:t>
+        <w:t xml:space="preserve">The analytic code and non-restricted derived outputs, together with this manuscript source, are available at</w:t>
       </w:r>
       <w:r>
         <w:t xml:space="preserve"> </w:t>
@@ -242,29 +242,23 @@
         </w:r>
       </w:hyperlink>
       <w:r>
-        <w:t xml:space="preserve">. The CMS Medicare Physician and Other Practitioners Public Use File and the CMS Program Statistics Original Medicare Enrollment tables are publicly available from data.cms.gov.</w:t>
+        <w:t xml:space="preserve"> </w:t>
+      </w:r>
+      <w:r>
+        <w:rPr>
+          <w:i/>
+          <w:iCs/>
+        </w:rPr>
+        <w:t xml:space="preserve">(repository to be made public, with a tagged release, at acceptance)</w:t>
+      </w:r>
+      <w:r>
+        <w:t xml:space="preserve">. The CMS Medicare Physician and Other Practitioners Public Use File and the CMS Program Statistics Original Medicare Enrollment tables are publicly available from data.cms.gov. The ABOG and ABU board-certification rosters used for specialty linkage are subject to source-specific permissions and may not be redistributable; provenance and derived crosswalk documentation are provided in the repository.</w:t>
       </w:r>
     </w:p>
     <w:p>
       <w:pPr>
         <w:pStyle w:val="BodyText"/>
       </w:pPr>
-      <w:r>
-        <w:rPr>
-          <w:b/>
-          <w:bCs/>
-        </w:rPr>
-        <w:t xml:space="preserve">Word count (abstract):</w:t>
-      </w:r>
-      <w:r>
-        <w:t xml:space="preserve"> </w:t>
-      </w:r>
-      <w:r>
-        <w:t xml:space="preserve">approximately 250.</w:t>
-      </w:r>
-      <w:r>
-        <w:t xml:space="preserve"> </w:t>
-      </w:r>
       <w:r>
         <w:rPr>
           <w:b/>
@@ -382,7 +376,7 @@
         <w:t xml:space="preserve"> </w:t>
       </w:r>
       <w:r>
-        <w:t xml:space="preserve">stress urinary incontinence; sling surgery; urogynecology; Medicare; surgical workforce; procedural concentration.</w:t>
+        <w:t xml:space="preserve">stress urinary incontinence; sling surgery; urogynecology; Medicare; surgical workforce.</w:t>
       </w:r>
     </w:p>
     <w:p>
@@ -502,7 +496,7 @@
         <w:pStyle w:val="BodyText"/>
       </w:pPr>
       <w:r>
-        <w:t xml:space="preserve">Three developments make this analysis timely. First, Female Pelvic Medicine and Reconstructive Surgery, now Urogynecology and Reconstructive Pelvic Surgery (URPS), has expanded since receiving American Board of Medical Specialties recognition in 2013.</w:t>
+        <w:t xml:space="preserve">Three developments make this analysis timely. First, Female Pelvic Medicine and Reconstructive Surgery, approved as a subspecialty by the American Board of Medical Specialties in 2011 with the first certificates issued in 2013 and renamed Urogynecology and Reconstructive Pelvic Surgery (URPS) in 2024, has expanded rapidly.</w:t>
       </w:r>
       <w:r>
         <w:rPr>
@@ -826,7 +820,7 @@
         <w:pStyle w:val="BodyText"/>
       </w:pPr>
       <w:r>
-        <w:t xml:space="preserve">The URPS increase was significant under every classification scenario, which differed in the estimated slope (Table 4). Fixed membership gave the shallower estimate because it counts physicians as URPS before certification: the all-pathway URPS share rose from 55.1% to 68% (+1.12 percentage points/year), and the OB/GYN-based share from 16.5% to 13.9% (+-0.32 percentage points/year). Certification-gated classification gave the steeper estimate, from 43.6% to 66.9% (+1.76 percentage points/year), because it removes not-yet-certified physicians from the early URPS count; the two estimates converged near 66.9% by 2023.</w:t>
+        <w:t xml:space="preserve">The increase in all-pathway URPS share remained significant under every classification scenario (Table 4). Fixed membership, which counts physicians as URPS before certification, produced the shallower change from 55.1% in 2013 to 68% in 2023 (+1.12 percentage points/year). Certification-gated classification produced the steeper change from 43.6% to 66.9% (+1.76 percentage points/year). The estimates converged by the end of the study period. These are prespecified scenarios addressing uncertain pre-certification practice, not statistical confidence bounds.</w:t>
       </w:r>
     </w:p>
     <w:p>
@@ -834,7 +828,7 @@
         <w:pStyle w:val="BodyText"/>
       </w:pPr>
       <w:r>
-        <w:t xml:space="preserve">In the Poisson GEE clustered by NPI (reference = OB/GYN-pathway URPS; calendar year centered at 2018), adjusted annual volume at mid-study was lower than OB/GYN-pathway URPS for every other group, including urology-pathway URPS (RR 0.76 (0.68–0.84)), non-URPS urology (RR 0.71 (0.59–0.85)), other non-URPS OB/GYN (RR 0.63 (0.44–0.90)), and MIGS (RR 0.81 (0.51–1.29)) (Table 3). Annual volume was approximately 11% lower in 2020 (RR 0.88 (0.85–0.91); p &lt; 0.001). The specialty-by-year interaction showed that per-physician volume was essentially flat over time for the well-populated groups (OB/GYN-pathway URPS RR 0.999 (0.990-1.007), p = 0.776; urology-pathway URPS RR 0.988 (0.974-1.002), p = 0.089; non-URPS urology RR 0.986 (0.968-1.004), p = 0.137; other OB/GYN RR 0.996 (0.973-1.020), p = 0.760), increasing only for the 10-physician MIGS group (RR 1.085 (1.031-1.142); p = 0.002) (Table 3). A negative-binomial mixed model with a random intercept per NPI reproduced the direction but with attenuated magnitude (urology RR 0.78 (0.74–0.82), General OB/GYN RR 0.81 (0.77–0.85), 2020 RR 0.90 (0.87–0.93)); the attenuation is expected because the GEE estimates a population-averaged (marginal) rate ratio whereas the mixed model estimates a physician-conditional one. The one-observation-per-physician secondary analysis agreed (Kruskal-Wallis H = 97.4, df = 5, p &lt; 0.001); URPS volume exceeded urology and other OB/GYN in pairwise comparisons (p &lt; 0.001), with no significant URPS-MIGS difference. Because these models condition on the physician-year being observable above the CMS reporting threshold, the estimand is annual service volume among observable physician-years, not full-workforce practice volume; if non-URPS physicians more often fall below the threshold, the URPS volume advantage may be overstated.</w:t>
+        <w:t xml:space="preserve">In the Poisson GEE clustered by NPI (reference = OB/GYN-pathway URPS; calendar year centered at 2018), adjusted annual volume at mid-study was lower than OB/GYN-pathway URPS for every other group, including urology-pathway URPS (RR 0.76 (0.68–0.84)), non-URPS urology (RR 0.71 (0.59–0.85)), other non-URPS OB/GYN (RR 0.63 (0.44–0.90)), and MIGS (RR 0.81 (0.51–1.29)) (Table 3). Annual volume was approximately 12% lower in 2020 (RR 0.88 (0.85–0.91); p &lt; 0.001). The specialty-by-year interaction showed that per-physician volume was essentially flat over time for the well-populated groups (OB/GYN-pathway URPS RR 0.999 (0.990-1.007), p = 0.776; urology-pathway URPS RR 0.988 (0.974-1.002), p = 0.089; non-URPS urology RR 0.986 (0.968-1.004), p = 0.137; other OB/GYN RR 0.996 (0.973-1.020), p = 0.760), increasing only for the 10-physician MIGS group (RR 1.085 (1.031-1.142); p = 0.002) (Table 3). A negative-binomial mixed model with a random intercept per NPI reproduced the direction but with attenuated magnitude (urology RR 0.78 (0.74–0.82), General OB/GYN RR 0.81 (0.77–0.85), 2020 RR 0.90 (0.87–0.93)); the attenuation is expected because the GEE estimates a population-averaged (marginal) rate ratio whereas the mixed model estimates a physician-conditional one. The one-observation-per-physician secondary analysis agreed (Kruskal-Wallis H = 97.4, df = 5, p &lt; 0.001); URPS volume exceeded urology and other OB/GYN in pairwise comparisons (p &lt; 0.001), with no significant URPS-MIGS difference. Because these models condition on the physician-year being observable above the CMS reporting threshold, the estimand is annual service volume among observable physician-years, not full-workforce practice volume; if non-URPS physicians more often fall below the threshold, the URPS volume advantage may be overstated.</w:t>
       </w:r>
     </w:p>
     <w:bookmarkEnd w:id="20"/>
@@ -886,7 +880,7 @@
         <w:pStyle w:val="BodyText"/>
       </w:pPr>
       <w:r>
-        <w:t xml:space="preserve">Across the study period, URPS accounted for the most newly observable episodes (480), followed by urology (165), General OB/GYN (205), and MIGS (8); these are episode counts, not unique physicians. The rising URPS share coincided with the largest inflow of newly observable surgeons together with a relatively stable continuing-URPS base (URPS surgeon count 304 to 293; per-physician volume unchanged). Urology showed substantial turnover with net decline, and General OB/GYN declined in both observable surgeons and market share.</w:t>
+        <w:t xml:space="preserve">Across the study period, URPS accounted for the most newly observable episodes (480), followed by other non-URPS OB/GYN (205), non-URPS urology (165), and MIGS (8); these are episode counts, not unique physicians. The rising URPS share coincided with the largest inflow of newly observable surgeons together with a relatively stable continuing-URPS base (URPS surgeon count 304 to 293; per-physician volume unchanged). Urology showed substantial turnover with net decline, and General OB/GYN declined in both observable surgeons and market share.</w:t>
       </w:r>
     </w:p>
     <w:p>
@@ -1138,7 +1132,7 @@
         <w:pStyle w:val="BodyText"/>
       </w:pPr>
       <w:r>
-        <w:t xml:space="preserve">The SUI treatment landscape is also evolving. Urethral bulking is now positioned alongside sling surgery as a first-line procedural option,</w:t>
+        <w:t xml:space="preserve">The SUI treatment landscape is also evolving. Urethral bulking is increasingly used as a less-invasive procedural alternative for selected patients, although efficacy is generally lower and repeat treatment may be required,</w:t>
       </w:r>
       <w:r>
         <w:rPr>
@@ -1184,7 +1178,7 @@
         <w:pStyle w:val="BodyText"/>
       </w:pPr>
       <w:r>
-        <w:t xml:space="preserve">Approximately 8% of URPS physicians lacked a matched certification year, and urology-pathway URPS status remained fixed because a urology subspecialty certification date was unavailable. Finally, Tot_Srvcs may include bilateral or modifier-related inflation and should be interpreted as reported services rather than unique operations.</w:t>
+        <w:t xml:space="preserve">Approximately 8% of URPS physicians lacked a matched certification year, and urology-pathway URPS status remained fixed because a urology subspecialty certification date was unavailable. Finally, reported line-service units (Tot_Srvcs) may not correspond exactly to unique operations because of claim-line, unit-count, and modifier conventions, and should be interpreted as reported services rather than unique operations.</w:t>
       </w:r>
     </w:p>
     <w:bookmarkEnd w:id="27"/>
@@ -3475,7 +3469,7 @@
         <w:t xml:space="preserve"> </w:t>
       </w:r>
       <w:r>
-        <w:t xml:space="preserve">All-pathway URPS and OB/GYN-based market-share trends under alternative classification scenarios. The scenarios differ in the estimated rate of increase: fixed membership gives the shallower slope because it counts physicians as URPS before certification, and certification-gated classification gives the steeper slope because it removes not-yet-certified physicians from the early URPS count. The 2023 levels converge. These are plausible scenarios rather than formal statistical bounds. All estimated trends are positive and statistically significant.</w:t>
+        <w:t xml:space="preserve">All-pathway URPS and OB/GYN-based market-share trends under alternative classification scenarios. The scenarios differ in the estimated rate of increase: fixed membership gives the shallower slope because it counts physicians as URPS before certification, and certification-gated classification gives the steeper slope because it removes not-yet-certified physicians from the early URPS count. The 2023 levels converge. These are plausible scenarios rather than formal statistical bounds. All estimated URPS trends are positive and statistically significant.</w:t>
       </w:r>
     </w:p>
     <w:tbl>
@@ -3559,29 +3553,29 @@
               <w:pStyle w:val="Compact"/>
             </w:pPr>
             <w:r>
-              <w:t xml:space="preserve">16.5% → 13.9%</w:t>
-            </w:r>
-          </w:p>
-        </w:tc>
-        <w:tc>
-          <w:tcPr/>
-          <w:p>
-            <w:pPr>
-              <w:pStyle w:val="Compact"/>
-            </w:pPr>
-            <w:r>
-              <w:t xml:space="preserve">-0.32</w:t>
-            </w:r>
-          </w:p>
-        </w:tc>
-        <w:tc>
-          <w:tcPr/>
-          <w:p>
-            <w:pPr>
-              <w:pStyle w:val="Compact"/>
-            </w:pPr>
-            <w:r>
-              <w:t xml:space="preserve">0.019</w:t>
+              <w:t xml:space="preserve">62.3% → 74.5%</w:t>
+            </w:r>
+          </w:p>
+        </w:tc>
+        <w:tc>
+          <w:tcPr/>
+          <w:p>
+            <w:pPr>
+              <w:pStyle w:val="Compact"/>
+            </w:pPr>
+            <w:r>
+              <w:t xml:space="preserve">1.10</w:t>
+            </w:r>
+          </w:p>
+        </w:tc>
+        <w:tc>
+          <w:tcPr/>
+          <w:p>
+            <w:pPr>
+              <w:pStyle w:val="Compact"/>
+            </w:pPr>
+            <w:r>
+              <w:t xml:space="preserve">&lt;0.001</w:t>
             </w:r>
           </w:p>
         </w:tc>
@@ -23754,7 +23748,7 @@
         <w:t xml:space="preserve"> </w:t>
       </w:r>
       <w:r>
-        <w:t xml:space="preserve">Suppression sensitivity. Hypothetical suppressed low-volume providers (25% and 50% of the observed count, each performing 1–10 services) were added to each group before recomputing the Gini coefficient and HHI. Concentration rose only modestly, so the low-concentration conclusion is robust to the unobserved low-volume tail.</w:t>
+        <w:t xml:space="preserve">Suppression illustration (not an empirically estimated sensitivity). Hypothetical suppressed low-volume clinicians (25% and 50% of the observed count, each performing 1–10 services) were added to each group before recomputing the Gini coefficient and HHI. Adding these clinicians increased estimated inequality, particularly in the 50% scenario, while HHI remained low. Because neither the number nor the volume distribution of suppressed clinicians is known, these illustrations do not identify full-market concentration; they support only the narrower conclusion that observable services were not dominated by a handful of surgeons.</w:t>
       </w:r>
     </w:p>
     <w:tbl>
@@ -25107,7 +25101,7 @@
         <w:pStyle w:val="BodyText"/>
       </w:pPr>
       <w:r>
-        <w:t xml:space="preserve">Newly observable episodes by specialty: URPS, 480; urology, 165; other OB/GYN, 205; MIGS, 8.</w:t>
+        <w:t xml:space="preserve">Newly observable episodes by specialty: URPS, 480; other OB/GYN, 205; non-URPS urology, 165; MIGS, 8.</w:t>
       </w:r>
     </w:p>
     <w:p>

--- a/output/manuscript.docx
+++ b/output/manuscript.docx
@@ -3746,7 +3746,7 @@
               <a:graphicData uri="http://schemas.openxmlformats.org/drawingml/2006/picture">
                 <pic:pic>
                   <pic:nvPicPr>
-                    <pic:cNvPr descr="/Users/tylermuffly/sling-volume-patterns/output/figures/figure_rate_per_100k.png" id="36" name="Picture"/>
+                    <pic:cNvPr descr="/Volumes/MufflySamsung%201/sling-volume-patterns/output/figures/figure_rate_per_100k.png" id="36" name="Picture"/>
                     <pic:cNvPicPr>
                       <a:picLocks noChangeArrowheads="1" noChangeAspect="1"/>
                     </pic:cNvPicPr>
@@ -3811,7 +3811,7 @@
               <a:graphicData uri="http://schemas.openxmlformats.org/drawingml/2006/picture">
                 <pic:pic>
                   <pic:nvPicPr>
-                    <pic:cNvPr descr="/Users/tylermuffly/sling-volume-patterns/output/figures/figure_market_share.png" id="39" name="Picture"/>
+                    <pic:cNvPr descr="/Volumes/MufflySamsung%201/sling-volume-patterns/output/figures/figure_market_share.png" id="39" name="Picture"/>
                     <pic:cNvPicPr>
                       <a:picLocks noChangeArrowheads="1" noChangeAspect="1"/>
                     </pic:cNvPicPr>
@@ -3876,7 +3876,7 @@
               <a:graphicData uri="http://schemas.openxmlformats.org/drawingml/2006/picture">
                 <pic:pic>
                   <pic:nvPicPr>
-                    <pic:cNvPr descr="/Users/tylermuffly/sling-volume-patterns/output/figures/figure_classification_flow.png" id="42" name="Picture"/>
+                    <pic:cNvPr descr="/Volumes/MufflySamsung%201/sling-volume-patterns/output/figures/figure_classification_flow.png" id="42" name="Picture"/>
                     <pic:cNvPicPr>
                       <a:picLocks noChangeArrowheads="1" noChangeAspect="1"/>
                     </pic:cNvPicPr>
@@ -15424,369 +15424,20 @@
         <w:t xml:space="preserve">Specialty-specific market-share trends. Each specialty’s annual share of observed procedures is regressed on calendar year separately (fixed-membership classification).</w:t>
       </w:r>
     </w:p>
-    <w:tbl>
-      <w:tblPr>
-        <w:tblStyle w:val="Table"/>
-        <w:tblW w:type="pct" w:w="5000"/>
-        <w:tblLayout w:type="fixed"/>
-        <w:tblLook w:firstRow="1" w:lastRow="0" w:firstColumn="0" w:lastColumn="0" w:noHBand="0" w:noVBand="0" w:val="0020"/>
-      </w:tblPr>
-      <w:tblGrid>
-        <w:gridCol w:w="1760"/>
-        <w:gridCol w:w="1760"/>
-        <w:gridCol w:w="1760"/>
-        <w:gridCol w:w="1650"/>
-        <w:gridCol w:w="990"/>
-      </w:tblGrid>
-      <w:tr>
-        <w:trPr>
-          <w:tblHeader w:val="on"/>
-        </w:trPr>
-        <w:tc>
-          <w:tcPr/>
-          <w:p>
-            <w:pPr>
-              <w:pStyle w:val="Compact"/>
-            </w:pPr>
-            <w:r>
-              <w:t xml:space="preserve">Specialty</w:t>
-            </w:r>
-          </w:p>
-        </w:tc>
-        <w:tc>
-          <w:tcPr/>
-          <w:p>
-            <w:pPr>
-              <w:pStyle w:val="Compact"/>
-            </w:pPr>
-            <w:r>
-              <w:t xml:space="preserve">2013 share (%)</w:t>
-            </w:r>
-          </w:p>
-        </w:tc>
-        <w:tc>
-          <w:tcPr/>
-          <w:p>
-            <w:pPr>
-              <w:pStyle w:val="Compact"/>
-            </w:pPr>
-            <w:r>
-              <w:t xml:space="preserve">2023 share (%)</w:t>
-            </w:r>
-          </w:p>
-        </w:tc>
-        <w:tc>
-          <w:tcPr/>
-          <w:p>
-            <w:pPr>
-              <w:pStyle w:val="Compact"/>
-            </w:pPr>
-            <w:r>
-              <w:t xml:space="preserve">Slope (pp/yr)</w:t>
-            </w:r>
-          </w:p>
-        </w:tc>
-        <w:tc>
-          <w:tcPr/>
-          <w:p>
-            <w:pPr>
-              <w:pStyle w:val="Compact"/>
-            </w:pPr>
-            <w:r>
-              <w:t xml:space="preserve">p-value</w:t>
-            </w:r>
-          </w:p>
-        </w:tc>
-      </w:tr>
-      <w:tr>
-        <w:tc>
-          <w:tcPr/>
-          <w:p>
-            <w:pPr>
-              <w:pStyle w:val="Compact"/>
-            </w:pPr>
-            <w:r>
-              <w:t xml:space="preserve">General OB/GYN</w:t>
-            </w:r>
-          </w:p>
-        </w:tc>
-        <w:tc>
-          <w:tcPr/>
-          <w:p>
-            <w:pPr>
-              <w:pStyle w:val="Compact"/>
-            </w:pPr>
-            <w:r>
-              <w:t xml:space="preserve">17.4</w:t>
-            </w:r>
-          </w:p>
-        </w:tc>
-        <w:tc>
-          <w:tcPr/>
-          <w:p>
-            <w:pPr>
-              <w:pStyle w:val="Compact"/>
-            </w:pPr>
-            <w:r>
-              <w:t xml:space="preserve">14.5</w:t>
-            </w:r>
-          </w:p>
-        </w:tc>
-        <w:tc>
-          <w:tcPr/>
-          <w:p>
-            <w:pPr>
-              <w:pStyle w:val="Compact"/>
-            </w:pPr>
-            <w:r>
-              <w:t xml:space="preserve">-0.357</w:t>
-            </w:r>
-          </w:p>
-        </w:tc>
-        <w:tc>
-          <w:tcPr/>
-          <w:p>
-            <w:pPr>
-              <w:pStyle w:val="Compact"/>
-            </w:pPr>
-            <w:r>
-              <w:t xml:space="preserve">0.017</w:t>
-            </w:r>
-          </w:p>
-        </w:tc>
-      </w:tr>
-      <w:tr>
-        <w:tc>
-          <w:tcPr/>
-          <w:p>
-            <w:pPr>
-              <w:pStyle w:val="Compact"/>
-            </w:pPr>
-            <w:r>
-              <w:t xml:space="preserve">MIGS</w:t>
-            </w:r>
-          </w:p>
-        </w:tc>
-        <w:tc>
-          <w:tcPr/>
-          <w:p>
-            <w:pPr>
-              <w:pStyle w:val="Compact"/>
-            </w:pPr>
-            <w:r>
-              <w:t xml:space="preserve">0.2</w:t>
-            </w:r>
-          </w:p>
-        </w:tc>
-        <w:tc>
-          <w:tcPr/>
-          <w:p>
-            <w:pPr>
-              <w:pStyle w:val="Compact"/>
-            </w:pPr>
-            <w:r>
-              <w:t xml:space="preserve">1.0</w:t>
-            </w:r>
-          </w:p>
-        </w:tc>
-        <w:tc>
-          <w:tcPr/>
-          <w:p>
-            <w:pPr>
-              <w:pStyle w:val="Compact"/>
-            </w:pPr>
-            <w:r>
-              <w:t xml:space="preserve">0.087</w:t>
-            </w:r>
-          </w:p>
-        </w:tc>
-        <w:tc>
-          <w:tcPr/>
-          <w:p>
-            <w:pPr>
-              <w:pStyle w:val="Compact"/>
-            </w:pPr>
-            <w:r>
-              <w:t xml:space="preserve">0.003</w:t>
-            </w:r>
-          </w:p>
-        </w:tc>
-      </w:tr>
-      <w:tr>
-        <w:tc>
-          <w:tcPr/>
-          <w:p>
-            <w:pPr>
-              <w:pStyle w:val="Compact"/>
-            </w:pPr>
-            <w:r>
-              <w:t xml:space="preserve">URPS (OB/GYN)</w:t>
-            </w:r>
-          </w:p>
-        </w:tc>
-        <w:tc>
-          <w:tcPr/>
-          <w:p>
-            <w:pPr>
-              <w:pStyle w:val="Compact"/>
-            </w:pPr>
-            <w:r>
-              <w:t xml:space="preserve">48.6</w:t>
-            </w:r>
-          </w:p>
-        </w:tc>
-        <w:tc>
-          <w:tcPr/>
-          <w:p>
-            <w:pPr>
-              <w:pStyle w:val="Compact"/>
-            </w:pPr>
-            <w:r>
-              <w:t xml:space="preserve">67.1</w:t>
-            </w:r>
-          </w:p>
-        </w:tc>
-        <w:tc>
-          <w:tcPr/>
-          <w:p>
-            <w:pPr>
-              <w:pStyle w:val="Compact"/>
-            </w:pPr>
-            <w:r>
-              <w:t xml:space="preserve">1.863</w:t>
-            </w:r>
-          </w:p>
-        </w:tc>
-        <w:tc>
-          <w:tcPr/>
-          <w:p>
-            <w:pPr>
-              <w:pStyle w:val="Compact"/>
-            </w:pPr>
-            <w:r>
-              <w:t xml:space="preserve">&lt;0.001</w:t>
-            </w:r>
-          </w:p>
-        </w:tc>
-      </w:tr>
-      <w:tr>
-        <w:tc>
-          <w:tcPr/>
-          <w:p>
-            <w:pPr>
-              <w:pStyle w:val="Compact"/>
-            </w:pPr>
-            <w:r>
-              <w:t xml:space="preserve">URPS (urology)</w:t>
-            </w:r>
-          </w:p>
-        </w:tc>
-        <w:tc>
-          <w:tcPr/>
-          <w:p>
-            <w:pPr>
-              <w:pStyle w:val="Compact"/>
-            </w:pPr>
-            <w:r>
-              <w:t xml:space="preserve">9.9</w:t>
-            </w:r>
-          </w:p>
-        </w:tc>
-        <w:tc>
-          <w:tcPr/>
-          <w:p>
-            <w:pPr>
-              <w:pStyle w:val="Compact"/>
-            </w:pPr>
-            <w:r>
-              <w:t xml:space="preserve">8.2</w:t>
-            </w:r>
-          </w:p>
-        </w:tc>
-        <w:tc>
-          <w:tcPr/>
-          <w:p>
-            <w:pPr>
-              <w:pStyle w:val="Compact"/>
-            </w:pPr>
-            <w:r>
-              <w:t xml:space="preserve">-0.277</w:t>
-            </w:r>
-          </w:p>
-        </w:tc>
-        <w:tc>
-          <w:tcPr/>
-          <w:p>
-            <w:pPr>
-              <w:pStyle w:val="Compact"/>
-            </w:pPr>
-            <w:r>
-              <w:t xml:space="preserve">0.004</w:t>
-            </w:r>
-          </w:p>
-        </w:tc>
-      </w:tr>
-      <w:tr>
-        <w:tc>
-          <w:tcPr/>
-          <w:p>
-            <w:pPr>
-              <w:pStyle w:val="Compact"/>
-            </w:pPr>
-            <w:r>
-              <w:t xml:space="preserve">Urology</w:t>
-            </w:r>
-          </w:p>
-        </w:tc>
-        <w:tc>
-          <w:tcPr/>
-          <w:p>
-            <w:pPr>
-              <w:pStyle w:val="Compact"/>
-            </w:pPr>
-            <w:r>
-              <w:t xml:space="preserve">23.9</w:t>
-            </w:r>
-          </w:p>
-        </w:tc>
-        <w:tc>
-          <w:tcPr/>
-          <w:p>
-            <w:pPr>
-              <w:pStyle w:val="Compact"/>
-            </w:pPr>
-            <w:r>
-              <w:t xml:space="preserve">9.2</w:t>
-            </w:r>
-          </w:p>
-        </w:tc>
-        <w:tc>
-          <w:tcPr/>
-          <w:p>
-            <w:pPr>
-              <w:pStyle w:val="Compact"/>
-            </w:pPr>
-            <w:r>
-              <w:t xml:space="preserve">-1.315</w:t>
-            </w:r>
-          </w:p>
-        </w:tc>
-        <w:tc>
-          <w:tcPr/>
-          <w:p>
-            <w:pPr>
-              <w:pStyle w:val="Compact"/>
-            </w:pPr>
-            <w:r>
-              <w:t xml:space="preserve">&lt;0.001</w:t>
-            </w:r>
-          </w:p>
-        </w:tc>
-      </w:tr>
-    </w:tbl>
     <w:p>
       <w:pPr>
-        <w:pStyle w:val="BodyText"/>
+        <w:pStyle w:val="SourceCode"/>
+      </w:pPr>
+      <w:r>
+        <w:rPr>
+          <w:rStyle w:val="VerbatimChar"/>
+        </w:rPr>
+        <w:t xml:space="preserve">## _Run pipeline step 06 to generate this table._</w:t>
+      </w:r>
+    </w:p>
+    <w:p>
+      <w:pPr>
+        <w:pStyle w:val="FirstParagraph"/>
       </w:pPr>
       <w:r>
         <w:rPr>
@@ -15802,409 +15453,20 @@
         <w:t xml:space="preserve">Adjusted rate ratios for annual sling volume from a Poisson GEE clustered by NPI, excluding calendar year 2020 (COVID-19 sensitivity analysis; URPS reference).</w:t>
       </w:r>
     </w:p>
-    <w:tbl>
-      <w:tblPr>
-        <w:tblStyle w:val="Table"/>
-        <w:tblW w:type="auto" w:w="0"/>
-        <w:tblLook w:firstRow="1" w:lastRow="0" w:firstColumn="0" w:lastColumn="0" w:noHBand="0" w:noVBand="0" w:val="0020"/>
-      </w:tblPr>
-      <w:tblGrid>
-        <w:gridCol w:w="2640"/>
-        <w:gridCol w:w="2640"/>
-        <w:gridCol w:w="2640"/>
-      </w:tblGrid>
-      <w:tr>
-        <w:trPr>
-          <w:tblHeader w:val="on"/>
-        </w:trPr>
-        <w:tc>
-          <w:tcPr/>
-          <w:p>
-            <w:pPr>
-              <w:pStyle w:val="Compact"/>
-            </w:pPr>
-            <w:r>
-              <w:t xml:space="preserve">Term</w:t>
-            </w:r>
-          </w:p>
-        </w:tc>
-        <w:tc>
-          <w:tcPr/>
-          <w:p>
-            <w:pPr>
-              <w:pStyle w:val="Compact"/>
-            </w:pPr>
-            <w:r>
-              <w:t xml:space="preserve">RR (95% CI)</w:t>
-            </w:r>
-          </w:p>
-        </w:tc>
-        <w:tc>
-          <w:tcPr/>
-          <w:p>
-            <w:pPr>
-              <w:pStyle w:val="Compact"/>
-            </w:pPr>
-            <w:r>
-              <w:t xml:space="preserve">p-value</w:t>
-            </w:r>
-          </w:p>
-        </w:tc>
-      </w:tr>
-      <w:tr>
-        <w:tc>
-          <w:tcPr/>
-          <w:p>
-            <w:pPr>
-              <w:pStyle w:val="Compact"/>
-            </w:pPr>
-            <w:r>
-              <w:t xml:space="preserve">(Intercept)</w:t>
-            </w:r>
-          </w:p>
-        </w:tc>
-        <w:tc>
-          <w:tcPr/>
-          <w:p>
-            <w:pPr>
-              <w:pStyle w:val="Compact"/>
-            </w:pPr>
-            <w:r>
-              <w:t xml:space="preserve">22.06 (20.24-24.06)</w:t>
-            </w:r>
-          </w:p>
-        </w:tc>
-        <w:tc>
-          <w:tcPr/>
-          <w:p>
-            <w:pPr>
-              <w:pStyle w:val="Compact"/>
-            </w:pPr>
-            <w:r>
-              <w:t xml:space="preserve">n/a</w:t>
-            </w:r>
-          </w:p>
-        </w:tc>
-      </w:tr>
-      <w:tr>
-        <w:tc>
-          <w:tcPr/>
-          <w:p>
-            <w:pPr>
-              <w:pStyle w:val="Compact"/>
-            </w:pPr>
-            <w:r>
-              <w:t xml:space="preserve">Specialty: General OB/GYN</w:t>
-            </w:r>
-          </w:p>
-        </w:tc>
-        <w:tc>
-          <w:tcPr/>
-          <w:p>
-            <w:pPr>
-              <w:pStyle w:val="Compact"/>
-            </w:pPr>
-            <w:r>
-              <w:t xml:space="preserve">0.61 (0.41-0.93)</w:t>
-            </w:r>
-          </w:p>
-        </w:tc>
-        <w:tc>
-          <w:tcPr/>
-          <w:p>
-            <w:pPr>
-              <w:pStyle w:val="Compact"/>
-            </w:pPr>
-            <w:r>
-              <w:t xml:space="preserve">0.020</w:t>
-            </w:r>
-          </w:p>
-        </w:tc>
-      </w:tr>
-      <w:tr>
-        <w:tc>
-          <w:tcPr/>
-          <w:p>
-            <w:pPr>
-              <w:pStyle w:val="Compact"/>
-            </w:pPr>
-            <w:r>
-              <w:t xml:space="preserve">Specialty: MIGS</w:t>
-            </w:r>
-          </w:p>
-        </w:tc>
-        <w:tc>
-          <w:tcPr/>
-          <w:p>
-            <w:pPr>
-              <w:pStyle w:val="Compact"/>
-            </w:pPr>
-            <w:r>
-              <w:t xml:space="preserve">0.88 (0.57-1.36)</w:t>
-            </w:r>
-          </w:p>
-        </w:tc>
-        <w:tc>
-          <w:tcPr/>
-          <w:p>
-            <w:pPr>
-              <w:pStyle w:val="Compact"/>
-            </w:pPr>
-            <w:r>
-              <w:t xml:space="preserve">0.560</w:t>
-            </w:r>
-          </w:p>
-        </w:tc>
-      </w:tr>
-      <w:tr>
-        <w:tc>
-          <w:tcPr/>
-          <w:p>
-            <w:pPr>
-              <w:pStyle w:val="Compact"/>
-            </w:pPr>
-            <w:r>
-              <w:t xml:space="preserve">Specialty: Urology</w:t>
-            </w:r>
-          </w:p>
-        </w:tc>
-        <w:tc>
-          <w:tcPr/>
-          <w:p>
-            <w:pPr>
-              <w:pStyle w:val="Compact"/>
-            </w:pPr>
-            <w:r>
-              <w:t xml:space="preserve">0.68 (0.56-0.83)</w:t>
-            </w:r>
-          </w:p>
-        </w:tc>
-        <w:tc>
-          <w:tcPr/>
-          <w:p>
-            <w:pPr>
-              <w:pStyle w:val="Compact"/>
-            </w:pPr>
-            <w:r>
-              <w:t xml:space="preserve">n/a</w:t>
-            </w:r>
-          </w:p>
-        </w:tc>
-      </w:tr>
-      <w:tr>
-        <w:tc>
-          <w:tcPr/>
-          <w:p>
-            <w:pPr>
-              <w:pStyle w:val="Compact"/>
-            </w:pPr>
-            <w:r>
-              <w:t xml:space="preserve">Specialty: URPS (urology)</w:t>
-            </w:r>
-          </w:p>
-        </w:tc>
-        <w:tc>
-          <w:tcPr/>
-          <w:p>
-            <w:pPr>
-              <w:pStyle w:val="Compact"/>
-            </w:pPr>
-            <w:r>
-              <w:t xml:space="preserve">0.74 (0.67-0.82)</w:t>
-            </w:r>
-          </w:p>
-        </w:tc>
-        <w:tc>
-          <w:tcPr/>
-          <w:p>
-            <w:pPr>
-              <w:pStyle w:val="Compact"/>
-            </w:pPr>
-            <w:r>
-              <w:t xml:space="preserve">n/a</w:t>
-            </w:r>
-          </w:p>
-        </w:tc>
-      </w:tr>
-      <w:tr>
-        <w:tc>
-          <w:tcPr/>
-          <w:p>
-            <w:pPr>
-              <w:pStyle w:val="Compact"/>
-            </w:pPr>
-            <w:r>
-              <w:t xml:space="preserve">year_c</w:t>
-            </w:r>
-          </w:p>
-        </w:tc>
-        <w:tc>
-          <w:tcPr/>
-          <w:p>
-            <w:pPr>
-              <w:pStyle w:val="Compact"/>
-            </w:pPr>
-            <w:r>
-              <w:t xml:space="preserve">1.00 (0.99-1.01)</w:t>
-            </w:r>
-          </w:p>
-        </w:tc>
-        <w:tc>
-          <w:tcPr/>
-          <w:p>
-            <w:pPr>
-              <w:pStyle w:val="Compact"/>
-            </w:pPr>
-            <w:r>
-              <w:t xml:space="preserve">0.850</w:t>
-            </w:r>
-          </w:p>
-        </w:tc>
-      </w:tr>
-      <w:tr>
-        <w:tc>
-          <w:tcPr/>
-          <w:p>
-            <w:pPr>
-              <w:pStyle w:val="Compact"/>
-            </w:pPr>
-            <w:r>
-              <w:t xml:space="preserve">Specialty: General OB/GYN:year_c</w:t>
-            </w:r>
-          </w:p>
-        </w:tc>
-        <w:tc>
-          <w:tcPr/>
-          <w:p>
-            <w:pPr>
-              <w:pStyle w:val="Compact"/>
-            </w:pPr>
-            <w:r>
-              <w:t xml:space="preserve">1.00 (0.97-1.02)</w:t>
-            </w:r>
-          </w:p>
-        </w:tc>
-        <w:tc>
-          <w:tcPr/>
-          <w:p>
-            <w:pPr>
-              <w:pStyle w:val="Compact"/>
-            </w:pPr>
-            <w:r>
-              <w:t xml:space="preserve">0.900</w:t>
-            </w:r>
-          </w:p>
-        </w:tc>
-      </w:tr>
-      <w:tr>
-        <w:tc>
-          <w:tcPr/>
-          <w:p>
-            <w:pPr>
-              <w:pStyle w:val="Compact"/>
-            </w:pPr>
-            <w:r>
-              <w:t xml:space="preserve">Specialty: MIGS:year_c</w:t>
-            </w:r>
-          </w:p>
-        </w:tc>
-        <w:tc>
-          <w:tcPr/>
-          <w:p>
-            <w:pPr>
-              <w:pStyle w:val="Compact"/>
-            </w:pPr>
-            <w:r>
-              <w:t xml:space="preserve">1.08 (1.02-1.14)</w:t>
-            </w:r>
-          </w:p>
-        </w:tc>
-        <w:tc>
-          <w:tcPr/>
-          <w:p>
-            <w:pPr>
-              <w:pStyle w:val="Compact"/>
-            </w:pPr>
-            <w:r>
-              <w:t xml:space="preserve">0.005</w:t>
-            </w:r>
-          </w:p>
-        </w:tc>
-      </w:tr>
-      <w:tr>
-        <w:tc>
-          <w:tcPr/>
-          <w:p>
-            <w:pPr>
-              <w:pStyle w:val="Compact"/>
-            </w:pPr>
-            <w:r>
-              <w:t xml:space="preserve">Specialty: Urology:year_c</w:t>
-            </w:r>
-          </w:p>
-        </w:tc>
-        <w:tc>
-          <w:tcPr/>
-          <w:p>
-            <w:pPr>
-              <w:pStyle w:val="Compact"/>
-            </w:pPr>
-            <w:r>
-              <w:t xml:space="preserve">0.99 (0.97-1.01)</w:t>
-            </w:r>
-          </w:p>
-        </w:tc>
-        <w:tc>
-          <w:tcPr/>
-          <w:p>
-            <w:pPr>
-              <w:pStyle w:val="Compact"/>
-            </w:pPr>
-            <w:r>
-              <w:t xml:space="preserve">0.220</w:t>
-            </w:r>
-          </w:p>
-        </w:tc>
-      </w:tr>
-      <w:tr>
-        <w:tc>
-          <w:tcPr/>
-          <w:p>
-            <w:pPr>
-              <w:pStyle w:val="Compact"/>
-            </w:pPr>
-            <w:r>
-              <w:t xml:space="preserve">Specialty: URPS (urology):year_c</w:t>
-            </w:r>
-          </w:p>
-        </w:tc>
-        <w:tc>
-          <w:tcPr/>
-          <w:p>
-            <w:pPr>
-              <w:pStyle w:val="Compact"/>
-            </w:pPr>
-            <w:r>
-              <w:t xml:space="preserve">0.99 (0.97-1.01)</w:t>
-            </w:r>
-          </w:p>
-        </w:tc>
-        <w:tc>
-          <w:tcPr/>
-          <w:p>
-            <w:pPr>
-              <w:pStyle w:val="Compact"/>
-            </w:pPr>
-            <w:r>
-              <w:t xml:space="preserve">0.210</w:t>
-            </w:r>
-          </w:p>
-        </w:tc>
-      </w:tr>
-    </w:tbl>
     <w:p>
       <w:pPr>
-        <w:pStyle w:val="BodyText"/>
+        <w:pStyle w:val="SourceCode"/>
+      </w:pPr>
+      <w:r>
+        <w:rPr>
+          <w:rStyle w:val="VerbatimChar"/>
+        </w:rPr>
+        <w:t xml:space="preserve">## _Run pipeline step 06 to generate this table._</w:t>
+      </w:r>
+    </w:p>
+    <w:p>
+      <w:pPr>
+        <w:pStyle w:val="FirstParagraph"/>
       </w:pPr>
       <w:r>
         <w:rPr>
@@ -16220,578 +15482,20 @@
         <w:t xml:space="preserve">Per-physician volume comparisons (one median value per physician), Kruskal-Wallis and pairwise Wilcoxon tests with Bonferroni correction.</w:t>
       </w:r>
     </w:p>
-    <w:tbl>
-      <w:tblPr>
-        <w:tblStyle w:val="Table"/>
-        <w:tblW w:type="pct" w:w="5000"/>
-        <w:tblLayout w:type="fixed"/>
-        <w:tblLook w:firstRow="1" w:lastRow="0" w:firstColumn="0" w:lastColumn="0" w:noHBand="0" w:noVBand="0" w:val="0020"/>
-      </w:tblPr>
-      <w:tblGrid>
-        <w:gridCol w:w="5940"/>
-        <w:gridCol w:w="907"/>
-        <w:gridCol w:w="330"/>
-        <w:gridCol w:w="742"/>
-      </w:tblGrid>
-      <w:tr>
-        <w:trPr>
-          <w:tblHeader w:val="on"/>
-        </w:trPr>
-        <w:tc>
-          <w:tcPr/>
-          <w:p>
-            <w:pPr>
-              <w:pStyle w:val="Compact"/>
-            </w:pPr>
-            <w:r>
-              <w:t xml:space="preserve">Test</w:t>
-            </w:r>
-          </w:p>
-        </w:tc>
-        <w:tc>
-          <w:tcPr/>
-          <w:p>
-            <w:pPr>
-              <w:pStyle w:val="Compact"/>
-            </w:pPr>
-            <w:r>
-              <w:t xml:space="preserve">Statistic</w:t>
-            </w:r>
-          </w:p>
-        </w:tc>
-        <w:tc>
-          <w:tcPr/>
-          <w:p>
-            <w:pPr>
-              <w:pStyle w:val="Compact"/>
-            </w:pPr>
-            <w:r>
-              <w:t xml:space="preserve">df</w:t>
-            </w:r>
-          </w:p>
-        </w:tc>
-        <w:tc>
-          <w:tcPr/>
-          <w:p>
-            <w:pPr>
-              <w:pStyle w:val="Compact"/>
-            </w:pPr>
-            <w:r>
-              <w:t xml:space="preserve">p-value</w:t>
-            </w:r>
-          </w:p>
-        </w:tc>
-      </w:tr>
-      <w:tr>
-        <w:tc>
-          <w:tcPr/>
-          <w:p>
-            <w:pPr>
-              <w:pStyle w:val="Compact"/>
-            </w:pPr>
-            <w:r>
-              <w:t xml:space="preserve">Kruskal-Wallis: per-physician median volume across specialties</w:t>
-            </w:r>
-          </w:p>
-        </w:tc>
-        <w:tc>
-          <w:tcPr/>
-          <w:p>
-            <w:pPr>
-              <w:pStyle w:val="Compact"/>
-            </w:pPr>
-            <w:r>
-              <w:t xml:space="preserve">96.34</w:t>
-            </w:r>
-          </w:p>
-        </w:tc>
-        <w:tc>
-          <w:tcPr/>
-          <w:p>
-            <w:pPr>
-              <w:pStyle w:val="Compact"/>
-            </w:pPr>
-            <w:r>
-              <w:t xml:space="preserve">4</w:t>
-            </w:r>
-          </w:p>
-        </w:tc>
-        <w:tc>
-          <w:tcPr/>
-          <w:p>
-            <w:pPr>
-              <w:pStyle w:val="Compact"/>
-            </w:pPr>
-            <w:r>
-              <w:t xml:space="preserve">&lt;0.001</w:t>
-            </w:r>
-          </w:p>
-        </w:tc>
-      </w:tr>
-      <w:tr>
-        <w:tc>
-          <w:tcPr/>
-          <w:p>
-            <w:pPr>
-              <w:pStyle w:val="Compact"/>
-            </w:pPr>
-            <w:r>
-              <w:t xml:space="preserve">Wilcoxon (per-physician, bonferroni): MIGS vs General OB/GYN</w:t>
-            </w:r>
-          </w:p>
-        </w:tc>
-        <w:tc>
-          <w:tcPr/>
-          <w:p>
-            <w:pPr>
-              <w:pStyle w:val="Compact"/>
-            </w:pPr>
-            <w:r>
-              <w:t xml:space="preserve">n/a</w:t>
-            </w:r>
-          </w:p>
-        </w:tc>
-        <w:tc>
-          <w:tcPr/>
-          <w:p>
-            <w:pPr>
-              <w:pStyle w:val="Compact"/>
-            </w:pPr>
-            <w:r>
-              <w:t xml:space="preserve">NA</w:t>
-            </w:r>
-          </w:p>
-        </w:tc>
-        <w:tc>
-          <w:tcPr/>
-          <w:p>
-            <w:pPr>
-              <w:pStyle w:val="Compact"/>
-            </w:pPr>
-            <w:r>
-              <w:t xml:space="preserve">1.00</w:t>
-            </w:r>
-          </w:p>
-        </w:tc>
-      </w:tr>
-      <w:tr>
-        <w:tc>
-          <w:tcPr/>
-          <w:p>
-            <w:pPr>
-              <w:pStyle w:val="Compact"/>
-            </w:pPr>
-            <w:r>
-              <w:t xml:space="preserve">Wilcoxon (per-physician, bonferroni): Urology vs General OB/GYN</w:t>
-            </w:r>
-          </w:p>
-        </w:tc>
-        <w:tc>
-          <w:tcPr/>
-          <w:p>
-            <w:pPr>
-              <w:pStyle w:val="Compact"/>
-            </w:pPr>
-            <w:r>
-              <w:t xml:space="preserve">n/a</w:t>
-            </w:r>
-          </w:p>
-        </w:tc>
-        <w:tc>
-          <w:tcPr/>
-          <w:p>
-            <w:pPr>
-              <w:pStyle w:val="Compact"/>
-            </w:pPr>
-            <w:r>
-              <w:t xml:space="preserve">NA</w:t>
-            </w:r>
-          </w:p>
-        </w:tc>
-        <w:tc>
-          <w:tcPr/>
-          <w:p>
-            <w:pPr>
-              <w:pStyle w:val="Compact"/>
-            </w:pPr>
-            <w:r>
-              <w:t xml:space="preserve">1.00</w:t>
-            </w:r>
-          </w:p>
-        </w:tc>
-      </w:tr>
-      <w:tr>
-        <w:tc>
-          <w:tcPr/>
-          <w:p>
-            <w:pPr>
-              <w:pStyle w:val="Compact"/>
-            </w:pPr>
-            <w:r>
-              <w:t xml:space="preserve">Wilcoxon (per-physician, bonferroni): Urology vs MIGS</w:t>
-            </w:r>
-          </w:p>
-        </w:tc>
-        <w:tc>
-          <w:tcPr/>
-          <w:p>
-            <w:pPr>
-              <w:pStyle w:val="Compact"/>
-            </w:pPr>
-            <w:r>
-              <w:t xml:space="preserve">n/a</w:t>
-            </w:r>
-          </w:p>
-        </w:tc>
-        <w:tc>
-          <w:tcPr/>
-          <w:p>
-            <w:pPr>
-              <w:pStyle w:val="Compact"/>
-            </w:pPr>
-            <w:r>
-              <w:t xml:space="preserve">NA</w:t>
-            </w:r>
-          </w:p>
-        </w:tc>
-        <w:tc>
-          <w:tcPr/>
-          <w:p>
-            <w:pPr>
-              <w:pStyle w:val="Compact"/>
-            </w:pPr>
-            <w:r>
-              <w:t xml:space="preserve">1.00</w:t>
-            </w:r>
-          </w:p>
-        </w:tc>
-      </w:tr>
-      <w:tr>
-        <w:tc>
-          <w:tcPr/>
-          <w:p>
-            <w:pPr>
-              <w:pStyle w:val="Compact"/>
-            </w:pPr>
-            <w:r>
-              <w:t xml:space="preserve">Wilcoxon (per-physician, bonferroni): URPS (OB/GYN) vs General OB/GYN</w:t>
-            </w:r>
-          </w:p>
-        </w:tc>
-        <w:tc>
-          <w:tcPr/>
-          <w:p>
-            <w:pPr>
-              <w:pStyle w:val="Compact"/>
-            </w:pPr>
-            <w:r>
-              <w:t xml:space="preserve">n/a</w:t>
-            </w:r>
-          </w:p>
-        </w:tc>
-        <w:tc>
-          <w:tcPr/>
-          <w:p>
-            <w:pPr>
-              <w:pStyle w:val="Compact"/>
-            </w:pPr>
-            <w:r>
-              <w:t xml:space="preserve">NA</w:t>
-            </w:r>
-          </w:p>
-        </w:tc>
-        <w:tc>
-          <w:tcPr/>
-          <w:p>
-            <w:pPr>
-              <w:pStyle w:val="Compact"/>
-            </w:pPr>
-            <w:r>
-              <w:t xml:space="preserve">&lt;0.001</w:t>
-            </w:r>
-          </w:p>
-        </w:tc>
-      </w:tr>
-      <w:tr>
-        <w:tc>
-          <w:tcPr/>
-          <w:p>
-            <w:pPr>
-              <w:pStyle w:val="Compact"/>
-            </w:pPr>
-            <w:r>
-              <w:t xml:space="preserve">Wilcoxon (per-physician, bonferroni): URPS (OB/GYN) vs MIGS</w:t>
-            </w:r>
-          </w:p>
-        </w:tc>
-        <w:tc>
-          <w:tcPr/>
-          <w:p>
-            <w:pPr>
-              <w:pStyle w:val="Compact"/>
-            </w:pPr>
-            <w:r>
-              <w:t xml:space="preserve">n/a</w:t>
-            </w:r>
-          </w:p>
-        </w:tc>
-        <w:tc>
-          <w:tcPr/>
-          <w:p>
-            <w:pPr>
-              <w:pStyle w:val="Compact"/>
-            </w:pPr>
-            <w:r>
-              <w:t xml:space="preserve">NA</w:t>
-            </w:r>
-          </w:p>
-        </w:tc>
-        <w:tc>
-          <w:tcPr/>
-          <w:p>
-            <w:pPr>
-              <w:pStyle w:val="Compact"/>
-            </w:pPr>
-            <w:r>
-              <w:t xml:space="preserve">1.00</w:t>
-            </w:r>
-          </w:p>
-        </w:tc>
-      </w:tr>
-      <w:tr>
-        <w:tc>
-          <w:tcPr/>
-          <w:p>
-            <w:pPr>
-              <w:pStyle w:val="Compact"/>
-            </w:pPr>
-            <w:r>
-              <w:t xml:space="preserve">Wilcoxon (per-physician, bonferroni): URPS (OB/GYN) vs Urology</w:t>
-            </w:r>
-          </w:p>
-        </w:tc>
-        <w:tc>
-          <w:tcPr/>
-          <w:p>
-            <w:pPr>
-              <w:pStyle w:val="Compact"/>
-            </w:pPr>
-            <w:r>
-              <w:t xml:space="preserve">n/a</w:t>
-            </w:r>
-          </w:p>
-        </w:tc>
-        <w:tc>
-          <w:tcPr/>
-          <w:p>
-            <w:pPr>
-              <w:pStyle w:val="Compact"/>
-            </w:pPr>
-            <w:r>
-              <w:t xml:space="preserve">NA</w:t>
-            </w:r>
-          </w:p>
-        </w:tc>
-        <w:tc>
-          <w:tcPr/>
-          <w:p>
-            <w:pPr>
-              <w:pStyle w:val="Compact"/>
-            </w:pPr>
-            <w:r>
-              <w:t xml:space="preserve">&lt;0.001</w:t>
-            </w:r>
-          </w:p>
-        </w:tc>
-      </w:tr>
-      <w:tr>
-        <w:tc>
-          <w:tcPr/>
-          <w:p>
-            <w:pPr>
-              <w:pStyle w:val="Compact"/>
-            </w:pPr>
-            <w:r>
-              <w:t xml:space="preserve">Wilcoxon (per-physician, bonferroni): URPS (urology) vs General OB/GYN</w:t>
-            </w:r>
-          </w:p>
-        </w:tc>
-        <w:tc>
-          <w:tcPr/>
-          <w:p>
-            <w:pPr>
-              <w:pStyle w:val="Compact"/>
-            </w:pPr>
-            <w:r>
-              <w:t xml:space="preserve">n/a</w:t>
-            </w:r>
-          </w:p>
-        </w:tc>
-        <w:tc>
-          <w:tcPr/>
-          <w:p>
-            <w:pPr>
-              <w:pStyle w:val="Compact"/>
-            </w:pPr>
-            <w:r>
-              <w:t xml:space="preserve">NA</w:t>
-            </w:r>
-          </w:p>
-        </w:tc>
-        <w:tc>
-          <w:tcPr/>
-          <w:p>
-            <w:pPr>
-              <w:pStyle w:val="Compact"/>
-            </w:pPr>
-            <w:r>
-              <w:t xml:space="preserve">0.90</w:t>
-            </w:r>
-          </w:p>
-        </w:tc>
-      </w:tr>
-      <w:tr>
-        <w:tc>
-          <w:tcPr/>
-          <w:p>
-            <w:pPr>
-              <w:pStyle w:val="Compact"/>
-            </w:pPr>
-            <w:r>
-              <w:t xml:space="preserve">Wilcoxon (per-physician, bonferroni): URPS (urology) vs MIGS</w:t>
-            </w:r>
-          </w:p>
-        </w:tc>
-        <w:tc>
-          <w:tcPr/>
-          <w:p>
-            <w:pPr>
-              <w:pStyle w:val="Compact"/>
-            </w:pPr>
-            <w:r>
-              <w:t xml:space="preserve">n/a</w:t>
-            </w:r>
-          </w:p>
-        </w:tc>
-        <w:tc>
-          <w:tcPr/>
-          <w:p>
-            <w:pPr>
-              <w:pStyle w:val="Compact"/>
-            </w:pPr>
-            <w:r>
-              <w:t xml:space="preserve">NA</w:t>
-            </w:r>
-          </w:p>
-        </w:tc>
-        <w:tc>
-          <w:tcPr/>
-          <w:p>
-            <w:pPr>
-              <w:pStyle w:val="Compact"/>
-            </w:pPr>
-            <w:r>
-              <w:t xml:space="preserve">1.00</w:t>
-            </w:r>
-          </w:p>
-        </w:tc>
-      </w:tr>
-      <w:tr>
-        <w:tc>
-          <w:tcPr/>
-          <w:p>
-            <w:pPr>
-              <w:pStyle w:val="Compact"/>
-            </w:pPr>
-            <w:r>
-              <w:t xml:space="preserve">Wilcoxon (per-physician, bonferroni): URPS (urology) vs Urology</w:t>
-            </w:r>
-          </w:p>
-        </w:tc>
-        <w:tc>
-          <w:tcPr/>
-          <w:p>
-            <w:pPr>
-              <w:pStyle w:val="Compact"/>
-            </w:pPr>
-            <w:r>
-              <w:t xml:space="preserve">n/a</w:t>
-            </w:r>
-          </w:p>
-        </w:tc>
-        <w:tc>
-          <w:tcPr/>
-          <w:p>
-            <w:pPr>
-              <w:pStyle w:val="Compact"/>
-            </w:pPr>
-            <w:r>
-              <w:t xml:space="preserve">NA</w:t>
-            </w:r>
-          </w:p>
-        </w:tc>
-        <w:tc>
-          <w:tcPr/>
-          <w:p>
-            <w:pPr>
-              <w:pStyle w:val="Compact"/>
-            </w:pPr>
-            <w:r>
-              <w:t xml:space="preserve">0.57</w:t>
-            </w:r>
-          </w:p>
-        </w:tc>
-      </w:tr>
-      <w:tr>
-        <w:tc>
-          <w:tcPr/>
-          <w:p>
-            <w:pPr>
-              <w:pStyle w:val="Compact"/>
-            </w:pPr>
-            <w:r>
-              <w:t xml:space="preserve">Wilcoxon (per-physician, bonferroni): URPS (urology) vs URPS (OB/GYN)</w:t>
-            </w:r>
-          </w:p>
-        </w:tc>
-        <w:tc>
-          <w:tcPr/>
-          <w:p>
-            <w:pPr>
-              <w:pStyle w:val="Compact"/>
-            </w:pPr>
-            <w:r>
-              <w:t xml:space="preserve">n/a</w:t>
-            </w:r>
-          </w:p>
-        </w:tc>
-        <w:tc>
-          <w:tcPr/>
-          <w:p>
-            <w:pPr>
-              <w:pStyle w:val="Compact"/>
-            </w:pPr>
-            <w:r>
-              <w:t xml:space="preserve">NA</w:t>
-            </w:r>
-          </w:p>
-        </w:tc>
-        <w:tc>
-          <w:tcPr/>
-          <w:p>
-            <w:pPr>
-              <w:pStyle w:val="Compact"/>
-            </w:pPr>
-            <w:r>
-              <w:t xml:space="preserve">&lt;0.001</w:t>
-            </w:r>
-          </w:p>
-        </w:tc>
-      </w:tr>
-    </w:tbl>
     <w:p>
       <w:pPr>
-        <w:pStyle w:val="BodyText"/>
+        <w:pStyle w:val="SourceCode"/>
+      </w:pPr>
+      <w:r>
+        <w:rPr>
+          <w:rStyle w:val="VerbatimChar"/>
+        </w:rPr>
+        <w:t xml:space="preserve">## _Run pipeline step 06 to generate this table._</w:t>
+      </w:r>
+    </w:p>
+    <w:p>
+      <w:pPr>
+        <w:pStyle w:val="FirstParagraph"/>
       </w:pPr>
       <w:r>
         <w:rPr>
@@ -16807,1224 +15511,20 @@
         <w:t xml:space="preserve">Specialty distribution under alternative classification schemes (time-varying, modal, ever-URPS/MIGS, certification-gated).</w:t>
       </w:r>
     </w:p>
-    <w:tbl>
-      <w:tblPr>
-        <w:tblStyle w:val="Table"/>
-        <w:tblW w:type="pct" w:w="5000"/>
-        <w:tblLayout w:type="fixed"/>
-        <w:tblLook w:firstRow="1" w:lastRow="0" w:firstColumn="0" w:lastColumn="0" w:noHBand="0" w:noVBand="0" w:val="0020"/>
-      </w:tblPr>
-      <w:tblGrid>
-        <w:gridCol w:w="3717"/>
-        <w:gridCol w:w="1373"/>
-        <w:gridCol w:w="1050"/>
-        <w:gridCol w:w="969"/>
-        <w:gridCol w:w="808"/>
-      </w:tblGrid>
-      <w:tr>
-        <w:trPr>
-          <w:tblHeader w:val="on"/>
-        </w:trPr>
-        <w:tc>
-          <w:tcPr/>
-          <w:p>
-            <w:pPr>
-              <w:pStyle w:val="Compact"/>
-            </w:pPr>
-            <w:r>
-              <w:t xml:space="preserve">Scheme</w:t>
-            </w:r>
-          </w:p>
-        </w:tc>
-        <w:tc>
-          <w:tcPr/>
-          <w:p>
-            <w:pPr>
-              <w:pStyle w:val="Compact"/>
-            </w:pPr>
-            <w:r>
-              <w:t xml:space="preserve">Specialty</w:t>
-            </w:r>
-          </w:p>
-        </w:tc>
-        <w:tc>
-          <w:tcPr/>
-          <w:p>
-            <w:pPr>
-              <w:pStyle w:val="Compact"/>
-            </w:pPr>
-            <w:r>
-              <w:t xml:space="preserve">N providers</w:t>
-            </w:r>
-          </w:p>
-        </w:tc>
-        <w:tc>
-          <w:tcPr/>
-          <w:p>
-            <w:pPr>
-              <w:pStyle w:val="Compact"/>
-            </w:pPr>
-            <w:r>
-              <w:t xml:space="preserve">Procedures</w:t>
-            </w:r>
-          </w:p>
-        </w:tc>
-        <w:tc>
-          <w:tcPr/>
-          <w:p>
-            <w:pPr>
-              <w:pStyle w:val="Compact"/>
-            </w:pPr>
-            <w:r>
-              <w:t xml:space="preserve">% of all</w:t>
-            </w:r>
-          </w:p>
-        </w:tc>
-      </w:tr>
-      <w:tr>
-        <w:tc>
-          <w:tcPr/>
-          <w:p>
-            <w:pPr>
-              <w:pStyle w:val="Compact"/>
-            </w:pPr>
-            <w:r>
-              <w:t xml:space="preserve">Time-varying (per physician-year)</w:t>
-            </w:r>
-          </w:p>
-        </w:tc>
-        <w:tc>
-          <w:tcPr/>
-          <w:p>
-            <w:pPr>
-              <w:pStyle w:val="Compact"/>
-            </w:pPr>
-            <w:r>
-              <w:t xml:space="preserve">General OB/GYN</w:t>
-            </w:r>
-          </w:p>
-        </w:tc>
-        <w:tc>
-          <w:tcPr/>
-          <w:p>
-            <w:pPr>
-              <w:pStyle w:val="Compact"/>
-            </w:pPr>
-            <w:r>
-              <w:t xml:space="preserve">336</w:t>
-            </w:r>
-          </w:p>
-        </w:tc>
-        <w:tc>
-          <w:tcPr/>
-          <w:p>
-            <w:pPr>
-              <w:pStyle w:val="Compact"/>
-            </w:pPr>
-            <w:r>
-              <w:t xml:space="preserve">18316</w:t>
-            </w:r>
-          </w:p>
-        </w:tc>
-        <w:tc>
-          <w:tcPr/>
-          <w:p>
-            <w:pPr>
-              <w:pStyle w:val="Compact"/>
-            </w:pPr>
-            <w:r>
-              <w:t xml:space="preserve">13.0%</w:t>
-            </w:r>
-          </w:p>
-        </w:tc>
-      </w:tr>
-      <w:tr>
-        <w:tc>
-          <w:tcPr/>
-          <w:p>
-            <w:pPr>
-              <w:pStyle w:val="Compact"/>
-            </w:pPr>
-            <w:r>
-              <w:t xml:space="preserve">Time-varying (per physician-year)</w:t>
-            </w:r>
-          </w:p>
-        </w:tc>
-        <w:tc>
-          <w:tcPr/>
-          <w:p>
-            <w:pPr>
-              <w:pStyle w:val="Compact"/>
-            </w:pPr>
-            <w:r>
-              <w:t xml:space="preserve">MIGS</w:t>
-            </w:r>
-          </w:p>
-        </w:tc>
-        <w:tc>
-          <w:tcPr/>
-          <w:p>
-            <w:pPr>
-              <w:pStyle w:val="Compact"/>
-            </w:pPr>
-            <w:r>
-              <w:t xml:space="preserve">10</w:t>
-            </w:r>
-          </w:p>
-        </w:tc>
-        <w:tc>
-          <w:tcPr/>
-          <w:p>
-            <w:pPr>
-              <w:pStyle w:val="Compact"/>
-            </w:pPr>
-            <w:r>
-              <w:t xml:space="preserve">941</w:t>
-            </w:r>
-          </w:p>
-        </w:tc>
-        <w:tc>
-          <w:tcPr/>
-          <w:p>
-            <w:pPr>
-              <w:pStyle w:val="Compact"/>
-            </w:pPr>
-            <w:r>
-              <w:t xml:space="preserve">0.7%</w:t>
-            </w:r>
-          </w:p>
-        </w:tc>
-      </w:tr>
-      <w:tr>
-        <w:tc>
-          <w:tcPr/>
-          <w:p>
-            <w:pPr>
-              <w:pStyle w:val="Compact"/>
-            </w:pPr>
-            <w:r>
-              <w:t xml:space="preserve">Time-varying (per physician-year)</w:t>
-            </w:r>
-          </w:p>
-        </w:tc>
-        <w:tc>
-          <w:tcPr/>
-          <w:p>
-            <w:pPr>
-              <w:pStyle w:val="Compact"/>
-            </w:pPr>
-            <w:r>
-              <w:t xml:space="preserve">Other/uncertain</w:t>
-            </w:r>
-          </w:p>
-        </w:tc>
-        <w:tc>
-          <w:tcPr/>
-          <w:p>
-            <w:pPr>
-              <w:pStyle w:val="Compact"/>
-            </w:pPr>
-            <w:r>
-              <w:t xml:space="preserve">200</w:t>
-            </w:r>
-          </w:p>
-        </w:tc>
-        <w:tc>
-          <w:tcPr/>
-          <w:p>
-            <w:pPr>
-              <w:pStyle w:val="Compact"/>
-            </w:pPr>
-            <w:r>
-              <w:t xml:space="preserve">11504</w:t>
-            </w:r>
-          </w:p>
-        </w:tc>
-        <w:tc>
-          <w:tcPr/>
-          <w:p>
-            <w:pPr>
-              <w:pStyle w:val="Compact"/>
-            </w:pPr>
-            <w:r>
-              <w:t xml:space="preserve">8.2%</w:t>
-            </w:r>
-          </w:p>
-        </w:tc>
-      </w:tr>
-      <w:tr>
-        <w:tc>
-          <w:tcPr/>
-          <w:p>
-            <w:pPr>
-              <w:pStyle w:val="Compact"/>
-            </w:pPr>
-            <w:r>
-              <w:t xml:space="preserve">Time-varying (per physician-year)</w:t>
-            </w:r>
-          </w:p>
-        </w:tc>
-        <w:tc>
-          <w:tcPr/>
-          <w:p>
-            <w:pPr>
-              <w:pStyle w:val="Compact"/>
-            </w:pPr>
-            <w:r>
-              <w:t xml:space="preserve">URPS</w:t>
-            </w:r>
-          </w:p>
-        </w:tc>
-        <w:tc>
-          <w:tcPr/>
-          <w:p>
-            <w:pPr>
-              <w:pStyle w:val="Compact"/>
-            </w:pPr>
-            <w:r>
-              <w:t xml:space="preserve">767</w:t>
-            </w:r>
-          </w:p>
-        </w:tc>
-        <w:tc>
-          <w:tcPr/>
-          <w:p>
-            <w:pPr>
-              <w:pStyle w:val="Compact"/>
-            </w:pPr>
-            <w:r>
-              <w:t xml:space="preserve">89773</w:t>
-            </w:r>
-          </w:p>
-        </w:tc>
-        <w:tc>
-          <w:tcPr/>
-          <w:p>
-            <w:pPr>
-              <w:pStyle w:val="Compact"/>
-            </w:pPr>
-            <w:r>
-              <w:t xml:space="preserve">63.7%</w:t>
-            </w:r>
-          </w:p>
-        </w:tc>
-      </w:tr>
-      <w:tr>
-        <w:tc>
-          <w:tcPr/>
-          <w:p>
-            <w:pPr>
-              <w:pStyle w:val="Compact"/>
-            </w:pPr>
-            <w:r>
-              <w:t xml:space="preserve">Time-varying (per physician-year)</w:t>
-            </w:r>
-          </w:p>
-        </w:tc>
-        <w:tc>
-          <w:tcPr/>
-          <w:p>
-            <w:pPr>
-              <w:pStyle w:val="Compact"/>
-            </w:pPr>
-            <w:r>
-              <w:t xml:space="preserve">Urology</w:t>
-            </w:r>
-          </w:p>
-        </w:tc>
-        <w:tc>
-          <w:tcPr/>
-          <w:p>
-            <w:pPr>
-              <w:pStyle w:val="Compact"/>
-            </w:pPr>
-            <w:r>
-              <w:t xml:space="preserve">366</w:t>
-            </w:r>
-          </w:p>
-        </w:tc>
-        <w:tc>
-          <w:tcPr/>
-          <w:p>
-            <w:pPr>
-              <w:pStyle w:val="Compact"/>
-            </w:pPr>
-            <w:r>
-              <w:t xml:space="preserve">20475</w:t>
-            </w:r>
-          </w:p>
-        </w:tc>
-        <w:tc>
-          <w:tcPr/>
-          <w:p>
-            <w:pPr>
-              <w:pStyle w:val="Compact"/>
-            </w:pPr>
-            <w:r>
-              <w:t xml:space="preserve">14.5%</w:t>
-            </w:r>
-          </w:p>
-        </w:tc>
-      </w:tr>
-      <w:tr>
-        <w:tc>
-          <w:tcPr/>
-          <w:p>
-            <w:pPr>
-              <w:pStyle w:val="Compact"/>
-            </w:pPr>
-            <w:r>
-              <w:t xml:space="preserve">Modal (single most-frequent specialty)</w:t>
-            </w:r>
-          </w:p>
-        </w:tc>
-        <w:tc>
-          <w:tcPr/>
-          <w:p>
-            <w:pPr>
-              <w:pStyle w:val="Compact"/>
-            </w:pPr>
-            <w:r>
-              <w:t xml:space="preserve">General OB/GYN</w:t>
-            </w:r>
-          </w:p>
-        </w:tc>
-        <w:tc>
-          <w:tcPr/>
-          <w:p>
-            <w:pPr>
-              <w:pStyle w:val="Compact"/>
-            </w:pPr>
-            <w:r>
-              <w:t xml:space="preserve">332</w:t>
-            </w:r>
-          </w:p>
-        </w:tc>
-        <w:tc>
-          <w:tcPr/>
-          <w:p>
-            <w:pPr>
-              <w:pStyle w:val="Compact"/>
-            </w:pPr>
-            <w:r>
-              <w:t xml:space="preserve">18287</w:t>
-            </w:r>
-          </w:p>
-        </w:tc>
-        <w:tc>
-          <w:tcPr/>
-          <w:p>
-            <w:pPr>
-              <w:pStyle w:val="Compact"/>
-            </w:pPr>
-            <w:r>
-              <w:t xml:space="preserve">13.0%</w:t>
-            </w:r>
-          </w:p>
-        </w:tc>
-      </w:tr>
-      <w:tr>
-        <w:tc>
-          <w:tcPr/>
-          <w:p>
-            <w:pPr>
-              <w:pStyle w:val="Compact"/>
-            </w:pPr>
-            <w:r>
-              <w:t xml:space="preserve">Modal (single most-frequent specialty)</w:t>
-            </w:r>
-          </w:p>
-        </w:tc>
-        <w:tc>
-          <w:tcPr/>
-          <w:p>
-            <w:pPr>
-              <w:pStyle w:val="Compact"/>
-            </w:pPr>
-            <w:r>
-              <w:t xml:space="preserve">MIGS</w:t>
-            </w:r>
-          </w:p>
-        </w:tc>
-        <w:tc>
-          <w:tcPr/>
-          <w:p>
-            <w:pPr>
-              <w:pStyle w:val="Compact"/>
-            </w:pPr>
-            <w:r>
-              <w:t xml:space="preserve">10</w:t>
-            </w:r>
-          </w:p>
-        </w:tc>
-        <w:tc>
-          <w:tcPr/>
-          <w:p>
-            <w:pPr>
-              <w:pStyle w:val="Compact"/>
-            </w:pPr>
-            <w:r>
-              <w:t xml:space="preserve">941</w:t>
-            </w:r>
-          </w:p>
-        </w:tc>
-        <w:tc>
-          <w:tcPr/>
-          <w:p>
-            <w:pPr>
-              <w:pStyle w:val="Compact"/>
-            </w:pPr>
-            <w:r>
-              <w:t xml:space="preserve">0.7%</w:t>
-            </w:r>
-          </w:p>
-        </w:tc>
-      </w:tr>
-      <w:tr>
-        <w:tc>
-          <w:tcPr/>
-          <w:p>
-            <w:pPr>
-              <w:pStyle w:val="Compact"/>
-            </w:pPr>
-            <w:r>
-              <w:t xml:space="preserve">Modal (single most-frequent specialty)</w:t>
-            </w:r>
-          </w:p>
-        </w:tc>
-        <w:tc>
-          <w:tcPr/>
-          <w:p>
-            <w:pPr>
-              <w:pStyle w:val="Compact"/>
-            </w:pPr>
-            <w:r>
-              <w:t xml:space="preserve">Other/uncertain</w:t>
-            </w:r>
-          </w:p>
-        </w:tc>
-        <w:tc>
-          <w:tcPr/>
-          <w:p>
-            <w:pPr>
-              <w:pStyle w:val="Compact"/>
-            </w:pPr>
-            <w:r>
-              <w:t xml:space="preserve">200</w:t>
-            </w:r>
-          </w:p>
-        </w:tc>
-        <w:tc>
-          <w:tcPr/>
-          <w:p>
-            <w:pPr>
-              <w:pStyle w:val="Compact"/>
-            </w:pPr>
-            <w:r>
-              <w:t xml:space="preserve">11504</w:t>
-            </w:r>
-          </w:p>
-        </w:tc>
-        <w:tc>
-          <w:tcPr/>
-          <w:p>
-            <w:pPr>
-              <w:pStyle w:val="Compact"/>
-            </w:pPr>
-            <w:r>
-              <w:t xml:space="preserve">8.2%</w:t>
-            </w:r>
-          </w:p>
-        </w:tc>
-      </w:tr>
-      <w:tr>
-        <w:tc>
-          <w:tcPr/>
-          <w:p>
-            <w:pPr>
-              <w:pStyle w:val="Compact"/>
-            </w:pPr>
-            <w:r>
-              <w:t xml:space="preserve">Modal (single most-frequent specialty)</w:t>
-            </w:r>
-          </w:p>
-        </w:tc>
-        <w:tc>
-          <w:tcPr/>
-          <w:p>
-            <w:pPr>
-              <w:pStyle w:val="Compact"/>
-            </w:pPr>
-            <w:r>
-              <w:t xml:space="preserve">URPS</w:t>
-            </w:r>
-          </w:p>
-        </w:tc>
-        <w:tc>
-          <w:tcPr/>
-          <w:p>
-            <w:pPr>
-              <w:pStyle w:val="Compact"/>
-            </w:pPr>
-            <w:r>
-              <w:t xml:space="preserve">766</w:t>
-            </w:r>
-          </w:p>
-        </w:tc>
-        <w:tc>
-          <w:tcPr/>
-          <w:p>
-            <w:pPr>
-              <w:pStyle w:val="Compact"/>
-            </w:pPr>
-            <w:r>
-              <w:t xml:space="preserve">90107</w:t>
-            </w:r>
-          </w:p>
-        </w:tc>
-        <w:tc>
-          <w:tcPr/>
-          <w:p>
-            <w:pPr>
-              <w:pStyle w:val="Compact"/>
-            </w:pPr>
-            <w:r>
-              <w:t xml:space="preserve">63.9%</w:t>
-            </w:r>
-          </w:p>
-        </w:tc>
-      </w:tr>
-      <w:tr>
-        <w:tc>
-          <w:tcPr/>
-          <w:p>
-            <w:pPr>
-              <w:pStyle w:val="Compact"/>
-            </w:pPr>
-            <w:r>
-              <w:t xml:space="preserve">Modal (single most-frequent specialty)</w:t>
-            </w:r>
-          </w:p>
-        </w:tc>
-        <w:tc>
-          <w:tcPr/>
-          <w:p>
-            <w:pPr>
-              <w:pStyle w:val="Compact"/>
-            </w:pPr>
-            <w:r>
-              <w:t xml:space="preserve">Urology</w:t>
-            </w:r>
-          </w:p>
-        </w:tc>
-        <w:tc>
-          <w:tcPr/>
-          <w:p>
-            <w:pPr>
-              <w:pStyle w:val="Compact"/>
-            </w:pPr>
-            <w:r>
-              <w:t xml:space="preserve">358</w:t>
-            </w:r>
-          </w:p>
-        </w:tc>
-        <w:tc>
-          <w:tcPr/>
-          <w:p>
-            <w:pPr>
-              <w:pStyle w:val="Compact"/>
-            </w:pPr>
-            <w:r>
-              <w:t xml:space="preserve">20170</w:t>
-            </w:r>
-          </w:p>
-        </w:tc>
-        <w:tc>
-          <w:tcPr/>
-          <w:p>
-            <w:pPr>
-              <w:pStyle w:val="Compact"/>
-            </w:pPr>
-            <w:r>
-              <w:t xml:space="preserve">14.3%</w:t>
-            </w:r>
-          </w:p>
-        </w:tc>
-      </w:tr>
-      <w:tr>
-        <w:tc>
-          <w:tcPr/>
-          <w:p>
-            <w:pPr>
-              <w:pStyle w:val="Compact"/>
-            </w:pPr>
-            <w:r>
-              <w:t xml:space="preserve">Ever URPS/MIGS</w:t>
-            </w:r>
-          </w:p>
-        </w:tc>
-        <w:tc>
-          <w:tcPr/>
-          <w:p>
-            <w:pPr>
-              <w:pStyle w:val="Compact"/>
-            </w:pPr>
-            <w:r>
-              <w:t xml:space="preserve">General OB/GYN</w:t>
-            </w:r>
-          </w:p>
-        </w:tc>
-        <w:tc>
-          <w:tcPr/>
-          <w:p>
-            <w:pPr>
-              <w:pStyle w:val="Compact"/>
-            </w:pPr>
-            <w:r>
-              <w:t xml:space="preserve">332</w:t>
-            </w:r>
-          </w:p>
-        </w:tc>
-        <w:tc>
-          <w:tcPr/>
-          <w:p>
-            <w:pPr>
-              <w:pStyle w:val="Compact"/>
-            </w:pPr>
-            <w:r>
-              <w:t xml:space="preserve">18287</w:t>
-            </w:r>
-          </w:p>
-        </w:tc>
-        <w:tc>
-          <w:tcPr/>
-          <w:p>
-            <w:pPr>
-              <w:pStyle w:val="Compact"/>
-            </w:pPr>
-            <w:r>
-              <w:t xml:space="preserve">13.0%</w:t>
-            </w:r>
-          </w:p>
-        </w:tc>
-      </w:tr>
-      <w:tr>
-        <w:tc>
-          <w:tcPr/>
-          <w:p>
-            <w:pPr>
-              <w:pStyle w:val="Compact"/>
-            </w:pPr>
-            <w:r>
-              <w:t xml:space="preserve">Ever URPS/MIGS</w:t>
-            </w:r>
-          </w:p>
-        </w:tc>
-        <w:tc>
-          <w:tcPr/>
-          <w:p>
-            <w:pPr>
-              <w:pStyle w:val="Compact"/>
-            </w:pPr>
-            <w:r>
-              <w:t xml:space="preserve">MIGS</w:t>
-            </w:r>
-          </w:p>
-        </w:tc>
-        <w:tc>
-          <w:tcPr/>
-          <w:p>
-            <w:pPr>
-              <w:pStyle w:val="Compact"/>
-            </w:pPr>
-            <w:r>
-              <w:t xml:space="preserve">10</w:t>
-            </w:r>
-          </w:p>
-        </w:tc>
-        <w:tc>
-          <w:tcPr/>
-          <w:p>
-            <w:pPr>
-              <w:pStyle w:val="Compact"/>
-            </w:pPr>
-            <w:r>
-              <w:t xml:space="preserve">941</w:t>
-            </w:r>
-          </w:p>
-        </w:tc>
-        <w:tc>
-          <w:tcPr/>
-          <w:p>
-            <w:pPr>
-              <w:pStyle w:val="Compact"/>
-            </w:pPr>
-            <w:r>
-              <w:t xml:space="preserve">0.7%</w:t>
-            </w:r>
-          </w:p>
-        </w:tc>
-      </w:tr>
-      <w:tr>
-        <w:tc>
-          <w:tcPr/>
-          <w:p>
-            <w:pPr>
-              <w:pStyle w:val="Compact"/>
-            </w:pPr>
-            <w:r>
-              <w:t xml:space="preserve">Ever URPS/MIGS</w:t>
-            </w:r>
-          </w:p>
-        </w:tc>
-        <w:tc>
-          <w:tcPr/>
-          <w:p>
-            <w:pPr>
-              <w:pStyle w:val="Compact"/>
-            </w:pPr>
-            <w:r>
-              <w:t xml:space="preserve">Other/uncertain</w:t>
-            </w:r>
-          </w:p>
-        </w:tc>
-        <w:tc>
-          <w:tcPr/>
-          <w:p>
-            <w:pPr>
-              <w:pStyle w:val="Compact"/>
-            </w:pPr>
-            <w:r>
-              <w:t xml:space="preserve">200</w:t>
-            </w:r>
-          </w:p>
-        </w:tc>
-        <w:tc>
-          <w:tcPr/>
-          <w:p>
-            <w:pPr>
-              <w:pStyle w:val="Compact"/>
-            </w:pPr>
-            <w:r>
-              <w:t xml:space="preserve">11504</w:t>
-            </w:r>
-          </w:p>
-        </w:tc>
-        <w:tc>
-          <w:tcPr/>
-          <w:p>
-            <w:pPr>
-              <w:pStyle w:val="Compact"/>
-            </w:pPr>
-            <w:r>
-              <w:t xml:space="preserve">8.2%</w:t>
-            </w:r>
-          </w:p>
-        </w:tc>
-      </w:tr>
-      <w:tr>
-        <w:tc>
-          <w:tcPr/>
-          <w:p>
-            <w:pPr>
-              <w:pStyle w:val="Compact"/>
-            </w:pPr>
-            <w:r>
-              <w:t xml:space="preserve">Ever URPS/MIGS</w:t>
-            </w:r>
-          </w:p>
-        </w:tc>
-        <w:tc>
-          <w:tcPr/>
-          <w:p>
-            <w:pPr>
-              <w:pStyle w:val="Compact"/>
-            </w:pPr>
-            <w:r>
-              <w:t xml:space="preserve">URPS</w:t>
-            </w:r>
-          </w:p>
-        </w:tc>
-        <w:tc>
-          <w:tcPr/>
-          <w:p>
-            <w:pPr>
-              <w:pStyle w:val="Compact"/>
-            </w:pPr>
-            <w:r>
-              <w:t xml:space="preserve">767</w:t>
-            </w:r>
-          </w:p>
-        </w:tc>
-        <w:tc>
-          <w:tcPr/>
-          <w:p>
-            <w:pPr>
-              <w:pStyle w:val="Compact"/>
-            </w:pPr>
-            <w:r>
-              <w:t xml:space="preserve">90686</w:t>
-            </w:r>
-          </w:p>
-        </w:tc>
-        <w:tc>
-          <w:tcPr/>
-          <w:p>
-            <w:pPr>
-              <w:pStyle w:val="Compact"/>
-            </w:pPr>
-            <w:r>
-              <w:t xml:space="preserve">64.3%</w:t>
-            </w:r>
-          </w:p>
-        </w:tc>
-      </w:tr>
-      <w:tr>
-        <w:tc>
-          <w:tcPr/>
-          <w:p>
-            <w:pPr>
-              <w:pStyle w:val="Compact"/>
-            </w:pPr>
-            <w:r>
-              <w:t xml:space="preserve">Ever URPS/MIGS</w:t>
-            </w:r>
-          </w:p>
-        </w:tc>
-        <w:tc>
-          <w:tcPr/>
-          <w:p>
-            <w:pPr>
-              <w:pStyle w:val="Compact"/>
-            </w:pPr>
-            <w:r>
-              <w:t xml:space="preserve">Urology</w:t>
-            </w:r>
-          </w:p>
-        </w:tc>
-        <w:tc>
-          <w:tcPr/>
-          <w:p>
-            <w:pPr>
-              <w:pStyle w:val="Compact"/>
-            </w:pPr>
-            <w:r>
-              <w:t xml:space="preserve">357</w:t>
-            </w:r>
-          </w:p>
-        </w:tc>
-        <w:tc>
-          <w:tcPr/>
-          <w:p>
-            <w:pPr>
-              <w:pStyle w:val="Compact"/>
-            </w:pPr>
-            <w:r>
-              <w:t xml:space="preserve">19591</w:t>
-            </w:r>
-          </w:p>
-        </w:tc>
-        <w:tc>
-          <w:tcPr/>
-          <w:p>
-            <w:pPr>
-              <w:pStyle w:val="Compact"/>
-            </w:pPr>
-            <w:r>
-              <w:t xml:space="preserve">13.9%</w:t>
-            </w:r>
-          </w:p>
-        </w:tc>
-      </w:tr>
-      <w:tr>
-        <w:tc>
-          <w:tcPr/>
-          <w:p>
-            <w:pPr>
-              <w:pStyle w:val="Compact"/>
-            </w:pPr>
-            <w:r>
-              <w:t xml:space="preserve">Time-varying cert-gated (ABOG sub1startdate)</w:t>
-            </w:r>
-          </w:p>
-        </w:tc>
-        <w:tc>
-          <w:tcPr/>
-          <w:p>
-            <w:pPr>
-              <w:pStyle w:val="Compact"/>
-            </w:pPr>
-            <w:r>
-              <w:t xml:space="preserve">General OB/GYN</w:t>
-            </w:r>
-          </w:p>
-        </w:tc>
-        <w:tc>
-          <w:tcPr/>
-          <w:p>
-            <w:pPr>
-              <w:pStyle w:val="Compact"/>
-            </w:pPr>
-            <w:r>
-              <w:t xml:space="preserve">533</w:t>
-            </w:r>
-          </w:p>
-        </w:tc>
-        <w:tc>
-          <w:tcPr/>
-          <w:p>
-            <w:pPr>
-              <w:pStyle w:val="Compact"/>
-            </w:pPr>
-            <w:r>
-              <w:t xml:space="preserve">27453</w:t>
-            </w:r>
-          </w:p>
-        </w:tc>
-        <w:tc>
-          <w:tcPr/>
-          <w:p>
-            <w:pPr>
-              <w:pStyle w:val="Compact"/>
-            </w:pPr>
-            <w:r>
-              <w:t xml:space="preserve">19.5%</w:t>
-            </w:r>
-          </w:p>
-        </w:tc>
-      </w:tr>
-      <w:tr>
-        <w:tc>
-          <w:tcPr/>
-          <w:p>
-            <w:pPr>
-              <w:pStyle w:val="Compact"/>
-            </w:pPr>
-            <w:r>
-              <w:t xml:space="preserve">Time-varying cert-gated (ABOG sub1startdate)</w:t>
-            </w:r>
-          </w:p>
-        </w:tc>
-        <w:tc>
-          <w:tcPr/>
-          <w:p>
-            <w:pPr>
-              <w:pStyle w:val="Compact"/>
-            </w:pPr>
-            <w:r>
-              <w:t xml:space="preserve">MIGS</w:t>
-            </w:r>
-          </w:p>
-        </w:tc>
-        <w:tc>
-          <w:tcPr/>
-          <w:p>
-            <w:pPr>
-              <w:pStyle w:val="Compact"/>
-            </w:pPr>
-            <w:r>
-              <w:t xml:space="preserve">5</w:t>
-            </w:r>
-          </w:p>
-        </w:tc>
-        <w:tc>
-          <w:tcPr/>
-          <w:p>
-            <w:pPr>
-              <w:pStyle w:val="Compact"/>
-            </w:pPr>
-            <w:r>
-              <w:t xml:space="preserve">201</w:t>
-            </w:r>
-          </w:p>
-        </w:tc>
-        <w:tc>
-          <w:tcPr/>
-          <w:p>
-            <w:pPr>
-              <w:pStyle w:val="Compact"/>
-            </w:pPr>
-            <w:r>
-              <w:t xml:space="preserve">0.1%</w:t>
-            </w:r>
-          </w:p>
-        </w:tc>
-      </w:tr>
-      <w:tr>
-        <w:tc>
-          <w:tcPr/>
-          <w:p>
-            <w:pPr>
-              <w:pStyle w:val="Compact"/>
-            </w:pPr>
-            <w:r>
-              <w:t xml:space="preserve">Time-varying cert-gated (ABOG sub1startdate)</w:t>
-            </w:r>
-          </w:p>
-        </w:tc>
-        <w:tc>
-          <w:tcPr/>
-          <w:p>
-            <w:pPr>
-              <w:pStyle w:val="Compact"/>
-            </w:pPr>
-            <w:r>
-              <w:t xml:space="preserve">Other/uncertain</w:t>
-            </w:r>
-          </w:p>
-        </w:tc>
-        <w:tc>
-          <w:tcPr/>
-          <w:p>
-            <w:pPr>
-              <w:pStyle w:val="Compact"/>
-            </w:pPr>
-            <w:r>
-              <w:t xml:space="preserve">200</w:t>
-            </w:r>
-          </w:p>
-        </w:tc>
-        <w:tc>
-          <w:tcPr/>
-          <w:p>
-            <w:pPr>
-              <w:pStyle w:val="Compact"/>
-            </w:pPr>
-            <w:r>
-              <w:t xml:space="preserve">11492</w:t>
-            </w:r>
-          </w:p>
-        </w:tc>
-        <w:tc>
-          <w:tcPr/>
-          <w:p>
-            <w:pPr>
-              <w:pStyle w:val="Compact"/>
-            </w:pPr>
-            <w:r>
-              <w:t xml:space="preserve">8.1%</w:t>
-            </w:r>
-          </w:p>
-        </w:tc>
-      </w:tr>
-      <w:tr>
-        <w:tc>
-          <w:tcPr/>
-          <w:p>
-            <w:pPr>
-              <w:pStyle w:val="Compact"/>
-            </w:pPr>
-            <w:r>
-              <w:t xml:space="preserve">Time-varying cert-gated (ABOG sub1startdate)</w:t>
-            </w:r>
-          </w:p>
-        </w:tc>
-        <w:tc>
-          <w:tcPr/>
-          <w:p>
-            <w:pPr>
-              <w:pStyle w:val="Compact"/>
-            </w:pPr>
-            <w:r>
-              <w:t xml:space="preserve">URPS</w:t>
-            </w:r>
-          </w:p>
-        </w:tc>
-        <w:tc>
-          <w:tcPr/>
-          <w:p>
-            <w:pPr>
-              <w:pStyle w:val="Compact"/>
-            </w:pPr>
-            <w:r>
-              <w:t xml:space="preserve">716</w:t>
-            </w:r>
-          </w:p>
-        </w:tc>
-        <w:tc>
-          <w:tcPr/>
-          <w:p>
-            <w:pPr>
-              <w:pStyle w:val="Compact"/>
-            </w:pPr>
-            <w:r>
-              <w:t xml:space="preserve">83348</w:t>
-            </w:r>
-          </w:p>
-        </w:tc>
-        <w:tc>
-          <w:tcPr/>
-          <w:p>
-            <w:pPr>
-              <w:pStyle w:val="Compact"/>
-            </w:pPr>
-            <w:r>
-              <w:t xml:space="preserve">59.1%</w:t>
-            </w:r>
-          </w:p>
-        </w:tc>
-      </w:tr>
-      <w:tr>
-        <w:tc>
-          <w:tcPr/>
-          <w:p>
-            <w:pPr>
-              <w:pStyle w:val="Compact"/>
-            </w:pPr>
-            <w:r>
-              <w:t xml:space="preserve">Time-varying cert-gated (ABOG sub1startdate)</w:t>
-            </w:r>
-          </w:p>
-        </w:tc>
-        <w:tc>
-          <w:tcPr/>
-          <w:p>
-            <w:pPr>
-              <w:pStyle w:val="Compact"/>
-            </w:pPr>
-            <w:r>
-              <w:t xml:space="preserve">Urology</w:t>
-            </w:r>
-          </w:p>
-        </w:tc>
-        <w:tc>
-          <w:tcPr/>
-          <w:p>
-            <w:pPr>
-              <w:pStyle w:val="Compact"/>
-            </w:pPr>
-            <w:r>
-              <w:t xml:space="preserve">353</w:t>
-            </w:r>
-          </w:p>
-        </w:tc>
-        <w:tc>
-          <w:tcPr/>
-          <w:p>
-            <w:pPr>
-              <w:pStyle w:val="Compact"/>
-            </w:pPr>
-            <w:r>
-              <w:t xml:space="preserve">18515</w:t>
-            </w:r>
-          </w:p>
-        </w:tc>
-        <w:tc>
-          <w:tcPr/>
-          <w:p>
-            <w:pPr>
-              <w:pStyle w:val="Compact"/>
-            </w:pPr>
-            <w:r>
-              <w:t xml:space="preserve">13.1%</w:t>
-            </w:r>
-          </w:p>
-        </w:tc>
-      </w:tr>
-    </w:tbl>
     <w:p>
       <w:pPr>
-        <w:pStyle w:val="BodyText"/>
+        <w:pStyle w:val="SourceCode"/>
+      </w:pPr>
+      <w:r>
+        <w:rPr>
+          <w:rStyle w:val="VerbatimChar"/>
+        </w:rPr>
+        <w:t xml:space="preserve">## _Run pipeline step 06 to generate this table._</w:t>
+      </w:r>
+    </w:p>
+    <w:p>
+      <w:pPr>
+        <w:pStyle w:val="FirstParagraph"/>
       </w:pPr>
       <w:r>
         <w:rPr>
@@ -18040,312 +15540,20 @@
         <w:t xml:space="preserve">All-pathway URPS and OB/GYN-based market-share trends under each classification scheme. The URPS increase remains positive and significant in every scheme.</w:t>
       </w:r>
     </w:p>
-    <w:tbl>
-      <w:tblPr>
-        <w:tblStyle w:val="Table"/>
-        <w:tblW w:type="pct" w:w="5000"/>
-        <w:tblLayout w:type="fixed"/>
-        <w:tblLook w:firstRow="1" w:lastRow="0" w:firstColumn="0" w:lastColumn="0" w:noHBand="0" w:noVBand="0" w:val="0020"/>
-      </w:tblPr>
-      <w:tblGrid>
-        <w:gridCol w:w="3607"/>
-        <w:gridCol w:w="1568"/>
-        <w:gridCol w:w="627"/>
-        <w:gridCol w:w="1489"/>
-        <w:gridCol w:w="627"/>
-      </w:tblGrid>
-      <w:tr>
-        <w:trPr>
-          <w:tblHeader w:val="on"/>
-        </w:trPr>
-        <w:tc>
-          <w:tcPr/>
-          <w:p>
-            <w:pPr>
-              <w:pStyle w:val="Compact"/>
-            </w:pPr>
-            <w:r>
-              <w:t xml:space="preserve">Scheme</w:t>
-            </w:r>
-          </w:p>
-        </w:tc>
-        <w:tc>
-          <w:tcPr/>
-          <w:p>
-            <w:pPr>
-              <w:pStyle w:val="Compact"/>
-            </w:pPr>
-            <w:r>
-              <w:t xml:space="preserve">URPS slope (pp/yr)</w:t>
-            </w:r>
-          </w:p>
-        </w:tc>
-        <w:tc>
-          <w:tcPr/>
-          <w:p>
-            <w:pPr>
-              <w:pStyle w:val="Compact"/>
-            </w:pPr>
-            <w:r>
-              <w:t xml:space="preserve">URPS p</w:t>
-            </w:r>
-          </w:p>
-        </w:tc>
-        <w:tc>
-          <w:tcPr/>
-          <w:p>
-            <w:pPr>
-              <w:pStyle w:val="Compact"/>
-            </w:pPr>
-            <w:r>
-              <w:t xml:space="preserve">Gyn slope (pp/yr)</w:t>
-            </w:r>
-          </w:p>
-        </w:tc>
-        <w:tc>
-          <w:tcPr/>
-          <w:p>
-            <w:pPr>
-              <w:pStyle w:val="Compact"/>
-            </w:pPr>
-            <w:r>
-              <w:t xml:space="preserve">Gyn p</w:t>
-            </w:r>
-          </w:p>
-        </w:tc>
-      </w:tr>
-      <w:tr>
-        <w:tc>
-          <w:tcPr/>
-          <w:p>
-            <w:pPr>
-              <w:pStyle w:val="Compact"/>
-            </w:pPr>
-            <w:r>
-              <w:t xml:space="preserve">Time-varying (per physician-year)</w:t>
-            </w:r>
-          </w:p>
-        </w:tc>
-        <w:tc>
-          <w:tcPr/>
-          <w:p>
-            <w:pPr>
-              <w:pStyle w:val="Compact"/>
-            </w:pPr>
-            <w:r>
-              <w:t xml:space="preserve">1.116</w:t>
-            </w:r>
-          </w:p>
-        </w:tc>
-        <w:tc>
-          <w:tcPr/>
-          <w:p>
-            <w:pPr>
-              <w:pStyle w:val="Compact"/>
-            </w:pPr>
-            <w:r>
-              <w:t xml:space="preserve">&lt;0.001</w:t>
-            </w:r>
-          </w:p>
-        </w:tc>
-        <w:tc>
-          <w:tcPr/>
-          <w:p>
-            <w:pPr>
-              <w:pStyle w:val="Compact"/>
-            </w:pPr>
-            <w:r>
-              <w:t xml:space="preserve">0.796</w:t>
-            </w:r>
-          </w:p>
-        </w:tc>
-        <w:tc>
-          <w:tcPr/>
-          <w:p>
-            <w:pPr>
-              <w:pStyle w:val="Compact"/>
-            </w:pPr>
-            <w:r>
-              <w:t xml:space="preserve">&lt;0.001</w:t>
-            </w:r>
-          </w:p>
-        </w:tc>
-      </w:tr>
-      <w:tr>
-        <w:tc>
-          <w:tcPr/>
-          <w:p>
-            <w:pPr>
-              <w:pStyle w:val="Compact"/>
-            </w:pPr>
-            <w:r>
-              <w:t xml:space="preserve">Modal (single most-frequent specialty)</w:t>
-            </w:r>
-          </w:p>
-        </w:tc>
-        <w:tc>
-          <w:tcPr/>
-          <w:p>
-            <w:pPr>
-              <w:pStyle w:val="Compact"/>
-            </w:pPr>
-            <w:r>
-              <w:t xml:space="preserve">1.200</w:t>
-            </w:r>
-          </w:p>
-        </w:tc>
-        <w:tc>
-          <w:tcPr/>
-          <w:p>
-            <w:pPr>
-              <w:pStyle w:val="Compact"/>
-            </w:pPr>
-            <w:r>
-              <w:t xml:space="preserve">&lt;0.001</w:t>
-            </w:r>
-          </w:p>
-        </w:tc>
-        <w:tc>
-          <w:tcPr/>
-          <w:p>
-            <w:pPr>
-              <w:pStyle w:val="Compact"/>
-            </w:pPr>
-            <w:r>
-              <w:t xml:space="preserve">0.906</w:t>
-            </w:r>
-          </w:p>
-        </w:tc>
-        <w:tc>
-          <w:tcPr/>
-          <w:p>
-            <w:pPr>
-              <w:pStyle w:val="Compact"/>
-            </w:pPr>
-            <w:r>
-              <w:t xml:space="preserve">&lt;0.001</w:t>
-            </w:r>
-          </w:p>
-        </w:tc>
-      </w:tr>
-      <w:tr>
-        <w:tc>
-          <w:tcPr/>
-          <w:p>
-            <w:pPr>
-              <w:pStyle w:val="Compact"/>
-            </w:pPr>
-            <w:r>
-              <w:t xml:space="preserve">Ever URPS/MIGS</w:t>
-            </w:r>
-          </w:p>
-        </w:tc>
-        <w:tc>
-          <w:tcPr/>
-          <w:p>
-            <w:pPr>
-              <w:pStyle w:val="Compact"/>
-            </w:pPr>
-            <w:r>
-              <w:t xml:space="preserve">1.174</w:t>
-            </w:r>
-          </w:p>
-        </w:tc>
-        <w:tc>
-          <w:tcPr/>
-          <w:p>
-            <w:pPr>
-              <w:pStyle w:val="Compact"/>
-            </w:pPr>
-            <w:r>
-              <w:t xml:space="preserve">&lt;0.001</w:t>
-            </w:r>
-          </w:p>
-        </w:tc>
-        <w:tc>
-          <w:tcPr/>
-          <w:p>
-            <w:pPr>
-              <w:pStyle w:val="Compact"/>
-            </w:pPr>
-            <w:r>
-              <w:t xml:space="preserve">0.881</w:t>
-            </w:r>
-          </w:p>
-        </w:tc>
-        <w:tc>
-          <w:tcPr/>
-          <w:p>
-            <w:pPr>
-              <w:pStyle w:val="Compact"/>
-            </w:pPr>
-            <w:r>
-              <w:t xml:space="preserve">&lt;0.001</w:t>
-            </w:r>
-          </w:p>
-        </w:tc>
-      </w:tr>
-      <w:tr>
-        <w:tc>
-          <w:tcPr/>
-          <w:p>
-            <w:pPr>
-              <w:pStyle w:val="Compact"/>
-            </w:pPr>
-            <w:r>
-              <w:t xml:space="preserve">Time-varying cert-gated (ABOG sub1startdate)</w:t>
-            </w:r>
-          </w:p>
-        </w:tc>
-        <w:tc>
-          <w:tcPr/>
-          <w:p>
-            <w:pPr>
-              <w:pStyle w:val="Compact"/>
-            </w:pPr>
-            <w:r>
-              <w:t xml:space="preserve">1.762</w:t>
-            </w:r>
-          </w:p>
-        </w:tc>
-        <w:tc>
-          <w:tcPr/>
-          <w:p>
-            <w:pPr>
-              <w:pStyle w:val="Compact"/>
-            </w:pPr>
-            <w:r>
-              <w:t xml:space="preserve">&lt;0.001</w:t>
-            </w:r>
-          </w:p>
-        </w:tc>
-        <w:tc>
-          <w:tcPr/>
-          <w:p>
-            <w:pPr>
-              <w:pStyle w:val="Compact"/>
-            </w:pPr>
-            <w:r>
-              <w:t xml:space="preserve">0.792</w:t>
-            </w:r>
-          </w:p>
-        </w:tc>
-        <w:tc>
-          <w:tcPr/>
-          <w:p>
-            <w:pPr>
-              <w:pStyle w:val="Compact"/>
-            </w:pPr>
-            <w:r>
-              <w:t xml:space="preserve">&lt;0.001</w:t>
-            </w:r>
-          </w:p>
-        </w:tc>
-      </w:tr>
-    </w:tbl>
     <w:p>
       <w:pPr>
-        <w:pStyle w:val="BodyText"/>
+        <w:pStyle w:val="SourceCode"/>
+      </w:pPr>
+      <w:r>
+        <w:rPr>
+          <w:rStyle w:val="VerbatimChar"/>
+        </w:rPr>
+        <w:t xml:space="preserve">## _Run pipeline step 06 to generate this table._</w:t>
+      </w:r>
+    </w:p>
+    <w:p>
+      <w:pPr>
+        <w:pStyle w:val="FirstParagraph"/>
       </w:pPr>
       <w:r>
         <w:rPr>
@@ -18361,3048 +15569,20 @@
         <w:t xml:space="preserve">Observable surgeons and URPS share by provider practice state (geography, secondary analysis). A state with no observable URPS surgeon may still have URPS surgeons who each fell below the CMS reporting threshold.</w:t>
       </w:r>
     </w:p>
-    <w:tbl>
-      <w:tblPr>
-        <w:tblStyle w:val="Table"/>
-        <w:tblW w:type="pct" w:w="5000"/>
-        <w:tblLayout w:type="fixed"/>
-        <w:tblLook w:firstRow="1" w:lastRow="0" w:firstColumn="0" w:lastColumn="0" w:noHBand="0" w:noVBand="0" w:val="0020"/>
-      </w:tblPr>
-      <w:tblGrid>
-        <w:gridCol w:w="759"/>
-        <w:gridCol w:w="2278"/>
-        <w:gridCol w:w="1627"/>
-        <w:gridCol w:w="1301"/>
-        <w:gridCol w:w="1952"/>
-      </w:tblGrid>
-      <w:tr>
-        <w:trPr>
-          <w:tblHeader w:val="on"/>
-        </w:trPr>
-        <w:tc>
-          <w:tcPr/>
-          <w:p>
-            <w:pPr>
-              <w:pStyle w:val="Compact"/>
-            </w:pPr>
-            <w:r>
-              <w:t xml:space="preserve">State</w:t>
-            </w:r>
-          </w:p>
-        </w:tc>
-        <w:tc>
-          <w:tcPr/>
-          <w:p>
-            <w:pPr>
-              <w:pStyle w:val="Compact"/>
-            </w:pPr>
-            <w:r>
-              <w:t xml:space="preserve">Observable surgeons</w:t>
-            </w:r>
-          </w:p>
-        </w:tc>
-        <w:tc>
-          <w:tcPr/>
-          <w:p>
-            <w:pPr>
-              <w:pStyle w:val="Compact"/>
-            </w:pPr>
-            <w:r>
-              <w:t xml:space="preserve">URPS surgeons</w:t>
-            </w:r>
-          </w:p>
-        </w:tc>
-        <w:tc>
-          <w:tcPr/>
-          <w:p>
-            <w:pPr>
-              <w:pStyle w:val="Compact"/>
-            </w:pPr>
-            <w:r>
-              <w:t xml:space="preserve">URPS share</w:t>
-            </w:r>
-          </w:p>
-        </w:tc>
-        <w:tc>
-          <w:tcPr/>
-          <w:p>
-            <w:pPr>
-              <w:pStyle w:val="Compact"/>
-            </w:pPr>
-            <w:r>
-              <w:t xml:space="preserve">Observable URPS?</w:t>
-            </w:r>
-          </w:p>
-        </w:tc>
-      </w:tr>
-      <w:tr>
-        <w:tc>
-          <w:tcPr/>
-          <w:p>
-            <w:pPr>
-              <w:pStyle w:val="Compact"/>
-            </w:pPr>
-            <w:r>
-              <w:t xml:space="preserve">TX</w:t>
-            </w:r>
-          </w:p>
-        </w:tc>
-        <w:tc>
-          <w:tcPr/>
-          <w:p>
-            <w:pPr>
-              <w:pStyle w:val="Compact"/>
-            </w:pPr>
-            <w:r>
-              <w:t xml:space="preserve">120</w:t>
-            </w:r>
-          </w:p>
-        </w:tc>
-        <w:tc>
-          <w:tcPr/>
-          <w:p>
-            <w:pPr>
-              <w:pStyle w:val="Compact"/>
-            </w:pPr>
-            <w:r>
-              <w:t xml:space="preserve">47</w:t>
-            </w:r>
-          </w:p>
-        </w:tc>
-        <w:tc>
-          <w:tcPr/>
-          <w:p>
-            <w:pPr>
-              <w:pStyle w:val="Compact"/>
-            </w:pPr>
-            <w:r>
-              <w:t xml:space="preserve">39.2%</w:t>
-            </w:r>
-          </w:p>
-        </w:tc>
-        <w:tc>
-          <w:tcPr/>
-          <w:p>
-            <w:pPr>
-              <w:pStyle w:val="Compact"/>
-            </w:pPr>
-            <w:r>
-              <w:t xml:space="preserve">Yes</w:t>
-            </w:r>
-          </w:p>
-        </w:tc>
-      </w:tr>
-      <w:tr>
-        <w:tc>
-          <w:tcPr/>
-          <w:p>
-            <w:pPr>
-              <w:pStyle w:val="Compact"/>
-            </w:pPr>
-            <w:r>
-              <w:t xml:space="preserve">CA</w:t>
-            </w:r>
-          </w:p>
-        </w:tc>
-        <w:tc>
-          <w:tcPr/>
-          <w:p>
-            <w:pPr>
-              <w:pStyle w:val="Compact"/>
-            </w:pPr>
-            <w:r>
-              <w:t xml:space="preserve">106</w:t>
-            </w:r>
-          </w:p>
-        </w:tc>
-        <w:tc>
-          <w:tcPr/>
-          <w:p>
-            <w:pPr>
-              <w:pStyle w:val="Compact"/>
-            </w:pPr>
-            <w:r>
-              <w:t xml:space="preserve">50</w:t>
-            </w:r>
-          </w:p>
-        </w:tc>
-        <w:tc>
-          <w:tcPr/>
-          <w:p>
-            <w:pPr>
-              <w:pStyle w:val="Compact"/>
-            </w:pPr>
-            <w:r>
-              <w:t xml:space="preserve">47.2%</w:t>
-            </w:r>
-          </w:p>
-        </w:tc>
-        <w:tc>
-          <w:tcPr/>
-          <w:p>
-            <w:pPr>
-              <w:pStyle w:val="Compact"/>
-            </w:pPr>
-            <w:r>
-              <w:t xml:space="preserve">Yes</w:t>
-            </w:r>
-          </w:p>
-        </w:tc>
-      </w:tr>
-      <w:tr>
-        <w:tc>
-          <w:tcPr/>
-          <w:p>
-            <w:pPr>
-              <w:pStyle w:val="Compact"/>
-            </w:pPr>
-            <w:r>
-              <w:t xml:space="preserve">FL</w:t>
-            </w:r>
-          </w:p>
-        </w:tc>
-        <w:tc>
-          <w:tcPr/>
-          <w:p>
-            <w:pPr>
-              <w:pStyle w:val="Compact"/>
-            </w:pPr>
-            <w:r>
-              <w:t xml:space="preserve">98</w:t>
-            </w:r>
-          </w:p>
-        </w:tc>
-        <w:tc>
-          <w:tcPr/>
-          <w:p>
-            <w:pPr>
-              <w:pStyle w:val="Compact"/>
-            </w:pPr>
-            <w:r>
-              <w:t xml:space="preserve">49</w:t>
-            </w:r>
-          </w:p>
-        </w:tc>
-        <w:tc>
-          <w:tcPr/>
-          <w:p>
-            <w:pPr>
-              <w:pStyle w:val="Compact"/>
-            </w:pPr>
-            <w:r>
-              <w:t xml:space="preserve">50.0%</w:t>
-            </w:r>
-          </w:p>
-        </w:tc>
-        <w:tc>
-          <w:tcPr/>
-          <w:p>
-            <w:pPr>
-              <w:pStyle w:val="Compact"/>
-            </w:pPr>
-            <w:r>
-              <w:t xml:space="preserve">Yes</w:t>
-            </w:r>
-          </w:p>
-        </w:tc>
-      </w:tr>
-      <w:tr>
-        <w:tc>
-          <w:tcPr/>
-          <w:p>
-            <w:pPr>
-              <w:pStyle w:val="Compact"/>
-            </w:pPr>
-            <w:r>
-              <w:t xml:space="preserve">NY</w:t>
-            </w:r>
-          </w:p>
-        </w:tc>
-        <w:tc>
-          <w:tcPr/>
-          <w:p>
-            <w:pPr>
-              <w:pStyle w:val="Compact"/>
-            </w:pPr>
-            <w:r>
-              <w:t xml:space="preserve">65</w:t>
-            </w:r>
-          </w:p>
-        </w:tc>
-        <w:tc>
-          <w:tcPr/>
-          <w:p>
-            <w:pPr>
-              <w:pStyle w:val="Compact"/>
-            </w:pPr>
-            <w:r>
-              <w:t xml:space="preserve">41</w:t>
-            </w:r>
-          </w:p>
-        </w:tc>
-        <w:tc>
-          <w:tcPr/>
-          <w:p>
-            <w:pPr>
-              <w:pStyle w:val="Compact"/>
-            </w:pPr>
-            <w:r>
-              <w:t xml:space="preserve">63.1%</w:t>
-            </w:r>
-          </w:p>
-        </w:tc>
-        <w:tc>
-          <w:tcPr/>
-          <w:p>
-            <w:pPr>
-              <w:pStyle w:val="Compact"/>
-            </w:pPr>
-            <w:r>
-              <w:t xml:space="preserve">Yes</w:t>
-            </w:r>
-          </w:p>
-        </w:tc>
-      </w:tr>
-      <w:tr>
-        <w:tc>
-          <w:tcPr/>
-          <w:p>
-            <w:pPr>
-              <w:pStyle w:val="Compact"/>
-            </w:pPr>
-            <w:r>
-              <w:t xml:space="preserve">IL</w:t>
-            </w:r>
-          </w:p>
-        </w:tc>
-        <w:tc>
-          <w:tcPr/>
-          <w:p>
-            <w:pPr>
-              <w:pStyle w:val="Compact"/>
-            </w:pPr>
-            <w:r>
-              <w:t xml:space="preserve">61</w:t>
-            </w:r>
-          </w:p>
-        </w:tc>
-        <w:tc>
-          <w:tcPr/>
-          <w:p>
-            <w:pPr>
-              <w:pStyle w:val="Compact"/>
-            </w:pPr>
-            <w:r>
-              <w:t xml:space="preserve">39</w:t>
-            </w:r>
-          </w:p>
-        </w:tc>
-        <w:tc>
-          <w:tcPr/>
-          <w:p>
-            <w:pPr>
-              <w:pStyle w:val="Compact"/>
-            </w:pPr>
-            <w:r>
-              <w:t xml:space="preserve">63.9%</w:t>
-            </w:r>
-          </w:p>
-        </w:tc>
-        <w:tc>
-          <w:tcPr/>
-          <w:p>
-            <w:pPr>
-              <w:pStyle w:val="Compact"/>
-            </w:pPr>
-            <w:r>
-              <w:t xml:space="preserve">Yes</w:t>
-            </w:r>
-          </w:p>
-        </w:tc>
-      </w:tr>
-      <w:tr>
-        <w:tc>
-          <w:tcPr/>
-          <w:p>
-            <w:pPr>
-              <w:pStyle w:val="Compact"/>
-            </w:pPr>
-            <w:r>
-              <w:t xml:space="preserve">OH</w:t>
-            </w:r>
-          </w:p>
-        </w:tc>
-        <w:tc>
-          <w:tcPr/>
-          <w:p>
-            <w:pPr>
-              <w:pStyle w:val="Compact"/>
-            </w:pPr>
-            <w:r>
-              <w:t xml:space="preserve">56</w:t>
-            </w:r>
-          </w:p>
-        </w:tc>
-        <w:tc>
-          <w:tcPr/>
-          <w:p>
-            <w:pPr>
-              <w:pStyle w:val="Compact"/>
-            </w:pPr>
-            <w:r>
-              <w:t xml:space="preserve">44</w:t>
-            </w:r>
-          </w:p>
-        </w:tc>
-        <w:tc>
-          <w:tcPr/>
-          <w:p>
-            <w:pPr>
-              <w:pStyle w:val="Compact"/>
-            </w:pPr>
-            <w:r>
-              <w:t xml:space="preserve">78.6%</w:t>
-            </w:r>
-          </w:p>
-        </w:tc>
-        <w:tc>
-          <w:tcPr/>
-          <w:p>
-            <w:pPr>
-              <w:pStyle w:val="Compact"/>
-            </w:pPr>
-            <w:r>
-              <w:t xml:space="preserve">Yes</w:t>
-            </w:r>
-          </w:p>
-        </w:tc>
-      </w:tr>
-      <w:tr>
-        <w:tc>
-          <w:tcPr/>
-          <w:p>
-            <w:pPr>
-              <w:pStyle w:val="Compact"/>
-            </w:pPr>
-            <w:r>
-              <w:t xml:space="preserve">PA</w:t>
-            </w:r>
-          </w:p>
-        </w:tc>
-        <w:tc>
-          <w:tcPr/>
-          <w:p>
-            <w:pPr>
-              <w:pStyle w:val="Compact"/>
-            </w:pPr>
-            <w:r>
-              <w:t xml:space="preserve">53</w:t>
-            </w:r>
-          </w:p>
-        </w:tc>
-        <w:tc>
-          <w:tcPr/>
-          <w:p>
-            <w:pPr>
-              <w:pStyle w:val="Compact"/>
-            </w:pPr>
-            <w:r>
-              <w:t xml:space="preserve">33</w:t>
-            </w:r>
-          </w:p>
-        </w:tc>
-        <w:tc>
-          <w:tcPr/>
-          <w:p>
-            <w:pPr>
-              <w:pStyle w:val="Compact"/>
-            </w:pPr>
-            <w:r>
-              <w:t xml:space="preserve">62.3%</w:t>
-            </w:r>
-          </w:p>
-        </w:tc>
-        <w:tc>
-          <w:tcPr/>
-          <w:p>
-            <w:pPr>
-              <w:pStyle w:val="Compact"/>
-            </w:pPr>
-            <w:r>
-              <w:t xml:space="preserve">Yes</w:t>
-            </w:r>
-          </w:p>
-        </w:tc>
-      </w:tr>
-      <w:tr>
-        <w:tc>
-          <w:tcPr/>
-          <w:p>
-            <w:pPr>
-              <w:pStyle w:val="Compact"/>
-            </w:pPr>
-            <w:r>
-              <w:t xml:space="preserve">MI</w:t>
-            </w:r>
-          </w:p>
-        </w:tc>
-        <w:tc>
-          <w:tcPr/>
-          <w:p>
-            <w:pPr>
-              <w:pStyle w:val="Compact"/>
-            </w:pPr>
-            <w:r>
-              <w:t xml:space="preserve">51</w:t>
-            </w:r>
-          </w:p>
-        </w:tc>
-        <w:tc>
-          <w:tcPr/>
-          <w:p>
-            <w:pPr>
-              <w:pStyle w:val="Compact"/>
-            </w:pPr>
-            <w:r>
-              <w:t xml:space="preserve">22</w:t>
-            </w:r>
-          </w:p>
-        </w:tc>
-        <w:tc>
-          <w:tcPr/>
-          <w:p>
-            <w:pPr>
-              <w:pStyle w:val="Compact"/>
-            </w:pPr>
-            <w:r>
-              <w:t xml:space="preserve">43.1%</w:t>
-            </w:r>
-          </w:p>
-        </w:tc>
-        <w:tc>
-          <w:tcPr/>
-          <w:p>
-            <w:pPr>
-              <w:pStyle w:val="Compact"/>
-            </w:pPr>
-            <w:r>
-              <w:t xml:space="preserve">Yes</w:t>
-            </w:r>
-          </w:p>
-        </w:tc>
-      </w:tr>
-      <w:tr>
-        <w:tc>
-          <w:tcPr/>
-          <w:p>
-            <w:pPr>
-              <w:pStyle w:val="Compact"/>
-            </w:pPr>
-            <w:r>
-              <w:t xml:space="preserve">MA</w:t>
-            </w:r>
-          </w:p>
-        </w:tc>
-        <w:tc>
-          <w:tcPr/>
-          <w:p>
-            <w:pPr>
-              <w:pStyle w:val="Compact"/>
-            </w:pPr>
-            <w:r>
-              <w:t xml:space="preserve">50</w:t>
-            </w:r>
-          </w:p>
-        </w:tc>
-        <w:tc>
-          <w:tcPr/>
-          <w:p>
-            <w:pPr>
-              <w:pStyle w:val="Compact"/>
-            </w:pPr>
-            <w:r>
-              <w:t xml:space="preserve">33</w:t>
-            </w:r>
-          </w:p>
-        </w:tc>
-        <w:tc>
-          <w:tcPr/>
-          <w:p>
-            <w:pPr>
-              <w:pStyle w:val="Compact"/>
-            </w:pPr>
-            <w:r>
-              <w:t xml:space="preserve">66.0%</w:t>
-            </w:r>
-          </w:p>
-        </w:tc>
-        <w:tc>
-          <w:tcPr/>
-          <w:p>
-            <w:pPr>
-              <w:pStyle w:val="Compact"/>
-            </w:pPr>
-            <w:r>
-              <w:t xml:space="preserve">Yes</w:t>
-            </w:r>
-          </w:p>
-        </w:tc>
-      </w:tr>
-      <w:tr>
-        <w:tc>
-          <w:tcPr/>
-          <w:p>
-            <w:pPr>
-              <w:pStyle w:val="Compact"/>
-            </w:pPr>
-            <w:r>
-              <w:t xml:space="preserve">NC</w:t>
-            </w:r>
-          </w:p>
-        </w:tc>
-        <w:tc>
-          <w:tcPr/>
-          <w:p>
-            <w:pPr>
-              <w:pStyle w:val="Compact"/>
-            </w:pPr>
-            <w:r>
-              <w:t xml:space="preserve">49</w:t>
-            </w:r>
-          </w:p>
-        </w:tc>
-        <w:tc>
-          <w:tcPr/>
-          <w:p>
-            <w:pPr>
-              <w:pStyle w:val="Compact"/>
-            </w:pPr>
-            <w:r>
-              <w:t xml:space="preserve">35</w:t>
-            </w:r>
-          </w:p>
-        </w:tc>
-        <w:tc>
-          <w:tcPr/>
-          <w:p>
-            <w:pPr>
-              <w:pStyle w:val="Compact"/>
-            </w:pPr>
-            <w:r>
-              <w:t xml:space="preserve">71.4%</w:t>
-            </w:r>
-          </w:p>
-        </w:tc>
-        <w:tc>
-          <w:tcPr/>
-          <w:p>
-            <w:pPr>
-              <w:pStyle w:val="Compact"/>
-            </w:pPr>
-            <w:r>
-              <w:t xml:space="preserve">Yes</w:t>
-            </w:r>
-          </w:p>
-        </w:tc>
-      </w:tr>
-      <w:tr>
-        <w:tc>
-          <w:tcPr/>
-          <w:p>
-            <w:pPr>
-              <w:pStyle w:val="Compact"/>
-            </w:pPr>
-            <w:r>
-              <w:t xml:space="preserve">TN</w:t>
-            </w:r>
-          </w:p>
-        </w:tc>
-        <w:tc>
-          <w:tcPr/>
-          <w:p>
-            <w:pPr>
-              <w:pStyle w:val="Compact"/>
-            </w:pPr>
-            <w:r>
-              <w:t xml:space="preserve">47</w:t>
-            </w:r>
-          </w:p>
-        </w:tc>
-        <w:tc>
-          <w:tcPr/>
-          <w:p>
-            <w:pPr>
-              <w:pStyle w:val="Compact"/>
-            </w:pPr>
-            <w:r>
-              <w:t xml:space="preserve">20</w:t>
-            </w:r>
-          </w:p>
-        </w:tc>
-        <w:tc>
-          <w:tcPr/>
-          <w:p>
-            <w:pPr>
-              <w:pStyle w:val="Compact"/>
-            </w:pPr>
-            <w:r>
-              <w:t xml:space="preserve">42.6%</w:t>
-            </w:r>
-          </w:p>
-        </w:tc>
-        <w:tc>
-          <w:tcPr/>
-          <w:p>
-            <w:pPr>
-              <w:pStyle w:val="Compact"/>
-            </w:pPr>
-            <w:r>
-              <w:t xml:space="preserve">Yes</w:t>
-            </w:r>
-          </w:p>
-        </w:tc>
-      </w:tr>
-      <w:tr>
-        <w:tc>
-          <w:tcPr/>
-          <w:p>
-            <w:pPr>
-              <w:pStyle w:val="Compact"/>
-            </w:pPr>
-            <w:r>
-              <w:t xml:space="preserve">NJ</w:t>
-            </w:r>
-          </w:p>
-        </w:tc>
-        <w:tc>
-          <w:tcPr/>
-          <w:p>
-            <w:pPr>
-              <w:pStyle w:val="Compact"/>
-            </w:pPr>
-            <w:r>
-              <w:t xml:space="preserve">44</w:t>
-            </w:r>
-          </w:p>
-        </w:tc>
-        <w:tc>
-          <w:tcPr/>
-          <w:p>
-            <w:pPr>
-              <w:pStyle w:val="Compact"/>
-            </w:pPr>
-            <w:r>
-              <w:t xml:space="preserve">28</w:t>
-            </w:r>
-          </w:p>
-        </w:tc>
-        <w:tc>
-          <w:tcPr/>
-          <w:p>
-            <w:pPr>
-              <w:pStyle w:val="Compact"/>
-            </w:pPr>
-            <w:r>
-              <w:t xml:space="preserve">63.6%</w:t>
-            </w:r>
-          </w:p>
-        </w:tc>
-        <w:tc>
-          <w:tcPr/>
-          <w:p>
-            <w:pPr>
-              <w:pStyle w:val="Compact"/>
-            </w:pPr>
-            <w:r>
-              <w:t xml:space="preserve">Yes</w:t>
-            </w:r>
-          </w:p>
-        </w:tc>
-      </w:tr>
-      <w:tr>
-        <w:tc>
-          <w:tcPr/>
-          <w:p>
-            <w:pPr>
-              <w:pStyle w:val="Compact"/>
-            </w:pPr>
-            <w:r>
-              <w:t xml:space="preserve">AZ</w:t>
-            </w:r>
-          </w:p>
-        </w:tc>
-        <w:tc>
-          <w:tcPr/>
-          <w:p>
-            <w:pPr>
-              <w:pStyle w:val="Compact"/>
-            </w:pPr>
-            <w:r>
-              <w:t xml:space="preserve">41</w:t>
-            </w:r>
-          </w:p>
-        </w:tc>
-        <w:tc>
-          <w:tcPr/>
-          <w:p>
-            <w:pPr>
-              <w:pStyle w:val="Compact"/>
-            </w:pPr>
-            <w:r>
-              <w:t xml:space="preserve">19</w:t>
-            </w:r>
-          </w:p>
-        </w:tc>
-        <w:tc>
-          <w:tcPr/>
-          <w:p>
-            <w:pPr>
-              <w:pStyle w:val="Compact"/>
-            </w:pPr>
-            <w:r>
-              <w:t xml:space="preserve">46.3%</w:t>
-            </w:r>
-          </w:p>
-        </w:tc>
-        <w:tc>
-          <w:tcPr/>
-          <w:p>
-            <w:pPr>
-              <w:pStyle w:val="Compact"/>
-            </w:pPr>
-            <w:r>
-              <w:t xml:space="preserve">Yes</w:t>
-            </w:r>
-          </w:p>
-        </w:tc>
-      </w:tr>
-      <w:tr>
-        <w:tc>
-          <w:tcPr/>
-          <w:p>
-            <w:pPr>
-              <w:pStyle w:val="Compact"/>
-            </w:pPr>
-            <w:r>
-              <w:t xml:space="preserve">MO</w:t>
-            </w:r>
-          </w:p>
-        </w:tc>
-        <w:tc>
-          <w:tcPr/>
-          <w:p>
-            <w:pPr>
-              <w:pStyle w:val="Compact"/>
-            </w:pPr>
-            <w:r>
-              <w:t xml:space="preserve">38</w:t>
-            </w:r>
-          </w:p>
-        </w:tc>
-        <w:tc>
-          <w:tcPr/>
-          <w:p>
-            <w:pPr>
-              <w:pStyle w:val="Compact"/>
-            </w:pPr>
-            <w:r>
-              <w:t xml:space="preserve">16</w:t>
-            </w:r>
-          </w:p>
-        </w:tc>
-        <w:tc>
-          <w:tcPr/>
-          <w:p>
-            <w:pPr>
-              <w:pStyle w:val="Compact"/>
-            </w:pPr>
-            <w:r>
-              <w:t xml:space="preserve">42.1%</w:t>
-            </w:r>
-          </w:p>
-        </w:tc>
-        <w:tc>
-          <w:tcPr/>
-          <w:p>
-            <w:pPr>
-              <w:pStyle w:val="Compact"/>
-            </w:pPr>
-            <w:r>
-              <w:t xml:space="preserve">Yes</w:t>
-            </w:r>
-          </w:p>
-        </w:tc>
-      </w:tr>
-      <w:tr>
-        <w:tc>
-          <w:tcPr/>
-          <w:p>
-            <w:pPr>
-              <w:pStyle w:val="Compact"/>
-            </w:pPr>
-            <w:r>
-              <w:t xml:space="preserve">GA</w:t>
-            </w:r>
-          </w:p>
-        </w:tc>
-        <w:tc>
-          <w:tcPr/>
-          <w:p>
-            <w:pPr>
-              <w:pStyle w:val="Compact"/>
-            </w:pPr>
-            <w:r>
-              <w:t xml:space="preserve">37</w:t>
-            </w:r>
-          </w:p>
-        </w:tc>
-        <w:tc>
-          <w:tcPr/>
-          <w:p>
-            <w:pPr>
-              <w:pStyle w:val="Compact"/>
-            </w:pPr>
-            <w:r>
-              <w:t xml:space="preserve">17</w:t>
-            </w:r>
-          </w:p>
-        </w:tc>
-        <w:tc>
-          <w:tcPr/>
-          <w:p>
-            <w:pPr>
-              <w:pStyle w:val="Compact"/>
-            </w:pPr>
-            <w:r>
-              <w:t xml:space="preserve">45.9%</w:t>
-            </w:r>
-          </w:p>
-        </w:tc>
-        <w:tc>
-          <w:tcPr/>
-          <w:p>
-            <w:pPr>
-              <w:pStyle w:val="Compact"/>
-            </w:pPr>
-            <w:r>
-              <w:t xml:space="preserve">Yes</w:t>
-            </w:r>
-          </w:p>
-        </w:tc>
-      </w:tr>
-      <w:tr>
-        <w:tc>
-          <w:tcPr/>
-          <w:p>
-            <w:pPr>
-              <w:pStyle w:val="Compact"/>
-            </w:pPr>
-            <w:r>
-              <w:t xml:space="preserve">VA</w:t>
-            </w:r>
-          </w:p>
-        </w:tc>
-        <w:tc>
-          <w:tcPr/>
-          <w:p>
-            <w:pPr>
-              <w:pStyle w:val="Compact"/>
-            </w:pPr>
-            <w:r>
-              <w:t xml:space="preserve">37</w:t>
-            </w:r>
-          </w:p>
-        </w:tc>
-        <w:tc>
-          <w:tcPr/>
-          <w:p>
-            <w:pPr>
-              <w:pStyle w:val="Compact"/>
-            </w:pPr>
-            <w:r>
-              <w:t xml:space="preserve">27</w:t>
-            </w:r>
-          </w:p>
-        </w:tc>
-        <w:tc>
-          <w:tcPr/>
-          <w:p>
-            <w:pPr>
-              <w:pStyle w:val="Compact"/>
-            </w:pPr>
-            <w:r>
-              <w:t xml:space="preserve">73.0%</w:t>
-            </w:r>
-          </w:p>
-        </w:tc>
-        <w:tc>
-          <w:tcPr/>
-          <w:p>
-            <w:pPr>
-              <w:pStyle w:val="Compact"/>
-            </w:pPr>
-            <w:r>
-              <w:t xml:space="preserve">Yes</w:t>
-            </w:r>
-          </w:p>
-        </w:tc>
-      </w:tr>
-      <w:tr>
-        <w:tc>
-          <w:tcPr/>
-          <w:p>
-            <w:pPr>
-              <w:pStyle w:val="Compact"/>
-            </w:pPr>
-            <w:r>
-              <w:t xml:space="preserve">WA</w:t>
-            </w:r>
-          </w:p>
-        </w:tc>
-        <w:tc>
-          <w:tcPr/>
-          <w:p>
-            <w:pPr>
-              <w:pStyle w:val="Compact"/>
-            </w:pPr>
-            <w:r>
-              <w:t xml:space="preserve">36</w:t>
-            </w:r>
-          </w:p>
-        </w:tc>
-        <w:tc>
-          <w:tcPr/>
-          <w:p>
-            <w:pPr>
-              <w:pStyle w:val="Compact"/>
-            </w:pPr>
-            <w:r>
-              <w:t xml:space="preserve">19</w:t>
-            </w:r>
-          </w:p>
-        </w:tc>
-        <w:tc>
-          <w:tcPr/>
-          <w:p>
-            <w:pPr>
-              <w:pStyle w:val="Compact"/>
-            </w:pPr>
-            <w:r>
-              <w:t xml:space="preserve">52.8%</w:t>
-            </w:r>
-          </w:p>
-        </w:tc>
-        <w:tc>
-          <w:tcPr/>
-          <w:p>
-            <w:pPr>
-              <w:pStyle w:val="Compact"/>
-            </w:pPr>
-            <w:r>
-              <w:t xml:space="preserve">Yes</w:t>
-            </w:r>
-          </w:p>
-        </w:tc>
-      </w:tr>
-      <w:tr>
-        <w:tc>
-          <w:tcPr/>
-          <w:p>
-            <w:pPr>
-              <w:pStyle w:val="Compact"/>
-            </w:pPr>
-            <w:r>
-              <w:t xml:space="preserve">IN</w:t>
-            </w:r>
-          </w:p>
-        </w:tc>
-        <w:tc>
-          <w:tcPr/>
-          <w:p>
-            <w:pPr>
-              <w:pStyle w:val="Compact"/>
-            </w:pPr>
-            <w:r>
-              <w:t xml:space="preserve">33</w:t>
-            </w:r>
-          </w:p>
-        </w:tc>
-        <w:tc>
-          <w:tcPr/>
-          <w:p>
-            <w:pPr>
-              <w:pStyle w:val="Compact"/>
-            </w:pPr>
-            <w:r>
-              <w:t xml:space="preserve">13</w:t>
-            </w:r>
-          </w:p>
-        </w:tc>
-        <w:tc>
-          <w:tcPr/>
-          <w:p>
-            <w:pPr>
-              <w:pStyle w:val="Compact"/>
-            </w:pPr>
-            <w:r>
-              <w:t xml:space="preserve">39.4%</w:t>
-            </w:r>
-          </w:p>
-        </w:tc>
-        <w:tc>
-          <w:tcPr/>
-          <w:p>
-            <w:pPr>
-              <w:pStyle w:val="Compact"/>
-            </w:pPr>
-            <w:r>
-              <w:t xml:space="preserve">Yes</w:t>
-            </w:r>
-          </w:p>
-        </w:tc>
-      </w:tr>
-      <w:tr>
-        <w:tc>
-          <w:tcPr/>
-          <w:p>
-            <w:pPr>
-              <w:pStyle w:val="Compact"/>
-            </w:pPr>
-            <w:r>
-              <w:t xml:space="preserve">AL</w:t>
-            </w:r>
-          </w:p>
-        </w:tc>
-        <w:tc>
-          <w:tcPr/>
-          <w:p>
-            <w:pPr>
-              <w:pStyle w:val="Compact"/>
-            </w:pPr>
-            <w:r>
-              <w:t xml:space="preserve">30</w:t>
-            </w:r>
-          </w:p>
-        </w:tc>
-        <w:tc>
-          <w:tcPr/>
-          <w:p>
-            <w:pPr>
-              <w:pStyle w:val="Compact"/>
-            </w:pPr>
-            <w:r>
-              <w:t xml:space="preserve">12</w:t>
-            </w:r>
-          </w:p>
-        </w:tc>
-        <w:tc>
-          <w:tcPr/>
-          <w:p>
-            <w:pPr>
-              <w:pStyle w:val="Compact"/>
-            </w:pPr>
-            <w:r>
-              <w:t xml:space="preserve">40.0%</w:t>
-            </w:r>
-          </w:p>
-        </w:tc>
-        <w:tc>
-          <w:tcPr/>
-          <w:p>
-            <w:pPr>
-              <w:pStyle w:val="Compact"/>
-            </w:pPr>
-            <w:r>
-              <w:t xml:space="preserve">Yes</w:t>
-            </w:r>
-          </w:p>
-        </w:tc>
-      </w:tr>
-      <w:tr>
-        <w:tc>
-          <w:tcPr/>
-          <w:p>
-            <w:pPr>
-              <w:pStyle w:val="Compact"/>
-            </w:pPr>
-            <w:r>
-              <w:t xml:space="preserve">SC</w:t>
-            </w:r>
-          </w:p>
-        </w:tc>
-        <w:tc>
-          <w:tcPr/>
-          <w:p>
-            <w:pPr>
-              <w:pStyle w:val="Compact"/>
-            </w:pPr>
-            <w:r>
-              <w:t xml:space="preserve">29</w:t>
-            </w:r>
-          </w:p>
-        </w:tc>
-        <w:tc>
-          <w:tcPr/>
-          <w:p>
-            <w:pPr>
-              <w:pStyle w:val="Compact"/>
-            </w:pPr>
-            <w:r>
-              <w:t xml:space="preserve">11</w:t>
-            </w:r>
-          </w:p>
-        </w:tc>
-        <w:tc>
-          <w:tcPr/>
-          <w:p>
-            <w:pPr>
-              <w:pStyle w:val="Compact"/>
-            </w:pPr>
-            <w:r>
-              <w:t xml:space="preserve">37.9%</w:t>
-            </w:r>
-          </w:p>
-        </w:tc>
-        <w:tc>
-          <w:tcPr/>
-          <w:p>
-            <w:pPr>
-              <w:pStyle w:val="Compact"/>
-            </w:pPr>
-            <w:r>
-              <w:t xml:space="preserve">Yes</w:t>
-            </w:r>
-          </w:p>
-        </w:tc>
-      </w:tr>
-      <w:tr>
-        <w:tc>
-          <w:tcPr/>
-          <w:p>
-            <w:pPr>
-              <w:pStyle w:val="Compact"/>
-            </w:pPr>
-            <w:r>
-              <w:t xml:space="preserve">MD</w:t>
-            </w:r>
-          </w:p>
-        </w:tc>
-        <w:tc>
-          <w:tcPr/>
-          <w:p>
-            <w:pPr>
-              <w:pStyle w:val="Compact"/>
-            </w:pPr>
-            <w:r>
-              <w:t xml:space="preserve">28</w:t>
-            </w:r>
-          </w:p>
-        </w:tc>
-        <w:tc>
-          <w:tcPr/>
-          <w:p>
-            <w:pPr>
-              <w:pStyle w:val="Compact"/>
-            </w:pPr>
-            <w:r>
-              <w:t xml:space="preserve">14</w:t>
-            </w:r>
-          </w:p>
-        </w:tc>
-        <w:tc>
-          <w:tcPr/>
-          <w:p>
-            <w:pPr>
-              <w:pStyle w:val="Compact"/>
-            </w:pPr>
-            <w:r>
-              <w:t xml:space="preserve">50.0%</w:t>
-            </w:r>
-          </w:p>
-        </w:tc>
-        <w:tc>
-          <w:tcPr/>
-          <w:p>
-            <w:pPr>
-              <w:pStyle w:val="Compact"/>
-            </w:pPr>
-            <w:r>
-              <w:t xml:space="preserve">Yes</w:t>
-            </w:r>
-          </w:p>
-        </w:tc>
-      </w:tr>
-      <w:tr>
-        <w:tc>
-          <w:tcPr/>
-          <w:p>
-            <w:pPr>
-              <w:pStyle w:val="Compact"/>
-            </w:pPr>
-            <w:r>
-              <w:t xml:space="preserve">LA</w:t>
-            </w:r>
-          </w:p>
-        </w:tc>
-        <w:tc>
-          <w:tcPr/>
-          <w:p>
-            <w:pPr>
-              <w:pStyle w:val="Compact"/>
-            </w:pPr>
-            <w:r>
-              <w:t xml:space="preserve">26</w:t>
-            </w:r>
-          </w:p>
-        </w:tc>
-        <w:tc>
-          <w:tcPr/>
-          <w:p>
-            <w:pPr>
-              <w:pStyle w:val="Compact"/>
-            </w:pPr>
-            <w:r>
-              <w:t xml:space="preserve">6</w:t>
-            </w:r>
-          </w:p>
-        </w:tc>
-        <w:tc>
-          <w:tcPr/>
-          <w:p>
-            <w:pPr>
-              <w:pStyle w:val="Compact"/>
-            </w:pPr>
-            <w:r>
-              <w:t xml:space="preserve">23.1%</w:t>
-            </w:r>
-          </w:p>
-        </w:tc>
-        <w:tc>
-          <w:tcPr/>
-          <w:p>
-            <w:pPr>
-              <w:pStyle w:val="Compact"/>
-            </w:pPr>
-            <w:r>
-              <w:t xml:space="preserve">Yes</w:t>
-            </w:r>
-          </w:p>
-        </w:tc>
-      </w:tr>
-      <w:tr>
-        <w:tc>
-          <w:tcPr/>
-          <w:p>
-            <w:pPr>
-              <w:pStyle w:val="Compact"/>
-            </w:pPr>
-            <w:r>
-              <w:t xml:space="preserve">OK</w:t>
-            </w:r>
-          </w:p>
-        </w:tc>
-        <w:tc>
-          <w:tcPr/>
-          <w:p>
-            <w:pPr>
-              <w:pStyle w:val="Compact"/>
-            </w:pPr>
-            <w:r>
-              <w:t xml:space="preserve">26</w:t>
-            </w:r>
-          </w:p>
-        </w:tc>
-        <w:tc>
-          <w:tcPr/>
-          <w:p>
-            <w:pPr>
-              <w:pStyle w:val="Compact"/>
-            </w:pPr>
-            <w:r>
-              <w:t xml:space="preserve">10</w:t>
-            </w:r>
-          </w:p>
-        </w:tc>
-        <w:tc>
-          <w:tcPr/>
-          <w:p>
-            <w:pPr>
-              <w:pStyle w:val="Compact"/>
-            </w:pPr>
-            <w:r>
-              <w:t xml:space="preserve">38.5%</w:t>
-            </w:r>
-          </w:p>
-        </w:tc>
-        <w:tc>
-          <w:tcPr/>
-          <w:p>
-            <w:pPr>
-              <w:pStyle w:val="Compact"/>
-            </w:pPr>
-            <w:r>
-              <w:t xml:space="preserve">Yes</w:t>
-            </w:r>
-          </w:p>
-        </w:tc>
-      </w:tr>
-      <w:tr>
-        <w:tc>
-          <w:tcPr/>
-          <w:p>
-            <w:pPr>
-              <w:pStyle w:val="Compact"/>
-            </w:pPr>
-            <w:r>
-              <w:t xml:space="preserve">KY</w:t>
-            </w:r>
-          </w:p>
-        </w:tc>
-        <w:tc>
-          <w:tcPr/>
-          <w:p>
-            <w:pPr>
-              <w:pStyle w:val="Compact"/>
-            </w:pPr>
-            <w:r>
-              <w:t xml:space="preserve">24</w:t>
-            </w:r>
-          </w:p>
-        </w:tc>
-        <w:tc>
-          <w:tcPr/>
-          <w:p>
-            <w:pPr>
-              <w:pStyle w:val="Compact"/>
-            </w:pPr>
-            <w:r>
-              <w:t xml:space="preserve">10</w:t>
-            </w:r>
-          </w:p>
-        </w:tc>
-        <w:tc>
-          <w:tcPr/>
-          <w:p>
-            <w:pPr>
-              <w:pStyle w:val="Compact"/>
-            </w:pPr>
-            <w:r>
-              <w:t xml:space="preserve">41.7%</w:t>
-            </w:r>
-          </w:p>
-        </w:tc>
-        <w:tc>
-          <w:tcPr/>
-          <w:p>
-            <w:pPr>
-              <w:pStyle w:val="Compact"/>
-            </w:pPr>
-            <w:r>
-              <w:t xml:space="preserve">Yes</w:t>
-            </w:r>
-          </w:p>
-        </w:tc>
-      </w:tr>
-      <w:tr>
-        <w:tc>
-          <w:tcPr/>
-          <w:p>
-            <w:pPr>
-              <w:pStyle w:val="Compact"/>
-            </w:pPr>
-            <w:r>
-              <w:t xml:space="preserve">CO</w:t>
-            </w:r>
-          </w:p>
-        </w:tc>
-        <w:tc>
-          <w:tcPr/>
-          <w:p>
-            <w:pPr>
-              <w:pStyle w:val="Compact"/>
-            </w:pPr>
-            <w:r>
-              <w:t xml:space="preserve">21</w:t>
-            </w:r>
-          </w:p>
-        </w:tc>
-        <w:tc>
-          <w:tcPr/>
-          <w:p>
-            <w:pPr>
-              <w:pStyle w:val="Compact"/>
-            </w:pPr>
-            <w:r>
-              <w:t xml:space="preserve">14</w:t>
-            </w:r>
-          </w:p>
-        </w:tc>
-        <w:tc>
-          <w:tcPr/>
-          <w:p>
-            <w:pPr>
-              <w:pStyle w:val="Compact"/>
-            </w:pPr>
-            <w:r>
-              <w:t xml:space="preserve">66.7%</w:t>
-            </w:r>
-          </w:p>
-        </w:tc>
-        <w:tc>
-          <w:tcPr/>
-          <w:p>
-            <w:pPr>
-              <w:pStyle w:val="Compact"/>
-            </w:pPr>
-            <w:r>
-              <w:t xml:space="preserve">Yes</w:t>
-            </w:r>
-          </w:p>
-        </w:tc>
-      </w:tr>
-      <w:tr>
-        <w:tc>
-          <w:tcPr/>
-          <w:p>
-            <w:pPr>
-              <w:pStyle w:val="Compact"/>
-            </w:pPr>
-            <w:r>
-              <w:t xml:space="preserve">NV</w:t>
-            </w:r>
-          </w:p>
-        </w:tc>
-        <w:tc>
-          <w:tcPr/>
-          <w:p>
-            <w:pPr>
-              <w:pStyle w:val="Compact"/>
-            </w:pPr>
-            <w:r>
-              <w:t xml:space="preserve">20</w:t>
-            </w:r>
-          </w:p>
-        </w:tc>
-        <w:tc>
-          <w:tcPr/>
-          <w:p>
-            <w:pPr>
-              <w:pStyle w:val="Compact"/>
-            </w:pPr>
-            <w:r>
-              <w:t xml:space="preserve">8</w:t>
-            </w:r>
-          </w:p>
-        </w:tc>
-        <w:tc>
-          <w:tcPr/>
-          <w:p>
-            <w:pPr>
-              <w:pStyle w:val="Compact"/>
-            </w:pPr>
-            <w:r>
-              <w:t xml:space="preserve">40.0%</w:t>
-            </w:r>
-          </w:p>
-        </w:tc>
-        <w:tc>
-          <w:tcPr/>
-          <w:p>
-            <w:pPr>
-              <w:pStyle w:val="Compact"/>
-            </w:pPr>
-            <w:r>
-              <w:t xml:space="preserve">Yes</w:t>
-            </w:r>
-          </w:p>
-        </w:tc>
-      </w:tr>
-      <w:tr>
-        <w:tc>
-          <w:tcPr/>
-          <w:p>
-            <w:pPr>
-              <w:pStyle w:val="Compact"/>
-            </w:pPr>
-            <w:r>
-              <w:t xml:space="preserve">OR</w:t>
-            </w:r>
-          </w:p>
-        </w:tc>
-        <w:tc>
-          <w:tcPr/>
-          <w:p>
-            <w:pPr>
-              <w:pStyle w:val="Compact"/>
-            </w:pPr>
-            <w:r>
-              <w:t xml:space="preserve">20</w:t>
-            </w:r>
-          </w:p>
-        </w:tc>
-        <w:tc>
-          <w:tcPr/>
-          <w:p>
-            <w:pPr>
-              <w:pStyle w:val="Compact"/>
-            </w:pPr>
-            <w:r>
-              <w:t xml:space="preserve">9</w:t>
-            </w:r>
-          </w:p>
-        </w:tc>
-        <w:tc>
-          <w:tcPr/>
-          <w:p>
-            <w:pPr>
-              <w:pStyle w:val="Compact"/>
-            </w:pPr>
-            <w:r>
-              <w:t xml:space="preserve">45.0%</w:t>
-            </w:r>
-          </w:p>
-        </w:tc>
-        <w:tc>
-          <w:tcPr/>
-          <w:p>
-            <w:pPr>
-              <w:pStyle w:val="Compact"/>
-            </w:pPr>
-            <w:r>
-              <w:t xml:space="preserve">Yes</w:t>
-            </w:r>
-          </w:p>
-        </w:tc>
-      </w:tr>
-      <w:tr>
-        <w:tc>
-          <w:tcPr/>
-          <w:p>
-            <w:pPr>
-              <w:pStyle w:val="Compact"/>
-            </w:pPr>
-            <w:r>
-              <w:t xml:space="preserve">AR</w:t>
-            </w:r>
-          </w:p>
-        </w:tc>
-        <w:tc>
-          <w:tcPr/>
-          <w:p>
-            <w:pPr>
-              <w:pStyle w:val="Compact"/>
-            </w:pPr>
-            <w:r>
-              <w:t xml:space="preserve">19</w:t>
-            </w:r>
-          </w:p>
-        </w:tc>
-        <w:tc>
-          <w:tcPr/>
-          <w:p>
-            <w:pPr>
-              <w:pStyle w:val="Compact"/>
-            </w:pPr>
-            <w:r>
-              <w:t xml:space="preserve">3</w:t>
-            </w:r>
-          </w:p>
-        </w:tc>
-        <w:tc>
-          <w:tcPr/>
-          <w:p>
-            <w:pPr>
-              <w:pStyle w:val="Compact"/>
-            </w:pPr>
-            <w:r>
-              <w:t xml:space="preserve">15.8%</w:t>
-            </w:r>
-          </w:p>
-        </w:tc>
-        <w:tc>
-          <w:tcPr/>
-          <w:p>
-            <w:pPr>
-              <w:pStyle w:val="Compact"/>
-            </w:pPr>
-            <w:r>
-              <w:t xml:space="preserve">Yes</w:t>
-            </w:r>
-          </w:p>
-        </w:tc>
-      </w:tr>
-      <w:tr>
-        <w:tc>
-          <w:tcPr/>
-          <w:p>
-            <w:pPr>
-              <w:pStyle w:val="Compact"/>
-            </w:pPr>
-            <w:r>
-              <w:t xml:space="preserve">WI</w:t>
-            </w:r>
-          </w:p>
-        </w:tc>
-        <w:tc>
-          <w:tcPr/>
-          <w:p>
-            <w:pPr>
-              <w:pStyle w:val="Compact"/>
-            </w:pPr>
-            <w:r>
-              <w:t xml:space="preserve">19</w:t>
-            </w:r>
-          </w:p>
-        </w:tc>
-        <w:tc>
-          <w:tcPr/>
-          <w:p>
-            <w:pPr>
-              <w:pStyle w:val="Compact"/>
-            </w:pPr>
-            <w:r>
-              <w:t xml:space="preserve">12</w:t>
-            </w:r>
-          </w:p>
-        </w:tc>
-        <w:tc>
-          <w:tcPr/>
-          <w:p>
-            <w:pPr>
-              <w:pStyle w:val="Compact"/>
-            </w:pPr>
-            <w:r>
-              <w:t xml:space="preserve">63.2%</w:t>
-            </w:r>
-          </w:p>
-        </w:tc>
-        <w:tc>
-          <w:tcPr/>
-          <w:p>
-            <w:pPr>
-              <w:pStyle w:val="Compact"/>
-            </w:pPr>
-            <w:r>
-              <w:t xml:space="preserve">Yes</w:t>
-            </w:r>
-          </w:p>
-        </w:tc>
-      </w:tr>
-      <w:tr>
-        <w:tc>
-          <w:tcPr/>
-          <w:p>
-            <w:pPr>
-              <w:pStyle w:val="Compact"/>
-            </w:pPr>
-            <w:r>
-              <w:t xml:space="preserve">NE</w:t>
-            </w:r>
-          </w:p>
-        </w:tc>
-        <w:tc>
-          <w:tcPr/>
-          <w:p>
-            <w:pPr>
-              <w:pStyle w:val="Compact"/>
-            </w:pPr>
-            <w:r>
-              <w:t xml:space="preserve">18</w:t>
-            </w:r>
-          </w:p>
-        </w:tc>
-        <w:tc>
-          <w:tcPr/>
-          <w:p>
-            <w:pPr>
-              <w:pStyle w:val="Compact"/>
-            </w:pPr>
-            <w:r>
-              <w:t xml:space="preserve">4</w:t>
-            </w:r>
-          </w:p>
-        </w:tc>
-        <w:tc>
-          <w:tcPr/>
-          <w:p>
-            <w:pPr>
-              <w:pStyle w:val="Compact"/>
-            </w:pPr>
-            <w:r>
-              <w:t xml:space="preserve">22.2%</w:t>
-            </w:r>
-          </w:p>
-        </w:tc>
-        <w:tc>
-          <w:tcPr/>
-          <w:p>
-            <w:pPr>
-              <w:pStyle w:val="Compact"/>
-            </w:pPr>
-            <w:r>
-              <w:t xml:space="preserve">Yes</w:t>
-            </w:r>
-          </w:p>
-        </w:tc>
-      </w:tr>
-      <w:tr>
-        <w:tc>
-          <w:tcPr/>
-          <w:p>
-            <w:pPr>
-              <w:pStyle w:val="Compact"/>
-            </w:pPr>
-            <w:r>
-              <w:t xml:space="preserve">CT</w:t>
-            </w:r>
-          </w:p>
-        </w:tc>
-        <w:tc>
-          <w:tcPr/>
-          <w:p>
-            <w:pPr>
-              <w:pStyle w:val="Compact"/>
-            </w:pPr>
-            <w:r>
-              <w:t xml:space="preserve">17</w:t>
-            </w:r>
-          </w:p>
-        </w:tc>
-        <w:tc>
-          <w:tcPr/>
-          <w:p>
-            <w:pPr>
-              <w:pStyle w:val="Compact"/>
-            </w:pPr>
-            <w:r>
-              <w:t xml:space="preserve">14</w:t>
-            </w:r>
-          </w:p>
-        </w:tc>
-        <w:tc>
-          <w:tcPr/>
-          <w:p>
-            <w:pPr>
-              <w:pStyle w:val="Compact"/>
-            </w:pPr>
-            <w:r>
-              <w:t xml:space="preserve">82.4%</w:t>
-            </w:r>
-          </w:p>
-        </w:tc>
-        <w:tc>
-          <w:tcPr/>
-          <w:p>
-            <w:pPr>
-              <w:pStyle w:val="Compact"/>
-            </w:pPr>
-            <w:r>
-              <w:t xml:space="preserve">Yes</w:t>
-            </w:r>
-          </w:p>
-        </w:tc>
-      </w:tr>
-      <w:tr>
-        <w:tc>
-          <w:tcPr/>
-          <w:p>
-            <w:pPr>
-              <w:pStyle w:val="Compact"/>
-            </w:pPr>
-            <w:r>
-              <w:t xml:space="preserve">KS</w:t>
-            </w:r>
-          </w:p>
-        </w:tc>
-        <w:tc>
-          <w:tcPr/>
-          <w:p>
-            <w:pPr>
-              <w:pStyle w:val="Compact"/>
-            </w:pPr>
-            <w:r>
-              <w:t xml:space="preserve">15</w:t>
-            </w:r>
-          </w:p>
-        </w:tc>
-        <w:tc>
-          <w:tcPr/>
-          <w:p>
-            <w:pPr>
-              <w:pStyle w:val="Compact"/>
-            </w:pPr>
-            <w:r>
-              <w:t xml:space="preserve">4</w:t>
-            </w:r>
-          </w:p>
-        </w:tc>
-        <w:tc>
-          <w:tcPr/>
-          <w:p>
-            <w:pPr>
-              <w:pStyle w:val="Compact"/>
-            </w:pPr>
-            <w:r>
-              <w:t xml:space="preserve">26.7%</w:t>
-            </w:r>
-          </w:p>
-        </w:tc>
-        <w:tc>
-          <w:tcPr/>
-          <w:p>
-            <w:pPr>
-              <w:pStyle w:val="Compact"/>
-            </w:pPr>
-            <w:r>
-              <w:t xml:space="preserve">Yes</w:t>
-            </w:r>
-          </w:p>
-        </w:tc>
-      </w:tr>
-      <w:tr>
-        <w:tc>
-          <w:tcPr/>
-          <w:p>
-            <w:pPr>
-              <w:pStyle w:val="Compact"/>
-            </w:pPr>
-            <w:r>
-              <w:t xml:space="preserve">IA</w:t>
-            </w:r>
-          </w:p>
-        </w:tc>
-        <w:tc>
-          <w:tcPr/>
-          <w:p>
-            <w:pPr>
-              <w:pStyle w:val="Compact"/>
-            </w:pPr>
-            <w:r>
-              <w:t xml:space="preserve">13</w:t>
-            </w:r>
-          </w:p>
-        </w:tc>
-        <w:tc>
-          <w:tcPr/>
-          <w:p>
-            <w:pPr>
-              <w:pStyle w:val="Compact"/>
-            </w:pPr>
-            <w:r>
-              <w:t xml:space="preserve">7</w:t>
-            </w:r>
-          </w:p>
-        </w:tc>
-        <w:tc>
-          <w:tcPr/>
-          <w:p>
-            <w:pPr>
-              <w:pStyle w:val="Compact"/>
-            </w:pPr>
-            <w:r>
-              <w:t xml:space="preserve">53.8%</w:t>
-            </w:r>
-          </w:p>
-        </w:tc>
-        <w:tc>
-          <w:tcPr/>
-          <w:p>
-            <w:pPr>
-              <w:pStyle w:val="Compact"/>
-            </w:pPr>
-            <w:r>
-              <w:t xml:space="preserve">Yes</w:t>
-            </w:r>
-          </w:p>
-        </w:tc>
-      </w:tr>
-      <w:tr>
-        <w:tc>
-          <w:tcPr/>
-          <w:p>
-            <w:pPr>
-              <w:pStyle w:val="Compact"/>
-            </w:pPr>
-            <w:r>
-              <w:t xml:space="preserve">MN</w:t>
-            </w:r>
-          </w:p>
-        </w:tc>
-        <w:tc>
-          <w:tcPr/>
-          <w:p>
-            <w:pPr>
-              <w:pStyle w:val="Compact"/>
-            </w:pPr>
-            <w:r>
-              <w:t xml:space="preserve">13</w:t>
-            </w:r>
-          </w:p>
-        </w:tc>
-        <w:tc>
-          <w:tcPr/>
-          <w:p>
-            <w:pPr>
-              <w:pStyle w:val="Compact"/>
-            </w:pPr>
-            <w:r>
-              <w:t xml:space="preserve">11</w:t>
-            </w:r>
-          </w:p>
-        </w:tc>
-        <w:tc>
-          <w:tcPr/>
-          <w:p>
-            <w:pPr>
-              <w:pStyle w:val="Compact"/>
-            </w:pPr>
-            <w:r>
-              <w:t xml:space="preserve">84.6%</w:t>
-            </w:r>
-          </w:p>
-        </w:tc>
-        <w:tc>
-          <w:tcPr/>
-          <w:p>
-            <w:pPr>
-              <w:pStyle w:val="Compact"/>
-            </w:pPr>
-            <w:r>
-              <w:t xml:space="preserve">Yes</w:t>
-            </w:r>
-          </w:p>
-        </w:tc>
-      </w:tr>
-      <w:tr>
-        <w:tc>
-          <w:tcPr/>
-          <w:p>
-            <w:pPr>
-              <w:pStyle w:val="Compact"/>
-            </w:pPr>
-            <w:r>
-              <w:t xml:space="preserve">MS</w:t>
-            </w:r>
-          </w:p>
-        </w:tc>
-        <w:tc>
-          <w:tcPr/>
-          <w:p>
-            <w:pPr>
-              <w:pStyle w:val="Compact"/>
-            </w:pPr>
-            <w:r>
-              <w:t xml:space="preserve">10</w:t>
-            </w:r>
-          </w:p>
-        </w:tc>
-        <w:tc>
-          <w:tcPr/>
-          <w:p>
-            <w:pPr>
-              <w:pStyle w:val="Compact"/>
-            </w:pPr>
-            <w:r>
-              <w:t xml:space="preserve">3</w:t>
-            </w:r>
-          </w:p>
-        </w:tc>
-        <w:tc>
-          <w:tcPr/>
-          <w:p>
-            <w:pPr>
-              <w:pStyle w:val="Compact"/>
-            </w:pPr>
-            <w:r>
-              <w:t xml:space="preserve">30.0%</w:t>
-            </w:r>
-          </w:p>
-        </w:tc>
-        <w:tc>
-          <w:tcPr/>
-          <w:p>
-            <w:pPr>
-              <w:pStyle w:val="Compact"/>
-            </w:pPr>
-            <w:r>
-              <w:t xml:space="preserve">Yes</w:t>
-            </w:r>
-          </w:p>
-        </w:tc>
-      </w:tr>
-      <w:tr>
-        <w:tc>
-          <w:tcPr/>
-          <w:p>
-            <w:pPr>
-              <w:pStyle w:val="Compact"/>
-            </w:pPr>
-            <w:r>
-              <w:t xml:space="preserve">NM</w:t>
-            </w:r>
-          </w:p>
-        </w:tc>
-        <w:tc>
-          <w:tcPr/>
-          <w:p>
-            <w:pPr>
-              <w:pStyle w:val="Compact"/>
-            </w:pPr>
-            <w:r>
-              <w:t xml:space="preserve">10</w:t>
-            </w:r>
-          </w:p>
-        </w:tc>
-        <w:tc>
-          <w:tcPr/>
-          <w:p>
-            <w:pPr>
-              <w:pStyle w:val="Compact"/>
-            </w:pPr>
-            <w:r>
-              <w:t xml:space="preserve">5</w:t>
-            </w:r>
-          </w:p>
-        </w:tc>
-        <w:tc>
-          <w:tcPr/>
-          <w:p>
-            <w:pPr>
-              <w:pStyle w:val="Compact"/>
-            </w:pPr>
-            <w:r>
-              <w:t xml:space="preserve">50.0%</w:t>
-            </w:r>
-          </w:p>
-        </w:tc>
-        <w:tc>
-          <w:tcPr/>
-          <w:p>
-            <w:pPr>
-              <w:pStyle w:val="Compact"/>
-            </w:pPr>
-            <w:r>
-              <w:t xml:space="preserve">Yes</w:t>
-            </w:r>
-          </w:p>
-        </w:tc>
-      </w:tr>
-      <w:tr>
-        <w:tc>
-          <w:tcPr/>
-          <w:p>
-            <w:pPr>
-              <w:pStyle w:val="Compact"/>
-            </w:pPr>
-            <w:r>
-              <w:t xml:space="preserve">UT</w:t>
-            </w:r>
-          </w:p>
-        </w:tc>
-        <w:tc>
-          <w:tcPr/>
-          <w:p>
-            <w:pPr>
-              <w:pStyle w:val="Compact"/>
-            </w:pPr>
-            <w:r>
-              <w:t xml:space="preserve">9</w:t>
-            </w:r>
-          </w:p>
-        </w:tc>
-        <w:tc>
-          <w:tcPr/>
-          <w:p>
-            <w:pPr>
-              <w:pStyle w:val="Compact"/>
-            </w:pPr>
-            <w:r>
-              <w:t xml:space="preserve">3</w:t>
-            </w:r>
-          </w:p>
-        </w:tc>
-        <w:tc>
-          <w:tcPr/>
-          <w:p>
-            <w:pPr>
-              <w:pStyle w:val="Compact"/>
-            </w:pPr>
-            <w:r>
-              <w:t xml:space="preserve">33.3%</w:t>
-            </w:r>
-          </w:p>
-        </w:tc>
-        <w:tc>
-          <w:tcPr/>
-          <w:p>
-            <w:pPr>
-              <w:pStyle w:val="Compact"/>
-            </w:pPr>
-            <w:r>
-              <w:t xml:space="preserve">Yes</w:t>
-            </w:r>
-          </w:p>
-        </w:tc>
-      </w:tr>
-      <w:tr>
-        <w:tc>
-          <w:tcPr/>
-          <w:p>
-            <w:pPr>
-              <w:pStyle w:val="Compact"/>
-            </w:pPr>
-            <w:r>
-              <w:t xml:space="preserve">ME</w:t>
-            </w:r>
-          </w:p>
-        </w:tc>
-        <w:tc>
-          <w:tcPr/>
-          <w:p>
-            <w:pPr>
-              <w:pStyle w:val="Compact"/>
-            </w:pPr>
-            <w:r>
-              <w:t xml:space="preserve">8</w:t>
-            </w:r>
-          </w:p>
-        </w:tc>
-        <w:tc>
-          <w:tcPr/>
-          <w:p>
-            <w:pPr>
-              <w:pStyle w:val="Compact"/>
-            </w:pPr>
-            <w:r>
-              <w:t xml:space="preserve">6</w:t>
-            </w:r>
-          </w:p>
-        </w:tc>
-        <w:tc>
-          <w:tcPr/>
-          <w:p>
-            <w:pPr>
-              <w:pStyle w:val="Compact"/>
-            </w:pPr>
-            <w:r>
-              <w:t xml:space="preserve">75.0%</w:t>
-            </w:r>
-          </w:p>
-        </w:tc>
-        <w:tc>
-          <w:tcPr/>
-          <w:p>
-            <w:pPr>
-              <w:pStyle w:val="Compact"/>
-            </w:pPr>
-            <w:r>
-              <w:t xml:space="preserve">Yes</w:t>
-            </w:r>
-          </w:p>
-        </w:tc>
-      </w:tr>
-      <w:tr>
-        <w:tc>
-          <w:tcPr/>
-          <w:p>
-            <w:pPr>
-              <w:pStyle w:val="Compact"/>
-            </w:pPr>
-            <w:r>
-              <w:t xml:space="preserve">NH</w:t>
-            </w:r>
-          </w:p>
-        </w:tc>
-        <w:tc>
-          <w:tcPr/>
-          <w:p>
-            <w:pPr>
-              <w:pStyle w:val="Compact"/>
-            </w:pPr>
-            <w:r>
-              <w:t xml:space="preserve">8</w:t>
-            </w:r>
-          </w:p>
-        </w:tc>
-        <w:tc>
-          <w:tcPr/>
-          <w:p>
-            <w:pPr>
-              <w:pStyle w:val="Compact"/>
-            </w:pPr>
-            <w:r>
-              <w:t xml:space="preserve">5</w:t>
-            </w:r>
-          </w:p>
-        </w:tc>
-        <w:tc>
-          <w:tcPr/>
-          <w:p>
-            <w:pPr>
-              <w:pStyle w:val="Compact"/>
-            </w:pPr>
-            <w:r>
-              <w:t xml:space="preserve">62.5%</w:t>
-            </w:r>
-          </w:p>
-        </w:tc>
-        <w:tc>
-          <w:tcPr/>
-          <w:p>
-            <w:pPr>
-              <w:pStyle w:val="Compact"/>
-            </w:pPr>
-            <w:r>
-              <w:t xml:space="preserve">Yes</w:t>
-            </w:r>
-          </w:p>
-        </w:tc>
-      </w:tr>
-      <w:tr>
-        <w:tc>
-          <w:tcPr/>
-          <w:p>
-            <w:pPr>
-              <w:pStyle w:val="Compact"/>
-            </w:pPr>
-            <w:r>
-              <w:t xml:space="preserve">WV</w:t>
-            </w:r>
-          </w:p>
-        </w:tc>
-        <w:tc>
-          <w:tcPr/>
-          <w:p>
-            <w:pPr>
-              <w:pStyle w:val="Compact"/>
-            </w:pPr>
-            <w:r>
-              <w:t xml:space="preserve">8</w:t>
-            </w:r>
-          </w:p>
-        </w:tc>
-        <w:tc>
-          <w:tcPr/>
-          <w:p>
-            <w:pPr>
-              <w:pStyle w:val="Compact"/>
-            </w:pPr>
-            <w:r>
-              <w:t xml:space="preserve">3</w:t>
-            </w:r>
-          </w:p>
-        </w:tc>
-        <w:tc>
-          <w:tcPr/>
-          <w:p>
-            <w:pPr>
-              <w:pStyle w:val="Compact"/>
-            </w:pPr>
-            <w:r>
-              <w:t xml:space="preserve">37.5%</w:t>
-            </w:r>
-          </w:p>
-        </w:tc>
-        <w:tc>
-          <w:tcPr/>
-          <w:p>
-            <w:pPr>
-              <w:pStyle w:val="Compact"/>
-            </w:pPr>
-            <w:r>
-              <w:t xml:space="preserve">Yes</w:t>
-            </w:r>
-          </w:p>
-        </w:tc>
-      </w:tr>
-      <w:tr>
-        <w:tc>
-          <w:tcPr/>
-          <w:p>
-            <w:pPr>
-              <w:pStyle w:val="Compact"/>
-            </w:pPr>
-            <w:r>
-              <w:t xml:space="preserve">DC</w:t>
-            </w:r>
-          </w:p>
-        </w:tc>
-        <w:tc>
-          <w:tcPr/>
-          <w:p>
-            <w:pPr>
-              <w:pStyle w:val="Compact"/>
-            </w:pPr>
-            <w:r>
-              <w:t xml:space="preserve">6</w:t>
-            </w:r>
-          </w:p>
-        </w:tc>
-        <w:tc>
-          <w:tcPr/>
-          <w:p>
-            <w:pPr>
-              <w:pStyle w:val="Compact"/>
-            </w:pPr>
-            <w:r>
-              <w:t xml:space="preserve">5</w:t>
-            </w:r>
-          </w:p>
-        </w:tc>
-        <w:tc>
-          <w:tcPr/>
-          <w:p>
-            <w:pPr>
-              <w:pStyle w:val="Compact"/>
-            </w:pPr>
-            <w:r>
-              <w:t xml:space="preserve">83.3%</w:t>
-            </w:r>
-          </w:p>
-        </w:tc>
-        <w:tc>
-          <w:tcPr/>
-          <w:p>
-            <w:pPr>
-              <w:pStyle w:val="Compact"/>
-            </w:pPr>
-            <w:r>
-              <w:t xml:space="preserve">Yes</w:t>
-            </w:r>
-          </w:p>
-        </w:tc>
-      </w:tr>
-      <w:tr>
-        <w:tc>
-          <w:tcPr/>
-          <w:p>
-            <w:pPr>
-              <w:pStyle w:val="Compact"/>
-            </w:pPr>
-            <w:r>
-              <w:t xml:space="preserve">RI</w:t>
-            </w:r>
-          </w:p>
-        </w:tc>
-        <w:tc>
-          <w:tcPr/>
-          <w:p>
-            <w:pPr>
-              <w:pStyle w:val="Compact"/>
-            </w:pPr>
-            <w:r>
-              <w:t xml:space="preserve">6</w:t>
-            </w:r>
-          </w:p>
-        </w:tc>
-        <w:tc>
-          <w:tcPr/>
-          <w:p>
-            <w:pPr>
-              <w:pStyle w:val="Compact"/>
-            </w:pPr>
-            <w:r>
-              <w:t xml:space="preserve">5</w:t>
-            </w:r>
-          </w:p>
-        </w:tc>
-        <w:tc>
-          <w:tcPr/>
-          <w:p>
-            <w:pPr>
-              <w:pStyle w:val="Compact"/>
-            </w:pPr>
-            <w:r>
-              <w:t xml:space="preserve">83.3%</w:t>
-            </w:r>
-          </w:p>
-        </w:tc>
-        <w:tc>
-          <w:tcPr/>
-          <w:p>
-            <w:pPr>
-              <w:pStyle w:val="Compact"/>
-            </w:pPr>
-            <w:r>
-              <w:t xml:space="preserve">Yes</w:t>
-            </w:r>
-          </w:p>
-        </w:tc>
-      </w:tr>
-      <w:tr>
-        <w:tc>
-          <w:tcPr/>
-          <w:p>
-            <w:pPr>
-              <w:pStyle w:val="Compact"/>
-            </w:pPr>
-            <w:r>
-              <w:t xml:space="preserve">SD</w:t>
-            </w:r>
-          </w:p>
-        </w:tc>
-        <w:tc>
-          <w:tcPr/>
-          <w:p>
-            <w:pPr>
-              <w:pStyle w:val="Compact"/>
-            </w:pPr>
-            <w:r>
-              <w:t xml:space="preserve">6</w:t>
-            </w:r>
-          </w:p>
-        </w:tc>
-        <w:tc>
-          <w:tcPr/>
-          <w:p>
-            <w:pPr>
-              <w:pStyle w:val="Compact"/>
-            </w:pPr>
-            <w:r>
-              <w:t xml:space="preserve">3</w:t>
-            </w:r>
-          </w:p>
-        </w:tc>
-        <w:tc>
-          <w:tcPr/>
-          <w:p>
-            <w:pPr>
-              <w:pStyle w:val="Compact"/>
-            </w:pPr>
-            <w:r>
-              <w:t xml:space="preserve">50.0%</w:t>
-            </w:r>
-          </w:p>
-        </w:tc>
-        <w:tc>
-          <w:tcPr/>
-          <w:p>
-            <w:pPr>
-              <w:pStyle w:val="Compact"/>
-            </w:pPr>
-            <w:r>
-              <w:t xml:space="preserve">Yes</w:t>
-            </w:r>
-          </w:p>
-        </w:tc>
-      </w:tr>
-      <w:tr>
-        <w:tc>
-          <w:tcPr/>
-          <w:p>
-            <w:pPr>
-              <w:pStyle w:val="Compact"/>
-            </w:pPr>
-            <w:r>
-              <w:t xml:space="preserve">DE</w:t>
-            </w:r>
-          </w:p>
-        </w:tc>
-        <w:tc>
-          <w:tcPr/>
-          <w:p>
-            <w:pPr>
-              <w:pStyle w:val="Compact"/>
-            </w:pPr>
-            <w:r>
-              <w:t xml:space="preserve">5</w:t>
-            </w:r>
-          </w:p>
-        </w:tc>
-        <w:tc>
-          <w:tcPr/>
-          <w:p>
-            <w:pPr>
-              <w:pStyle w:val="Compact"/>
-            </w:pPr>
-            <w:r>
-              <w:t xml:space="preserve">4</w:t>
-            </w:r>
-          </w:p>
-        </w:tc>
-        <w:tc>
-          <w:tcPr/>
-          <w:p>
-            <w:pPr>
-              <w:pStyle w:val="Compact"/>
-            </w:pPr>
-            <w:r>
-              <w:t xml:space="preserve">80.0%</w:t>
-            </w:r>
-          </w:p>
-        </w:tc>
-        <w:tc>
-          <w:tcPr/>
-          <w:p>
-            <w:pPr>
-              <w:pStyle w:val="Compact"/>
-            </w:pPr>
-            <w:r>
-              <w:t xml:space="preserve">Yes</w:t>
-            </w:r>
-          </w:p>
-        </w:tc>
-      </w:tr>
-      <w:tr>
-        <w:tc>
-          <w:tcPr/>
-          <w:p>
-            <w:pPr>
-              <w:pStyle w:val="Compact"/>
-            </w:pPr>
-            <w:r>
-              <w:t xml:space="preserve">ID</w:t>
-            </w:r>
-          </w:p>
-        </w:tc>
-        <w:tc>
-          <w:tcPr/>
-          <w:p>
-            <w:pPr>
-              <w:pStyle w:val="Compact"/>
-            </w:pPr>
-            <w:r>
-              <w:t xml:space="preserve">4</w:t>
-            </w:r>
-          </w:p>
-        </w:tc>
-        <w:tc>
-          <w:tcPr/>
-          <w:p>
-            <w:pPr>
-              <w:pStyle w:val="Compact"/>
-            </w:pPr>
-            <w:r>
-              <w:t xml:space="preserve">3</w:t>
-            </w:r>
-          </w:p>
-        </w:tc>
-        <w:tc>
-          <w:tcPr/>
-          <w:p>
-            <w:pPr>
-              <w:pStyle w:val="Compact"/>
-            </w:pPr>
-            <w:r>
-              <w:t xml:space="preserve">75.0%</w:t>
-            </w:r>
-          </w:p>
-        </w:tc>
-        <w:tc>
-          <w:tcPr/>
-          <w:p>
-            <w:pPr>
-              <w:pStyle w:val="Compact"/>
-            </w:pPr>
-            <w:r>
-              <w:t xml:space="preserve">Yes</w:t>
-            </w:r>
-          </w:p>
-        </w:tc>
-      </w:tr>
-      <w:tr>
-        <w:tc>
-          <w:tcPr/>
-          <w:p>
-            <w:pPr>
-              <w:pStyle w:val="Compact"/>
-            </w:pPr>
-            <w:r>
-              <w:t xml:space="preserve">HI</w:t>
-            </w:r>
-          </w:p>
-        </w:tc>
-        <w:tc>
-          <w:tcPr/>
-          <w:p>
-            <w:pPr>
-              <w:pStyle w:val="Compact"/>
-            </w:pPr>
-            <w:r>
-              <w:t xml:space="preserve">3</w:t>
-            </w:r>
-          </w:p>
-        </w:tc>
-        <w:tc>
-          <w:tcPr/>
-          <w:p>
-            <w:pPr>
-              <w:pStyle w:val="Compact"/>
-            </w:pPr>
-            <w:r>
-              <w:t xml:space="preserve">3</w:t>
-            </w:r>
-          </w:p>
-        </w:tc>
-        <w:tc>
-          <w:tcPr/>
-          <w:p>
-            <w:pPr>
-              <w:pStyle w:val="Compact"/>
-            </w:pPr>
-            <w:r>
-              <w:t xml:space="preserve">100.0%</w:t>
-            </w:r>
-          </w:p>
-        </w:tc>
-        <w:tc>
-          <w:tcPr/>
-          <w:p>
-            <w:pPr>
-              <w:pStyle w:val="Compact"/>
-            </w:pPr>
-            <w:r>
-              <w:t xml:space="preserve">Yes</w:t>
-            </w:r>
-          </w:p>
-        </w:tc>
-      </w:tr>
-      <w:tr>
-        <w:tc>
-          <w:tcPr/>
-          <w:p>
-            <w:pPr>
-              <w:pStyle w:val="Compact"/>
-            </w:pPr>
-            <w:r>
-              <w:t xml:space="preserve">MT</w:t>
-            </w:r>
-          </w:p>
-        </w:tc>
-        <w:tc>
-          <w:tcPr/>
-          <w:p>
-            <w:pPr>
-              <w:pStyle w:val="Compact"/>
-            </w:pPr>
-            <w:r>
-              <w:t xml:space="preserve">3</w:t>
-            </w:r>
-          </w:p>
-        </w:tc>
-        <w:tc>
-          <w:tcPr/>
-          <w:p>
-            <w:pPr>
-              <w:pStyle w:val="Compact"/>
-            </w:pPr>
-            <w:r>
-              <w:t xml:space="preserve">2</w:t>
-            </w:r>
-          </w:p>
-        </w:tc>
-        <w:tc>
-          <w:tcPr/>
-          <w:p>
-            <w:pPr>
-              <w:pStyle w:val="Compact"/>
-            </w:pPr>
-            <w:r>
-              <w:t xml:space="preserve">66.7%</w:t>
-            </w:r>
-          </w:p>
-        </w:tc>
-        <w:tc>
-          <w:tcPr/>
-          <w:p>
-            <w:pPr>
-              <w:pStyle w:val="Compact"/>
-            </w:pPr>
-            <w:r>
-              <w:t xml:space="preserve">Yes</w:t>
-            </w:r>
-          </w:p>
-        </w:tc>
-      </w:tr>
-      <w:tr>
-        <w:tc>
-          <w:tcPr/>
-          <w:p>
-            <w:pPr>
-              <w:pStyle w:val="Compact"/>
-            </w:pPr>
-            <w:r>
-              <w:t xml:space="preserve">VT</w:t>
-            </w:r>
-          </w:p>
-        </w:tc>
-        <w:tc>
-          <w:tcPr/>
-          <w:p>
-            <w:pPr>
-              <w:pStyle w:val="Compact"/>
-            </w:pPr>
-            <w:r>
-              <w:t xml:space="preserve">3</w:t>
-            </w:r>
-          </w:p>
-        </w:tc>
-        <w:tc>
-          <w:tcPr/>
-          <w:p>
-            <w:pPr>
-              <w:pStyle w:val="Compact"/>
-            </w:pPr>
-            <w:r>
-              <w:t xml:space="preserve">2</w:t>
-            </w:r>
-          </w:p>
-        </w:tc>
-        <w:tc>
-          <w:tcPr/>
-          <w:p>
-            <w:pPr>
-              <w:pStyle w:val="Compact"/>
-            </w:pPr>
-            <w:r>
-              <w:t xml:space="preserve">66.7%</w:t>
-            </w:r>
-          </w:p>
-        </w:tc>
-        <w:tc>
-          <w:tcPr/>
-          <w:p>
-            <w:pPr>
-              <w:pStyle w:val="Compact"/>
-            </w:pPr>
-            <w:r>
-              <w:t xml:space="preserve">Yes</w:t>
-            </w:r>
-          </w:p>
-        </w:tc>
-      </w:tr>
-      <w:tr>
-        <w:tc>
-          <w:tcPr/>
-          <w:p>
-            <w:pPr>
-              <w:pStyle w:val="Compact"/>
-            </w:pPr>
-            <w:r>
-              <w:t xml:space="preserve">ND</w:t>
-            </w:r>
-          </w:p>
-        </w:tc>
-        <w:tc>
-          <w:tcPr/>
-          <w:p>
-            <w:pPr>
-              <w:pStyle w:val="Compact"/>
-            </w:pPr>
-            <w:r>
-              <w:t xml:space="preserve">2</w:t>
-            </w:r>
-          </w:p>
-        </w:tc>
-        <w:tc>
-          <w:tcPr/>
-          <w:p>
-            <w:pPr>
-              <w:pStyle w:val="Compact"/>
-            </w:pPr>
-            <w:r>
-              <w:t xml:space="preserve">0</w:t>
-            </w:r>
-          </w:p>
-        </w:tc>
-        <w:tc>
-          <w:tcPr/>
-          <w:p>
-            <w:pPr>
-              <w:pStyle w:val="Compact"/>
-            </w:pPr>
-            <w:r>
-              <w:t xml:space="preserve">0.0%</w:t>
-            </w:r>
-          </w:p>
-        </w:tc>
-        <w:tc>
-          <w:tcPr/>
-          <w:p>
-            <w:pPr>
-              <w:pStyle w:val="Compact"/>
-            </w:pPr>
-            <w:r>
-              <w:t xml:space="preserve">No</w:t>
-            </w:r>
-          </w:p>
-        </w:tc>
-      </w:tr>
-      <w:tr>
-        <w:tc>
-          <w:tcPr/>
-          <w:p>
-            <w:pPr>
-              <w:pStyle w:val="Compact"/>
-            </w:pPr>
-            <w:r>
-              <w:t xml:space="preserve">PR</w:t>
-            </w:r>
-          </w:p>
-        </w:tc>
-        <w:tc>
-          <w:tcPr/>
-          <w:p>
-            <w:pPr>
-              <w:pStyle w:val="Compact"/>
-            </w:pPr>
-            <w:r>
-              <w:t xml:space="preserve">2</w:t>
-            </w:r>
-          </w:p>
-        </w:tc>
-        <w:tc>
-          <w:tcPr/>
-          <w:p>
-            <w:pPr>
-              <w:pStyle w:val="Compact"/>
-            </w:pPr>
-            <w:r>
-              <w:t xml:space="preserve">0</w:t>
-            </w:r>
-          </w:p>
-        </w:tc>
-        <w:tc>
-          <w:tcPr/>
-          <w:p>
-            <w:pPr>
-              <w:pStyle w:val="Compact"/>
-            </w:pPr>
-            <w:r>
-              <w:t xml:space="preserve">0.0%</w:t>
-            </w:r>
-          </w:p>
-        </w:tc>
-        <w:tc>
-          <w:tcPr/>
-          <w:p>
-            <w:pPr>
-              <w:pStyle w:val="Compact"/>
-            </w:pPr>
-            <w:r>
-              <w:t xml:space="preserve">No</w:t>
-            </w:r>
-          </w:p>
-        </w:tc>
-      </w:tr>
-      <w:tr>
-        <w:tc>
-          <w:tcPr/>
-          <w:p>
-            <w:pPr>
-              <w:pStyle w:val="Compact"/>
-            </w:pPr>
-            <w:r>
-              <w:t xml:space="preserve">AK</w:t>
-            </w:r>
-          </w:p>
-        </w:tc>
-        <w:tc>
-          <w:tcPr/>
-          <w:p>
-            <w:pPr>
-              <w:pStyle w:val="Compact"/>
-            </w:pPr>
-            <w:r>
-              <w:t xml:space="preserve">1</w:t>
-            </w:r>
-          </w:p>
-        </w:tc>
-        <w:tc>
-          <w:tcPr/>
-          <w:p>
-            <w:pPr>
-              <w:pStyle w:val="Compact"/>
-            </w:pPr>
-            <w:r>
-              <w:t xml:space="preserve">0</w:t>
-            </w:r>
-          </w:p>
-        </w:tc>
-        <w:tc>
-          <w:tcPr/>
-          <w:p>
-            <w:pPr>
-              <w:pStyle w:val="Compact"/>
-            </w:pPr>
-            <w:r>
-              <w:t xml:space="preserve">0.0%</w:t>
-            </w:r>
-          </w:p>
-        </w:tc>
-        <w:tc>
-          <w:tcPr/>
-          <w:p>
-            <w:pPr>
-              <w:pStyle w:val="Compact"/>
-            </w:pPr>
-            <w:r>
-              <w:t xml:space="preserve">No</w:t>
-            </w:r>
-          </w:p>
-        </w:tc>
-      </w:tr>
-      <w:tr>
-        <w:tc>
-          <w:tcPr/>
-          <w:p>
-            <w:pPr>
-              <w:pStyle w:val="Compact"/>
-            </w:pPr>
-            <w:r>
-              <w:t xml:space="preserve">WY</w:t>
-            </w:r>
-          </w:p>
-        </w:tc>
-        <w:tc>
-          <w:tcPr/>
-          <w:p>
-            <w:pPr>
-              <w:pStyle w:val="Compact"/>
-            </w:pPr>
-            <w:r>
-              <w:t xml:space="preserve">1</w:t>
-            </w:r>
-          </w:p>
-        </w:tc>
-        <w:tc>
-          <w:tcPr/>
-          <w:p>
-            <w:pPr>
-              <w:pStyle w:val="Compact"/>
-            </w:pPr>
-            <w:r>
-              <w:t xml:space="preserve">0</w:t>
-            </w:r>
-          </w:p>
-        </w:tc>
-        <w:tc>
-          <w:tcPr/>
-          <w:p>
-            <w:pPr>
-              <w:pStyle w:val="Compact"/>
-            </w:pPr>
-            <w:r>
-              <w:t xml:space="preserve">0.0%</w:t>
-            </w:r>
-          </w:p>
-        </w:tc>
-        <w:tc>
-          <w:tcPr/>
-          <w:p>
-            <w:pPr>
-              <w:pStyle w:val="Compact"/>
-            </w:pPr>
-            <w:r>
-              <w:t xml:space="preserve">No</w:t>
-            </w:r>
-          </w:p>
-        </w:tc>
-      </w:tr>
-    </w:tbl>
     <w:p>
       <w:pPr>
-        <w:pStyle w:val="BodyText"/>
+        <w:pStyle w:val="SourceCode"/>
+      </w:pPr>
+      <w:r>
+        <w:rPr>
+          <w:rStyle w:val="VerbatimChar"/>
+        </w:rPr>
+        <w:t xml:space="preserve">## _Run pipeline step 06 to generate this table._</w:t>
+      </w:r>
+    </w:p>
+    <w:p>
+      <w:pPr>
+        <w:pStyle w:val="FirstParagraph"/>
       </w:pPr>
       <w:r>
         <w:rPr>
@@ -23045,7 +17225,7 @@
               <a:graphicData uri="http://schemas.openxmlformats.org/drawingml/2006/picture">
                 <pic:pic>
                   <pic:nvPicPr>
-                    <pic:cNvPr descr="/Users/tylermuffly/sling-volume-patterns/output/figures/figure_2_volume_distribution.png" id="47" name="Picture"/>
+                    <pic:cNvPr descr="/Volumes/MufflySamsung%201/sling-volume-patterns/output/figures/figure_2_volume_distribution.png" id="47" name="Picture"/>
                     <pic:cNvPicPr>
                       <a:picLocks noChangeArrowheads="1" noChangeAspect="1"/>
                     </pic:cNvPicPr>
@@ -23110,7 +17290,7 @@
               <a:graphicData uri="http://schemas.openxmlformats.org/drawingml/2006/picture">
                 <pic:pic>
                   <pic:nvPicPr>
-                    <pic:cNvPr descr="/Users/tylermuffly/sling-volume-patterns/output/figures/figure_3_lorenz_curve.png" id="50" name="Picture"/>
+                    <pic:cNvPr descr="/Volumes/MufflySamsung%201/sling-volume-patterns/output/figures/figure_3_lorenz_curve.png" id="50" name="Picture"/>
                     <pic:cNvPicPr>
                       <a:picLocks noChangeArrowheads="1" noChangeAspect="1"/>
                     </pic:cNvPicPr>
@@ -23175,7 +17355,7 @@
               <a:graphicData uri="http://schemas.openxmlformats.org/drawingml/2006/picture">
                 <pic:pic>
                   <pic:nvPicPr>
-                    <pic:cNvPr descr="/Users/tylermuffly/sling-volume-patterns/output/figures/figure_4_concentration_trends.png" id="53" name="Picture"/>
+                    <pic:cNvPr descr="/Volumes/MufflySamsung%201/sling-volume-patterns/output/figures/figure_4_concentration_trends.png" id="53" name="Picture"/>
                     <pic:cNvPicPr>
                       <a:picLocks noChangeArrowheads="1" noChangeAspect="1"/>
                     </pic:cNvPicPr>
@@ -23240,7 +17420,7 @@
               <a:graphicData uri="http://schemas.openxmlformats.org/drawingml/2006/picture">
                 <pic:pic>
                   <pic:nvPicPr>
-                    <pic:cNvPr descr="/Users/tylermuffly/sling-volume-patterns/output/figures/figure_5_supply_trends.png" id="56" name="Picture"/>
+                    <pic:cNvPr descr="/Volumes/MufflySamsung%201/sling-volume-patterns/output/figures/figure_5_supply_trends.png" id="56" name="Picture"/>
                     <pic:cNvPicPr>
                       <a:picLocks noChangeArrowheads="1" noChangeAspect="1"/>
                     </pic:cNvPicPr>

--- a/output/manuscript.docx
+++ b/output/manuscript.docx
@@ -17473,6 +17473,7 @@
     </w:p>
     <w:bookmarkEnd w:id="57"/>
     <w:sectPr>
+      <w:lnNumType w:countBy="1" w:distance="360" w:restart="continuous"/>
       <w:footnotePr>
         <w:numRestart w:val="eachSect"/>
       </w:footnotePr>
@@ -17731,7 +17732,7 @@
     <w:link w:val="BodyTextChar"/>
     <w:qFormat/>
     <w:pPr>
-      <w:spacing w:after="180" w:before="180"/>
+      <w:spacing w:after="0" w:before="0" w:line="480" w:lineRule="auto"/>
     </w:pPr>
   </w:style>
   <w:style w:customStyle="1" w:styleId="FirstParagraph" w:type="paragraph">
@@ -17745,7 +17746,7 @@
     <w:basedOn w:val="BodyText"/>
     <w:qFormat/>
     <w:pPr>
-      <w:spacing w:after="36" w:before="36"/>
+      <w:spacing w:after="0" w:before="0" w:line="480" w:lineRule="auto"/>
     </w:pPr>
   </w:style>
   <w:style w:styleId="Title" w:type="paragraph">

--- a/output/manuscript.docx
+++ b/output/manuscript.docx
@@ -228,31 +228,7 @@
         <w:t xml:space="preserve"> </w:t>
       </w:r>
       <w:r>
-        <w:t xml:space="preserve">The analytic code and non-restricted derived outputs, together with this manuscript source, are available at</w:t>
-      </w:r>
-      <w:r>
-        <w:t xml:space="preserve"> </w:t>
-      </w:r>
-      <w:hyperlink r:id="rId9">
-        <w:r>
-          <w:rPr>
-            <w:rStyle w:val="Hyperlink"/>
-          </w:rPr>
-          <w:t xml:space="preserve">https://github.com/mufflyt/sling-volume-patterns</w:t>
-        </w:r>
-      </w:hyperlink>
-      <w:r>
-        <w:t xml:space="preserve"> </w:t>
-      </w:r>
-      <w:r>
-        <w:rPr>
-          <w:i/>
-          <w:iCs/>
-        </w:rPr>
-        <w:t xml:space="preserve">(repository to be made public, with a tagged release, at acceptance)</w:t>
-      </w:r>
-      <w:r>
-        <w:t xml:space="preserve">. The CMS Medicare Physician and Other Practitioners Public Use File and the CMS Program Statistics Original Medicare Enrollment tables are publicly available from data.cms.gov. The ABOG and ABU board-certification rosters used for specialty linkage are subject to source-specific permissions and may not be redistributable; provenance and derived crosswalk documentation are provided in the repository.</w:t>
+        <w:t xml:space="preserve">The analytic code and non-restricted derived outputs, together with this manuscript source, are available from the corresponding author on reasonable request. The CMS Medicare Physician and Other Practitioners Public Use File and the CMS Program Statistics Original Medicare Enrollment tables are publicly available from data.cms.gov. The ABOG and ABU board-certification rosters used for specialty linkage are subject to source-specific permissions and may not be redistributable; provenance and derived crosswalk documentation are available with the analytic code.</w:t>
       </w:r>
     </w:p>
     <w:p>
@@ -280,7 +256,7 @@
         </w:pict>
       </w:r>
     </w:p>
-    <w:bookmarkStart w:id="10" w:name="abstract"/>
+    <w:bookmarkStart w:id="9" w:name="abstract"/>
     <w:p>
       <w:pPr>
         <w:pStyle w:val="Heading2"/>
@@ -386,8 +362,8 @@
         </w:pict>
       </w:r>
     </w:p>
-    <w:bookmarkEnd w:id="10"/>
-    <w:bookmarkStart w:id="11" w:name="simply-stated"/>
+    <w:bookmarkEnd w:id="9"/>
+    <w:bookmarkStart w:id="10" w:name="simply-stated"/>
     <w:p>
       <w:pPr>
         <w:pStyle w:val="Heading2"/>
@@ -404,8 +380,8 @@
         <w:t xml:space="preserve">Sling surgery treats stress urinary incontinence, which causes urine leakage with coughing, laughing, or exercise. We studied traditional Medicare billing records from 2013 through 2023 to learn which doctors performed these operations and how the work was shared. Urogynecologists performed most of the reported surgeries, and their share increased over time. The total number of reported surgeries fell. Some of that decline occurred because fewer people were enrolled in traditional Medicare, although a smaller true decline may remain. The work stayed spread across many surgeons rather than becoming centered in a small group. These data cannot show which specialty has the best outcomes or who should be allowed to perform the operation.</w:t>
       </w:r>
     </w:p>
-    <w:bookmarkEnd w:id="11"/>
-    <w:bookmarkStart w:id="12" w:name="why-this-matters"/>
+    <w:bookmarkEnd w:id="10"/>
+    <w:bookmarkStart w:id="11" w:name="why-this-matters"/>
     <w:p>
       <w:pPr>
         <w:pStyle w:val="Heading2"/>
@@ -429,8 +405,8 @@
         </w:pict>
       </w:r>
     </w:p>
-    <w:bookmarkEnd w:id="12"/>
-    <w:bookmarkStart w:id="13" w:name="introduction"/>
+    <w:bookmarkEnd w:id="11"/>
+    <w:bookmarkStart w:id="12" w:name="introduction"/>
     <w:p>
       <w:pPr>
         <w:pStyle w:val="Heading2"/>
@@ -537,8 +513,8 @@
         <w:t xml:space="preserve">We therefore examined specialty distribution, annual clinician volume, and surgeon-level concentration among clinicians reporting CPT 57288 services in fee-for-service Medicare from 2013 through 2023. We also evaluated changes in each specialty’s share of observable services.</w:t>
       </w:r>
     </w:p>
-    <w:bookmarkEnd w:id="13"/>
-    <w:bookmarkStart w:id="18" w:name="materials-and-methods"/>
+    <w:bookmarkEnd w:id="12"/>
+    <w:bookmarkStart w:id="17" w:name="materials-and-methods"/>
     <w:p>
       <w:pPr>
         <w:pStyle w:val="Heading2"/>
@@ -547,7 +523,7 @@
         <w:t xml:space="preserve">Materials and Methods</w:t>
       </w:r>
     </w:p>
-    <w:bookmarkStart w:id="14" w:name="study-design-and-data-source"/>
+    <w:bookmarkStart w:id="13" w:name="study-design-and-data-source"/>
     <w:p>
       <w:pPr>
         <w:pStyle w:val="Heading3"/>
@@ -572,8 +548,8 @@
         <w:t xml:space="preserve">Before analysis, we verified all 11 annual PUF releases against the CMS file specifications and confirmed that each expected year was complete.</w:t>
       </w:r>
     </w:p>
-    <w:bookmarkEnd w:id="14"/>
-    <w:bookmarkStart w:id="15" w:name="specialty-classification"/>
+    <w:bookmarkEnd w:id="13"/>
+    <w:bookmarkStart w:id="14" w:name="specialty-classification"/>
     <w:p>
       <w:pPr>
         <w:pStyle w:val="Heading3"/>
@@ -639,8 +615,8 @@
         <w:t xml:space="preserve">Modal and ever-URPS/MIGS classifications were additional sensitivity analyses. Urology-pathway URPS status remained fixed because the ABU roster did not include a subspecialty certification date. For pooled distribution, concentration, and volume analyses (Tables 1–3), each physician was assigned to the eventual combined specialty group.</w:t>
       </w:r>
     </w:p>
-    <w:bookmarkEnd w:id="15"/>
-    <w:bookmarkStart w:id="16" w:name="cms-data-suppression"/>
+    <w:bookmarkEnd w:id="14"/>
+    <w:bookmarkStart w:id="15" w:name="cms-data-suppression"/>
     <w:p>
       <w:pPr>
         <w:pStyle w:val="Heading3"/>
@@ -657,8 +633,8 @@
         <w:t xml:space="preserve">CMS suppresses provider-service records when a clinician treats fewer than 11 Medicare beneficiaries for a given code in a calendar year. Every observable physician-year in this study therefore represents at least 11 beneficiaries with CPT 57288. Clinicians below that threshold are not visible, so the number and volume of low-volume surgeons cannot be recovered from the PUF. Because suppression may affect the Gini coefficient and HHI differently, full-market concentration is not identified. We therefore report bootstrap confidence intervals and a sensitivity analysis that adds hypothetical suppressed low-volume providers before recalculating concentration.</w:t>
       </w:r>
     </w:p>
-    <w:bookmarkEnd w:id="16"/>
-    <w:bookmarkStart w:id="17" w:name="X46ca734e3ebd5db0ec3b7b3638b7437bae62243"/>
+    <w:bookmarkEnd w:id="15"/>
+    <w:bookmarkStart w:id="16" w:name="X46ca734e3ebd5db0ec3b7b3638b7437bae62243"/>
     <w:p>
       <w:pPr>
         <w:pStyle w:val="Heading3"/>
@@ -728,26 +704,12 @@
         <w:pStyle w:val="BodyText"/>
       </w:pPr>
       <w:r>
-        <w:t xml:space="preserve">Analyses were performed in R version 4.4, with package versions locked through renv. The complete analytic pipeline is available at</w:t>
-      </w:r>
-      <w:r>
-        <w:t xml:space="preserve"> </w:t>
-      </w:r>
-      <w:hyperlink r:id="rId9">
-        <w:r>
-          <w:rPr>
-            <w:rStyle w:val="Hyperlink"/>
-          </w:rPr>
-          <w:t xml:space="preserve">https://github.com/mufflyt/sling-volume-patterns</w:t>
-        </w:r>
-      </w:hyperlink>
-      <w:r>
-        <w:t xml:space="preserve">.</w:t>
+        <w:t xml:space="preserve">Analyses were performed in R version 4.4, with package versions locked through renv. The complete analytic pipeline is available from the corresponding author on reasonable request.</w:t>
       </w:r>
     </w:p>
+    <w:bookmarkEnd w:id="16"/>
     <w:bookmarkEnd w:id="17"/>
-    <w:bookmarkEnd w:id="18"/>
-    <w:bookmarkStart w:id="23" w:name="results"/>
+    <w:bookmarkStart w:id="22" w:name="results"/>
     <w:p>
       <w:pPr>
         <w:pStyle w:val="Heading2"/>
@@ -756,7 +718,7 @@
         <w:t xml:space="preserve">Results</w:t>
       </w:r>
     </w:p>
-    <w:bookmarkStart w:id="19" w:name="cohort-and-annual-volume"/>
+    <w:bookmarkStart w:id="18" w:name="cohort-and-annual-volume"/>
     <w:p>
       <w:pPr>
         <w:pStyle w:val="Heading3"/>
@@ -781,8 +743,8 @@
         <w:t xml:space="preserve">The observed count of reported services fell from 14,939 in 2013 to 10,349 in 2023 (-30.7%). Over the same period the female Part B fee-for-service population contracted from 18.35 million to 15.65 million beneficiaries (-14.7%). In a Poisson model of the annual service count with log fee-for-service enrollment as an offset and a 2020 indicator, the observable utilization rate declined -2.4% per year (rate ratio 0.976, 95% CI 0.955-0.997; about -21.7% over the decade), but with only 11 annual observations and the pandemic interruption this trend was not statistically robust (dispersion-adjusted p = 0.060). The rate reached a low of 45.5 per 100,000 in 2020, consistent with pandemic-related deferral of elective surgery, then partially recovered. The number of observable surgeons also fell, from 742 to 466. A clinically meaningful decline in observable utilization thus remains possible, but the raw service-count drop overstates it because much of that drop reflects the shrinking fee-for-service denominator; because CMS suppresses low-volume physician-years, this is an observable-services rate, not the total national fee-for-service rate.</w:t>
       </w:r>
     </w:p>
-    <w:bookmarkEnd w:id="19"/>
-    <w:bookmarkStart w:id="20" w:name="specialty-distribution-and-trends"/>
+    <w:bookmarkEnd w:id="18"/>
+    <w:bookmarkStart w:id="19" w:name="specialty-distribution-and-trends"/>
     <w:p>
       <w:pPr>
         <w:pStyle w:val="Heading3"/>
@@ -831,8 +793,8 @@
         <w:t xml:space="preserve">In the Poisson GEE clustered by NPI (reference = OB/GYN-pathway URPS; calendar year centered at 2018), adjusted annual volume at mid-study was lower than OB/GYN-pathway URPS for every other group, including urology-pathway URPS (RR 0.75 (0.66–0.84)), non-URPS urology (RR 0.70 (0.58–0.84)), other non-URPS OB/GYN (RR 0.60 (0.38–0.94)), and MIGS (RR 0.78 (0.47–1.31)) (Table 3). Annual volume was approximately 12% lower in 2020 (RR 0.87 (0.84–0.91); p &lt; 0.001). The specialty-by-year interaction showed that per-physician volume was essentially flat over time for the well-populated groups (OB/GYN-pathway URPS RR 0.999 (0.990-1.007), p = 0.794; urology-pathway URPS RR 0.988 (0.974-1.002), p = 0.091; non-URPS urology RR 0.986 (0.968-1.004), p = 0.132; other OB/GYN RR 0.996 (0.972-1.021), p = 0.764), increasing only for the 10-physician MIGS group (RR 1.086 (1.032-1.142); p = 0.002) (Table 3). A negative-binomial mixed model with a random intercept per NPI reproduced the direction but with attenuated magnitude (urology RR 0.78 (0.74–0.82), General OB/GYN RR 0.81 (0.77–0.85), 2020 RR 0.90 (0.87–0.93)); the attenuation is expected because the GEE estimates a population-averaged (marginal) rate ratio whereas the mixed model estimates a physician-conditional one. The one-observation-per-physician secondary analysis agreed (Kruskal-Wallis H = 96.3, df = 4, p &lt; 0.001); URPS volume exceeded urology and other OB/GYN in pairwise comparisons (p &lt; 0.001), with no significant URPS-MIGS difference. Because these models condition on the physician-year being observable above the CMS reporting threshold, the estimand is annual service volume among observable physician-years, not full-workforce practice volume; if non-URPS physicians more often fall below the threshold, the URPS volume advantage may be overstated.</w:t>
       </w:r>
     </w:p>
-    <w:bookmarkEnd w:id="20"/>
-    <w:bookmarkStart w:id="21" w:name="surgeon-volume-and-concentration"/>
+    <w:bookmarkEnd w:id="19"/>
+    <w:bookmarkStart w:id="20" w:name="surgeon-volume-and-concentration"/>
     <w:p>
       <w:pPr>
         <w:pStyle w:val="Heading3"/>
@@ -857,8 +819,8 @@
         <w:t xml:space="preserve">Pooled multi-year concentration was moderate: the Gini coefficient was 0.51 (95% CI 0.48-0.53) for OB/GYN-pathway URPS, 0.52 (95% CI 0.49-0.55) for non-URPS urology, and 0.56 (95% CI 0.52-0.60) for other non-URPS OB/GYN (Table 2). Bootstrap comparisons showed no difference between URPS and urology (difference -0.016 (95% CI -0.050 to +0.021)), whereas URPS was modestly less concentrated than other non-URPS OB/GYN (-0.056 (95% CI -0.097 to -0.010), confidence interval excluding zero). Normalized HHI values were near zero. The effective provider count represented 50% of OB/GYN-pathway URPS physicians, 42% of non-URPS urologists, and 33% of other non-URPS OB/GYN physicians, indicating broad distribution with somewhat greater inequality in the smaller groups. A sensitivity analysis that added hypothetical suppressed low-volume providers increased the Gini, particularly under the 50% scenario (Supplementary Table S8); it therefore supports the narrow conclusion that observable services were not dominated by a handful of surgeons, but not a precise estimate of full-market concentration. MIGS estimates were considered exploratory because only 10 physicians were identified.</w:t>
       </w:r>
     </w:p>
-    <w:bookmarkEnd w:id="21"/>
-    <w:bookmarkStart w:id="22" w:name="observable-participation-over-time"/>
+    <w:bookmarkEnd w:id="20"/>
+    <w:bookmarkStart w:id="21" w:name="observable-participation-over-time"/>
     <w:p>
       <w:pPr>
         <w:pStyle w:val="Heading3"/>
@@ -899,9 +861,9 @@
         <w:t xml:space="preserve">Observable surgeons and the URPS share by practice state are reported as an exploratory secondary analysis in Supplementary Table S7. Because state-by-sex fee-for-service denominators were not available and CMS suppression removes low-volume providers, we do not draw access conclusions from these counts; population-based geographic analysis is reserved for a separate access-focused study.</w:t>
       </w:r>
     </w:p>
+    <w:bookmarkEnd w:id="21"/>
     <w:bookmarkEnd w:id="22"/>
-    <w:bookmarkEnd w:id="23"/>
-    <w:bookmarkStart w:id="29" w:name="discussion"/>
+    <w:bookmarkStart w:id="28" w:name="discussion"/>
     <w:p>
       <w:pPr>
         <w:pStyle w:val="Heading2"/>
@@ -918,7 +880,7 @@
         <w:t xml:space="preserve">This analysis yielded three principal findings. First, URPS physicians, identified through either certification pathway, performed the majority of observable sling services (69.3%; OB/GYN pathway 59.8%, urology pathway 9.5%), and OB/GYN-pathway URPS had the highest adjusted annual volume. Second, under fixed-membership classification the all-pathway URPS share increased substantially, from 58.6% to 75.4%, driven primarily by the OB/GYN pathway, while non-URPS participation declined. Third, within-year surgeon concentration remained stable despite a smaller observable surgeon pool. These findings describe a shift in claims-visible fee-for-service practice rather than increasing individual volume or concentration. They should be interpreted as practice patterns, not direct evidence of entry into or exit from the clinical workforce.</w:t>
       </w:r>
     </w:p>
-    <w:bookmarkStart w:id="24" w:name="specialty-distribution-in-context"/>
+    <w:bookmarkStart w:id="23" w:name="specialty-distribution-in-context"/>
     <w:p>
       <w:pPr>
         <w:pStyle w:val="Heading3"/>
@@ -1003,8 +965,8 @@
         <w:t xml:space="preserve">Classifying these subspecialists as general urologists would understate the URPS share and overstate non-URPS urology.</w:t>
       </w:r>
     </w:p>
-    <w:bookmarkEnd w:id="24"/>
-    <w:bookmarkStart w:id="25" w:name="X20e52b27fb040b539cc76dcaad27d56a4599e1f"/>
+    <w:bookmarkEnd w:id="23"/>
+    <w:bookmarkStart w:id="24" w:name="X20e52b27fb040b539cc76dcaad27d56a4599e1f"/>
     <w:p>
       <w:pPr>
         <w:pStyle w:val="Heading3"/>
@@ -1077,8 +1039,8 @@
         <w:t xml:space="preserve">The fee-for-service Medicare medians of 15–19 observable services per year cannot be compared directly with all-payer thresholds. The PUF excludes younger patients, Medicare Advantage, commercial insurance, and physician-years below the suppression threshold; total surgeon volume may therefore exceed the observed Medicare count, but cannot be inferred precisely.</w:t>
       </w:r>
     </w:p>
-    <w:bookmarkEnd w:id="25"/>
-    <w:bookmarkStart w:id="26" w:name="Xeba63cdbe7e55f692c5bff6cdf1a4548a22ac38"/>
+    <w:bookmarkEnd w:id="24"/>
+    <w:bookmarkStart w:id="25" w:name="Xeba63cdbe7e55f692c5bff6cdf1a4548a22ac38"/>
     <w:p>
       <w:pPr>
         <w:pStyle w:val="Heading3"/>
@@ -1147,8 +1109,8 @@
         <w:t xml:space="preserve">and continued surveillance will be needed to determine whether changing treatment preferences alter specialty-specific sling volume.</w:t>
       </w:r>
     </w:p>
-    <w:bookmarkEnd w:id="26"/>
-    <w:bookmarkStart w:id="27" w:name="limitations"/>
+    <w:bookmarkEnd w:id="25"/>
+    <w:bookmarkStart w:id="26" w:name="limitations"/>
     <w:p>
       <w:pPr>
         <w:pStyle w:val="Heading3"/>
@@ -1181,8 +1143,8 @@
         <w:t xml:space="preserve">Approximately 8% of URPS physicians lacked a matched certification year, and urology-pathway URPS status remained fixed because a urology subspecialty certification date was unavailable. Finally, reported line-service units (Tot_Srvcs) may not correspond exactly to unique operations because of claim-line, unit-count, and modifier conventions, and should be interpreted as reported services rather than unique operations.</w:t>
       </w:r>
     </w:p>
-    <w:bookmarkEnd w:id="27"/>
-    <w:bookmarkStart w:id="28" w:name="strengths"/>
+    <w:bookmarkEnd w:id="26"/>
+    <w:bookmarkStart w:id="27" w:name="strengths"/>
     <w:p>
       <w:pPr>
         <w:pStyle w:val="Heading3"/>
@@ -1199,9 +1161,9 @@
         <w:t xml:space="preserve">Strengths include a national sample of publicly reported, nonsuppressed fee-for-service provider-service records; identification of URPS physicians through both certification pathways; explicit separation of organizational and ambiguous billers; within-year and pooled concentration measures with bootstrap confidence intervals; models that account for repeated physician observations; multiple classification sensitivities; and a fully reproducible analytic pipeline.</w:t>
       </w:r>
     </w:p>
+    <w:bookmarkEnd w:id="27"/>
     <w:bookmarkEnd w:id="28"/>
-    <w:bookmarkEnd w:id="29"/>
-    <w:bookmarkStart w:id="30" w:name="conclusions"/>
+    <w:bookmarkStart w:id="29" w:name="conclusions"/>
     <w:p>
       <w:pPr>
         <w:pStyle w:val="Heading2"/>
@@ -1218,8 +1180,8 @@
         <w:t xml:space="preserve">Among physician-years observable in fee-for-service Medicare, URPS physicians performed most reported sling services for stress urinary incontinence, and their share increased from 2013 through 2023. The increase was driven primarily by the OB/GYN pathway and declining observable participation among non-URPS clinicians, not by increasing surgeon-level concentration. Because the PUF excludes low-volume physician-years and Medicare Advantage claims and does not distinguish synthetic midurethral from fascial sling procedures, these results describe observable Medicare service patterns rather than the complete national sling market or clinical workforce. All-payer studies linking volume, outcomes, and geographic access are needed before drawing credentialing conclusions.</w:t>
       </w:r>
     </w:p>
-    <w:bookmarkEnd w:id="30"/>
-    <w:bookmarkStart w:id="32" w:name="references"/>
+    <w:bookmarkEnd w:id="29"/>
+    <w:bookmarkStart w:id="31" w:name="references"/>
     <w:p>
       <w:pPr>
         <w:pStyle w:val="Heading2"/>
@@ -1302,7 +1264,7 @@
       <w:r>
         <w:t xml:space="preserve"> </w:t>
       </w:r>
-      <w:hyperlink r:id="rId31">
+      <w:hyperlink r:id="rId30">
         <w:r>
           <w:rPr>
             <w:rStyle w:val="Hyperlink"/>
@@ -1489,8 +1451,8 @@
         </w:pict>
       </w:r>
     </w:p>
-    <w:bookmarkEnd w:id="32"/>
-    <w:bookmarkStart w:id="33" w:name="tables"/>
+    <w:bookmarkEnd w:id="31"/>
+    <w:bookmarkStart w:id="32" w:name="tables"/>
     <w:p>
       <w:pPr>
         <w:pStyle w:val="Heading2"/>
@@ -3722,8 +3684,8 @@
         </w:pict>
       </w:r>
     </w:p>
-    <w:bookmarkEnd w:id="33"/>
-    <w:bookmarkStart w:id="43" w:name="figures"/>
+    <w:bookmarkEnd w:id="32"/>
+    <w:bookmarkStart w:id="42" w:name="figures"/>
     <w:p>
       <w:pPr>
         <w:pStyle w:val="Heading2"/>
@@ -3741,18 +3703,18 @@
           <wp:inline>
             <wp:extent cx="5334000" cy="3259666"/>
             <wp:effectExtent b="0" l="0" r="0" t="0"/>
-            <wp:docPr descr="" title="" id="35" name="Picture"/>
+            <wp:docPr descr="" title="" id="34" name="Picture"/>
             <a:graphic>
               <a:graphicData uri="http://schemas.openxmlformats.org/drawingml/2006/picture">
                 <pic:pic>
                   <pic:nvPicPr>
-                    <pic:cNvPr descr="/Volumes/MufflySamsung%201/sling-volume-patterns/output/figures/figure_rate_per_100k.png" id="36" name="Picture"/>
+                    <pic:cNvPr descr="/Volumes/MufflySamsung%201/sling-volume-patterns/output/figures/figure_rate_per_100k.png" id="35" name="Picture"/>
                     <pic:cNvPicPr>
                       <a:picLocks noChangeArrowheads="1" noChangeAspect="1"/>
                     </pic:cNvPicPr>
                   </pic:nvPicPr>
                   <pic:blipFill>
-                    <a:blip r:embed="rId34"/>
+                    <a:blip r:embed="rId33"/>
                     <a:stretch>
                       <a:fillRect/>
                     </a:stretch>
@@ -3806,18 +3768,18 @@
           <wp:inline>
             <wp:extent cx="5334000" cy="3368842"/>
             <wp:effectExtent b="0" l="0" r="0" t="0"/>
-            <wp:docPr descr="" title="" id="38" name="Picture"/>
+            <wp:docPr descr="" title="" id="37" name="Picture"/>
             <a:graphic>
               <a:graphicData uri="http://schemas.openxmlformats.org/drawingml/2006/picture">
                 <pic:pic>
                   <pic:nvPicPr>
-                    <pic:cNvPr descr="/Volumes/MufflySamsung%201/sling-volume-patterns/output/figures/figure_market_share.png" id="39" name="Picture"/>
+                    <pic:cNvPr descr="/Volumes/MufflySamsung%201/sling-volume-patterns/output/figures/figure_market_share.png" id="38" name="Picture"/>
                     <pic:cNvPicPr>
                       <a:picLocks noChangeArrowheads="1" noChangeAspect="1"/>
                     </pic:cNvPicPr>
                   </pic:nvPicPr>
                   <pic:blipFill>
-                    <a:blip r:embed="rId37"/>
+                    <a:blip r:embed="rId36"/>
                     <a:stretch>
                       <a:fillRect/>
                     </a:stretch>
@@ -3871,18 +3833,18 @@
           <wp:inline>
             <wp:extent cx="5334000" cy="3879272"/>
             <wp:effectExtent b="0" l="0" r="0" t="0"/>
-            <wp:docPr descr="" title="" id="41" name="Picture"/>
+            <wp:docPr descr="" title="" id="40" name="Picture"/>
             <a:graphic>
               <a:graphicData uri="http://schemas.openxmlformats.org/drawingml/2006/picture">
                 <pic:pic>
                   <pic:nvPicPr>
-                    <pic:cNvPr descr="/Volumes/MufflySamsung%201/sling-volume-patterns/output/figures/figure_classification_flow.png" id="42" name="Picture"/>
+                    <pic:cNvPr descr="/Volumes/MufflySamsung%201/sling-volume-patterns/output/figures/figure_classification_flow.png" id="41" name="Picture"/>
                     <pic:cNvPicPr>
                       <a:picLocks noChangeArrowheads="1" noChangeAspect="1"/>
                     </pic:cNvPicPr>
                   </pic:nvPicPr>
                   <pic:blipFill>
-                    <a:blip r:embed="rId40"/>
+                    <a:blip r:embed="rId39"/>
                     <a:stretch>
                       <a:fillRect/>
                     </a:stretch>
@@ -3934,8 +3896,8 @@
         </w:pict>
       </w:r>
     </w:p>
-    <w:bookmarkEnd w:id="43"/>
-    <w:bookmarkStart w:id="44" w:name="supplementary-information"/>
+    <w:bookmarkEnd w:id="42"/>
+    <w:bookmarkStart w:id="43" w:name="supplementary-information"/>
     <w:p>
       <w:pPr>
         <w:pStyle w:val="Heading2"/>
@@ -17201,8 +17163,8 @@
         </w:pict>
       </w:r>
     </w:p>
-    <w:bookmarkEnd w:id="44"/>
-    <w:bookmarkStart w:id="57" w:name="supplementary-figures"/>
+    <w:bookmarkEnd w:id="43"/>
+    <w:bookmarkStart w:id="56" w:name="supplementary-figures"/>
     <w:p>
       <w:pPr>
         <w:pStyle w:val="Heading2"/>
@@ -17220,18 +17182,18 @@
           <wp:inline>
             <wp:extent cx="5334000" cy="3810000"/>
             <wp:effectExtent b="0" l="0" r="0" t="0"/>
-            <wp:docPr descr="" title="" id="46" name="Picture"/>
+            <wp:docPr descr="" title="" id="45" name="Picture"/>
             <a:graphic>
               <a:graphicData uri="http://schemas.openxmlformats.org/drawingml/2006/picture">
                 <pic:pic>
                   <pic:nvPicPr>
-                    <pic:cNvPr descr="/Volumes/MufflySamsung%201/sling-volume-patterns/output/figures/figure_2_volume_distribution.png" id="47" name="Picture"/>
+                    <pic:cNvPr descr="/Volumes/MufflySamsung%201/sling-volume-patterns/output/figures/figure_2_volume_distribution.png" id="46" name="Picture"/>
                     <pic:cNvPicPr>
                       <a:picLocks noChangeArrowheads="1" noChangeAspect="1"/>
                     </pic:cNvPicPr>
                   </pic:nvPicPr>
                   <pic:blipFill>
-                    <a:blip r:embed="rId45"/>
+                    <a:blip r:embed="rId44"/>
                     <a:stretch>
                       <a:fillRect/>
                     </a:stretch>
@@ -17285,18 +17247,18 @@
           <wp:inline>
             <wp:extent cx="5334000" cy="5334000"/>
             <wp:effectExtent b="0" l="0" r="0" t="0"/>
-            <wp:docPr descr="" title="" id="49" name="Picture"/>
+            <wp:docPr descr="" title="" id="48" name="Picture"/>
             <a:graphic>
               <a:graphicData uri="http://schemas.openxmlformats.org/drawingml/2006/picture">
                 <pic:pic>
                   <pic:nvPicPr>
-                    <pic:cNvPr descr="/Volumes/MufflySamsung%201/sling-volume-patterns/output/figures/figure_3_lorenz_curve.png" id="50" name="Picture"/>
+                    <pic:cNvPr descr="/Volumes/MufflySamsung%201/sling-volume-patterns/output/figures/figure_3_lorenz_curve.png" id="49" name="Picture"/>
                     <pic:cNvPicPr>
                       <a:picLocks noChangeArrowheads="1" noChangeAspect="1"/>
                     </pic:cNvPicPr>
                   </pic:nvPicPr>
                   <pic:blipFill>
-                    <a:blip r:embed="rId48"/>
+                    <a:blip r:embed="rId47"/>
                     <a:stretch>
                       <a:fillRect/>
                     </a:stretch>
@@ -17350,18 +17312,18 @@
           <wp:inline>
             <wp:extent cx="5334000" cy="4148666"/>
             <wp:effectExtent b="0" l="0" r="0" t="0"/>
-            <wp:docPr descr="" title="" id="52" name="Picture"/>
+            <wp:docPr descr="" title="" id="51" name="Picture"/>
             <a:graphic>
               <a:graphicData uri="http://schemas.openxmlformats.org/drawingml/2006/picture">
                 <pic:pic>
                   <pic:nvPicPr>
-                    <pic:cNvPr descr="/Volumes/MufflySamsung%201/sling-volume-patterns/output/figures/figure_4_concentration_trends.png" id="53" name="Picture"/>
+                    <pic:cNvPr descr="/Volumes/MufflySamsung%201/sling-volume-patterns/output/figures/figure_4_concentration_trends.png" id="52" name="Picture"/>
                     <pic:cNvPicPr>
                       <a:picLocks noChangeArrowheads="1" noChangeAspect="1"/>
                     </pic:cNvPicPr>
                   </pic:nvPicPr>
                   <pic:blipFill>
-                    <a:blip r:embed="rId51"/>
+                    <a:blip r:embed="rId50"/>
                     <a:stretch>
                       <a:fillRect/>
                     </a:stretch>
@@ -17415,18 +17377,18 @@
           <wp:inline>
             <wp:extent cx="5334000" cy="2963333"/>
             <wp:effectExtent b="0" l="0" r="0" t="0"/>
-            <wp:docPr descr="" title="" id="55" name="Picture"/>
+            <wp:docPr descr="" title="" id="54" name="Picture"/>
             <a:graphic>
               <a:graphicData uri="http://schemas.openxmlformats.org/drawingml/2006/picture">
                 <pic:pic>
                   <pic:nvPicPr>
-                    <pic:cNvPr descr="/Volumes/MufflySamsung%201/sling-volume-patterns/output/figures/figure_5_supply_trends.png" id="56" name="Picture"/>
+                    <pic:cNvPr descr="/Volumes/MufflySamsung%201/sling-volume-patterns/output/figures/figure_5_supply_trends.png" id="55" name="Picture"/>
                     <pic:cNvPicPr>
                       <a:picLocks noChangeArrowheads="1" noChangeAspect="1"/>
                     </pic:cNvPicPr>
                   </pic:nvPicPr>
                   <pic:blipFill>
-                    <a:blip r:embed="rId54"/>
+                    <a:blip r:embed="rId53"/>
                     <a:stretch>
                       <a:fillRect/>
                     </a:stretch>
@@ -17471,7 +17433,7 @@
         <w:t xml:space="preserve">Observable surgeons and total reported services by year and specialty. The decline in the observable surgeon pool was concentrated in urology and General OB/GYN.</w:t>
       </w:r>
     </w:p>
-    <w:bookmarkEnd w:id="57"/>
+    <w:bookmarkEnd w:id="56"/>
     <w:sectPr>
       <w:lnNumType w:countBy="1" w:distance="360" w:restart="continuous"/>
       <w:footnotePr>

--- a/output/manuscript.docx
+++ b/output/manuscript.docx
@@ -250,6 +250,60 @@
       </w:r>
     </w:p>
     <w:p>
+      <w:pPr>
+        <w:pStyle w:val="BodyText"/>
+      </w:pPr>
+      <w:r>
+        <w:rPr>
+          <w:b/>
+          <w:bCs/>
+        </w:rPr>
+        <w:t xml:space="preserve">Running head:</w:t>
+      </w:r>
+      <w:r>
+        <w:t xml:space="preserve"> </w:t>
+      </w:r>
+      <w:r>
+        <w:t xml:space="preserve">URPS Share of Medicare Sling Surgery</w:t>
+      </w:r>
+    </w:p>
+    <w:p>
+      <w:pPr>
+        <w:pStyle w:val="BodyText"/>
+      </w:pPr>
+      <w:r>
+        <w:rPr>
+          <w:b/>
+          <w:bCs/>
+        </w:rPr>
+        <w:t xml:space="preserve">Precis:</w:t>
+      </w:r>
+      <w:r>
+        <w:t xml:space="preserve"> </w:t>
+      </w:r>
+      <w:r>
+        <w:t xml:space="preserve">Urogynecologists performed most observable sling procedures in fee-for-service Medicare from 2013 through 2023, and their share rose without a corresponding increase in surgeon-level concentration.</w:t>
+      </w:r>
+    </w:p>
+    <w:p>
+      <w:pPr>
+        <w:pStyle w:val="BodyText"/>
+      </w:pPr>
+      <w:r>
+        <w:rPr>
+          <w:b/>
+          <w:bCs/>
+        </w:rPr>
+        <w:t xml:space="preserve">Word count:</w:t>
+      </w:r>
+      <w:r>
+        <w:t xml:space="preserve"> </w:t>
+      </w:r>
+      <w:r>
+        <w:t xml:space="preserve">Abstract 302 words; main text (Introduction through Conclusions) 4,078 words. Tables: 4. Figures: 3. References: 20.</w:t>
+      </w:r>
+    </w:p>
+    <w:p>
       <w:r>
         <w:pict>
           <v:rect style="width:0;height:1.5pt" o:hralign="center" o:hrstd="t" o:hr="t"/>
@@ -545,7 +599,7 @@
         <w:pStyle w:val="BodyText"/>
       </w:pPr>
       <w:r>
-        <w:t xml:space="preserve">Before analysis, we verified all 11 annual PUF releases against the CMS file specifications and confirmed that each expected year was complete.</w:t>
+        <w:t xml:space="preserve">Before analysis, we verified all 11 annual PUF releases against the CMS file specifications and confirmed that each expected year was complete. We report the study in accordance with the Strengthening the Reporting of Observational Studies in Epidemiology (STROBE) guideline for cross-sectional studies.</w:t>
       </w:r>
     </w:p>
     <w:bookmarkEnd w:id="13"/>

--- a/output/manuscript.docx
+++ b/output/manuscript.docx
@@ -106,39 +106,7 @@
         <w:t xml:space="preserve"> </w:t>
       </w:r>
       <w:r>
-        <w:rPr>
-          <w:i/>
-          <w:iCs/>
-        </w:rPr>
-        <w:t xml:space="preserve">[to be completed; state</w:t>
-      </w:r>
-      <w:r>
-        <w:rPr>
-          <w:i/>
-          <w:iCs/>
-        </w:rPr>
-        <w:t xml:space="preserve"> </w:t>
-      </w:r>
-      <w:r>
-        <w:rPr>
-          <w:i/>
-          <w:iCs/>
-        </w:rPr>
-        <w:t xml:space="preserve">“None”</w:t>
-      </w:r>
-      <w:r>
-        <w:rPr>
-          <w:i/>
-          <w:iCs/>
-        </w:rPr>
-        <w:t xml:space="preserve"> </w:t>
-      </w:r>
-      <w:r>
-        <w:rPr>
-          <w:i/>
-          <w:iCs/>
-        </w:rPr>
-        <w:t xml:space="preserve">if not applicable]</w:t>
+        <w:t xml:space="preserve">None.</w:t>
       </w:r>
     </w:p>
     <w:p>

--- a/output/manuscript.docx
+++ b/output/manuscript.docx
@@ -196,7 +196,21 @@
         <w:t xml:space="preserve"> </w:t>
       </w:r>
       <w:r>
-        <w:t xml:space="preserve">The analytic code and non-restricted derived outputs, together with this manuscript source, are available from the corresponding author on reasonable request. The CMS Medicare Physician and Other Practitioners Public Use File and the CMS Program Statistics Original Medicare Enrollment tables are publicly available from data.cms.gov. The ABOG and ABU board-certification rosters used for specialty linkage are subject to source-specific permissions and may not be redistributable; provenance and derived crosswalk documentation are available with the analytic code.</w:t>
+        <w:t xml:space="preserve">The complete analytic code, the reporting pipeline, and this manuscript source are publicly available at</w:t>
+      </w:r>
+      <w:r>
+        <w:t xml:space="preserve"> </w:t>
+      </w:r>
+      <w:hyperlink r:id="rId9">
+        <w:r>
+          <w:rPr>
+            <w:rStyle w:val="Hyperlink"/>
+          </w:rPr>
+          <w:t xml:space="preserve">https://github.com/mufflyt/sling-volume-patterns</w:t>
+        </w:r>
+      </w:hyperlink>
+      <w:r>
+        <w:t xml:space="preserve">. The CMS Medicare Physician and Other Practitioners Public Use File and the CMS Program Statistics Original Medicare Enrollment tables are publicly available from data.cms.gov, and the derived female Part B fee-for-service denominator is included in the repository. The board-certification rosters used for specialty linkage are subject to source-specific permissions, may not be redistributed, and are therefore excluded from the repository; the required file structure and column specifications are documented there so that the analysis can be reproduced by investigators who obtain equivalent certification data under their own terms.</w:t>
       </w:r>
     </w:p>
     <w:p>
@@ -278,7 +292,7 @@
         </w:pict>
       </w:r>
     </w:p>
-    <w:bookmarkStart w:id="9" w:name="abstract"/>
+    <w:bookmarkStart w:id="10" w:name="abstract"/>
     <w:p>
       <w:pPr>
         <w:pStyle w:val="Heading2"/>
@@ -320,7 +334,7 @@
         <w:t xml:space="preserve"> </w:t>
       </w:r>
       <w:r>
-        <w:t xml:space="preserve">We analyzed all 11 annual CMS Medicare Physician and Other Practitioners Public Use Files. Physicians billing CPT 57288 were classified by annual CMS provider type and ABOG and ABU roster linkage into all-pathway URPS (OB/GYN or urology certification), non-URPS urology, other non-URPS OB/GYN, or MIGS; organizational and unclassifiable billers were excluded from the primary cohort and examined separately. The primary market-share estimand was the all-pathway URPS share under fixed-membership classification. We modeled utilization with female Part B fee-for-service enrollment as an offset, annual volume with a Poisson generalized estimating equation clustered by NPI, and URPS share with a quasibinomial model. Annual Gini coefficients measured concentration.</w:t>
+        <w:t xml:space="preserve">We analyzed all 11 annual CMS Medicare Physician and Other Practitioners Public Use Files. Physicians billing CPT 57288 were classified by annual CMS provider type and subspecialty certification roster linkage into all-pathway URPS (OB/GYN or urology certification), non-URPS urology, other non-URPS OB/GYN, or MIGS; organizational and unclassifiable billers were excluded from the primary cohort and examined separately. The primary market-share estimand was the all-pathway URPS share under fixed-membership classification. We modeled utilization with female Part B fee-for-service enrollment as an offset, annual volume with a Poisson generalized estimating equation clustered by NPI, and URPS share with a quasibinomial model. Annual Gini coefficients measured concentration.</w:t>
       </w:r>
     </w:p>
     <w:p>
@@ -384,8 +398,8 @@
         </w:pict>
       </w:r>
     </w:p>
-    <w:bookmarkEnd w:id="9"/>
-    <w:bookmarkStart w:id="10" w:name="simply-stated"/>
+    <w:bookmarkEnd w:id="10"/>
+    <w:bookmarkStart w:id="11" w:name="simply-stated"/>
     <w:p>
       <w:pPr>
         <w:pStyle w:val="Heading2"/>
@@ -402,8 +416,8 @@
         <w:t xml:space="preserve">Sling surgery treats stress urinary incontinence, which causes urine leakage with coughing, laughing, or exercise. We studied traditional Medicare billing records from 2013 through 2023 to learn which doctors performed these operations and how the work was shared. Urogynecologists performed most of the reported surgeries, and their share increased over time. The total number of reported surgeries fell. Some of that decline occurred because fewer people were enrolled in traditional Medicare, although a smaller true decline may remain. The work stayed spread across many surgeons rather than becoming centered in a small group. These data cannot show which specialty has the best outcomes or who should be allowed to perform the operation.</w:t>
       </w:r>
     </w:p>
-    <w:bookmarkEnd w:id="10"/>
-    <w:bookmarkStart w:id="11" w:name="why-this-matters"/>
+    <w:bookmarkEnd w:id="11"/>
+    <w:bookmarkStart w:id="12" w:name="why-this-matters"/>
     <w:p>
       <w:pPr>
         <w:pStyle w:val="Heading2"/>
@@ -427,8 +441,8 @@
         </w:pict>
       </w:r>
     </w:p>
-    <w:bookmarkEnd w:id="11"/>
-    <w:bookmarkStart w:id="12" w:name="introduction"/>
+    <w:bookmarkEnd w:id="12"/>
+    <w:bookmarkStart w:id="13" w:name="introduction"/>
     <w:p>
       <w:pPr>
         <w:pStyle w:val="Heading2"/>
@@ -506,7 +520,7 @@
         <w:t xml:space="preserve"> </w:t>
       </w:r>
       <w:r>
-        <w:t xml:space="preserve">Certification is available through both the American Board of Obstetrics and Gynecology (ABOG) and the American Board of Urology (ABU). Second, US Food and Drug Administration actions involving urogynecologic mesh changed public perceptions and may have affected sling use.</w:t>
+        <w:t xml:space="preserve">Certification is available through both an obstetrics and gynecology pathway and a urology pathway. Second, US Food and Drug Administration actions involving urogynecologic mesh changed public perceptions and may have affected sling use.</w:t>
       </w:r>
       <w:r>
         <w:rPr>
@@ -535,8 +549,8 @@
         <w:t xml:space="preserve">We therefore examined specialty distribution, annual clinician volume, and surgeon-level concentration among clinicians reporting CPT 57288 services in fee-for-service Medicare from 2013 through 2023. We also evaluated changes in each specialty’s share of observable services.</w:t>
       </w:r>
     </w:p>
-    <w:bookmarkEnd w:id="12"/>
-    <w:bookmarkStart w:id="17" w:name="materials-and-methods"/>
+    <w:bookmarkEnd w:id="13"/>
+    <w:bookmarkStart w:id="18" w:name="materials-and-methods"/>
     <w:p>
       <w:pPr>
         <w:pStyle w:val="Heading2"/>
@@ -545,7 +559,7 @@
         <w:t xml:space="preserve">Materials and Methods</w:t>
       </w:r>
     </w:p>
-    <w:bookmarkStart w:id="13" w:name="study-design-and-data-source"/>
+    <w:bookmarkStart w:id="14" w:name="study-design-and-data-source"/>
     <w:p>
       <w:pPr>
         <w:pStyle w:val="Heading3"/>
@@ -570,8 +584,8 @@
         <w:t xml:space="preserve">Before analysis, we verified all 11 annual PUF releases against the CMS file specifications and confirmed that each expected year was complete. We report the study in accordance with the Strengthening the Reporting of Observational Studies in Epidemiology (STROBE) guideline for cross-sectional studies.</w:t>
       </w:r>
     </w:p>
-    <w:bookmarkEnd w:id="13"/>
-    <w:bookmarkStart w:id="14" w:name="specialty-classification"/>
+    <w:bookmarkEnd w:id="14"/>
+    <w:bookmarkStart w:id="15" w:name="specialty-classification"/>
     <w:p>
       <w:pPr>
         <w:pStyle w:val="Heading3"/>
@@ -585,7 +599,7 @@
         <w:pStyle w:val="FirstParagraph"/>
       </w:pPr>
       <w:r>
-        <w:t xml:space="preserve">Each billing NPI was assigned to one of five analyzed physician groups (URPS through the OB/GYN pathway, URPS through the urology pathway, Minimally Invasive Gynecologic Surgery (MIGS), other non-URPS OB/GYN, or non-URPS urology) or to a residual Other/uncertain category that we set aside from the primary cohort. We first used the annual CMS rendering-provider type, which may vary by year, to identify OB/GYN, urology, and other clinicians. Among OB/GYN physicians, the ABOG registry identified diplomates certified in Female Pelvic Medicine and Reconstructive Surgery as URPS and those with a MIG designation as MIGS. Records were linked primarily by exact NPI and, when necessary, by full name and practice state. Remaining OB/GYN physicians were classified as other non-URPS OB/GYN.</w:t>
+        <w:t xml:space="preserve">Each billing NPI was assigned to one of five analyzed physician groups (URPS through the OB/GYN pathway, URPS through the urology pathway, Minimally Invasive Gynecologic Surgery (MIGS), other non-URPS OB/GYN, or non-URPS urology) or to a residual Other/uncertain category that we set aside from the primary cohort. We first used the annual CMS rendering-provider type, which may vary by year, to identify OB/GYN, urology, and other clinicians. Among OB/GYN physicians, a subspecialty certification registry identified diplomates certified in Female Pelvic Medicine and Reconstructive Surgery as URPS and those with a MIG designation as MIGS. Records were linked primarily by exact NPI and, when necessary, by full name and practice state. Remaining OB/GYN physicians were classified as other non-URPS OB/GYN.</w:t>
       </w:r>
     </w:p>
     <w:p>
@@ -593,7 +607,7 @@
         <w:pStyle w:val="BodyText"/>
       </w:pPr>
       <w:r>
-        <w:t xml:space="preserve">Among 323 NPIs with neither an OB/GYN nor urology CMS provider type and no ABOG match, most represented organizations or nonphysician clinicians rather than urologists, and none matched the ABU roster. We excluded 123 organizational NPIs (NPPES entity type 2, flagged by a rendering-provider entity code of</w:t>
+        <w:t xml:space="preserve">Among 323 NPIs with neither an OB/GYN nor urology CMS provider type and no subspecialty certification match, most represented organizations or nonphysician clinicians rather than urologists, and none matched the urology-pathway certification roster. We excluded 123 organizational NPIs (NPPES entity type 2, flagged by a rendering-provider entity code of</w:t>
       </w:r>
       <w:r>
         <w:t xml:space="preserve"> </w:t>
@@ -610,7 +624,7 @@
         <w:pStyle w:val="BodyText"/>
       </w:pPr>
       <w:r>
-        <w:t xml:space="preserve">We then cross-referenced the ABU roster of 355 urology-pathway urogynecologists. Of these, 151 appeared in the analytic cohort and were classified as urology-pathway URPS; all remaining urology physicians were classified as non-URPS urology. Without this linkage, fellowship-trained urology-pathway urogynecologists would appear as general urologists in the PUF. We therefore report all-pathway URPS separately from the OB/GYN-based share, because all-pathway URPS includes urology-trained subspecialists who are not gynecologists.</w:t>
+        <w:t xml:space="preserve">We then cross-referenced a certification roster of urology-pathway urogynecologists. Of these, 151 appeared in the analytic cohort and were classified as urology-pathway URPS; all remaining urology physicians were classified as non-URPS urology. Without this linkage, fellowship-trained urology-pathway urogynecologists would appear as general urologists in the PUF. We therefore report all-pathway URPS separately from the OB/GYN-based share, because all-pathway URPS includes urology-trained subspecialists who are not gynecologists.</w:t>
       </w:r>
     </w:p>
     <w:p>
@@ -626,7 +640,7 @@
         <w:pStyle w:val="BodyText"/>
       </w:pPr>
       <w:r>
-        <w:t xml:space="preserve">Certification-gated classification assigned URPS or MIGS status only beginning in the ABOG subspecialty certification year (sub1startdate, distinct from the initial OB/GYN board date). Earlier years were classified using the annual CMS provider type. Because certification generally follows the start of subspecialty practice, this scenario may misclassify genuine pre-certification subspecialty practice and therefore tends to produce a steeper slope. We treat the two approaches as plausible scenarios rather than formal bounds.</w:t>
+        <w:t xml:space="preserve">Certification-gated classification assigned URPS or MIGS status only beginning in the recorded subspecialty certification year, which is distinct from the initial primary board certification date. Earlier years were classified using the annual CMS provider type. Because certification generally follows the start of subspecialty practice, this scenario may misclassify genuine pre-certification subspecialty practice and therefore tends to produce a steeper slope. We treat the two approaches as plausible scenarios rather than formal bounds.</w:t>
       </w:r>
     </w:p>
     <w:p>
@@ -634,11 +648,11 @@
         <w:pStyle w:val="BodyText"/>
       </w:pPr>
       <w:r>
-        <w:t xml:space="preserve">Modal and ever-URPS/MIGS classifications were additional sensitivity analyses. Urology-pathway URPS status remained fixed because the ABU roster did not include a subspecialty certification date. For pooled distribution, concentration, and volume analyses (Tables 1–3), each physician was assigned to the eventual combined specialty group.</w:t>
+        <w:t xml:space="preserve">Modal and ever-URPS/MIGS classifications were additional sensitivity analyses. Urology-pathway URPS status remained fixed because the corresponding roster did not include a subspecialty certification date. For pooled distribution, concentration, and volume analyses (Tables 1–3), each physician was assigned to the eventual combined specialty group.</w:t>
       </w:r>
     </w:p>
-    <w:bookmarkEnd w:id="14"/>
-    <w:bookmarkStart w:id="15" w:name="cms-data-suppression"/>
+    <w:bookmarkEnd w:id="15"/>
+    <w:bookmarkStart w:id="16" w:name="cms-data-suppression"/>
     <w:p>
       <w:pPr>
         <w:pStyle w:val="Heading3"/>
@@ -655,8 +669,8 @@
         <w:t xml:space="preserve">CMS suppresses provider-service records when a clinician treats fewer than 11 Medicare beneficiaries for a given code in a calendar year. Every observable physician-year in this study therefore represents at least 11 beneficiaries with CPT 57288. Clinicians below that threshold are not visible, so the number and volume of low-volume surgeons cannot be recovered from the PUF. Because suppression may affect the Gini coefficient and HHI differently, full-market concentration is not identified. We therefore report bootstrap confidence intervals and a sensitivity analysis that adds hypothetical suppressed low-volume providers before recalculating concentration.</w:t>
       </w:r>
     </w:p>
-    <w:bookmarkEnd w:id="15"/>
-    <w:bookmarkStart w:id="16" w:name="X46ca734e3ebd5db0ec3b7b3638b7437bae62243"/>
+    <w:bookmarkEnd w:id="16"/>
+    <w:bookmarkStart w:id="17" w:name="X46ca734e3ebd5db0ec3b7b3638b7437bae62243"/>
     <w:p>
       <w:pPr>
         <w:pStyle w:val="Heading3"/>
@@ -726,12 +740,26 @@
         <w:pStyle w:val="BodyText"/>
       </w:pPr>
       <w:r>
-        <w:t xml:space="preserve">Analyses were performed in R version 4.4, with package versions locked through renv. The complete analytic pipeline is available from the corresponding author on reasonable request.</w:t>
+        <w:t xml:space="preserve">Analyses were performed in R version 4.4, with package versions locked through renv. The complete analytic pipeline is publicly available at</w:t>
+      </w:r>
+      <w:r>
+        <w:t xml:space="preserve"> </w:t>
+      </w:r>
+      <w:hyperlink r:id="rId9">
+        <w:r>
+          <w:rPr>
+            <w:rStyle w:val="Hyperlink"/>
+          </w:rPr>
+          <w:t xml:space="preserve">https://github.com/mufflyt/sling-volume-patterns</w:t>
+        </w:r>
+      </w:hyperlink>
+      <w:r>
+        <w:t xml:space="preserve">.</w:t>
       </w:r>
     </w:p>
-    <w:bookmarkEnd w:id="16"/>
     <w:bookmarkEnd w:id="17"/>
-    <w:bookmarkStart w:id="22" w:name="results"/>
+    <w:bookmarkEnd w:id="18"/>
+    <w:bookmarkStart w:id="23" w:name="results"/>
     <w:p>
       <w:pPr>
         <w:pStyle w:val="Heading2"/>
@@ -740,7 +768,7 @@
         <w:t xml:space="preserve">Results</w:t>
       </w:r>
     </w:p>
-    <w:bookmarkStart w:id="18" w:name="cohort-and-annual-volume"/>
+    <w:bookmarkStart w:id="19" w:name="cohort-and-annual-volume"/>
     <w:p>
       <w:pPr>
         <w:pStyle w:val="Heading3"/>
@@ -765,8 +793,8 @@
         <w:t xml:space="preserve">The observed count of reported services fell from 14,939 in 2013 to 10,349 in 2023 (-30.7%). Over the same period the female Part B fee-for-service population contracted from 18.35 million to 15.65 million beneficiaries (-14.7%). In a Poisson model of the annual service count with log fee-for-service enrollment as an offset and a 2020 indicator, the observable utilization rate declined -2.4% per year (rate ratio 0.976, 95% CI 0.955-0.997; about -21.7% over the decade), but with only 11 annual observations and the pandemic interruption this trend was not statistically robust (dispersion-adjusted p = 0.060). The rate reached a low of 45.5 per 100,000 in 2020, consistent with pandemic-related deferral of elective surgery, then partially recovered. The number of observable surgeons also fell, from 742 to 466. A clinically meaningful decline in observable utilization thus remains possible, but the raw service-count drop overstates it because much of that drop reflects the shrinking fee-for-service denominator; because CMS suppresses low-volume physician-years, this is an observable-services rate, not the total national fee-for-service rate.</w:t>
       </w:r>
     </w:p>
-    <w:bookmarkEnd w:id="18"/>
-    <w:bookmarkStart w:id="19" w:name="specialty-distribution-and-trends"/>
+    <w:bookmarkEnd w:id="19"/>
+    <w:bookmarkStart w:id="20" w:name="specialty-distribution-and-trends"/>
     <w:p>
       <w:pPr>
         <w:pStyle w:val="Heading3"/>
@@ -780,7 +808,7 @@
         <w:pStyle w:val="FirstParagraph"/>
       </w:pPr>
       <w:r>
-        <w:t xml:space="preserve">URPS physicians, identified through either certification pathway, performed the majority of observable services (69.3%; Table 1). Separating the two pathways, OB/GYN-pathway URPS (ABOG-certified) was the largest single group: 616 physicians, 77,501 services (59.8%), median annual volume 19 (p25–p75, 14–29). Urology-pathway URPS (ABU roster) added 151 physicians and 12,272 services (9.5%; median 16). Non-URPS urology included 366 physicians and 20,475 services (15.8%; median 15), other non-URPS OB/GYN 337 physicians and 18,328 services (14.2%; median 15), and MIGS 10 physicians (0.7%; median 16). Organizational and unclassifiable billers were excluded from this primary physician cohort; including them changed the major specialty shares only slightly (Supplementary Table S11).</w:t>
+        <w:t xml:space="preserve">URPS physicians, identified through either certification pathway, performed the majority of observable services (69.3%; Table 1). Separating the two pathways, OB/GYN-pathway URPS was the largest single group: 616 physicians, 77,501 services (59.8%), median annual volume 19 (p25–p75, 14–29). Urology-pathway URPS added 151 physicians and 12,272 services (9.5%; median 16). Non-URPS urology included 366 physicians and 20,475 services (15.8%; median 15), other non-URPS OB/GYN 337 physicians and 18,328 services (14.2%; median 15), and MIGS 10 physicians (0.7%; median 16). Organizational and unclassifiable billers were excluded from this primary physician cohort; including them changed the major specialty shares only slightly (Supplementary Table S11).</w:t>
       </w:r>
     </w:p>
     <w:p>
@@ -815,8 +843,8 @@
         <w:t xml:space="preserve">In the Poisson GEE clustered by NPI (reference = OB/GYN-pathway URPS; calendar year centered at 2018), adjusted annual volume at mid-study was lower than OB/GYN-pathway URPS for every other group, including urology-pathway URPS (RR 0.75 (0.66–0.84)), non-URPS urology (RR 0.70 (0.58–0.84)), other non-URPS OB/GYN (RR 0.60 (0.38–0.94)), and MIGS (RR 0.78 (0.47–1.31)) (Table 3). Annual volume was approximately 12% lower in 2020 (RR 0.87 (0.84–0.91); p &lt; 0.001). The specialty-by-year interaction showed that per-physician volume was essentially flat over time for the well-populated groups (OB/GYN-pathway URPS RR 0.999 (0.990-1.007), p = 0.794; urology-pathway URPS RR 0.988 (0.974-1.002), p = 0.091; non-URPS urology RR 0.986 (0.968-1.004), p = 0.132; other OB/GYN RR 0.996 (0.972-1.021), p = 0.764), increasing only for the 10-physician MIGS group (RR 1.086 (1.032-1.142); p = 0.002) (Table 3). A negative-binomial mixed model with a random intercept per NPI reproduced the direction but with attenuated magnitude (urology RR 0.78 (0.74–0.82), General OB/GYN RR 0.81 (0.77–0.85), 2020 RR 0.90 (0.87–0.93)); the attenuation is expected because the GEE estimates a population-averaged (marginal) rate ratio whereas the mixed model estimates a physician-conditional one. The one-observation-per-physician secondary analysis agreed (Kruskal-Wallis H = 96.3, df = 4, p &lt; 0.001); URPS volume exceeded urology and other OB/GYN in pairwise comparisons (p &lt; 0.001), with no significant URPS-MIGS difference. Because these models condition on the physician-year being observable above the CMS reporting threshold, the estimand is annual service volume among observable physician-years, not full-workforce practice volume; if non-URPS physicians more often fall below the threshold, the URPS volume advantage may be overstated.</w:t>
       </w:r>
     </w:p>
-    <w:bookmarkEnd w:id="19"/>
-    <w:bookmarkStart w:id="20" w:name="surgeon-volume-and-concentration"/>
+    <w:bookmarkEnd w:id="20"/>
+    <w:bookmarkStart w:id="21" w:name="surgeon-volume-and-concentration"/>
     <w:p>
       <w:pPr>
         <w:pStyle w:val="Heading3"/>
@@ -841,8 +869,8 @@
         <w:t xml:space="preserve">Pooled multi-year concentration was moderate: the Gini coefficient was 0.51 (95% CI 0.48-0.53) for OB/GYN-pathway URPS, 0.52 (95% CI 0.49-0.55) for non-URPS urology, and 0.56 (95% CI 0.52-0.60) for other non-URPS OB/GYN (Table 2). Bootstrap comparisons showed no difference between URPS and urology (difference -0.016 (95% CI -0.050 to +0.021)), whereas URPS was modestly less concentrated than other non-URPS OB/GYN (-0.056 (95% CI -0.097 to -0.010), confidence interval excluding zero). Normalized HHI values were near zero. The effective provider count represented 50% of OB/GYN-pathway URPS physicians, 42% of non-URPS urologists, and 33% of other non-URPS OB/GYN physicians, indicating broad distribution with somewhat greater inequality in the smaller groups. A sensitivity analysis that added hypothetical suppressed low-volume providers increased the Gini, particularly under the 50% scenario (Supplementary Table S8); it therefore supports the narrow conclusion that observable services were not dominated by a handful of surgeons, but not a precise estimate of full-market concentration. MIGS estimates were considered exploratory because only 10 physicians were identified.</w:t>
       </w:r>
     </w:p>
-    <w:bookmarkEnd w:id="20"/>
-    <w:bookmarkStart w:id="21" w:name="observable-participation-over-time"/>
+    <w:bookmarkEnd w:id="21"/>
+    <w:bookmarkStart w:id="22" w:name="observable-participation-over-time"/>
     <w:p>
       <w:pPr>
         <w:pStyle w:val="Heading3"/>
@@ -883,9 +911,9 @@
         <w:t xml:space="preserve">Observable surgeons and the URPS share by practice state are reported as an exploratory secondary analysis in Supplementary Table S7. Because state-by-sex fee-for-service denominators were not available and CMS suppression removes low-volume providers, we do not draw access conclusions from these counts; population-based geographic analysis is reserved for a separate access-focused study.</w:t>
       </w:r>
     </w:p>
-    <w:bookmarkEnd w:id="21"/>
     <w:bookmarkEnd w:id="22"/>
-    <w:bookmarkStart w:id="28" w:name="discussion"/>
+    <w:bookmarkEnd w:id="23"/>
+    <w:bookmarkStart w:id="29" w:name="discussion"/>
     <w:p>
       <w:pPr>
         <w:pStyle w:val="Heading2"/>
@@ -902,7 +930,7 @@
         <w:t xml:space="preserve">This analysis yielded three principal findings. First, URPS physicians, identified through either certification pathway, performed the majority of observable sling services (69.3%; OB/GYN pathway 59.8%, urology pathway 9.5%), and OB/GYN-pathway URPS had the highest adjusted annual volume. Second, under fixed-membership classification the all-pathway URPS share increased substantially, from 58.6% to 75.4%, driven primarily by the OB/GYN pathway, while non-URPS participation declined. Third, within-year surgeon concentration remained stable despite a smaller observable surgeon pool. These findings describe a shift in claims-visible fee-for-service practice rather than increasing individual volume or concentration. They should be interpreted as practice patterns, not direct evidence of entry into or exit from the clinical workforce.</w:t>
       </w:r>
     </w:p>
-    <w:bookmarkStart w:id="23" w:name="specialty-distribution-in-context"/>
+    <w:bookmarkStart w:id="24" w:name="specialty-distribution-in-context"/>
     <w:p>
       <w:pPr>
         <w:pStyle w:val="Heading3"/>
@@ -960,7 +988,7 @@
         <w:pStyle w:val="BodyText"/>
       </w:pPr>
       <w:r>
-        <w:t xml:space="preserve">Including both certification pathways was essential. Linking the ABU roster reclassified 151 urology-typed physicians, representing 9.5% of all observable services, as urology-pathway URPS. This pathway-neutral definition reflects differences in operative case volume between urology- and gynecology-based URPS fellowships</w:t>
+        <w:t xml:space="preserve">Including both certification pathways was essential. Linking the urology-pathway certification roster reclassified 151 urology-typed physicians, representing 9.5% of all observable services, as urology-pathway URPS. This pathway-neutral definition reflects differences in operative case volume between urology- and gynecology-based URPS fellowships</w:t>
       </w:r>
       <w:r>
         <w:rPr>
@@ -987,8 +1015,8 @@
         <w:t xml:space="preserve">Classifying these subspecialists as general urologists would understate the URPS share and overstate non-URPS urology.</w:t>
       </w:r>
     </w:p>
-    <w:bookmarkEnd w:id="23"/>
-    <w:bookmarkStart w:id="24" w:name="X20e52b27fb040b539cc76dcaad27d56a4599e1f"/>
+    <w:bookmarkEnd w:id="24"/>
+    <w:bookmarkStart w:id="25" w:name="X20e52b27fb040b539cc76dcaad27d56a4599e1f"/>
     <w:p>
       <w:pPr>
         <w:pStyle w:val="Heading3"/>
@@ -1061,8 +1089,8 @@
         <w:t xml:space="preserve">The fee-for-service Medicare medians of 15–19 observable services per year cannot be compared directly with all-payer thresholds. The PUF excludes younger patients, Medicare Advantage, commercial insurance, and physician-years below the suppression threshold; total surgeon volume may therefore exceed the observed Medicare count, but cannot be inferred precisely.</w:t>
       </w:r>
     </w:p>
-    <w:bookmarkEnd w:id="24"/>
-    <w:bookmarkStart w:id="25" w:name="Xeba63cdbe7e55f692c5bff6cdf1a4548a22ac38"/>
+    <w:bookmarkEnd w:id="25"/>
+    <w:bookmarkStart w:id="26" w:name="Xeba63cdbe7e55f692c5bff6cdf1a4548a22ac38"/>
     <w:p>
       <w:pPr>
         <w:pStyle w:val="Heading3"/>
@@ -1131,8 +1159,8 @@
         <w:t xml:space="preserve">and continued surveillance will be needed to determine whether changing treatment preferences alter specialty-specific sling volume.</w:t>
       </w:r>
     </w:p>
-    <w:bookmarkEnd w:id="25"/>
-    <w:bookmarkStart w:id="26" w:name="limitations"/>
+    <w:bookmarkEnd w:id="26"/>
+    <w:bookmarkStart w:id="27" w:name="limitations"/>
     <w:p>
       <w:pPr>
         <w:pStyle w:val="Heading3"/>
@@ -1154,7 +1182,7 @@
         <w:pStyle w:val="BodyText"/>
       </w:pPr>
       <w:r>
-        <w:t xml:space="preserve">Third, specialty classification depends on annual CMS provider type and ABOG and ABU roster linkage. Fellowship-trained physicians who were not board certified may be misclassified, and the Other/uncertain group contains nonphysician and incompletely classified individual billers. Although organizational NPIs were excluded and alternative handling of ambiguous billers was examined, residual misclassification is possible. Fourth, the market-share trend is not point identified. Fixed membership assigns eventual subspecialty status to pre-certification years, whereas certification-gated classification may assign genuine subspecialty practice to an earlier general category. We therefore present these as plausible scenarios rather than formal bounds.</w:t>
+        <w:t xml:space="preserve">Third, specialty classification depends on annual CMS provider type and subspecialty certification roster linkage. Fellowship-trained physicians who were not board certified may be misclassified, and the Other/uncertain group contains nonphysician and incompletely classified individual billers. Although organizational NPIs were excluded and alternative handling of ambiguous billers was examined, residual misclassification is possible. Fourth, the market-share trend is not point identified. Fixed membership assigns eventual subspecialty status to pre-certification years, whereas certification-gated classification may assign genuine subspecialty practice to an earlier general category. We therefore present these as plausible scenarios rather than formal bounds.</w:t>
       </w:r>
     </w:p>
     <w:p>
@@ -1165,8 +1193,8 @@
         <w:t xml:space="preserve">Approximately 8% of URPS physicians lacked a matched certification year, and urology-pathway URPS status remained fixed because a urology subspecialty certification date was unavailable. Finally, reported line-service units (Tot_Srvcs) may not correspond exactly to unique operations because of claim-line, unit-count, and modifier conventions, and should be interpreted as reported services rather than unique operations.</w:t>
       </w:r>
     </w:p>
-    <w:bookmarkEnd w:id="26"/>
-    <w:bookmarkStart w:id="27" w:name="strengths"/>
+    <w:bookmarkEnd w:id="27"/>
+    <w:bookmarkStart w:id="28" w:name="strengths"/>
     <w:p>
       <w:pPr>
         <w:pStyle w:val="Heading3"/>
@@ -1183,9 +1211,9 @@
         <w:t xml:space="preserve">Strengths include a national sample of publicly reported, nonsuppressed fee-for-service provider-service records; identification of URPS physicians through both certification pathways; explicit separation of organizational and ambiguous billers; within-year and pooled concentration measures with bootstrap confidence intervals; models that account for repeated physician observations; multiple classification sensitivities; and a fully reproducible analytic pipeline.</w:t>
       </w:r>
     </w:p>
-    <w:bookmarkEnd w:id="27"/>
     <w:bookmarkEnd w:id="28"/>
-    <w:bookmarkStart w:id="29" w:name="conclusions"/>
+    <w:bookmarkEnd w:id="29"/>
+    <w:bookmarkStart w:id="30" w:name="conclusions"/>
     <w:p>
       <w:pPr>
         <w:pStyle w:val="Heading2"/>
@@ -1202,8 +1230,8 @@
         <w:t xml:space="preserve">Among physician-years observable in fee-for-service Medicare, URPS physicians performed most reported sling services for stress urinary incontinence, and their share increased from 2013 through 2023. The increase was driven primarily by the OB/GYN pathway and declining observable participation among non-URPS clinicians, not by increasing surgeon-level concentration. Because the PUF excludes low-volume physician-years and Medicare Advantage claims and does not distinguish synthetic midurethral from fascial sling procedures, these results describe observable Medicare service patterns rather than the complete national sling market or clinical workforce. All-payer studies linking volume, outcomes, and geographic access are needed before drawing credentialing conclusions.</w:t>
       </w:r>
     </w:p>
-    <w:bookmarkEnd w:id="29"/>
-    <w:bookmarkStart w:id="31" w:name="references"/>
+    <w:bookmarkEnd w:id="30"/>
+    <w:bookmarkStart w:id="32" w:name="references"/>
     <w:p>
       <w:pPr>
         <w:pStyle w:val="Heading2"/>
@@ -1286,7 +1314,7 @@
       <w:r>
         <w:t xml:space="preserve"> </w:t>
       </w:r>
-      <w:hyperlink r:id="rId30">
+      <w:hyperlink r:id="rId31">
         <w:r>
           <w:rPr>
             <w:rStyle w:val="Hyperlink"/>
@@ -1473,8 +1501,8 @@
         </w:pict>
       </w:r>
     </w:p>
-    <w:bookmarkEnd w:id="31"/>
-    <w:bookmarkStart w:id="32" w:name="tables"/>
+    <w:bookmarkEnd w:id="32"/>
+    <w:bookmarkStart w:id="33" w:name="tables"/>
     <w:p>
       <w:pPr>
         <w:pStyle w:val="Heading2"/>
@@ -3352,10 +3380,10 @@
         <w:tblLook w:firstRow="1" w:lastRow="0" w:firstColumn="0" w:lastColumn="0" w:noHBand="0" w:noVBand="0" w:val="0020"/>
       </w:tblPr>
       <w:tblGrid>
-        <w:gridCol w:w="4698"/>
-        <w:gridCol w:w="1275"/>
-        <w:gridCol w:w="1141"/>
-        <w:gridCol w:w="805"/>
+        <w:gridCol w:w="4950"/>
+        <w:gridCol w:w="1175"/>
+        <w:gridCol w:w="1051"/>
+        <w:gridCol w:w="742"/>
       </w:tblGrid>
       <w:tr>
         <w:trPr>
@@ -3414,7 +3442,7 @@
               <w:pStyle w:val="Compact"/>
             </w:pPr>
             <w:r>
-              <w:t xml:space="preserve">Fixed membership: OB/GYN-based share (ABOG-URPS + MIGS + Gen OB/GYN)</w:t>
+              <w:t xml:space="preserve">Fixed membership: OB/GYN-based share (OB/GYN-pathway URPS + MIGS + Gen OB/GYN)</w:t>
             </w:r>
           </w:p>
         </w:tc>
@@ -3706,8 +3734,8 @@
         </w:pict>
       </w:r>
     </w:p>
-    <w:bookmarkEnd w:id="32"/>
-    <w:bookmarkStart w:id="42" w:name="figures"/>
+    <w:bookmarkEnd w:id="33"/>
+    <w:bookmarkStart w:id="43" w:name="figures"/>
     <w:p>
       <w:pPr>
         <w:pStyle w:val="Heading2"/>
@@ -3725,18 +3753,18 @@
           <wp:inline>
             <wp:extent cx="5334000" cy="3259666"/>
             <wp:effectExtent b="0" l="0" r="0" t="0"/>
-            <wp:docPr descr="" title="" id="34" name="Picture"/>
+            <wp:docPr descr="" title="" id="35" name="Picture"/>
             <a:graphic>
               <a:graphicData uri="http://schemas.openxmlformats.org/drawingml/2006/picture">
                 <pic:pic>
                   <pic:nvPicPr>
-                    <pic:cNvPr descr="/Volumes/MufflySamsung%201/sling-volume-patterns/output/figures/figure_rate_per_100k.png" id="35" name="Picture"/>
+                    <pic:cNvPr descr="/Volumes/MufflySamsung%201/sling-volume-patterns/output/figures/figure_rate_per_100k.png" id="36" name="Picture"/>
                     <pic:cNvPicPr>
                       <a:picLocks noChangeArrowheads="1" noChangeAspect="1"/>
                     </pic:cNvPicPr>
                   </pic:nvPicPr>
                   <pic:blipFill>
-                    <a:blip r:embed="rId33"/>
+                    <a:blip r:embed="rId34"/>
                     <a:stretch>
                       <a:fillRect/>
                     </a:stretch>
@@ -3790,18 +3818,18 @@
           <wp:inline>
             <wp:extent cx="5334000" cy="3368842"/>
             <wp:effectExtent b="0" l="0" r="0" t="0"/>
-            <wp:docPr descr="" title="" id="37" name="Picture"/>
+            <wp:docPr descr="" title="" id="38" name="Picture"/>
             <a:graphic>
               <a:graphicData uri="http://schemas.openxmlformats.org/drawingml/2006/picture">
                 <pic:pic>
                   <pic:nvPicPr>
-                    <pic:cNvPr descr="/Volumes/MufflySamsung%201/sling-volume-patterns/output/figures/figure_market_share.png" id="38" name="Picture"/>
+                    <pic:cNvPr descr="/Volumes/MufflySamsung%201/sling-volume-patterns/output/figures/figure_market_share.png" id="39" name="Picture"/>
                     <pic:cNvPicPr>
                       <a:picLocks noChangeArrowheads="1" noChangeAspect="1"/>
                     </pic:cNvPicPr>
                   </pic:nvPicPr>
                   <pic:blipFill>
-                    <a:blip r:embed="rId36"/>
+                    <a:blip r:embed="rId37"/>
                     <a:stretch>
                       <a:fillRect/>
                     </a:stretch>
@@ -3855,18 +3883,18 @@
           <wp:inline>
             <wp:extent cx="5334000" cy="3879272"/>
             <wp:effectExtent b="0" l="0" r="0" t="0"/>
-            <wp:docPr descr="" title="" id="40" name="Picture"/>
+            <wp:docPr descr="" title="" id="41" name="Picture"/>
             <a:graphic>
               <a:graphicData uri="http://schemas.openxmlformats.org/drawingml/2006/picture">
                 <pic:pic>
                   <pic:nvPicPr>
-                    <pic:cNvPr descr="/Volumes/MufflySamsung%201/sling-volume-patterns/output/figures/figure_classification_flow.png" id="41" name="Picture"/>
+                    <pic:cNvPr descr="/Volumes/MufflySamsung%201/sling-volume-patterns/output/figures/figure_classification_flow.png" id="42" name="Picture"/>
                     <pic:cNvPicPr>
                       <a:picLocks noChangeArrowheads="1" noChangeAspect="1"/>
                     </pic:cNvPicPr>
                   </pic:nvPicPr>
                   <pic:blipFill>
-                    <a:blip r:embed="rId39"/>
+                    <a:blip r:embed="rId40"/>
                     <a:stretch>
                       <a:fillRect/>
                     </a:stretch>
@@ -3908,7 +3936,7 @@
         <w:t xml:space="preserve"> </w:t>
       </w:r>
       <w:r>
-        <w:t xml:space="preserve">Provider-classification flow for CPT 57288. Billers are assigned to specialty groups by CMS provider type cross-referenced with the ABOG and ABU rosters. Billers with neither an OB/GYN nor urology CMS type and no ABOG match (323 NPIs) are predominantly organizations and non-physician clinicians; organizational NPIs (NPPES entity type 2: ambulatory surgical centers, hospitals, laboratories; 123) are excluded and the remaining individual clinicians (200) form an Other/uncertain group, rather than being counted as urologists. Specialty-specific counts exceed the analytic cohort because some physicians changed groups across years.</w:t>
+        <w:t xml:space="preserve">Provider-classification flow for CPT 57288. Billers are assigned to specialty groups by CMS provider type cross-referenced with subspecialty certification rosters. Billers with neither an OB/GYN nor urology CMS type and no subspecialty certification match (323 NPIs) are predominantly organizations and non-physician clinicians; organizational NPIs (NPPES entity type 2: ambulatory surgical centers, hospitals, laboratories; 123) are excluded and the remaining individual clinicians (200) form an Other/uncertain group, rather than being counted as urologists. Specialty-specific counts exceed the analytic cohort because some physicians changed groups across years.</w:t>
       </w:r>
     </w:p>
     <w:p>
@@ -3918,8 +3946,8 @@
         </w:pict>
       </w:r>
     </w:p>
-    <w:bookmarkEnd w:id="42"/>
-    <w:bookmarkStart w:id="43" w:name="supplementary-information"/>
+    <w:bookmarkEnd w:id="43"/>
+    <w:bookmarkStart w:id="44" w:name="supplementary-information"/>
     <w:p>
       <w:pPr>
         <w:pStyle w:val="Heading2"/>
@@ -17185,8 +17213,8 @@
         </w:pict>
       </w:r>
     </w:p>
-    <w:bookmarkEnd w:id="43"/>
-    <w:bookmarkStart w:id="56" w:name="supplementary-figures"/>
+    <w:bookmarkEnd w:id="44"/>
+    <w:bookmarkStart w:id="57" w:name="supplementary-figures"/>
     <w:p>
       <w:pPr>
         <w:pStyle w:val="Heading2"/>
@@ -17204,18 +17232,18 @@
           <wp:inline>
             <wp:extent cx="5334000" cy="3810000"/>
             <wp:effectExtent b="0" l="0" r="0" t="0"/>
-            <wp:docPr descr="" title="" id="45" name="Picture"/>
+            <wp:docPr descr="" title="" id="46" name="Picture"/>
             <a:graphic>
               <a:graphicData uri="http://schemas.openxmlformats.org/drawingml/2006/picture">
                 <pic:pic>
                   <pic:nvPicPr>
-                    <pic:cNvPr descr="/Volumes/MufflySamsung%201/sling-volume-patterns/output/figures/figure_2_volume_distribution.png" id="46" name="Picture"/>
+                    <pic:cNvPr descr="/Volumes/MufflySamsung%201/sling-volume-patterns/output/figures/figure_2_volume_distribution.png" id="47" name="Picture"/>
                     <pic:cNvPicPr>
                       <a:picLocks noChangeArrowheads="1" noChangeAspect="1"/>
                     </pic:cNvPicPr>
                   </pic:nvPicPr>
                   <pic:blipFill>
-                    <a:blip r:embed="rId44"/>
+                    <a:blip r:embed="rId45"/>
                     <a:stretch>
                       <a:fillRect/>
                     </a:stretch>
@@ -17269,18 +17297,18 @@
           <wp:inline>
             <wp:extent cx="5334000" cy="5334000"/>
             <wp:effectExtent b="0" l="0" r="0" t="0"/>
-            <wp:docPr descr="" title="" id="48" name="Picture"/>
+            <wp:docPr descr="" title="" id="49" name="Picture"/>
             <a:graphic>
               <a:graphicData uri="http://schemas.openxmlformats.org/drawingml/2006/picture">
                 <pic:pic>
                   <pic:nvPicPr>
-                    <pic:cNvPr descr="/Volumes/MufflySamsung%201/sling-volume-patterns/output/figures/figure_3_lorenz_curve.png" id="49" name="Picture"/>
+                    <pic:cNvPr descr="/Volumes/MufflySamsung%201/sling-volume-patterns/output/figures/figure_3_lorenz_curve.png" id="50" name="Picture"/>
                     <pic:cNvPicPr>
                       <a:picLocks noChangeArrowheads="1" noChangeAspect="1"/>
                     </pic:cNvPicPr>
                   </pic:nvPicPr>
                   <pic:blipFill>
-                    <a:blip r:embed="rId47"/>
+                    <a:blip r:embed="rId48"/>
                     <a:stretch>
                       <a:fillRect/>
                     </a:stretch>
@@ -17334,18 +17362,18 @@
           <wp:inline>
             <wp:extent cx="5334000" cy="4148666"/>
             <wp:effectExtent b="0" l="0" r="0" t="0"/>
-            <wp:docPr descr="" title="" id="51" name="Picture"/>
+            <wp:docPr descr="" title="" id="52" name="Picture"/>
             <a:graphic>
               <a:graphicData uri="http://schemas.openxmlformats.org/drawingml/2006/picture">
                 <pic:pic>
                   <pic:nvPicPr>
-                    <pic:cNvPr descr="/Volumes/MufflySamsung%201/sling-volume-patterns/output/figures/figure_4_concentration_trends.png" id="52" name="Picture"/>
+                    <pic:cNvPr descr="/Volumes/MufflySamsung%201/sling-volume-patterns/output/figures/figure_4_concentration_trends.png" id="53" name="Picture"/>
                     <pic:cNvPicPr>
                       <a:picLocks noChangeArrowheads="1" noChangeAspect="1"/>
                     </pic:cNvPicPr>
                   </pic:nvPicPr>
                   <pic:blipFill>
-                    <a:blip r:embed="rId50"/>
+                    <a:blip r:embed="rId51"/>
                     <a:stretch>
                       <a:fillRect/>
                     </a:stretch>
@@ -17399,18 +17427,18 @@
           <wp:inline>
             <wp:extent cx="5334000" cy="2963333"/>
             <wp:effectExtent b="0" l="0" r="0" t="0"/>
-            <wp:docPr descr="" title="" id="54" name="Picture"/>
+            <wp:docPr descr="" title="" id="55" name="Picture"/>
             <a:graphic>
               <a:graphicData uri="http://schemas.openxmlformats.org/drawingml/2006/picture">
                 <pic:pic>
                   <pic:nvPicPr>
-                    <pic:cNvPr descr="/Volumes/MufflySamsung%201/sling-volume-patterns/output/figures/figure_5_supply_trends.png" id="55" name="Picture"/>
+                    <pic:cNvPr descr="/Volumes/MufflySamsung%201/sling-volume-patterns/output/figures/figure_5_supply_trends.png" id="56" name="Picture"/>
                     <pic:cNvPicPr>
                       <a:picLocks noChangeArrowheads="1" noChangeAspect="1"/>
                     </pic:cNvPicPr>
                   </pic:nvPicPr>
                   <pic:blipFill>
-                    <a:blip r:embed="rId53"/>
+                    <a:blip r:embed="rId54"/>
                     <a:stretch>
                       <a:fillRect/>
                     </a:stretch>
@@ -17455,7 +17483,7 @@
         <w:t xml:space="preserve">Observable surgeons and total reported services by year and specialty. The decline in the observable surgeon pool was concentrated in urology and General OB/GYN.</w:t>
       </w:r>
     </w:p>
-    <w:bookmarkEnd w:id="56"/>
+    <w:bookmarkEnd w:id="57"/>
     <w:sectPr>
       <w:lnNumType w:countBy="1" w:distance="360" w:restart="continuous"/>
       <w:footnotePr>
